--- a/docs/Proposal Skripsi v2.docx
+++ b/docs/Proposal Skripsi v2.docx
@@ -392,7 +392,6 @@
           <w:b/>
           <w:bCs/>
         </w:rPr>
-        <w:br w:type="page"/>
       </w:r>
     </w:p>
     <w:p>
@@ -400,7 +399,6 @@
         <w:pStyle w:val="Heading1"/>
       </w:pPr>
       <w:r>
-        <w:lastRenderedPageBreak/>
         <w:t>BAB I</w:t>
       </w:r>
       <w:r>
@@ -424,7 +422,17 @@
     </w:p>
     <w:p>
       <w:r>
-        <w:t xml:space="preserve">Perkembangan teknologi informasi yang semakin pesat telah memberikan pengaruh terhadap berbagai bidang usaha, termasuk usaha jasa potong rambut. Pemanfaatan teknologi informasi dapat membantu pelaku usaha dalam melakukan pencatatan transaksi, pengolahan data, dan penyusunan laporan secara lebih terstruktur. Digitalisasi menjadi salah satu solusi untuk mengurangi keterlambatan informasi, kesalahan pencatatan, dan kesulitan dalam melakukan rekapitulasi data. Pada konteks barbershop, beberapa penelitian menunjukkan bahwa aplikasi berbasis </w:t>
+        <w:t xml:space="preserve">Perkembangan teknologi informasi yang semakin pesat telah memberikan pengaruh terhadap berbagai bidang usaha, termasuk usaha jasa potong rambut. Pemanfaatan teknologi informasi dapat membantu pelaku usaha dalam melakukan pencatatan transaksi, pengolahan data, dan penyusunan laporan secara lebih terstruktur. Digitalisasi menjadi salah satu solusi untuk mengurangi keterlambatan informasi, kesalahan pencatatan, dan kesulitan dalam melakukan rekapitulasi data. Pada konteks </w:t>
+      </w:r>
+      <w:r>
+        <w:rPr>
+          <w:i/>
+        </w:rPr>
+        <w:t>barbershop</w:t>
+      </w:r>
+      <w:r>
+        <w:rPr/>
+        <w:t xml:space="preserve">, beberapa penelitian menunjukkan bahwa aplikasi berbasis </w:t>
       </w:r>
       <w:r/>
       <w:r>
@@ -435,7 +443,7 @@
       </w:r>
       <w:r/>
       <w:r>
-        <w:t xml:space="preserve"> dapat digunakan untuk membantu pelayanan, pemesanan, pengelolaan informasi, dan antrean pelanggan [1]-[4].</w:t>
+        <w:t xml:space="preserve"> dapat digunakan untuk membantu pelayanan, pemesanan, pengelolaan informasi, dan antrean pelanggan [1], [2], [3], [4].</w:t>
       </w:r>
     </w:p>
     <w:p>
@@ -539,7 +547,17 @@
       </w:r>
       <w:r/>
       <w:r>
-        <w:t xml:space="preserve"> periode Mei 2026, pencatatan yang berjalan sebelumnya telah memanfaatkan Google Spreadsheet untuk membantu penyusunan laporan. Laporan tersebut mencakup buku kas umum, laporan laba/rugi, pendapatan harian </w:t>
+        <w:t xml:space="preserve"> periode Mei 2026, pencatatan yang berjalan sebelumnya telah memanfaatkan </w:t>
+      </w:r>
+      <w:r>
+        <w:rPr>
+          <w:i/>
+        </w:rPr>
+        <w:t>Google Spreadsheet</w:t>
+      </w:r>
+      <w:r>
+        <w:rPr/>
+        <w:t xml:space="preserve"> untuk membantu penyusunan laporan. Laporan tersebut mencakup buku kas umum, laporan laba/rugi, pendapatan harian </w:t>
       </w:r>
       <w:r/>
       <w:r>
@@ -550,7 +568,17 @@
       </w:r>
       <w:r/>
       <w:r>
-        <w:t>, rekapitulasi customer, serta perhitungan pembagian hasil. Penggunaan spreadsheet pada awalnya dapat membantu proses pencatatan, namun penggunaan tersebut masih memiliki beberapa keterbatasan apabila dijadikan sebagai pusat data aplikasi.</w:t>
+        <w:t xml:space="preserve">, rekapitulasi </w:t>
+      </w:r>
+      <w:r>
+        <w:rPr>
+          <w:i/>
+        </w:rPr>
+        <w:t>customer</w:t>
+      </w:r>
+      <w:r>
+        <w:rPr/>
+        <w:t>, serta perhitungan pembagian hasil. Penggunaan spreadsheet pada awalnya dapat membantu proses pencatatan, namun penggunaan tersebut masih memiliki beberapa keterbatasan apabila dijadikan sebagai pusat data aplikasi.</w:t>
       </w:r>
     </w:p>
     <w:p>
@@ -734,7 +762,17 @@
       </w:r>
       <w:r/>
       <w:r>
-        <w:t xml:space="preserve"> yang dikembangkan menggunakan framework </w:t>
+        <w:t xml:space="preserve"> yang dikembangkan menggunakan </w:t>
+      </w:r>
+      <w:r>
+        <w:rPr>
+          <w:i/>
+        </w:rPr>
+        <w:t>framework</w:t>
+      </w:r>
+      <w:r>
+        <w:rPr/>
+        <w:t xml:space="preserve"> </w:t>
       </w:r>
       <w:r/>
       <w:r>
@@ -912,7 +950,17 @@
       </w:r>
       <w:r/>
       <w:r>
-        <w:t xml:space="preserve">, seperti autentikasi pengguna dan penyimpanan data secara online. Penggunaan </w:t>
+        <w:t xml:space="preserve">, seperti autentikasi pengguna dan penyimpanan data secara </w:t>
+      </w:r>
+      <w:r>
+        <w:rPr>
+          <w:i/>
+        </w:rPr>
+        <w:t>online</w:t>
+      </w:r>
+      <w:r>
+        <w:rPr/>
+        <w:t xml:space="preserve">. Penggunaan </w:t>
       </w:r>
       <w:r/>
       <w:r>
@@ -923,7 +971,17 @@
       </w:r>
       <w:r/>
       <w:r>
-        <w:t xml:space="preserve"> online diperlukan agar data pengguna, </w:t>
+        <w:t xml:space="preserve"> </w:t>
+      </w:r>
+      <w:r>
+        <w:rPr>
+          <w:i/>
+        </w:rPr>
+        <w:t>online</w:t>
+      </w:r>
+      <w:r>
+        <w:rPr/>
+        <w:t xml:space="preserve"> diperlukan agar data pengguna, </w:t>
       </w:r>
       <w:r/>
       <w:r>
@@ -1020,7 +1078,17 @@
       </w:r>
       <w:r/>
       <w:r>
-        <w:t xml:space="preserve"> Pengelolaan Pendapatan dan Pembagian Hasil Capster pada </w:t>
+        <w:t xml:space="preserve"> Pengelolaan Pendapatan dan Pembagian Hasil </w:t>
+      </w:r>
+      <w:r>
+        <w:rPr>
+          <w:i/>
+        </w:rPr>
+        <w:t>Capster</w:t>
+      </w:r>
+      <w:r>
+        <w:rPr/>
+        <w:t xml:space="preserve"> pada </w:t>
       </w:r>
       <w:r/>
       <w:r>
@@ -1216,7 +1284,17 @@
       </w:r>
       <w:r/>
       <w:r>
-        <w:t xml:space="preserve"> digunakan oleh pengguna internal yang terdiri atas Admin/Pengelola, Admin Harian, Capster, dan Pemilik.</w:t>
+        <w:t xml:space="preserve"> digunakan oleh pengguna internal yang terdiri atas Admin/Pengelola, Admin Harian, </w:t>
+      </w:r>
+      <w:r>
+        <w:rPr>
+          <w:i/>
+        </w:rPr>
+        <w:t>Capster</w:t>
+      </w:r>
+      <w:r>
+        <w:rPr/>
+        <w:t>, dan Pemilik.</w:t>
       </w:r>
     </w:p>
     <w:p>
@@ -1344,7 +1422,17 @@
         <w:ind w:left="851" w:hanging="284"/>
       </w:pPr>
       <w:r>
-        <w:t>Sistem tidak membahas pemesanan pelanggan, antrean pelanggan, pembayaran online, sistem kasir penuh, serta pengelolaan stok produk.</w:t>
+        <w:t xml:space="preserve">Sistem tidak membahas pemesanan pelanggan, antrean pelanggan, pembayaran </w:t>
+      </w:r>
+      <w:r>
+        <w:rPr>
+          <w:i/>
+        </w:rPr>
+        <w:t>online</w:t>
+      </w:r>
+      <w:r>
+        <w:rPr/>
+        <w:t>, sistem kasir penuh, serta pengelolaan stok produk.</w:t>
       </w:r>
     </w:p>
     <w:p>
@@ -1586,7 +1674,17 @@
       </w:r>
       <w:r/>
       <w:r>
-        <w:t xml:space="preserve"> menggunakan framework </w:t>
+        <w:t xml:space="preserve"> menggunakan </w:t>
+      </w:r>
+      <w:r>
+        <w:rPr>
+          <w:i/>
+        </w:rPr>
+        <w:t>framework</w:t>
+      </w:r>
+      <w:r>
+        <w:rPr/>
+        <w:t xml:space="preserve"> </w:t>
       </w:r>
       <w:r/>
       <w:r>
@@ -1776,7 +1874,6 @@
         <w:ind w:left="1134" w:hanging="283"/>
       </w:pPr>
       <w:r>
-        <w:lastRenderedPageBreak/>
         <w:t>Mengurangi risiko kesalahan input data dan manipulasi pencatatan pendapatan melalui pembatasan hak akses serta pencatatan identitas penginput.</w:t>
       </w:r>
     </w:p>
@@ -2107,7 +2204,6 @@
           <w:b/>
           <w:bCs/>
         </w:rPr>
-        <w:lastRenderedPageBreak/>
         <w:t>BAB 4 : PEMBAHASAN DAN HASIL</w:t>
       </w:r>
     </w:p>
@@ -2172,7 +2268,6 @@
         <w:pStyle w:val="Heading1"/>
       </w:pPr>
       <w:r>
-        <w:lastRenderedPageBreak/>
         <w:t>BAB II</w:t>
       </w:r>
       <w:r>
@@ -2410,7 +2505,23 @@
               <w:ind w:left="0" w:firstLineChars="14" w:firstLine="34"/>
             </w:pPr>
             <w:r>
-              <w:t>Pengembangan Sistem Aplikasi Barbershop Berbasis Android untuk Meningkatkan Efisiensi dan Efektivitas Pelayanan di Barbershop</w:t>
+              <w:t xml:space="preserve">Pengembangan Sistem Aplikasi </w:t>
+            </w:r>
+            <w:r>
+              <w:rPr>
+                <w:i/>
+              </w:rPr>
+              <w:t>Barbershop</w:t>
+            </w:r>
+            <w:r>
+              <w:rPr/>
+              <w:t xml:space="preserve"> Berbasis Android untuk Meningkatkan Efisiensi dan Efektivitas Pelayanan di </w:t>
+            </w:r>
+            <w:r>
+              <w:rPr>
+                <w:i/>
+              </w:rPr>
+              <w:t>Barbershop</w:t>
             </w:r>
             <w:r>
               <w:rPr>
@@ -2456,7 +2567,17 @@
               <w:ind w:left="0" w:firstLine="0"/>
             </w:pPr>
             <w:r>
-              <w:t>Penelitian menghasilkan aplikasi barbershop berbasis Android yang membantu proses pemesanan layanan, pemilihan barberman, dan pemilihan waktu layanan sehingga pelayanan menjadi lebih efektif dan efisien.</w:t>
+              <w:t xml:space="preserve">Penelitian menghasilkan aplikasi </w:t>
+            </w:r>
+            <w:r>
+              <w:rPr>
+                <w:i/>
+              </w:rPr>
+              <w:t>barbershop</w:t>
+            </w:r>
+            <w:r>
+              <w:rPr/>
+              <w:t xml:space="preserve"> berbasis Android yang membantu proses pemesanan layanan, pemilihan barberman, dan pemilihan waktu layanan sehingga pelayanan menjadi lebih efektif dan efisien.</w:t>
             </w:r>
             <w:r>
               <w:rPr>
@@ -2482,7 +2603,17 @@
               <w:ind w:left="33" w:firstLine="0"/>
             </w:pPr>
             <w:r>
-              <w:t>Penelitian terdahulu berfokus pada pemesanan layanan pelanggan, sedangkan penelitian ini berfokus pada pengelolaan pendapatan harian capster, buku kas umum, operasional, pembagian hasil, dan pembatasan hak akses pengguna.</w:t>
+              <w:t xml:space="preserve">Penelitian terdahulu berfokus pada pemesanan layanan pelanggan, sedangkan penelitian ini berfokus pada pengelolaan pendapatan harian </w:t>
+            </w:r>
+            <w:r>
+              <w:rPr>
+                <w:i/>
+              </w:rPr>
+              <w:t>capster</w:t>
+            </w:r>
+            <w:r>
+              <w:rPr/>
+              <w:t>, buku kas umum, operasional, pembagian hasil, dan pembatasan hak akses pengguna.</w:t>
             </w:r>
             <w:proofErr w:type="spellStart"/>
             <w:r/>
@@ -2551,7 +2682,17 @@
               <w:ind w:left="0" w:firstLineChars="14" w:firstLine="34"/>
             </w:pPr>
             <w:r>
-              <w:t>Aplikasi Pemesanan Online Barbershop Berbasis Android untuk Meningkatkan Layanan</w:t>
+              <w:t xml:space="preserve">Aplikasi Pemesanan Online </w:t>
+            </w:r>
+            <w:r>
+              <w:rPr>
+                <w:i/>
+              </w:rPr>
+              <w:t>Barbershop</w:t>
+            </w:r>
+            <w:r>
+              <w:rPr/>
+              <w:t xml:space="preserve"> Berbasis Android untuk Meningkatkan Layanan</w:t>
             </w:r>
             <w:r>
               <w:rPr>
@@ -2581,7 +2722,22 @@
               <w:ind w:left="0" w:firstLineChars="12" w:firstLine="29"/>
             </w:pPr>
             <w:r>
-              <w:t>Waterfall dan Black Box Testing</w:t>
+              <w:rPr>
+                <w:i/>
+              </w:rPr>
+              <w:t>Waterfall</w:t>
+            </w:r>
+            <w:r>
+              <w:rPr>
+                <w:i/>
+              </w:rPr>
+              <w:t xml:space="preserve"> dan </w:t>
+            </w:r>
+            <w:r>
+              <w:rPr>
+                <w:i/>
+              </w:rPr>
+              <w:t>Black Box Testing</w:t>
             </w:r>
             <w:r>
               <w:rPr>
@@ -2599,7 +2755,27 @@
               <w:ind w:left="0" w:firstLine="0"/>
             </w:pPr>
             <w:r>
-              <w:t>Penelitian menghasilkan aplikasi pemesanan online barbershop berbasis Android yang membantu pelanggan mengatur jadwal layanan dan mengurangi proses pendataan manual.</w:t>
+              <w:t xml:space="preserve">Penelitian menghasilkan aplikasi pemesanan </w:t>
+            </w:r>
+            <w:r>
+              <w:rPr>
+                <w:i/>
+              </w:rPr>
+              <w:t>online</w:t>
+            </w:r>
+            <w:r>
+              <w:rPr/>
+              <w:t xml:space="preserve"> </w:t>
+            </w:r>
+            <w:r>
+              <w:rPr>
+                <w:i/>
+              </w:rPr>
+              <w:t>barbershop</w:t>
+            </w:r>
+            <w:r>
+              <w:rPr/>
+              <w:t xml:space="preserve"> berbasis Android yang membantu pelanggan mengatur jadwal layanan dan mengurangi proses pendataan manual.</w:t>
             </w:r>
             <w:r>
               <w:rPr>
@@ -2624,7 +2800,27 @@
               <w:ind w:left="33" w:firstLine="0"/>
             </w:pPr>
             <w:r>
-              <w:t>Penelitian terdahulu menitikberatkan pada booking dan layanan pelanggan, sedangkan penelitian ini menitikberatkan pada sistem internal untuk pencatatan pendapatan, pengendalian input oleh admin harian, dan laporan pembagian hasil capster.</w:t>
+              <w:t xml:space="preserve">Penelitian terdahulu menitikberatkan pada </w:t>
+            </w:r>
+            <w:r>
+              <w:rPr>
+                <w:i/>
+              </w:rPr>
+              <w:t>booking</w:t>
+            </w:r>
+            <w:r>
+              <w:rPr/>
+              <w:t xml:space="preserve"> dan layanan pelanggan, sedangkan penelitian ini menitikberatkan pada sistem internal untuk pencatatan pendapatan, pengendalian input oleh admin harian, dan laporan pembagian hasil </w:t>
+            </w:r>
+            <w:r>
+              <w:rPr>
+                <w:i/>
+              </w:rPr>
+              <w:t>capster</w:t>
+            </w:r>
+            <w:r>
+              <w:rPr/>
+              <w:t>.</w:t>
             </w:r>
             <w:proofErr w:type="spellStart"/>
             <w:r>
@@ -2683,7 +2879,23 @@
               <w:ind w:left="0" w:firstLineChars="14" w:firstLine="34"/>
             </w:pPr>
             <w:r>
-              <w:t>Pengembangan Sistem Aplikasi Barbershop Berbasis Android Untuk Menumbuh Kembangkan Usaha Barbershop</w:t>
+              <w:t xml:space="preserve">Pengembangan Sistem Aplikasi </w:t>
+            </w:r>
+            <w:r>
+              <w:rPr>
+                <w:i/>
+              </w:rPr>
+              <w:t>Barbershop</w:t>
+            </w:r>
+            <w:r>
+              <w:rPr/>
+              <w:t xml:space="preserve"> Berbasis Android Untuk Menumbuh Kembangkan Usaha </w:t>
+            </w:r>
+            <w:r>
+              <w:rPr>
+                <w:i/>
+              </w:rPr>
+              <w:t>Barbershop</w:t>
             </w:r>
             <w:r>
               <w:rPr>
@@ -2724,7 +2936,43 @@
                 <w:i/>
                 <w:iCs/>
               </w:rPr>
-              <w:t>Penelitian menghasilkan aplikasi barbershop yang memudahkan pengguna memperoleh informasi, memilih layanan, dan melakukan pemesanan jasa barbershop.</w:t>
+              <w:t xml:space="preserve">Penelitian menghasilkan aplikasi </w:t>
+            </w:r>
+            <w:r>
+              <w:rPr>
+                <w:i/>
+              </w:rPr>
+              <w:t>barbershop</w:t>
+            </w:r>
+            <w:r>
+              <w:rPr>
+                <w:i/>
+              </w:rPr>
+              <w:t xml:space="preserve"> yang memudahkan pengguna mempe</w:t>
+            </w:r>
+            <w:r>
+              <w:rPr>
+                <w:i/>
+              </w:rPr>
+              <w:t>role</w:t>
+            </w:r>
+            <w:r>
+              <w:rPr>
+                <w:i/>
+              </w:rPr>
+              <w:t xml:space="preserve">h informasi, memilih layanan, dan melakukan pemesanan jasa </w:t>
+            </w:r>
+            <w:r>
+              <w:rPr>
+                <w:i/>
+              </w:rPr>
+              <w:t>barbershop</w:t>
+            </w:r>
+            <w:r>
+              <w:rPr>
+                <w:i/>
+              </w:rPr>
+              <w:t>.</w:t>
             </w:r>
             <w:r/>
           </w:p>
@@ -2738,7 +2986,17 @@
               <w:ind w:left="33" w:firstLine="0"/>
             </w:pPr>
             <w:r>
-              <w:t>Penelitian terdahulu berorientasi pada informasi dan pemesanan layanan, sedangkan penelitian ini mengembangkan aplikasi pengelolaan keuangan internal dengan perhitungan pendapatan bersih, bagian capster, dan bagian pondok.</w:t>
+              <w:t xml:space="preserve">Penelitian terdahulu berorientasi pada informasi dan pemesanan layanan, sedangkan penelitian ini mengembangkan aplikasi pengelolaan keuangan internal dengan perhitungan pendapatan bersih, bagian </w:t>
+            </w:r>
+            <w:r>
+              <w:rPr>
+                <w:i/>
+              </w:rPr>
+              <w:t>capster</w:t>
+            </w:r>
+            <w:r>
+              <w:rPr/>
+              <w:t>, dan bagian pondok.</w:t>
             </w:r>
             <w:r>
               <w:rPr>
@@ -2798,7 +3056,33 @@
               <w:ind w:left="0" w:firstLineChars="14" w:firstLine="34"/>
             </w:pPr>
             <w:r>
-              <w:t>Aplikasi Client Server Berbasis Android pada Barbershop The Barbega Menggunakan Model Multi Channel - Single Phase</w:t>
+              <w:t xml:space="preserve">Aplikasi </w:t>
+            </w:r>
+            <w:r>
+              <w:rPr>
+                <w:i/>
+              </w:rPr>
+              <w:t>Client Server</w:t>
+            </w:r>
+            <w:r>
+              <w:rPr/>
+              <w:t xml:space="preserve"> Berbasis Android pada </w:t>
+            </w:r>
+            <w:r>
+              <w:rPr>
+                <w:i/>
+              </w:rPr>
+              <w:t>Barbershop</w:t>
+            </w:r>
+            <w:r>
+              <w:rPr/>
+              <w:t xml:space="preserve"> The Barbega Menggunakan Model </w:t>
+            </w:r>
+            <w:r>
+              <w:rPr>
+                <w:i/>
+              </w:rPr>
+              <w:t>Multi Channel - Single Phase</w:t>
             </w:r>
             <w:r>
               <w:rPr>
@@ -2822,7 +3106,13 @@
                 <w:i/>
                 <w:iCs/>
               </w:rPr>
-              <w:t>Client server dan model antrian Multi Channel - Single Phase</w:t>
+              <w:t xml:space="preserve">Client server dan model antrian </w:t>
+            </w:r>
+            <w:r>
+              <w:rPr>
+                <w:i/>
+              </w:rPr>
+              <w:t>Multi Channel - Single Phase</w:t>
             </w:r>
           </w:p>
         </w:tc>
@@ -2835,7 +3125,37 @@
               <w:ind w:left="0" w:firstLine="0"/>
             </w:pPr>
             <w:r>
-              <w:t>Penelitian menghasilkan aplikasi Android berbasis client server untuk membantu pelanggan melihat dan memesan antrean barbershop secara real time.</w:t>
+              <w:t xml:space="preserve">Penelitian menghasilkan aplikasi Android berbasis </w:t>
+            </w:r>
+            <w:r>
+              <w:rPr>
+                <w:i/>
+              </w:rPr>
+              <w:t>client server</w:t>
+            </w:r>
+            <w:r>
+              <w:rPr/>
+              <w:t xml:space="preserve"> untuk membantu pelanggan melihat dan memesan antrean </w:t>
+            </w:r>
+            <w:r>
+              <w:rPr>
+                <w:i/>
+              </w:rPr>
+              <w:t>barbershop</w:t>
+            </w:r>
+            <w:r>
+              <w:rPr/>
+              <w:t xml:space="preserve"> secara </w:t>
+            </w:r>
+            <w:r>
+              <w:rPr>
+                <w:i/>
+              </w:rPr>
+              <w:t>real time</w:t>
+            </w:r>
+            <w:r>
+              <w:rPr/>
+              <w:t>.</w:t>
             </w:r>
           </w:p>
         </w:tc>
@@ -2848,7 +3168,27 @@
               <w:ind w:left="33" w:firstLine="0"/>
             </w:pPr>
             <w:r>
-              <w:t>Penelitian terdahulu berfokus pada manajemen antrean pelanggan, sedangkan penelitian ini berfokus pada pencatatan pendapatan harian, buku kas umum, biaya operasional, role pengguna, dan laporan pembagian hasil capster.</w:t>
+              <w:t xml:space="preserve">Penelitian terdahulu berfokus pada manajemen antrean pelanggan, sedangkan penelitian ini berfokus pada pencatatan pendapatan harian, buku kas umum, biaya operasional, </w:t>
+            </w:r>
+            <w:r>
+              <w:rPr>
+                <w:i/>
+              </w:rPr>
+              <w:t>role</w:t>
+            </w:r>
+            <w:r>
+              <w:rPr/>
+              <w:t xml:space="preserve"> pengguna, dan laporan pembagian hasil </w:t>
+            </w:r>
+            <w:r>
+              <w:rPr>
+                <w:i/>
+              </w:rPr>
+              <w:t>capster</w:t>
+            </w:r>
+            <w:r>
+              <w:rPr/>
+              <w:t>.</w:t>
             </w:r>
             <w:r>
               <w:rPr>
@@ -2872,7 +3212,17 @@
         <w:keepLines/>
       </w:pPr>
       <w:r>
-        <w:t xml:space="preserve">Berdasarkan rujukan penelitian yang telah disajikan, aplikasi barbershop berbasis </w:t>
+        <w:t xml:space="preserve">Berdasarkan rujukan penelitian yang telah disajikan, aplikasi </w:t>
+      </w:r>
+      <w:r>
+        <w:rPr>
+          <w:i/>
+        </w:rPr>
+        <w:t>barbershop</w:t>
+      </w:r>
+      <w:r>
+        <w:rPr/>
+        <w:t xml:space="preserve"> berbasis </w:t>
       </w:r>
       <w:r>
         <w:rPr>
@@ -2966,7 +3316,7 @@
       </w:r>
       <w:r/>
       <w:r>
-        <w:t xml:space="preserve"> telah banyak digunakan untuk membantu pemesanan layanan, penyampaian informasi, pemilihan layanan, dan manajemen antrean pelanggan [1]-[4]. Penelitian sebelumnya menunjukkan bahwa teknologi </w:t>
+        <w:t xml:space="preserve"> telah banyak digunakan untuk membantu pemesanan layanan, penyampaian informasi, pemilihan layanan, dan manajemen antrean pelanggan [1], [2], [3], [4]. Penelitian sebelumnya menunjukkan bahwa teknologi </w:t>
       </w:r>
       <w:r/>
       <w:r>
@@ -2977,7 +3327,17 @@
       </w:r>
       <w:r/>
       <w:r>
-        <w:t xml:space="preserve"> dapat membantu aktivitas barbershop menjadi lebih efektif melalui penyediaan aplikasi yang dapat diakses melalui perangkat </w:t>
+        <w:t xml:space="preserve"> dapat membantu aktivitas </w:t>
+      </w:r>
+      <w:r>
+        <w:rPr>
+          <w:i/>
+        </w:rPr>
+        <w:t>barbershop</w:t>
+      </w:r>
+      <w:r>
+        <w:rPr/>
+        <w:t xml:space="preserve"> menjadi lebih efektif melalui penyediaan aplikasi yang dapat diakses melalui perangkat </w:t>
       </w:r>
       <w:r/>
       <w:r>
@@ -2988,7 +3348,27 @@
       </w:r>
       <w:r/>
       <w:r>
-        <w:t xml:space="preserve">. Namun, penelitian-penelitian tersebut lebih banyak berfokus pada layanan pelanggan, booking, informasi barbershop, dan antrean. Penelitian ini memiliki perbedaan pada fokus pengembangan sistem, yaitu pengelolaan internal </w:t>
+        <w:t xml:space="preserve">. Namun, penelitian-penelitian tersebut lebih banyak berfokus pada layanan pelanggan, </w:t>
+      </w:r>
+      <w:r>
+        <w:rPr>
+          <w:i/>
+        </w:rPr>
+        <w:t>booking</w:t>
+      </w:r>
+      <w:r>
+        <w:rPr/>
+        <w:t xml:space="preserve">, informasi </w:t>
+      </w:r>
+      <w:r>
+        <w:rPr>
+          <w:i/>
+        </w:rPr>
+        <w:t>barbershop</w:t>
+      </w:r>
+      <w:r>
+        <w:rPr/>
+        <w:t xml:space="preserve">, dan antrean. Penelitian ini memiliki perbedaan pada fokus pengembangan sistem, yaitu pengelolaan internal </w:t>
       </w:r>
       <w:r/>
       <w:r>
@@ -3165,7 +3545,17 @@
       </w:r>
       <w:r/>
       <w:r>
-        <w:t>, dan NoSQL Database.</w:t>
+        <w:t xml:space="preserve">, dan </w:t>
+      </w:r>
+      <w:r>
+        <w:rPr>
+          <w:i/>
+        </w:rPr>
+        <w:t>NoSQL Database</w:t>
+      </w:r>
+      <w:r>
+        <w:rPr/>
+        <w:t>.</w:t>
       </w:r>
     </w:p>
     <w:p>
@@ -3183,7 +3573,17 @@
         <w:ind w:firstLine="720"/>
       </w:pPr>
       <w:r>
-        <w:t xml:space="preserve">Rancang bangun merupakan proses merencanakan, merancang, membuat, dan menguji suatu sistem berdasarkan kebutuhan yang telah dianalisis. Pada penelitian aplikasi barbershop berbasis </w:t>
+        <w:t xml:space="preserve">Rancang bangun merupakan proses merencanakan, merancang, membuat, dan menguji suatu sistem berdasarkan kebutuhan yang telah dianalisis. Pada penelitian aplikasi </w:t>
+      </w:r>
+      <w:r>
+        <w:rPr>
+          <w:i/>
+        </w:rPr>
+        <w:t>barbershop</w:t>
+      </w:r>
+      <w:r>
+        <w:rPr/>
+        <w:t xml:space="preserve"> berbasis </w:t>
       </w:r>
       <w:r>
         <w:rPr>
@@ -3215,7 +3615,17 @@
       </w:r>
       <w:r/>
       <w:r>
-        <w:t xml:space="preserve">, proses rancang bangun dilakukan untuk menghasilkan aplikasi yang dapat menjawab kebutuhan layanan dan operasional barbershop [1], [2]. Pada penelitian ini, rancang bangun dilakukan untuk menghasilkan aplikasi </w:t>
+        <w:t xml:space="preserve">, proses rancang bangun dilakukan untuk menghasilkan aplikasi yang dapat menjawab kebutuhan layanan dan operasional </w:t>
+      </w:r>
+      <w:r>
+        <w:rPr>
+          <w:i/>
+        </w:rPr>
+        <w:t>barbershop</w:t>
+      </w:r>
+      <w:r>
+        <w:rPr/>
+        <w:t xml:space="preserve"> [1], [2]. Pada penelitian ini, rancang bangun dilakukan untuk menghasilkan aplikasi </w:t>
       </w:r>
       <w:r/>
       <w:r>
@@ -3259,7 +3669,6 @@
         <w:jc w:val="left"/>
       </w:pPr>
       <w:r>
-        <w:lastRenderedPageBreak/>
         <w:t>2.2.2.  Sistem Informasi</w:t>
       </w:r>
     </w:p>
@@ -3271,7 +3680,17 @@
         <w:ind w:firstLine="720"/>
       </w:pPr>
       <w:r>
-        <w:t xml:space="preserve">Sistem informasi merupakan kumpulan komponen yang saling berhubungan untuk mengumpulkan data, mengolah data, menyimpan data, dan menghasilkan informasi yang bermanfaat bagi proses bisnis. Pada penelitian aplikasi barbershop, sistem berbasis </w:t>
+        <w:t xml:space="preserve">Sistem informasi merupakan kumpulan komponen yang saling berhubungan untuk mengumpulkan data, mengolah data, menyimpan data, dan menghasilkan informasi yang bermanfaat bagi proses bisnis. Pada penelitian aplikasi </w:t>
+      </w:r>
+      <w:r>
+        <w:rPr>
+          <w:i/>
+        </w:rPr>
+        <w:t>barbershop</w:t>
+      </w:r>
+      <w:r>
+        <w:rPr/>
+        <w:t xml:space="preserve">, sistem berbasis </w:t>
       </w:r>
       <w:proofErr w:type="spellStart"/>
       <w:r>
@@ -3291,7 +3710,7 @@
       </w:r>
       <w:r/>
       <w:r>
-        <w:t xml:space="preserve"> digunakan untuk membantu pengelolaan informasi dan aktivitas layanan agar proses yang sebelumnya dilakukan secara manual menjadi lebih terstruktur [1]-[4]. Pada penelitian ini, sistem informasi digunakan untuk mengelola data pendapatan, buku kas umum, biaya operasional, akun pengguna, serta laporan pembagian hasil </w:t>
+        <w:t xml:space="preserve"> digunakan untuk membantu pengelolaan informasi dan aktivitas layanan agar proses yang sebelumnya dilakukan secara manual menjadi lebih terstruktur [1], [2], [3], [4]. Pada penelitian ini, sistem informasi digunakan untuk mengelola data pendapatan, buku kas umum, biaya operasional, akun pengguna, serta laporan pembagian hasil </w:t>
       </w:r>
       <w:r/>
       <w:r>
@@ -3418,7 +3837,17 @@
       </w:r>
       <w:r/>
       <w:r>
-        <w:t xml:space="preserve"> mudah dibawa dan digunakan dalam aktivitas operasional harian. Penelitian terdahulu menunjukkan bahwa aplikasi barbershop berbasis </w:t>
+        <w:t xml:space="preserve"> mudah dibawa dan digunakan dalam aktivitas operasional harian. Penelitian terdahulu menunjukkan bahwa aplikasi </w:t>
+      </w:r>
+      <w:r>
+        <w:rPr>
+          <w:i/>
+        </w:rPr>
+        <w:t>barbershop</w:t>
+      </w:r>
+      <w:r>
+        <w:rPr/>
+        <w:t xml:space="preserve"> berbasis </w:t>
       </w:r>
       <w:r/>
       <w:r>
@@ -3429,7 +3858,17 @@
       </w:r>
       <w:r/>
       <w:r>
-        <w:t xml:space="preserve"> dapat membantu pemesanan layanan, penyampaian informasi, dan pengelolaan antrean pada barbershop [1]-[4].</w:t>
+        <w:t xml:space="preserve"> dapat membantu pemesanan layanan, penyampaian informasi, dan pengelolaan antrean pada </w:t>
+      </w:r>
+      <w:r>
+        <w:rPr>
+          <w:i/>
+        </w:rPr>
+        <w:t>barbershop</w:t>
+      </w:r>
+      <w:r>
+        <w:rPr/>
+        <w:t xml:space="preserve"> [1], [2], [3], [4].</w:t>
       </w:r>
     </w:p>
     <w:p>
@@ -3499,7 +3938,17 @@
       </w:r>
       <w:r/>
       <w:r>
-        <w:t xml:space="preserve">, jenis layanan, jumlah customer, dan total pendapatan harian. Data pendapatan harian tersebut menjadi dasar untuk menghitung pendapatan kotor bulanan setiap </w:t>
+        <w:t xml:space="preserve">, jenis layanan, jumlah </w:t>
+      </w:r>
+      <w:r>
+        <w:rPr>
+          <w:i/>
+        </w:rPr>
+        <w:t>customer</w:t>
+      </w:r>
+      <w:r>
+        <w:rPr/>
+        <w:t xml:space="preserve">, dan total pendapatan harian. Data pendapatan harian tersebut menjadi dasar untuk menghitung pendapatan kotor bulanan setiap </w:t>
       </w:r>
       <w:r/>
       <w:r>
@@ -3510,7 +3959,17 @@
       </w:r>
       <w:r/>
       <w:r>
-        <w:t>. Berbeda dari penelitian aplikasi barbershop terdahulu yang lebih berfokus pada pemesanan dan antrean [1]-[4], penelitian ini menempatkan pengelolaan pendapatan sebagai fokus utama sistem internal.</w:t>
+        <w:t xml:space="preserve">. Berbeda dari penelitian aplikasi </w:t>
+      </w:r>
+      <w:r>
+        <w:rPr>
+          <w:i/>
+        </w:rPr>
+        <w:t>barbershop</w:t>
+      </w:r>
+      <w:r>
+        <w:rPr/>
+        <w:t xml:space="preserve"> terdahulu yang lebih berfokus pada pemesanan dan antrean [1], [2], [3], [4], penelitian ini menempatkan pengelolaan pendapatan sebagai fokus utama sistem internal.</w:t>
       </w:r>
     </w:p>
     <w:p>
@@ -3521,7 +3980,6 @@
         <w:jc w:val="left"/>
       </w:pPr>
       <w:r>
-        <w:lastRenderedPageBreak/>
         <w:t>2.2.5.  Buku Kas Umum</w:t>
       </w:r>
     </w:p>
@@ -3903,7 +4361,6 @@
         <w:jc w:val="left"/>
       </w:pPr>
       <w:r>
-        <w:lastRenderedPageBreak/>
         <w:t>2.2.7.  Pengendalian Akses Pengguna</w:t>
       </w:r>
     </w:p>
@@ -3944,7 +4401,17 @@
       </w:r>
       <w:r/>
       <w:r>
-        <w:t xml:space="preserve"> senior yang dipercaya dapat membantu proses input pendapatan harian. Capster biasa hanya dapat melihat riwayat dan laporan miliknya sendiri, sedangkan Pemilik dapat melihat laporan usaha. Pembagian hak akses tersebut digunakan untuk mengurangi risiko pencatatan yang tidak sesuai dengan transaksi sebenarnya.</w:t>
+        <w:t xml:space="preserve"> senior yang dipercaya dapat membantu proses input pendapatan harian. </w:t>
+      </w:r>
+      <w:r>
+        <w:rPr>
+          <w:i/>
+        </w:rPr>
+        <w:t>Capster</w:t>
+      </w:r>
+      <w:r>
+        <w:rPr/>
+        <w:t xml:space="preserve"> biasa hanya dapat melihat riwayat dan laporan miliknya sendiri, sedangkan Pemilik dapat melihat laporan usaha. Pembagian hak akses tersebut digunakan untuk mengurangi risiko pencatatan yang tidak sesuai dengan transaksi sebenarnya.</w:t>
       </w:r>
     </w:p>
     <w:p>
@@ -4196,7 +4663,17 @@
       </w:r>
       <w:r/>
       <w:r>
-        <w:t xml:space="preserve"> Admin/Pengelola, Admin Harian, Capster, dan Pemilik. Pembagian </w:t>
+        <w:t xml:space="preserve"> Admin/Pengelola, Admin Harian, </w:t>
+      </w:r>
+      <w:r>
+        <w:rPr>
+          <w:i/>
+        </w:rPr>
+        <w:t>Capster</w:t>
+      </w:r>
+      <w:r>
+        <w:rPr/>
+        <w:t xml:space="preserve">, dan Pemilik. Pembagian </w:t>
       </w:r>
       <w:r/>
       <w:r>
@@ -4365,7 +4842,17 @@
       </w:r>
       <w:r/>
       <w:r>
-        <w:t xml:space="preserve"> berbasis Cloud dari </w:t>
+        <w:t xml:space="preserve"> berbasis </w:t>
+      </w:r>
+      <w:r>
+        <w:rPr>
+          <w:i/>
+        </w:rPr>
+        <w:t>Cloud</w:t>
+      </w:r>
+      <w:r>
+        <w:rPr/>
+        <w:t xml:space="preserve"> dari </w:t>
       </w:r>
       <w:r/>
       <w:r>
@@ -4376,7 +4863,17 @@
       </w:r>
       <w:r/>
       <w:r>
-        <w:t xml:space="preserve"> yang dapat digunakan untuk menyimpan data aplikasi secara online. Pada penelitian ini, </w:t>
+        <w:t xml:space="preserve"> yang dapat digunakan untuk menyimpan data aplikasi secara </w:t>
+      </w:r>
+      <w:r>
+        <w:rPr>
+          <w:i/>
+        </w:rPr>
+        <w:t>online</w:t>
+      </w:r>
+      <w:r>
+        <w:rPr/>
+        <w:t xml:space="preserve">. Pada penelitian ini, </w:t>
       </w:r>
       <w:r/>
       <w:r>
@@ -4429,7 +4926,13 @@
         <w:jc w:val="left"/>
       </w:pPr>
       <w:r>
-        <w:t>2.2.11.  NoSQL Database</w:t>
+        <w:t xml:space="preserve">2.2.11.  </w:t>
+      </w:r>
+      <w:r>
+        <w:rPr>
+          <w:i/>
+        </w:rPr>
+        <w:t>NoSQL Database</w:t>
       </w:r>
     </w:p>
     <w:p>
@@ -4441,7 +4944,13 @@
         <w:rPr>
           <w:i/>
         </w:rPr>
-        <w:t xml:space="preserve">NoSQL Database merupakan model basis data yang tidak selalu menggunakan struktur tabel relasional. </w:t>
+        <w:t>NoSQL Database</w:t>
+      </w:r>
+      <w:r>
+        <w:rPr>
+          <w:i/>
+        </w:rPr>
+        <w:t xml:space="preserve"> merupakan model basis data yang tidak selalu menggunakan struktur tabel relasional. </w:t>
       </w:r>
       <w:r/>
       <w:r>
@@ -4592,7 +5101,57 @@
       </w:r>
       <w:r/>
       <w:r>
-        <w:t>, SharedPreferences, Figma, Visual Studio Code, Browser, dan Draw.io.</w:t>
+        <w:t xml:space="preserve">, </w:t>
+      </w:r>
+      <w:r>
+        <w:rPr>
+          <w:i/>
+        </w:rPr>
+        <w:t>SharedPreferences</w:t>
+      </w:r>
+      <w:r>
+        <w:rPr/>
+        <w:t xml:space="preserve">, </w:t>
+      </w:r>
+      <w:r>
+        <w:rPr>
+          <w:i/>
+        </w:rPr>
+        <w:t>Figma</w:t>
+      </w:r>
+      <w:r>
+        <w:rPr/>
+        <w:t xml:space="preserve">, </w:t>
+      </w:r>
+      <w:r>
+        <w:rPr>
+          <w:i/>
+        </w:rPr>
+        <w:t>Visual Studio Code</w:t>
+      </w:r>
+      <w:r>
+        <w:rPr/>
+        <w:t xml:space="preserve">, </w:t>
+      </w:r>
+      <w:r>
+        <w:rPr>
+          <w:i/>
+        </w:rPr>
+        <w:t>Browser</w:t>
+      </w:r>
+      <w:r>
+        <w:rPr/>
+        <w:t xml:space="preserve">, dan </w:t>
+      </w:r>
+      <w:r>
+        <w:rPr>
+          <w:i/>
+        </w:rPr>
+        <w:t>Draw.io</w:t>
+      </w:r>
+      <w:r>
+        <w:rPr/>
+        <w:t>.</w:t>
       </w:r>
     </w:p>
     <w:p>
@@ -4668,7 +5227,17 @@
       <w:r/>
       <w:r/>
       <w:r>
-        <w:t xml:space="preserve"> merupakan framework yang digunakan untuk membangun aplikasi </w:t>
+        <w:t xml:space="preserve"> merupakan </w:t>
+      </w:r>
+      <w:r>
+        <w:rPr>
+          <w:i/>
+        </w:rPr>
+        <w:t>framework</w:t>
+      </w:r>
+      <w:r>
+        <w:rPr/>
+        <w:t xml:space="preserve"> yang digunakan untuk membangun aplikasi </w:t>
       </w:r>
       <w:r/>
       <w:r>
@@ -4679,7 +5248,17 @@
       </w:r>
       <w:r/>
       <w:r>
-        <w:t xml:space="preserve"> dengan tampilan antarmuka yang konsisten dan responsif. Penelitian aplikasi barbershop berbasis </w:t>
+        <w:t xml:space="preserve"> dengan tampilan antarmuka yang konsisten dan responsif. Penelitian aplikasi </w:t>
+      </w:r>
+      <w:r>
+        <w:rPr>
+          <w:i/>
+        </w:rPr>
+        <w:t>barbershop</w:t>
+      </w:r>
+      <w:r>
+        <w:rPr/>
+        <w:t xml:space="preserve"> berbasis </w:t>
       </w:r>
       <w:r/>
       <w:r>
@@ -4701,7 +5280,17 @@
       </w:r>
       <w:r/>
       <w:r>
-        <w:t xml:space="preserve"> dapat digunakan dalam pengembangan aplikasi layanan barbershop [1]. Pada penelitian ini, </w:t>
+        <w:t xml:space="preserve"> dapat digunakan dalam pengembangan aplikasi layanan </w:t>
+      </w:r>
+      <w:r>
+        <w:rPr>
+          <w:i/>
+        </w:rPr>
+        <w:t>barbershop</w:t>
+      </w:r>
+      <w:r>
+        <w:rPr/>
+        <w:t xml:space="preserve"> [1]. Pada penelitian ini, </w:t>
       </w:r>
       <w:r/>
       <w:r>
@@ -4712,7 +5301,17 @@
       </w:r>
       <w:r/>
       <w:r>
-        <w:t xml:space="preserve"> digunakan sebagai framework utama dalam pengembangan aplikasi </w:t>
+        <w:t xml:space="preserve"> digunakan sebagai </w:t>
+      </w:r>
+      <w:r>
+        <w:rPr>
+          <w:i/>
+        </w:rPr>
+        <w:t>framework</w:t>
+      </w:r>
+      <w:r>
+        <w:rPr/>
+        <w:t xml:space="preserve"> utama dalam pengembangan aplikasi </w:t>
       </w:r>
       <w:r/>
       <w:r>
@@ -4775,7 +5374,17 @@
       <w:r/>
       <w:r/>
       <w:r>
-        <w:t xml:space="preserve"> merupakan bahasa pemrograman yang digunakan pada framework </w:t>
+        <w:t xml:space="preserve"> merupakan bahasa pemrograman yang digunakan pada </w:t>
+      </w:r>
+      <w:r>
+        <w:rPr>
+          <w:i/>
+        </w:rPr>
+        <w:t>framework</w:t>
+      </w:r>
+      <w:r>
+        <w:rPr/>
+        <w:t xml:space="preserve"> </w:t>
       </w:r>
       <w:r/>
       <w:r>
@@ -4817,7 +5426,13 @@
         <w:jc w:val="left"/>
       </w:pPr>
       <w:r>
-        <w:t>2.3.3.  SharedPreferences</w:t>
+        <w:t xml:space="preserve">2.3.3.  </w:t>
+      </w:r>
+      <w:r>
+        <w:rPr>
+          <w:i/>
+        </w:rPr>
+        <w:t>SharedPreferences</w:t>
       </w:r>
     </w:p>
     <w:p>
@@ -4829,7 +5444,13 @@
         <w:rPr>
           <w:i/>
         </w:rPr>
-        <w:t xml:space="preserve">SharedPreferences merupakan penyimpanan lokal sederhana yang digunakan untuk menyimpan data ringan pada aplikasi </w:t>
+        <w:t>SharedPreferences</w:t>
+      </w:r>
+      <w:r>
+        <w:rPr>
+          <w:i/>
+        </w:rPr>
+        <w:t xml:space="preserve"> merupakan penyimpanan lokal sederhana yang digunakan untuk menyimpan data ringan pada aplikasi </w:t>
       </w:r>
       <w:r/>
       <w:r>
@@ -4853,7 +5474,17 @@
       </w:r>
       <w:r/>
       <w:r>
-        <w:t>. Pada penelitian ini, SharedPreferences dapat digunakan untuk menyimpan status sesi pengguna secara lokal agar aplikasi dapat mengenali kondisi login pengguna.</w:t>
+        <w:t xml:space="preserve">. Pada penelitian ini, </w:t>
+      </w:r>
+      <w:r>
+        <w:rPr>
+          <w:i/>
+        </w:rPr>
+        <w:t>SharedPreferences</w:t>
+      </w:r>
+      <w:r>
+        <w:rPr/>
+        <w:t xml:space="preserve"> dapat digunakan untuk menyimpan status sesi pengguna secara lokal agar aplikasi dapat mengenali kondisi login pengguna.</w:t>
       </w:r>
     </w:p>
     <w:p>
@@ -4862,7 +5493,13 @@
         <w:jc w:val="left"/>
       </w:pPr>
       <w:r>
-        <w:t>2.3.4.  Figma</w:t>
+        <w:t xml:space="preserve">2.3.4.  </w:t>
+      </w:r>
+      <w:r>
+        <w:rPr>
+          <w:i/>
+        </w:rPr>
+        <w:t>Figma</w:t>
       </w:r>
     </w:p>
     <w:p>
@@ -4874,7 +5511,25 @@
         <w:rPr>
           <w:i/>
         </w:rPr>
-        <w:t xml:space="preserve">Figma merupakan perangkat lunak yang digunakan untuk membuat rancangan antarmuka aplikasi. Dengan Figma, perancangan </w:t>
+        <w:t>Figma</w:t>
+      </w:r>
+      <w:r>
+        <w:rPr>
+          <w:i/>
+        </w:rPr>
+        <w:t xml:space="preserve"> merupakan perangkat lunak yang digunakan untuk membuat rancangan antarmuka aplikasi. Dengan </w:t>
+      </w:r>
+      <w:r>
+        <w:rPr>
+          <w:i/>
+        </w:rPr>
+        <w:t>Figma</w:t>
+      </w:r>
+      <w:r>
+        <w:rPr>
+          <w:i/>
+        </w:rPr>
+        <w:t xml:space="preserve">, perancangan </w:t>
       </w:r>
       <w:r/>
       <w:r>
@@ -4907,7 +5562,13 @@
         <w:jc w:val="left"/>
       </w:pPr>
       <w:r>
-        <w:t>2.3.5.  Visual Studio Code</w:t>
+        <w:t xml:space="preserve">2.3.5.  </w:t>
+      </w:r>
+      <w:r>
+        <w:rPr>
+          <w:i/>
+        </w:rPr>
+        <w:t>Visual Studio Code</w:t>
       </w:r>
     </w:p>
     <w:p>
@@ -4919,7 +5580,25 @@
         <w:rPr>
           <w:i/>
         </w:rPr>
-        <w:t xml:space="preserve">Visual Studio Code merupakan perangkat lunak editor kode yang dapat digunakan untuk menulis, mengelola, dan menjalankan kode program. Dalam penelitian ini, Visual Studio Code digunakan sebagai alat bantu pengembangan aplikasi </w:t>
+        <w:t>Visual Studio Code</w:t>
+      </w:r>
+      <w:r>
+        <w:rPr>
+          <w:i/>
+        </w:rPr>
+        <w:t xml:space="preserve"> merupakan perangkat lunak editor kode yang dapat digunakan untuk menulis, mengelola, dan menjalankan kode program. Dalam penelitian ini, </w:t>
+      </w:r>
+      <w:r>
+        <w:rPr>
+          <w:i/>
+        </w:rPr>
+        <w:t>Visual Studio Code</w:t>
+      </w:r>
+      <w:r>
+        <w:rPr>
+          <w:i/>
+        </w:rPr>
+        <w:t xml:space="preserve"> digunakan sebagai alat bantu pengembangan aplikasi </w:t>
       </w:r>
       <w:r/>
       <w:r>
@@ -4952,7 +5631,13 @@
         <w:jc w:val="left"/>
       </w:pPr>
       <w:r>
-        <w:t>2.3.6.  Browser</w:t>
+        <w:t xml:space="preserve">2.3.6.  </w:t>
+      </w:r>
+      <w:r>
+        <w:rPr>
+          <w:i/>
+        </w:rPr>
+        <w:t>Browser</w:t>
       </w:r>
     </w:p>
     <w:p>
@@ -4964,7 +5649,25 @@
         <w:rPr>
           <w:i/>
         </w:rPr>
-        <w:t xml:space="preserve">Browser merupakan perangkat lunak yang digunakan untuk mengakses layanan berbasis internet. Pada penelitian ini, browser digunakan untuk mengakses </w:t>
+        <w:t>Browser</w:t>
+      </w:r>
+      <w:r>
+        <w:rPr>
+          <w:i/>
+        </w:rPr>
+        <w:t xml:space="preserve"> merupakan perangkat lunak yang digunakan untuk mengakses layanan berbasis internet. Pada penelitian ini, </w:t>
+      </w:r>
+      <w:r>
+        <w:rPr>
+          <w:i/>
+        </w:rPr>
+        <w:t>browser</w:t>
+      </w:r>
+      <w:r>
+        <w:rPr>
+          <w:i/>
+        </w:rPr>
+        <w:t xml:space="preserve"> digunakan untuk mengakses </w:t>
       </w:r>
       <w:r/>
       <w:r>
@@ -5010,8 +5713,13 @@
         <w:jc w:val="left"/>
       </w:pPr>
       <w:r>
-        <w:lastRenderedPageBreak/>
-        <w:t>2.3.7.  Draw.io</w:t>
+        <w:t xml:space="preserve">2.3.7.  </w:t>
+      </w:r>
+      <w:r>
+        <w:rPr>
+          <w:i/>
+        </w:rPr>
+        <w:t>Draw.io</w:t>
       </w:r>
     </w:p>
     <w:p>
@@ -5071,7 +5779,17 @@
         <w:jc w:val="left"/>
       </w:pPr>
       <w:r>
-        <w:t>2.4.1.  UML (Unified Modeling Language)</w:t>
+        <w:t>2.4.1.  UML (</w:t>
+      </w:r>
+      <w:r>
+        <w:rPr>
+          <w:i/>
+        </w:rPr>
+        <w:t>Unified Modeling Language</w:t>
+      </w:r>
+      <w:r>
+        <w:rPr/>
+        <w:t>)</w:t>
       </w:r>
     </w:p>
     <w:p>
@@ -5172,7 +5890,6 @@
         <w:jc w:val="center"/>
       </w:pPr>
       <w:r>
-        <w:lastRenderedPageBreak/>
         <w:t xml:space="preserve">Tabel 2. 2 </w:t>
       </w:r>
       <w:r>
@@ -5321,54 +6038,6 @@
                 <w:noProof/>
                 <w:szCs w:val="28"/>
               </w:rPr>
-              <w:drawing>
-                <wp:inline distT="0" distB="0" distL="0" distR="0" wp14:anchorId="4B1F4A1D" wp14:editId="18B5E0AC">
-                  <wp:extent cx="1174750" cy="889000"/>
-                  <wp:effectExtent l="0" t="0" r="6350" b="6350"/>
-                  <wp:docPr id="1847283418" name="Picture 1"/>
-                  <wp:cNvGraphicFramePr>
-                    <a:graphicFrameLocks xmlns:a="http://schemas.openxmlformats.org/drawingml/2006/main" noChangeAspect="1"/>
-                  </wp:cNvGraphicFramePr>
-                  <a:graphic xmlns:a="http://schemas.openxmlformats.org/drawingml/2006/main">
-                    <a:graphicData uri="http://schemas.openxmlformats.org/drawingml/2006/picture">
-                      <pic:pic xmlns:pic="http://schemas.openxmlformats.org/drawingml/2006/picture">
-                        <pic:nvPicPr>
-                          <pic:cNvPr id="0" name="Picture 2"/>
-                          <pic:cNvPicPr>
-                            <a:picLocks noChangeAspect="1" noChangeArrowheads="1"/>
-                          </pic:cNvPicPr>
-                        </pic:nvPicPr>
-                        <pic:blipFill>
-                          <a:blip r:embed="rId7">
-                            <a:extLst>
-                              <a:ext uri="{28A0092B-C50C-407E-A947-70E740481C1C}">
-                                <a14:useLocalDpi xmlns:a14="http://schemas.microsoft.com/office/drawing/2010/main" val="0"/>
-                              </a:ext>
-                            </a:extLst>
-                          </a:blip>
-                          <a:srcRect l="6281" t="23293" r="7039" b="3633"/>
-                          <a:stretch>
-                            <a:fillRect/>
-                          </a:stretch>
-                        </pic:blipFill>
-                        <pic:spPr bwMode="auto">
-                          <a:xfrm>
-                            <a:off x="0" y="0"/>
-                            <a:ext cx="1174750" cy="889000"/>
-                          </a:xfrm>
-                          <a:prstGeom prst="rect">
-                            <a:avLst/>
-                          </a:prstGeom>
-                          <a:noFill/>
-                          <a:ln>
-                            <a:noFill/>
-                          </a:ln>
-                        </pic:spPr>
-                      </pic:pic>
-                    </a:graphicData>
-                  </a:graphic>
-                </wp:inline>
-              </w:drawing>
             </w:r>
           </w:p>
         </w:tc>
@@ -5449,54 +6118,6 @@
                 <w:noProof/>
                 <w:szCs w:val="28"/>
               </w:rPr>
-              <w:drawing>
-                <wp:inline distT="0" distB="0" distL="0" distR="0" wp14:anchorId="160DD11E" wp14:editId="6C925948">
-                  <wp:extent cx="864235" cy="1065530"/>
-                  <wp:effectExtent l="0" t="0" r="0" b="1270"/>
-                  <wp:docPr id="1996773011" name="Picture 2"/>
-                  <wp:cNvGraphicFramePr>
-                    <a:graphicFrameLocks xmlns:a="http://schemas.openxmlformats.org/drawingml/2006/main" noChangeAspect="1"/>
-                  </wp:cNvGraphicFramePr>
-                  <a:graphic xmlns:a="http://schemas.openxmlformats.org/drawingml/2006/main">
-                    <a:graphicData uri="http://schemas.openxmlformats.org/drawingml/2006/picture">
-                      <pic:pic xmlns:pic="http://schemas.openxmlformats.org/drawingml/2006/picture">
-                        <pic:nvPicPr>
-                          <pic:cNvPr id="0" name="Picture 4"/>
-                          <pic:cNvPicPr>
-                            <a:picLocks noChangeAspect="1" noChangeArrowheads="1"/>
-                          </pic:cNvPicPr>
-                        </pic:nvPicPr>
-                        <pic:blipFill>
-                          <a:blip r:embed="rId8">
-                            <a:extLst>
-                              <a:ext uri="{28A0092B-C50C-407E-A947-70E740481C1C}">
-                                <a14:useLocalDpi xmlns:a14="http://schemas.microsoft.com/office/drawing/2010/main" val="0"/>
-                              </a:ext>
-                            </a:extLst>
-                          </a:blip>
-                          <a:srcRect/>
-                          <a:stretch>
-                            <a:fillRect/>
-                          </a:stretch>
-                        </pic:blipFill>
-                        <pic:spPr bwMode="auto">
-                          <a:xfrm>
-                            <a:off x="0" y="0"/>
-                            <a:ext cx="864235" cy="1065530"/>
-                          </a:xfrm>
-                          <a:prstGeom prst="rect">
-                            <a:avLst/>
-                          </a:prstGeom>
-                          <a:noFill/>
-                          <a:ln>
-                            <a:noFill/>
-                          </a:ln>
-                        </pic:spPr>
-                      </pic:pic>
-                    </a:graphicData>
-                  </a:graphic>
-                </wp:inline>
-              </w:drawing>
             </w:r>
           </w:p>
         </w:tc>
@@ -5595,54 +6216,6 @@
                 <w:noProof/>
                 <w:szCs w:val="28"/>
               </w:rPr>
-              <w:drawing>
-                <wp:inline distT="0" distB="0" distL="0" distR="0" wp14:anchorId="65959986" wp14:editId="3395279F">
-                  <wp:extent cx="813435" cy="922655"/>
-                  <wp:effectExtent l="0" t="0" r="5715" b="0"/>
-                  <wp:docPr id="965147951" name="Picture 3"/>
-                  <wp:cNvGraphicFramePr>
-                    <a:graphicFrameLocks xmlns:a="http://schemas.openxmlformats.org/drawingml/2006/main" noChangeAspect="1"/>
-                  </wp:cNvGraphicFramePr>
-                  <a:graphic xmlns:a="http://schemas.openxmlformats.org/drawingml/2006/main">
-                    <a:graphicData uri="http://schemas.openxmlformats.org/drawingml/2006/picture">
-                      <pic:pic xmlns:pic="http://schemas.openxmlformats.org/drawingml/2006/picture">
-                        <pic:nvPicPr>
-                          <pic:cNvPr id="0" name="Picture 5"/>
-                          <pic:cNvPicPr>
-                            <a:picLocks noChangeAspect="1" noChangeArrowheads="1"/>
-                          </pic:cNvPicPr>
-                        </pic:nvPicPr>
-                        <pic:blipFill>
-                          <a:blip r:embed="rId9">
-                            <a:extLst>
-                              <a:ext uri="{28A0092B-C50C-407E-A947-70E740481C1C}">
-                                <a14:useLocalDpi xmlns:a14="http://schemas.microsoft.com/office/drawing/2010/main" val="0"/>
-                              </a:ext>
-                            </a:extLst>
-                          </a:blip>
-                          <a:srcRect l="21823" t="17680" r="19379" b="4526"/>
-                          <a:stretch>
-                            <a:fillRect/>
-                          </a:stretch>
-                        </pic:blipFill>
-                        <pic:spPr bwMode="auto">
-                          <a:xfrm>
-                            <a:off x="0" y="0"/>
-                            <a:ext cx="813435" cy="922655"/>
-                          </a:xfrm>
-                          <a:prstGeom prst="rect">
-                            <a:avLst/>
-                          </a:prstGeom>
-                          <a:noFill/>
-                          <a:ln>
-                            <a:noFill/>
-                          </a:ln>
-                        </pic:spPr>
-                      </pic:pic>
-                    </a:graphicData>
-                  </a:graphic>
-                </wp:inline>
-              </w:drawing>
             </w:r>
           </w:p>
         </w:tc>
@@ -5715,54 +6288,6 @@
                 <w:noProof/>
                 <w:szCs w:val="28"/>
               </w:rPr>
-              <w:drawing>
-                <wp:inline distT="0" distB="0" distL="0" distR="0" wp14:anchorId="38485ADC" wp14:editId="62DBA74D">
-                  <wp:extent cx="1165860" cy="327025"/>
-                  <wp:effectExtent l="0" t="0" r="0" b="0"/>
-                  <wp:docPr id="317500892" name="Picture 4"/>
-                  <wp:cNvGraphicFramePr>
-                    <a:graphicFrameLocks xmlns:a="http://schemas.openxmlformats.org/drawingml/2006/main" noChangeAspect="1"/>
-                  </wp:cNvGraphicFramePr>
-                  <a:graphic xmlns:a="http://schemas.openxmlformats.org/drawingml/2006/main">
-                    <a:graphicData uri="http://schemas.openxmlformats.org/drawingml/2006/picture">
-                      <pic:pic xmlns:pic="http://schemas.openxmlformats.org/drawingml/2006/picture">
-                        <pic:nvPicPr>
-                          <pic:cNvPr id="0" name="Picture 9"/>
-                          <pic:cNvPicPr>
-                            <a:picLocks noChangeAspect="1" noChangeArrowheads="1"/>
-                          </pic:cNvPicPr>
-                        </pic:nvPicPr>
-                        <pic:blipFill>
-                          <a:blip r:embed="rId10">
-                            <a:extLst>
-                              <a:ext uri="{28A0092B-C50C-407E-A947-70E740481C1C}">
-                                <a14:useLocalDpi xmlns:a14="http://schemas.microsoft.com/office/drawing/2010/main" val="0"/>
-                              </a:ext>
-                            </a:extLst>
-                          </a:blip>
-                          <a:srcRect l="49893" t="91245" r="26901" b="3880"/>
-                          <a:stretch>
-                            <a:fillRect/>
-                          </a:stretch>
-                        </pic:blipFill>
-                        <pic:spPr bwMode="auto">
-                          <a:xfrm>
-                            <a:off x="0" y="0"/>
-                            <a:ext cx="1165860" cy="327025"/>
-                          </a:xfrm>
-                          <a:prstGeom prst="rect">
-                            <a:avLst/>
-                          </a:prstGeom>
-                          <a:noFill/>
-                          <a:ln>
-                            <a:noFill/>
-                          </a:ln>
-                        </pic:spPr>
-                      </pic:pic>
-                    </a:graphicData>
-                  </a:graphic>
-                </wp:inline>
-              </w:drawing>
             </w:r>
           </w:p>
         </w:tc>
@@ -5857,54 +6382,6 @@
                 <w:noProof/>
                 <w:szCs w:val="28"/>
               </w:rPr>
-              <w:drawing>
-                <wp:inline distT="0" distB="0" distL="0" distR="0" wp14:anchorId="1C8DAB20" wp14:editId="490C29B2">
-                  <wp:extent cx="1295400" cy="381000"/>
-                  <wp:effectExtent l="0" t="0" r="0" b="0"/>
-                  <wp:docPr id="1259447020" name="Picture 5"/>
-                  <wp:cNvGraphicFramePr>
-                    <a:graphicFrameLocks xmlns:a="http://schemas.openxmlformats.org/drawingml/2006/main" noChangeAspect="1"/>
-                  </wp:cNvGraphicFramePr>
-                  <a:graphic xmlns:a="http://schemas.openxmlformats.org/drawingml/2006/main">
-                    <a:graphicData uri="http://schemas.openxmlformats.org/drawingml/2006/picture">
-                      <pic:pic xmlns:pic="http://schemas.openxmlformats.org/drawingml/2006/picture">
-                        <pic:nvPicPr>
-                          <pic:cNvPr id="0" name="Picture 10"/>
-                          <pic:cNvPicPr>
-                            <a:picLocks noChangeAspect="1" noChangeArrowheads="1"/>
-                          </pic:cNvPicPr>
-                        </pic:nvPicPr>
-                        <pic:blipFill>
-                          <a:blip r:embed="rId11">
-                            <a:extLst>
-                              <a:ext uri="{28A0092B-C50C-407E-A947-70E740481C1C}">
-                                <a14:useLocalDpi xmlns:a14="http://schemas.microsoft.com/office/drawing/2010/main" val="0"/>
-                              </a:ext>
-                            </a:extLst>
-                          </a:blip>
-                          <a:srcRect l="45094" t="46930" r="22514" b="24911"/>
-                          <a:stretch>
-                            <a:fillRect/>
-                          </a:stretch>
-                        </pic:blipFill>
-                        <pic:spPr bwMode="auto">
-                          <a:xfrm>
-                            <a:off x="0" y="0"/>
-                            <a:ext cx="1295400" cy="381000"/>
-                          </a:xfrm>
-                          <a:prstGeom prst="rect">
-                            <a:avLst/>
-                          </a:prstGeom>
-                          <a:noFill/>
-                          <a:ln>
-                            <a:noFill/>
-                          </a:ln>
-                        </pic:spPr>
-                      </pic:pic>
-                    </a:graphicData>
-                  </a:graphic>
-                </wp:inline>
-              </w:drawing>
             </w:r>
           </w:p>
         </w:tc>
@@ -5968,7 +6445,6 @@
               <w:t xml:space="preserve"> </w:t>
             </w:r>
             <w:r>
-              <w:lastRenderedPageBreak/>
               <w:t>menyertakan fungsionalitas</w:t>
             </w:r>
             <w:r>
@@ -6007,7 +6483,6 @@
               <w:jc w:val="center"/>
             </w:pPr>
             <w:r>
-              <w:lastRenderedPageBreak/>
               <w:t>6</w:t>
             </w:r>
           </w:p>
@@ -6027,54 +6502,6 @@
               <w:rPr>
                 <w:noProof/>
               </w:rPr>
-              <w:drawing>
-                <wp:inline distT="0" distB="0" distL="0" distR="0" wp14:anchorId="2320F422" wp14:editId="494FEDB2">
-                  <wp:extent cx="1291590" cy="394335"/>
-                  <wp:effectExtent l="0" t="0" r="3810" b="5715"/>
-                  <wp:docPr id="1612808766" name="Picture 6"/>
-                  <wp:cNvGraphicFramePr>
-                    <a:graphicFrameLocks xmlns:a="http://schemas.openxmlformats.org/drawingml/2006/main" noChangeAspect="1"/>
-                  </wp:cNvGraphicFramePr>
-                  <a:graphic xmlns:a="http://schemas.openxmlformats.org/drawingml/2006/main">
-                    <a:graphicData uri="http://schemas.openxmlformats.org/drawingml/2006/picture">
-                      <pic:pic xmlns:pic="http://schemas.openxmlformats.org/drawingml/2006/picture">
-                        <pic:nvPicPr>
-                          <pic:cNvPr id="0" name="Picture 11"/>
-                          <pic:cNvPicPr>
-                            <a:picLocks noChangeAspect="1" noChangeArrowheads="1"/>
-                          </pic:cNvPicPr>
-                        </pic:nvPicPr>
-                        <pic:blipFill>
-                          <a:blip r:embed="rId12">
-                            <a:extLst>
-                              <a:ext uri="{28A0092B-C50C-407E-A947-70E740481C1C}">
-                                <a14:useLocalDpi xmlns:a14="http://schemas.microsoft.com/office/drawing/2010/main" val="0"/>
-                              </a:ext>
-                            </a:extLst>
-                          </a:blip>
-                          <a:srcRect l="43849" t="44875" r="22704" b="23872"/>
-                          <a:stretch>
-                            <a:fillRect/>
-                          </a:stretch>
-                        </pic:blipFill>
-                        <pic:spPr bwMode="auto">
-                          <a:xfrm>
-                            <a:off x="0" y="0"/>
-                            <a:ext cx="1291590" cy="394335"/>
-                          </a:xfrm>
-                          <a:prstGeom prst="rect">
-                            <a:avLst/>
-                          </a:prstGeom>
-                          <a:noFill/>
-                          <a:ln>
-                            <a:noFill/>
-                          </a:ln>
-                        </pic:spPr>
-                      </pic:pic>
-                    </a:graphicData>
-                  </a:graphic>
-                </wp:inline>
-              </w:drawing>
             </w:r>
           </w:p>
         </w:tc>
@@ -6204,7 +6631,13 @@
         <w:jc w:val="center"/>
       </w:pPr>
       <w:r>
-        <w:t>Tabel 2. 3 Activity Diagram</w:t>
+        <w:t xml:space="preserve">Tabel 2. 3 </w:t>
+      </w:r>
+      <w:r>
+        <w:rPr>
+          <w:i/>
+        </w:rPr>
+        <w:t>Activity Diagram</w:t>
       </w:r>
     </w:p>
     <w:tbl>
@@ -6341,54 +6774,6 @@
               <w:rPr>
                 <w:noProof/>
               </w:rPr>
-              <w:drawing>
-                <wp:inline distT="0" distB="0" distL="0" distR="0" wp14:anchorId="073AA36D" wp14:editId="51375C58">
-                  <wp:extent cx="609600" cy="609600"/>
-                  <wp:effectExtent l="0" t="0" r="0" b="0"/>
-                  <wp:docPr id="1332312751" name="Picture 7"/>
-                  <wp:cNvGraphicFramePr>
-                    <a:graphicFrameLocks xmlns:a="http://schemas.openxmlformats.org/drawingml/2006/main" noChangeAspect="1"/>
-                  </wp:cNvGraphicFramePr>
-                  <a:graphic xmlns:a="http://schemas.openxmlformats.org/drawingml/2006/main">
-                    <a:graphicData uri="http://schemas.openxmlformats.org/drawingml/2006/picture">
-                      <pic:pic xmlns:pic="http://schemas.openxmlformats.org/drawingml/2006/picture">
-                        <pic:nvPicPr>
-                          <pic:cNvPr id="0" name="Picture 12"/>
-                          <pic:cNvPicPr>
-                            <a:picLocks noChangeAspect="1" noChangeArrowheads="1"/>
-                          </pic:cNvPicPr>
-                        </pic:nvPicPr>
-                        <pic:blipFill>
-                          <a:blip r:embed="rId13">
-                            <a:extLst>
-                              <a:ext uri="{28A0092B-C50C-407E-A947-70E740481C1C}">
-                                <a14:useLocalDpi xmlns:a14="http://schemas.microsoft.com/office/drawing/2010/main" val="0"/>
-                              </a:ext>
-                            </a:extLst>
-                          </a:blip>
-                          <a:srcRect l="21867" t="24574" r="19283" b="24504"/>
-                          <a:stretch>
-                            <a:fillRect/>
-                          </a:stretch>
-                        </pic:blipFill>
-                        <pic:spPr bwMode="auto">
-                          <a:xfrm>
-                            <a:off x="0" y="0"/>
-                            <a:ext cx="609600" cy="609600"/>
-                          </a:xfrm>
-                          <a:prstGeom prst="rect">
-                            <a:avLst/>
-                          </a:prstGeom>
-                          <a:noFill/>
-                          <a:ln>
-                            <a:noFill/>
-                          </a:ln>
-                        </pic:spPr>
-                      </pic:pic>
-                    </a:graphicData>
-                  </a:graphic>
-                </wp:inline>
-              </w:drawing>
             </w:r>
           </w:p>
         </w:tc>
@@ -6468,54 +6853,6 @@
               <w:rPr>
                 <w:noProof/>
               </w:rPr>
-              <w:drawing>
-                <wp:inline distT="0" distB="0" distL="0" distR="0" wp14:anchorId="26A11B76" wp14:editId="2128D7B8">
-                  <wp:extent cx="704850" cy="436245"/>
-                  <wp:effectExtent l="0" t="0" r="0" b="1905"/>
-                  <wp:docPr id="755496447" name="Picture 8"/>
-                  <wp:cNvGraphicFramePr>
-                    <a:graphicFrameLocks xmlns:a="http://schemas.openxmlformats.org/drawingml/2006/main" noChangeAspect="1"/>
-                  </wp:cNvGraphicFramePr>
-                  <a:graphic xmlns:a="http://schemas.openxmlformats.org/drawingml/2006/main">
-                    <a:graphicData uri="http://schemas.openxmlformats.org/drawingml/2006/picture">
-                      <pic:pic xmlns:pic="http://schemas.openxmlformats.org/drawingml/2006/picture">
-                        <pic:nvPicPr>
-                          <pic:cNvPr id="0" name="Picture 13"/>
-                          <pic:cNvPicPr>
-                            <a:picLocks noChangeAspect="1" noChangeArrowheads="1"/>
-                          </pic:cNvPicPr>
-                        </pic:nvPicPr>
-                        <pic:blipFill>
-                          <a:blip r:embed="rId14">
-                            <a:extLst>
-                              <a:ext uri="{28A0092B-C50C-407E-A947-70E740481C1C}">
-                                <a14:useLocalDpi xmlns:a14="http://schemas.microsoft.com/office/drawing/2010/main" val="0"/>
-                              </a:ext>
-                            </a:extLst>
-                          </a:blip>
-                          <a:srcRect l="20020" t="36600" r="8415" b="26707"/>
-                          <a:stretch>
-                            <a:fillRect/>
-                          </a:stretch>
-                        </pic:blipFill>
-                        <pic:spPr bwMode="auto">
-                          <a:xfrm>
-                            <a:off x="0" y="0"/>
-                            <a:ext cx="704850" cy="436245"/>
-                          </a:xfrm>
-                          <a:prstGeom prst="rect">
-                            <a:avLst/>
-                          </a:prstGeom>
-                          <a:noFill/>
-                          <a:ln>
-                            <a:noFill/>
-                          </a:ln>
-                        </pic:spPr>
-                      </pic:pic>
-                    </a:graphicData>
-                  </a:graphic>
-                </wp:inline>
-              </w:drawing>
             </w:r>
           </w:p>
         </w:tc>
@@ -6558,7 +6895,6 @@
               <w:t xml:space="preserve">Elemen ini digunakan untuk menunjukkan </w:t>
             </w:r>
             <w:r>
-              <w:lastRenderedPageBreak/>
               <w:t>akhir dari suatu alur aktivitas.</w:t>
             </w:r>
           </w:p>
@@ -6580,7 +6916,6 @@
               <w:jc w:val="center"/>
             </w:pPr>
             <w:r>
-              <w:lastRenderedPageBreak/>
               <w:t>3</w:t>
             </w:r>
           </w:p>
@@ -6600,54 +6935,6 @@
               <w:rPr>
                 <w:noProof/>
               </w:rPr>
-              <w:drawing>
-                <wp:inline distT="0" distB="0" distL="0" distR="0" wp14:anchorId="221B5A94" wp14:editId="778648AA">
-                  <wp:extent cx="964565" cy="469900"/>
-                  <wp:effectExtent l="0" t="0" r="6985" b="6350"/>
-                  <wp:docPr id="196464836" name="Picture 9"/>
-                  <wp:cNvGraphicFramePr>
-                    <a:graphicFrameLocks xmlns:a="http://schemas.openxmlformats.org/drawingml/2006/main" noChangeAspect="1"/>
-                  </wp:cNvGraphicFramePr>
-                  <a:graphic xmlns:a="http://schemas.openxmlformats.org/drawingml/2006/main">
-                    <a:graphicData uri="http://schemas.openxmlformats.org/drawingml/2006/picture">
-                      <pic:pic xmlns:pic="http://schemas.openxmlformats.org/drawingml/2006/picture">
-                        <pic:nvPicPr>
-                          <pic:cNvPr id="0" name="Picture 27"/>
-                          <pic:cNvPicPr>
-                            <a:picLocks noChangeAspect="1" noChangeArrowheads="1"/>
-                          </pic:cNvPicPr>
-                        </pic:nvPicPr>
-                        <pic:blipFill>
-                          <a:blip r:embed="rId15">
-                            <a:extLst>
-                              <a:ext uri="{28A0092B-C50C-407E-A947-70E740481C1C}">
-                                <a14:useLocalDpi xmlns:a14="http://schemas.microsoft.com/office/drawing/2010/main" val="0"/>
-                              </a:ext>
-                            </a:extLst>
-                          </a:blip>
-                          <a:srcRect l="6062" t="31233" r="4501" b="11115"/>
-                          <a:stretch>
-                            <a:fillRect/>
-                          </a:stretch>
-                        </pic:blipFill>
-                        <pic:spPr bwMode="auto">
-                          <a:xfrm>
-                            <a:off x="0" y="0"/>
-                            <a:ext cx="964565" cy="469900"/>
-                          </a:xfrm>
-                          <a:prstGeom prst="rect">
-                            <a:avLst/>
-                          </a:prstGeom>
-                          <a:noFill/>
-                          <a:ln>
-                            <a:noFill/>
-                          </a:ln>
-                        </pic:spPr>
-                      </pic:pic>
-                    </a:graphicData>
-                  </a:graphic>
-                </wp:inline>
-              </w:drawing>
             </w:r>
           </w:p>
         </w:tc>
@@ -6727,54 +7014,6 @@
               <w:rPr>
                 <w:noProof/>
               </w:rPr>
-              <w:drawing>
-                <wp:inline distT="0" distB="0" distL="0" distR="0" wp14:anchorId="4D11415F" wp14:editId="2E310BFF">
-                  <wp:extent cx="805175" cy="704850"/>
-                  <wp:effectExtent l="0" t="0" r="0" b="0"/>
-                  <wp:docPr id="1616552695" name="Picture 10"/>
-                  <wp:cNvGraphicFramePr>
-                    <a:graphicFrameLocks xmlns:a="http://schemas.openxmlformats.org/drawingml/2006/main" noChangeAspect="1"/>
-                  </wp:cNvGraphicFramePr>
-                  <a:graphic xmlns:a="http://schemas.openxmlformats.org/drawingml/2006/main">
-                    <a:graphicData uri="http://schemas.openxmlformats.org/drawingml/2006/picture">
-                      <pic:pic xmlns:pic="http://schemas.openxmlformats.org/drawingml/2006/picture">
-                        <pic:nvPicPr>
-                          <pic:cNvPr id="0" name="Picture 15"/>
-                          <pic:cNvPicPr>
-                            <a:picLocks noChangeAspect="1" noChangeArrowheads="1"/>
-                          </pic:cNvPicPr>
-                        </pic:nvPicPr>
-                        <pic:blipFill>
-                          <a:blip r:embed="rId16">
-                            <a:extLst>
-                              <a:ext uri="{28A0092B-C50C-407E-A947-70E740481C1C}">
-                                <a14:useLocalDpi xmlns:a14="http://schemas.microsoft.com/office/drawing/2010/main" val="0"/>
-                              </a:ext>
-                            </a:extLst>
-                          </a:blip>
-                          <a:srcRect l="19350" t="30164" r="15822" b="7999"/>
-                          <a:stretch>
-                            <a:fillRect/>
-                          </a:stretch>
-                        </pic:blipFill>
-                        <pic:spPr bwMode="auto">
-                          <a:xfrm>
-                            <a:off x="0" y="0"/>
-                            <a:ext cx="806446" cy="705963"/>
-                          </a:xfrm>
-                          <a:prstGeom prst="rect">
-                            <a:avLst/>
-                          </a:prstGeom>
-                          <a:noFill/>
-                          <a:ln>
-                            <a:noFill/>
-                          </a:ln>
-                        </pic:spPr>
-                      </pic:pic>
-                    </a:graphicData>
-                  </a:graphic>
-                </wp:inline>
-              </w:drawing>
             </w:r>
           </w:p>
         </w:tc>
@@ -6854,54 +7093,6 @@
               <w:rPr>
                 <w:noProof/>
               </w:rPr>
-              <w:drawing>
-                <wp:inline distT="0" distB="0" distL="0" distR="0" wp14:anchorId="6E54BDF7" wp14:editId="7AB78368">
-                  <wp:extent cx="764540" cy="267970"/>
-                  <wp:effectExtent l="0" t="0" r="0" b="0"/>
-                  <wp:docPr id="1666496307" name="Picture 11"/>
-                  <wp:cNvGraphicFramePr>
-                    <a:graphicFrameLocks xmlns:a="http://schemas.openxmlformats.org/drawingml/2006/main" noChangeAspect="1"/>
-                  </wp:cNvGraphicFramePr>
-                  <a:graphic xmlns:a="http://schemas.openxmlformats.org/drawingml/2006/main">
-                    <a:graphicData uri="http://schemas.openxmlformats.org/drawingml/2006/picture">
-                      <pic:pic xmlns:pic="http://schemas.openxmlformats.org/drawingml/2006/picture">
-                        <pic:nvPicPr>
-                          <pic:cNvPr id="0" name="Picture 17"/>
-                          <pic:cNvPicPr>
-                            <a:picLocks noChangeAspect="1" noChangeArrowheads="1"/>
-                          </pic:cNvPicPr>
-                        </pic:nvPicPr>
-                        <pic:blipFill>
-                          <a:blip r:embed="rId17">
-                            <a:extLst>
-                              <a:ext uri="{28A0092B-C50C-407E-A947-70E740481C1C}">
-                                <a14:useLocalDpi xmlns:a14="http://schemas.microsoft.com/office/drawing/2010/main" val="0"/>
-                              </a:ext>
-                            </a:extLst>
-                          </a:blip>
-                          <a:srcRect l="37987" t="43188" r="37067" b="21336"/>
-                          <a:stretch>
-                            <a:fillRect/>
-                          </a:stretch>
-                        </pic:blipFill>
-                        <pic:spPr bwMode="auto">
-                          <a:xfrm>
-                            <a:off x="0" y="0"/>
-                            <a:ext cx="764540" cy="267970"/>
-                          </a:xfrm>
-                          <a:prstGeom prst="rect">
-                            <a:avLst/>
-                          </a:prstGeom>
-                          <a:noFill/>
-                          <a:ln>
-                            <a:noFill/>
-                          </a:ln>
-                        </pic:spPr>
-                      </pic:pic>
-                    </a:graphicData>
-                  </a:graphic>
-                </wp:inline>
-              </w:drawing>
             </w:r>
           </w:p>
         </w:tc>
@@ -6981,54 +7172,6 @@
               <w:rPr>
                 <w:noProof/>
               </w:rPr>
-              <w:drawing>
-                <wp:inline distT="0" distB="0" distL="0" distR="0" wp14:anchorId="16FF4910" wp14:editId="2432DE9E">
-                  <wp:extent cx="998382" cy="755009"/>
-                  <wp:effectExtent l="0" t="0" r="0" b="7620"/>
-                  <wp:docPr id="275422450" name="Picture 12"/>
-                  <wp:cNvGraphicFramePr>
-                    <a:graphicFrameLocks xmlns:a="http://schemas.openxmlformats.org/drawingml/2006/main" noChangeAspect="1"/>
-                  </wp:cNvGraphicFramePr>
-                  <a:graphic xmlns:a="http://schemas.openxmlformats.org/drawingml/2006/main">
-                    <a:graphicData uri="http://schemas.openxmlformats.org/drawingml/2006/picture">
-                      <pic:pic xmlns:pic="http://schemas.openxmlformats.org/drawingml/2006/picture">
-                        <pic:nvPicPr>
-                          <pic:cNvPr id="0" name="Picture 18"/>
-                          <pic:cNvPicPr>
-                            <a:picLocks noChangeAspect="1" noChangeArrowheads="1"/>
-                          </pic:cNvPicPr>
-                        </pic:nvPicPr>
-                        <pic:blipFill>
-                          <a:blip r:embed="rId18">
-                            <a:extLst>
-                              <a:ext uri="{28A0092B-C50C-407E-A947-70E740481C1C}">
-                                <a14:useLocalDpi xmlns:a14="http://schemas.microsoft.com/office/drawing/2010/main" val="0"/>
-                              </a:ext>
-                            </a:extLst>
-                          </a:blip>
-                          <a:srcRect l="4578" t="13710" r="6387" b="27676"/>
-                          <a:stretch>
-                            <a:fillRect/>
-                          </a:stretch>
-                        </pic:blipFill>
-                        <pic:spPr bwMode="auto">
-                          <a:xfrm>
-                            <a:off x="0" y="0"/>
-                            <a:ext cx="1001679" cy="757502"/>
-                          </a:xfrm>
-                          <a:prstGeom prst="rect">
-                            <a:avLst/>
-                          </a:prstGeom>
-                          <a:noFill/>
-                          <a:ln>
-                            <a:noFill/>
-                          </a:ln>
-                        </pic:spPr>
-                      </pic:pic>
-                    </a:graphicData>
-                  </a:graphic>
-                </wp:inline>
-              </w:drawing>
             </w:r>
           </w:p>
         </w:tc>
@@ -7071,7 +7214,6 @@
               <w:t xml:space="preserve">Elemen ini digunakan untuk mengelompokkan aktivitas berdasarkan aktor </w:t>
             </w:r>
             <w:r>
-              <w:lastRenderedPageBreak/>
               <w:t>atau bagian tertentu.</w:t>
             </w:r>
           </w:p>
@@ -7085,7 +7227,6 @@
         <w:ind w:firstLine="0"/>
       </w:pPr>
       <w:r>
-        <w:lastRenderedPageBreak/>
         <w:t xml:space="preserve">c. </w:t>
       </w:r>
       <w:r>
@@ -7124,7 +7265,13 @@
         <w:jc w:val="center"/>
       </w:pPr>
       <w:r>
-        <w:t>Tabel 2. 4 Sequence Diagram</w:t>
+        <w:t xml:space="preserve">Tabel 2. 4 </w:t>
+      </w:r>
+      <w:r>
+        <w:rPr>
+          <w:i/>
+        </w:rPr>
+        <w:t>Sequence Diagram</w:t>
       </w:r>
     </w:p>
     <w:tbl>
@@ -7261,41 +7408,6 @@
               <w:rPr>
                 <w:noProof/>
               </w:rPr>
-              <w:drawing>
-                <wp:inline distT="0" distB="0" distL="0" distR="0" wp14:anchorId="2E5A9EA9" wp14:editId="24986DAF">
-                  <wp:extent cx="1208014" cy="604007"/>
-                  <wp:effectExtent l="0" t="0" r="0" b="5715"/>
-                  <wp:docPr id="1069574690" name="Picture 1069574690"/>
-                  <wp:cNvGraphicFramePr>
-                    <a:graphicFrameLocks xmlns:a="http://schemas.openxmlformats.org/drawingml/2006/main" noChangeAspect="1"/>
-                  </wp:cNvGraphicFramePr>
-                  <a:graphic xmlns:a="http://schemas.openxmlformats.org/drawingml/2006/main">
-                    <a:graphicData uri="http://schemas.openxmlformats.org/drawingml/2006/picture">
-                      <pic:pic xmlns:pic="http://schemas.openxmlformats.org/drawingml/2006/picture">
-                        <pic:nvPicPr>
-                          <pic:cNvPr id="0" name="image.png"/>
-                          <pic:cNvPicPr/>
-                        </pic:nvPicPr>
-                        <pic:blipFill>
-                          <a:blip r:embed="rId19"/>
-                          <a:stretch>
-                            <a:fillRect/>
-                          </a:stretch>
-                        </pic:blipFill>
-                        <pic:spPr>
-                          <a:xfrm>
-                            <a:off x="0" y="0"/>
-                            <a:ext cx="1223449" cy="611725"/>
-                          </a:xfrm>
-                          <a:prstGeom prst="rect">
-                            <a:avLst/>
-                          </a:prstGeom>
-                        </pic:spPr>
-                      </pic:pic>
-                    </a:graphicData>
-                  </a:graphic>
-                </wp:inline>
-              </w:drawing>
             </w:r>
           </w:p>
         </w:tc>
@@ -7367,41 +7479,6 @@
               <w:rPr>
                 <w:noProof/>
               </w:rPr>
-              <w:drawing>
-                <wp:inline distT="0" distB="0" distL="0" distR="0" wp14:anchorId="4F4343EB" wp14:editId="0A57842C">
-                  <wp:extent cx="1241570" cy="620785"/>
-                  <wp:effectExtent l="0" t="0" r="0" b="8255"/>
-                  <wp:docPr id="1069574691" name="Picture 1069574691"/>
-                  <wp:cNvGraphicFramePr>
-                    <a:graphicFrameLocks xmlns:a="http://schemas.openxmlformats.org/drawingml/2006/main" noChangeAspect="1"/>
-                  </wp:cNvGraphicFramePr>
-                  <a:graphic xmlns:a="http://schemas.openxmlformats.org/drawingml/2006/main">
-                    <a:graphicData uri="http://schemas.openxmlformats.org/drawingml/2006/picture">
-                      <pic:pic xmlns:pic="http://schemas.openxmlformats.org/drawingml/2006/picture">
-                        <pic:nvPicPr>
-                          <pic:cNvPr id="0" name="image.png"/>
-                          <pic:cNvPicPr/>
-                        </pic:nvPicPr>
-                        <pic:blipFill>
-                          <a:blip r:embed="rId20"/>
-                          <a:stretch>
-                            <a:fillRect/>
-                          </a:stretch>
-                        </pic:blipFill>
-                        <pic:spPr>
-                          <a:xfrm>
-                            <a:off x="0" y="0"/>
-                            <a:ext cx="1267750" cy="633875"/>
-                          </a:xfrm>
-                          <a:prstGeom prst="rect">
-                            <a:avLst/>
-                          </a:prstGeom>
-                        </pic:spPr>
-                      </pic:pic>
-                    </a:graphicData>
-                  </a:graphic>
-                </wp:inline>
-              </w:drawing>
             </w:r>
           </w:p>
         </w:tc>
@@ -7473,41 +7550,6 @@
               <w:rPr>
                 <w:noProof/>
               </w:rPr>
-              <w:drawing>
-                <wp:inline distT="0" distB="0" distL="0" distR="0" wp14:anchorId="004366B0" wp14:editId="153A43B1">
-                  <wp:extent cx="754806" cy="377403"/>
-                  <wp:effectExtent l="0" t="0" r="7620" b="3810"/>
-                  <wp:docPr id="1069574692" name="Picture 1069574692"/>
-                  <wp:cNvGraphicFramePr>
-                    <a:graphicFrameLocks xmlns:a="http://schemas.openxmlformats.org/drawingml/2006/main" noChangeAspect="1"/>
-                  </wp:cNvGraphicFramePr>
-                  <a:graphic xmlns:a="http://schemas.openxmlformats.org/drawingml/2006/main">
-                    <a:graphicData uri="http://schemas.openxmlformats.org/drawingml/2006/picture">
-                      <pic:pic xmlns:pic="http://schemas.openxmlformats.org/drawingml/2006/picture">
-                        <pic:nvPicPr>
-                          <pic:cNvPr id="0" name="image.png"/>
-                          <pic:cNvPicPr/>
-                        </pic:nvPicPr>
-                        <pic:blipFill>
-                          <a:blip r:embed="rId21"/>
-                          <a:stretch>
-                            <a:fillRect/>
-                          </a:stretch>
-                        </pic:blipFill>
-                        <pic:spPr>
-                          <a:xfrm>
-                            <a:off x="0" y="0"/>
-                            <a:ext cx="759745" cy="379872"/>
-                          </a:xfrm>
-                          <a:prstGeom prst="rect">
-                            <a:avLst/>
-                          </a:prstGeom>
-                        </pic:spPr>
-                      </pic:pic>
-                    </a:graphicData>
-                  </a:graphic>
-                </wp:inline>
-              </w:drawing>
             </w:r>
           </w:p>
         </w:tc>
@@ -7587,41 +7629,6 @@
               <w:rPr>
                 <w:noProof/>
               </w:rPr>
-              <w:drawing>
-                <wp:inline distT="0" distB="0" distL="0" distR="0" wp14:anchorId="57622548" wp14:editId="7E30715D">
-                  <wp:extent cx="1006680" cy="503340"/>
-                  <wp:effectExtent l="0" t="0" r="3175" b="0"/>
-                  <wp:docPr id="1069574693" name="Picture 1069574693"/>
-                  <wp:cNvGraphicFramePr>
-                    <a:graphicFrameLocks xmlns:a="http://schemas.openxmlformats.org/drawingml/2006/main" noChangeAspect="1"/>
-                  </wp:cNvGraphicFramePr>
-                  <a:graphic xmlns:a="http://schemas.openxmlformats.org/drawingml/2006/main">
-                    <a:graphicData uri="http://schemas.openxmlformats.org/drawingml/2006/picture">
-                      <pic:pic xmlns:pic="http://schemas.openxmlformats.org/drawingml/2006/picture">
-                        <pic:nvPicPr>
-                          <pic:cNvPr id="0" name="image.png"/>
-                          <pic:cNvPicPr/>
-                        </pic:nvPicPr>
-                        <pic:blipFill>
-                          <a:blip r:embed="rId22"/>
-                          <a:stretch>
-                            <a:fillRect/>
-                          </a:stretch>
-                        </pic:blipFill>
-                        <pic:spPr>
-                          <a:xfrm>
-                            <a:off x="0" y="0"/>
-                            <a:ext cx="1010071" cy="505035"/>
-                          </a:xfrm>
-                          <a:prstGeom prst="rect">
-                            <a:avLst/>
-                          </a:prstGeom>
-                        </pic:spPr>
-                      </pic:pic>
-                    </a:graphicData>
-                  </a:graphic>
-                </wp:inline>
-              </w:drawing>
             </w:r>
           </w:p>
         </w:tc>
@@ -7664,7 +7671,6 @@
               <w:t xml:space="preserve">Lifeline menunjukkan keberadaan objek </w:t>
             </w:r>
             <w:r>
-              <w:lastRenderedPageBreak/>
               <w:t>selama proses interaksi berlangsung.</w:t>
             </w:r>
           </w:p>
@@ -7686,7 +7692,6 @@
               <w:jc w:val="center"/>
             </w:pPr>
             <w:r>
-              <w:lastRenderedPageBreak/>
               <w:t>5</w:t>
             </w:r>
           </w:p>
@@ -7706,41 +7711,6 @@
               <w:rPr>
                 <w:noProof/>
               </w:rPr>
-              <w:drawing>
-                <wp:inline distT="0" distB="0" distL="0" distR="0" wp14:anchorId="241E6C7F" wp14:editId="1173341A">
-                  <wp:extent cx="1325460" cy="662730"/>
-                  <wp:effectExtent l="0" t="0" r="8255" b="4445"/>
-                  <wp:docPr id="1069574694" name="Picture 1069574694"/>
-                  <wp:cNvGraphicFramePr>
-                    <a:graphicFrameLocks xmlns:a="http://schemas.openxmlformats.org/drawingml/2006/main" noChangeAspect="1"/>
-                  </wp:cNvGraphicFramePr>
-                  <a:graphic xmlns:a="http://schemas.openxmlformats.org/drawingml/2006/main">
-                    <a:graphicData uri="http://schemas.openxmlformats.org/drawingml/2006/picture">
-                      <pic:pic xmlns:pic="http://schemas.openxmlformats.org/drawingml/2006/picture">
-                        <pic:nvPicPr>
-                          <pic:cNvPr id="0" name="image.png"/>
-                          <pic:cNvPicPr/>
-                        </pic:nvPicPr>
-                        <pic:blipFill>
-                          <a:blip r:embed="rId23"/>
-                          <a:stretch>
-                            <a:fillRect/>
-                          </a:stretch>
-                        </pic:blipFill>
-                        <pic:spPr>
-                          <a:xfrm>
-                            <a:off x="0" y="0"/>
-                            <a:ext cx="1334824" cy="667412"/>
-                          </a:xfrm>
-                          <a:prstGeom prst="rect">
-                            <a:avLst/>
-                          </a:prstGeom>
-                        </pic:spPr>
-                      </pic:pic>
-                    </a:graphicData>
-                  </a:graphic>
-                </wp:inline>
-              </w:drawing>
             </w:r>
           </w:p>
         </w:tc>
@@ -7823,7 +7793,13 @@
         <w:jc w:val="center"/>
       </w:pPr>
       <w:r>
-        <w:t>Tabel 2. 5 Class Diagram</w:t>
+        <w:t xml:space="preserve">Tabel 2. 5 </w:t>
+      </w:r>
+      <w:r>
+        <w:rPr>
+          <w:i/>
+        </w:rPr>
+        <w:t>Class Diagram</w:t>
       </w:r>
     </w:p>
     <w:tbl>
@@ -7961,41 +7937,6 @@
               <w:rPr>
                 <w:noProof/>
               </w:rPr>
-              <w:drawing>
-                <wp:inline distT="0" distB="0" distL="0" distR="0" wp14:anchorId="1447EE77" wp14:editId="632099CB">
-                  <wp:extent cx="1124124" cy="562062"/>
-                  <wp:effectExtent l="0" t="0" r="0" b="9525"/>
-                  <wp:docPr id="1069574695" name="Picture 1069574695"/>
-                  <wp:cNvGraphicFramePr>
-                    <a:graphicFrameLocks xmlns:a="http://schemas.openxmlformats.org/drawingml/2006/main" noChangeAspect="1"/>
-                  </wp:cNvGraphicFramePr>
-                  <a:graphic xmlns:a="http://schemas.openxmlformats.org/drawingml/2006/main">
-                    <a:graphicData uri="http://schemas.openxmlformats.org/drawingml/2006/picture">
-                      <pic:pic xmlns:pic="http://schemas.openxmlformats.org/drawingml/2006/picture">
-                        <pic:nvPicPr>
-                          <pic:cNvPr id="0" name="image.png"/>
-                          <pic:cNvPicPr/>
-                        </pic:nvPicPr>
-                        <pic:blipFill>
-                          <a:blip r:embed="rId24"/>
-                          <a:stretch>
-                            <a:fillRect/>
-                          </a:stretch>
-                        </pic:blipFill>
-                        <pic:spPr>
-                          <a:xfrm>
-                            <a:off x="0" y="0"/>
-                            <a:ext cx="1130736" cy="565368"/>
-                          </a:xfrm>
-                          <a:prstGeom prst="rect">
-                            <a:avLst/>
-                          </a:prstGeom>
-                        </pic:spPr>
-                      </pic:pic>
-                    </a:graphicData>
-                  </a:graphic>
-                </wp:inline>
-              </w:drawing>
             </w:r>
           </w:p>
         </w:tc>
@@ -8075,41 +8016,6 @@
               <w:rPr>
                 <w:noProof/>
               </w:rPr>
-              <w:drawing>
-                <wp:inline distT="0" distB="0" distL="0" distR="0" wp14:anchorId="16E9F411" wp14:editId="599800BE">
-                  <wp:extent cx="1006680" cy="503340"/>
-                  <wp:effectExtent l="0" t="0" r="3175" b="0"/>
-                  <wp:docPr id="1069574696" name="Picture 1069574696"/>
-                  <wp:cNvGraphicFramePr>
-                    <a:graphicFrameLocks xmlns:a="http://schemas.openxmlformats.org/drawingml/2006/main" noChangeAspect="1"/>
-                  </wp:cNvGraphicFramePr>
-                  <a:graphic xmlns:a="http://schemas.openxmlformats.org/drawingml/2006/main">
-                    <a:graphicData uri="http://schemas.openxmlformats.org/drawingml/2006/picture">
-                      <pic:pic xmlns:pic="http://schemas.openxmlformats.org/drawingml/2006/picture">
-                        <pic:nvPicPr>
-                          <pic:cNvPr id="0" name="image.png"/>
-                          <pic:cNvPicPr/>
-                        </pic:nvPicPr>
-                        <pic:blipFill>
-                          <a:blip r:embed="rId25"/>
-                          <a:stretch>
-                            <a:fillRect/>
-                          </a:stretch>
-                        </pic:blipFill>
-                        <pic:spPr>
-                          <a:xfrm>
-                            <a:off x="0" y="0"/>
-                            <a:ext cx="1016084" cy="508042"/>
-                          </a:xfrm>
-                          <a:prstGeom prst="rect">
-                            <a:avLst/>
-                          </a:prstGeom>
-                        </pic:spPr>
-                      </pic:pic>
-                    </a:graphicData>
-                  </a:graphic>
-                </wp:inline>
-              </w:drawing>
             </w:r>
           </w:p>
         </w:tc>
@@ -8189,41 +8095,6 @@
               <w:rPr>
                 <w:noProof/>
               </w:rPr>
-              <w:drawing>
-                <wp:inline distT="0" distB="0" distL="0" distR="0" wp14:anchorId="76FDC267" wp14:editId="3ED18ACF">
-                  <wp:extent cx="930846" cy="465423"/>
-                  <wp:effectExtent l="0" t="0" r="3175" b="0"/>
-                  <wp:docPr id="1069574697" name="Picture 1069574697"/>
-                  <wp:cNvGraphicFramePr>
-                    <a:graphicFrameLocks xmlns:a="http://schemas.openxmlformats.org/drawingml/2006/main" noChangeAspect="1"/>
-                  </wp:cNvGraphicFramePr>
-                  <a:graphic xmlns:a="http://schemas.openxmlformats.org/drawingml/2006/main">
-                    <a:graphicData uri="http://schemas.openxmlformats.org/drawingml/2006/picture">
-                      <pic:pic xmlns:pic="http://schemas.openxmlformats.org/drawingml/2006/picture">
-                        <pic:nvPicPr>
-                          <pic:cNvPr id="0" name="image.png"/>
-                          <pic:cNvPicPr/>
-                        </pic:nvPicPr>
-                        <pic:blipFill>
-                          <a:blip r:embed="rId26"/>
-                          <a:stretch>
-                            <a:fillRect/>
-                          </a:stretch>
-                        </pic:blipFill>
-                        <pic:spPr>
-                          <a:xfrm>
-                            <a:off x="0" y="0"/>
-                            <a:ext cx="956882" cy="478441"/>
-                          </a:xfrm>
-                          <a:prstGeom prst="rect">
-                            <a:avLst/>
-                          </a:prstGeom>
-                        </pic:spPr>
-                      </pic:pic>
-                    </a:graphicData>
-                  </a:graphic>
-                </wp:inline>
-              </w:drawing>
             </w:r>
           </w:p>
         </w:tc>
@@ -8284,7 +8155,6 @@
               <w:jc w:val="center"/>
             </w:pPr>
             <w:r>
-              <w:lastRenderedPageBreak/>
               <w:t>4</w:t>
             </w:r>
           </w:p>
@@ -8304,41 +8174,6 @@
               <w:rPr>
                 <w:noProof/>
               </w:rPr>
-              <w:drawing>
-                <wp:inline distT="0" distB="0" distL="0" distR="0" wp14:anchorId="31D47A37" wp14:editId="2C511DDA">
-                  <wp:extent cx="855676" cy="427838"/>
-                  <wp:effectExtent l="0" t="0" r="1905" b="0"/>
-                  <wp:docPr id="1069574698" name="Picture 1069574698"/>
-                  <wp:cNvGraphicFramePr>
-                    <a:graphicFrameLocks xmlns:a="http://schemas.openxmlformats.org/drawingml/2006/main" noChangeAspect="1"/>
-                  </wp:cNvGraphicFramePr>
-                  <a:graphic xmlns:a="http://schemas.openxmlformats.org/drawingml/2006/main">
-                    <a:graphicData uri="http://schemas.openxmlformats.org/drawingml/2006/picture">
-                      <pic:pic xmlns:pic="http://schemas.openxmlformats.org/drawingml/2006/picture">
-                        <pic:nvPicPr>
-                          <pic:cNvPr id="0" name="image.png"/>
-                          <pic:cNvPicPr/>
-                        </pic:nvPicPr>
-                        <pic:blipFill>
-                          <a:blip r:embed="rId27"/>
-                          <a:stretch>
-                            <a:fillRect/>
-                          </a:stretch>
-                        </pic:blipFill>
-                        <pic:spPr>
-                          <a:xfrm>
-                            <a:off x="0" y="0"/>
-                            <a:ext cx="866428" cy="433214"/>
-                          </a:xfrm>
-                          <a:prstGeom prst="rect">
-                            <a:avLst/>
-                          </a:prstGeom>
-                        </pic:spPr>
-                      </pic:pic>
-                    </a:graphicData>
-                  </a:graphic>
-                </wp:inline>
-              </w:drawing>
             </w:r>
           </w:p>
         </w:tc>
@@ -8400,7 +8235,17 @@
         <w:t>Entity Relation Diagram</w:t>
       </w:r>
       <w:r>
-        <w:t xml:space="preserve"> (ERD)</w:t>
+        <w:t xml:space="preserve"> (</w:t>
+      </w:r>
+      <w:r>
+        <w:rPr>
+          <w:i/>
+        </w:rPr>
+        <w:t>ERD</w:t>
+      </w:r>
+      <w:r>
+        <w:rPr/>
+        <w:t>)</w:t>
       </w:r>
     </w:p>
     <w:p>
@@ -8415,7 +8260,17 @@
         <w:t>Entity Relation Diagram</w:t>
       </w:r>
       <w:r>
-        <w:t xml:space="preserve"> (ERD) merupakan diagram yang digunakan untuk menjelaskan hubungan antara berbagai entitas dalam sebuah sistem dan menjadi dasar dalam perancangan basis data. Simbol-simbol yang digunakan dalam </w:t>
+        <w:t xml:space="preserve"> (</w:t>
+      </w:r>
+      <w:r>
+        <w:rPr>
+          <w:i/>
+        </w:rPr>
+        <w:t>ERD</w:t>
+      </w:r>
+      <w:r>
+        <w:rPr/>
+        <w:t xml:space="preserve">) merupakan diagram yang digunakan untuk menjelaskan hubungan antara berbagai entitas dalam sebuah sistem dan menjadi dasar dalam perancangan basis data. Simbol-simbol yang digunakan dalam </w:t>
       </w:r>
       <w:r>
         <w:rPr>
@@ -8432,7 +8287,27 @@
         <w:jc w:val="center"/>
       </w:pPr>
       <w:r>
-        <w:t>Tabel 2. 6 Entity Relation Diagram (ERD)</w:t>
+        <w:t xml:space="preserve">Tabel 2. 6 </w:t>
+      </w:r>
+      <w:r>
+        <w:rPr>
+          <w:i/>
+        </w:rPr>
+        <w:t>Entity Relation Diagram</w:t>
+      </w:r>
+      <w:r>
+        <w:rPr/>
+        <w:t xml:space="preserve"> (</w:t>
+      </w:r>
+      <w:r>
+        <w:rPr>
+          <w:i/>
+        </w:rPr>
+        <w:t>ERD</w:t>
+      </w:r>
+      <w:r>
+        <w:rPr/>
+        <w:t>)</w:t>
       </w:r>
     </w:p>
     <w:tbl>
@@ -8569,41 +8444,6 @@
               <w:rPr>
                 <w:noProof/>
               </w:rPr>
-              <w:drawing>
-                <wp:inline distT="0" distB="0" distL="0" distR="0" wp14:anchorId="150BF4C9" wp14:editId="52B83496">
-                  <wp:extent cx="1073792" cy="536896"/>
-                  <wp:effectExtent l="0" t="0" r="0" b="0"/>
-                  <wp:docPr id="1069574699" name="Picture 1069574699"/>
-                  <wp:cNvGraphicFramePr>
-                    <a:graphicFrameLocks xmlns:a="http://schemas.openxmlformats.org/drawingml/2006/main" noChangeAspect="1"/>
-                  </wp:cNvGraphicFramePr>
-                  <a:graphic xmlns:a="http://schemas.openxmlformats.org/drawingml/2006/main">
-                    <a:graphicData uri="http://schemas.openxmlformats.org/drawingml/2006/picture">
-                      <pic:pic xmlns:pic="http://schemas.openxmlformats.org/drawingml/2006/picture">
-                        <pic:nvPicPr>
-                          <pic:cNvPr id="0" name="image.png"/>
-                          <pic:cNvPicPr/>
-                        </pic:nvPicPr>
-                        <pic:blipFill>
-                          <a:blip r:embed="rId28"/>
-                          <a:stretch>
-                            <a:fillRect/>
-                          </a:stretch>
-                        </pic:blipFill>
-                        <pic:spPr>
-                          <a:xfrm>
-                            <a:off x="0" y="0"/>
-                            <a:ext cx="1082699" cy="541350"/>
-                          </a:xfrm>
-                          <a:prstGeom prst="rect">
-                            <a:avLst/>
-                          </a:prstGeom>
-                        </pic:spPr>
-                      </pic:pic>
-                    </a:graphicData>
-                  </a:graphic>
-                </wp:inline>
-              </w:drawing>
             </w:r>
           </w:p>
         </w:tc>
@@ -8675,41 +8515,6 @@
               <w:rPr>
                 <w:noProof/>
               </w:rPr>
-              <w:drawing>
-                <wp:inline distT="0" distB="0" distL="0" distR="0" wp14:anchorId="3B270EE3" wp14:editId="236FE412">
-                  <wp:extent cx="1107348" cy="553674"/>
-                  <wp:effectExtent l="0" t="0" r="0" b="0"/>
-                  <wp:docPr id="1069574700" name="Picture 1069574700"/>
-                  <wp:cNvGraphicFramePr>
-                    <a:graphicFrameLocks xmlns:a="http://schemas.openxmlformats.org/drawingml/2006/main" noChangeAspect="1"/>
-                  </wp:cNvGraphicFramePr>
-                  <a:graphic xmlns:a="http://schemas.openxmlformats.org/drawingml/2006/main">
-                    <a:graphicData uri="http://schemas.openxmlformats.org/drawingml/2006/picture">
-                      <pic:pic xmlns:pic="http://schemas.openxmlformats.org/drawingml/2006/picture">
-                        <pic:nvPicPr>
-                          <pic:cNvPr id="0" name="image.png"/>
-                          <pic:cNvPicPr/>
-                        </pic:nvPicPr>
-                        <pic:blipFill>
-                          <a:blip r:embed="rId29"/>
-                          <a:stretch>
-                            <a:fillRect/>
-                          </a:stretch>
-                        </pic:blipFill>
-                        <pic:spPr>
-                          <a:xfrm>
-                            <a:off x="0" y="0"/>
-                            <a:ext cx="1111198" cy="555599"/>
-                          </a:xfrm>
-                          <a:prstGeom prst="rect">
-                            <a:avLst/>
-                          </a:prstGeom>
-                        </pic:spPr>
-                      </pic:pic>
-                    </a:graphicData>
-                  </a:graphic>
-                </wp:inline>
-              </w:drawing>
             </w:r>
           </w:p>
         </w:tc>
@@ -8762,7 +8567,6 @@
               <w:jc w:val="center"/>
             </w:pPr>
             <w:r>
-              <w:lastRenderedPageBreak/>
               <w:t>3</w:t>
             </w:r>
           </w:p>
@@ -8782,41 +8586,6 @@
               <w:rPr>
                 <w:noProof/>
               </w:rPr>
-              <w:drawing>
-                <wp:inline distT="0" distB="0" distL="0" distR="0" wp14:anchorId="26A36213" wp14:editId="27782635">
-                  <wp:extent cx="1107348" cy="553674"/>
-                  <wp:effectExtent l="0" t="0" r="0" b="0"/>
-                  <wp:docPr id="1069574701" name="Picture 1069574701"/>
-                  <wp:cNvGraphicFramePr>
-                    <a:graphicFrameLocks xmlns:a="http://schemas.openxmlformats.org/drawingml/2006/main" noChangeAspect="1"/>
-                  </wp:cNvGraphicFramePr>
-                  <a:graphic xmlns:a="http://schemas.openxmlformats.org/drawingml/2006/main">
-                    <a:graphicData uri="http://schemas.openxmlformats.org/drawingml/2006/picture">
-                      <pic:pic xmlns:pic="http://schemas.openxmlformats.org/drawingml/2006/picture">
-                        <pic:nvPicPr>
-                          <pic:cNvPr id="0" name="image.png"/>
-                          <pic:cNvPicPr/>
-                        </pic:nvPicPr>
-                        <pic:blipFill>
-                          <a:blip r:embed="rId30"/>
-                          <a:stretch>
-                            <a:fillRect/>
-                          </a:stretch>
-                        </pic:blipFill>
-                        <pic:spPr>
-                          <a:xfrm>
-                            <a:off x="0" y="0"/>
-                            <a:ext cx="1112890" cy="556445"/>
-                          </a:xfrm>
-                          <a:prstGeom prst="rect">
-                            <a:avLst/>
-                          </a:prstGeom>
-                        </pic:spPr>
-                      </pic:pic>
-                    </a:graphicData>
-                  </a:graphic>
-                </wp:inline>
-              </w:drawing>
             </w:r>
           </w:p>
         </w:tc>
@@ -8888,41 +8657,6 @@
               <w:rPr>
                 <w:noProof/>
               </w:rPr>
-              <w:drawing>
-                <wp:inline distT="0" distB="0" distL="0" distR="0" wp14:anchorId="53E2F51F" wp14:editId="0EA12A19">
-                  <wp:extent cx="1174458" cy="587229"/>
-                  <wp:effectExtent l="0" t="0" r="6985" b="3810"/>
-                  <wp:docPr id="1069574702" name="Picture 1069574702"/>
-                  <wp:cNvGraphicFramePr>
-                    <a:graphicFrameLocks xmlns:a="http://schemas.openxmlformats.org/drawingml/2006/main" noChangeAspect="1"/>
-                  </wp:cNvGraphicFramePr>
-                  <a:graphic xmlns:a="http://schemas.openxmlformats.org/drawingml/2006/main">
-                    <a:graphicData uri="http://schemas.openxmlformats.org/drawingml/2006/picture">
-                      <pic:pic xmlns:pic="http://schemas.openxmlformats.org/drawingml/2006/picture">
-                        <pic:nvPicPr>
-                          <pic:cNvPr id="0" name="image.png"/>
-                          <pic:cNvPicPr/>
-                        </pic:nvPicPr>
-                        <pic:blipFill>
-                          <a:blip r:embed="rId25"/>
-                          <a:stretch>
-                            <a:fillRect/>
-                          </a:stretch>
-                        </pic:blipFill>
-                        <pic:spPr>
-                          <a:xfrm>
-                            <a:off x="0" y="0"/>
-                            <a:ext cx="1180287" cy="590143"/>
-                          </a:xfrm>
-                          <a:prstGeom prst="rect">
-                            <a:avLst/>
-                          </a:prstGeom>
-                        </pic:spPr>
-                      </pic:pic>
-                    </a:graphicData>
-                  </a:graphic>
-                </wp:inline>
-              </w:drawing>
             </w:r>
           </w:p>
         </w:tc>
@@ -8994,41 +8728,6 @@
               <w:rPr>
                 <w:noProof/>
               </w:rPr>
-              <w:drawing>
-                <wp:inline distT="0" distB="0" distL="0" distR="0" wp14:anchorId="4386B285" wp14:editId="277761B9">
-                  <wp:extent cx="1057014" cy="528507"/>
-                  <wp:effectExtent l="0" t="0" r="0" b="5080"/>
-                  <wp:docPr id="1069574703" name="Picture 1069574703"/>
-                  <wp:cNvGraphicFramePr>
-                    <a:graphicFrameLocks xmlns:a="http://schemas.openxmlformats.org/drawingml/2006/main" noChangeAspect="1"/>
-                  </wp:cNvGraphicFramePr>
-                  <a:graphic xmlns:a="http://schemas.openxmlformats.org/drawingml/2006/main">
-                    <a:graphicData uri="http://schemas.openxmlformats.org/drawingml/2006/picture">
-                      <pic:pic xmlns:pic="http://schemas.openxmlformats.org/drawingml/2006/picture">
-                        <pic:nvPicPr>
-                          <pic:cNvPr id="0" name="image.png"/>
-                          <pic:cNvPicPr/>
-                        </pic:nvPicPr>
-                        <pic:blipFill>
-                          <a:blip r:embed="rId31"/>
-                          <a:stretch>
-                            <a:fillRect/>
-                          </a:stretch>
-                        </pic:blipFill>
-                        <pic:spPr>
-                          <a:xfrm>
-                            <a:off x="0" y="0"/>
-                            <a:ext cx="1063140" cy="531570"/>
-                          </a:xfrm>
-                          <a:prstGeom prst="rect">
-                            <a:avLst/>
-                          </a:prstGeom>
-                        </pic:spPr>
-                      </pic:pic>
-                    </a:graphicData>
-                  </a:graphic>
-                </wp:inline>
-              </w:drawing>
             </w:r>
           </w:p>
         </w:tc>
@@ -9126,7 +8825,27 @@
       </w:r>
       <w:r/>
       <w:r>
-        <w:t xml:space="preserve"> merupakan salah satu metode dalam Software Development Life Cycle (SDLC) yang dilakukan secara sistematis dan berurutan. Tahapan </w:t>
+        <w:t xml:space="preserve"> merupakan salah satu metode dalam </w:t>
+      </w:r>
+      <w:r>
+        <w:rPr>
+          <w:i/>
+        </w:rPr>
+        <w:t>Software Development Life Cycle</w:t>
+      </w:r>
+      <w:r>
+        <w:rPr/>
+        <w:t xml:space="preserve"> (</w:t>
+      </w:r>
+      <w:r>
+        <w:rPr>
+          <w:i/>
+        </w:rPr>
+        <w:t>SDLC</w:t>
+      </w:r>
+      <w:r>
+        <w:rPr/>
+        <w:t xml:space="preserve">) yang dilakukan secara sistematis dan berurutan. Tahapan </w:t>
       </w:r>
       <w:r/>
       <w:r>
@@ -9137,7 +8856,27 @@
       </w:r>
       <w:r/>
       <w:r>
-        <w:t xml:space="preserve"> dimulai dari analisis kebutuhan, perancangan sistem, implementasi, pengujian, hingga pemeliharaan. Metode ini dipilih karena penelitian aplikasi pemesanan online barbershop berbasis </w:t>
+        <w:t xml:space="preserve"> dimulai dari analisis kebutuhan, perancangan sistem, implementasi, pengujian, hingga pemeliharaan. Metode ini dipilih karena penelitian aplikasi pemesanan </w:t>
+      </w:r>
+      <w:r>
+        <w:rPr>
+          <w:i/>
+        </w:rPr>
+        <w:t>online</w:t>
+      </w:r>
+      <w:r>
+        <w:rPr/>
+        <w:t xml:space="preserve"> </w:t>
+      </w:r>
+      <w:r>
+        <w:rPr>
+          <w:i/>
+        </w:rPr>
+        <w:t>barbershop</w:t>
+      </w:r>
+      <w:r>
+        <w:rPr/>
+        <w:t xml:space="preserve"> berbasis </w:t>
       </w:r>
       <w:r/>
       <w:r>
@@ -9170,51 +8909,6 @@
         <w:rPr>
           <w:noProof/>
         </w:rPr>
-        <w:lastRenderedPageBreak/>
-        <w:drawing>
-          <wp:inline distT="0" distB="0" distL="0" distR="0" wp14:anchorId="1578B57E" wp14:editId="1AEC45AE">
-            <wp:extent cx="5112101" cy="2621814"/>
-            <wp:effectExtent l="0" t="0" r="0" b="7620"/>
-            <wp:docPr id="1069574704" name="Picture 1069574704"/>
-            <wp:cNvGraphicFramePr>
-              <a:graphicFrameLocks xmlns:a="http://schemas.openxmlformats.org/drawingml/2006/main" noChangeAspect="1"/>
-            </wp:cNvGraphicFramePr>
-            <a:graphic xmlns:a="http://schemas.openxmlformats.org/drawingml/2006/main">
-              <a:graphicData uri="http://schemas.openxmlformats.org/drawingml/2006/picture">
-                <pic:pic xmlns:pic="http://schemas.openxmlformats.org/drawingml/2006/picture">
-                  <pic:nvPicPr>
-                    <pic:cNvPr id="1069574704" name="Picture 1069574704"/>
-                    <pic:cNvPicPr/>
-                  </pic:nvPicPr>
-                  <pic:blipFill rotWithShape="1">
-                    <a:blip r:embed="rId32"/>
-                    <a:srcRect b="23070"/>
-                    <a:stretch>
-                      <a:fillRect/>
-                    </a:stretch>
-                  </pic:blipFill>
-                  <pic:spPr bwMode="auto">
-                    <a:xfrm>
-                      <a:off x="0" y="0"/>
-                      <a:ext cx="5168381" cy="2650678"/>
-                    </a:xfrm>
-                    <a:prstGeom prst="rect">
-                      <a:avLst/>
-                    </a:prstGeom>
-                    <a:ln>
-                      <a:noFill/>
-                    </a:ln>
-                    <a:extLst>
-                      <a:ext uri="{53640926-AAD7-44D8-BBD7-CCE9431645EC}">
-                        <a14:shadowObscured xmlns:a14="http://schemas.microsoft.com/office/drawing/2010/main"/>
-                      </a:ext>
-                    </a:extLst>
-                  </pic:spPr>
-                </pic:pic>
-              </a:graphicData>
-            </a:graphic>
-          </wp:inline>
-        </w:drawing>
       </w:r>
     </w:p>
     <w:p>
@@ -9466,7 +9160,6 @@
         <w:jc w:val="left"/>
       </w:pPr>
       <w:r>
-        <w:lastRenderedPageBreak/>
         <w:t>4. Pengujian Sistem</w:t>
       </w:r>
     </w:p>
@@ -9571,7 +9264,27 @@
       <w:r/>
       <w:r/>
       <w:r>
-        <w:t xml:space="preserve"> merupakan pengujian fungsional yang dilakukan berdasarkan input dan output tanpa melihat kode program. Pengujian ini berfokus pada kesesuaian fungsi sistem terhadap kebutuhan pengguna. Penelitian aplikasi pemesanan online barbershop berbasis </w:t>
+        <w:t xml:space="preserve"> merupakan pengujian fungsional yang dilakukan berdasarkan input dan output tanpa melihat kode program. Pengujian ini berfokus pada kesesuaian fungsi sistem terhadap kebutuhan pengguna. Penelitian aplikasi pemesanan </w:t>
+      </w:r>
+      <w:r>
+        <w:rPr>
+          <w:i/>
+        </w:rPr>
+        <w:t>online</w:t>
+      </w:r>
+      <w:r>
+        <w:rPr/>
+        <w:t xml:space="preserve"> </w:t>
+      </w:r>
+      <w:r>
+        <w:rPr>
+          <w:i/>
+        </w:rPr>
+        <w:t>barbershop</w:t>
+      </w:r>
+      <w:r>
+        <w:rPr/>
+        <w:t xml:space="preserve"> berbasis </w:t>
       </w:r>
       <w:r/>
       <w:r>
@@ -9612,51 +9325,6 @@
         <w:rPr>
           <w:noProof/>
         </w:rPr>
-        <w:lastRenderedPageBreak/>
-        <w:drawing>
-          <wp:inline distT="0" distB="0" distL="0" distR="0" wp14:anchorId="2DD79B99" wp14:editId="586656E3">
-            <wp:extent cx="4962954" cy="1742089"/>
-            <wp:effectExtent l="0" t="0" r="0" b="0"/>
-            <wp:docPr id="1069574705" name="Picture 1069574705"/>
-            <wp:cNvGraphicFramePr>
-              <a:graphicFrameLocks xmlns:a="http://schemas.openxmlformats.org/drawingml/2006/main" noChangeAspect="1"/>
-            </wp:cNvGraphicFramePr>
-            <a:graphic xmlns:a="http://schemas.openxmlformats.org/drawingml/2006/main">
-              <a:graphicData uri="http://schemas.openxmlformats.org/drawingml/2006/picture">
-                <pic:pic xmlns:pic="http://schemas.openxmlformats.org/drawingml/2006/picture">
-                  <pic:nvPicPr>
-                    <pic:cNvPr id="1069574705" name="Picture 1069574705"/>
-                    <pic:cNvPicPr/>
-                  </pic:nvPicPr>
-                  <pic:blipFill rotWithShape="1">
-                    <a:blip r:embed="rId33"/>
-                    <a:srcRect t="18905" b="28443"/>
-                    <a:stretch>
-                      <a:fillRect/>
-                    </a:stretch>
-                  </pic:blipFill>
-                  <pic:spPr bwMode="auto">
-                    <a:xfrm>
-                      <a:off x="0" y="0"/>
-                      <a:ext cx="4999234" cy="1754824"/>
-                    </a:xfrm>
-                    <a:prstGeom prst="rect">
-                      <a:avLst/>
-                    </a:prstGeom>
-                    <a:ln>
-                      <a:noFill/>
-                    </a:ln>
-                    <a:extLst>
-                      <a:ext uri="{53640926-AAD7-44D8-BBD7-CCE9431645EC}">
-                        <a14:shadowObscured xmlns:a14="http://schemas.microsoft.com/office/drawing/2010/main"/>
-                      </a:ext>
-                    </a:extLst>
-                  </pic:spPr>
-                </pic:pic>
-              </a:graphicData>
-            </a:graphic>
-          </wp:inline>
-        </w:drawing>
       </w:r>
     </w:p>
     <w:p>
@@ -9768,7 +9436,17 @@
       </w:r>
       <w:r/>
       <w:r>
-        <w:t xml:space="preserve">, kelola layanan, input pendapatan harian oleh Admin/Pengelola atau Admin Harian, pembatasan akses input bagi Capster biasa, input buku kas umum, input operasional, perhitungan pembagian hasil, pembatasan laporan berdasarkan </w:t>
+        <w:t xml:space="preserve">, kelola layanan, input pendapatan harian oleh Admin/Pengelola atau Admin Harian, pembatasan akses input bagi </w:t>
+      </w:r>
+      <w:r>
+        <w:rPr>
+          <w:i/>
+        </w:rPr>
+        <w:t>Capster</w:t>
+      </w:r>
+      <w:r>
+        <w:rPr/>
+        <w:t xml:space="preserve"> biasa, input buku kas umum, input operasional, perhitungan pembagian hasil, pembatasan laporan berdasarkan </w:t>
       </w:r>
       <w:r/>
       <w:r>
@@ -9815,51 +9493,6 @@
         <w:rPr>
           <w:noProof/>
         </w:rPr>
-        <w:lastRenderedPageBreak/>
-        <w:drawing>
-          <wp:inline distT="0" distB="0" distL="0" distR="0" wp14:anchorId="1760DEC8" wp14:editId="26EA852A">
-            <wp:extent cx="3640822" cy="6415964"/>
-            <wp:effectExtent l="0" t="0" r="0" b="4445"/>
-            <wp:docPr id="1069574706" name="Picture 1069574706"/>
-            <wp:cNvGraphicFramePr>
-              <a:graphicFrameLocks xmlns:a="http://schemas.openxmlformats.org/drawingml/2006/main" noChangeAspect="1"/>
-            </wp:cNvGraphicFramePr>
-            <a:graphic xmlns:a="http://schemas.openxmlformats.org/drawingml/2006/main">
-              <a:graphicData uri="http://schemas.openxmlformats.org/drawingml/2006/picture">
-                <pic:pic xmlns:pic="http://schemas.openxmlformats.org/drawingml/2006/picture">
-                  <pic:nvPicPr>
-                    <pic:cNvPr id="1069574706" name="Picture 1069574706"/>
-                    <pic:cNvPicPr/>
-                  </pic:nvPicPr>
-                  <pic:blipFill rotWithShape="1">
-                    <a:blip r:embed="rId34"/>
-                    <a:srcRect l="14713" t="1625" r="13496" b="8856"/>
-                    <a:stretch>
-                      <a:fillRect/>
-                    </a:stretch>
-                  </pic:blipFill>
-                  <pic:spPr bwMode="auto">
-                    <a:xfrm>
-                      <a:off x="0" y="0"/>
-                      <a:ext cx="3672149" cy="6471170"/>
-                    </a:xfrm>
-                    <a:prstGeom prst="rect">
-                      <a:avLst/>
-                    </a:prstGeom>
-                    <a:ln>
-                      <a:noFill/>
-                    </a:ln>
-                    <a:extLst>
-                      <a:ext uri="{53640926-AAD7-44D8-BBD7-CCE9431645EC}">
-                        <a14:shadowObscured xmlns:a14="http://schemas.microsoft.com/office/drawing/2010/main"/>
-                      </a:ext>
-                    </a:extLst>
-                  </pic:spPr>
-                </pic:pic>
-              </a:graphicData>
-            </a:graphic>
-          </wp:inline>
-        </w:drawing>
       </w:r>
     </w:p>
     <w:p>
@@ -10030,7 +9663,17 @@
       </w:r>
       <w:r/>
       <w:r>
-        <w:t xml:space="preserve"> senior dapat membantu input pendapatan, Capster biasa hanya dapat melihat laporan miliknya sendiri, dan Pemilik dapat memantau laporan usaha. Sistem yang dikembangkan diharapkan dapat membantu pencatatan pendapatan, pengelolaan buku kas umum, penghitungan pembagian hasil, serta penyajian laporan secara lebih terstruktur.</w:t>
+        <w:t xml:space="preserve"> senior dapat membantu input pendapatan, </w:t>
+      </w:r>
+      <w:r>
+        <w:rPr>
+          <w:i/>
+        </w:rPr>
+        <w:t>Capster</w:t>
+      </w:r>
+      <w:r>
+        <w:rPr/>
+        <w:t xml:space="preserve"> biasa hanya dapat melihat laporan miliknya sendiri, dan Pemilik dapat memantau laporan usaha. Sistem yang dikembangkan diharapkan dapat membantu pencatatan pendapatan, pengelolaan buku kas umum, penghitungan pembagian hasil, serta penyajian laporan secara lebih terstruktur.</w:t>
       </w:r>
     </w:p>
     <w:p>
@@ -10048,7 +9691,6 @@
         <w:pStyle w:val="Heading1"/>
       </w:pPr>
       <w:r>
-        <w:lastRenderedPageBreak/>
         <w:t>BAB III</w:t>
       </w:r>
       <w:r>
@@ -10084,50 +9726,6 @@
         <w:rPr>
           <w:noProof/>
         </w:rPr>
-        <w:drawing>
-          <wp:inline distT="0" distB="0" distL="0" distR="0" wp14:anchorId="1ED1A3AD" wp14:editId="1B8CEA83">
-            <wp:extent cx="4686300" cy="5249917"/>
-            <wp:effectExtent l="0" t="0" r="0" b="8255"/>
-            <wp:docPr id="1069574676" name="Picture 1069574676"/>
-            <wp:cNvGraphicFramePr>
-              <a:graphicFrameLocks xmlns:a="http://schemas.openxmlformats.org/drawingml/2006/main" noChangeAspect="1"/>
-            </wp:cNvGraphicFramePr>
-            <a:graphic xmlns:a="http://schemas.openxmlformats.org/drawingml/2006/main">
-              <a:graphicData uri="http://schemas.openxmlformats.org/drawingml/2006/picture">
-                <pic:pic xmlns:pic="http://schemas.openxmlformats.org/drawingml/2006/picture">
-                  <pic:nvPicPr>
-                    <pic:cNvPr id="1069574676" name="Picture 1069574676"/>
-                    <pic:cNvPicPr/>
-                  </pic:nvPicPr>
-                  <pic:blipFill rotWithShape="1">
-                    <a:blip r:embed="rId35"/>
-                    <a:srcRect b="16173"/>
-                    <a:stretch>
-                      <a:fillRect/>
-                    </a:stretch>
-                  </pic:blipFill>
-                  <pic:spPr bwMode="auto">
-                    <a:xfrm>
-                      <a:off x="0" y="0"/>
-                      <a:ext cx="4690839" cy="5255002"/>
-                    </a:xfrm>
-                    <a:prstGeom prst="rect">
-                      <a:avLst/>
-                    </a:prstGeom>
-                    <a:ln>
-                      <a:noFill/>
-                    </a:ln>
-                    <a:extLst>
-                      <a:ext uri="{53640926-AAD7-44D8-BBD7-CCE9431645EC}">
-                        <a14:shadowObscured xmlns:a14="http://schemas.microsoft.com/office/drawing/2010/main"/>
-                      </a:ext>
-                    </a:extLst>
-                  </pic:spPr>
-                </pic:pic>
-              </a:graphicData>
-            </a:graphic>
-          </wp:inline>
-        </w:drawing>
       </w:r>
     </w:p>
     <w:p>
@@ -10140,7 +9738,6 @@
     </w:p>
     <w:p>
       <w:r>
-        <w:lastRenderedPageBreak/>
         <w:t>Berdasarkan diagram alur penelitian yang telah disajikan, berikut merupakan penjelasan dari setiap tahapan dalam penelitian ini:</w:t>
       </w:r>
     </w:p>
@@ -10717,7 +10314,17 @@
       </w:r>
       <w:r/>
       <w:r>
-        <w:t xml:space="preserve">, framework </w:t>
+        <w:t xml:space="preserve">, </w:t>
+      </w:r>
+      <w:r>
+        <w:rPr>
+          <w:i/>
+        </w:rPr>
+        <w:t>framework</w:t>
+      </w:r>
+      <w:r>
+        <w:rPr/>
+        <w:t xml:space="preserve"> </w:t>
       </w:r>
       <w:r/>
       <w:r>
@@ -10761,7 +10368,17 @@
       </w:r>
       <w:r/>
       <w:r>
-        <w:t xml:space="preserve">, pengelolaan pendapatan, buku kas umum, Unified Modeling Language, metode </w:t>
+        <w:t xml:space="preserve">, pengelolaan pendapatan, buku kas umum, </w:t>
+      </w:r>
+      <w:r>
+        <w:rPr>
+          <w:i/>
+        </w:rPr>
+        <w:t>Unified Modeling Language</w:t>
+      </w:r>
+      <w:r>
+        <w:rPr/>
+        <w:t xml:space="preserve">, metode </w:t>
       </w:r>
       <w:r/>
       <w:r>
@@ -10805,7 +10422,17 @@
         <w:pStyle w:val="NoSpacing"/>
       </w:pPr>
       <w:r>
-        <w:t xml:space="preserve">Dokumentasi dilakukan dengan mempelajari contoh laporan Google Spreadsheet </w:t>
+        <w:t xml:space="preserve">Dokumentasi dilakukan dengan mempelajari contoh laporan </w:t>
+      </w:r>
+      <w:r>
+        <w:rPr>
+          <w:i/>
+        </w:rPr>
+        <w:t>Google Spreadsheet</w:t>
+      </w:r>
+      <w:r>
+        <w:rPr/>
+        <w:t xml:space="preserve"> </w:t>
       </w:r>
       <w:r>
         <w:rPr>
@@ -10904,7 +10531,27 @@
       </w:r>
       <w:r/>
       <w:r>
-        <w:t xml:space="preserve"> merupakan salah satu metode dalam Software Development Life Cycle (SDLC) yang dilakukan secara sistematis dan berurutan. Tahapan </w:t>
+        <w:t xml:space="preserve"> merupakan salah satu metode dalam </w:t>
+      </w:r>
+      <w:r>
+        <w:rPr>
+          <w:i/>
+        </w:rPr>
+        <w:t>Software Development Life Cycle</w:t>
+      </w:r>
+      <w:r>
+        <w:rPr/>
+        <w:t xml:space="preserve"> (</w:t>
+      </w:r>
+      <w:r>
+        <w:rPr>
+          <w:i/>
+        </w:rPr>
+        <w:t>SDLC</w:t>
+      </w:r>
+      <w:r>
+        <w:rPr/>
+        <w:t xml:space="preserve">) yang dilakukan secara sistematis dan berurutan. Tahapan </w:t>
       </w:r>
       <w:r/>
       <w:r>
@@ -10915,7 +10562,27 @@
       </w:r>
       <w:r/>
       <w:r>
-        <w:t xml:space="preserve"> dimulai dari analisis kebutuhan, perancangan sistem, implementasi, pengujian, hingga pemeliharaan. Metode ini dipilih karena penelitian aplikasi pemesanan online barbershop berbasis </w:t>
+        <w:t xml:space="preserve"> dimulai dari analisis kebutuhan, perancangan sistem, implementasi, pengujian, hingga pemeliharaan. Metode ini dipilih karena penelitian aplikasi pemesanan </w:t>
+      </w:r>
+      <w:r>
+        <w:rPr>
+          <w:i/>
+        </w:rPr>
+        <w:t>online</w:t>
+      </w:r>
+      <w:r>
+        <w:rPr/>
+        <w:t xml:space="preserve"> </w:t>
+      </w:r>
+      <w:r>
+        <w:rPr>
+          <w:i/>
+        </w:rPr>
+        <w:t>barbershop</w:t>
+      </w:r>
+      <w:r>
+        <w:rPr/>
+        <w:t xml:space="preserve"> berbasis </w:t>
       </w:r>
       <w:r/>
       <w:r>
@@ -11351,7 +11018,6 @@
         <w:jc w:val="center"/>
       </w:pPr>
       <w:r>
-        <w:lastRenderedPageBreak/>
         <w:t>Tabel 3. 1 Perangkat Keras</w:t>
       </w:r>
     </w:p>
@@ -11494,7 +11160,16 @@
               <w:ind w:left="41" w:firstLine="0"/>
             </w:pPr>
             <w:r>
-              <w:t xml:space="preserve">Smartphone </w:t>
+              <w:rPr>
+                <w:i/>
+              </w:rPr>
+              <w:t>Smartphone</w:t>
+            </w:r>
+            <w:r>
+              <w:rPr>
+                <w:i/>
+              </w:rPr>
+              <w:t xml:space="preserve"> </w:t>
             </w:r>
             <w:r>
               <w:rPr>
@@ -11660,7 +11335,19 @@
                 <w:i/>
                 <w:iCs/>
               </w:rPr>
-              <w:t>Flutter dan Dart</w:t>
+              <w:t>Flutter</w:t>
+            </w:r>
+            <w:r>
+              <w:rPr>
+                <w:i/>
+              </w:rPr>
+              <w:t xml:space="preserve"> dan </w:t>
+            </w:r>
+            <w:r>
+              <w:rPr>
+                <w:i/>
+              </w:rPr>
+              <w:t>Dart</w:t>
             </w:r>
           </w:p>
         </w:tc>
@@ -12012,6 +11699,9 @@
               <w:ind w:left="17" w:firstLineChars="7" w:firstLine="17"/>
             </w:pPr>
             <w:r>
+              <w:rPr>
+                <w:i/>
+              </w:rPr>
               <w:t>Figma</w:t>
             </w:r>
           </w:p>
@@ -12067,6 +11757,9 @@
               <w:ind w:left="17" w:firstLineChars="7" w:firstLine="17"/>
             </w:pPr>
             <w:r>
+              <w:rPr>
+                <w:i/>
+              </w:rPr>
               <w:t>Browser</w:t>
             </w:r>
           </w:p>
@@ -12101,7 +11794,6 @@
         <w:pStyle w:val="Heading3"/>
       </w:pPr>
       <w:r>
-        <w:lastRenderedPageBreak/>
         <w:t xml:space="preserve">3.4.3. </w:t>
       </w:r>
       <w:r>
@@ -12142,7 +11834,17 @@
       </w:r>
       <w:r/>
       <w:r>
-        <w:t xml:space="preserve">, data layanan, data akun pengguna, data pendapatan harian, data buku kas umum, data biaya operasional, data laporan pembagian hasil, dan contoh laporan Google Spreadsheet </w:t>
+        <w:t xml:space="preserve">, data layanan, data akun pengguna, data pendapatan harian, data buku kas umum, data biaya operasional, data laporan pembagian hasil, dan contoh laporan </w:t>
+      </w:r>
+      <w:r>
+        <w:rPr>
+          <w:i/>
+        </w:rPr>
+        <w:t>Google Spreadsheet</w:t>
+      </w:r>
+      <w:r>
+        <w:rPr/>
+        <w:t xml:space="preserve"> </w:t>
       </w:r>
       <w:r/>
       <w:r>
@@ -12249,7 +11951,17 @@
       </w:r>
       <w:r/>
       <w:r>
-        <w:t xml:space="preserve"> online. Waktu penelitian direncanakan berlangsung selama beberapa bulan, mulai dari tahap identifikasi masalah sampai penyusunan laporan skripsi.</w:t>
+        <w:t xml:space="preserve"> </w:t>
+      </w:r>
+      <w:r>
+        <w:rPr>
+          <w:i/>
+        </w:rPr>
+        <w:t>online</w:t>
+      </w:r>
+      <w:r>
+        <w:rPr/>
+        <w:t>. Waktu penelitian direncanakan berlangsung selama beberapa bulan, mulai dari tahap identifikasi masalah sampai penyusunan laporan skripsi.</w:t>
       </w:r>
     </w:p>
     <w:p>
@@ -13037,7 +12749,6 @@
               <w:jc w:val="center"/>
             </w:pPr>
             <w:r>
-              <w:lastRenderedPageBreak/>
               <w:t>7</w:t>
             </w:r>
           </w:p>
@@ -13542,7 +13253,17 @@
       </w:r>
       <w:r/>
       <w:r>
-        <w:t xml:space="preserve"> senior yang dipercaya dan diberi akun dengan hak akses pencatatan. Capster biasa direncanakan hanya dapat melihat laporan miliknya sendiri berdasarkan akun yang dikaitkan dengan data </w:t>
+        <w:t xml:space="preserve"> senior yang dipercaya dan diberi akun dengan hak akses pencatatan. </w:t>
+      </w:r>
+      <w:r>
+        <w:rPr>
+          <w:i/>
+        </w:rPr>
+        <w:t>Capster</w:t>
+      </w:r>
+      <w:r>
+        <w:rPr/>
+        <w:t xml:space="preserve"> biasa direncanakan hanya dapat melihat laporan miliknya sendiri berdasarkan akun yang dikaitkan dengan data </w:t>
       </w:r>
       <w:r/>
       <w:r>
@@ -13561,7 +13282,17 @@
         <w:jc w:val="center"/>
       </w:pPr>
       <w:r>
-        <w:t>Admin/Pengelola, Admin Harian, Capster, Pemilik</w:t>
+        <w:t xml:space="preserve">Admin/Pengelola, Admin Harian, </w:t>
+      </w:r>
+      <w:r>
+        <w:rPr>
+          <w:i/>
+        </w:rPr>
+        <w:t>Capster</w:t>
+      </w:r>
+      <w:r>
+        <w:rPr/>
+        <w:t>, Pemilik</w:t>
         <w:br/>
         <w:t>↓</w:t>
         <w:br/>
@@ -13658,50 +13389,6 @@
         <w:rPr>
           <w:noProof/>
         </w:rPr>
-        <w:drawing>
-          <wp:inline distT="0" distB="0" distL="0" distR="0" wp14:anchorId="4D2F8A84" wp14:editId="31C0D170">
-            <wp:extent cx="5018214" cy="3297740"/>
-            <wp:effectExtent l="0" t="0" r="0" b="0"/>
-            <wp:docPr id="1069574677" name="Picture 1069574677"/>
-            <wp:cNvGraphicFramePr>
-              <a:graphicFrameLocks xmlns:a="http://schemas.openxmlformats.org/drawingml/2006/main" noChangeAspect="1"/>
-            </wp:cNvGraphicFramePr>
-            <a:graphic xmlns:a="http://schemas.openxmlformats.org/drawingml/2006/main">
-              <a:graphicData uri="http://schemas.openxmlformats.org/drawingml/2006/picture">
-                <pic:pic xmlns:pic="http://schemas.openxmlformats.org/drawingml/2006/picture">
-                  <pic:nvPicPr>
-                    <pic:cNvPr id="1069574677" name="Picture 1069574677"/>
-                    <pic:cNvPicPr/>
-                  </pic:nvPicPr>
-                  <pic:blipFill rotWithShape="1">
-                    <a:blip r:embed="rId36"/>
-                    <a:srcRect l="3490" t="3142" r="3543" b="5217"/>
-                    <a:stretch>
-                      <a:fillRect/>
-                    </a:stretch>
-                  </pic:blipFill>
-                  <pic:spPr bwMode="auto">
-                    <a:xfrm>
-                      <a:off x="0" y="0"/>
-                      <a:ext cx="5045343" cy="3315568"/>
-                    </a:xfrm>
-                    <a:prstGeom prst="rect">
-                      <a:avLst/>
-                    </a:prstGeom>
-                    <a:ln>
-                      <a:noFill/>
-                    </a:ln>
-                    <a:extLst>
-                      <a:ext uri="{53640926-AAD7-44D8-BBD7-CCE9431645EC}">
-                        <a14:shadowObscured xmlns:a14="http://schemas.microsoft.com/office/drawing/2010/main"/>
-                      </a:ext>
-                    </a:extLst>
-                  </pic:spPr>
-                </pic:pic>
-              </a:graphicData>
-            </a:graphic>
-          </wp:inline>
-        </w:drawing>
       </w:r>
     </w:p>
     <w:p>

--- a/docs/Proposal Skripsi v2.docx
+++ b/docs/Proposal Skripsi v2.docx
@@ -8781,51 +8781,32 @@
       <w:r>
         <w:rPr>
           <w:i/>
-          <w:iCs/>
-        </w:rPr>
-      </w:r>
-      <w:r/>
-      <w:r>
-        <w:rPr>
-          <w:i/>
-          <w:iCs/>
-        </w:rPr>
-      </w:r>
-      <w:r/>
-      <w:r>
-        <w:rPr>
-          <w:i/>
-          <w:iCs/>
-        </w:rPr>
-      </w:r>
-      <w:r/>
-      <w:r>
-        <w:rPr>
-          <w:i/>
-        </w:rPr>
-      </w:r>
-      <w:r/>
-      <w:r/>
-      <w:r>
-        <w:rPr>
-          <w:i/>
         </w:rPr>
         <w:t>Waterfall</w:t>
       </w:r>
-      <w:r/>
-      <w:r>
-        <w:t xml:space="preserve">. Metode </w:t>
-      </w:r>
-      <w:r/>
+      <w:r>
+        <w:rPr/>
+        <w:t xml:space="preserve"> menurut </w:t>
+      </w:r>
+      <w:r>
+        <w:rPr>
+          <w:i/>
+        </w:rPr>
+        <w:t>Sommerville</w:t>
+      </w:r>
+      <w:r>
+        <w:rPr/>
+        <w:t xml:space="preserve">. Model </w:t>
+      </w:r>
       <w:r>
         <w:rPr>
           <w:i/>
         </w:rPr>
         <w:t>Waterfall</w:t>
       </w:r>
-      <w:r/>
-      <w:r>
-        <w:t xml:space="preserve"> merupakan salah satu metode dalam </w:t>
+      <w:r>
+        <w:rPr/>
+        <w:t xml:space="preserve"> merupakan salah satu model dalam </w:t>
       </w:r>
       <w:r>
         <w:rPr>
@@ -8847,16 +8828,35 @@
         <w:rPr/>
         <w:t xml:space="preserve">) yang dilakukan secara sistematis dan berurutan. Tahapan </w:t>
       </w:r>
-      <w:r/>
       <w:r>
         <w:rPr>
           <w:i/>
         </w:rPr>
         <w:t>Waterfall</w:t>
       </w:r>
-      <w:r/>
-      <w:r>
-        <w:t xml:space="preserve"> dimulai dari analisis kebutuhan, perancangan sistem, implementasi, pengujian, hingga pemeliharaan. Metode ini dipilih karena penelitian aplikasi pemesanan </w:t>
+      <w:r>
+        <w:rPr/>
+        <w:t xml:space="preserve"> menurut </w:t>
+      </w:r>
+      <w:r>
+        <w:rPr>
+          <w:i/>
+        </w:rPr>
+        <w:t>Sommerville</w:t>
+      </w:r>
+      <w:r>
+        <w:rPr/>
+        <w:t xml:space="preserve"> meliputi analisis kebutuhan, perancangan sistem, implementasi, pengujian, serta pemeliharaan atau pengoperasian sistem [5]. Metode ini dipilih karena kebutuhan aplikasi </w:t>
+      </w:r>
+      <w:r>
+        <w:rPr>
+          <w:i/>
+        </w:rPr>
+        <w:t>Garden Barbershop Finance</w:t>
+      </w:r>
+      <w:r>
+        <w:rPr/>
+        <w:t xml:space="preserve"> dapat diidentifikasi sejak awal berdasarkan observasi, wawancara, dan dokumentasi proses bisnis. Selain itu, penelitian aplikasi pemesanan </w:t>
       </w:r>
       <w:r>
         <w:rPr>
@@ -8878,28 +8878,125 @@
         <w:rPr/>
         <w:t xml:space="preserve"> berbasis </w:t>
       </w:r>
-      <w:r/>
       <w:r>
         <w:rPr>
           <w:i/>
         </w:rPr>
         <w:t>Android</w:t>
       </w:r>
-      <w:r/>
-      <w:r>
+      <w:r>
+        <w:rPr/>
         <w:t xml:space="preserve"> juga menggunakan tahapan </w:t>
       </w:r>
-      <w:r/>
       <w:r>
         <w:rPr>
           <w:i/>
         </w:rPr>
         <w:t>Waterfall</w:t>
       </w:r>
-      <w:r/>
-      <w:r>
+      <w:r>
+        <w:rPr/>
         <w:t xml:space="preserve"> sebagai acuan pengembangan sistem [2].</w:t>
       </w:r>
+      <w:r>
+        <w:rPr>
+          <w:i/>
+          <w:iCs/>
+        </w:rPr>
+      </w:r>
+      <w:r/>
+      <w:r>
+        <w:rPr>
+          <w:i/>
+          <w:iCs/>
+        </w:rPr>
+      </w:r>
+      <w:r/>
+      <w:r>
+        <w:rPr>
+          <w:i/>
+          <w:iCs/>
+        </w:rPr>
+      </w:r>
+      <w:r/>
+      <w:r>
+        <w:rPr>
+          <w:i/>
+        </w:rPr>
+      </w:r>
+      <w:r/>
+      <w:r/>
+      <w:r>
+        <w:rPr>
+          <w:i/>
+        </w:rPr>
+      </w:r>
+      <w:r/>
+      <w:r/>
+      <w:r/>
+      <w:r>
+        <w:rPr>
+          <w:i/>
+        </w:rPr>
+      </w:r>
+      <w:r/>
+      <w:r/>
+      <w:r>
+        <w:rPr>
+          <w:i/>
+        </w:rPr>
+      </w:r>
+      <w:r>
+        <w:rPr/>
+      </w:r>
+      <w:r>
+        <w:rPr>
+          <w:i/>
+        </w:rPr>
+      </w:r>
+      <w:r>
+        <w:rPr/>
+      </w:r>
+      <w:r/>
+      <w:r>
+        <w:rPr>
+          <w:i/>
+        </w:rPr>
+      </w:r>
+      <w:r/>
+      <w:r/>
+      <w:r>
+        <w:rPr>
+          <w:i/>
+        </w:rPr>
+      </w:r>
+      <w:r>
+        <w:rPr/>
+      </w:r>
+      <w:r>
+        <w:rPr>
+          <w:i/>
+        </w:rPr>
+      </w:r>
+      <w:r>
+        <w:rPr/>
+      </w:r>
+      <w:r/>
+      <w:r>
+        <w:rPr>
+          <w:i/>
+        </w:rPr>
+      </w:r>
+      <w:r/>
+      <w:r/>
+      <w:r/>
+      <w:r>
+        <w:rPr>
+          <w:i/>
+        </w:rPr>
+      </w:r>
+      <w:r/>
+      <w:r/>
     </w:p>
     <w:p>
       <w:pPr>
@@ -8939,6 +9036,26 @@
       <w:r>
         <w:rPr>
           <w:i/>
+        </w:rPr>
+        <w:t>Waterfall</w:t>
+      </w:r>
+      <w:r>
+        <w:rPr/>
+        <w:t xml:space="preserve"> menurut </w:t>
+      </w:r>
+      <w:r>
+        <w:rPr>
+          <w:i/>
+        </w:rPr>
+        <w:t>Sommerville</w:t>
+      </w:r>
+      <w:r>
+        <w:rPr/>
+        <w:t xml:space="preserve"> yang digunakan pada penelitian ini adalah sebagai berikut:</w:t>
+      </w:r>
+      <w:r>
+        <w:rPr>
+          <w:i/>
           <w:iCs/>
         </w:rPr>
       </w:r>
@@ -8948,12 +9065,9 @@
         <w:rPr>
           <w:i/>
         </w:rPr>
-        <w:t>Waterfall</w:t>
-      </w:r>
-      <w:r/>
-      <w:r>
-        <w:t xml:space="preserve"> yang digunakan pada penelitian ini adalah sebagai berikut:</w:t>
-      </w:r>
+      </w:r>
+      <w:r/>
+      <w:r/>
     </w:p>
     <w:p>
       <w:pPr>
@@ -10493,6 +10607,66 @@
       <w:r>
         <w:rPr>
           <w:i/>
+        </w:rPr>
+        <w:t>Waterfall</w:t>
+      </w:r>
+      <w:r>
+        <w:rPr/>
+        <w:t xml:space="preserve"> menurut </w:t>
+      </w:r>
+      <w:r>
+        <w:rPr>
+          <w:i/>
+        </w:rPr>
+        <w:t>Sommerville</w:t>
+      </w:r>
+      <w:r>
+        <w:rPr/>
+        <w:t xml:space="preserve">. Model </w:t>
+      </w:r>
+      <w:r>
+        <w:rPr>
+          <w:i/>
+        </w:rPr>
+        <w:t>Waterfall</w:t>
+      </w:r>
+      <w:r>
+        <w:rPr/>
+        <w:t xml:space="preserve"> dipilih karena memiliki tahapan yang berurutan sehingga sesuai untuk penelitian yang kebutuhan sistemnya dapat dirumuskan sejak awal. Tahapan yang digunakan dalam penelitian ini meliputi analisis kebutuhan, perancangan sistem, implementasi, pengujian, dan pemeliharaan [5]. Penerapan metode tersebut disesuaikan dengan kebutuhan pengembangan aplikasi </w:t>
+      </w:r>
+      <w:r>
+        <w:rPr>
+          <w:i/>
+        </w:rPr>
+        <w:t>Garden Barbershop Finance</w:t>
+      </w:r>
+      <w:r>
+        <w:rPr/>
+        <w:t xml:space="preserve">, yaitu aplikasi </w:t>
+      </w:r>
+      <w:r>
+        <w:rPr>
+          <w:i/>
+        </w:rPr>
+        <w:t>Android</w:t>
+      </w:r>
+      <w:r>
+        <w:rPr/>
+        <w:t xml:space="preserve"> untuk pengelolaan pendapatan, buku kas umum, biaya operasional, dan laporan pembagian hasil </w:t>
+      </w:r>
+      <w:r>
+        <w:rPr>
+          <w:i/>
+        </w:rPr>
+        <w:t>capster</w:t>
+      </w:r>
+      <w:r>
+        <w:rPr/>
+        <w:t>.</w:t>
+      </w:r>
+      <w:r>
+        <w:rPr>
+          <w:i/>
           <w:iCs/>
         </w:rPr>
       </w:r>
@@ -10516,96 +10690,73 @@
         <w:rPr>
           <w:i/>
         </w:rPr>
-        <w:t>Waterfall</w:t>
-      </w:r>
-      <w:r/>
-      <w:r>
-        <w:t xml:space="preserve">. Metode </w:t>
-      </w:r>
-      <w:r/>
-      <w:r>
-        <w:rPr>
-          <w:i/>
-        </w:rPr>
-        <w:t>Waterfall</w:t>
-      </w:r>
-      <w:r/>
-      <w:r>
-        <w:t xml:space="preserve"> merupakan salah satu metode dalam </w:t>
-      </w:r>
-      <w:r>
-        <w:rPr>
-          <w:i/>
-        </w:rPr>
-        <w:t>Software Development Life Cycle</w:t>
+      </w:r>
+      <w:r/>
+      <w:r/>
+      <w:r/>
+      <w:r>
+        <w:rPr>
+          <w:i/>
+        </w:rPr>
+      </w:r>
+      <w:r/>
+      <w:r/>
+      <w:r>
+        <w:rPr>
+          <w:i/>
+        </w:rPr>
       </w:r>
       <w:r>
         <w:rPr/>
-        <w:t xml:space="preserve"> (</w:t>
-      </w:r>
-      <w:r>
-        <w:rPr>
-          <w:i/>
-        </w:rPr>
-        <w:t>SDLC</w:t>
+      </w:r>
+      <w:r>
+        <w:rPr>
+          <w:i/>
+        </w:rPr>
       </w:r>
       <w:r>
         <w:rPr/>
-        <w:t xml:space="preserve">) yang dilakukan secara sistematis dan berurutan. Tahapan </w:t>
-      </w:r>
-      <w:r/>
-      <w:r>
-        <w:rPr>
-          <w:i/>
-        </w:rPr>
-        <w:t>Waterfall</w:t>
-      </w:r>
-      <w:r/>
-      <w:r>
-        <w:t xml:space="preserve"> dimulai dari analisis kebutuhan, perancangan sistem, implementasi, pengujian, hingga pemeliharaan. Metode ini dipilih karena penelitian aplikasi pemesanan </w:t>
-      </w:r>
-      <w:r>
-        <w:rPr>
-          <w:i/>
-        </w:rPr>
-        <w:t>online</w:t>
+      </w:r>
+      <w:r/>
+      <w:r>
+        <w:rPr>
+          <w:i/>
+        </w:rPr>
+      </w:r>
+      <w:r/>
+      <w:r/>
+      <w:r>
+        <w:rPr>
+          <w:i/>
+        </w:rPr>
       </w:r>
       <w:r>
         <w:rPr/>
-        <w:t xml:space="preserve"> </w:t>
-      </w:r>
-      <w:r>
-        <w:rPr>
-          <w:i/>
-        </w:rPr>
-        <w:t>barbershop</w:t>
+      </w:r>
+      <w:r>
+        <w:rPr>
+          <w:i/>
+        </w:rPr>
       </w:r>
       <w:r>
         <w:rPr/>
-        <w:t xml:space="preserve"> berbasis </w:t>
-      </w:r>
-      <w:r/>
-      <w:r>
-        <w:rPr>
-          <w:i/>
-        </w:rPr>
-        <w:t>Android</w:t>
-      </w:r>
-      <w:r/>
-      <w:r>
-        <w:t xml:space="preserve"> juga menggunakan tahapan </w:t>
-      </w:r>
-      <w:r/>
-      <w:r>
-        <w:rPr>
-          <w:i/>
-        </w:rPr>
-        <w:t>Waterfall</w:t>
-      </w:r>
-      <w:r/>
-      <w:r>
-        <w:t xml:space="preserve"> sebagai acuan pengembangan sistem [2].</w:t>
-      </w:r>
+      </w:r>
+      <w:r/>
+      <w:r>
+        <w:rPr>
+          <w:i/>
+        </w:rPr>
+      </w:r>
+      <w:r/>
+      <w:r/>
+      <w:r/>
+      <w:r>
+        <w:rPr>
+          <w:i/>
+        </w:rPr>
+      </w:r>
+      <w:r/>
+      <w:r/>
     </w:p>
     <w:p>
       <w:pPr>
@@ -13565,6 +13716,13 @@
         </w:rPr>
       </w:r>
       <w:r/>
+    </w:p>
+    <w:p>
+      <w:pPr/>
+      <w:r>
+        <w:rPr/>
+        <w:t>[5] I. Sommerville, Software Engineering, 9th ed. Boston: Addison-Wesley, 2011.</w:t>
+      </w:r>
     </w:p>
     <w:sectPr>
       <w:pgSz w:w="12240" w:h="15840"/>

--- a/docs/Proposal Skripsi v2.docx
+++ b/docs/Proposal Skripsi v2.docx
@@ -422,7 +422,7 @@
     </w:p>
     <w:p>
       <w:r>
-        <w:t xml:space="preserve">Perkembangan teknologi informasi yang semakin pesat telah memberikan pengaruh terhadap berbagai bidang usaha, termasuk usaha jasa potong rambut. Pemanfaatan teknologi informasi dapat membantu pelaku usaha dalam melakukan pencatatan transaksi, pengolahan data, dan penyusunan laporan secara lebih terstruktur. Digitalisasi menjadi salah satu solusi untuk mengurangi keterlambatan informasi, kesalahan pencatatan, dan kesulitan dalam melakukan rekapitulasi data. Pada konteks </w:t>
+        <w:t xml:space="preserve">Perkembangan teknologi informasi yang semakin pesat telah memberikan pengaruh terhadap berbagai bidang usaha, termasuk usaha jasa potong rambut. Pemanfaatan teknologi informasi dapat membantu pelaku usaha dalam melakukan pencatatan transaksi, pengolahan data, dan penyusunan laporan secara lebih terstruktur. Pada konteks </w:t>
       </w:r>
       <w:r>
         <w:rPr>
@@ -432,19 +432,114 @@
       </w:r>
       <w:r>
         <w:rPr/>
-        <w:t xml:space="preserve">, beberapa penelitian menunjukkan bahwa aplikasi berbasis </w:t>
-      </w:r>
-      <w:r/>
+        <w:t xml:space="preserve">, penelitian Refwahajan dan Waluyo mengembangkan aplikasi </w:t>
+      </w:r>
       <w:r>
         <w:rPr>
           <w:i/>
         </w:rPr>
         <w:t>Android</w:t>
       </w:r>
-      <w:r/>
-      <w:r>
-        <w:t xml:space="preserve"> dapat digunakan untuk membantu pelayanan, pemesanan, pengelolaan informasi, dan antrean pelanggan [1], [2], [3], [4].</w:t>
-      </w:r>
+      <w:r>
+        <w:rPr/>
+        <w:t xml:space="preserve"> untuk membantu pemesanan layanan, pemilihan </w:t>
+      </w:r>
+      <w:r>
+        <w:rPr>
+          <w:i/>
+        </w:rPr>
+        <w:t>barberman</w:t>
+      </w:r>
+      <w:r>
+        <w:rPr/>
+        <w:t xml:space="preserve">, dan pemilihan waktu layanan [1]. Rohmat dkk. juga mengembangkan aplikasi pemesanan </w:t>
+      </w:r>
+      <w:r>
+        <w:rPr>
+          <w:i/>
+        </w:rPr>
+        <w:t>online</w:t>
+      </w:r>
+      <w:r>
+        <w:rPr/>
+        <w:t xml:space="preserve"> </w:t>
+      </w:r>
+      <w:r>
+        <w:rPr>
+          <w:i/>
+        </w:rPr>
+        <w:t>barbershop</w:t>
+      </w:r>
+      <w:r>
+        <w:rPr/>
+        <w:t xml:space="preserve"> berbasis </w:t>
+      </w:r>
+      <w:r>
+        <w:rPr>
+          <w:i/>
+        </w:rPr>
+        <w:t>Android</w:t>
+      </w:r>
+      <w:r>
+        <w:rPr/>
+        <w:t xml:space="preserve"> untuk membantu pelanggan mengatur jadwal serta mengurangi proses pendataan manual [2]. Selain itu, penelitian Bahtiar dkk. menunjukkan bahwa aplikasi </w:t>
+      </w:r>
+      <w:r>
+        <w:rPr>
+          <w:i/>
+        </w:rPr>
+        <w:t>barbershop</w:t>
+      </w:r>
+      <w:r>
+        <w:rPr/>
+        <w:t xml:space="preserve"> dapat membantu penyampaian informasi layanan dan pemesanan jasa [3], sedangkan penelitian Yurindra dkk. berfokus pada layanan antrean </w:t>
+      </w:r>
+      <w:r>
+        <w:rPr>
+          <w:i/>
+        </w:rPr>
+        <w:t>barbershop</w:t>
+      </w:r>
+      <w:r>
+        <w:rPr/>
+        <w:t xml:space="preserve"> berbasis </w:t>
+      </w:r>
+      <w:r>
+        <w:rPr>
+          <w:i/>
+        </w:rPr>
+        <w:t>Android</w:t>
+      </w:r>
+      <w:r>
+        <w:rPr/>
+        <w:t xml:space="preserve"> secara </w:t>
+      </w:r>
+      <w:r>
+        <w:rPr>
+          <w:i/>
+        </w:rPr>
+        <w:t>real time</w:t>
+      </w:r>
+      <w:r>
+        <w:rPr/>
+        <w:t xml:space="preserve"> [4].</w:t>
+      </w:r>
+      <w:r>
+        <w:rPr>
+          <w:i/>
+        </w:rPr>
+      </w:r>
+      <w:r>
+        <w:rPr/>
+      </w:r>
+      <w:r/>
+      <w:r>
+        <w:rPr>
+          <w:i/>
+        </w:rPr>
+      </w:r>
+      <w:r/>
+      <w:r/>
     </w:p>
     <w:p>
       <w:r>
@@ -2515,13 +2610,36 @@
             </w:r>
             <w:r>
               <w:rPr/>
-              <w:t xml:space="preserve"> Berbasis Android untuk Meningkatkan Efisiensi dan Efektivitas Pelayanan di </w:t>
+              <w:t xml:space="preserve"> Berbasis </w:t>
+            </w:r>
+            <w:r>
+              <w:rPr>
+                <w:i/>
+              </w:rPr>
+              <w:t>Android</w:t>
+            </w:r>
+            <w:r>
+              <w:rPr/>
+              <w:t xml:space="preserve"> untuk Meningkatkan Efisiensi dan Efektivitas Pelayanan di </w:t>
             </w:r>
             <w:r>
               <w:rPr>
                 <w:i/>
               </w:rPr>
               <w:t>Barbershop</w:t>
+            </w:r>
+            <w:r>
+              <w:rPr>
+                <w:i/>
+              </w:rPr>
+            </w:r>
+            <w:r>
+              <w:rPr/>
+            </w:r>
+            <w:r>
+              <w:rPr>
+                <w:i/>
+              </w:rPr>
             </w:r>
             <w:r>
               <w:rPr>
@@ -2554,7 +2672,61 @@
                 <w:i/>
                 <w:iCs/>
               </w:rPr>
-              <w:t>Pengembangan aplikasi Android</w:t>
+              <w:t xml:space="preserve">Pengembangan aplikasi </w:t>
+            </w:r>
+            <w:r>
+              <w:rPr>
+                <w:i/>
+              </w:rPr>
+              <w:t>Android</w:t>
+            </w:r>
+            <w:r>
+              <w:rPr>
+                <w:i/>
+              </w:rPr>
+              <w:t xml:space="preserve"> menggunakan </w:t>
+            </w:r>
+            <w:r>
+              <w:rPr>
+                <w:i/>
+              </w:rPr>
+              <w:t>Flutter</w:t>
+            </w:r>
+            <w:r>
+              <w:rPr>
+                <w:i/>
+              </w:rPr>
+              <w:t xml:space="preserve">, </w:t>
+            </w:r>
+            <w:r>
+              <w:rPr>
+                <w:i/>
+              </w:rPr>
+              <w:t>PHP</w:t>
+            </w:r>
+            <w:r>
+              <w:rPr>
+                <w:i/>
+              </w:rPr>
+              <w:t xml:space="preserve">, </w:t>
+            </w:r>
+            <w:r>
+              <w:rPr>
+                <w:i/>
+              </w:rPr>
+              <w:t>Laravel</w:t>
+            </w:r>
+            <w:r>
+              <w:rPr>
+                <w:i/>
+              </w:rPr>
+              <w:t xml:space="preserve">, dan </w:t>
+            </w:r>
+            <w:r>
+              <w:rPr>
+                <w:i/>
+              </w:rPr>
+              <w:t>MySQL</w:t>
             </w:r>
           </w:p>
         </w:tc>
@@ -2577,7 +2749,45 @@
             </w:r>
             <w:r>
               <w:rPr/>
-              <w:t xml:space="preserve"> berbasis Android yang membantu proses pemesanan layanan, pemilihan barberman, dan pemilihan waktu layanan sehingga pelayanan menjadi lebih efektif dan efisien.</w:t>
+              <w:t xml:space="preserve"> yang menyediakan fitur </w:t>
+            </w:r>
+            <w:r>
+              <w:rPr>
+                <w:i/>
+              </w:rPr>
+              <w:t>booking</w:t>
+            </w:r>
+            <w:r>
+              <w:rPr/>
+              <w:t xml:space="preserve"> layanan, pemilihan </w:t>
+            </w:r>
+            <w:r>
+              <w:rPr>
+                <w:i/>
+              </w:rPr>
+              <w:t>barberman</w:t>
+            </w:r>
+            <w:r>
+              <w:rPr/>
+              <w:t xml:space="preserve">, dan pemilihan waktu layanan sehingga pelayanan </w:t>
+            </w:r>
+            <w:r>
+              <w:rPr>
+                <w:i/>
+              </w:rPr>
+              <w:t>barbershop</w:t>
+            </w:r>
+            <w:r>
+              <w:rPr/>
+              <w:t xml:space="preserve"> menjadi lebih efektif dan efisien.</w:t>
+            </w:r>
+            <w:r>
+              <w:rPr>
+                <w:i/>
+              </w:rPr>
+            </w:r>
+            <w:r>
+              <w:rPr/>
             </w:r>
             <w:r>
               <w:rPr>
@@ -2603,7 +2813,17 @@
               <w:ind w:left="33" w:firstLine="0"/>
             </w:pPr>
             <w:r>
-              <w:t xml:space="preserve">Penelitian terdahulu berfokus pada pemesanan layanan pelanggan, sedangkan penelitian ini berfokus pada pengelolaan pendapatan harian </w:t>
+              <w:t xml:space="preserve">Penelitian terdahulu berfokus pada </w:t>
+            </w:r>
+            <w:r>
+              <w:rPr>
+                <w:i/>
+              </w:rPr>
+              <w:t>booking</w:t>
+            </w:r>
+            <w:r>
+              <w:rPr/>
+              <w:t xml:space="preserve"> layanan pelanggan, sedangkan penelitian ini berfokus pada pengelolaan pendapatan harian </w:t>
             </w:r>
             <w:r>
               <w:rPr>
@@ -2614,6 +2834,14 @@
             <w:r>
               <w:rPr/>
               <w:t>, buku kas umum, operasional, pembagian hasil, dan pembatasan hak akses pengguna.</w:t>
+            </w:r>
+            <w:r>
+              <w:rPr>
+                <w:i/>
+              </w:rPr>
+            </w:r>
+            <w:r>
+              <w:rPr/>
             </w:r>
             <w:proofErr w:type="spellStart"/>
             <w:r/>
@@ -2692,7 +2920,25 @@
             </w:r>
             <w:r>
               <w:rPr/>
-              <w:t xml:space="preserve"> Berbasis Android untuk Meningkatkan Layanan</w:t>
+              <w:t xml:space="preserve"> Berbasis </w:t>
+            </w:r>
+            <w:r>
+              <w:rPr>
+                <w:i/>
+              </w:rPr>
+              <w:t>Android</w:t>
+            </w:r>
+            <w:r>
+              <w:rPr/>
+              <w:t xml:space="preserve"> untuk Meningkatkan Layanan</w:t>
+            </w:r>
+            <w:r>
+              <w:rPr>
+                <w:i/>
+              </w:rPr>
+            </w:r>
+            <w:r>
+              <w:rPr/>
             </w:r>
             <w:r>
               <w:rPr>
@@ -2731,13 +2977,35 @@
               <w:rPr>
                 <w:i/>
               </w:rPr>
-              <w:t xml:space="preserve"> dan </w:t>
+              <w:t xml:space="preserve">, </w:t>
+            </w:r>
+            <w:r>
+              <w:rPr>
+                <w:i/>
+              </w:rPr>
+              <w:t>White Box Testing</w:t>
+            </w:r>
+            <w:r>
+              <w:rPr>
+                <w:i/>
+              </w:rPr>
+              <w:t xml:space="preserve">, dan </w:t>
             </w:r>
             <w:r>
               <w:rPr>
                 <w:i/>
               </w:rPr>
               <w:t>Black Box Testing</w:t>
+            </w:r>
+            <w:r>
+              <w:rPr>
+                <w:i/>
+              </w:rPr>
+            </w:r>
+            <w:r>
+              <w:rPr>
+                <w:i/>
+              </w:rPr>
             </w:r>
             <w:r>
               <w:rPr>
@@ -2775,7 +3043,43 @@
             </w:r>
             <w:r>
               <w:rPr/>
-              <w:t xml:space="preserve"> berbasis Android yang membantu pelanggan mengatur jadwal layanan dan mengurangi proses pendataan manual.</w:t>
+              <w:t xml:space="preserve"> berbasis </w:t>
+            </w:r>
+            <w:r>
+              <w:rPr>
+                <w:i/>
+              </w:rPr>
+              <w:t>Android</w:t>
+            </w:r>
+            <w:r>
+              <w:rPr/>
+              <w:t xml:space="preserve"> yang membantu pelanggan mengatur jadwal layanan, mengurangi antrean, dan mengurangi pendataan manual oleh pihak </w:t>
+            </w:r>
+            <w:r>
+              <w:rPr>
+                <w:i/>
+              </w:rPr>
+              <w:t>barbershop</w:t>
+            </w:r>
+            <w:r>
+              <w:rPr/>
+              <w:t>.</w:t>
+            </w:r>
+            <w:r>
+              <w:rPr>
+                <w:i/>
+              </w:rPr>
+            </w:r>
+            <w:r>
+              <w:rPr/>
+            </w:r>
+            <w:r>
+              <w:rPr>
+                <w:i/>
+              </w:rPr>
+            </w:r>
+            <w:r>
+              <w:rPr/>
             </w:r>
             <w:r>
               <w:rPr>
@@ -2800,17 +3104,17 @@
               <w:ind w:left="33" w:firstLine="0"/>
             </w:pPr>
             <w:r>
-              <w:t xml:space="preserve">Penelitian terdahulu menitikberatkan pada </w:t>
+              <w:t xml:space="preserve">Penelitian terdahulu menitikberatkan pada pemesanan </w:t>
             </w:r>
             <w:r>
               <w:rPr>
                 <w:i/>
               </w:rPr>
-              <w:t>booking</w:t>
+              <w:t>online</w:t>
             </w:r>
             <w:r>
               <w:rPr/>
-              <w:t xml:space="preserve"> dan layanan pelanggan, sedangkan penelitian ini menitikberatkan pada sistem internal untuk pencatatan pendapatan, pengendalian input oleh admin harian, dan laporan pembagian hasil </w:t>
+              <w:t xml:space="preserve"> pelanggan, sedangkan penelitian ini menitikberatkan pada sistem internal untuk pencatatan pendapatan, pengendalian input oleh admin harian, dan laporan pembagian hasil </w:t>
             </w:r>
             <w:r>
               <w:rPr>
@@ -2821,6 +3125,22 @@
             <w:r>
               <w:rPr/>
               <w:t>.</w:t>
+            </w:r>
+            <w:r>
+              <w:rPr>
+                <w:i/>
+              </w:rPr>
+            </w:r>
+            <w:r>
+              <w:rPr/>
+            </w:r>
+            <w:r>
+              <w:rPr>
+                <w:i/>
+              </w:rPr>
+            </w:r>
+            <w:r>
+              <w:rPr/>
             </w:r>
             <w:proofErr w:type="spellStart"/>
             <w:r>
@@ -2889,13 +3209,36 @@
             </w:r>
             <w:r>
               <w:rPr/>
-              <w:t xml:space="preserve"> Berbasis Android Untuk Menumbuh Kembangkan Usaha </w:t>
+              <w:t xml:space="preserve"> Berbasis </w:t>
+            </w:r>
+            <w:r>
+              <w:rPr>
+                <w:i/>
+              </w:rPr>
+              <w:t>Android</w:t>
+            </w:r>
+            <w:r>
+              <w:rPr/>
+              <w:t xml:space="preserve"> Untuk Menumbuh Kembangkan Usaha </w:t>
             </w:r>
             <w:r>
               <w:rPr>
                 <w:i/>
               </w:rPr>
               <w:t>Barbershop</w:t>
+            </w:r>
+            <w:r>
+              <w:rPr>
+                <w:i/>
+              </w:rPr>
+            </w:r>
+            <w:r>
+              <w:rPr/>
+            </w:r>
+            <w:r>
+              <w:rPr>
+                <w:i/>
+              </w:rPr>
             </w:r>
             <w:r>
               <w:rPr>
@@ -2919,7 +3262,13 @@
                 <w:i/>
                 <w:iCs/>
               </w:rPr>
-              <w:t>Pengembangan aplikasi Android</w:t>
+              <w:t xml:space="preserve">Pengembangan aplikasi </w:t>
+            </w:r>
+            <w:r>
+              <w:rPr>
+                <w:i/>
+              </w:rPr>
+              <w:t>Android</w:t>
             </w:r>
           </w:p>
         </w:tc>
@@ -2948,7 +3297,7 @@
               <w:rPr>
                 <w:i/>
               </w:rPr>
-              <w:t xml:space="preserve"> yang memudahkan pengguna mempe</w:t>
+              <w:t xml:space="preserve"> yang membantu pengguna mempe</w:t>
             </w:r>
             <w:r>
               <w:rPr>
@@ -2960,7 +3309,7 @@
               <w:rPr>
                 <w:i/>
               </w:rPr>
-              <w:t xml:space="preserve">h informasi, memilih layanan, dan melakukan pemesanan jasa </w:t>
+              <w:t xml:space="preserve">h informasi, memilih layanan atau gaya rambut, menentukan lokasi </w:t>
             </w:r>
             <w:r>
               <w:rPr>
@@ -2972,7 +3321,49 @@
               <w:rPr>
                 <w:i/>
               </w:rPr>
+              <w:t xml:space="preserve">, dan melakukan pemesanan jasa </w:t>
+            </w:r>
+            <w:r>
+              <w:rPr>
+                <w:i/>
+              </w:rPr>
+              <w:t>barbershop</w:t>
+            </w:r>
+            <w:r>
+              <w:rPr>
+                <w:i/>
+              </w:rPr>
               <w:t>.</w:t>
+            </w:r>
+            <w:r>
+              <w:rPr>
+                <w:i/>
+              </w:rPr>
+            </w:r>
+            <w:r>
+              <w:rPr>
+                <w:i/>
+              </w:rPr>
+            </w:r>
+            <w:r>
+              <w:rPr>
+                <w:i/>
+              </w:rPr>
+            </w:r>
+            <w:r>
+              <w:rPr>
+                <w:i/>
+              </w:rPr>
+            </w:r>
+            <w:r>
+              <w:rPr>
+                <w:i/>
+              </w:rPr>
+            </w:r>
+            <w:r>
+              <w:rPr>
+                <w:i/>
+              </w:rPr>
             </w:r>
             <w:r/>
           </w:p>
@@ -2997,6 +3388,14 @@
             <w:r>
               <w:rPr/>
               <w:t>, dan bagian pondok.</w:t>
+            </w:r>
+            <w:r>
+              <w:rPr>
+                <w:i/>
+              </w:rPr>
+            </w:r>
+            <w:r>
+              <w:rPr/>
             </w:r>
             <w:r>
               <w:rPr>
@@ -3066,7 +3465,17 @@
             </w:r>
             <w:r>
               <w:rPr/>
-              <w:t xml:space="preserve"> Berbasis Android pada </w:t>
+              <w:t xml:space="preserve"> Berbasis </w:t>
+            </w:r>
+            <w:r>
+              <w:rPr>
+                <w:i/>
+              </w:rPr>
+              <w:t>Android</w:t>
+            </w:r>
+            <w:r>
+              <w:rPr/>
+              <w:t xml:space="preserve"> pada </w:t>
             </w:r>
             <w:r>
               <w:rPr>
@@ -3076,13 +3485,28 @@
             </w:r>
             <w:r>
               <w:rPr/>
-              <w:t xml:space="preserve"> The Barbega Menggunakan Model </w:t>
+              <w:t xml:space="preserve"> The Barbega Menggunakan Model Multi Channel - Single Phase</w:t>
             </w:r>
             <w:r>
               <w:rPr>
                 <w:i/>
               </w:rPr>
-              <w:t>Multi Channel - Single Phase</w:t>
+            </w:r>
+            <w:r>
+              <w:rPr/>
+            </w:r>
+            <w:r>
+              <w:rPr>
+                <w:i/>
+              </w:rPr>
+            </w:r>
+            <w:r>
+              <w:rPr/>
+            </w:r>
+            <w:r>
+              <w:rPr>
+                <w:i/>
+              </w:rPr>
             </w:r>
             <w:r>
               <w:rPr>
@@ -3106,13 +3530,12 @@
                 <w:i/>
                 <w:iCs/>
               </w:rPr>
-              <w:t xml:space="preserve">Client server dan model antrian </w:t>
+              <w:t>Client server dan model antrian Multi Channel - Single Phase</w:t>
             </w:r>
             <w:r>
               <w:rPr>
                 <w:i/>
               </w:rPr>
-              <w:t>Multi Channel - Single Phase</w:t>
             </w:r>
           </w:p>
         </w:tc>
@@ -3125,7 +3548,17 @@
               <w:ind w:left="0" w:firstLine="0"/>
             </w:pPr>
             <w:r>
-              <w:t xml:space="preserve">Penelitian menghasilkan aplikasi Android berbasis </w:t>
+              <w:t xml:space="preserve">Penelitian menghasilkan aplikasi </w:t>
+            </w:r>
+            <w:r>
+              <w:rPr>
+                <w:i/>
+              </w:rPr>
+              <w:t>Android</w:t>
+            </w:r>
+            <w:r>
+              <w:rPr/>
+              <w:t xml:space="preserve"> berbasis </w:t>
             </w:r>
             <w:r>
               <w:rPr>
@@ -3156,6 +3589,30 @@
             <w:r>
               <w:rPr/>
               <w:t>.</w:t>
+            </w:r>
+            <w:r>
+              <w:rPr>
+                <w:i/>
+              </w:rPr>
+            </w:r>
+            <w:r>
+              <w:rPr/>
+            </w:r>
+            <w:r>
+              <w:rPr>
+                <w:i/>
+              </w:rPr>
+            </w:r>
+            <w:r>
+              <w:rPr/>
+            </w:r>
+            <w:r>
+              <w:rPr>
+                <w:i/>
+              </w:rPr>
+            </w:r>
+            <w:r>
+              <w:rPr/>
             </w:r>
           </w:p>
         </w:tc>
@@ -3193,6 +3650,22 @@
             <w:r>
               <w:rPr>
                 <w:i/>
+              </w:rPr>
+            </w:r>
+            <w:r>
+              <w:rPr/>
+            </w:r>
+            <w:r>
+              <w:rPr>
+                <w:i/>
+              </w:rPr>
+            </w:r>
+            <w:r>
+              <w:rPr/>
+            </w:r>
+            <w:r>
+              <w:rPr>
+                <w:i/>
                 <w:iCs/>
               </w:rPr>
             </w:r>
@@ -3228,6 +3701,194 @@
         <w:rPr>
           <w:i/>
         </w:rPr>
+        <w:t>Android</w:t>
+      </w:r>
+      <w:r>
+        <w:rPr/>
+        <w:t xml:space="preserve"> telah digunakan pada beberapa kebutuhan yang berbeda. Refwahajan dan Waluyo menekankan aplikasi untuk pemesanan layanan, pemilihan </w:t>
+      </w:r>
+      <w:r>
+        <w:rPr>
+          <w:i/>
+        </w:rPr>
+        <w:t>barberman</w:t>
+      </w:r>
+      <w:r>
+        <w:rPr/>
+        <w:t xml:space="preserve">, dan pemilihan waktu layanan [1]. Rohmat dkk. meneliti aplikasi pemesanan </w:t>
+      </w:r>
+      <w:r>
+        <w:rPr>
+          <w:i/>
+        </w:rPr>
+        <w:t>online</w:t>
+      </w:r>
+      <w:r>
+        <w:rPr/>
+        <w:t xml:space="preserve"> </w:t>
+      </w:r>
+      <w:r>
+        <w:rPr>
+          <w:i/>
+        </w:rPr>
+        <w:t>barbershop</w:t>
+      </w:r>
+      <w:r>
+        <w:rPr/>
+        <w:t xml:space="preserve"> dengan metode </w:t>
+      </w:r>
+      <w:r>
+        <w:rPr>
+          <w:i/>
+        </w:rPr>
+        <w:t>Waterfall</w:t>
+      </w:r>
+      <w:r>
+        <w:rPr/>
+        <w:t xml:space="preserve"> dan pengujian </w:t>
+      </w:r>
+      <w:r>
+        <w:rPr>
+          <w:i/>
+        </w:rPr>
+        <w:t>Black Box Testing</w:t>
+      </w:r>
+      <w:r>
+        <w:rPr/>
+        <w:t xml:space="preserve"> [2]. Bahtiar dkk. membahas aplikasi </w:t>
+      </w:r>
+      <w:r>
+        <w:rPr>
+          <w:i/>
+        </w:rPr>
+        <w:t>barbershop</w:t>
+      </w:r>
+      <w:r>
+        <w:rPr/>
+        <w:t xml:space="preserve"> untuk membantu pengguna mempe</w:t>
+      </w:r>
+      <w:r>
+        <w:rPr>
+          <w:i/>
+        </w:rPr>
+        <w:t>role</w:t>
+      </w:r>
+      <w:r>
+        <w:rPr/>
+        <w:t xml:space="preserve">h informasi, memilih layanan, serta melakukan pemesanan jasa </w:t>
+      </w:r>
+      <w:r>
+        <w:rPr>
+          <w:i/>
+        </w:rPr>
+        <w:t>barbershop</w:t>
+      </w:r>
+      <w:r>
+        <w:rPr/>
+        <w:t xml:space="preserve"> [3]. Yurindra dkk. mengembangkan aplikasi </w:t>
+      </w:r>
+      <w:r>
+        <w:rPr>
+          <w:i/>
+        </w:rPr>
+        <w:t>Android</w:t>
+      </w:r>
+      <w:r>
+        <w:rPr/>
+        <w:t xml:space="preserve"> berbasis </w:t>
+      </w:r>
+      <w:r>
+        <w:rPr>
+          <w:i/>
+        </w:rPr>
+        <w:t>client server</w:t>
+      </w:r>
+      <w:r>
+        <w:rPr/>
+        <w:t xml:space="preserve"> untuk membantu pelanggan melihat dan memesan antrean </w:t>
+      </w:r>
+      <w:r>
+        <w:rPr>
+          <w:i/>
+        </w:rPr>
+        <w:t>barbershop</w:t>
+      </w:r>
+      <w:r>
+        <w:rPr/>
+        <w:t xml:space="preserve"> secara </w:t>
+      </w:r>
+      <w:r>
+        <w:rPr>
+          <w:i/>
+        </w:rPr>
+        <w:t>real time</w:t>
+      </w:r>
+      <w:r>
+        <w:rPr/>
+        <w:t xml:space="preserve"> [4]. Berdasarkan perbandingan tersebut, penelitian ini memiliki perbedaan karena tidak berfokus pada </w:t>
+      </w:r>
+      <w:r>
+        <w:rPr>
+          <w:i/>
+        </w:rPr>
+        <w:t>booking</w:t>
+      </w:r>
+      <w:r>
+        <w:rPr/>
+        <w:t xml:space="preserve"> pelanggan atau antrean, melainkan pada pengelolaan internal </w:t>
+      </w:r>
+      <w:r>
+        <w:rPr>
+          <w:i/>
+        </w:rPr>
+        <w:t>Garden Barbershop</w:t>
+      </w:r>
+      <w:r>
+        <w:rPr/>
+        <w:t xml:space="preserve"> yang meliputi pencatatan pendapatan harian </w:t>
+      </w:r>
+      <w:r>
+        <w:rPr>
+          <w:i/>
+        </w:rPr>
+        <w:t>capster</w:t>
+      </w:r>
+      <w:r>
+        <w:rPr/>
+        <w:t xml:space="preserve">, buku kas umum, biaya operasional, pembagian hasil, </w:t>
+      </w:r>
+      <w:r>
+        <w:rPr>
+          <w:i/>
+        </w:rPr>
+        <w:t>role</w:t>
+      </w:r>
+      <w:r>
+        <w:rPr/>
+        <w:t xml:space="preserve"> pengguna, dan pembatasan akses agar </w:t>
+      </w:r>
+      <w:r>
+        <w:rPr>
+          <w:i/>
+        </w:rPr>
+        <w:t>capster</w:t>
+      </w:r>
+      <w:r>
+        <w:rPr/>
+        <w:t xml:space="preserve"> biasa hanya dapat melihat laporan miliknya sendiri.</w:t>
+      </w:r>
+      <w:r>
+        <w:rPr>
+          <w:i/>
+        </w:rPr>
+      </w:r>
+      <w:r>
+        <w:rPr/>
+      </w:r>
+      <w:r>
+        <w:rPr>
+          <w:i/>
+        </w:rPr>
       </w:r>
       <w:r/>
       <w:r>
@@ -3312,108 +3973,81 @@
         <w:rPr>
           <w:i/>
         </w:rPr>
-        <w:t>Android</w:t>
-      </w:r>
-      <w:r/>
-      <w:r>
-        <w:t xml:space="preserve"> telah banyak digunakan untuk membantu pemesanan layanan, penyampaian informasi, pemilihan layanan, dan manajemen antrean pelanggan [1], [2], [3], [4]. Penelitian sebelumnya menunjukkan bahwa teknologi </w:t>
-      </w:r>
-      <w:r/>
-      <w:r>
-        <w:rPr>
-          <w:i/>
-        </w:rPr>
-        <w:t>Android</w:t>
-      </w:r>
-      <w:r/>
-      <w:r>
-        <w:t xml:space="preserve"> dapat membantu aktivitas </w:t>
-      </w:r>
-      <w:r>
-        <w:rPr>
-          <w:i/>
-        </w:rPr>
-        <w:t>barbershop</w:t>
+      </w:r>
+      <w:r/>
+      <w:r/>
+      <w:r/>
+      <w:r>
+        <w:rPr>
+          <w:i/>
+        </w:rPr>
+      </w:r>
+      <w:r/>
+      <w:r/>
+      <w:r>
+        <w:rPr>
+          <w:i/>
+        </w:rPr>
       </w:r>
       <w:r>
         <w:rPr/>
-        <w:t xml:space="preserve"> menjadi lebih efektif melalui penyediaan aplikasi yang dapat diakses melalui perangkat </w:t>
-      </w:r>
-      <w:r/>
-      <w:r>
-        <w:rPr>
-          <w:i/>
-        </w:rPr>
-        <w:t>mobile</w:t>
-      </w:r>
-      <w:r/>
-      <w:r>
-        <w:t xml:space="preserve">. Namun, penelitian-penelitian tersebut lebih banyak berfokus pada layanan pelanggan, </w:t>
-      </w:r>
-      <w:r>
-        <w:rPr>
-          <w:i/>
-        </w:rPr>
-        <w:t>booking</w:t>
+      </w:r>
+      <w:r/>
+      <w:r>
+        <w:rPr>
+          <w:i/>
+        </w:rPr>
+      </w:r>
+      <w:r/>
+      <w:r/>
+      <w:r>
+        <w:rPr>
+          <w:i/>
+        </w:rPr>
       </w:r>
       <w:r>
         <w:rPr/>
-        <w:t xml:space="preserve">, informasi </w:t>
-      </w:r>
-      <w:r>
-        <w:rPr>
-          <w:i/>
-        </w:rPr>
-        <w:t>barbershop</w:t>
+      </w:r>
+      <w:r>
+        <w:rPr>
+          <w:i/>
+        </w:rPr>
       </w:r>
       <w:r>
         <w:rPr/>
-        <w:t xml:space="preserve">, dan antrean. Penelitian ini memiliki perbedaan pada fokus pengembangan sistem, yaitu pengelolaan internal </w:t>
-      </w:r>
-      <w:r/>
-      <w:r>
-        <w:rPr>
-          <w:i/>
-        </w:rPr>
-        <w:t>Garden Barbershop</w:t>
-      </w:r>
-      <w:r/>
-      <w:r>
-        <w:t xml:space="preserve"> yang meliputi pencatatan pendapatan harian </w:t>
-      </w:r>
-      <w:r/>
-      <w:r>
-        <w:rPr>
-          <w:i/>
-        </w:rPr>
-        <w:t>capster</w:t>
-      </w:r>
-      <w:r/>
-      <w:r>
-        <w:t xml:space="preserve">, buku kas umum, biaya operasional, pembagian hasil, </w:t>
-      </w:r>
-      <w:r/>
-      <w:r>
-        <w:rPr>
-          <w:i/>
-        </w:rPr>
-        <w:t>role</w:t>
-      </w:r>
-      <w:r/>
-      <w:r>
-        <w:t xml:space="preserve"> pengguna, dan pembatasan akses agar </w:t>
-      </w:r>
-      <w:r/>
-      <w:r>
-        <w:rPr>
-          <w:i/>
-        </w:rPr>
-        <w:t>capster</w:t>
-      </w:r>
-      <w:r/>
-      <w:r>
-        <w:t xml:space="preserve"> biasa hanya dapat melihat laporan miliknya sendiri.</w:t>
-      </w:r>
+      </w:r>
+      <w:r/>
+      <w:r>
+        <w:rPr>
+          <w:i/>
+        </w:rPr>
+      </w:r>
+      <w:r/>
+      <w:r/>
+      <w:r/>
+      <w:r>
+        <w:rPr>
+          <w:i/>
+        </w:rPr>
+      </w:r>
+      <w:r/>
+      <w:r/>
+      <w:r/>
+      <w:r>
+        <w:rPr>
+          <w:i/>
+        </w:rPr>
+      </w:r>
+      <w:r/>
+      <w:r/>
+      <w:r/>
+      <w:r>
+        <w:rPr>
+          <w:i/>
+        </w:rPr>
+      </w:r>
+      <w:r/>
+      <w:r/>
     </w:p>
     <w:p>
       <w:pPr>
@@ -3583,12 +4217,90 @@
       </w:r>
       <w:r>
         <w:rPr/>
+        <w:t xml:space="preserve">, proses rancang bangun digunakan untuk menghasilkan aplikasi yang sesuai dengan kebutuhan objek penelitian, seperti pemesanan layanan [1], pemesanan </w:t>
+      </w:r>
+      <w:r>
+        <w:rPr>
+          <w:i/>
+        </w:rPr>
+        <w:t>online</w:t>
+      </w:r>
+      <w:r>
+        <w:rPr/>
         <w:t xml:space="preserve"> berbasis </w:t>
       </w:r>
       <w:r>
         <w:rPr>
           <w:i/>
         </w:rPr>
+        <w:t>Android</w:t>
+      </w:r>
+      <w:r>
+        <w:rPr/>
+        <w:t xml:space="preserve"> [2], penyampaian informasi dan pemesanan jasa </w:t>
+      </w:r>
+      <w:r>
+        <w:rPr>
+          <w:i/>
+        </w:rPr>
+        <w:t>barbershop</w:t>
+      </w:r>
+      <w:r>
+        <w:rPr/>
+        <w:t xml:space="preserve"> [3], serta layanan antrean berbasis </w:t>
+      </w:r>
+      <w:r>
+        <w:rPr>
+          <w:i/>
+        </w:rPr>
+        <w:t>client server</w:t>
+      </w:r>
+      <w:r>
+        <w:rPr/>
+        <w:t xml:space="preserve"> [4]. Pada penelitian ini, rancang bangun dilakukan untuk menghasilkan aplikasi </w:t>
+      </w:r>
+      <w:r>
+        <w:rPr>
+          <w:i/>
+        </w:rPr>
+        <w:t>Garden Barbershop Finance</w:t>
+      </w:r>
+      <w:r>
+        <w:rPr/>
+        <w:t xml:space="preserve"> berbasis </w:t>
+      </w:r>
+      <w:r>
+        <w:rPr>
+          <w:i/>
+        </w:rPr>
+        <w:t>Android</w:t>
+      </w:r>
+      <w:r>
+        <w:rPr/>
+        <w:t xml:space="preserve"> yang digunakan dalam pengelolaan pendapatan, buku kas umum, operasional, dan laporan pembagian hasil </w:t>
+      </w:r>
+      <w:r>
+        <w:rPr>
+          <w:i/>
+        </w:rPr>
+        <w:t>capster</w:t>
+      </w:r>
+      <w:r>
+        <w:rPr/>
+        <w:t>.</w:t>
+      </w:r>
+      <w:r>
+        <w:rPr>
+          <w:i/>
+        </w:rPr>
+      </w:r>
+      <w:r>
+        <w:rPr/>
+      </w:r>
+      <w:r>
+        <w:rPr>
+          <w:i/>
+        </w:rPr>
       </w:r>
       <w:r/>
       <w:r>
@@ -3611,55 +4323,41 @@
         <w:rPr>
           <w:i/>
         </w:rPr>
-        <w:t>Android</w:t>
-      </w:r>
-      <w:r/>
-      <w:r>
-        <w:t xml:space="preserve">, proses rancang bangun dilakukan untuk menghasilkan aplikasi yang dapat menjawab kebutuhan layanan dan operasional </w:t>
-      </w:r>
-      <w:r>
-        <w:rPr>
-          <w:i/>
-        </w:rPr>
-        <w:t>barbershop</w:t>
+      </w:r>
+      <w:r/>
+      <w:r/>
+      <w:r>
+        <w:rPr>
+          <w:i/>
+        </w:rPr>
       </w:r>
       <w:r>
         <w:rPr/>
-        <w:t xml:space="preserve"> [1], [2]. Pada penelitian ini, rancang bangun dilakukan untuk menghasilkan aplikasi </w:t>
-      </w:r>
-      <w:r/>
-      <w:r>
-        <w:rPr>
-          <w:i/>
-        </w:rPr>
-        <w:t>Garden Barbershop Finance</w:t>
-      </w:r>
-      <w:r/>
-      <w:r>
-        <w:t xml:space="preserve"> berbasis </w:t>
-      </w:r>
-      <w:r/>
-      <w:r>
-        <w:rPr>
-          <w:i/>
-        </w:rPr>
-        <w:t>Android</w:t>
-      </w:r>
-      <w:r/>
-      <w:r>
-        <w:t xml:space="preserve"> yang digunakan dalam pengelolaan pendapatan, buku kas umum, operasional, dan laporan pembagian hasil </w:t>
-      </w:r>
-      <w:r/>
-      <w:r>
-        <w:rPr>
-          <w:i/>
-        </w:rPr>
-        <w:t>capster</w:t>
-      </w:r>
-      <w:r/>
-      <w:r>
-        <w:t>.</w:t>
-      </w:r>
+      </w:r>
+      <w:r/>
+      <w:r>
+        <w:rPr>
+          <w:i/>
+        </w:rPr>
+      </w:r>
+      <w:r/>
+      <w:r/>
+      <w:r/>
+      <w:r>
+        <w:rPr>
+          <w:i/>
+        </w:rPr>
+      </w:r>
+      <w:r/>
+      <w:r/>
+      <w:r/>
+      <w:r>
+        <w:rPr>
+          <w:i/>
+        </w:rPr>
+      </w:r>
+      <w:r/>
+      <w:r/>
     </w:p>
     <w:p>
       <w:pPr>
@@ -3680,7 +4378,7 @@
         <w:ind w:firstLine="720"/>
       </w:pPr>
       <w:r>
-        <w:t xml:space="preserve">Sistem informasi merupakan kumpulan komponen yang saling berhubungan untuk mengumpulkan data, mengolah data, menyimpan data, dan menghasilkan informasi yang bermanfaat bagi proses bisnis. Pada penelitian aplikasi </w:t>
+        <w:t xml:space="preserve">Sistem informasi merupakan kumpulan komponen yang saling berhubungan untuk mengumpulkan data, mengolah data, menyimpan data, dan menghasilkan informasi yang bermanfaat bagi proses bisnis. Dalam penelitian terdahulu pada bidang </w:t>
       </w:r>
       <w:r>
         <w:rPr>
@@ -3692,6 +4390,64 @@
         <w:rPr/>
         <w:t xml:space="preserve">, sistem berbasis </w:t>
       </w:r>
+      <w:r>
+        <w:rPr>
+          <w:i/>
+        </w:rPr>
+        <w:t>Android</w:t>
+      </w:r>
+      <w:r>
+        <w:rPr/>
+        <w:t xml:space="preserve"> digunakan untuk membantu proses layanan dan pengelolaan informasi, seperti pemesanan layanan [1], pemesanan </w:t>
+      </w:r>
+      <w:r>
+        <w:rPr>
+          <w:i/>
+        </w:rPr>
+        <w:t>online</w:t>
+      </w:r>
+      <w:r>
+        <w:rPr/>
+        <w:t xml:space="preserve"> [2], informasi layanan </w:t>
+      </w:r>
+      <w:r>
+        <w:rPr>
+          <w:i/>
+        </w:rPr>
+        <w:t>barbershop</w:t>
+      </w:r>
+      <w:r>
+        <w:rPr/>
+        <w:t xml:space="preserve"> [3], dan informasi antrean secara </w:t>
+      </w:r>
+      <w:r>
+        <w:rPr>
+          <w:i/>
+        </w:rPr>
+        <w:t>real time</w:t>
+      </w:r>
+      <w:r>
+        <w:rPr/>
+        <w:t xml:space="preserve"> [4]. Pada penelitian ini, sistem informasi digunakan untuk mengelola data pendapatan, buku kas umum, biaya operasional, akun pengguna, serta laporan pembagian hasil </w:t>
+      </w:r>
+      <w:r>
+        <w:rPr>
+          <w:i/>
+        </w:rPr>
+        <w:t>capster</w:t>
+      </w:r>
+      <w:r>
+        <w:rPr/>
+        <w:t>.</w:t>
+      </w:r>
+      <w:r>
+        <w:rPr>
+          <w:i/>
+        </w:rPr>
+      </w:r>
+      <w:r>
+        <w:rPr/>
+      </w:r>
       <w:proofErr w:type="spellStart"/>
       <w:r>
         <w:rPr>
@@ -3706,23 +4462,17 @@
         <w:rPr>
           <w:i/>
         </w:rPr>
-        <w:t>Android</w:t>
-      </w:r>
-      <w:r/>
-      <w:r>
-        <w:t xml:space="preserve"> digunakan untuk membantu pengelolaan informasi dan aktivitas layanan agar proses yang sebelumnya dilakukan secara manual menjadi lebih terstruktur [1], [2], [3], [4]. Pada penelitian ini, sistem informasi digunakan untuk mengelola data pendapatan, buku kas umum, biaya operasional, akun pengguna, serta laporan pembagian hasil </w:t>
-      </w:r>
-      <w:r/>
-      <w:r>
-        <w:rPr>
-          <w:i/>
-        </w:rPr>
-        <w:t>capster</w:t>
-      </w:r>
-      <w:r/>
-      <w:r>
-        <w:t>.</w:t>
-      </w:r>
+      </w:r>
+      <w:r/>
+      <w:r/>
+      <w:r/>
+      <w:r>
+        <w:rPr>
+          <w:i/>
+        </w:rPr>
+      </w:r>
+      <w:r/>
+      <w:r/>
     </w:p>
     <w:p>
       <w:pPr>
@@ -3752,92 +4502,61 @@
         <w:rPr>
           <w:i/>
         </w:rPr>
-      </w:r>
-      <w:r/>
-      <w:r>
-        <w:rPr>
-          <w:i/>
-        </w:rPr>
-      </w:r>
-      <w:r/>
-      <w:r>
-        <w:rPr>
-          <w:i/>
-        </w:rPr>
-      </w:r>
-      <w:r/>
-      <w:r>
-        <w:rPr>
-          <w:i/>
-        </w:rPr>
-      </w:r>
-      <w:r/>
-      <w:r>
-        <w:rPr>
-          <w:i/>
-        </w:rPr>
-      </w:r>
-      <w:r/>
-      <w:r>
-        <w:rPr>
-          <w:i/>
-        </w:rPr>
-      </w:r>
-      <w:r/>
-      <w:r/>
-      <w:r>
-        <w:rPr>
-          <w:i/>
-        </w:rPr>
         <w:t>Android</w:t>
       </w:r>
-      <w:r/>
-      <w:r>
+      <w:r>
+        <w:rPr/>
         <w:t xml:space="preserve"> merupakan perangkat lunak yang berjalan pada perangkat </w:t>
       </w:r>
-      <w:r/>
       <w:r>
         <w:rPr>
           <w:i/>
         </w:rPr>
         <w:t>mobile</w:t>
       </w:r>
-      <w:r/>
-      <w:r>
+      <w:r>
+        <w:rPr/>
         <w:t xml:space="preserve"> berbasis sistem operasi </w:t>
       </w:r>
-      <w:r/>
       <w:r>
         <w:rPr>
           <w:i/>
         </w:rPr>
         <w:t>Android</w:t>
       </w:r>
-      <w:r/>
-      <w:r>
+      <w:r>
+        <w:rPr/>
         <w:t xml:space="preserve">. Aplikasi </w:t>
       </w:r>
-      <w:r/>
       <w:r>
         <w:rPr>
           <w:i/>
         </w:rPr>
         <w:t>Android</w:t>
       </w:r>
-      <w:r/>
-      <w:r>
+      <w:r>
+        <w:rPr/>
         <w:t xml:space="preserve"> dapat digunakan sebagai media input data dan akses sistem karena perangkat </w:t>
       </w:r>
-      <w:r/>
       <w:r>
         <w:rPr>
           <w:i/>
         </w:rPr>
         <w:t>mobile</w:t>
       </w:r>
-      <w:r/>
-      <w:r>
-        <w:t xml:space="preserve"> mudah dibawa dan digunakan dalam aktivitas operasional harian. Penelitian terdahulu menunjukkan bahwa aplikasi </w:t>
+      <w:r>
+        <w:rPr/>
+        <w:t xml:space="preserve"> mudah dibawa dan digunakan dalam aktivitas operasional harian. Pada penelitian terdahulu, aplikasi </w:t>
+      </w:r>
+      <w:r>
+        <w:rPr>
+          <w:i/>
+        </w:rPr>
+        <w:t>Android</w:t>
+      </w:r>
+      <w:r>
+        <w:rPr/>
+        <w:t xml:space="preserve"> digunakan untuk membantu pemesanan layanan </w:t>
       </w:r>
       <w:r>
         <w:rPr>
@@ -3847,18 +4566,17 @@
       </w:r>
       <w:r>
         <w:rPr/>
-        <w:t xml:space="preserve"> berbasis </w:t>
-      </w:r>
-      <w:r/>
-      <w:r>
-        <w:rPr>
-          <w:i/>
-        </w:rPr>
-        <w:t>Android</w:t>
-      </w:r>
-      <w:r/>
-      <w:r>
-        <w:t xml:space="preserve"> dapat membantu pemesanan layanan, penyampaian informasi, dan pengelolaan antrean pada </w:t>
+        <w:t xml:space="preserve"> [1], pemesanan </w:t>
+      </w:r>
+      <w:r>
+        <w:rPr>
+          <w:i/>
+        </w:rPr>
+        <w:t>online</w:t>
+      </w:r>
+      <w:r>
+        <w:rPr/>
+        <w:t xml:space="preserve"> untuk mengurangi antrean dan pendataan manual [2], penyampaian informasi serta pemesanan jasa </w:t>
       </w:r>
       <w:r>
         <w:rPr>
@@ -3868,7 +4586,117 @@
       </w:r>
       <w:r>
         <w:rPr/>
-        <w:t xml:space="preserve"> [1], [2], [3], [4].</w:t>
+        <w:t xml:space="preserve"> [3], dan layanan antrean berbasis </w:t>
+      </w:r>
+      <w:r>
+        <w:rPr>
+          <w:i/>
+        </w:rPr>
+        <w:t>client server</w:t>
+      </w:r>
+      <w:r>
+        <w:rPr/>
+        <w:t xml:space="preserve"> [4].</w:t>
+      </w:r>
+      <w:r>
+        <w:rPr>
+          <w:i/>
+        </w:rPr>
+      </w:r>
+      <w:r/>
+      <w:r>
+        <w:rPr>
+          <w:i/>
+        </w:rPr>
+      </w:r>
+      <w:r/>
+      <w:r>
+        <w:rPr>
+          <w:i/>
+        </w:rPr>
+      </w:r>
+      <w:r/>
+      <w:r>
+        <w:rPr>
+          <w:i/>
+        </w:rPr>
+      </w:r>
+      <w:r/>
+      <w:r>
+        <w:rPr>
+          <w:i/>
+        </w:rPr>
+      </w:r>
+      <w:r/>
+      <w:r>
+        <w:rPr>
+          <w:i/>
+        </w:rPr>
+      </w:r>
+      <w:r/>
+      <w:r/>
+      <w:r>
+        <w:rPr>
+          <w:i/>
+        </w:rPr>
+      </w:r>
+      <w:r/>
+      <w:r/>
+      <w:r/>
+      <w:r>
+        <w:rPr>
+          <w:i/>
+        </w:rPr>
+      </w:r>
+      <w:r/>
+      <w:r/>
+      <w:r/>
+      <w:r>
+        <w:rPr>
+          <w:i/>
+        </w:rPr>
+      </w:r>
+      <w:r/>
+      <w:r/>
+      <w:r/>
+      <w:r>
+        <w:rPr>
+          <w:i/>
+        </w:rPr>
+      </w:r>
+      <w:r/>
+      <w:r/>
+      <w:r/>
+      <w:r>
+        <w:rPr>
+          <w:i/>
+        </w:rPr>
+      </w:r>
+      <w:r/>
+      <w:r/>
+      <w:r>
+        <w:rPr>
+          <w:i/>
+        </w:rPr>
+      </w:r>
+      <w:r>
+        <w:rPr/>
+      </w:r>
+      <w:r/>
+      <w:r>
+        <w:rPr>
+          <w:i/>
+        </w:rPr>
+      </w:r>
+      <w:r/>
+      <w:r/>
+      <w:r>
+        <w:rPr>
+          <w:i/>
+        </w:rPr>
+      </w:r>
+      <w:r>
+        <w:rPr/>
       </w:r>
     </w:p>
     <w:p>
@@ -3892,52 +4720,20 @@
         <w:rPr>
           <w:i/>
         </w:rPr>
-      </w:r>
-      <w:r/>
-      <w:proofErr w:type="spellStart"/>
-      <w:r>
-        <w:rPr>
-          <w:i/>
-          <w:iCs/>
-        </w:rPr>
-      </w:r>
-      <w:proofErr w:type="spellEnd"/>
-      <w:r/>
-      <w:proofErr w:type="spellStart"/>
-      <w:r>
-        <w:rPr>
-          <w:i/>
-          <w:iCs/>
-        </w:rPr>
-      </w:r>
-      <w:proofErr w:type="spellEnd"/>
-      <w:r/>
-      <w:r>
-        <w:rPr>
-          <w:i/>
-        </w:rPr>
-      </w:r>
-      <w:r/>
-      <w:r/>
-      <w:r>
-        <w:rPr>
-          <w:i/>
-        </w:rPr>
         <w:t>Garden Barbershop</w:t>
       </w:r>
-      <w:r/>
-      <w:r>
+      <w:r>
+        <w:rPr/>
         <w:t xml:space="preserve">, pendapatan dicatat berdasarkan </w:t>
       </w:r>
-      <w:r/>
       <w:r>
         <w:rPr>
           <w:i/>
         </w:rPr>
         <w:t>capster</w:t>
       </w:r>
-      <w:r/>
-      <w:r>
+      <w:r>
+        <w:rPr/>
         <w:t xml:space="preserve">, jenis layanan, jumlah </w:t>
       </w:r>
       <w:r>
@@ -3950,15 +4746,14 @@
         <w:rPr/>
         <w:t xml:space="preserve">, dan total pendapatan harian. Data pendapatan harian tersebut menjadi dasar untuk menghitung pendapatan kotor bulanan setiap </w:t>
       </w:r>
-      <w:r/>
       <w:r>
         <w:rPr>
           <w:i/>
         </w:rPr>
         <w:t>capster</w:t>
       </w:r>
-      <w:r/>
-      <w:r>
+      <w:r>
+        <w:rPr/>
         <w:t xml:space="preserve">. Berbeda dari penelitian aplikasi </w:t>
       </w:r>
       <w:r>
@@ -3969,7 +4764,87 @@
       </w:r>
       <w:r>
         <w:rPr/>
-        <w:t xml:space="preserve"> terdahulu yang lebih berfokus pada pemesanan dan antrean [1], [2], [3], [4], penelitian ini menempatkan pengelolaan pendapatan sebagai fokus utama sistem internal.</w:t>
+        <w:t xml:space="preserve"> terdahulu yang lebih banyak membahas pemesanan layanan [1], [2], informasi dan pemesanan jasa [3], serta antrean pelanggan [4], penelitian ini menempatkan pengelolaan pendapatan dan pembagian hasil </w:t>
+      </w:r>
+      <w:r>
+        <w:rPr>
+          <w:i/>
+        </w:rPr>
+        <w:t>capster</w:t>
+      </w:r>
+      <w:r>
+        <w:rPr/>
+        <w:t xml:space="preserve"> sebagai fokus utama sistem internal.</w:t>
+      </w:r>
+      <w:r>
+        <w:rPr>
+          <w:i/>
+        </w:rPr>
+      </w:r>
+      <w:r/>
+      <w:proofErr w:type="spellStart"/>
+      <w:r>
+        <w:rPr>
+          <w:i/>
+          <w:iCs/>
+        </w:rPr>
+      </w:r>
+      <w:proofErr w:type="spellEnd"/>
+      <w:r/>
+      <w:proofErr w:type="spellStart"/>
+      <w:r>
+        <w:rPr>
+          <w:i/>
+          <w:iCs/>
+        </w:rPr>
+      </w:r>
+      <w:proofErr w:type="spellEnd"/>
+      <w:r/>
+      <w:r>
+        <w:rPr>
+          <w:i/>
+        </w:rPr>
+      </w:r>
+      <w:r/>
+      <w:r/>
+      <w:r>
+        <w:rPr>
+          <w:i/>
+        </w:rPr>
+      </w:r>
+      <w:r/>
+      <w:r/>
+      <w:r/>
+      <w:r>
+        <w:rPr>
+          <w:i/>
+        </w:rPr>
+      </w:r>
+      <w:r/>
+      <w:r/>
+      <w:r>
+        <w:rPr>
+          <w:i/>
+        </w:rPr>
+      </w:r>
+      <w:r>
+        <w:rPr/>
+      </w:r>
+      <w:r/>
+      <w:r>
+        <w:rPr>
+          <w:i/>
+        </w:rPr>
+      </w:r>
+      <w:r/>
+      <w:r/>
+      <w:r>
+        <w:rPr>
+          <w:i/>
+        </w:rPr>
+      </w:r>
+      <w:r>
+        <w:rPr/>
       </w:r>
     </w:p>
     <w:p>
@@ -5181,52 +6056,10 @@
         </w:rPr>
         <w:t>Flutter</w:t>
       </w:r>
-      <w:r/>
-      <w:r>
-        <w:rPr>
-          <w:i/>
-        </w:rPr>
-      </w:r>
-      <w:r/>
-      <w:r>
-        <w:rPr>
-          <w:i/>
-        </w:rPr>
-      </w:r>
-      <w:r/>
-      <w:r>
-        <w:rPr>
-          <w:i/>
-        </w:rPr>
-      </w:r>
-      <w:r/>
-      <w:r>
-        <w:rPr>
-          <w:i/>
-        </w:rPr>
-      </w:r>
-      <w:r/>
-      <w:r>
-        <w:rPr>
-          <w:i/>
-        </w:rPr>
-      </w:r>
-      <w:r/>
-      <w:r>
-        <w:rPr>
-          <w:i/>
-        </w:rPr>
-      </w:r>
-      <w:r/>
-      <w:r/>
-      <w:r>
-        <w:rPr>
-          <w:i/>
-        </w:rPr>
-      </w:r>
-      <w:r/>
-      <w:r/>
-      <w:r>
+      <w:r>
+        <w:rPr>
+          <w:i/>
+        </w:rPr>
         <w:t xml:space="preserve"> merupakan </w:t>
       </w:r>
       <w:r>
@@ -5236,94 +6069,249 @@
         <w:t>framework</w:t>
       </w:r>
       <w:r>
+        <w:rPr>
+          <w:i/>
+        </w:rPr>
+        <w:t xml:space="preserve"> yang digunakan untuk membangun aplikasi </w:t>
+      </w:r>
+      <w:r>
+        <w:rPr>
+          <w:i/>
+        </w:rPr>
+        <w:t>mobile</w:t>
+      </w:r>
+      <w:r>
+        <w:rPr>
+          <w:i/>
+        </w:rPr>
+        <w:t xml:space="preserve"> dengan tampilan antarmuka yang konsisten dan responsif. Rujukan penelitian Refwahajan dan Waluyo menunjukkan bahwa </w:t>
+      </w:r>
+      <w:r>
+        <w:rPr>
+          <w:i/>
+        </w:rPr>
+        <w:t>Flutter</w:t>
+      </w:r>
+      <w:r>
+        <w:rPr>
+          <w:i/>
+        </w:rPr>
+        <w:t xml:space="preserve"> digunakan dalam pengembangan aplikasi </w:t>
+      </w:r>
+      <w:r>
+        <w:rPr>
+          <w:i/>
+        </w:rPr>
+        <w:t>barbershop</w:t>
+      </w:r>
+      <w:r>
+        <w:rPr>
+          <w:i/>
+        </w:rPr>
+        <w:t xml:space="preserve"> berbasis </w:t>
+      </w:r>
+      <w:r>
+        <w:rPr>
+          <w:i/>
+        </w:rPr>
+        <w:t>Android</w:t>
+      </w:r>
+      <w:r>
+        <w:rPr>
+          <w:i/>
+        </w:rPr>
+        <w:t xml:space="preserve"> bersama teknologi pendukung lain seperti </w:t>
+      </w:r>
+      <w:r>
+        <w:rPr>
+          <w:i/>
+        </w:rPr>
+        <w:t>PHP</w:t>
+      </w:r>
+      <w:r>
+        <w:rPr>
+          <w:i/>
+        </w:rPr>
+        <w:t xml:space="preserve">, </w:t>
+      </w:r>
+      <w:r>
+        <w:rPr>
+          <w:i/>
+        </w:rPr>
+        <w:t>Laravel</w:t>
+      </w:r>
+      <w:r>
+        <w:rPr>
+          <w:i/>
+        </w:rPr>
+        <w:t xml:space="preserve">, dan </w:t>
+      </w:r>
+      <w:r>
+        <w:rPr>
+          <w:i/>
+        </w:rPr>
+        <w:t>MySQL</w:t>
+      </w:r>
+      <w:r>
+        <w:rPr>
+          <w:i/>
+        </w:rPr>
+        <w:t xml:space="preserve"> [1]. Pada penelitian ini, </w:t>
+      </w:r>
+      <w:r>
+        <w:rPr>
+          <w:i/>
+        </w:rPr>
+        <w:t>Flutter</w:t>
+      </w:r>
+      <w:r>
+        <w:rPr>
+          <w:i/>
+        </w:rPr>
+        <w:t xml:space="preserve"> digunakan sebagai </w:t>
+      </w:r>
+      <w:r>
+        <w:rPr>
+          <w:i/>
+        </w:rPr>
+        <w:t>framework</w:t>
+      </w:r>
+      <w:r>
+        <w:rPr>
+          <w:i/>
+        </w:rPr>
+        <w:t xml:space="preserve"> utama dalam pengembangan aplikasi </w:t>
+      </w:r>
+      <w:r>
+        <w:rPr>
+          <w:i/>
+        </w:rPr>
+        <w:t>Garden Barbershop Finance</w:t>
+      </w:r>
+      <w:r>
+        <w:rPr>
+          <w:i/>
+        </w:rPr>
+        <w:t>.</w:t>
+      </w:r>
+      <w:r/>
+      <w:r>
+        <w:rPr>
+          <w:i/>
+        </w:rPr>
+      </w:r>
+      <w:r/>
+      <w:r>
+        <w:rPr>
+          <w:i/>
+        </w:rPr>
+      </w:r>
+      <w:r/>
+      <w:r>
+        <w:rPr>
+          <w:i/>
+        </w:rPr>
+      </w:r>
+      <w:r/>
+      <w:r>
+        <w:rPr>
+          <w:i/>
+        </w:rPr>
+      </w:r>
+      <w:r/>
+      <w:r>
+        <w:rPr>
+          <w:i/>
+        </w:rPr>
+      </w:r>
+      <w:r/>
+      <w:r>
+        <w:rPr>
+          <w:i/>
+        </w:rPr>
+      </w:r>
+      <w:r/>
+      <w:r/>
+      <w:r>
+        <w:rPr>
+          <w:i/>
+        </w:rPr>
+      </w:r>
+      <w:r/>
+      <w:r/>
+      <w:r/>
+      <w:r>
+        <w:rPr>
+          <w:i/>
+        </w:rPr>
+      </w:r>
+      <w:r>
         <w:rPr/>
-        <w:t xml:space="preserve"> yang digunakan untuk membangun aplikasi </w:t>
-      </w:r>
-      <w:r/>
-      <w:r>
-        <w:rPr>
-          <w:i/>
-        </w:rPr>
-        <w:t>mobile</w:t>
-      </w:r>
-      <w:r/>
-      <w:r>
-        <w:t xml:space="preserve"> dengan tampilan antarmuka yang konsisten dan responsif. Penelitian aplikasi </w:t>
-      </w:r>
-      <w:r>
-        <w:rPr>
-          <w:i/>
-        </w:rPr>
-        <w:t>barbershop</w:t>
+      </w:r>
+      <w:r/>
+      <w:r>
+        <w:rPr>
+          <w:i/>
+        </w:rPr>
+      </w:r>
+      <w:r/>
+      <w:r/>
+      <w:r>
+        <w:rPr>
+          <w:i/>
+        </w:rPr>
       </w:r>
       <w:r>
         <w:rPr/>
-        <w:t xml:space="preserve"> berbasis </w:t>
-      </w:r>
-      <w:r/>
-      <w:r>
-        <w:rPr>
-          <w:i/>
-        </w:rPr>
-        <w:t>Android</w:t>
-      </w:r>
-      <w:r/>
-      <w:r>
-        <w:t xml:space="preserve"> menunjukkan bahwa </w:t>
-      </w:r>
-      <w:r/>
-      <w:r>
-        <w:rPr>
-          <w:i/>
-        </w:rPr>
-        <w:t>Flutter</w:t>
-      </w:r>
-      <w:r/>
-      <w:r>
-        <w:t xml:space="preserve"> dapat digunakan dalam pengembangan aplikasi layanan </w:t>
-      </w:r>
-      <w:r>
-        <w:rPr>
-          <w:i/>
-        </w:rPr>
-        <w:t>barbershop</w:t>
+      </w:r>
+      <w:r/>
+      <w:r>
+        <w:rPr>
+          <w:i/>
+        </w:rPr>
+      </w:r>
+      <w:r/>
+      <w:r/>
+      <w:r/>
+      <w:r>
+        <w:rPr>
+          <w:i/>
+        </w:rPr>
+      </w:r>
+      <w:r/>
+      <w:r/>
+      <w:r>
+        <w:rPr>
+          <w:i/>
+        </w:rPr>
       </w:r>
       <w:r>
         <w:rPr/>
-        <w:t xml:space="preserve"> [1]. Pada penelitian ini, </w:t>
-      </w:r>
-      <w:r/>
-      <w:r>
-        <w:rPr>
-          <w:i/>
-        </w:rPr>
-        <w:t>Flutter</w:t>
-      </w:r>
-      <w:r/>
-      <w:r>
-        <w:t xml:space="preserve"> digunakan sebagai </w:t>
-      </w:r>
-      <w:r>
-        <w:rPr>
-          <w:i/>
-        </w:rPr>
-        <w:t>framework</w:t>
+      </w:r>
+      <w:r/>
+      <w:r>
+        <w:rPr>
+          <w:i/>
+        </w:rPr>
+      </w:r>
+      <w:r/>
+      <w:r/>
+      <w:r>
+        <w:rPr>
+          <w:i/>
+        </w:rPr>
       </w:r>
       <w:r>
         <w:rPr/>
-        <w:t xml:space="preserve"> utama dalam pengembangan aplikasi </w:t>
-      </w:r>
-      <w:r/>
-      <w:r>
-        <w:rPr>
-          <w:i/>
-        </w:rPr>
-        <w:t>Garden Barbershop Finance</w:t>
-      </w:r>
-      <w:r/>
-      <w:r>
-        <w:t>.</w:t>
-      </w:r>
+      </w:r>
+      <w:r/>
+      <w:r>
+        <w:rPr>
+          <w:i/>
+        </w:rPr>
+      </w:r>
+      <w:r/>
+      <w:r/>
     </w:p>
     <w:p>
       <w:pPr>
@@ -8856,7 +9844,37 @@
       </w:r>
       <w:r>
         <w:rPr/>
-        <w:t xml:space="preserve"> dapat diidentifikasi sejak awal berdasarkan observasi, wawancara, dan dokumentasi proses bisnis. Selain itu, penelitian aplikasi pemesanan </w:t>
+        <w:t xml:space="preserve"> dapat diidentifikasi sejak awal berdasarkan observasi, wawancara, dan dokumentasi proses bisnis. Kesesuaian </w:t>
+      </w:r>
+      <w:r>
+        <w:rPr>
+          <w:i/>
+        </w:rPr>
+        <w:t>Waterfall</w:t>
+      </w:r>
+      <w:r>
+        <w:rPr/>
+        <w:t xml:space="preserve"> dengan penelitian aplikasi </w:t>
+      </w:r>
+      <w:r>
+        <w:rPr>
+          <w:i/>
+        </w:rPr>
+        <w:t>barbershop</w:t>
+      </w:r>
+      <w:r>
+        <w:rPr/>
+        <w:t xml:space="preserve"> juga terlihat pada penelitian Rohmat dkk. yang menggunakan tahapan </w:t>
+      </w:r>
+      <w:r>
+        <w:rPr>
+          <w:i/>
+        </w:rPr>
+        <w:t>Waterfall</w:t>
+      </w:r>
+      <w:r>
+        <w:rPr/>
+        <w:t xml:space="preserve"> dalam pengembangan aplikasi pemesanan </w:t>
       </w:r>
       <w:r>
         <w:rPr>
@@ -8886,17 +9904,103 @@
       </w:r>
       <w:r>
         <w:rPr/>
-        <w:t xml:space="preserve"> juga menggunakan tahapan </w:t>
-      </w:r>
-      <w:r>
-        <w:rPr>
-          <w:i/>
-        </w:rPr>
-        <w:t>Waterfall</w:t>
+        <w:t xml:space="preserve"> [2].</w:t>
+      </w:r>
+      <w:r>
+        <w:rPr>
+          <w:i/>
+        </w:rPr>
       </w:r>
       <w:r>
         <w:rPr/>
-        <w:t xml:space="preserve"> sebagai acuan pengembangan sistem [2].</w:t>
+      </w:r>
+      <w:r>
+        <w:rPr>
+          <w:i/>
+        </w:rPr>
+      </w:r>
+      <w:r>
+        <w:rPr/>
+      </w:r>
+      <w:r>
+        <w:rPr>
+          <w:i/>
+        </w:rPr>
+      </w:r>
+      <w:r>
+        <w:rPr/>
+      </w:r>
+      <w:r>
+        <w:rPr>
+          <w:i/>
+        </w:rPr>
+      </w:r>
+      <w:r>
+        <w:rPr/>
+      </w:r>
+      <w:r>
+        <w:rPr>
+          <w:i/>
+        </w:rPr>
+      </w:r>
+      <w:r>
+        <w:rPr/>
+      </w:r>
+      <w:r>
+        <w:rPr>
+          <w:i/>
+        </w:rPr>
+      </w:r>
+      <w:r>
+        <w:rPr/>
+      </w:r>
+      <w:r>
+        <w:rPr>
+          <w:i/>
+        </w:rPr>
+      </w:r>
+      <w:r>
+        <w:rPr/>
+      </w:r>
+      <w:r>
+        <w:rPr>
+          <w:i/>
+        </w:rPr>
+      </w:r>
+      <w:r>
+        <w:rPr/>
+      </w:r>
+      <w:r>
+        <w:rPr>
+          <w:i/>
+        </w:rPr>
+      </w:r>
+      <w:r>
+        <w:rPr/>
+      </w:r>
+      <w:r>
+        <w:rPr>
+          <w:i/>
+        </w:rPr>
+      </w:r>
+      <w:r>
+        <w:rPr/>
+      </w:r>
+      <w:r>
+        <w:rPr>
+          <w:i/>
+        </w:rPr>
+      </w:r>
+      <w:r>
+        <w:rPr/>
+      </w:r>
+      <w:r>
+        <w:rPr>
+          <w:i/>
+        </w:rPr>
+      </w:r>
+      <w:r>
+        <w:rPr/>
       </w:r>
       <w:r>
         <w:rPr>
@@ -9368,6 +10472,72 @@
         </w:rPr>
         <w:t>Black Box Testing</w:t>
       </w:r>
+      <w:r>
+        <w:rPr>
+          <w:i/>
+        </w:rPr>
+        <w:t xml:space="preserve"> merupakan pengujian fungsional yang dilakukan berdasarkan input dan output tanpa melihat kode program. Pengujian ini berfokus pada kesesuaian fungsi sistem terhadap kebutuhan pengguna. Pada rujukan penelitian </w:t>
+      </w:r>
+      <w:r>
+        <w:rPr>
+          <w:i/>
+        </w:rPr>
+        <w:t>barbershop</w:t>
+      </w:r>
+      <w:r>
+        <w:rPr>
+          <w:i/>
+        </w:rPr>
+        <w:t xml:space="preserve">, Rohmat dkk. menerapkan </w:t>
+      </w:r>
+      <w:r>
+        <w:rPr>
+          <w:i/>
+        </w:rPr>
+        <w:t>Black Box Testing</w:t>
+      </w:r>
+      <w:r>
+        <w:rPr>
+          <w:i/>
+        </w:rPr>
+        <w:t xml:space="preserve"> untuk memastikan komponen aplikasi pemesanan </w:t>
+      </w:r>
+      <w:r>
+        <w:rPr>
+          <w:i/>
+        </w:rPr>
+        <w:t>online</w:t>
+      </w:r>
+      <w:r>
+        <w:rPr>
+          <w:i/>
+        </w:rPr>
+        <w:t xml:space="preserve"> </w:t>
+      </w:r>
+      <w:r>
+        <w:rPr>
+          <w:i/>
+        </w:rPr>
+        <w:t>barbershop</w:t>
+      </w:r>
+      <w:r>
+        <w:rPr>
+          <w:i/>
+        </w:rPr>
+        <w:t xml:space="preserve"> berjalan sesuai dengan hasil yang diharapkan [2]. Konsep pengujian </w:t>
+      </w:r>
+      <w:r>
+        <w:rPr>
+          <w:i/>
+        </w:rPr>
+        <w:t>Black Box Testing</w:t>
+      </w:r>
+      <w:r>
+        <w:rPr>
+          <w:i/>
+        </w:rPr>
+        <w:t xml:space="preserve"> dapat dilihat pada Gambar 2.2 berikut:</w:t>
+      </w:r>
       <w:r/>
       <w:r>
         <w:rPr>
@@ -9377,62 +10547,47 @@
       </w:r>
       <w:r/>
       <w:r/>
-      <w:r>
-        <w:t xml:space="preserve"> merupakan pengujian fungsional yang dilakukan berdasarkan input dan output tanpa melihat kode program. Pengujian ini berfokus pada kesesuaian fungsi sistem terhadap kebutuhan pengguna. Penelitian aplikasi pemesanan </w:t>
-      </w:r>
-      <w:r>
-        <w:rPr>
-          <w:i/>
-        </w:rPr>
-        <w:t>online</w:t>
+      <w:r/>
+      <w:r>
+        <w:rPr>
+          <w:i/>
+        </w:rPr>
       </w:r>
       <w:r>
         <w:rPr/>
-        <w:t xml:space="preserve"> </w:t>
-      </w:r>
-      <w:r>
-        <w:rPr>
-          <w:i/>
-        </w:rPr>
-        <w:t>barbershop</w:t>
+      </w:r>
+      <w:r>
+        <w:rPr>
+          <w:i/>
+        </w:rPr>
       </w:r>
       <w:r>
         <w:rPr/>
-        <w:t xml:space="preserve"> berbasis </w:t>
-      </w:r>
-      <w:r/>
-      <w:r>
-        <w:rPr>
-          <w:i/>
-        </w:rPr>
-        <w:t>Android</w:t>
-      </w:r>
-      <w:r/>
-      <w:r>
-        <w:t xml:space="preserve"> telah menerapkan pengujian </w:t>
-      </w:r>
-      <w:r/>
-      <w:r>
-        <w:rPr>
-          <w:i/>
-        </w:rPr>
-        <w:t>Black Box Testing</w:t>
-      </w:r>
-      <w:r/>
-      <w:r>
-        <w:t xml:space="preserve"> untuk memastikan komponen aplikasi berjalan sesuai harapan [2]. Konsep pengujian </w:t>
-      </w:r>
-      <w:r/>
-      <w:r>
-        <w:rPr>
-          <w:i/>
-        </w:rPr>
-        <w:t>Black Box Testing</w:t>
-      </w:r>
-      <w:r/>
-      <w:r>
-        <w:t xml:space="preserve"> dapat dilihat pada Gambar 2.2 berikut:</w:t>
-      </w:r>
+      </w:r>
+      <w:r/>
+      <w:r>
+        <w:rPr>
+          <w:i/>
+        </w:rPr>
+      </w:r>
+      <w:r/>
+      <w:r/>
+      <w:r/>
+      <w:r>
+        <w:rPr>
+          <w:i/>
+        </w:rPr>
+      </w:r>
+      <w:r/>
+      <w:r/>
+      <w:r/>
+      <w:r>
+        <w:rPr>
+          <w:i/>
+        </w:rPr>
+      </w:r>
+      <w:r/>
+      <w:r/>
     </w:p>
     <w:p>
       <w:r>
@@ -10632,7 +11787,57 @@
       </w:r>
       <w:r>
         <w:rPr/>
-        <w:t xml:space="preserve"> dipilih karena memiliki tahapan yang berurutan sehingga sesuai untuk penelitian yang kebutuhan sistemnya dapat dirumuskan sejak awal. Tahapan yang digunakan dalam penelitian ini meliputi analisis kebutuhan, perancangan sistem, implementasi, pengujian, dan pemeliharaan [5]. Penerapan metode tersebut disesuaikan dengan kebutuhan pengembangan aplikasi </w:t>
+        <w:t xml:space="preserve"> dipilih karena memiliki tahapan yang berurutan sehingga sesuai untuk penelitian yang kebutuhan sistemnya dapat dirumuskan sejak awal. Tahapan yang digunakan dalam penelitian ini meliputi analisis kebutuhan, perancangan sistem, implementasi, pengujian, dan pemeliharaan [5]. Penggunaan </w:t>
+      </w:r>
+      <w:r>
+        <w:rPr>
+          <w:i/>
+        </w:rPr>
+        <w:t>Waterfall</w:t>
+      </w:r>
+      <w:r>
+        <w:rPr/>
+        <w:t xml:space="preserve"> pada penelitian ini juga didukung oleh penelitian Rohmat dkk. yang menerapkan </w:t>
+      </w:r>
+      <w:r>
+        <w:rPr>
+          <w:i/>
+        </w:rPr>
+        <w:t>Waterfall</w:t>
+      </w:r>
+      <w:r>
+        <w:rPr/>
+        <w:t xml:space="preserve"> dalam pengembangan aplikasi pemesanan </w:t>
+      </w:r>
+      <w:r>
+        <w:rPr>
+          <w:i/>
+        </w:rPr>
+        <w:t>online</w:t>
+      </w:r>
+      <w:r>
+        <w:rPr/>
+        <w:t xml:space="preserve"> </w:t>
+      </w:r>
+      <w:r>
+        <w:rPr>
+          <w:i/>
+        </w:rPr>
+        <w:t>barbershop</w:t>
+      </w:r>
+      <w:r>
+        <w:rPr/>
+        <w:t xml:space="preserve"> berbasis </w:t>
+      </w:r>
+      <w:r>
+        <w:rPr>
+          <w:i/>
+        </w:rPr>
+        <w:t>Android</w:t>
+      </w:r>
+      <w:r>
+        <w:rPr/>
+        <w:t xml:space="preserve"> [2]. Penerapan metode tersebut disesuaikan dengan kebutuhan pengembangan aplikasi </w:t>
       </w:r>
       <w:r>
         <w:rPr>
@@ -10663,6 +11868,54 @@
       <w:r>
         <w:rPr/>
         <w:t>.</w:t>
+      </w:r>
+      <w:r>
+        <w:rPr>
+          <w:i/>
+        </w:rPr>
+      </w:r>
+      <w:r>
+        <w:rPr/>
+      </w:r>
+      <w:r>
+        <w:rPr>
+          <w:i/>
+        </w:rPr>
+      </w:r>
+      <w:r>
+        <w:rPr/>
+      </w:r>
+      <w:r>
+        <w:rPr>
+          <w:i/>
+        </w:rPr>
+      </w:r>
+      <w:r>
+        <w:rPr/>
+      </w:r>
+      <w:r>
+        <w:rPr>
+          <w:i/>
+        </w:rPr>
+      </w:r>
+      <w:r>
+        <w:rPr/>
+      </w:r>
+      <w:r>
+        <w:rPr>
+          <w:i/>
+        </w:rPr>
+      </w:r>
+      <w:r>
+        <w:rPr/>
+      </w:r>
+      <w:r>
+        <w:rPr>
+          <w:i/>
+        </w:rPr>
+      </w:r>
+      <w:r>
+        <w:rPr/>
       </w:r>
       <w:r>
         <w:rPr>

--- a/docs/Proposal Skripsi v2.docx
+++ b/docs/Proposal Skripsi v2.docx
@@ -10957,1651 +10957,5252 @@
     </w:p>
     <w:p>
       <w:pPr>
-        <w:pStyle w:val="Heading1"/>
-      </w:pPr>
-      <w:r>
+        <w:spacing w:line="360" w:lineRule="auto" w:after="0"/>
+        <w:jc w:val="center"/>
+      </w:pPr>
+      <w:r>
+        <w:rPr>
+          <w:rFonts w:ascii="Times New Roman" w:hAnsi="Times New Roman"/>
+          <w:b/>
+          <w:sz w:val="24"/>
+        </w:rPr>
         <w:t>BAB III</w:t>
-      </w:r>
-      <w:r>
         <w:br/>
         <w:t>METODE PENELITIAN</w:t>
       </w:r>
     </w:p>
     <w:p>
       <w:pPr>
-        <w:pStyle w:val="Heading2"/>
-      </w:pPr>
-      <w:r>
-        <w:t>3.1.</w:t>
-      </w:r>
-      <w:r>
-        <w:t xml:space="preserve">  </w:t>
-      </w:r>
-      <w:r>
-        <w:t xml:space="preserve"> Tahapan Penelitian</w:t>
+        <w:spacing w:line="360" w:lineRule="auto" w:after="0"/>
+      </w:pPr>
+      <w:r>
+        <w:rPr>
+          <w:rFonts w:ascii="Times New Roman" w:hAnsi="Times New Roman"/>
+          <w:b/>
+          <w:sz w:val="24"/>
+        </w:rPr>
+        <w:t>3.1.   Tahapan Penelitian</w:t>
       </w:r>
     </w:p>
     <w:p>
-      <w:r>
-        <w:t>Tahapan penelitian yang akan dilaksanakan pada penelitian ini disusun agar hasil yang dicapai sesuai dengan tujuan yang telah ditentukan. Beberapa tahapan penelitian tersebut dapat dilihat pada Gambar 3.1 berikut:</w:t>
+      <w:pPr>
+        <w:spacing w:line="360" w:lineRule="auto" w:after="0"/>
+        <w:ind w:firstLine="504"/>
+        <w:jc w:val="both"/>
+      </w:pPr>
+      <w:r>
+        <w:rPr>
+          <w:rFonts w:ascii="Times New Roman" w:hAnsi="Times New Roman"/>
+          <w:b w:val="0"/>
+          <w:sz w:val="24"/>
+        </w:rPr>
+        <w:t>Tahapan penelitian yang akan dilaksanakan pada penelitian ini agar hasil yang dicapai sesuai dengan tujuan yang telah ditentukan, beberapa tahapan penelitian tersebut dapat dilihat pada Gambar 3.1 berikut:</w:t>
       </w:r>
     </w:p>
     <w:p>
       <w:pPr>
-        <w:ind w:firstLine="0"/>
-        <w:jc w:val="right"/>
-      </w:pPr>
-      <w:r>
-        <w:rPr>
-          <w:noProof/>
-        </w:rPr>
+        <w:jc w:val="center"/>
+      </w:pPr>
+      <w:r>
+        <w:drawing>
+          <wp:inline xmlns:a="http://schemas.openxmlformats.org/drawingml/2006/main" xmlns:pic="http://schemas.openxmlformats.org/drawingml/2006/picture">
+            <wp:extent cx="5303520" cy="3873875"/>
+            <wp:docPr id="1069574685" name="Picture 1069574685"/>
+            <wp:cNvGraphicFramePr>
+              <a:graphicFrameLocks noChangeAspect="1"/>
+            </wp:cNvGraphicFramePr>
+            <a:graphic>
+              <a:graphicData uri="http://schemas.openxmlformats.org/drawingml/2006/picture">
+                <pic:pic>
+                  <pic:nvPicPr>
+                    <pic:cNvPr id="0" name="gambar_3_1_tahapan_penelitian.png"/>
+                    <pic:cNvPicPr/>
+                  </pic:nvPicPr>
+                  <pic:blipFill>
+                    <a:blip r:embed="rId48"/>
+                    <a:stretch>
+                      <a:fillRect/>
+                    </a:stretch>
+                  </pic:blipFill>
+                  <pic:spPr>
+                    <a:xfrm>
+                      <a:off x="0" y="0"/>
+                      <a:ext cx="5303520" cy="3873875"/>
+                    </a:xfrm>
+                    <a:prstGeom prst="rect"/>
+                  </pic:spPr>
+                </pic:pic>
+              </a:graphicData>
+            </a:graphic>
+          </wp:inline>
+        </w:drawing>
       </w:r>
     </w:p>
     <w:p>
       <w:pPr>
+        <w:spacing w:line="360" w:lineRule="auto" w:after="0"/>
         <w:jc w:val="center"/>
       </w:pPr>
       <w:r>
+        <w:rPr>
+          <w:rFonts w:ascii="Times New Roman" w:hAnsi="Times New Roman"/>
+          <w:b w:val="0"/>
+          <w:sz w:val="24"/>
+        </w:rPr>
         <w:t>Gambar 3. 1 Tahapan Penelitian</w:t>
       </w:r>
     </w:p>
     <w:p>
-      <w:r>
+      <w:pPr>
+        <w:spacing w:line="360" w:lineRule="auto" w:after="0"/>
+        <w:ind w:firstLine="504"/>
+        <w:jc w:val="both"/>
+      </w:pPr>
+      <w:r>
+        <w:rPr>
+          <w:rFonts w:ascii="Times New Roman" w:hAnsi="Times New Roman"/>
+          <w:b w:val="0"/>
+          <w:sz w:val="24"/>
+        </w:rPr>
         <w:t>Berdasarkan diagram alur penelitian yang telah disajikan, berikut merupakan penjelasan dari setiap tahapan dalam penelitian ini:</w:t>
       </w:r>
     </w:p>
     <w:p>
       <w:pPr>
-        <w:ind w:firstLine="0"/>
-      </w:pPr>
-      <w:r>
+        <w:spacing w:line="360" w:lineRule="auto" w:after="0"/>
+        <w:ind w:left="0"/>
+        <w:jc w:val="both"/>
+      </w:pPr>
+      <w:r>
+        <w:rPr>
+          <w:rFonts w:ascii="Times New Roman" w:hAnsi="Times New Roman"/>
+          <w:b w:val="0"/>
+          <w:sz w:val="24"/>
+        </w:rPr>
         <w:t>1. Identifikasi Masalah</w:t>
       </w:r>
     </w:p>
     <w:p>
       <w:pPr>
-        <w:pStyle w:val="NoSpacing"/>
-        <w:ind w:left="851"/>
-      </w:pPr>
-      <w:r>
+        <w:spacing w:line="360" w:lineRule="auto" w:after="0"/>
+        <w:ind w:firstLine="504"/>
+        <w:jc w:val="both"/>
+      </w:pPr>
+      <w:r>
+        <w:rPr>
+          <w:rFonts w:ascii="Times New Roman" w:hAnsi="Times New Roman"/>
+          <w:b w:val="0"/>
+          <w:sz w:val="24"/>
+        </w:rPr>
         <w:t xml:space="preserve">Tahap pertama dalam penelitian ini adalah melakukan identifikasi masalah yang terjadi pada </w:t>
       </w:r>
       <w:r>
         <w:rPr>
-          <w:i/>
-        </w:rPr>
-      </w:r>
-      <w:r/>
-      <w:proofErr w:type="spellStart"/>
-      <w:r>
-        <w:rPr>
-          <w:i/>
-          <w:iCs/>
-        </w:rPr>
-      </w:r>
-      <w:proofErr w:type="spellEnd"/>
-      <w:r/>
-      <w:r>
-        <w:rPr>
-          <w:i/>
-        </w:rPr>
-      </w:r>
-      <w:r/>
-      <w:proofErr w:type="spellStart"/>
-      <w:r>
-        <w:rPr>
-          <w:i/>
-          <w:iCs/>
-        </w:rPr>
-      </w:r>
-      <w:proofErr w:type="spellEnd"/>
-      <w:r/>
-      <w:r/>
-      <w:r>
-        <w:rPr>
-          <w:i/>
+          <w:rFonts w:ascii="Times New Roman" w:hAnsi="Times New Roman"/>
+          <w:b w:val="0"/>
+          <w:i/>
+          <w:sz w:val="24"/>
         </w:rPr>
         <w:t>Garden Barbershop</w:t>
       </w:r>
-      <w:r/>
-      <w:r>
+      <w:r>
+        <w:rPr>
+          <w:rFonts w:ascii="Times New Roman" w:hAnsi="Times New Roman"/>
+          <w:b w:val="0"/>
+          <w:sz w:val="24"/>
+        </w:rPr>
         <w:t xml:space="preserve">, khususnya pada proses pencatatan pendapatan harian </w:t>
       </w:r>
-      <w:r/>
-      <w:r>
-        <w:rPr>
-          <w:i/>
+      <w:r>
+        <w:rPr>
+          <w:rFonts w:ascii="Times New Roman" w:hAnsi="Times New Roman"/>
+          <w:b w:val="0"/>
+          <w:i/>
+          <w:sz w:val="24"/>
         </w:rPr>
         <w:t>capster</w:t>
       </w:r>
-      <w:r/>
-      <w:r>
-        <w:t xml:space="preserve">, buku kas umum, biaya operasional, dan pembagian hasil. Tahap ini bertujuan agar peneliti memahami permasalahan secara jelas, termasuk kebutuhan pengendalian input transaksi melalui Admin Harian yang dijalankan oleh </w:t>
-      </w:r>
-      <w:r/>
-      <w:r>
-        <w:rPr>
-          <w:i/>
+      <w:r>
+        <w:rPr>
+          <w:rFonts w:ascii="Times New Roman" w:hAnsi="Times New Roman"/>
+          <w:b w:val="0"/>
+          <w:sz w:val="24"/>
+        </w:rPr>
+        <w:t xml:space="preserve">, buku kas umum, biaya operasional, serta pembagian hasil </w:t>
+      </w:r>
+      <w:r>
+        <w:rPr>
+          <w:rFonts w:ascii="Times New Roman" w:hAnsi="Times New Roman"/>
+          <w:b w:val="0"/>
+          <w:i/>
+          <w:sz w:val="24"/>
         </w:rPr>
         <w:t>capster</w:t>
       </w:r>
-      <w:r/>
-      <w:r>
-        <w:t xml:space="preserve"> senior yang dipercaya.</w:t>
+      <w:r>
+        <w:rPr>
+          <w:rFonts w:ascii="Times New Roman" w:hAnsi="Times New Roman"/>
+          <w:b w:val="0"/>
+          <w:sz w:val="24"/>
+        </w:rPr>
+        <w:t>. Tahap ini bertujuan agar peneliti memahami permasalahan secara jelas sehingga dapat menentukan solusi yang tepat.</w:t>
       </w:r>
     </w:p>
     <w:p>
       <w:pPr>
-        <w:ind w:firstLine="0"/>
-      </w:pPr>
-      <w:r>
+        <w:spacing w:line="360" w:lineRule="auto" w:after="0"/>
+        <w:ind w:left="0"/>
+        <w:jc w:val="both"/>
+      </w:pPr>
+      <w:r>
+        <w:rPr>
+          <w:rFonts w:ascii="Times New Roman" w:hAnsi="Times New Roman"/>
+          <w:b w:val="0"/>
+          <w:sz w:val="24"/>
+        </w:rPr>
         <w:t>2. Pengumpulan Data</w:t>
       </w:r>
     </w:p>
     <w:p>
       <w:pPr>
-        <w:pStyle w:val="NoSpacing"/>
-        <w:ind w:left="851"/>
-      </w:pPr>
-      <w:r>
-        <w:t>Proses pengumpulan data dilakukan untuk mempe</w:t>
-      </w:r>
-      <w:r/>
-      <w:r>
-        <w:rPr>
-          <w:i/>
-        </w:rPr>
-        <w:t>role</w:t>
-      </w:r>
-      <w:r/>
-      <w:r>
-        <w:t>h informasi yang dibutuhkan dalam penelitian. Pengumpulan data dilakukan melalui observasi, wawancara, studi pustaka, dan dokumentasi agar kebutuhan sistem dapat dipahami secara lebih lengkap.</w:t>
+        <w:spacing w:line="360" w:lineRule="auto" w:after="0"/>
+        <w:ind w:firstLine="504"/>
+        <w:jc w:val="both"/>
+      </w:pPr>
+      <w:r>
+        <w:rPr>
+          <w:rFonts w:ascii="Times New Roman" w:hAnsi="Times New Roman"/>
+          <w:b w:val="0"/>
+          <w:sz w:val="24"/>
+        </w:rPr>
+        <w:t>Proses pengumpulan data dalam penelitian ini dilakukan melalui beberapa metode yaitu:</w:t>
       </w:r>
     </w:p>
     <w:p>
       <w:pPr>
-        <w:ind w:firstLine="0"/>
-      </w:pPr>
-      <w:r>
-        <w:t>3. Analisis Kebutuhan Awal</w:t>
+        <w:spacing w:line="360" w:lineRule="auto" w:after="0"/>
+        <w:ind w:left="504"/>
+        <w:jc w:val="both"/>
+      </w:pPr>
+      <w:r>
+        <w:rPr>
+          <w:rFonts w:ascii="Times New Roman" w:hAnsi="Times New Roman"/>
+          <w:b w:val="0"/>
+          <w:sz w:val="24"/>
+        </w:rPr>
+        <w:t>a. Wawancara</w:t>
       </w:r>
     </w:p>
     <w:p>
       <w:pPr>
-        <w:pStyle w:val="NoSpacing"/>
-        <w:ind w:left="851"/>
-      </w:pPr>
-      <w:r>
-        <w:t>Pada tahap ini dilakukan analisis terhadap data yang telah dipe</w:t>
-      </w:r>
-      <w:r>
-        <w:rPr>
-          <w:i/>
-        </w:rPr>
-      </w:r>
-      <w:r/>
-      <w:r>
-        <w:rPr>
-          <w:i/>
-          <w:iCs/>
-        </w:rPr>
-      </w:r>
-      <w:r/>
-      <w:r/>
-      <w:r>
-        <w:rPr>
-          <w:i/>
+        <w:spacing w:line="360" w:lineRule="auto" w:after="0"/>
+        <w:ind w:firstLine="504"/>
+        <w:jc w:val="both"/>
+      </w:pPr>
+      <w:r>
+        <w:rPr>
+          <w:rFonts w:ascii="Times New Roman" w:hAnsi="Times New Roman"/>
+          <w:b w:val="0"/>
+          <w:sz w:val="24"/>
+        </w:rPr>
+        <w:t xml:space="preserve">Metode pengumpulan data yang digunakan adalah wawancara langsung, yaitu dengan melakukan tanya jawab dengan pengelola </w:t>
+      </w:r>
+      <w:r>
+        <w:rPr>
+          <w:rFonts w:ascii="Times New Roman" w:hAnsi="Times New Roman"/>
+          <w:b w:val="0"/>
+          <w:i/>
+          <w:sz w:val="24"/>
+        </w:rPr>
+        <w:t>Garden Barbershop</w:t>
+      </w:r>
+      <w:r>
+        <w:rPr>
+          <w:rFonts w:ascii="Times New Roman" w:hAnsi="Times New Roman"/>
+          <w:b w:val="0"/>
+          <w:sz w:val="24"/>
+        </w:rPr>
+        <w:t xml:space="preserve"> untuk mempe</w:t>
+      </w:r>
+      <w:r>
+        <w:rPr>
+          <w:rFonts w:ascii="Times New Roman" w:hAnsi="Times New Roman"/>
+          <w:b w:val="0"/>
+          <w:i/>
+          <w:sz w:val="24"/>
         </w:rPr>
         <w:t>role</w:t>
       </w:r>
-      <w:r/>
-      <w:r>
-        <w:t xml:space="preserve">h untuk menentukan kebutuhan awal sistem. Analisis ini mencakup kebutuhan pengguna, data yang dikelola, hak akses pengguna, serta kebutuhan penyimpanan data menggunakan </w:t>
-      </w:r>
-      <w:r/>
-      <w:r>
-        <w:rPr>
-          <w:i/>
-        </w:rPr>
-        <w:t>Firebase</w:t>
-      </w:r>
-      <w:r/>
-      <w:r>
-        <w:t>.</w:t>
+      <w:r>
+        <w:rPr>
+          <w:rFonts w:ascii="Times New Roman" w:hAnsi="Times New Roman"/>
+          <w:b w:val="0"/>
+          <w:sz w:val="24"/>
+        </w:rPr>
+        <w:t xml:space="preserve">h informasi terkait proses pencatatan pendapatan, pembagian hasil </w:t>
+      </w:r>
+      <w:r>
+        <w:rPr>
+          <w:rFonts w:ascii="Times New Roman" w:hAnsi="Times New Roman"/>
+          <w:b w:val="0"/>
+          <w:i/>
+          <w:sz w:val="24"/>
+        </w:rPr>
+        <w:t>capster</w:t>
+      </w:r>
+      <w:r>
+        <w:rPr>
+          <w:rFonts w:ascii="Times New Roman" w:hAnsi="Times New Roman"/>
+          <w:b w:val="0"/>
+          <w:sz w:val="24"/>
+        </w:rPr>
+        <w:t>, kendala pencatatan manual, serta kebutuhan sistem yang diinginkan.</w:t>
       </w:r>
     </w:p>
     <w:p>
       <w:pPr>
-        <w:ind w:firstLine="0"/>
-      </w:pPr>
-      <w:r>
-        <w:t>4. Perancangan Sistem</w:t>
+        <w:spacing w:line="360" w:lineRule="auto" w:after="0"/>
+        <w:ind w:left="504"/>
+        <w:jc w:val="both"/>
+      </w:pPr>
+      <w:r>
+        <w:rPr>
+          <w:rFonts w:ascii="Times New Roman" w:hAnsi="Times New Roman"/>
+          <w:b w:val="0"/>
+          <w:sz w:val="24"/>
+        </w:rPr>
+        <w:t>b. Observasi</w:t>
       </w:r>
     </w:p>
     <w:p>
       <w:pPr>
-        <w:pStyle w:val="NoSpacing"/>
-        <w:ind w:left="851"/>
-      </w:pPr>
-      <w:r>
-        <w:t>Tahap perancangan sistem dilakukan dengan menyusun gambaran awal aplikasi, alur autentikasi pengguna, struktur penyimpanan data, dan rancangan antarmuka. Perancangan ini menjadi dasar sebelum sistem diimplementasikan.</w:t>
+        <w:spacing w:line="360" w:lineRule="auto" w:after="0"/>
+        <w:ind w:firstLine="504"/>
+        <w:jc w:val="both"/>
+      </w:pPr>
+      <w:r>
+        <w:rPr>
+          <w:rFonts w:ascii="Times New Roman" w:hAnsi="Times New Roman"/>
+          <w:b w:val="0"/>
+          <w:sz w:val="24"/>
+        </w:rPr>
+        <w:t xml:space="preserve">Observasi dilakukan dengan mengamati proses pencatatan dan pengelolaan laporan yang digunakan pada </w:t>
+      </w:r>
+      <w:r>
+        <w:rPr>
+          <w:rFonts w:ascii="Times New Roman" w:hAnsi="Times New Roman"/>
+          <w:b w:val="0"/>
+          <w:i/>
+          <w:sz w:val="24"/>
+        </w:rPr>
+        <w:t>Garden Barbershop</w:t>
+      </w:r>
+      <w:r>
+        <w:rPr>
+          <w:rFonts w:ascii="Times New Roman" w:hAnsi="Times New Roman"/>
+          <w:b w:val="0"/>
+          <w:sz w:val="24"/>
+        </w:rPr>
+        <w:t>. Kegiatan observasi diarahkan pada alur input pendapatan harian, buku kas umum, biaya operasional, dan penyusunan laporan pembagian hasil.</w:t>
       </w:r>
     </w:p>
     <w:p>
       <w:pPr>
-        <w:ind w:firstLine="0"/>
-      </w:pPr>
-      <w:r>
-        <w:t>5. Implementasi Sistem</w:t>
+        <w:spacing w:line="360" w:lineRule="auto" w:after="0"/>
+        <w:ind w:left="504"/>
+        <w:jc w:val="both"/>
+      </w:pPr>
+      <w:r>
+        <w:rPr>
+          <w:rFonts w:ascii="Times New Roman" w:hAnsi="Times New Roman"/>
+          <w:b w:val="0"/>
+          <w:sz w:val="24"/>
+        </w:rPr>
+        <w:t>c. Studi Pustaka</w:t>
       </w:r>
     </w:p>
     <w:p>
       <w:pPr>
-        <w:pStyle w:val="NoSpacing"/>
-        <w:ind w:left="851"/>
-      </w:pPr>
-      <w:r>
-        <w:t xml:space="preserve">Tahap implementasi sistem merupakan proses pembangunan aplikasi berdasarkan rancangan yang telah dibuat. Aplikasi dikembangkan menggunakan </w:t>
-      </w:r>
-      <w:r>
-        <w:rPr>
-          <w:i/>
-        </w:rPr>
-      </w:r>
-      <w:r/>
-      <w:r>
-        <w:rPr>
-          <w:i/>
-        </w:rPr>
-      </w:r>
-      <w:r/>
-      <w:r>
-        <w:rPr>
-          <w:i/>
-          <w:iCs/>
-        </w:rPr>
-      </w:r>
-      <w:r/>
-      <w:r/>
-      <w:r>
-        <w:rPr>
-          <w:i/>
-        </w:rPr>
-        <w:t>Flutter</w:t>
-      </w:r>
-      <w:r/>
-      <w:r>
-        <w:t xml:space="preserve"> dan </w:t>
-      </w:r>
-      <w:r/>
-      <w:r>
-        <w:rPr>
-          <w:i/>
-        </w:rPr>
-        <w:t>Dart</w:t>
-      </w:r>
-      <w:r/>
-      <w:r>
-        <w:t xml:space="preserve">, sedangkan autentikasi pengguna serta penyimpanan data memanfaatkan layanan </w:t>
-      </w:r>
-      <w:r/>
-      <w:r>
-        <w:rPr>
-          <w:i/>
+        <w:spacing w:line="360" w:lineRule="auto" w:after="0"/>
+        <w:ind w:firstLine="504"/>
+        <w:jc w:val="both"/>
+      </w:pPr>
+      <w:r>
+        <w:rPr>
+          <w:rFonts w:ascii="Times New Roman" w:hAnsi="Times New Roman"/>
+          <w:b w:val="0"/>
+          <w:sz w:val="24"/>
+        </w:rPr>
+        <w:t xml:space="preserve">Studi pustaka merupakan metode pengumpulan data yang dilakukan dengan cara mencari dan mempelajari berbagai sumber yang relevan, seperti buku, artikel, jurnal, dan referensi yang berkaitan dengan aplikasi </w:t>
+      </w:r>
+      <w:r>
+        <w:rPr>
+          <w:rFonts w:ascii="Times New Roman" w:hAnsi="Times New Roman"/>
+          <w:b w:val="0"/>
+          <w:i/>
+          <w:sz w:val="24"/>
+        </w:rPr>
+        <w:t>Android</w:t>
+      </w:r>
+      <w:r>
+        <w:rPr>
+          <w:rFonts w:ascii="Times New Roman" w:hAnsi="Times New Roman"/>
+          <w:b w:val="0"/>
+          <w:sz w:val="24"/>
+        </w:rPr>
+        <w:t xml:space="preserve">, sistem informasi, </w:t>
+      </w:r>
+      <w:r>
+        <w:rPr>
+          <w:rFonts w:ascii="Times New Roman" w:hAnsi="Times New Roman"/>
+          <w:b w:val="0"/>
+          <w:i/>
+          <w:sz w:val="24"/>
         </w:rPr>
         <w:t>Firebase</w:t>
       </w:r>
-      <w:r/>
-      <w:r>
-        <w:t>.</w:t>
+      <w:r>
+        <w:rPr>
+          <w:rFonts w:ascii="Times New Roman" w:hAnsi="Times New Roman"/>
+          <w:b w:val="0"/>
+          <w:sz w:val="24"/>
+        </w:rPr>
+        <w:t xml:space="preserve">, metode </w:t>
+      </w:r>
+      <w:r>
+        <w:rPr>
+          <w:rFonts w:ascii="Times New Roman" w:hAnsi="Times New Roman"/>
+          <w:b w:val="0"/>
+          <w:i/>
+          <w:sz w:val="24"/>
+        </w:rPr>
+        <w:t>Waterfall</w:t>
+      </w:r>
+      <w:r>
+        <w:rPr>
+          <w:rFonts w:ascii="Times New Roman" w:hAnsi="Times New Roman"/>
+          <w:b w:val="0"/>
+          <w:sz w:val="24"/>
+        </w:rPr>
+        <w:t xml:space="preserve">, serta </w:t>
+      </w:r>
+      <w:r>
+        <w:rPr>
+          <w:rFonts w:ascii="Times New Roman" w:hAnsi="Times New Roman"/>
+          <w:b w:val="0"/>
+          <w:i/>
+          <w:sz w:val="24"/>
+        </w:rPr>
+        <w:t>Black Box Testing</w:t>
+      </w:r>
+      <w:r>
+        <w:rPr>
+          <w:rFonts w:ascii="Times New Roman" w:hAnsi="Times New Roman"/>
+          <w:b w:val="0"/>
+          <w:sz w:val="24"/>
+        </w:rPr>
+        <w:t>. Tujuan dari studi pustaka ini adalah untuk membangun dasar teori yang kuat sehingga dapat mendukung penelitian yang dilakukan.</w:t>
       </w:r>
     </w:p>
     <w:p>
       <w:pPr>
-        <w:ind w:firstLine="0"/>
-      </w:pPr>
-      <w:r>
-        <w:t>6. Pengujian Sistem</w:t>
+        <w:spacing w:line="360" w:lineRule="auto" w:after="0"/>
+        <w:ind w:left="504"/>
+        <w:jc w:val="both"/>
+      </w:pPr>
+      <w:r>
+        <w:rPr>
+          <w:rFonts w:ascii="Times New Roman" w:hAnsi="Times New Roman"/>
+          <w:b w:val="0"/>
+          <w:sz w:val="24"/>
+        </w:rPr>
+        <w:t>d. Dokumentasi</w:t>
       </w:r>
     </w:p>
     <w:p>
       <w:pPr>
-        <w:pStyle w:val="NoSpacing"/>
-        <w:ind w:left="851"/>
-      </w:pPr>
-      <w:r>
-        <w:t xml:space="preserve">Pengujian sistem dilakukan untuk mengetahui apakah fungsi aplikasi berjalan sesuai dengan kebutuhan. Pengujian dilakukan menggunakan metode </w:t>
-      </w:r>
-      <w:r>
-        <w:rPr>
-          <w:i/>
-          <w:iCs/>
-        </w:rPr>
-      </w:r>
-      <w:r/>
-      <w:r/>
-      <w:r>
-        <w:rPr>
-          <w:i/>
-        </w:rPr>
-        <w:t>Black Box Testing</w:t>
-      </w:r>
-      <w:r/>
-      <w:r>
-        <w:t xml:space="preserve"> dengan memperhatikan input dan output dari setiap fungsi utama aplikasi.</w:t>
+        <w:spacing w:line="360" w:lineRule="auto" w:after="0"/>
+        <w:ind w:firstLine="504"/>
+        <w:jc w:val="both"/>
+      </w:pPr>
+      <w:r>
+        <w:rPr>
+          <w:rFonts w:ascii="Times New Roman" w:hAnsi="Times New Roman"/>
+          <w:b w:val="0"/>
+          <w:sz w:val="24"/>
+        </w:rPr>
+        <w:t xml:space="preserve">Dokumentasi dilakukan dengan mempelajari contoh laporan </w:t>
+      </w:r>
+      <w:r>
+        <w:rPr>
+          <w:rFonts w:ascii="Times New Roman" w:hAnsi="Times New Roman"/>
+          <w:b w:val="0"/>
+          <w:i/>
+          <w:sz w:val="24"/>
+        </w:rPr>
+        <w:t>Google Spreadsheet</w:t>
+      </w:r>
+      <w:r>
+        <w:rPr>
+          <w:rFonts w:ascii="Times New Roman" w:hAnsi="Times New Roman"/>
+          <w:b w:val="0"/>
+          <w:sz w:val="24"/>
+        </w:rPr>
+        <w:t xml:space="preserve"> </w:t>
+      </w:r>
+      <w:r>
+        <w:rPr>
+          <w:rFonts w:ascii="Times New Roman" w:hAnsi="Times New Roman"/>
+          <w:b w:val="0"/>
+          <w:i/>
+          <w:sz w:val="24"/>
+        </w:rPr>
+        <w:t>Garden Barbershop</w:t>
+      </w:r>
+      <w:r>
+        <w:rPr>
+          <w:rFonts w:ascii="Times New Roman" w:hAnsi="Times New Roman"/>
+          <w:b w:val="0"/>
+          <w:sz w:val="24"/>
+        </w:rPr>
+        <w:t xml:space="preserve"> periode Mei 2026. Dokumen tersebut digunakan untuk memahami format laporan berjalan, jenis data yang dicatat, dan pola perhitungan pembagian hasil </w:t>
+      </w:r>
+      <w:r>
+        <w:rPr>
+          <w:rFonts w:ascii="Times New Roman" w:hAnsi="Times New Roman"/>
+          <w:b w:val="0"/>
+          <w:i/>
+          <w:sz w:val="24"/>
+        </w:rPr>
+        <w:t>capster</w:t>
+      </w:r>
+      <w:r>
+        <w:rPr>
+          <w:rFonts w:ascii="Times New Roman" w:hAnsi="Times New Roman"/>
+          <w:b w:val="0"/>
+          <w:sz w:val="24"/>
+        </w:rPr>
+        <w:t>.</w:t>
       </w:r>
     </w:p>
     <w:p>
       <w:pPr>
-        <w:ind w:firstLine="0"/>
-      </w:pPr>
-      <w:r>
-        <w:t>7. Penyusunan Laporan</w:t>
+        <w:spacing w:line="360" w:lineRule="auto" w:after="0"/>
+        <w:ind w:left="0"/>
+        <w:jc w:val="both"/>
+      </w:pPr>
+      <w:r>
+        <w:rPr>
+          <w:rFonts w:ascii="Times New Roman" w:hAnsi="Times New Roman"/>
+          <w:b w:val="0"/>
+          <w:sz w:val="24"/>
+        </w:rPr>
+        <w:t>3. Analisis Kebutuhan Sistem</w:t>
       </w:r>
     </w:p>
     <w:p>
       <w:pPr>
-        <w:pStyle w:val="NoSpacing"/>
-        <w:ind w:left="851"/>
-      </w:pPr>
-      <w:r>
-        <w:t>Tahap terakhir adalah penyusunan laporan penelitian. Laporan disusun untuk mendokumentasikan proses penelitian, dasar teori, metode yang digunakan, hasil perancangan, implementasi, pengujian, serta kesimpulan dari penelitian yang dilakukan.</w:t>
+        <w:spacing w:line="360" w:lineRule="auto" w:after="0"/>
+        <w:ind w:firstLine="504"/>
+        <w:jc w:val="both"/>
+      </w:pPr>
+      <w:r>
+        <w:rPr>
+          <w:rFonts w:ascii="Times New Roman" w:hAnsi="Times New Roman"/>
+          <w:b w:val="0"/>
+          <w:sz w:val="24"/>
+        </w:rPr>
+        <w:t xml:space="preserve">Pada tahap ini dilakukan analisis terhadap data yang telah dikumpulkan untuk menentukan kebutuhan sistem. Kebutuhan tersebut meliputi pengelolaan data </w:t>
+      </w:r>
+      <w:r>
+        <w:rPr>
+          <w:rFonts w:ascii="Times New Roman" w:hAnsi="Times New Roman"/>
+          <w:b w:val="0"/>
+          <w:i/>
+          <w:sz w:val="24"/>
+        </w:rPr>
+        <w:t>capster</w:t>
+      </w:r>
+      <w:r>
+        <w:rPr>
+          <w:rFonts w:ascii="Times New Roman" w:hAnsi="Times New Roman"/>
+          <w:b w:val="0"/>
+          <w:sz w:val="24"/>
+        </w:rPr>
+        <w:t xml:space="preserve">, data layanan, akun pengguna, pendapatan harian, buku kas umum, biaya operasional, pembagian hasil </w:t>
+      </w:r>
+      <w:r>
+        <w:rPr>
+          <w:rFonts w:ascii="Times New Roman" w:hAnsi="Times New Roman"/>
+          <w:b w:val="0"/>
+          <w:i/>
+          <w:sz w:val="24"/>
+        </w:rPr>
+        <w:t>capster</w:t>
+      </w:r>
+      <w:r>
+        <w:rPr>
+          <w:rFonts w:ascii="Times New Roman" w:hAnsi="Times New Roman"/>
+          <w:b w:val="0"/>
+          <w:sz w:val="24"/>
+        </w:rPr>
+        <w:t xml:space="preserve">, serta pembatasan hak akses pengguna. Analisis ini bertujuan agar sistem yang dibangun sesuai dengan kebutuhan pengguna internal </w:t>
+      </w:r>
+      <w:r>
+        <w:rPr>
+          <w:rFonts w:ascii="Times New Roman" w:hAnsi="Times New Roman"/>
+          <w:b w:val="0"/>
+          <w:i/>
+          <w:sz w:val="24"/>
+        </w:rPr>
+        <w:t>Garden Barbershop</w:t>
+      </w:r>
+      <w:r>
+        <w:rPr>
+          <w:rFonts w:ascii="Times New Roman" w:hAnsi="Times New Roman"/>
+          <w:b w:val="0"/>
+          <w:sz w:val="24"/>
+        </w:rPr>
+        <w:t>.</w:t>
       </w:r>
     </w:p>
     <w:p>
       <w:pPr>
-        <w:pStyle w:val="Heading2"/>
-      </w:pPr>
-      <w:r>
-        <w:t xml:space="preserve">3.2. </w:t>
-      </w:r>
-      <w:r>
-        <w:t xml:space="preserve">  </w:t>
-      </w:r>
-      <w:r>
-        <w:t>Metode Pengumpulan Data</w:t>
+        <w:spacing w:line="360" w:lineRule="auto" w:after="0"/>
+        <w:ind w:left="0"/>
+        <w:jc w:val="both"/>
+      </w:pPr>
+      <w:r>
+        <w:rPr>
+          <w:rFonts w:ascii="Times New Roman" w:hAnsi="Times New Roman"/>
+          <w:b w:val="0"/>
+          <w:sz w:val="24"/>
+        </w:rPr>
+        <w:t>4. Perancangan Sistem</w:t>
       </w:r>
     </w:p>
     <w:p>
-      <w:r>
-        <w:t>Proses pengumpulan data dilakukan untuk mempe</w:t>
-      </w:r>
-      <w:r/>
-      <w:r>
-        <w:rPr>
-          <w:i/>
-        </w:rPr>
-        <w:t>role</w:t>
-      </w:r>
-      <w:r/>
-      <w:r>
-        <w:t>h informasi yang dibutuhkan dalam penelitian. Pengumpulan data dilakukan melalui observasi, wawancara, studi pustaka, dan dokumentasi agar kebutuhan sistem dapat dipahami secara lebih lengkap.</w:t>
+      <w:pPr>
+        <w:spacing w:line="360" w:lineRule="auto" w:after="0"/>
+        <w:ind w:firstLine="504"/>
+        <w:jc w:val="both"/>
+      </w:pPr>
+      <w:r>
+        <w:rPr>
+          <w:rFonts w:ascii="Times New Roman" w:hAnsi="Times New Roman"/>
+          <w:b w:val="0"/>
+          <w:sz w:val="24"/>
+        </w:rPr>
+        <w:t xml:space="preserve">Perancangan sistem dilakukan untuk memberikan gambaran mengenai sistem yang akan dibangun. Tahap ini meliputi perancangan alur sistem, pemodelan UML, rancangan </w:t>
+      </w:r>
+      <w:r>
+        <w:rPr>
+          <w:rFonts w:ascii="Times New Roman" w:hAnsi="Times New Roman"/>
+          <w:b w:val="0"/>
+          <w:i/>
+          <w:sz w:val="24"/>
+        </w:rPr>
+        <w:t>database</w:t>
+      </w:r>
+      <w:r>
+        <w:rPr>
+          <w:rFonts w:ascii="Times New Roman" w:hAnsi="Times New Roman"/>
+          <w:b w:val="0"/>
+          <w:sz w:val="24"/>
+        </w:rPr>
+        <w:t xml:space="preserve"> </w:t>
+      </w:r>
+      <w:r>
+        <w:rPr>
+          <w:rFonts w:ascii="Times New Roman" w:hAnsi="Times New Roman"/>
+          <w:b w:val="0"/>
+          <w:i/>
+          <w:sz w:val="24"/>
+        </w:rPr>
+        <w:t>Firebase</w:t>
+      </w:r>
+      <w:r>
+        <w:rPr>
+          <w:rFonts w:ascii="Times New Roman" w:hAnsi="Times New Roman"/>
+          <w:b w:val="0"/>
+          <w:sz w:val="24"/>
+        </w:rPr>
+        <w:t xml:space="preserve">, dan rancangan antarmuka pengguna. Sistem dirancang berbasis aplikasi </w:t>
+      </w:r>
+      <w:r>
+        <w:rPr>
+          <w:rFonts w:ascii="Times New Roman" w:hAnsi="Times New Roman"/>
+          <w:b w:val="0"/>
+          <w:i/>
+          <w:sz w:val="24"/>
+        </w:rPr>
+        <w:t>Android</w:t>
+      </w:r>
+      <w:r>
+        <w:rPr>
+          <w:rFonts w:ascii="Times New Roman" w:hAnsi="Times New Roman"/>
+          <w:b w:val="0"/>
+          <w:sz w:val="24"/>
+        </w:rPr>
+        <w:t xml:space="preserve"> menggunakan </w:t>
+      </w:r>
+      <w:r>
+        <w:rPr>
+          <w:rFonts w:ascii="Times New Roman" w:hAnsi="Times New Roman"/>
+          <w:b w:val="0"/>
+          <w:i/>
+          <w:sz w:val="24"/>
+        </w:rPr>
+        <w:t>Flutter</w:t>
+      </w:r>
+      <w:r>
+        <w:rPr>
+          <w:rFonts w:ascii="Times New Roman" w:hAnsi="Times New Roman"/>
+          <w:b w:val="0"/>
+          <w:sz w:val="24"/>
+        </w:rPr>
+        <w:t xml:space="preserve"> dengan </w:t>
+      </w:r>
+      <w:r>
+        <w:rPr>
+          <w:rFonts w:ascii="Times New Roman" w:hAnsi="Times New Roman"/>
+          <w:b w:val="0"/>
+          <w:i/>
+          <w:sz w:val="24"/>
+        </w:rPr>
+        <w:t>Firebase Authentication</w:t>
+      </w:r>
+      <w:r>
+        <w:rPr>
+          <w:rFonts w:ascii="Times New Roman" w:hAnsi="Times New Roman"/>
+          <w:b w:val="0"/>
+          <w:sz w:val="24"/>
+        </w:rPr>
+        <w:t xml:space="preserve"> dan </w:t>
+      </w:r>
+      <w:r>
+        <w:rPr>
+          <w:rFonts w:ascii="Times New Roman" w:hAnsi="Times New Roman"/>
+          <w:b w:val="0"/>
+          <w:i/>
+          <w:sz w:val="24"/>
+        </w:rPr>
+        <w:t>Cloud Firestore</w:t>
+      </w:r>
+      <w:r>
+        <w:rPr>
+          <w:rFonts w:ascii="Times New Roman" w:hAnsi="Times New Roman"/>
+          <w:b w:val="0"/>
+          <w:sz w:val="24"/>
+        </w:rPr>
+        <w:t xml:space="preserve"> sebagai layanan </w:t>
+      </w:r>
+      <w:r>
+        <w:rPr>
+          <w:rFonts w:ascii="Times New Roman" w:hAnsi="Times New Roman"/>
+          <w:b w:val="0"/>
+          <w:i/>
+          <w:sz w:val="24"/>
+        </w:rPr>
+        <w:t>backend</w:t>
+      </w:r>
+      <w:r>
+        <w:rPr>
+          <w:rFonts w:ascii="Times New Roman" w:hAnsi="Times New Roman"/>
+          <w:b w:val="0"/>
+          <w:sz w:val="24"/>
+        </w:rPr>
+        <w:t>.</w:t>
       </w:r>
     </w:p>
     <w:p>
       <w:pPr>
-        <w:pStyle w:val="Heading3"/>
-      </w:pPr>
-      <w:r>
-        <w:t xml:space="preserve">3.2.1. </w:t>
-      </w:r>
-      <w:r>
-        <w:t xml:space="preserve"> </w:t>
-      </w:r>
-      <w:r>
-        <w:t>Observasi</w:t>
+        <w:spacing w:line="360" w:lineRule="auto" w:after="0"/>
+        <w:ind w:left="0"/>
+        <w:jc w:val="both"/>
+      </w:pPr>
+      <w:r>
+        <w:rPr>
+          <w:rFonts w:ascii="Times New Roman" w:hAnsi="Times New Roman"/>
+          <w:b w:val="0"/>
+          <w:sz w:val="24"/>
+        </w:rPr>
+        <w:t>5. Pengembangan Sistem</w:t>
       </w:r>
     </w:p>
     <w:p>
       <w:pPr>
-        <w:pStyle w:val="NoSpacing"/>
-      </w:pPr>
-      <w:r>
-        <w:t xml:space="preserve">Observasi dilakukan dengan mengamati proses pencatatan yang digunakan pada </w:t>
-      </w:r>
-      <w:r>
-        <w:rPr>
-          <w:i/>
-        </w:rPr>
-      </w:r>
-      <w:r/>
-      <w:proofErr w:type="spellStart"/>
-      <w:r>
-        <w:rPr>
-          <w:i/>
-          <w:iCs/>
-        </w:rPr>
-      </w:r>
-      <w:proofErr w:type="spellEnd"/>
-      <w:r/>
-      <w:proofErr w:type="spellStart"/>
-      <w:r>
-        <w:rPr>
-          <w:i/>
-          <w:iCs/>
-        </w:rPr>
-      </w:r>
-      <w:proofErr w:type="spellEnd"/>
-      <w:r/>
-      <w:r>
-        <w:rPr>
-          <w:i/>
-        </w:rPr>
-      </w:r>
-      <w:r/>
-      <w:proofErr w:type="spellStart"/>
-      <w:r>
-        <w:rPr>
-          <w:i/>
-          <w:iCs/>
-        </w:rPr>
-      </w:r>
-      <w:proofErr w:type="spellEnd"/>
-      <w:r/>
-      <w:r/>
-      <w:r>
-        <w:rPr>
-          <w:i/>
-        </w:rPr>
-        <w:t>Garden Barbershop</w:t>
-      </w:r>
-      <w:r/>
-      <w:r>
-        <w:t xml:space="preserve">. Kegiatan observasi diarahkan pada proses pencatatan pendapatan harian </w:t>
-      </w:r>
-      <w:r/>
-      <w:r>
-        <w:rPr>
-          <w:i/>
+        <w:spacing w:line="360" w:lineRule="auto" w:after="0"/>
+        <w:ind w:firstLine="504"/>
+        <w:jc w:val="both"/>
+      </w:pPr>
+      <w:r>
+        <w:rPr>
+          <w:rFonts w:ascii="Times New Roman" w:hAnsi="Times New Roman"/>
+          <w:b w:val="0"/>
+          <w:sz w:val="24"/>
+        </w:rPr>
+        <w:t xml:space="preserve">Tahap pengembangan sistem merupakan proses implementasi dari hasil perancangan ke dalam bentuk kode program. Aplikasi dibangun menggunakan bahasa pemrograman </w:t>
+      </w:r>
+      <w:r>
+        <w:rPr>
+          <w:rFonts w:ascii="Times New Roman" w:hAnsi="Times New Roman"/>
+          <w:b w:val="0"/>
+          <w:i/>
+          <w:sz w:val="24"/>
+        </w:rPr>
+        <w:t>Dart</w:t>
+      </w:r>
+      <w:r>
+        <w:rPr>
+          <w:rFonts w:ascii="Times New Roman" w:hAnsi="Times New Roman"/>
+          <w:b w:val="0"/>
+          <w:sz w:val="24"/>
+        </w:rPr>
+        <w:t xml:space="preserve"> dengan </w:t>
+      </w:r>
+      <w:r>
+        <w:rPr>
+          <w:rFonts w:ascii="Times New Roman" w:hAnsi="Times New Roman"/>
+          <w:b w:val="0"/>
+          <w:i/>
+          <w:sz w:val="24"/>
+        </w:rPr>
+        <w:t>framework</w:t>
+      </w:r>
+      <w:r>
+        <w:rPr>
+          <w:rFonts w:ascii="Times New Roman" w:hAnsi="Times New Roman"/>
+          <w:b w:val="0"/>
+          <w:sz w:val="24"/>
+        </w:rPr>
+        <w:t xml:space="preserve"> </w:t>
+      </w:r>
+      <w:r>
+        <w:rPr>
+          <w:rFonts w:ascii="Times New Roman" w:hAnsi="Times New Roman"/>
+          <w:b w:val="0"/>
+          <w:i/>
+          <w:sz w:val="24"/>
+        </w:rPr>
+        <w:t>Flutter</w:t>
+      </w:r>
+      <w:r>
+        <w:rPr>
+          <w:rFonts w:ascii="Times New Roman" w:hAnsi="Times New Roman"/>
+          <w:b w:val="0"/>
+          <w:sz w:val="24"/>
+        </w:rPr>
+        <w:t xml:space="preserve">. Fitur yang dikembangkan meliputi login pengguna, pengelolaan </w:t>
+      </w:r>
+      <w:r>
+        <w:rPr>
+          <w:rFonts w:ascii="Times New Roman" w:hAnsi="Times New Roman"/>
+          <w:b w:val="0"/>
+          <w:i/>
+          <w:sz w:val="24"/>
         </w:rPr>
         <w:t>capster</w:t>
       </w:r>
-      <w:r/>
-      <w:r>
-        <w:t xml:space="preserve">, buku kas umum, biaya operasional, penyusunan laporan pembagian hasil, serta penggunaan laporan oleh pengelola, </w:t>
-      </w:r>
-      <w:r/>
-      <w:r>
-        <w:rPr>
-          <w:i/>
-        </w:rPr>
-        <w:t>capster</w:t>
-      </w:r>
-      <w:r/>
-      <w:r>
-        <w:t xml:space="preserve">, dan pemilik. Observasi juga digunakan untuk memahami kemungkinan penerapan Admin Harian yang dijalankan oleh </w:t>
-      </w:r>
-      <w:r/>
-      <w:r>
-        <w:rPr>
-          <w:i/>
-        </w:rPr>
-        <w:t>capster</w:t>
-      </w:r>
-      <w:r/>
-      <w:r>
-        <w:t xml:space="preserve"> senior yang dipercaya.</w:t>
+      <w:r>
+        <w:rPr>
+          <w:rFonts w:ascii="Times New Roman" w:hAnsi="Times New Roman"/>
+          <w:b w:val="0"/>
+          <w:sz w:val="24"/>
+        </w:rPr>
+        <w:t>, pengelolaan layanan, input pendapatan harian, buku kas umum, biaya operasional, laporan pembagian hasil, dan pengelolaan akun pengguna.</w:t>
       </w:r>
     </w:p>
     <w:p>
       <w:pPr>
-        <w:pStyle w:val="Heading3"/>
-      </w:pPr>
-      <w:r>
-        <w:t>3.2.2.</w:t>
-      </w:r>
-      <w:r>
-        <w:t xml:space="preserve"> </w:t>
-      </w:r>
-      <w:r>
-        <w:t xml:space="preserve"> Wawancara</w:t>
+        <w:spacing w:line="360" w:lineRule="auto" w:after="0"/>
+        <w:ind w:left="0"/>
+        <w:jc w:val="both"/>
+      </w:pPr>
+      <w:r>
+        <w:rPr>
+          <w:rFonts w:ascii="Times New Roman" w:hAnsi="Times New Roman"/>
+          <w:b w:val="0"/>
+          <w:sz w:val="24"/>
+        </w:rPr>
+        <w:t>6. Pengujian Sistem</w:t>
       </w:r>
     </w:p>
     <w:p>
       <w:pPr>
-        <w:pStyle w:val="NoSpacing"/>
-      </w:pPr>
-      <w:r>
-        <w:t>Proses pengumpulan data dilakukan untuk mempe</w:t>
-      </w:r>
-      <w:r/>
-      <w:r>
-        <w:rPr>
-          <w:i/>
-        </w:rPr>
-        <w:t>role</w:t>
-      </w:r>
-      <w:r/>
-      <w:r>
-        <w:t>h informasi yang dibutuhkan dalam penelitian. Pengumpulan data dilakukan melalui observasi, wawancara, studi pustaka, dan dokumentasi agar kebutuhan sistem dapat dipahami secara lebih lengkap.</w:t>
+        <w:spacing w:line="360" w:lineRule="auto" w:after="0"/>
+        <w:ind w:firstLine="504"/>
+        <w:jc w:val="both"/>
+      </w:pPr>
+      <w:r>
+        <w:rPr>
+          <w:rFonts w:ascii="Times New Roman" w:hAnsi="Times New Roman"/>
+          <w:b w:val="0"/>
+          <w:sz w:val="24"/>
+        </w:rPr>
+        <w:t xml:space="preserve">Tahap pengujian dilakukan untuk memastikan bahwa sistem berjalan dengan baik dan sesuai dengan kebutuhan pengguna. Pengujian dilakukan menggunakan metode </w:t>
+      </w:r>
+      <w:r>
+        <w:rPr>
+          <w:rFonts w:ascii="Times New Roman" w:hAnsi="Times New Roman"/>
+          <w:b w:val="0"/>
+          <w:i/>
+          <w:sz w:val="24"/>
+        </w:rPr>
+        <w:t>Black Box Testing</w:t>
+      </w:r>
+      <w:r>
+        <w:rPr>
+          <w:rFonts w:ascii="Times New Roman" w:hAnsi="Times New Roman"/>
+          <w:b w:val="0"/>
+          <w:sz w:val="24"/>
+        </w:rPr>
+        <w:t xml:space="preserve"> untuk menguji fungsi utama aplikasi berdasarkan input dan output yang dihasilkan.</w:t>
       </w:r>
     </w:p>
     <w:p>
       <w:pPr>
-        <w:pStyle w:val="Heading3"/>
-      </w:pPr>
-      <w:r>
-        <w:t>3.2.3.</w:t>
-      </w:r>
-      <w:r>
-        <w:t xml:space="preserve"> </w:t>
-      </w:r>
-      <w:r>
-        <w:t xml:space="preserve"> Studi Pustaka</w:t>
+        <w:spacing w:line="360" w:lineRule="auto" w:after="0"/>
+        <w:ind w:left="0"/>
+        <w:jc w:val="both"/>
+      </w:pPr>
+      <w:r>
+        <w:rPr>
+          <w:rFonts w:ascii="Times New Roman" w:hAnsi="Times New Roman"/>
+          <w:b w:val="0"/>
+          <w:sz w:val="24"/>
+        </w:rPr>
+        <w:t xml:space="preserve">7. Implementasi / </w:t>
+      </w:r>
+      <w:r>
+        <w:rPr>
+          <w:rFonts w:ascii="Times New Roman" w:hAnsi="Times New Roman"/>
+          <w:b w:val="0"/>
+          <w:i/>
+          <w:sz w:val="24"/>
+        </w:rPr>
+        <w:t>Deployment</w:t>
       </w:r>
     </w:p>
     <w:p>
       <w:pPr>
-        <w:pStyle w:val="NoSpacing"/>
-      </w:pPr>
-      <w:r>
-        <w:t xml:space="preserve">Studi pustaka dilakukan dengan mempelajari referensi ilmiah yang berkaitan dengan sistem informasi, aplikasi </w:t>
-      </w:r>
-      <w:r>
-        <w:rPr>
-          <w:i/>
-        </w:rPr>
-      </w:r>
-      <w:r/>
-      <w:r>
-        <w:rPr>
-          <w:i/>
-        </w:rPr>
-      </w:r>
-      <w:r/>
-      <w:r>
-        <w:rPr>
-          <w:i/>
-        </w:rPr>
-      </w:r>
-      <w:r/>
-      <w:r>
-        <w:rPr>
-          <w:i/>
-          <w:iCs/>
-        </w:rPr>
-      </w:r>
-      <w:r/>
-      <w:r>
-        <w:rPr>
-          <w:i/>
-          <w:iCs/>
-        </w:rPr>
-      </w:r>
-      <w:r>
-        <w:rPr>
-          <w:i/>
-        </w:rPr>
-      </w:r>
-      <w:r/>
-      <w:r>
-        <w:rPr>
-          <w:i/>
-          <w:iCs/>
-        </w:rPr>
-      </w:r>
-      <w:r>
-        <w:rPr>
-          <w:i/>
-        </w:rPr>
-      </w:r>
-      <w:proofErr w:type="spellStart"/>
-      <w:r>
-        <w:rPr>
-          <w:i/>
-          <w:iCs/>
-        </w:rPr>
-      </w:r>
-      <w:proofErr w:type="spellEnd"/>
-      <w:r/>
-      <w:r>
-        <w:rPr>
-          <w:i/>
-        </w:rPr>
-      </w:r>
-      <w:r/>
-      <w:r>
-        <w:rPr>
-          <w:i/>
-          <w:iCs/>
-        </w:rPr>
-      </w:r>
-      <w:r/>
-      <w:r>
-        <w:rPr>
-          <w:i/>
-          <w:iCs/>
-        </w:rPr>
-      </w:r>
-      <w:r/>
-      <w:r/>
-      <w:r>
-        <w:rPr>
-          <w:i/>
+        <w:spacing w:line="360" w:lineRule="auto" w:after="0"/>
+        <w:ind w:firstLine="504"/>
+        <w:jc w:val="both"/>
+      </w:pPr>
+      <w:r>
+        <w:rPr>
+          <w:rFonts w:ascii="Times New Roman" w:hAnsi="Times New Roman"/>
+          <w:b w:val="0"/>
+          <w:sz w:val="24"/>
+        </w:rPr>
+        <w:t xml:space="preserve">Pada tahap ini, aplikasi yang telah selesai dikembangkan disiapkan dalam bentuk aplikasi </w:t>
+      </w:r>
+      <w:r>
+        <w:rPr>
+          <w:rFonts w:ascii="Times New Roman" w:hAnsi="Times New Roman"/>
+          <w:b w:val="0"/>
+          <w:i/>
+          <w:sz w:val="24"/>
         </w:rPr>
         <w:t>Android</w:t>
       </w:r>
-      <w:r/>
-      <w:r>
-        <w:t xml:space="preserve">, </w:t>
-      </w:r>
-      <w:r>
-        <w:rPr>
-          <w:i/>
-        </w:rPr>
-        <w:t>framework</w:t>
-      </w:r>
-      <w:r>
-        <w:rPr/>
-        <w:t xml:space="preserve"> </w:t>
-      </w:r>
-      <w:r/>
-      <w:r>
-        <w:rPr>
-          <w:i/>
-        </w:rPr>
-        <w:t>Flutter</w:t>
-      </w:r>
-      <w:r/>
-      <w:r>
-        <w:t xml:space="preserve">, </w:t>
-      </w:r>
-      <w:r/>
-      <w:r>
-        <w:rPr>
-          <w:i/>
-        </w:rPr>
-        <w:t>Firebase</w:t>
-      </w:r>
-      <w:r/>
-      <w:r>
-        <w:t xml:space="preserve">, </w:t>
-      </w:r>
-      <w:r/>
-      <w:r>
-        <w:rPr>
-          <w:i/>
+      <w:r>
+        <w:rPr>
+          <w:rFonts w:ascii="Times New Roman" w:hAnsi="Times New Roman"/>
+          <w:b w:val="0"/>
+          <w:sz w:val="24"/>
+        </w:rPr>
+        <w:t xml:space="preserve"> yang dapat dijalankan pada perangkat </w:t>
+      </w:r>
+      <w:r>
+        <w:rPr>
+          <w:rFonts w:ascii="Times New Roman" w:hAnsi="Times New Roman"/>
+          <w:b w:val="0"/>
+          <w:i/>
+          <w:sz w:val="24"/>
+        </w:rPr>
+        <w:t>smartphone</w:t>
+      </w:r>
+      <w:r>
+        <w:rPr>
+          <w:rFonts w:ascii="Times New Roman" w:hAnsi="Times New Roman"/>
+          <w:b w:val="0"/>
+          <w:sz w:val="24"/>
+        </w:rPr>
+        <w:t xml:space="preserve">. Selain itu, dilakukan konfigurasi </w:t>
+      </w:r>
+      <w:r>
+        <w:rPr>
+          <w:rFonts w:ascii="Times New Roman" w:hAnsi="Times New Roman"/>
+          <w:b w:val="0"/>
+          <w:i/>
+          <w:sz w:val="24"/>
         </w:rPr>
         <w:t>Firebase Authentication</w:t>
       </w:r>
-      <w:r/>
-      <w:r>
-        <w:t xml:space="preserve">, </w:t>
-      </w:r>
-      <w:r/>
-      <w:r>
-        <w:rPr>
-          <w:i/>
+      <w:r>
+        <w:rPr>
+          <w:rFonts w:ascii="Times New Roman" w:hAnsi="Times New Roman"/>
+          <w:b w:val="0"/>
+          <w:sz w:val="24"/>
+        </w:rPr>
+        <w:t xml:space="preserve"> dan </w:t>
+      </w:r>
+      <w:r>
+        <w:rPr>
+          <w:rFonts w:ascii="Times New Roman" w:hAnsi="Times New Roman"/>
+          <w:b w:val="0"/>
+          <w:i/>
+          <w:sz w:val="24"/>
         </w:rPr>
         <w:t>Cloud Firestore</w:t>
       </w:r>
-      <w:r/>
-      <w:r>
-        <w:t xml:space="preserve">, pengelolaan pendapatan, buku kas umum, </w:t>
-      </w:r>
-      <w:r>
-        <w:rPr>
-          <w:i/>
-        </w:rPr>
-        <w:t>Unified Modeling Language</w:t>
-      </w:r>
-      <w:r>
-        <w:rPr/>
-        <w:t xml:space="preserve">, metode </w:t>
-      </w:r>
-      <w:r/>
-      <w:r>
-        <w:rPr>
-          <w:i/>
-        </w:rPr>
-        <w:t>Waterfall</w:t>
-      </w:r>
-      <w:r/>
-      <w:r>
-        <w:t xml:space="preserve">, dan </w:t>
-      </w:r>
-      <w:r/>
-      <w:r>
-        <w:rPr>
-          <w:i/>
-        </w:rPr>
-        <w:t>Black Box Testing</w:t>
-      </w:r>
-      <w:r/>
-      <w:r>
-        <w:t>. Referensi yang digunakan berasal dari jurnal yang relevan dengan penelitian.</w:t>
+      <w:r>
+        <w:rPr>
+          <w:rFonts w:ascii="Times New Roman" w:hAnsi="Times New Roman"/>
+          <w:b w:val="0"/>
+          <w:sz w:val="24"/>
+        </w:rPr>
+        <w:t xml:space="preserve"> agar aplikasi dapat digunakan sesuai kebutuhan pengelolaan data </w:t>
+      </w:r>
+      <w:r>
+        <w:rPr>
+          <w:rFonts w:ascii="Times New Roman" w:hAnsi="Times New Roman"/>
+          <w:b w:val="0"/>
+          <w:i/>
+          <w:sz w:val="24"/>
+        </w:rPr>
+        <w:t>Garden Barbershop</w:t>
+      </w:r>
+      <w:r>
+        <w:rPr>
+          <w:rFonts w:ascii="Times New Roman" w:hAnsi="Times New Roman"/>
+          <w:b w:val="0"/>
+          <w:sz w:val="24"/>
+        </w:rPr>
+        <w:t>.</w:t>
       </w:r>
     </w:p>
     <w:p>
       <w:pPr>
-        <w:pStyle w:val="Heading3"/>
-      </w:pPr>
-      <w:r>
-        <w:t>3.2.4.</w:t>
-      </w:r>
-      <w:r>
-        <w:t xml:space="preserve"> </w:t>
-      </w:r>
-      <w:r>
-        <w:t xml:space="preserve"> Dokumentasi</w:t>
+        <w:spacing w:line="360" w:lineRule="auto" w:after="0"/>
+        <w:ind w:left="0"/>
+        <w:jc w:val="both"/>
+      </w:pPr>
+      <w:r>
+        <w:rPr>
+          <w:rFonts w:ascii="Times New Roman" w:hAnsi="Times New Roman"/>
+          <w:b w:val="0"/>
+          <w:sz w:val="24"/>
+        </w:rPr>
+        <w:t>8. Evaluasi Sistem</w:t>
       </w:r>
     </w:p>
     <w:p>
       <w:pPr>
-        <w:pStyle w:val="NoSpacing"/>
-      </w:pPr>
-      <w:r>
-        <w:t xml:space="preserve">Dokumentasi dilakukan dengan mempelajari contoh laporan </w:t>
-      </w:r>
-      <w:r>
-        <w:rPr>
-          <w:i/>
-        </w:rPr>
-        <w:t>Google Spreadsheet</w:t>
-      </w:r>
-      <w:r>
-        <w:rPr/>
-        <w:t xml:space="preserve"> </w:t>
-      </w:r>
-      <w:r>
-        <w:rPr>
-          <w:i/>
-        </w:rPr>
-      </w:r>
-      <w:r/>
-      <w:proofErr w:type="spellStart"/>
-      <w:r>
-        <w:rPr>
-          <w:i/>
-          <w:iCs/>
-        </w:rPr>
-      </w:r>
-      <w:proofErr w:type="spellEnd"/>
-      <w:r/>
-      <w:r/>
-      <w:r>
-        <w:rPr>
-          <w:i/>
-        </w:rPr>
-        <w:t>Garden Barbershop</w:t>
-      </w:r>
-      <w:r/>
-      <w:r>
-        <w:t xml:space="preserve"> periode Mei 2026. Dokumen tersebut digunakan untuk memahami sistem berjalan, format laporan, jenis data yang dicatat, pola perhitungan pembagian hasil </w:t>
-      </w:r>
-      <w:r/>
-      <w:r>
-        <w:rPr>
-          <w:i/>
+        <w:spacing w:line="360" w:lineRule="auto" w:after="0"/>
+        <w:ind w:firstLine="504"/>
+        <w:jc w:val="both"/>
+      </w:pPr>
+      <w:r>
+        <w:rPr>
+          <w:rFonts w:ascii="Times New Roman" w:hAnsi="Times New Roman"/>
+          <w:b w:val="0"/>
+          <w:sz w:val="24"/>
+        </w:rPr>
+        <w:t xml:space="preserve">Tahap evaluasi dilakukan untuk menilai kinerja sistem setelah diuji dan digunakan. Jika ditemukan kekurangan atau kesalahan, maka dilakukan perbaikan untuk meningkatkan kualitas sistem agar dapat mendukung proses pengelolaan pendapatan dan pembagian hasil </w:t>
+      </w:r>
+      <w:r>
+        <w:rPr>
+          <w:rFonts w:ascii="Times New Roman" w:hAnsi="Times New Roman"/>
+          <w:b w:val="0"/>
+          <w:i/>
+          <w:sz w:val="24"/>
         </w:rPr>
         <w:t>capster</w:t>
       </w:r>
-      <w:r/>
-      <w:r>
-        <w:t>, serta posisi akun Pendapatan Usaha yang berasal dari bagian pondok. Dokumentasi ini digunakan sebagai bahan analisis sistem berjalan, bukan sebagai teknologi utama sistem yang dikembangkan.</w:t>
+      <w:r>
+        <w:rPr>
+          <w:rFonts w:ascii="Times New Roman" w:hAnsi="Times New Roman"/>
+          <w:b w:val="0"/>
+          <w:sz w:val="24"/>
+        </w:rPr>
+        <w:t>.</w:t>
       </w:r>
     </w:p>
     <w:p>
       <w:pPr>
-        <w:pStyle w:val="Heading2"/>
-      </w:pPr>
-      <w:r>
-        <w:t xml:space="preserve">3.3. </w:t>
-      </w:r>
-      <w:r>
-        <w:t xml:space="preserve">  </w:t>
-      </w:r>
-      <w:r>
-        <w:t>Metode Pengembangan Sistem</w:t>
+        <w:spacing w:line="360" w:lineRule="auto" w:after="0"/>
+        <w:ind w:left="0"/>
+        <w:jc w:val="both"/>
+      </w:pPr>
+      <w:r>
+        <w:rPr>
+          <w:rFonts w:ascii="Times New Roman" w:hAnsi="Times New Roman"/>
+          <w:b w:val="0"/>
+          <w:sz w:val="24"/>
+        </w:rPr>
+        <w:t>9. Laporan Hasil Penelitian</w:t>
       </w:r>
     </w:p>
     <w:p>
-      <w:r>
-        <w:t xml:space="preserve">Metode pengembangan sistem yang digunakan dalam penelitian ini adalah </w:t>
-      </w:r>
-      <w:r>
-        <w:rPr>
-          <w:i/>
-        </w:rPr>
-        <w:t>Waterfall</w:t>
-      </w:r>
-      <w:r>
-        <w:rPr/>
-        <w:t xml:space="preserve"> menurut </w:t>
-      </w:r>
-      <w:r>
-        <w:rPr>
-          <w:i/>
-        </w:rPr>
-        <w:t>Sommerville</w:t>
-      </w:r>
-      <w:r>
-        <w:rPr/>
-        <w:t xml:space="preserve">. Model </w:t>
-      </w:r>
-      <w:r>
-        <w:rPr>
-          <w:i/>
-        </w:rPr>
-        <w:t>Waterfall</w:t>
-      </w:r>
-      <w:r>
-        <w:rPr/>
-        <w:t xml:space="preserve"> dipilih karena memiliki tahapan yang berurutan sehingga sesuai untuk penelitian yang kebutuhan sistemnya dapat dirumuskan sejak awal. Tahapan yang digunakan dalam penelitian ini meliputi analisis kebutuhan, perancangan sistem, implementasi, pengujian, dan pemeliharaan [5]. Penggunaan </w:t>
-      </w:r>
-      <w:r>
-        <w:rPr>
-          <w:i/>
-        </w:rPr>
-        <w:t>Waterfall</w:t>
-      </w:r>
-      <w:r>
-        <w:rPr/>
-        <w:t xml:space="preserve"> pada penelitian ini juga didukung oleh penelitian Rohmat dkk. yang menerapkan </w:t>
-      </w:r>
-      <w:r>
-        <w:rPr>
-          <w:i/>
-        </w:rPr>
-        <w:t>Waterfall</w:t>
-      </w:r>
-      <w:r>
-        <w:rPr/>
-        <w:t xml:space="preserve"> dalam pengembangan aplikasi pemesanan </w:t>
-      </w:r>
-      <w:r>
-        <w:rPr>
-          <w:i/>
-        </w:rPr>
-        <w:t>online</w:t>
-      </w:r>
-      <w:r>
-        <w:rPr/>
-        <w:t xml:space="preserve"> </w:t>
-      </w:r>
-      <w:r>
-        <w:rPr>
-          <w:i/>
-        </w:rPr>
-        <w:t>barbershop</w:t>
-      </w:r>
-      <w:r>
-        <w:rPr/>
-        <w:t xml:space="preserve"> berbasis </w:t>
-      </w:r>
-      <w:r>
-        <w:rPr>
-          <w:i/>
-        </w:rPr>
-        <w:t>Android</w:t>
-      </w:r>
-      <w:r>
-        <w:rPr/>
-        <w:t xml:space="preserve"> [2]. Penerapan metode tersebut disesuaikan dengan kebutuhan pengembangan aplikasi </w:t>
-      </w:r>
-      <w:r>
-        <w:rPr>
-          <w:i/>
-        </w:rPr>
-        <w:t>Garden Barbershop Finance</w:t>
-      </w:r>
-      <w:r>
-        <w:rPr/>
-        <w:t xml:space="preserve">, yaitu aplikasi </w:t>
-      </w:r>
-      <w:r>
-        <w:rPr>
-          <w:i/>
-        </w:rPr>
-        <w:t>Android</w:t>
-      </w:r>
-      <w:r>
-        <w:rPr/>
-        <w:t xml:space="preserve"> untuk pengelolaan pendapatan, buku kas umum, biaya operasional, dan laporan pembagian hasil </w:t>
-      </w:r>
-      <w:r>
-        <w:rPr>
-          <w:i/>
-        </w:rPr>
-        <w:t>capster</w:t>
-      </w:r>
-      <w:r>
-        <w:rPr/>
-        <w:t>.</w:t>
-      </w:r>
-      <w:r>
-        <w:rPr>
-          <w:i/>
-        </w:rPr>
-      </w:r>
-      <w:r>
-        <w:rPr/>
-      </w:r>
-      <w:r>
-        <w:rPr>
-          <w:i/>
-        </w:rPr>
-      </w:r>
-      <w:r>
-        <w:rPr/>
-      </w:r>
-      <w:r>
-        <w:rPr>
-          <w:i/>
-        </w:rPr>
-      </w:r>
-      <w:r>
-        <w:rPr/>
-      </w:r>
-      <w:r>
-        <w:rPr>
-          <w:i/>
-        </w:rPr>
-      </w:r>
-      <w:r>
-        <w:rPr/>
-      </w:r>
-      <w:r>
-        <w:rPr>
-          <w:i/>
-        </w:rPr>
-      </w:r>
-      <w:r>
-        <w:rPr/>
-      </w:r>
-      <w:r>
-        <w:rPr>
-          <w:i/>
-        </w:rPr>
-      </w:r>
-      <w:r>
-        <w:rPr/>
-      </w:r>
-      <w:r>
-        <w:rPr>
-          <w:i/>
-          <w:iCs/>
-        </w:rPr>
-      </w:r>
-      <w:r/>
-      <w:r>
-        <w:rPr>
-          <w:i/>
-          <w:iCs/>
-        </w:rPr>
-      </w:r>
-      <w:r/>
-      <w:r>
-        <w:rPr>
-          <w:i/>
-          <w:iCs/>
-        </w:rPr>
-      </w:r>
-      <w:r/>
-      <w:r/>
-      <w:r>
-        <w:rPr>
-          <w:i/>
-        </w:rPr>
-      </w:r>
-      <w:r/>
-      <w:r/>
-      <w:r/>
-      <w:r>
-        <w:rPr>
-          <w:i/>
-        </w:rPr>
-      </w:r>
-      <w:r/>
-      <w:r/>
-      <w:r>
-        <w:rPr>
-          <w:i/>
-        </w:rPr>
-      </w:r>
-      <w:r>
-        <w:rPr/>
-      </w:r>
-      <w:r>
-        <w:rPr>
-          <w:i/>
-        </w:rPr>
-      </w:r>
-      <w:r>
-        <w:rPr/>
-      </w:r>
-      <w:r/>
-      <w:r>
-        <w:rPr>
-          <w:i/>
-        </w:rPr>
-      </w:r>
-      <w:r/>
-      <w:r/>
-      <w:r>
-        <w:rPr>
-          <w:i/>
-        </w:rPr>
-      </w:r>
-      <w:r>
-        <w:rPr/>
-      </w:r>
-      <w:r>
-        <w:rPr>
-          <w:i/>
-        </w:rPr>
-      </w:r>
-      <w:r>
-        <w:rPr/>
-      </w:r>
-      <w:r/>
-      <w:r>
-        <w:rPr>
-          <w:i/>
-        </w:rPr>
-      </w:r>
-      <w:r/>
-      <w:r/>
-      <w:r/>
-      <w:r>
-        <w:rPr>
-          <w:i/>
-        </w:rPr>
-      </w:r>
-      <w:r/>
-      <w:r/>
+      <w:pPr>
+        <w:spacing w:line="360" w:lineRule="auto" w:after="0"/>
+        <w:ind w:firstLine="504"/>
+        <w:jc w:val="both"/>
+      </w:pPr>
+      <w:r>
+        <w:rPr>
+          <w:rFonts w:ascii="Times New Roman" w:hAnsi="Times New Roman"/>
+          <w:b w:val="0"/>
+          <w:sz w:val="24"/>
+        </w:rPr>
+        <w:t>Pada tahap ini penulis melakukan penyusunan laporan penelitian yang berisi seluruh proses penelitian, solusi yang diterapkan, hasil yang dipe</w:t>
+      </w:r>
+      <w:r>
+        <w:rPr>
+          <w:rFonts w:ascii="Times New Roman" w:hAnsi="Times New Roman"/>
+          <w:b w:val="0"/>
+          <w:i/>
+          <w:sz w:val="24"/>
+        </w:rPr>
+        <w:t>role</w:t>
+      </w:r>
+      <w:r>
+        <w:rPr>
+          <w:rFonts w:ascii="Times New Roman" w:hAnsi="Times New Roman"/>
+          <w:b w:val="0"/>
+          <w:sz w:val="24"/>
+        </w:rPr>
+        <w:t>h, serta kesimpulan dan saran untuk pengembangan sistem ke depan.</w:t>
+      </w:r>
     </w:p>
     <w:p>
       <w:pPr>
-        <w:pStyle w:val="Heading3"/>
-      </w:pPr>
-      <w:r>
-        <w:t xml:space="preserve">3.3.1. </w:t>
-      </w:r>
-      <w:r>
-        <w:t xml:space="preserve"> </w:t>
-      </w:r>
-      <w:r>
-        <w:t>Analisis Kebutuhan</w:t>
+        <w:spacing w:line="360" w:lineRule="auto" w:after="0"/>
+      </w:pPr>
+      <w:r>
+        <w:rPr>
+          <w:rFonts w:ascii="Times New Roman" w:hAnsi="Times New Roman"/>
+          <w:b/>
+          <w:sz w:val="24"/>
+        </w:rPr>
+        <w:t>3.2.   Alat dan Bahan Penelitian</w:t>
       </w:r>
     </w:p>
     <w:p>
       <w:pPr>
-        <w:pStyle w:val="NoSpacing"/>
-      </w:pPr>
-      <w:r>
-        <w:t xml:space="preserve">Tahap analisis kebutuhan dilakukan untuk mengidentifikasi kebutuhan awal sistem berdasarkan hasil observasi, wawancara, studi pustaka, dan dokumentasi. Pada tahap ini, peneliti menentukan data dan fungsi umum yang diperlukan oleh aplikasi, termasuk kebutuhan </w:t>
-      </w:r>
-      <w:r>
-        <w:rPr>
-          <w:i/>
-        </w:rPr>
-      </w:r>
-      <w:r/>
-      <w:r>
-        <w:rPr>
-          <w:i/>
-        </w:rPr>
-      </w:r>
-      <w:r/>
-      <w:r/>
-      <w:r>
-        <w:rPr>
-          <w:i/>
-        </w:rPr>
-        <w:t>role</w:t>
-      </w:r>
-      <w:r/>
-      <w:r>
-        <w:t xml:space="preserve"> pengguna, konsep Admin Harian, dan pencatatan jejak input transaksi, tanpa membahas rincian kebutuhan fungsional secara mendalam.</w:t>
+        <w:spacing w:line="360" w:lineRule="auto" w:after="0"/>
+        <w:ind w:firstLine="504"/>
+        <w:jc w:val="both"/>
+      </w:pPr>
+      <w:r>
+        <w:rPr>
+          <w:rFonts w:ascii="Times New Roman" w:hAnsi="Times New Roman"/>
+          <w:b w:val="0"/>
+          <w:sz w:val="24"/>
+        </w:rPr>
+        <w:t xml:space="preserve">Pada tahap ini memaparkan terkait alat dan bahan yang digunakan peneliti untuk mendukung proses perancangan, pengembangan, dan pengujian sistem. Alat dan bahan penelitian meliputi perangkat keras, perangkat lunak, dan bahan penelitian yang digunakan dalam penyusunan aplikasi </w:t>
+      </w:r>
+      <w:r>
+        <w:rPr>
+          <w:rFonts w:ascii="Times New Roman" w:hAnsi="Times New Roman"/>
+          <w:b w:val="0"/>
+          <w:i/>
+          <w:sz w:val="24"/>
+        </w:rPr>
+        <w:t>Garden Barbershop Finance</w:t>
+      </w:r>
+      <w:r>
+        <w:rPr>
+          <w:rFonts w:ascii="Times New Roman" w:hAnsi="Times New Roman"/>
+          <w:b w:val="0"/>
+          <w:sz w:val="24"/>
+        </w:rPr>
+        <w:t>.</w:t>
       </w:r>
     </w:p>
     <w:p>
       <w:pPr>
-        <w:pStyle w:val="Heading3"/>
-      </w:pPr>
-      <w:r>
-        <w:t xml:space="preserve">3.3.2. </w:t>
-      </w:r>
-      <w:r>
-        <w:t xml:space="preserve"> </w:t>
-      </w:r>
-      <w:r>
-        <w:t>Perancangan Sistem</w:t>
+        <w:spacing w:line="360" w:lineRule="auto" w:after="0"/>
+        <w:ind w:left="0"/>
+        <w:jc w:val="both"/>
+      </w:pPr>
+      <w:r>
+        <w:rPr>
+          <w:rFonts w:ascii="Times New Roman" w:hAnsi="Times New Roman"/>
+          <w:b w:val="0"/>
+          <w:sz w:val="24"/>
+        </w:rPr>
+        <w:t>1. Perangkat Keras (</w:t>
+      </w:r>
+      <w:r>
+        <w:rPr>
+          <w:rFonts w:ascii="Times New Roman" w:hAnsi="Times New Roman"/>
+          <w:b w:val="0"/>
+          <w:i/>
+          <w:sz w:val="24"/>
+        </w:rPr>
+        <w:t>Hardware</w:t>
+      </w:r>
+      <w:r>
+        <w:rPr>
+          <w:rFonts w:ascii="Times New Roman" w:hAnsi="Times New Roman"/>
+          <w:b w:val="0"/>
+          <w:sz w:val="24"/>
+        </w:rPr>
+        <w:t>)</w:t>
       </w:r>
     </w:p>
     <w:p>
       <w:pPr>
-        <w:pStyle w:val="NoSpacing"/>
-      </w:pPr>
-      <w:r>
-        <w:t xml:space="preserve">Tahap perancangan sistem dilakukan untuk menyusun gambaran awal aplikasi </w:t>
-      </w:r>
-      <w:r>
-        <w:rPr>
-          <w:i/>
-        </w:rPr>
-      </w:r>
-      <w:r/>
-      <w:r>
-        <w:rPr>
-          <w:i/>
-          <w:iCs/>
-        </w:rPr>
-      </w:r>
-      <w:r>
-        <w:rPr>
-          <w:i/>
-        </w:rPr>
-      </w:r>
-      <w:r/>
-      <w:r>
-        <w:rPr>
-          <w:i/>
-          <w:iCs/>
-        </w:rPr>
-      </w:r>
-      <w:r>
-        <w:rPr>
-          <w:i/>
-        </w:rPr>
-      </w:r>
-      <w:proofErr w:type="spellStart"/>
-      <w:r>
-        <w:rPr>
-          <w:i/>
-          <w:iCs/>
-        </w:rPr>
-      </w:r>
-      <w:proofErr w:type="spellEnd"/>
-      <w:r/>
-      <w:r>
-        <w:rPr>
-          <w:i/>
-        </w:rPr>
-      </w:r>
-      <w:r/>
-      <w:proofErr w:type="spellStart"/>
-      <w:r>
-        <w:rPr>
-          <w:i/>
-          <w:iCs/>
-        </w:rPr>
-      </w:r>
-      <w:proofErr w:type="spellEnd"/>
-      <w:r/>
-      <w:r/>
-      <w:r>
-        <w:rPr>
-          <w:i/>
-        </w:rPr>
-        <w:t>Android</w:t>
-      </w:r>
-      <w:r/>
-      <w:r>
-        <w:t xml:space="preserve">, alur autentikasi pengguna dengan </w:t>
-      </w:r>
-      <w:r/>
-      <w:r>
-        <w:rPr>
-          <w:i/>
-        </w:rPr>
-        <w:t>Firebase Authentication</w:t>
-      </w:r>
-      <w:r/>
-      <w:r>
-        <w:t xml:space="preserve">, dan penggunaan </w:t>
-      </w:r>
-      <w:r/>
-      <w:r>
-        <w:rPr>
-          <w:i/>
-        </w:rPr>
-        <w:t>Cloud Firestore</w:t>
-      </w:r>
-      <w:r/>
-      <w:r>
-        <w:t xml:space="preserve"> sebagai </w:t>
-      </w:r>
-      <w:r/>
-      <w:r>
-        <w:rPr>
-          <w:i/>
-        </w:rPr>
-        <w:t>database</w:t>
-      </w:r>
-      <w:r/>
-      <w:r>
-        <w:t xml:space="preserve"> utama. Rancangan detail seperti pemodelan UML, struktur koleksi Firestore, dan rancangan antarmuka disiapkan sebagai bahan pembahasan pada BAB IV.</w:t>
+        <w:spacing w:line="360" w:lineRule="auto" w:after="0"/>
+        <w:ind w:firstLine="504"/>
+        <w:jc w:val="both"/>
+      </w:pPr>
+      <w:r>
+        <w:rPr>
+          <w:rFonts w:ascii="Times New Roman" w:hAnsi="Times New Roman"/>
+          <w:b w:val="0"/>
+          <w:sz w:val="24"/>
+        </w:rPr>
+        <w:t>Perangkat keras yang digunakan sebagai media pengembangan dan pengujian sistem adalah sebagai berikut:</w:t>
       </w:r>
     </w:p>
     <w:p>
       <w:pPr>
-        <w:pStyle w:val="Heading3"/>
-      </w:pPr>
-      <w:r>
-        <w:t xml:space="preserve">3.3.3. </w:t>
-      </w:r>
-      <w:r>
-        <w:t xml:space="preserve"> </w:t>
-      </w:r>
-      <w:r>
-        <w:t>Implementasi</w:t>
+        <w:spacing w:line="360" w:lineRule="auto" w:after="0"/>
+        <w:ind w:left="504"/>
+        <w:jc w:val="both"/>
+      </w:pPr>
+      <w:r>
+        <w:rPr>
+          <w:rFonts w:ascii="Times New Roman" w:hAnsi="Times New Roman"/>
+          <w:b w:val="0"/>
+          <w:sz w:val="24"/>
+        </w:rPr>
+        <w:t>a) Laptop atau komputer yang digunakan untuk penulisan laporan, perancangan sistem, dan pengembangan aplikasi.</w:t>
       </w:r>
     </w:p>
     <w:p>
       <w:pPr>
-        <w:pStyle w:val="NoSpacing"/>
-      </w:pPr>
-      <w:r>
-        <w:t xml:space="preserve">Tahap implementasi merupakan kegiatan membangun aplikasi berdasarkan rancangan yang telah disusun. Implementasi mencakup pembuatan antarmuka </w:t>
-      </w:r>
-      <w:r>
-        <w:rPr>
-          <w:i/>
-        </w:rPr>
-      </w:r>
-      <w:r/>
-      <w:r>
-        <w:rPr>
-          <w:i/>
-        </w:rPr>
-      </w:r>
-      <w:r/>
-      <w:r>
-        <w:rPr>
-          <w:i/>
-        </w:rPr>
-      </w:r>
-      <w:r/>
-      <w:r>
-        <w:rPr>
-          <w:i/>
-          <w:iCs/>
-        </w:rPr>
-      </w:r>
-      <w:r>
-        <w:rPr>
-          <w:i/>
-        </w:rPr>
-      </w:r>
-      <w:r/>
-      <w:r>
-        <w:rPr>
-          <w:i/>
-          <w:iCs/>
-        </w:rPr>
-      </w:r>
-      <w:r>
-        <w:rPr>
-          <w:i/>
-        </w:rPr>
-      </w:r>
-      <w:proofErr w:type="spellStart"/>
-      <w:r>
-        <w:rPr>
-          <w:i/>
-          <w:iCs/>
-        </w:rPr>
-      </w:r>
-      <w:proofErr w:type="spellEnd"/>
-      <w:r/>
-      <w:r/>
-      <w:r>
-        <w:rPr>
-          <w:i/>
-        </w:rPr>
-        <w:t>mobile</w:t>
-      </w:r>
-      <w:r/>
-      <w:r>
-        <w:t xml:space="preserve"> dengan </w:t>
-      </w:r>
-      <w:r/>
-      <w:r>
-        <w:rPr>
-          <w:i/>
-        </w:rPr>
-        <w:t>Flutter</w:t>
-      </w:r>
-      <w:r/>
-      <w:r>
-        <w:t xml:space="preserve"> dan </w:t>
-      </w:r>
-      <w:r/>
-      <w:r>
-        <w:rPr>
-          <w:i/>
-        </w:rPr>
-        <w:t>Dart</w:t>
-      </w:r>
-      <w:r/>
-      <w:r>
-        <w:t xml:space="preserve">, pengolahan data, pengaturan akses pengguna, autentikasi menggunakan </w:t>
-      </w:r>
-      <w:r/>
-      <w:r>
-        <w:rPr>
-          <w:i/>
-        </w:rPr>
-        <w:t>Firebase Authentication</w:t>
-      </w:r>
-      <w:r/>
-      <w:r>
-        <w:t xml:space="preserve">, serta penyimpanan data menggunakan </w:t>
-      </w:r>
-      <w:r/>
-      <w:r>
-        <w:rPr>
-          <w:i/>
-        </w:rPr>
-        <w:t>Cloud Firestore</w:t>
-      </w:r>
-      <w:r/>
-      <w:r>
-        <w:t>. Uraian hasil implementasi tidak dibahas pada BAB III karena akan ditempatkan pada BAB IV.</w:t>
+        <w:spacing w:line="360" w:lineRule="auto" w:after="0"/>
+        <w:ind w:left="504"/>
+        <w:jc w:val="both"/>
+      </w:pPr>
+      <w:r>
+        <w:rPr>
+          <w:rFonts w:ascii="Times New Roman" w:hAnsi="Times New Roman"/>
+          <w:b w:val="0"/>
+          <w:sz w:val="24"/>
+        </w:rPr>
+        <w:t xml:space="preserve">b) Smartphone </w:t>
+      </w:r>
+      <w:r>
+        <w:rPr>
+          <w:rFonts w:ascii="Times New Roman" w:hAnsi="Times New Roman"/>
+          <w:b w:val="0"/>
+          <w:i/>
+          <w:sz w:val="24"/>
+        </w:rPr>
+        <w:t>Android</w:t>
+      </w:r>
+      <w:r>
+        <w:rPr>
+          <w:rFonts w:ascii="Times New Roman" w:hAnsi="Times New Roman"/>
+          <w:b w:val="0"/>
+          <w:sz w:val="24"/>
+        </w:rPr>
+        <w:t xml:space="preserve"> yang digunakan untuk menjalankan dan menguji aplikasi </w:t>
+      </w:r>
+      <w:r>
+        <w:rPr>
+          <w:rFonts w:ascii="Times New Roman" w:hAnsi="Times New Roman"/>
+          <w:b w:val="0"/>
+          <w:i/>
+          <w:sz w:val="24"/>
+        </w:rPr>
+        <w:t>Garden Barbershop Finance</w:t>
+      </w:r>
+      <w:r>
+        <w:rPr>
+          <w:rFonts w:ascii="Times New Roman" w:hAnsi="Times New Roman"/>
+          <w:b w:val="0"/>
+          <w:sz w:val="24"/>
+        </w:rPr>
+        <w:t>.</w:t>
       </w:r>
     </w:p>
     <w:p>
       <w:pPr>
-        <w:pStyle w:val="Heading3"/>
-      </w:pPr>
-      <w:r>
-        <w:t xml:space="preserve">3.3.4. </w:t>
-      </w:r>
-      <w:r>
-        <w:t xml:space="preserve"> </w:t>
-      </w:r>
-      <w:r>
-        <w:t>Pengujian</w:t>
+        <w:spacing w:line="360" w:lineRule="auto" w:after="0"/>
+        <w:ind w:left="0"/>
+        <w:jc w:val="both"/>
+      </w:pPr>
+      <w:r>
+        <w:rPr>
+          <w:rFonts w:ascii="Times New Roman" w:hAnsi="Times New Roman"/>
+          <w:b w:val="0"/>
+          <w:sz w:val="24"/>
+        </w:rPr>
+        <w:t>2. Perangkat Lunak (</w:t>
+      </w:r>
+      <w:r>
+        <w:rPr>
+          <w:rFonts w:ascii="Times New Roman" w:hAnsi="Times New Roman"/>
+          <w:b w:val="0"/>
+          <w:i/>
+          <w:sz w:val="24"/>
+        </w:rPr>
+        <w:t>Software</w:t>
+      </w:r>
+      <w:r>
+        <w:rPr>
+          <w:rFonts w:ascii="Times New Roman" w:hAnsi="Times New Roman"/>
+          <w:b w:val="0"/>
+          <w:sz w:val="24"/>
+        </w:rPr>
+        <w:t>)</w:t>
       </w:r>
     </w:p>
     <w:p>
       <w:pPr>
-        <w:pStyle w:val="NoSpacing"/>
-      </w:pPr>
-      <w:r>
-        <w:t xml:space="preserve">Tahap pengujian dilakukan untuk mengetahui apakah fungsi utama sistem berjalan sesuai kebutuhan. Metode pengujian yang digunakan adalah </w:t>
-      </w:r>
-      <w:r>
-        <w:rPr>
-          <w:i/>
-          <w:iCs/>
-        </w:rPr>
-      </w:r>
-      <w:r/>
-      <w:r/>
-      <w:r>
-        <w:rPr>
-          <w:i/>
-        </w:rPr>
-        <w:t>Black Box Testing</w:t>
-      </w:r>
-      <w:r/>
-      <w:r>
-        <w:t>, yaitu pengujian berdasarkan input dan output sistem tanpa melihat kode program. Rincian skenario pengujian disiapkan untuk pembahasan pada BAB IV.</w:t>
+        <w:spacing w:line="360" w:lineRule="auto" w:after="0"/>
+        <w:ind w:firstLine="504"/>
+        <w:jc w:val="both"/>
+      </w:pPr>
+      <w:r>
+        <w:rPr>
+          <w:rFonts w:ascii="Times New Roman" w:hAnsi="Times New Roman"/>
+          <w:b w:val="0"/>
+          <w:i/>
+          <w:sz w:val="24"/>
+        </w:rPr>
+        <w:t>Software</w:t>
+      </w:r>
+      <w:r>
+        <w:rPr>
+          <w:rFonts w:ascii="Times New Roman" w:hAnsi="Times New Roman"/>
+          <w:b w:val="0"/>
+          <w:i/>
+          <w:sz w:val="24"/>
+        </w:rPr>
+        <w:t xml:space="preserve"> yang digunakan dalam merancang dan membangun aplikasi </w:t>
+      </w:r>
+      <w:r>
+        <w:rPr>
+          <w:rFonts w:ascii="Times New Roman" w:hAnsi="Times New Roman"/>
+          <w:b w:val="0"/>
+          <w:i/>
+          <w:sz w:val="24"/>
+        </w:rPr>
+        <w:t>Garden Barbershop Finance</w:t>
+      </w:r>
+      <w:r>
+        <w:rPr>
+          <w:rFonts w:ascii="Times New Roman" w:hAnsi="Times New Roman"/>
+          <w:b w:val="0"/>
+          <w:i/>
+          <w:sz w:val="24"/>
+        </w:rPr>
+        <w:t xml:space="preserve"> meliputi:</w:t>
       </w:r>
     </w:p>
     <w:p>
       <w:pPr>
-        <w:pStyle w:val="Heading3"/>
-      </w:pPr>
-      <w:r>
-        <w:t xml:space="preserve">3.3.5. </w:t>
-      </w:r>
-      <w:r>
-        <w:t xml:space="preserve"> </w:t>
-      </w:r>
-      <w:r>
-        <w:t>Pemeliharaan</w:t>
+        <w:spacing w:line="360" w:lineRule="auto" w:after="0"/>
+        <w:ind w:left="504"/>
+        <w:jc w:val="both"/>
+      </w:pPr>
+      <w:r>
+        <w:rPr>
+          <w:rFonts w:ascii="Times New Roman" w:hAnsi="Times New Roman"/>
+          <w:b w:val="0"/>
+          <w:sz w:val="24"/>
+        </w:rPr>
+        <w:t xml:space="preserve">a) </w:t>
+      </w:r>
+      <w:r>
+        <w:rPr>
+          <w:rFonts w:ascii="Times New Roman" w:hAnsi="Times New Roman"/>
+          <w:b w:val="0"/>
+          <w:i/>
+          <w:sz w:val="24"/>
+        </w:rPr>
+        <w:t>Microsoft Windows 11</w:t>
       </w:r>
     </w:p>
     <w:p>
       <w:pPr>
-        <w:pStyle w:val="NoSpacing"/>
-      </w:pPr>
-      <w:r>
-        <w:t xml:space="preserve">Tahap pemeliharaan dilakukan setelah sistem digunakan untuk memperbaiki kesalahan, menyesuaikan struktur data, atau menyesuaikan kebutuhan apabila terjadi perubahan proses operasional </w:t>
-      </w:r>
-      <w:r>
-        <w:rPr>
-          <w:i/>
-        </w:rPr>
-      </w:r>
-      <w:r/>
-      <w:r/>
-      <w:r>
-        <w:rPr>
-          <w:i/>
-        </w:rPr>
-        <w:t>Garden Barbershop</w:t>
-      </w:r>
-      <w:r/>
-      <w:r>
-        <w:t>.</w:t>
+        <w:spacing w:line="360" w:lineRule="auto" w:after="0"/>
+        <w:ind w:left="504"/>
+        <w:jc w:val="both"/>
+      </w:pPr>
+      <w:r>
+        <w:rPr>
+          <w:rFonts w:ascii="Times New Roman" w:hAnsi="Times New Roman"/>
+          <w:b w:val="0"/>
+          <w:sz w:val="24"/>
+        </w:rPr>
+        <w:t xml:space="preserve">b) </w:t>
+      </w:r>
+      <w:r>
+        <w:rPr>
+          <w:rFonts w:ascii="Times New Roman" w:hAnsi="Times New Roman"/>
+          <w:b w:val="0"/>
+          <w:i/>
+          <w:sz w:val="24"/>
+        </w:rPr>
+        <w:t>Flutter</w:t>
+      </w:r>
+      <w:r>
+        <w:rPr>
+          <w:rFonts w:ascii="Times New Roman" w:hAnsi="Times New Roman"/>
+          <w:b w:val="0"/>
+          <w:sz w:val="24"/>
+        </w:rPr>
+        <w:t xml:space="preserve"> dan </w:t>
+      </w:r>
+      <w:r>
+        <w:rPr>
+          <w:rFonts w:ascii="Times New Roman" w:hAnsi="Times New Roman"/>
+          <w:b w:val="0"/>
+          <w:i/>
+          <w:sz w:val="24"/>
+        </w:rPr>
+        <w:t>Dart</w:t>
       </w:r>
     </w:p>
     <w:p>
       <w:pPr>
-        <w:pStyle w:val="Heading2"/>
-      </w:pPr>
-      <w:r>
-        <w:t xml:space="preserve">3.4. </w:t>
-      </w:r>
-      <w:r>
-        <w:t xml:space="preserve">  </w:t>
-      </w:r>
-      <w:r>
-        <w:t>Alat dan Bahan Penelitian</w:t>
+        <w:spacing w:line="360" w:lineRule="auto" w:after="0"/>
+        <w:ind w:left="504"/>
+        <w:jc w:val="both"/>
+      </w:pPr>
+      <w:r>
+        <w:rPr>
+          <w:rFonts w:ascii="Times New Roman" w:hAnsi="Times New Roman"/>
+          <w:b w:val="0"/>
+          <w:sz w:val="24"/>
+        </w:rPr>
+        <w:t xml:space="preserve">c) </w:t>
+      </w:r>
+      <w:r>
+        <w:rPr>
+          <w:rFonts w:ascii="Times New Roman" w:hAnsi="Times New Roman"/>
+          <w:b w:val="0"/>
+          <w:i/>
+          <w:sz w:val="24"/>
+        </w:rPr>
+        <w:t>Android Studio</w:t>
+      </w:r>
+      <w:r>
+        <w:rPr>
+          <w:rFonts w:ascii="Times New Roman" w:hAnsi="Times New Roman"/>
+          <w:b w:val="0"/>
+          <w:sz w:val="24"/>
+        </w:rPr>
+        <w:t xml:space="preserve"> atau </w:t>
+      </w:r>
+      <w:r>
+        <w:rPr>
+          <w:rFonts w:ascii="Times New Roman" w:hAnsi="Times New Roman"/>
+          <w:b w:val="0"/>
+          <w:i/>
+          <w:sz w:val="24"/>
+        </w:rPr>
+        <w:t>Visual Studio Code</w:t>
       </w:r>
     </w:p>
     <w:p>
       <w:pPr>
-        <w:pStyle w:val="Heading3"/>
-      </w:pPr>
-      <w:r>
-        <w:t xml:space="preserve">3.4.1. </w:t>
-      </w:r>
-      <w:r>
-        <w:t xml:space="preserve"> </w:t>
-      </w:r>
-      <w:r>
-        <w:t>Perangkat Keras</w:t>
+        <w:spacing w:line="360" w:lineRule="auto" w:after="0"/>
+        <w:ind w:left="504"/>
+        <w:jc w:val="both"/>
+      </w:pPr>
+      <w:r>
+        <w:rPr>
+          <w:rFonts w:ascii="Times New Roman" w:hAnsi="Times New Roman"/>
+          <w:b w:val="0"/>
+          <w:sz w:val="24"/>
+        </w:rPr>
+        <w:t xml:space="preserve">d) </w:t>
+      </w:r>
+      <w:r>
+        <w:rPr>
+          <w:rFonts w:ascii="Times New Roman" w:hAnsi="Times New Roman"/>
+          <w:b w:val="0"/>
+          <w:i/>
+          <w:sz w:val="24"/>
+        </w:rPr>
+        <w:t>Firebase Console</w:t>
       </w:r>
     </w:p>
     <w:p>
       <w:pPr>
-        <w:pStyle w:val="NoSpacing"/>
-      </w:pPr>
-      <w:r>
-        <w:t>Perangkat keras yang digunakan dalam penelitian ini adalah sebagai berikut:</w:t>
+        <w:spacing w:line="360" w:lineRule="auto" w:after="0"/>
+        <w:ind w:left="504"/>
+        <w:jc w:val="both"/>
+      </w:pPr>
+      <w:r>
+        <w:rPr>
+          <w:rFonts w:ascii="Times New Roman" w:hAnsi="Times New Roman"/>
+          <w:b w:val="0"/>
+          <w:sz w:val="24"/>
+        </w:rPr>
+        <w:t xml:space="preserve">e) </w:t>
+      </w:r>
+      <w:r>
+        <w:rPr>
+          <w:rFonts w:ascii="Times New Roman" w:hAnsi="Times New Roman"/>
+          <w:b w:val="0"/>
+          <w:i/>
+          <w:sz w:val="24"/>
+        </w:rPr>
+        <w:t>Firebase Authentication</w:t>
       </w:r>
     </w:p>
     <w:p>
       <w:pPr>
+        <w:spacing w:line="360" w:lineRule="auto" w:after="0"/>
+        <w:ind w:left="504"/>
+        <w:jc w:val="both"/>
+      </w:pPr>
+      <w:r>
+        <w:rPr>
+          <w:rFonts w:ascii="Times New Roman" w:hAnsi="Times New Roman"/>
+          <w:b w:val="0"/>
+          <w:sz w:val="24"/>
+        </w:rPr>
+        <w:t xml:space="preserve">f) </w:t>
+      </w:r>
+      <w:r>
+        <w:rPr>
+          <w:rFonts w:ascii="Times New Roman" w:hAnsi="Times New Roman"/>
+          <w:b w:val="0"/>
+          <w:i/>
+          <w:sz w:val="24"/>
+        </w:rPr>
+        <w:t>Cloud Firestore</w:t>
+      </w:r>
+    </w:p>
+    <w:p>
+      <w:pPr>
+        <w:spacing w:line="360" w:lineRule="auto" w:after="0"/>
+        <w:ind w:left="504"/>
+        <w:jc w:val="both"/>
+      </w:pPr>
+      <w:r>
+        <w:rPr>
+          <w:rFonts w:ascii="Times New Roman" w:hAnsi="Times New Roman"/>
+          <w:b w:val="0"/>
+          <w:sz w:val="24"/>
+        </w:rPr>
+        <w:t xml:space="preserve">g) </w:t>
+      </w:r>
+      <w:r>
+        <w:rPr>
+          <w:rFonts w:ascii="Times New Roman" w:hAnsi="Times New Roman"/>
+          <w:b w:val="0"/>
+          <w:i/>
+          <w:sz w:val="24"/>
+        </w:rPr>
+        <w:t>Figma</w:t>
+      </w:r>
+    </w:p>
+    <w:p>
+      <w:pPr>
+        <w:spacing w:line="360" w:lineRule="auto" w:after="0"/>
+        <w:ind w:left="504"/>
+        <w:jc w:val="both"/>
+      </w:pPr>
+      <w:r>
+        <w:rPr>
+          <w:rFonts w:ascii="Times New Roman" w:hAnsi="Times New Roman"/>
+          <w:b w:val="0"/>
+          <w:sz w:val="24"/>
+        </w:rPr>
+        <w:t xml:space="preserve">h) </w:t>
+      </w:r>
+      <w:r>
+        <w:rPr>
+          <w:rFonts w:ascii="Times New Roman" w:hAnsi="Times New Roman"/>
+          <w:b w:val="0"/>
+          <w:i/>
+          <w:sz w:val="24"/>
+        </w:rPr>
+        <w:t>Draw.io</w:t>
+      </w:r>
+    </w:p>
+    <w:p>
+      <w:pPr>
+        <w:spacing w:line="360" w:lineRule="auto" w:after="0"/>
+        <w:ind w:left="504"/>
+        <w:jc w:val="both"/>
+      </w:pPr>
+      <w:r>
+        <w:rPr>
+          <w:rFonts w:ascii="Times New Roman" w:hAnsi="Times New Roman"/>
+          <w:b w:val="0"/>
+          <w:sz w:val="24"/>
+        </w:rPr>
+        <w:t xml:space="preserve">i) </w:t>
+      </w:r>
+      <w:r>
+        <w:rPr>
+          <w:rFonts w:ascii="Times New Roman" w:hAnsi="Times New Roman"/>
+          <w:b w:val="0"/>
+          <w:i/>
+          <w:sz w:val="24"/>
+        </w:rPr>
+        <w:t>Google Chrome</w:t>
+      </w:r>
+    </w:p>
+    <w:p>
+      <w:pPr>
+        <w:spacing w:line="360" w:lineRule="auto" w:after="0"/>
+        <w:ind w:left="0"/>
+        <w:jc w:val="both"/>
+      </w:pPr>
+      <w:r>
+        <w:rPr>
+          <w:rFonts w:ascii="Times New Roman" w:hAnsi="Times New Roman"/>
+          <w:b w:val="0"/>
+          <w:sz w:val="24"/>
+        </w:rPr>
+        <w:t>3. Bahan Penelitian</w:t>
+      </w:r>
+    </w:p>
+    <w:p>
+      <w:pPr>
+        <w:spacing w:line="360" w:lineRule="auto" w:after="0"/>
+        <w:ind w:firstLine="504"/>
+        <w:jc w:val="both"/>
+      </w:pPr>
+      <w:r>
+        <w:rPr>
+          <w:rFonts w:ascii="Times New Roman" w:hAnsi="Times New Roman"/>
+          <w:b w:val="0"/>
+          <w:sz w:val="24"/>
+        </w:rPr>
+        <w:t xml:space="preserve">Bahan penelitian yang digunakan meliputi data </w:t>
+      </w:r>
+      <w:r>
+        <w:rPr>
+          <w:rFonts w:ascii="Times New Roman" w:hAnsi="Times New Roman"/>
+          <w:b w:val="0"/>
+          <w:i/>
+          <w:sz w:val="24"/>
+        </w:rPr>
+        <w:t>capster</w:t>
+      </w:r>
+      <w:r>
+        <w:rPr>
+          <w:rFonts w:ascii="Times New Roman" w:hAnsi="Times New Roman"/>
+          <w:b w:val="0"/>
+          <w:sz w:val="24"/>
+        </w:rPr>
+        <w:t xml:space="preserve">, data layanan, data akun pengguna, data pendapatan harian, data buku kas umum, data biaya operasional, data laporan pembagian hasil, serta contoh laporan </w:t>
+      </w:r>
+      <w:r>
+        <w:rPr>
+          <w:rFonts w:ascii="Times New Roman" w:hAnsi="Times New Roman"/>
+          <w:b w:val="0"/>
+          <w:i/>
+          <w:sz w:val="24"/>
+        </w:rPr>
+        <w:t>Google Spreadsheet</w:t>
+      </w:r>
+      <w:r>
+        <w:rPr>
+          <w:rFonts w:ascii="Times New Roman" w:hAnsi="Times New Roman"/>
+          <w:b w:val="0"/>
+          <w:sz w:val="24"/>
+        </w:rPr>
+        <w:t xml:space="preserve"> </w:t>
+      </w:r>
+      <w:r>
+        <w:rPr>
+          <w:rFonts w:ascii="Times New Roman" w:hAnsi="Times New Roman"/>
+          <w:b w:val="0"/>
+          <w:i/>
+          <w:sz w:val="24"/>
+        </w:rPr>
+        <w:t>Garden Barbershop</w:t>
+      </w:r>
+      <w:r>
+        <w:rPr>
+          <w:rFonts w:ascii="Times New Roman" w:hAnsi="Times New Roman"/>
+          <w:b w:val="0"/>
+          <w:sz w:val="24"/>
+        </w:rPr>
+        <w:t xml:space="preserve"> periode Mei 2026.</w:t>
+      </w:r>
+    </w:p>
+    <w:p>
+      <w:pPr>
+        <w:spacing w:line="360" w:lineRule="auto" w:after="0"/>
+      </w:pPr>
+      <w:r>
+        <w:rPr>
+          <w:rFonts w:ascii="Times New Roman" w:hAnsi="Times New Roman"/>
+          <w:b/>
+          <w:sz w:val="24"/>
+        </w:rPr>
+        <w:t>3.3.   Tempat dan Waktu Penelitian</w:t>
+      </w:r>
+    </w:p>
+    <w:p>
+      <w:pPr>
+        <w:spacing w:line="360" w:lineRule="auto" w:after="0"/>
+        <w:ind w:firstLine="504"/>
+        <w:jc w:val="both"/>
+      </w:pPr>
+      <w:r>
+        <w:rPr>
+          <w:rFonts w:ascii="Times New Roman" w:hAnsi="Times New Roman"/>
+          <w:b w:val="0"/>
+          <w:sz w:val="24"/>
+        </w:rPr>
+        <w:t>Tempat dan waktu pada penelitian yang akan dilaksanakan adalah sebagai berikut:</w:t>
+      </w:r>
+    </w:p>
+    <w:p>
+      <w:pPr>
+        <w:spacing w:line="360" w:lineRule="auto" w:after="0"/>
+      </w:pPr>
+      <w:r>
+        <w:rPr>
+          <w:rFonts w:ascii="Times New Roman" w:hAnsi="Times New Roman"/>
+          <w:b/>
+          <w:sz w:val="24"/>
+        </w:rPr>
+        <w:t>3.3.1.  Tempat Penelitian</w:t>
+      </w:r>
+    </w:p>
+    <w:p>
+      <w:pPr>
+        <w:spacing w:line="360" w:lineRule="auto" w:after="0"/>
+        <w:ind w:firstLine="504"/>
+        <w:jc w:val="both"/>
+      </w:pPr>
+      <w:r>
+        <w:rPr>
+          <w:rFonts w:ascii="Times New Roman" w:hAnsi="Times New Roman"/>
+          <w:b w:val="0"/>
+          <w:sz w:val="24"/>
+        </w:rPr>
+        <w:t>Tempat yang dilaksanakan untuk mempe</w:t>
+      </w:r>
+      <w:r>
+        <w:rPr>
+          <w:rFonts w:ascii="Times New Roman" w:hAnsi="Times New Roman"/>
+          <w:b w:val="0"/>
+          <w:i/>
+          <w:sz w:val="24"/>
+        </w:rPr>
+        <w:t>role</w:t>
+      </w:r>
+      <w:r>
+        <w:rPr>
+          <w:rFonts w:ascii="Times New Roman" w:hAnsi="Times New Roman"/>
+          <w:b w:val="0"/>
+          <w:sz w:val="24"/>
+        </w:rPr>
+        <w:t xml:space="preserve">h data pada penelitian ini, penulis mengadakan penelitian pada </w:t>
+      </w:r>
+      <w:r>
+        <w:rPr>
+          <w:rFonts w:ascii="Times New Roman" w:hAnsi="Times New Roman"/>
+          <w:b w:val="0"/>
+          <w:i/>
+          <w:sz w:val="24"/>
+        </w:rPr>
+        <w:t>Garden Barbershop</w:t>
+      </w:r>
+      <w:r>
+        <w:rPr>
+          <w:rFonts w:ascii="Times New Roman" w:hAnsi="Times New Roman"/>
+          <w:b w:val="0"/>
+          <w:sz w:val="24"/>
+        </w:rPr>
+        <w:t xml:space="preserve"> yang berlokasi di Desa Bangbayang, Kecamatan Bantarkawung, Kabupaten Brebes, Jawa Tengah. Gambaran lokasi penelitian dapat dilihat pada Gambar 3.2 berikut:</w:t>
+      </w:r>
+    </w:p>
+    <w:p>
+      <w:pPr>
         <w:jc w:val="center"/>
       </w:pPr>
       <w:r>
-        <w:t>Tabel 3. 1 Perangkat Keras</w:t>
+        <w:drawing>
+          <wp:inline xmlns:a="http://schemas.openxmlformats.org/drawingml/2006/main" xmlns:pic="http://schemas.openxmlformats.org/drawingml/2006/picture">
+            <wp:extent cx="5303520" cy="3504935"/>
+            <wp:docPr id="1069574677" name="Picture 1069574677"/>
+            <wp:cNvGraphicFramePr>
+              <a:graphicFrameLocks noChangeAspect="1"/>
+            </wp:cNvGraphicFramePr>
+            <a:graphic>
+              <a:graphicData uri="http://schemas.openxmlformats.org/drawingml/2006/picture">
+                <pic:pic>
+                  <pic:nvPicPr>
+                    <pic:cNvPr id="0" name="gambar_3_2_tempat_penelitian.png"/>
+                    <pic:cNvPicPr/>
+                  </pic:nvPicPr>
+                  <pic:blipFill>
+                    <a:blip r:embed="rId40"/>
+                    <a:stretch>
+                      <a:fillRect/>
+                    </a:stretch>
+                  </pic:blipFill>
+                  <pic:spPr>
+                    <a:xfrm>
+                      <a:off x="0" y="0"/>
+                      <a:ext cx="5303520" cy="3504935"/>
+                    </a:xfrm>
+                    <a:prstGeom prst="rect"/>
+                  </pic:spPr>
+                </pic:pic>
+              </a:graphicData>
+            </a:graphic>
+          </wp:inline>
+        </w:drawing>
+      </w:r>
+    </w:p>
+    <w:p>
+      <w:pPr>
+        <w:spacing w:line="360" w:lineRule="auto" w:after="0"/>
+        <w:jc w:val="center"/>
+      </w:pPr>
+      <w:r>
+        <w:rPr>
+          <w:rFonts w:ascii="Times New Roman" w:hAnsi="Times New Roman"/>
+          <w:b w:val="0"/>
+          <w:sz w:val="24"/>
+        </w:rPr>
+        <w:t>Gambar 3. 2 Tempat Penelitian</w:t>
+      </w:r>
+    </w:p>
+    <w:p>
+      <w:pPr>
+        <w:spacing w:line="360" w:lineRule="auto" w:after="0"/>
+      </w:pPr>
+      <w:r>
+        <w:rPr>
+          <w:rFonts w:ascii="Times New Roman" w:hAnsi="Times New Roman"/>
+          <w:b/>
+          <w:sz w:val="24"/>
+        </w:rPr>
+        <w:t>3.3.2.  Waktu Penelitian</w:t>
+      </w:r>
+    </w:p>
+    <w:p>
+      <w:pPr>
+        <w:spacing w:line="360" w:lineRule="auto" w:after="0"/>
+        <w:ind w:firstLine="504"/>
+        <w:jc w:val="both"/>
+      </w:pPr>
+      <w:r>
+        <w:rPr>
+          <w:rFonts w:ascii="Times New Roman" w:hAnsi="Times New Roman"/>
+          <w:b w:val="0"/>
+          <w:sz w:val="24"/>
+        </w:rPr>
+        <w:t>Waktu penelitian yang dilaksanakan oleh penulis yakni mulai bulan April sampai dengan bulan Juli 2026.</w:t>
+      </w:r>
+    </w:p>
+    <w:p>
+      <w:pPr>
+        <w:spacing w:line="360" w:lineRule="auto" w:after="0"/>
+      </w:pPr>
+      <w:r>
+        <w:rPr>
+          <w:rFonts w:ascii="Times New Roman" w:hAnsi="Times New Roman"/>
+          <w:b/>
+          <w:sz w:val="24"/>
+        </w:rPr>
+        <w:t>3.4.   Jadwal Penelitian</w:t>
+      </w:r>
+    </w:p>
+    <w:p>
+      <w:pPr>
+        <w:spacing w:line="360" w:lineRule="auto" w:after="0"/>
+        <w:ind w:firstLine="504"/>
+        <w:jc w:val="both"/>
+      </w:pPr>
+      <w:r>
+        <w:rPr>
+          <w:rFonts w:ascii="Times New Roman" w:hAnsi="Times New Roman"/>
+          <w:b w:val="0"/>
+          <w:sz w:val="24"/>
+        </w:rPr>
+        <w:t>Waktu penelitian dilaksanakan selama beberapa bulan dimulai dari bulan April hingga bulan Juli 2026, seperti ditampilkan pada Tabel 3. 1 Jadwal Penelitian berikut:</w:t>
+      </w:r>
+    </w:p>
+    <w:p>
+      <w:pPr>
+        <w:spacing w:line="360" w:lineRule="auto" w:after="0"/>
+        <w:jc w:val="center"/>
+      </w:pPr>
+      <w:r>
+        <w:rPr>
+          <w:rFonts w:ascii="Times New Roman" w:hAnsi="Times New Roman"/>
+          <w:b w:val="0"/>
+          <w:sz w:val="24"/>
+        </w:rPr>
+        <w:t>Tabel 3. 1 Jadwal Penelitian</w:t>
       </w:r>
     </w:p>
     <w:tbl>
       <w:tblPr>
         <w:tblStyle w:val="TableGrid"/>
-        <w:tblW w:w="7103" w:type="dxa"/>
-        <w:jc w:val="right"/>
-        <w:tblLayout w:type="fixed"/>
-        <w:tblLook w:val="04A0" w:firstRow="1" w:lastRow="0" w:firstColumn="1" w:lastColumn="0" w:noHBand="0" w:noVBand="1"/>
+        <w:tblW w:type="auto" w:w="0"/>
+        <w:jc w:val="center"/>
+        <w:tblLook w:firstColumn="1" w:firstRow="1" w:lastColumn="0" w:lastRow="0" w:noHBand="0" w:noVBand="1" w:val="04A0"/>
       </w:tblPr>
       <w:tblGrid>
-        <w:gridCol w:w="567"/>
-        <w:gridCol w:w="2126"/>
-        <w:gridCol w:w="4410"/>
+        <w:gridCol w:w="459"/>
+        <w:gridCol w:w="459"/>
+        <w:gridCol w:w="459"/>
+        <w:gridCol w:w="459"/>
+        <w:gridCol w:w="459"/>
+        <w:gridCol w:w="459"/>
+        <w:gridCol w:w="459"/>
+        <w:gridCol w:w="459"/>
+        <w:gridCol w:w="459"/>
+        <w:gridCol w:w="459"/>
+        <w:gridCol w:w="459"/>
+        <w:gridCol w:w="459"/>
+        <w:gridCol w:w="459"/>
+        <w:gridCol w:w="459"/>
+        <w:gridCol w:w="459"/>
+        <w:gridCol w:w="459"/>
+        <w:gridCol w:w="459"/>
+        <w:gridCol w:w="459"/>
       </w:tblGrid>
       <w:tr>
-        <w:trPr>
-          <w:cantSplit/>
-          <w:tblHeader/>
-          <w:jc w:val="right"/>
-        </w:trPr>
-        <w:tc>
-          <w:tcPr>
-            <w:tcW w:w="567" w:type="dxa"/>
-            <w:shd w:val="clear" w:color="auto" w:fill="EAF1DD" w:themeFill="accent3" w:themeFillTint="33"/>
-          </w:tcPr>
-          <w:p>
-            <w:pPr>
-              <w:ind w:left="-406" w:rightChars="-145" w:right="-348" w:firstLine="20"/>
+        <w:tc>
+          <w:tcPr>
+            <w:tcW w:type="dxa" w:w="459"/>
+            <w:vMerge w:val="restart"/>
+            <w:vAlign w:val="center"/>
+          </w:tcPr>
+          <w:p>
+            <w:pPr>
+              <w:spacing w:after="0" w:line="240" w:lineRule="auto"/>
               <w:jc w:val="center"/>
             </w:pPr>
             <w:r>
-              <w:t>No</w:t>
-            </w:r>
-          </w:p>
-        </w:tc>
-        <w:tc>
-          <w:tcPr>
-            <w:tcW w:w="2126" w:type="dxa"/>
-            <w:shd w:val="clear" w:color="auto" w:fill="EAF1DD" w:themeFill="accent3" w:themeFillTint="33"/>
-          </w:tcPr>
-          <w:p>
-            <w:pPr>
-              <w:ind w:left="41" w:firstLine="0"/>
+              <w:rPr>
+                <w:rFonts w:ascii="Times New Roman" w:hAnsi="Times New Roman"/>
+                <w:b/>
+                <w:sz w:val="16"/>
+              </w:rPr>
+              <w:t>NO</w:t>
+            </w:r>
+          </w:p>
+        </w:tc>
+        <w:tc>
+          <w:tcPr>
+            <w:tcW w:type="dxa" w:w="459"/>
+            <w:vMerge w:val="restart"/>
+            <w:vAlign w:val="center"/>
+          </w:tcPr>
+          <w:p>
+            <w:pPr>
+              <w:spacing w:after="0" w:line="240" w:lineRule="auto"/>
               <w:jc w:val="center"/>
             </w:pPr>
             <w:r>
-              <w:t>Perangkat Keras</w:t>
-            </w:r>
-          </w:p>
-        </w:tc>
-        <w:tc>
-          <w:tcPr>
-            <w:tcW w:w="4410" w:type="dxa"/>
-            <w:shd w:val="clear" w:color="auto" w:fill="EAF1DD" w:themeFill="accent3" w:themeFillTint="33"/>
-          </w:tcPr>
-          <w:p>
-            <w:pPr>
-              <w:ind w:left="0" w:firstLine="13"/>
+              <w:rPr>
+                <w:rFonts w:ascii="Times New Roman" w:hAnsi="Times New Roman"/>
+                <w:b/>
+                <w:sz w:val="16"/>
+              </w:rPr>
+              <w:t>JENIS KEGIATAN</w:t>
+            </w:r>
+          </w:p>
+        </w:tc>
+        <w:tc>
+          <w:tcPr>
+            <w:tcW w:type="dxa" w:w="7344"/>
+            <w:gridSpan w:val="16"/>
+            <w:vAlign w:val="center"/>
+          </w:tcPr>
+          <w:p>
+            <w:pPr>
+              <w:spacing w:after="0" w:line="240" w:lineRule="auto"/>
               <w:jc w:val="center"/>
             </w:pPr>
             <w:r>
-              <w:t>Keterangan</w:t>
+              <w:rPr>
+                <w:rFonts w:ascii="Times New Roman" w:hAnsi="Times New Roman"/>
+                <w:b/>
+                <w:sz w:val="16"/>
+              </w:rPr>
+              <w:t>2026</w:t>
             </w:r>
           </w:p>
         </w:tc>
       </w:tr>
       <w:tr>
-        <w:trPr>
-          <w:cantSplit/>
-          <w:jc w:val="right"/>
-        </w:trPr>
-        <w:tc>
-          <w:tcPr>
-            <w:tcW w:w="567" w:type="dxa"/>
-          </w:tcPr>
-          <w:p>
-            <w:pPr>
-              <w:ind w:left="-406" w:rightChars="-145" w:right="-348" w:firstLine="20"/>
+        <w:tc>
+          <w:tcPr>
+            <w:tcW w:type="dxa" w:w="459"/>
+            <w:vMerge/>
+          </w:tcPr>
+          <w:p/>
+        </w:tc>
+        <w:tc>
+          <w:tcPr>
+            <w:tcW w:type="dxa" w:w="459"/>
+            <w:vMerge/>
+          </w:tcPr>
+          <w:p/>
+        </w:tc>
+        <w:tc>
+          <w:tcPr>
+            <w:tcW w:type="dxa" w:w="1836"/>
+            <w:gridSpan w:val="4"/>
+            <w:vAlign w:val="center"/>
+          </w:tcPr>
+          <w:p>
+            <w:pPr>
+              <w:spacing w:after="0" w:line="240" w:lineRule="auto"/>
               <w:jc w:val="center"/>
             </w:pPr>
             <w:r>
-              <w:t>1</w:t>
-            </w:r>
-          </w:p>
-        </w:tc>
-        <w:tc>
-          <w:tcPr>
-            <w:tcW w:w="2126" w:type="dxa"/>
-          </w:tcPr>
-          <w:p>
-            <w:pPr>
-              <w:ind w:left="41" w:firstLine="0"/>
-            </w:pPr>
-            <w:r>
-              <w:t>Laptop</w:t>
-            </w:r>
-          </w:p>
-        </w:tc>
-        <w:tc>
-          <w:tcPr>
-            <w:tcW w:w="4410" w:type="dxa"/>
-          </w:tcPr>
-          <w:p>
-            <w:pPr>
-              <w:ind w:left="0" w:firstLine="13"/>
-            </w:pPr>
-            <w:r>
-              <w:t>Digunakan untuk penulisan laporan, perancangan sistem, dan pengembangan aplikasi.</w:t>
+              <w:rPr>
+                <w:rFonts w:ascii="Times New Roman" w:hAnsi="Times New Roman"/>
+                <w:b/>
+                <w:sz w:val="16"/>
+              </w:rPr>
+              <w:t>APRIL</w:t>
+            </w:r>
+          </w:p>
+        </w:tc>
+        <w:tc>
+          <w:tcPr>
+            <w:tcW w:type="dxa" w:w="1836"/>
+            <w:gridSpan w:val="4"/>
+            <w:vAlign w:val="center"/>
+          </w:tcPr>
+          <w:p>
+            <w:pPr>
+              <w:spacing w:after="0" w:line="240" w:lineRule="auto"/>
+              <w:jc w:val="center"/>
+            </w:pPr>
+            <w:r>
+              <w:rPr>
+                <w:rFonts w:ascii="Times New Roman" w:hAnsi="Times New Roman"/>
+                <w:b/>
+                <w:sz w:val="16"/>
+              </w:rPr>
+              <w:t>MEI</w:t>
+            </w:r>
+          </w:p>
+        </w:tc>
+        <w:tc>
+          <w:tcPr>
+            <w:tcW w:type="dxa" w:w="1836"/>
+            <w:gridSpan w:val="4"/>
+            <w:vAlign w:val="center"/>
+          </w:tcPr>
+          <w:p>
+            <w:pPr>
+              <w:spacing w:after="0" w:line="240" w:lineRule="auto"/>
+              <w:jc w:val="center"/>
+            </w:pPr>
+            <w:r>
+              <w:rPr>
+                <w:rFonts w:ascii="Times New Roman" w:hAnsi="Times New Roman"/>
+                <w:b/>
+                <w:sz w:val="16"/>
+              </w:rPr>
+              <w:t>JUNI</w:t>
+            </w:r>
+          </w:p>
+        </w:tc>
+        <w:tc>
+          <w:tcPr>
+            <w:tcW w:type="dxa" w:w="1836"/>
+            <w:gridSpan w:val="4"/>
+            <w:vAlign w:val="center"/>
+          </w:tcPr>
+          <w:p>
+            <w:pPr>
+              <w:spacing w:after="0" w:line="240" w:lineRule="auto"/>
+              <w:jc w:val="center"/>
+            </w:pPr>
+            <w:r>
+              <w:rPr>
+                <w:rFonts w:ascii="Times New Roman" w:hAnsi="Times New Roman"/>
+                <w:b/>
+                <w:sz w:val="16"/>
+              </w:rPr>
+              <w:t>JULI</w:t>
             </w:r>
           </w:p>
         </w:tc>
       </w:tr>
       <w:tr>
-        <w:trPr>
-          <w:cantSplit/>
-          <w:jc w:val="right"/>
-        </w:trPr>
-        <w:tc>
-          <w:tcPr>
-            <w:tcW w:w="567" w:type="dxa"/>
-          </w:tcPr>
-          <w:p>
-            <w:pPr>
-              <w:ind w:left="-406" w:rightChars="-145" w:right="-348" w:firstLine="20"/>
+        <w:tc>
+          <w:tcPr>
+            <w:tcW w:type="dxa" w:w="459"/>
+            <w:vAlign w:val="center"/>
+          </w:tcPr>
+          <w:p>
+            <w:pPr>
+              <w:spacing w:after="0" w:line="240" w:lineRule="auto"/>
               <w:jc w:val="center"/>
             </w:pPr>
             <w:r>
+              <w:rPr>
+                <w:rFonts w:ascii="Times New Roman" w:hAnsi="Times New Roman"/>
+                <w:b/>
+                <w:sz w:val="16"/>
+              </w:rPr>
+            </w:r>
+          </w:p>
+        </w:tc>
+        <w:tc>
+          <w:tcPr>
+            <w:tcW w:type="dxa" w:w="459"/>
+            <w:vAlign w:val="center"/>
+          </w:tcPr>
+          <w:p>
+            <w:pPr>
+              <w:spacing w:after="0" w:line="240" w:lineRule="auto"/>
+              <w:jc w:val="center"/>
+            </w:pPr>
+            <w:r>
+              <w:rPr>
+                <w:rFonts w:ascii="Times New Roman" w:hAnsi="Times New Roman"/>
+                <w:b/>
+                <w:sz w:val="16"/>
+              </w:rPr>
+            </w:r>
+          </w:p>
+        </w:tc>
+        <w:tc>
+          <w:tcPr>
+            <w:tcW w:type="dxa" w:w="459"/>
+            <w:vAlign w:val="center"/>
+          </w:tcPr>
+          <w:p>
+            <w:pPr>
+              <w:spacing w:after="0" w:line="240" w:lineRule="auto"/>
+              <w:jc w:val="center"/>
+            </w:pPr>
+            <w:r>
+              <w:rPr>
+                <w:rFonts w:ascii="Times New Roman" w:hAnsi="Times New Roman"/>
+                <w:b/>
+                <w:sz w:val="16"/>
+              </w:rPr>
+              <w:t>1</w:t>
+            </w:r>
+          </w:p>
+        </w:tc>
+        <w:tc>
+          <w:tcPr>
+            <w:tcW w:type="dxa" w:w="459"/>
+            <w:vAlign w:val="center"/>
+          </w:tcPr>
+          <w:p>
+            <w:pPr>
+              <w:spacing w:after="0" w:line="240" w:lineRule="auto"/>
+              <w:jc w:val="center"/>
+            </w:pPr>
+            <w:r>
+              <w:rPr>
+                <w:rFonts w:ascii="Times New Roman" w:hAnsi="Times New Roman"/>
+                <w:b/>
+                <w:sz w:val="16"/>
+              </w:rPr>
               <w:t>2</w:t>
             </w:r>
           </w:p>
         </w:tc>
         <w:tc>
           <w:tcPr>
-            <w:tcW w:w="2126" w:type="dxa"/>
-          </w:tcPr>
-          <w:p>
-            <w:pPr>
-              <w:ind w:left="41" w:firstLine="0"/>
-            </w:pPr>
-            <w:r>
-              <w:rPr>
+            <w:tcW w:type="dxa" w:w="459"/>
+            <w:vAlign w:val="center"/>
+          </w:tcPr>
+          <w:p>
+            <w:pPr>
+              <w:spacing w:after="0" w:line="240" w:lineRule="auto"/>
+              <w:jc w:val="center"/>
+            </w:pPr>
+            <w:r>
+              <w:rPr>
+                <w:rFonts w:ascii="Times New Roman" w:hAnsi="Times New Roman"/>
+                <w:b/>
+                <w:sz w:val="16"/>
+              </w:rPr>
+              <w:t>3</w:t>
+            </w:r>
+          </w:p>
+        </w:tc>
+        <w:tc>
+          <w:tcPr>
+            <w:tcW w:type="dxa" w:w="459"/>
+            <w:vAlign w:val="center"/>
+          </w:tcPr>
+          <w:p>
+            <w:pPr>
+              <w:spacing w:after="0" w:line="240" w:lineRule="auto"/>
+              <w:jc w:val="center"/>
+            </w:pPr>
+            <w:r>
+              <w:rPr>
+                <w:rFonts w:ascii="Times New Roman" w:hAnsi="Times New Roman"/>
+                <w:b/>
+                <w:sz w:val="16"/>
+              </w:rPr>
+              <w:t>4</w:t>
+            </w:r>
+          </w:p>
+        </w:tc>
+        <w:tc>
+          <w:tcPr>
+            <w:tcW w:type="dxa" w:w="459"/>
+            <w:vAlign w:val="center"/>
+          </w:tcPr>
+          <w:p>
+            <w:pPr>
+              <w:spacing w:after="0" w:line="240" w:lineRule="auto"/>
+              <w:jc w:val="center"/>
+            </w:pPr>
+            <w:r>
+              <w:rPr>
+                <w:rFonts w:ascii="Times New Roman" w:hAnsi="Times New Roman"/>
+                <w:b/>
+                <w:sz w:val="16"/>
+              </w:rPr>
+              <w:t>1</w:t>
+            </w:r>
+          </w:p>
+        </w:tc>
+        <w:tc>
+          <w:tcPr>
+            <w:tcW w:type="dxa" w:w="459"/>
+            <w:vAlign w:val="center"/>
+          </w:tcPr>
+          <w:p>
+            <w:pPr>
+              <w:spacing w:after="0" w:line="240" w:lineRule="auto"/>
+              <w:jc w:val="center"/>
+            </w:pPr>
+            <w:r>
+              <w:rPr>
+                <w:rFonts w:ascii="Times New Roman" w:hAnsi="Times New Roman"/>
+                <w:b/>
+                <w:sz w:val="16"/>
+              </w:rPr>
+              <w:t>2</w:t>
+            </w:r>
+          </w:p>
+        </w:tc>
+        <w:tc>
+          <w:tcPr>
+            <w:tcW w:type="dxa" w:w="459"/>
+            <w:vAlign w:val="center"/>
+          </w:tcPr>
+          <w:p>
+            <w:pPr>
+              <w:spacing w:after="0" w:line="240" w:lineRule="auto"/>
+              <w:jc w:val="center"/>
+            </w:pPr>
+            <w:r>
+              <w:rPr>
+                <w:rFonts w:ascii="Times New Roman" w:hAnsi="Times New Roman"/>
+                <w:b/>
+                <w:sz w:val="16"/>
+              </w:rPr>
+              <w:t>3</w:t>
+            </w:r>
+          </w:p>
+        </w:tc>
+        <w:tc>
+          <w:tcPr>
+            <w:tcW w:type="dxa" w:w="459"/>
+            <w:vAlign w:val="center"/>
+          </w:tcPr>
+          <w:p>
+            <w:pPr>
+              <w:spacing w:after="0" w:line="240" w:lineRule="auto"/>
+              <w:jc w:val="center"/>
+            </w:pPr>
+            <w:r>
+              <w:rPr>
+                <w:rFonts w:ascii="Times New Roman" w:hAnsi="Times New Roman"/>
+                <w:b/>
+                <w:sz w:val="16"/>
+              </w:rPr>
+              <w:t>4</w:t>
+            </w:r>
+          </w:p>
+        </w:tc>
+        <w:tc>
+          <w:tcPr>
+            <w:tcW w:type="dxa" w:w="459"/>
+            <w:vAlign w:val="center"/>
+          </w:tcPr>
+          <w:p>
+            <w:pPr>
+              <w:spacing w:after="0" w:line="240" w:lineRule="auto"/>
+              <w:jc w:val="center"/>
+            </w:pPr>
+            <w:r>
+              <w:rPr>
+                <w:rFonts w:ascii="Times New Roman" w:hAnsi="Times New Roman"/>
+                <w:b/>
+                <w:sz w:val="16"/>
+              </w:rPr>
+              <w:t>1</w:t>
+            </w:r>
+          </w:p>
+        </w:tc>
+        <w:tc>
+          <w:tcPr>
+            <w:tcW w:type="dxa" w:w="459"/>
+            <w:vAlign w:val="center"/>
+          </w:tcPr>
+          <w:p>
+            <w:pPr>
+              <w:spacing w:after="0" w:line="240" w:lineRule="auto"/>
+              <w:jc w:val="center"/>
+            </w:pPr>
+            <w:r>
+              <w:rPr>
+                <w:rFonts w:ascii="Times New Roman" w:hAnsi="Times New Roman"/>
+                <w:b/>
+                <w:sz w:val="16"/>
+              </w:rPr>
+              <w:t>2</w:t>
+            </w:r>
+          </w:p>
+        </w:tc>
+        <w:tc>
+          <w:tcPr>
+            <w:tcW w:type="dxa" w:w="459"/>
+            <w:vAlign w:val="center"/>
+          </w:tcPr>
+          <w:p>
+            <w:pPr>
+              <w:spacing w:after="0" w:line="240" w:lineRule="auto"/>
+              <w:jc w:val="center"/>
+            </w:pPr>
+            <w:r>
+              <w:rPr>
+                <w:rFonts w:ascii="Times New Roman" w:hAnsi="Times New Roman"/>
+                <w:b/>
+                <w:sz w:val="16"/>
+              </w:rPr>
+              <w:t>3</w:t>
+            </w:r>
+          </w:p>
+        </w:tc>
+        <w:tc>
+          <w:tcPr>
+            <w:tcW w:type="dxa" w:w="459"/>
+            <w:vAlign w:val="center"/>
+          </w:tcPr>
+          <w:p>
+            <w:pPr>
+              <w:spacing w:after="0" w:line="240" w:lineRule="auto"/>
+              <w:jc w:val="center"/>
+            </w:pPr>
+            <w:r>
+              <w:rPr>
+                <w:rFonts w:ascii="Times New Roman" w:hAnsi="Times New Roman"/>
+                <w:b/>
+                <w:sz w:val="16"/>
+              </w:rPr>
+              <w:t>4</w:t>
+            </w:r>
+          </w:p>
+        </w:tc>
+        <w:tc>
+          <w:tcPr>
+            <w:tcW w:type="dxa" w:w="459"/>
+            <w:vAlign w:val="center"/>
+          </w:tcPr>
+          <w:p>
+            <w:pPr>
+              <w:spacing w:after="0" w:line="240" w:lineRule="auto"/>
+              <w:jc w:val="center"/>
+            </w:pPr>
+            <w:r>
+              <w:rPr>
+                <w:rFonts w:ascii="Times New Roman" w:hAnsi="Times New Roman"/>
+                <w:b/>
+                <w:sz w:val="16"/>
+              </w:rPr>
+              <w:t>1</w:t>
+            </w:r>
+          </w:p>
+        </w:tc>
+        <w:tc>
+          <w:tcPr>
+            <w:tcW w:type="dxa" w:w="459"/>
+            <w:vAlign w:val="center"/>
+          </w:tcPr>
+          <w:p>
+            <w:pPr>
+              <w:spacing w:after="0" w:line="240" w:lineRule="auto"/>
+              <w:jc w:val="center"/>
+            </w:pPr>
+            <w:r>
+              <w:rPr>
+                <w:rFonts w:ascii="Times New Roman" w:hAnsi="Times New Roman"/>
+                <w:b/>
+                <w:sz w:val="16"/>
+              </w:rPr>
+              <w:t>2</w:t>
+            </w:r>
+          </w:p>
+        </w:tc>
+        <w:tc>
+          <w:tcPr>
+            <w:tcW w:type="dxa" w:w="459"/>
+            <w:vAlign w:val="center"/>
+          </w:tcPr>
+          <w:p>
+            <w:pPr>
+              <w:spacing w:after="0" w:line="240" w:lineRule="auto"/>
+              <w:jc w:val="center"/>
+            </w:pPr>
+            <w:r>
+              <w:rPr>
+                <w:rFonts w:ascii="Times New Roman" w:hAnsi="Times New Roman"/>
+                <w:b/>
+                <w:sz w:val="16"/>
+              </w:rPr>
+              <w:t>3</w:t>
+            </w:r>
+          </w:p>
+        </w:tc>
+        <w:tc>
+          <w:tcPr>
+            <w:tcW w:type="dxa" w:w="459"/>
+            <w:vAlign w:val="center"/>
+          </w:tcPr>
+          <w:p>
+            <w:pPr>
+              <w:spacing w:after="0" w:line="240" w:lineRule="auto"/>
+              <w:jc w:val="center"/>
+            </w:pPr>
+            <w:r>
+              <w:rPr>
+                <w:rFonts w:ascii="Times New Roman" w:hAnsi="Times New Roman"/>
+                <w:b/>
+                <w:sz w:val="16"/>
+              </w:rPr>
+              <w:t>4</w:t>
+            </w:r>
+          </w:p>
+        </w:tc>
+      </w:tr>
+      <w:tr>
+        <w:tc>
+          <w:tcPr>
+            <w:tcW w:type="dxa" w:w="459"/>
+            <w:vAlign w:val="center"/>
+          </w:tcPr>
+          <w:p>
+            <w:pPr>
+              <w:spacing w:after="0" w:line="240" w:lineRule="auto"/>
+              <w:jc w:val="center"/>
+            </w:pPr>
+            <w:r>
+              <w:rPr>
+                <w:rFonts w:ascii="Times New Roman" w:hAnsi="Times New Roman"/>
+                <w:b w:val="0"/>
+                <w:sz w:val="16"/>
+              </w:rPr>
+              <w:t>1.</w:t>
+            </w:r>
+          </w:p>
+        </w:tc>
+        <w:tc>
+          <w:tcPr>
+            <w:tcW w:type="dxa" w:w="459"/>
+            <w:vAlign w:val="center"/>
+          </w:tcPr>
+          <w:p>
+            <w:pPr>
+              <w:spacing w:after="0" w:line="240" w:lineRule="auto"/>
+              <w:jc w:val="left"/>
+            </w:pPr>
+            <w:r>
+              <w:rPr>
+                <w:rFonts w:ascii="Times New Roman" w:hAnsi="Times New Roman"/>
+                <w:b w:val="0"/>
+                <w:sz w:val="16"/>
+              </w:rPr>
+              <w:t>Studi Literatur</w:t>
+            </w:r>
+          </w:p>
+        </w:tc>
+        <w:tc>
+          <w:tcPr>
+            <w:tcW w:type="dxa" w:w="459"/>
+            <w:vAlign w:val="center"/>
+          </w:tcPr>
+          <w:p>
+            <w:pPr>
+              <w:spacing w:after="0" w:line="240" w:lineRule="auto"/>
+              <w:jc w:val="center"/>
+            </w:pPr>
+            <w:r>
+              <w:rPr>
+                <w:rFonts w:ascii="Times New Roman" w:hAnsi="Times New Roman"/>
+                <w:b w:val="0"/>
+                <w:sz w:val="16"/>
+              </w:rPr>
+              <w:t>√</w:t>
+            </w:r>
+          </w:p>
+        </w:tc>
+        <w:tc>
+          <w:tcPr>
+            <w:tcW w:type="dxa" w:w="459"/>
+            <w:vAlign w:val="center"/>
+          </w:tcPr>
+          <w:p>
+            <w:pPr>
+              <w:spacing w:after="0" w:line="240" w:lineRule="auto"/>
+              <w:jc w:val="center"/>
+            </w:pPr>
+            <w:r>
+              <w:rPr>
+                <w:rFonts w:ascii="Times New Roman" w:hAnsi="Times New Roman"/>
+                <w:b w:val="0"/>
+                <w:sz w:val="16"/>
+              </w:rPr>
+              <w:t>√</w:t>
+            </w:r>
+          </w:p>
+        </w:tc>
+        <w:tc>
+          <w:tcPr>
+            <w:tcW w:type="dxa" w:w="459"/>
+            <w:vAlign w:val="center"/>
+          </w:tcPr>
+          <w:p>
+            <w:pPr>
+              <w:spacing w:after="0" w:line="240" w:lineRule="auto"/>
+              <w:jc w:val="center"/>
+            </w:pPr>
+            <w:r>
+              <w:rPr>
+                <w:rFonts w:ascii="Times New Roman" w:hAnsi="Times New Roman"/>
+                <w:b w:val="0"/>
+                <w:sz w:val="16"/>
+              </w:rPr>
+              <w:t>√</w:t>
+            </w:r>
+          </w:p>
+        </w:tc>
+        <w:tc>
+          <w:tcPr>
+            <w:tcW w:type="dxa" w:w="459"/>
+            <w:vAlign w:val="center"/>
+          </w:tcPr>
+          <w:p>
+            <w:pPr>
+              <w:spacing w:after="0" w:line="240" w:lineRule="auto"/>
+              <w:jc w:val="center"/>
+            </w:pPr>
+            <w:r>
+              <w:rPr>
+                <w:rFonts w:ascii="Times New Roman" w:hAnsi="Times New Roman"/>
+                <w:b w:val="0"/>
+                <w:sz w:val="16"/>
+              </w:rPr>
+              <w:t>√</w:t>
+            </w:r>
+          </w:p>
+        </w:tc>
+        <w:tc>
+          <w:tcPr>
+            <w:tcW w:type="dxa" w:w="459"/>
+            <w:vAlign w:val="center"/>
+          </w:tcPr>
+          <w:p>
+            <w:pPr>
+              <w:spacing w:after="0" w:line="240" w:lineRule="auto"/>
+              <w:jc w:val="center"/>
+            </w:pPr>
+            <w:r>
+              <w:rPr>
+                <w:rFonts w:ascii="Times New Roman" w:hAnsi="Times New Roman"/>
+                <w:b w:val="0"/>
+                <w:sz w:val="16"/>
+              </w:rPr>
+            </w:r>
+          </w:p>
+        </w:tc>
+        <w:tc>
+          <w:tcPr>
+            <w:tcW w:type="dxa" w:w="459"/>
+            <w:vAlign w:val="center"/>
+          </w:tcPr>
+          <w:p>
+            <w:pPr>
+              <w:spacing w:after="0" w:line="240" w:lineRule="auto"/>
+              <w:jc w:val="center"/>
+            </w:pPr>
+            <w:r>
+              <w:rPr>
+                <w:rFonts w:ascii="Times New Roman" w:hAnsi="Times New Roman"/>
+                <w:b w:val="0"/>
+                <w:sz w:val="16"/>
+              </w:rPr>
+            </w:r>
+          </w:p>
+        </w:tc>
+        <w:tc>
+          <w:tcPr>
+            <w:tcW w:type="dxa" w:w="459"/>
+            <w:vAlign w:val="center"/>
+          </w:tcPr>
+          <w:p>
+            <w:pPr>
+              <w:spacing w:after="0" w:line="240" w:lineRule="auto"/>
+              <w:jc w:val="center"/>
+            </w:pPr>
+            <w:r>
+              <w:rPr>
+                <w:rFonts w:ascii="Times New Roman" w:hAnsi="Times New Roman"/>
+                <w:b w:val="0"/>
+                <w:sz w:val="16"/>
+              </w:rPr>
+            </w:r>
+          </w:p>
+        </w:tc>
+        <w:tc>
+          <w:tcPr>
+            <w:tcW w:type="dxa" w:w="459"/>
+            <w:vAlign w:val="center"/>
+          </w:tcPr>
+          <w:p>
+            <w:pPr>
+              <w:spacing w:after="0" w:line="240" w:lineRule="auto"/>
+              <w:jc w:val="center"/>
+            </w:pPr>
+            <w:r>
+              <w:rPr>
+                <w:rFonts w:ascii="Times New Roman" w:hAnsi="Times New Roman"/>
+                <w:b w:val="0"/>
+                <w:sz w:val="16"/>
+              </w:rPr>
+            </w:r>
+          </w:p>
+        </w:tc>
+        <w:tc>
+          <w:tcPr>
+            <w:tcW w:type="dxa" w:w="459"/>
+            <w:vAlign w:val="center"/>
+          </w:tcPr>
+          <w:p>
+            <w:pPr>
+              <w:spacing w:after="0" w:line="240" w:lineRule="auto"/>
+              <w:jc w:val="center"/>
+            </w:pPr>
+            <w:r>
+              <w:rPr>
+                <w:rFonts w:ascii="Times New Roman" w:hAnsi="Times New Roman"/>
+                <w:b w:val="0"/>
+                <w:sz w:val="16"/>
+              </w:rPr>
+            </w:r>
+          </w:p>
+        </w:tc>
+        <w:tc>
+          <w:tcPr>
+            <w:tcW w:type="dxa" w:w="459"/>
+            <w:vAlign w:val="center"/>
+          </w:tcPr>
+          <w:p>
+            <w:pPr>
+              <w:spacing w:after="0" w:line="240" w:lineRule="auto"/>
+              <w:jc w:val="center"/>
+            </w:pPr>
+            <w:r>
+              <w:rPr>
+                <w:rFonts w:ascii="Times New Roman" w:hAnsi="Times New Roman"/>
+                <w:b w:val="0"/>
+                <w:sz w:val="16"/>
+              </w:rPr>
+            </w:r>
+          </w:p>
+        </w:tc>
+        <w:tc>
+          <w:tcPr>
+            <w:tcW w:type="dxa" w:w="459"/>
+            <w:vAlign w:val="center"/>
+          </w:tcPr>
+          <w:p>
+            <w:pPr>
+              <w:spacing w:after="0" w:line="240" w:lineRule="auto"/>
+              <w:jc w:val="center"/>
+            </w:pPr>
+            <w:r>
+              <w:rPr>
+                <w:rFonts w:ascii="Times New Roman" w:hAnsi="Times New Roman"/>
+                <w:b w:val="0"/>
+                <w:sz w:val="16"/>
+              </w:rPr>
+            </w:r>
+          </w:p>
+        </w:tc>
+        <w:tc>
+          <w:tcPr>
+            <w:tcW w:type="dxa" w:w="459"/>
+            <w:vAlign w:val="center"/>
+          </w:tcPr>
+          <w:p>
+            <w:pPr>
+              <w:spacing w:after="0" w:line="240" w:lineRule="auto"/>
+              <w:jc w:val="center"/>
+            </w:pPr>
+            <w:r>
+              <w:rPr>
+                <w:rFonts w:ascii="Times New Roman" w:hAnsi="Times New Roman"/>
+                <w:b w:val="0"/>
+                <w:sz w:val="16"/>
+              </w:rPr>
+            </w:r>
+          </w:p>
+        </w:tc>
+        <w:tc>
+          <w:tcPr>
+            <w:tcW w:type="dxa" w:w="459"/>
+            <w:vAlign w:val="center"/>
+          </w:tcPr>
+          <w:p>
+            <w:pPr>
+              <w:spacing w:after="0" w:line="240" w:lineRule="auto"/>
+              <w:jc w:val="center"/>
+            </w:pPr>
+            <w:r>
+              <w:rPr>
+                <w:rFonts w:ascii="Times New Roman" w:hAnsi="Times New Roman"/>
+                <w:b w:val="0"/>
+                <w:sz w:val="16"/>
+              </w:rPr>
+            </w:r>
+          </w:p>
+        </w:tc>
+        <w:tc>
+          <w:tcPr>
+            <w:tcW w:type="dxa" w:w="459"/>
+            <w:vAlign w:val="center"/>
+          </w:tcPr>
+          <w:p>
+            <w:pPr>
+              <w:spacing w:after="0" w:line="240" w:lineRule="auto"/>
+              <w:jc w:val="center"/>
+            </w:pPr>
+            <w:r>
+              <w:rPr>
+                <w:rFonts w:ascii="Times New Roman" w:hAnsi="Times New Roman"/>
+                <w:b w:val="0"/>
+                <w:sz w:val="16"/>
+              </w:rPr>
+            </w:r>
+          </w:p>
+        </w:tc>
+        <w:tc>
+          <w:tcPr>
+            <w:tcW w:type="dxa" w:w="459"/>
+            <w:vAlign w:val="center"/>
+          </w:tcPr>
+          <w:p>
+            <w:pPr>
+              <w:spacing w:after="0" w:line="240" w:lineRule="auto"/>
+              <w:jc w:val="center"/>
+            </w:pPr>
+            <w:r>
+              <w:rPr>
+                <w:rFonts w:ascii="Times New Roman" w:hAnsi="Times New Roman"/>
+                <w:b w:val="0"/>
+                <w:sz w:val="16"/>
+              </w:rPr>
+            </w:r>
+          </w:p>
+        </w:tc>
+        <w:tc>
+          <w:tcPr>
+            <w:tcW w:type="dxa" w:w="459"/>
+            <w:vAlign w:val="center"/>
+          </w:tcPr>
+          <w:p>
+            <w:pPr>
+              <w:spacing w:after="0" w:line="240" w:lineRule="auto"/>
+              <w:jc w:val="center"/>
+            </w:pPr>
+            <w:r>
+              <w:rPr>
+                <w:rFonts w:ascii="Times New Roman" w:hAnsi="Times New Roman"/>
+                <w:b w:val="0"/>
+                <w:sz w:val="16"/>
+              </w:rPr>
+            </w:r>
+          </w:p>
+        </w:tc>
+      </w:tr>
+      <w:tr>
+        <w:tc>
+          <w:tcPr>
+            <w:tcW w:type="dxa" w:w="459"/>
+            <w:vAlign w:val="center"/>
+          </w:tcPr>
+          <w:p>
+            <w:pPr>
+              <w:spacing w:after="0" w:line="240" w:lineRule="auto"/>
+              <w:jc w:val="center"/>
+            </w:pPr>
+            <w:r>
+              <w:rPr>
+                <w:rFonts w:ascii="Times New Roman" w:hAnsi="Times New Roman"/>
+                <w:b w:val="0"/>
+                <w:sz w:val="16"/>
+              </w:rPr>
+              <w:t>2.</w:t>
+            </w:r>
+          </w:p>
+        </w:tc>
+        <w:tc>
+          <w:tcPr>
+            <w:tcW w:type="dxa" w:w="459"/>
+            <w:vAlign w:val="center"/>
+          </w:tcPr>
+          <w:p>
+            <w:pPr>
+              <w:spacing w:after="0" w:line="240" w:lineRule="auto"/>
+              <w:jc w:val="left"/>
+            </w:pPr>
+            <w:r>
+              <w:rPr>
+                <w:rFonts w:ascii="Times New Roman" w:hAnsi="Times New Roman"/>
+                <w:b w:val="0"/>
+                <w:sz w:val="16"/>
+              </w:rPr>
+              <w:t>Pengumpulan Data</w:t>
+            </w:r>
+          </w:p>
+        </w:tc>
+        <w:tc>
+          <w:tcPr>
+            <w:tcW w:type="dxa" w:w="459"/>
+            <w:vAlign w:val="center"/>
+          </w:tcPr>
+          <w:p>
+            <w:pPr>
+              <w:spacing w:after="0" w:line="240" w:lineRule="auto"/>
+              <w:jc w:val="center"/>
+            </w:pPr>
+            <w:r>
+              <w:rPr>
+                <w:rFonts w:ascii="Times New Roman" w:hAnsi="Times New Roman"/>
+                <w:b w:val="0"/>
+                <w:sz w:val="16"/>
+              </w:rPr>
+            </w:r>
+          </w:p>
+        </w:tc>
+        <w:tc>
+          <w:tcPr>
+            <w:tcW w:type="dxa" w:w="459"/>
+            <w:vAlign w:val="center"/>
+          </w:tcPr>
+          <w:p>
+            <w:pPr>
+              <w:spacing w:after="0" w:line="240" w:lineRule="auto"/>
+              <w:jc w:val="center"/>
+            </w:pPr>
+            <w:r>
+              <w:rPr>
+                <w:rFonts w:ascii="Times New Roman" w:hAnsi="Times New Roman"/>
+                <w:b w:val="0"/>
+                <w:sz w:val="16"/>
+              </w:rPr>
+            </w:r>
+          </w:p>
+        </w:tc>
+        <w:tc>
+          <w:tcPr>
+            <w:tcW w:type="dxa" w:w="459"/>
+            <w:vAlign w:val="center"/>
+          </w:tcPr>
+          <w:p>
+            <w:pPr>
+              <w:spacing w:after="0" w:line="240" w:lineRule="auto"/>
+              <w:jc w:val="center"/>
+            </w:pPr>
+            <w:r>
+              <w:rPr>
+                <w:rFonts w:ascii="Times New Roman" w:hAnsi="Times New Roman"/>
+                <w:b w:val="0"/>
+                <w:sz w:val="16"/>
+              </w:rPr>
+              <w:t>√</w:t>
+            </w:r>
+          </w:p>
+        </w:tc>
+        <w:tc>
+          <w:tcPr>
+            <w:tcW w:type="dxa" w:w="459"/>
+            <w:vAlign w:val="center"/>
+          </w:tcPr>
+          <w:p>
+            <w:pPr>
+              <w:spacing w:after="0" w:line="240" w:lineRule="auto"/>
+              <w:jc w:val="center"/>
+            </w:pPr>
+            <w:r>
+              <w:rPr>
+                <w:rFonts w:ascii="Times New Roman" w:hAnsi="Times New Roman"/>
+                <w:b w:val="0"/>
+                <w:sz w:val="16"/>
+              </w:rPr>
+              <w:t>√</w:t>
+            </w:r>
+          </w:p>
+        </w:tc>
+        <w:tc>
+          <w:tcPr>
+            <w:tcW w:type="dxa" w:w="459"/>
+            <w:vAlign w:val="center"/>
+          </w:tcPr>
+          <w:p>
+            <w:pPr>
+              <w:spacing w:after="0" w:line="240" w:lineRule="auto"/>
+              <w:jc w:val="center"/>
+            </w:pPr>
+            <w:r>
+              <w:rPr>
+                <w:rFonts w:ascii="Times New Roman" w:hAnsi="Times New Roman"/>
+                <w:b w:val="0"/>
+                <w:sz w:val="16"/>
+              </w:rPr>
+              <w:t>√</w:t>
+            </w:r>
+          </w:p>
+        </w:tc>
+        <w:tc>
+          <w:tcPr>
+            <w:tcW w:type="dxa" w:w="459"/>
+            <w:vAlign w:val="center"/>
+          </w:tcPr>
+          <w:p>
+            <w:pPr>
+              <w:spacing w:after="0" w:line="240" w:lineRule="auto"/>
+              <w:jc w:val="center"/>
+            </w:pPr>
+            <w:r>
+              <w:rPr>
+                <w:rFonts w:ascii="Times New Roman" w:hAnsi="Times New Roman"/>
+                <w:b w:val="0"/>
+                <w:sz w:val="16"/>
+              </w:rPr>
+              <w:t>√</w:t>
+            </w:r>
+          </w:p>
+        </w:tc>
+        <w:tc>
+          <w:tcPr>
+            <w:tcW w:type="dxa" w:w="459"/>
+            <w:vAlign w:val="center"/>
+          </w:tcPr>
+          <w:p>
+            <w:pPr>
+              <w:spacing w:after="0" w:line="240" w:lineRule="auto"/>
+              <w:jc w:val="center"/>
+            </w:pPr>
+            <w:r>
+              <w:rPr>
+                <w:rFonts w:ascii="Times New Roman" w:hAnsi="Times New Roman"/>
+                <w:b w:val="0"/>
+                <w:sz w:val="16"/>
+              </w:rPr>
+            </w:r>
+          </w:p>
+        </w:tc>
+        <w:tc>
+          <w:tcPr>
+            <w:tcW w:type="dxa" w:w="459"/>
+            <w:vAlign w:val="center"/>
+          </w:tcPr>
+          <w:p>
+            <w:pPr>
+              <w:spacing w:after="0" w:line="240" w:lineRule="auto"/>
+              <w:jc w:val="center"/>
+            </w:pPr>
+            <w:r>
+              <w:rPr>
+                <w:rFonts w:ascii="Times New Roman" w:hAnsi="Times New Roman"/>
+                <w:b w:val="0"/>
+                <w:sz w:val="16"/>
+              </w:rPr>
+            </w:r>
+          </w:p>
+        </w:tc>
+        <w:tc>
+          <w:tcPr>
+            <w:tcW w:type="dxa" w:w="459"/>
+            <w:vAlign w:val="center"/>
+          </w:tcPr>
+          <w:p>
+            <w:pPr>
+              <w:spacing w:after="0" w:line="240" w:lineRule="auto"/>
+              <w:jc w:val="center"/>
+            </w:pPr>
+            <w:r>
+              <w:rPr>
+                <w:rFonts w:ascii="Times New Roman" w:hAnsi="Times New Roman"/>
+                <w:b w:val="0"/>
+                <w:sz w:val="16"/>
+              </w:rPr>
+            </w:r>
+          </w:p>
+        </w:tc>
+        <w:tc>
+          <w:tcPr>
+            <w:tcW w:type="dxa" w:w="459"/>
+            <w:vAlign w:val="center"/>
+          </w:tcPr>
+          <w:p>
+            <w:pPr>
+              <w:spacing w:after="0" w:line="240" w:lineRule="auto"/>
+              <w:jc w:val="center"/>
+            </w:pPr>
+            <w:r>
+              <w:rPr>
+                <w:rFonts w:ascii="Times New Roman" w:hAnsi="Times New Roman"/>
+                <w:b w:val="0"/>
+                <w:sz w:val="16"/>
+              </w:rPr>
+            </w:r>
+          </w:p>
+        </w:tc>
+        <w:tc>
+          <w:tcPr>
+            <w:tcW w:type="dxa" w:w="459"/>
+            <w:vAlign w:val="center"/>
+          </w:tcPr>
+          <w:p>
+            <w:pPr>
+              <w:spacing w:after="0" w:line="240" w:lineRule="auto"/>
+              <w:jc w:val="center"/>
+            </w:pPr>
+            <w:r>
+              <w:rPr>
+                <w:rFonts w:ascii="Times New Roman" w:hAnsi="Times New Roman"/>
+                <w:b w:val="0"/>
+                <w:sz w:val="16"/>
+              </w:rPr>
+            </w:r>
+          </w:p>
+        </w:tc>
+        <w:tc>
+          <w:tcPr>
+            <w:tcW w:type="dxa" w:w="459"/>
+            <w:vAlign w:val="center"/>
+          </w:tcPr>
+          <w:p>
+            <w:pPr>
+              <w:spacing w:after="0" w:line="240" w:lineRule="auto"/>
+              <w:jc w:val="center"/>
+            </w:pPr>
+            <w:r>
+              <w:rPr>
+                <w:rFonts w:ascii="Times New Roman" w:hAnsi="Times New Roman"/>
+                <w:b w:val="0"/>
+                <w:sz w:val="16"/>
+              </w:rPr>
+            </w:r>
+          </w:p>
+        </w:tc>
+        <w:tc>
+          <w:tcPr>
+            <w:tcW w:type="dxa" w:w="459"/>
+            <w:vAlign w:val="center"/>
+          </w:tcPr>
+          <w:p>
+            <w:pPr>
+              <w:spacing w:after="0" w:line="240" w:lineRule="auto"/>
+              <w:jc w:val="center"/>
+            </w:pPr>
+            <w:r>
+              <w:rPr>
+                <w:rFonts w:ascii="Times New Roman" w:hAnsi="Times New Roman"/>
+                <w:b w:val="0"/>
+                <w:sz w:val="16"/>
+              </w:rPr>
+            </w:r>
+          </w:p>
+        </w:tc>
+        <w:tc>
+          <w:tcPr>
+            <w:tcW w:type="dxa" w:w="459"/>
+            <w:vAlign w:val="center"/>
+          </w:tcPr>
+          <w:p>
+            <w:pPr>
+              <w:spacing w:after="0" w:line="240" w:lineRule="auto"/>
+              <w:jc w:val="center"/>
+            </w:pPr>
+            <w:r>
+              <w:rPr>
+                <w:rFonts w:ascii="Times New Roman" w:hAnsi="Times New Roman"/>
+                <w:b w:val="0"/>
+                <w:sz w:val="16"/>
+              </w:rPr>
+            </w:r>
+          </w:p>
+        </w:tc>
+        <w:tc>
+          <w:tcPr>
+            <w:tcW w:type="dxa" w:w="459"/>
+            <w:vAlign w:val="center"/>
+          </w:tcPr>
+          <w:p>
+            <w:pPr>
+              <w:spacing w:after="0" w:line="240" w:lineRule="auto"/>
+              <w:jc w:val="center"/>
+            </w:pPr>
+            <w:r>
+              <w:rPr>
+                <w:rFonts w:ascii="Times New Roman" w:hAnsi="Times New Roman"/>
+                <w:b w:val="0"/>
+                <w:sz w:val="16"/>
+              </w:rPr>
+            </w:r>
+          </w:p>
+        </w:tc>
+        <w:tc>
+          <w:tcPr>
+            <w:tcW w:type="dxa" w:w="459"/>
+            <w:vAlign w:val="center"/>
+          </w:tcPr>
+          <w:p>
+            <w:pPr>
+              <w:spacing w:after="0" w:line="240" w:lineRule="auto"/>
+              <w:jc w:val="center"/>
+            </w:pPr>
+            <w:r>
+              <w:rPr>
+                <w:rFonts w:ascii="Times New Roman" w:hAnsi="Times New Roman"/>
+                <w:b w:val="0"/>
+                <w:sz w:val="16"/>
+              </w:rPr>
+            </w:r>
+          </w:p>
+        </w:tc>
+      </w:tr>
+      <w:tr>
+        <w:tc>
+          <w:tcPr>
+            <w:tcW w:type="dxa" w:w="459"/>
+            <w:vAlign w:val="center"/>
+          </w:tcPr>
+          <w:p>
+            <w:pPr>
+              <w:spacing w:after="0" w:line="240" w:lineRule="auto"/>
+              <w:jc w:val="center"/>
+            </w:pPr>
+            <w:r>
+              <w:rPr>
+                <w:rFonts w:ascii="Times New Roman" w:hAnsi="Times New Roman"/>
+                <w:b w:val="0"/>
+                <w:sz w:val="16"/>
+              </w:rPr>
+              <w:t>3.</w:t>
+            </w:r>
+          </w:p>
+        </w:tc>
+        <w:tc>
+          <w:tcPr>
+            <w:tcW w:type="dxa" w:w="459"/>
+            <w:vAlign w:val="center"/>
+          </w:tcPr>
+          <w:p>
+            <w:pPr>
+              <w:spacing w:after="0" w:line="240" w:lineRule="auto"/>
+              <w:jc w:val="left"/>
+            </w:pPr>
+            <w:r>
+              <w:rPr>
+                <w:rFonts w:ascii="Times New Roman" w:hAnsi="Times New Roman"/>
+                <w:b w:val="0"/>
+                <w:sz w:val="16"/>
+              </w:rPr>
+              <w:t>Analisis Kebutuhan Sistem</w:t>
+            </w:r>
+          </w:p>
+        </w:tc>
+        <w:tc>
+          <w:tcPr>
+            <w:tcW w:type="dxa" w:w="459"/>
+            <w:vAlign w:val="center"/>
+          </w:tcPr>
+          <w:p>
+            <w:pPr>
+              <w:spacing w:after="0" w:line="240" w:lineRule="auto"/>
+              <w:jc w:val="center"/>
+            </w:pPr>
+            <w:r>
+              <w:rPr>
+                <w:rFonts w:ascii="Times New Roman" w:hAnsi="Times New Roman"/>
+                <w:b w:val="0"/>
+                <w:sz w:val="16"/>
+              </w:rPr>
+            </w:r>
+          </w:p>
+        </w:tc>
+        <w:tc>
+          <w:tcPr>
+            <w:tcW w:type="dxa" w:w="459"/>
+            <w:vAlign w:val="center"/>
+          </w:tcPr>
+          <w:p>
+            <w:pPr>
+              <w:spacing w:after="0" w:line="240" w:lineRule="auto"/>
+              <w:jc w:val="center"/>
+            </w:pPr>
+            <w:r>
+              <w:rPr>
+                <w:rFonts w:ascii="Times New Roman" w:hAnsi="Times New Roman"/>
+                <w:b w:val="0"/>
+                <w:sz w:val="16"/>
+              </w:rPr>
+            </w:r>
+          </w:p>
+        </w:tc>
+        <w:tc>
+          <w:tcPr>
+            <w:tcW w:type="dxa" w:w="459"/>
+            <w:vAlign w:val="center"/>
+          </w:tcPr>
+          <w:p>
+            <w:pPr>
+              <w:spacing w:after="0" w:line="240" w:lineRule="auto"/>
+              <w:jc w:val="center"/>
+            </w:pPr>
+            <w:r>
+              <w:rPr>
+                <w:rFonts w:ascii="Times New Roman" w:hAnsi="Times New Roman"/>
+                <w:b w:val="0"/>
+                <w:sz w:val="16"/>
+              </w:rPr>
+            </w:r>
+          </w:p>
+        </w:tc>
+        <w:tc>
+          <w:tcPr>
+            <w:tcW w:type="dxa" w:w="459"/>
+            <w:vAlign w:val="center"/>
+          </w:tcPr>
+          <w:p>
+            <w:pPr>
+              <w:spacing w:after="0" w:line="240" w:lineRule="auto"/>
+              <w:jc w:val="center"/>
+            </w:pPr>
+            <w:r>
+              <w:rPr>
+                <w:rFonts w:ascii="Times New Roman" w:hAnsi="Times New Roman"/>
+                <w:b w:val="0"/>
+                <w:sz w:val="16"/>
+              </w:rPr>
+            </w:r>
+          </w:p>
+        </w:tc>
+        <w:tc>
+          <w:tcPr>
+            <w:tcW w:type="dxa" w:w="459"/>
+            <w:vAlign w:val="center"/>
+          </w:tcPr>
+          <w:p>
+            <w:pPr>
+              <w:spacing w:after="0" w:line="240" w:lineRule="auto"/>
+              <w:jc w:val="center"/>
+            </w:pPr>
+            <w:r>
+              <w:rPr>
+                <w:rFonts w:ascii="Times New Roman" w:hAnsi="Times New Roman"/>
+                <w:b w:val="0"/>
+                <w:sz w:val="16"/>
+              </w:rPr>
+              <w:t>√</w:t>
+            </w:r>
+          </w:p>
+        </w:tc>
+        <w:tc>
+          <w:tcPr>
+            <w:tcW w:type="dxa" w:w="459"/>
+            <w:vAlign w:val="center"/>
+          </w:tcPr>
+          <w:p>
+            <w:pPr>
+              <w:spacing w:after="0" w:line="240" w:lineRule="auto"/>
+              <w:jc w:val="center"/>
+            </w:pPr>
+            <w:r>
+              <w:rPr>
+                <w:rFonts w:ascii="Times New Roman" w:hAnsi="Times New Roman"/>
+                <w:b w:val="0"/>
+                <w:sz w:val="16"/>
+              </w:rPr>
+              <w:t>√</w:t>
+            </w:r>
+          </w:p>
+        </w:tc>
+        <w:tc>
+          <w:tcPr>
+            <w:tcW w:type="dxa" w:w="459"/>
+            <w:vAlign w:val="center"/>
+          </w:tcPr>
+          <w:p>
+            <w:pPr>
+              <w:spacing w:after="0" w:line="240" w:lineRule="auto"/>
+              <w:jc w:val="center"/>
+            </w:pPr>
+            <w:r>
+              <w:rPr>
+                <w:rFonts w:ascii="Times New Roman" w:hAnsi="Times New Roman"/>
+                <w:b w:val="0"/>
+                <w:sz w:val="16"/>
+              </w:rPr>
+              <w:t>√</w:t>
+            </w:r>
+          </w:p>
+        </w:tc>
+        <w:tc>
+          <w:tcPr>
+            <w:tcW w:type="dxa" w:w="459"/>
+            <w:vAlign w:val="center"/>
+          </w:tcPr>
+          <w:p>
+            <w:pPr>
+              <w:spacing w:after="0" w:line="240" w:lineRule="auto"/>
+              <w:jc w:val="center"/>
+            </w:pPr>
+            <w:r>
+              <w:rPr>
+                <w:rFonts w:ascii="Times New Roman" w:hAnsi="Times New Roman"/>
+                <w:b w:val="0"/>
+                <w:sz w:val="16"/>
+              </w:rPr>
+            </w:r>
+          </w:p>
+        </w:tc>
+        <w:tc>
+          <w:tcPr>
+            <w:tcW w:type="dxa" w:w="459"/>
+            <w:vAlign w:val="center"/>
+          </w:tcPr>
+          <w:p>
+            <w:pPr>
+              <w:spacing w:after="0" w:line="240" w:lineRule="auto"/>
+              <w:jc w:val="center"/>
+            </w:pPr>
+            <w:r>
+              <w:rPr>
+                <w:rFonts w:ascii="Times New Roman" w:hAnsi="Times New Roman"/>
+                <w:b w:val="0"/>
+                <w:sz w:val="16"/>
+              </w:rPr>
+            </w:r>
+          </w:p>
+        </w:tc>
+        <w:tc>
+          <w:tcPr>
+            <w:tcW w:type="dxa" w:w="459"/>
+            <w:vAlign w:val="center"/>
+          </w:tcPr>
+          <w:p>
+            <w:pPr>
+              <w:spacing w:after="0" w:line="240" w:lineRule="auto"/>
+              <w:jc w:val="center"/>
+            </w:pPr>
+            <w:r>
+              <w:rPr>
+                <w:rFonts w:ascii="Times New Roman" w:hAnsi="Times New Roman"/>
+                <w:b w:val="0"/>
+                <w:sz w:val="16"/>
+              </w:rPr>
+            </w:r>
+          </w:p>
+        </w:tc>
+        <w:tc>
+          <w:tcPr>
+            <w:tcW w:type="dxa" w:w="459"/>
+            <w:vAlign w:val="center"/>
+          </w:tcPr>
+          <w:p>
+            <w:pPr>
+              <w:spacing w:after="0" w:line="240" w:lineRule="auto"/>
+              <w:jc w:val="center"/>
+            </w:pPr>
+            <w:r>
+              <w:rPr>
+                <w:rFonts w:ascii="Times New Roman" w:hAnsi="Times New Roman"/>
+                <w:b w:val="0"/>
+                <w:sz w:val="16"/>
+              </w:rPr>
+            </w:r>
+          </w:p>
+        </w:tc>
+        <w:tc>
+          <w:tcPr>
+            <w:tcW w:type="dxa" w:w="459"/>
+            <w:vAlign w:val="center"/>
+          </w:tcPr>
+          <w:p>
+            <w:pPr>
+              <w:spacing w:after="0" w:line="240" w:lineRule="auto"/>
+              <w:jc w:val="center"/>
+            </w:pPr>
+            <w:r>
+              <w:rPr>
+                <w:rFonts w:ascii="Times New Roman" w:hAnsi="Times New Roman"/>
+                <w:b w:val="0"/>
+                <w:sz w:val="16"/>
+              </w:rPr>
+            </w:r>
+          </w:p>
+        </w:tc>
+        <w:tc>
+          <w:tcPr>
+            <w:tcW w:type="dxa" w:w="459"/>
+            <w:vAlign w:val="center"/>
+          </w:tcPr>
+          <w:p>
+            <w:pPr>
+              <w:spacing w:after="0" w:line="240" w:lineRule="auto"/>
+              <w:jc w:val="center"/>
+            </w:pPr>
+            <w:r>
+              <w:rPr>
+                <w:rFonts w:ascii="Times New Roman" w:hAnsi="Times New Roman"/>
+                <w:b w:val="0"/>
+                <w:sz w:val="16"/>
+              </w:rPr>
+            </w:r>
+          </w:p>
+        </w:tc>
+        <w:tc>
+          <w:tcPr>
+            <w:tcW w:type="dxa" w:w="459"/>
+            <w:vAlign w:val="center"/>
+          </w:tcPr>
+          <w:p>
+            <w:pPr>
+              <w:spacing w:after="0" w:line="240" w:lineRule="auto"/>
+              <w:jc w:val="center"/>
+            </w:pPr>
+            <w:r>
+              <w:rPr>
+                <w:rFonts w:ascii="Times New Roman" w:hAnsi="Times New Roman"/>
+                <w:b w:val="0"/>
+                <w:sz w:val="16"/>
+              </w:rPr>
+            </w:r>
+          </w:p>
+        </w:tc>
+        <w:tc>
+          <w:tcPr>
+            <w:tcW w:type="dxa" w:w="459"/>
+            <w:vAlign w:val="center"/>
+          </w:tcPr>
+          <w:p>
+            <w:pPr>
+              <w:spacing w:after="0" w:line="240" w:lineRule="auto"/>
+              <w:jc w:val="center"/>
+            </w:pPr>
+            <w:r>
+              <w:rPr>
+                <w:rFonts w:ascii="Times New Roman" w:hAnsi="Times New Roman"/>
+                <w:b w:val="0"/>
+                <w:sz w:val="16"/>
+              </w:rPr>
+            </w:r>
+          </w:p>
+        </w:tc>
+        <w:tc>
+          <w:tcPr>
+            <w:tcW w:type="dxa" w:w="459"/>
+            <w:vAlign w:val="center"/>
+          </w:tcPr>
+          <w:p>
+            <w:pPr>
+              <w:spacing w:after="0" w:line="240" w:lineRule="auto"/>
+              <w:jc w:val="center"/>
+            </w:pPr>
+            <w:r>
+              <w:rPr>
+                <w:rFonts w:ascii="Times New Roman" w:hAnsi="Times New Roman"/>
+                <w:b w:val="0"/>
+                <w:sz w:val="16"/>
+              </w:rPr>
+            </w:r>
+          </w:p>
+        </w:tc>
+      </w:tr>
+      <w:tr>
+        <w:tc>
+          <w:tcPr>
+            <w:tcW w:type="dxa" w:w="459"/>
+            <w:vAlign w:val="center"/>
+          </w:tcPr>
+          <w:p>
+            <w:pPr>
+              <w:spacing w:after="0" w:line="240" w:lineRule="auto"/>
+              <w:jc w:val="center"/>
+            </w:pPr>
+            <w:r>
+              <w:rPr>
+                <w:rFonts w:ascii="Times New Roman" w:hAnsi="Times New Roman"/>
+                <w:b w:val="0"/>
+                <w:sz w:val="16"/>
+              </w:rPr>
+              <w:t>4.</w:t>
+            </w:r>
+          </w:p>
+        </w:tc>
+        <w:tc>
+          <w:tcPr>
+            <w:tcW w:type="dxa" w:w="459"/>
+            <w:vAlign w:val="center"/>
+          </w:tcPr>
+          <w:p>
+            <w:pPr>
+              <w:spacing w:after="0" w:line="240" w:lineRule="auto"/>
+              <w:jc w:val="left"/>
+            </w:pPr>
+            <w:r>
+              <w:rPr>
+                <w:rFonts w:ascii="Times New Roman" w:hAnsi="Times New Roman"/>
+                <w:b w:val="0"/>
+                <w:sz w:val="16"/>
+              </w:rPr>
+              <w:t>Perancangan Sistem</w:t>
+            </w:r>
+          </w:p>
+        </w:tc>
+        <w:tc>
+          <w:tcPr>
+            <w:tcW w:type="dxa" w:w="459"/>
+            <w:vAlign w:val="center"/>
+          </w:tcPr>
+          <w:p>
+            <w:pPr>
+              <w:spacing w:after="0" w:line="240" w:lineRule="auto"/>
+              <w:jc w:val="center"/>
+            </w:pPr>
+            <w:r>
+              <w:rPr>
+                <w:rFonts w:ascii="Times New Roman" w:hAnsi="Times New Roman"/>
+                <w:b w:val="0"/>
+                <w:sz w:val="16"/>
+              </w:rPr>
+            </w:r>
+          </w:p>
+        </w:tc>
+        <w:tc>
+          <w:tcPr>
+            <w:tcW w:type="dxa" w:w="459"/>
+            <w:vAlign w:val="center"/>
+          </w:tcPr>
+          <w:p>
+            <w:pPr>
+              <w:spacing w:after="0" w:line="240" w:lineRule="auto"/>
+              <w:jc w:val="center"/>
+            </w:pPr>
+            <w:r>
+              <w:rPr>
+                <w:rFonts w:ascii="Times New Roman" w:hAnsi="Times New Roman"/>
+                <w:b w:val="0"/>
+                <w:sz w:val="16"/>
+              </w:rPr>
+            </w:r>
+          </w:p>
+        </w:tc>
+        <w:tc>
+          <w:tcPr>
+            <w:tcW w:type="dxa" w:w="459"/>
+            <w:vAlign w:val="center"/>
+          </w:tcPr>
+          <w:p>
+            <w:pPr>
+              <w:spacing w:after="0" w:line="240" w:lineRule="auto"/>
+              <w:jc w:val="center"/>
+            </w:pPr>
+            <w:r>
+              <w:rPr>
+                <w:rFonts w:ascii="Times New Roman" w:hAnsi="Times New Roman"/>
+                <w:b w:val="0"/>
+                <w:sz w:val="16"/>
+              </w:rPr>
+            </w:r>
+          </w:p>
+        </w:tc>
+        <w:tc>
+          <w:tcPr>
+            <w:tcW w:type="dxa" w:w="459"/>
+            <w:vAlign w:val="center"/>
+          </w:tcPr>
+          <w:p>
+            <w:pPr>
+              <w:spacing w:after="0" w:line="240" w:lineRule="auto"/>
+              <w:jc w:val="center"/>
+            </w:pPr>
+            <w:r>
+              <w:rPr>
+                <w:rFonts w:ascii="Times New Roman" w:hAnsi="Times New Roman"/>
+                <w:b w:val="0"/>
+                <w:sz w:val="16"/>
+              </w:rPr>
+            </w:r>
+          </w:p>
+        </w:tc>
+        <w:tc>
+          <w:tcPr>
+            <w:tcW w:type="dxa" w:w="459"/>
+            <w:vAlign w:val="center"/>
+          </w:tcPr>
+          <w:p>
+            <w:pPr>
+              <w:spacing w:after="0" w:line="240" w:lineRule="auto"/>
+              <w:jc w:val="center"/>
+            </w:pPr>
+            <w:r>
+              <w:rPr>
+                <w:rFonts w:ascii="Times New Roman" w:hAnsi="Times New Roman"/>
+                <w:b w:val="0"/>
+                <w:sz w:val="16"/>
+              </w:rPr>
+            </w:r>
+          </w:p>
+        </w:tc>
+        <w:tc>
+          <w:tcPr>
+            <w:tcW w:type="dxa" w:w="459"/>
+            <w:vAlign w:val="center"/>
+          </w:tcPr>
+          <w:p>
+            <w:pPr>
+              <w:spacing w:after="0" w:line="240" w:lineRule="auto"/>
+              <w:jc w:val="center"/>
+            </w:pPr>
+            <w:r>
+              <w:rPr>
+                <w:rFonts w:ascii="Times New Roman" w:hAnsi="Times New Roman"/>
+                <w:b w:val="0"/>
+                <w:sz w:val="16"/>
+              </w:rPr>
+            </w:r>
+          </w:p>
+        </w:tc>
+        <w:tc>
+          <w:tcPr>
+            <w:tcW w:type="dxa" w:w="459"/>
+            <w:vAlign w:val="center"/>
+          </w:tcPr>
+          <w:p>
+            <w:pPr>
+              <w:spacing w:after="0" w:line="240" w:lineRule="auto"/>
+              <w:jc w:val="center"/>
+            </w:pPr>
+            <w:r>
+              <w:rPr>
+                <w:rFonts w:ascii="Times New Roman" w:hAnsi="Times New Roman"/>
+                <w:b w:val="0"/>
+                <w:sz w:val="16"/>
+              </w:rPr>
+              <w:t>√</w:t>
+            </w:r>
+          </w:p>
+        </w:tc>
+        <w:tc>
+          <w:tcPr>
+            <w:tcW w:type="dxa" w:w="459"/>
+            <w:vAlign w:val="center"/>
+          </w:tcPr>
+          <w:p>
+            <w:pPr>
+              <w:spacing w:after="0" w:line="240" w:lineRule="auto"/>
+              <w:jc w:val="center"/>
+            </w:pPr>
+            <w:r>
+              <w:rPr>
+                <w:rFonts w:ascii="Times New Roman" w:hAnsi="Times New Roman"/>
+                <w:b w:val="0"/>
+                <w:sz w:val="16"/>
+              </w:rPr>
+              <w:t>√</w:t>
+            </w:r>
+          </w:p>
+        </w:tc>
+        <w:tc>
+          <w:tcPr>
+            <w:tcW w:type="dxa" w:w="459"/>
+            <w:vAlign w:val="center"/>
+          </w:tcPr>
+          <w:p>
+            <w:pPr>
+              <w:spacing w:after="0" w:line="240" w:lineRule="auto"/>
+              <w:jc w:val="center"/>
+            </w:pPr>
+            <w:r>
+              <w:rPr>
+                <w:rFonts w:ascii="Times New Roman" w:hAnsi="Times New Roman"/>
+                <w:b w:val="0"/>
+                <w:sz w:val="16"/>
+              </w:rPr>
+              <w:t>√</w:t>
+            </w:r>
+          </w:p>
+        </w:tc>
+        <w:tc>
+          <w:tcPr>
+            <w:tcW w:type="dxa" w:w="459"/>
+            <w:vAlign w:val="center"/>
+          </w:tcPr>
+          <w:p>
+            <w:pPr>
+              <w:spacing w:after="0" w:line="240" w:lineRule="auto"/>
+              <w:jc w:val="center"/>
+            </w:pPr>
+            <w:r>
+              <w:rPr>
+                <w:rFonts w:ascii="Times New Roman" w:hAnsi="Times New Roman"/>
+                <w:b w:val="0"/>
+                <w:sz w:val="16"/>
+              </w:rPr>
+            </w:r>
+          </w:p>
+        </w:tc>
+        <w:tc>
+          <w:tcPr>
+            <w:tcW w:type="dxa" w:w="459"/>
+            <w:vAlign w:val="center"/>
+          </w:tcPr>
+          <w:p>
+            <w:pPr>
+              <w:spacing w:after="0" w:line="240" w:lineRule="auto"/>
+              <w:jc w:val="center"/>
+            </w:pPr>
+            <w:r>
+              <w:rPr>
+                <w:rFonts w:ascii="Times New Roman" w:hAnsi="Times New Roman"/>
+                <w:b w:val="0"/>
+                <w:sz w:val="16"/>
+              </w:rPr>
+            </w:r>
+          </w:p>
+        </w:tc>
+        <w:tc>
+          <w:tcPr>
+            <w:tcW w:type="dxa" w:w="459"/>
+            <w:vAlign w:val="center"/>
+          </w:tcPr>
+          <w:p>
+            <w:pPr>
+              <w:spacing w:after="0" w:line="240" w:lineRule="auto"/>
+              <w:jc w:val="center"/>
+            </w:pPr>
+            <w:r>
+              <w:rPr>
+                <w:rFonts w:ascii="Times New Roman" w:hAnsi="Times New Roman"/>
+                <w:b w:val="0"/>
+                <w:sz w:val="16"/>
+              </w:rPr>
+            </w:r>
+          </w:p>
+        </w:tc>
+        <w:tc>
+          <w:tcPr>
+            <w:tcW w:type="dxa" w:w="459"/>
+            <w:vAlign w:val="center"/>
+          </w:tcPr>
+          <w:p>
+            <w:pPr>
+              <w:spacing w:after="0" w:line="240" w:lineRule="auto"/>
+              <w:jc w:val="center"/>
+            </w:pPr>
+            <w:r>
+              <w:rPr>
+                <w:rFonts w:ascii="Times New Roman" w:hAnsi="Times New Roman"/>
+                <w:b w:val="0"/>
+                <w:sz w:val="16"/>
+              </w:rPr>
+            </w:r>
+          </w:p>
+        </w:tc>
+        <w:tc>
+          <w:tcPr>
+            <w:tcW w:type="dxa" w:w="459"/>
+            <w:vAlign w:val="center"/>
+          </w:tcPr>
+          <w:p>
+            <w:pPr>
+              <w:spacing w:after="0" w:line="240" w:lineRule="auto"/>
+              <w:jc w:val="center"/>
+            </w:pPr>
+            <w:r>
+              <w:rPr>
+                <w:rFonts w:ascii="Times New Roman" w:hAnsi="Times New Roman"/>
+                <w:b w:val="0"/>
+                <w:sz w:val="16"/>
+              </w:rPr>
+            </w:r>
+          </w:p>
+        </w:tc>
+        <w:tc>
+          <w:tcPr>
+            <w:tcW w:type="dxa" w:w="459"/>
+            <w:vAlign w:val="center"/>
+          </w:tcPr>
+          <w:p>
+            <w:pPr>
+              <w:spacing w:after="0" w:line="240" w:lineRule="auto"/>
+              <w:jc w:val="center"/>
+            </w:pPr>
+            <w:r>
+              <w:rPr>
+                <w:rFonts w:ascii="Times New Roman" w:hAnsi="Times New Roman"/>
+                <w:b w:val="0"/>
+                <w:sz w:val="16"/>
+              </w:rPr>
+            </w:r>
+          </w:p>
+        </w:tc>
+        <w:tc>
+          <w:tcPr>
+            <w:tcW w:type="dxa" w:w="459"/>
+            <w:vAlign w:val="center"/>
+          </w:tcPr>
+          <w:p>
+            <w:pPr>
+              <w:spacing w:after="0" w:line="240" w:lineRule="auto"/>
+              <w:jc w:val="center"/>
+            </w:pPr>
+            <w:r>
+              <w:rPr>
+                <w:rFonts w:ascii="Times New Roman" w:hAnsi="Times New Roman"/>
+                <w:b w:val="0"/>
+                <w:sz w:val="16"/>
+              </w:rPr>
+            </w:r>
+          </w:p>
+        </w:tc>
+      </w:tr>
+      <w:tr>
+        <w:tc>
+          <w:tcPr>
+            <w:tcW w:type="dxa" w:w="459"/>
+            <w:vAlign w:val="center"/>
+          </w:tcPr>
+          <w:p>
+            <w:pPr>
+              <w:spacing w:after="0" w:line="240" w:lineRule="auto"/>
+              <w:jc w:val="center"/>
+            </w:pPr>
+            <w:r>
+              <w:rPr>
+                <w:rFonts w:ascii="Times New Roman" w:hAnsi="Times New Roman"/>
+                <w:b w:val="0"/>
+                <w:sz w:val="16"/>
+              </w:rPr>
+              <w:t>5.</w:t>
+            </w:r>
+          </w:p>
+        </w:tc>
+        <w:tc>
+          <w:tcPr>
+            <w:tcW w:type="dxa" w:w="459"/>
+            <w:vAlign w:val="center"/>
+          </w:tcPr>
+          <w:p>
+            <w:pPr>
+              <w:spacing w:after="0" w:line="240" w:lineRule="auto"/>
+              <w:jc w:val="left"/>
+            </w:pPr>
+            <w:r>
+              <w:rPr>
+                <w:rFonts w:ascii="Times New Roman" w:hAnsi="Times New Roman"/>
+                <w:b w:val="0"/>
+                <w:sz w:val="16"/>
+              </w:rPr>
+              <w:t>Pengembangan Sistem</w:t>
+            </w:r>
+          </w:p>
+        </w:tc>
+        <w:tc>
+          <w:tcPr>
+            <w:tcW w:type="dxa" w:w="459"/>
+            <w:vAlign w:val="center"/>
+          </w:tcPr>
+          <w:p>
+            <w:pPr>
+              <w:spacing w:after="0" w:line="240" w:lineRule="auto"/>
+              <w:jc w:val="center"/>
+            </w:pPr>
+            <w:r>
+              <w:rPr>
+                <w:rFonts w:ascii="Times New Roman" w:hAnsi="Times New Roman"/>
+                <w:b w:val="0"/>
+                <w:sz w:val="16"/>
+              </w:rPr>
+            </w:r>
+          </w:p>
+        </w:tc>
+        <w:tc>
+          <w:tcPr>
+            <w:tcW w:type="dxa" w:w="459"/>
+            <w:vAlign w:val="center"/>
+          </w:tcPr>
+          <w:p>
+            <w:pPr>
+              <w:spacing w:after="0" w:line="240" w:lineRule="auto"/>
+              <w:jc w:val="center"/>
+            </w:pPr>
+            <w:r>
+              <w:rPr>
+                <w:rFonts w:ascii="Times New Roman" w:hAnsi="Times New Roman"/>
+                <w:b w:val="0"/>
+                <w:sz w:val="16"/>
+              </w:rPr>
+            </w:r>
+          </w:p>
+        </w:tc>
+        <w:tc>
+          <w:tcPr>
+            <w:tcW w:type="dxa" w:w="459"/>
+            <w:vAlign w:val="center"/>
+          </w:tcPr>
+          <w:p>
+            <w:pPr>
+              <w:spacing w:after="0" w:line="240" w:lineRule="auto"/>
+              <w:jc w:val="center"/>
+            </w:pPr>
+            <w:r>
+              <w:rPr>
+                <w:rFonts w:ascii="Times New Roman" w:hAnsi="Times New Roman"/>
+                <w:b w:val="0"/>
+                <w:sz w:val="16"/>
+              </w:rPr>
+            </w:r>
+          </w:p>
+        </w:tc>
+        <w:tc>
+          <w:tcPr>
+            <w:tcW w:type="dxa" w:w="459"/>
+            <w:vAlign w:val="center"/>
+          </w:tcPr>
+          <w:p>
+            <w:pPr>
+              <w:spacing w:after="0" w:line="240" w:lineRule="auto"/>
+              <w:jc w:val="center"/>
+            </w:pPr>
+            <w:r>
+              <w:rPr>
+                <w:rFonts w:ascii="Times New Roman" w:hAnsi="Times New Roman"/>
+                <w:b w:val="0"/>
+                <w:sz w:val="16"/>
+              </w:rPr>
+            </w:r>
+          </w:p>
+        </w:tc>
+        <w:tc>
+          <w:tcPr>
+            <w:tcW w:type="dxa" w:w="459"/>
+            <w:vAlign w:val="center"/>
+          </w:tcPr>
+          <w:p>
+            <w:pPr>
+              <w:spacing w:after="0" w:line="240" w:lineRule="auto"/>
+              <w:jc w:val="center"/>
+            </w:pPr>
+            <w:r>
+              <w:rPr>
+                <w:rFonts w:ascii="Times New Roman" w:hAnsi="Times New Roman"/>
+                <w:b w:val="0"/>
+                <w:sz w:val="16"/>
+              </w:rPr>
+            </w:r>
+          </w:p>
+        </w:tc>
+        <w:tc>
+          <w:tcPr>
+            <w:tcW w:type="dxa" w:w="459"/>
+            <w:vAlign w:val="center"/>
+          </w:tcPr>
+          <w:p>
+            <w:pPr>
+              <w:spacing w:after="0" w:line="240" w:lineRule="auto"/>
+              <w:jc w:val="center"/>
+            </w:pPr>
+            <w:r>
+              <w:rPr>
+                <w:rFonts w:ascii="Times New Roman" w:hAnsi="Times New Roman"/>
+                <w:b w:val="0"/>
+                <w:sz w:val="16"/>
+              </w:rPr>
+            </w:r>
+          </w:p>
+        </w:tc>
+        <w:tc>
+          <w:tcPr>
+            <w:tcW w:type="dxa" w:w="459"/>
+            <w:vAlign w:val="center"/>
+          </w:tcPr>
+          <w:p>
+            <w:pPr>
+              <w:spacing w:after="0" w:line="240" w:lineRule="auto"/>
+              <w:jc w:val="center"/>
+            </w:pPr>
+            <w:r>
+              <w:rPr>
+                <w:rFonts w:ascii="Times New Roman" w:hAnsi="Times New Roman"/>
+                <w:b w:val="0"/>
+                <w:sz w:val="16"/>
+              </w:rPr>
+            </w:r>
+          </w:p>
+        </w:tc>
+        <w:tc>
+          <w:tcPr>
+            <w:tcW w:type="dxa" w:w="459"/>
+            <w:vAlign w:val="center"/>
+          </w:tcPr>
+          <w:p>
+            <w:pPr>
+              <w:spacing w:after="0" w:line="240" w:lineRule="auto"/>
+              <w:jc w:val="center"/>
+            </w:pPr>
+            <w:r>
+              <w:rPr>
+                <w:rFonts w:ascii="Times New Roman" w:hAnsi="Times New Roman"/>
+                <w:b w:val="0"/>
+                <w:sz w:val="16"/>
+              </w:rPr>
+            </w:r>
+          </w:p>
+        </w:tc>
+        <w:tc>
+          <w:tcPr>
+            <w:tcW w:type="dxa" w:w="459"/>
+            <w:vAlign w:val="center"/>
+          </w:tcPr>
+          <w:p>
+            <w:pPr>
+              <w:spacing w:after="0" w:line="240" w:lineRule="auto"/>
+              <w:jc w:val="center"/>
+            </w:pPr>
+            <w:r>
+              <w:rPr>
+                <w:rFonts w:ascii="Times New Roman" w:hAnsi="Times New Roman"/>
+                <w:b w:val="0"/>
+                <w:sz w:val="16"/>
+              </w:rPr>
+              <w:t>√</w:t>
+            </w:r>
+          </w:p>
+        </w:tc>
+        <w:tc>
+          <w:tcPr>
+            <w:tcW w:type="dxa" w:w="459"/>
+            <w:vAlign w:val="center"/>
+          </w:tcPr>
+          <w:p>
+            <w:pPr>
+              <w:spacing w:after="0" w:line="240" w:lineRule="auto"/>
+              <w:jc w:val="center"/>
+            </w:pPr>
+            <w:r>
+              <w:rPr>
+                <w:rFonts w:ascii="Times New Roman" w:hAnsi="Times New Roman"/>
+                <w:b w:val="0"/>
+                <w:sz w:val="16"/>
+              </w:rPr>
+              <w:t>√</w:t>
+            </w:r>
+          </w:p>
+        </w:tc>
+        <w:tc>
+          <w:tcPr>
+            <w:tcW w:type="dxa" w:w="459"/>
+            <w:vAlign w:val="center"/>
+          </w:tcPr>
+          <w:p>
+            <w:pPr>
+              <w:spacing w:after="0" w:line="240" w:lineRule="auto"/>
+              <w:jc w:val="center"/>
+            </w:pPr>
+            <w:r>
+              <w:rPr>
+                <w:rFonts w:ascii="Times New Roman" w:hAnsi="Times New Roman"/>
+                <w:b w:val="0"/>
+                <w:sz w:val="16"/>
+              </w:rPr>
+              <w:t>√</w:t>
+            </w:r>
+          </w:p>
+        </w:tc>
+        <w:tc>
+          <w:tcPr>
+            <w:tcW w:type="dxa" w:w="459"/>
+            <w:vAlign w:val="center"/>
+          </w:tcPr>
+          <w:p>
+            <w:pPr>
+              <w:spacing w:after="0" w:line="240" w:lineRule="auto"/>
+              <w:jc w:val="center"/>
+            </w:pPr>
+            <w:r>
+              <w:rPr>
+                <w:rFonts w:ascii="Times New Roman" w:hAnsi="Times New Roman"/>
+                <w:b w:val="0"/>
+                <w:sz w:val="16"/>
+              </w:rPr>
+              <w:t>√</w:t>
+            </w:r>
+          </w:p>
+        </w:tc>
+        <w:tc>
+          <w:tcPr>
+            <w:tcW w:type="dxa" w:w="459"/>
+            <w:vAlign w:val="center"/>
+          </w:tcPr>
+          <w:p>
+            <w:pPr>
+              <w:spacing w:after="0" w:line="240" w:lineRule="auto"/>
+              <w:jc w:val="center"/>
+            </w:pPr>
+            <w:r>
+              <w:rPr>
+                <w:rFonts w:ascii="Times New Roman" w:hAnsi="Times New Roman"/>
+                <w:b w:val="0"/>
+                <w:sz w:val="16"/>
+              </w:rPr>
+            </w:r>
+          </w:p>
+        </w:tc>
+        <w:tc>
+          <w:tcPr>
+            <w:tcW w:type="dxa" w:w="459"/>
+            <w:vAlign w:val="center"/>
+          </w:tcPr>
+          <w:p>
+            <w:pPr>
+              <w:spacing w:after="0" w:line="240" w:lineRule="auto"/>
+              <w:jc w:val="center"/>
+            </w:pPr>
+            <w:r>
+              <w:rPr>
+                <w:rFonts w:ascii="Times New Roman" w:hAnsi="Times New Roman"/>
+                <w:b w:val="0"/>
+                <w:sz w:val="16"/>
+              </w:rPr>
+            </w:r>
+          </w:p>
+        </w:tc>
+        <w:tc>
+          <w:tcPr>
+            <w:tcW w:type="dxa" w:w="459"/>
+            <w:vAlign w:val="center"/>
+          </w:tcPr>
+          <w:p>
+            <w:pPr>
+              <w:spacing w:after="0" w:line="240" w:lineRule="auto"/>
+              <w:jc w:val="center"/>
+            </w:pPr>
+            <w:r>
+              <w:rPr>
+                <w:rFonts w:ascii="Times New Roman" w:hAnsi="Times New Roman"/>
+                <w:b w:val="0"/>
+                <w:sz w:val="16"/>
+              </w:rPr>
+            </w:r>
+          </w:p>
+        </w:tc>
+        <w:tc>
+          <w:tcPr>
+            <w:tcW w:type="dxa" w:w="459"/>
+            <w:vAlign w:val="center"/>
+          </w:tcPr>
+          <w:p>
+            <w:pPr>
+              <w:spacing w:after="0" w:line="240" w:lineRule="auto"/>
+              <w:jc w:val="center"/>
+            </w:pPr>
+            <w:r>
+              <w:rPr>
+                <w:rFonts w:ascii="Times New Roman" w:hAnsi="Times New Roman"/>
+                <w:b w:val="0"/>
+                <w:sz w:val="16"/>
+              </w:rPr>
+            </w:r>
+          </w:p>
+        </w:tc>
+      </w:tr>
+      <w:tr>
+        <w:tc>
+          <w:tcPr>
+            <w:tcW w:type="dxa" w:w="459"/>
+            <w:vAlign w:val="center"/>
+          </w:tcPr>
+          <w:p>
+            <w:pPr>
+              <w:spacing w:after="0" w:line="240" w:lineRule="auto"/>
+              <w:jc w:val="center"/>
+            </w:pPr>
+            <w:r>
+              <w:rPr>
+                <w:rFonts w:ascii="Times New Roman" w:hAnsi="Times New Roman"/>
+                <w:b w:val="0"/>
+                <w:sz w:val="16"/>
+              </w:rPr>
+              <w:t>6.</w:t>
+            </w:r>
+          </w:p>
+        </w:tc>
+        <w:tc>
+          <w:tcPr>
+            <w:tcW w:type="dxa" w:w="459"/>
+            <w:vAlign w:val="center"/>
+          </w:tcPr>
+          <w:p>
+            <w:pPr>
+              <w:spacing w:after="0" w:line="240" w:lineRule="auto"/>
+              <w:jc w:val="left"/>
+            </w:pPr>
+            <w:r>
+              <w:rPr>
+                <w:rFonts w:ascii="Times New Roman" w:hAnsi="Times New Roman"/>
+                <w:b w:val="0"/>
+                <w:sz w:val="16"/>
+              </w:rPr>
+              <w:t xml:space="preserve">Pengujian Sistem </w:t>
+            </w:r>
+            <w:r>
+              <w:rPr>
+                <w:rFonts w:ascii="Times New Roman" w:hAnsi="Times New Roman"/>
+                <w:b w:val="0"/>
                 <w:i/>
-              </w:rPr>
-              <w:t>Smartphone</w:t>
-            </w:r>
-            <w:r>
-              <w:rPr>
-                <w:i/>
-              </w:rPr>
-              <w:t xml:space="preserve"> </w:t>
-            </w:r>
-            <w:r>
-              <w:rPr>
-                <w:i/>
-              </w:rPr>
-              <w:t>Android</w:t>
-            </w:r>
-          </w:p>
-        </w:tc>
-        <w:tc>
-          <w:tcPr>
-            <w:tcW w:w="4410" w:type="dxa"/>
-          </w:tcPr>
-          <w:p>
-            <w:pPr>
-              <w:ind w:left="0" w:firstLine="13"/>
-            </w:pPr>
-            <w:r>
-              <w:t xml:space="preserve">Digunakan untuk menjalankan dan menguji aplikasi </w:t>
-            </w:r>
-            <w:r>
-              <w:rPr>
-                <w:i/>
-              </w:rPr>
-              <w:t>Android</w:t>
-            </w:r>
-            <w:r>
-              <w:t>.</w:t>
+                <w:sz w:val="16"/>
+              </w:rPr>
+              <w:t>Black Box Testing</w:t>
+            </w:r>
+          </w:p>
+        </w:tc>
+        <w:tc>
+          <w:tcPr>
+            <w:tcW w:type="dxa" w:w="459"/>
+            <w:vAlign w:val="center"/>
+          </w:tcPr>
+          <w:p>
+            <w:pPr>
+              <w:spacing w:after="0" w:line="240" w:lineRule="auto"/>
+              <w:jc w:val="center"/>
+            </w:pPr>
+            <w:r>
+              <w:rPr>
+                <w:rFonts w:ascii="Times New Roman" w:hAnsi="Times New Roman"/>
+                <w:b w:val="0"/>
+                <w:sz w:val="16"/>
+              </w:rPr>
+            </w:r>
+          </w:p>
+        </w:tc>
+        <w:tc>
+          <w:tcPr>
+            <w:tcW w:type="dxa" w:w="459"/>
+            <w:vAlign w:val="center"/>
+          </w:tcPr>
+          <w:p>
+            <w:pPr>
+              <w:spacing w:after="0" w:line="240" w:lineRule="auto"/>
+              <w:jc w:val="center"/>
+            </w:pPr>
+            <w:r>
+              <w:rPr>
+                <w:rFonts w:ascii="Times New Roman" w:hAnsi="Times New Roman"/>
+                <w:b w:val="0"/>
+                <w:sz w:val="16"/>
+              </w:rPr>
+            </w:r>
+          </w:p>
+        </w:tc>
+        <w:tc>
+          <w:tcPr>
+            <w:tcW w:type="dxa" w:w="459"/>
+            <w:vAlign w:val="center"/>
+          </w:tcPr>
+          <w:p>
+            <w:pPr>
+              <w:spacing w:after="0" w:line="240" w:lineRule="auto"/>
+              <w:jc w:val="center"/>
+            </w:pPr>
+            <w:r>
+              <w:rPr>
+                <w:rFonts w:ascii="Times New Roman" w:hAnsi="Times New Roman"/>
+                <w:b w:val="0"/>
+                <w:sz w:val="16"/>
+              </w:rPr>
+            </w:r>
+          </w:p>
+        </w:tc>
+        <w:tc>
+          <w:tcPr>
+            <w:tcW w:type="dxa" w:w="459"/>
+            <w:vAlign w:val="center"/>
+          </w:tcPr>
+          <w:p>
+            <w:pPr>
+              <w:spacing w:after="0" w:line="240" w:lineRule="auto"/>
+              <w:jc w:val="center"/>
+            </w:pPr>
+            <w:r>
+              <w:rPr>
+                <w:rFonts w:ascii="Times New Roman" w:hAnsi="Times New Roman"/>
+                <w:b w:val="0"/>
+                <w:sz w:val="16"/>
+              </w:rPr>
+            </w:r>
+          </w:p>
+        </w:tc>
+        <w:tc>
+          <w:tcPr>
+            <w:tcW w:type="dxa" w:w="459"/>
+            <w:vAlign w:val="center"/>
+          </w:tcPr>
+          <w:p>
+            <w:pPr>
+              <w:spacing w:after="0" w:line="240" w:lineRule="auto"/>
+              <w:jc w:val="center"/>
+            </w:pPr>
+            <w:r>
+              <w:rPr>
+                <w:rFonts w:ascii="Times New Roman" w:hAnsi="Times New Roman"/>
+                <w:b w:val="0"/>
+                <w:sz w:val="16"/>
+              </w:rPr>
+            </w:r>
+          </w:p>
+        </w:tc>
+        <w:tc>
+          <w:tcPr>
+            <w:tcW w:type="dxa" w:w="459"/>
+            <w:vAlign w:val="center"/>
+          </w:tcPr>
+          <w:p>
+            <w:pPr>
+              <w:spacing w:after="0" w:line="240" w:lineRule="auto"/>
+              <w:jc w:val="center"/>
+            </w:pPr>
+            <w:r>
+              <w:rPr>
+                <w:rFonts w:ascii="Times New Roman" w:hAnsi="Times New Roman"/>
+                <w:b w:val="0"/>
+                <w:sz w:val="16"/>
+              </w:rPr>
+            </w:r>
+          </w:p>
+        </w:tc>
+        <w:tc>
+          <w:tcPr>
+            <w:tcW w:type="dxa" w:w="459"/>
+            <w:vAlign w:val="center"/>
+          </w:tcPr>
+          <w:p>
+            <w:pPr>
+              <w:spacing w:after="0" w:line="240" w:lineRule="auto"/>
+              <w:jc w:val="center"/>
+            </w:pPr>
+            <w:r>
+              <w:rPr>
+                <w:rFonts w:ascii="Times New Roman" w:hAnsi="Times New Roman"/>
+                <w:b w:val="0"/>
+                <w:sz w:val="16"/>
+              </w:rPr>
+            </w:r>
+          </w:p>
+        </w:tc>
+        <w:tc>
+          <w:tcPr>
+            <w:tcW w:type="dxa" w:w="459"/>
+            <w:vAlign w:val="center"/>
+          </w:tcPr>
+          <w:p>
+            <w:pPr>
+              <w:spacing w:after="0" w:line="240" w:lineRule="auto"/>
+              <w:jc w:val="center"/>
+            </w:pPr>
+            <w:r>
+              <w:rPr>
+                <w:rFonts w:ascii="Times New Roman" w:hAnsi="Times New Roman"/>
+                <w:b w:val="0"/>
+                <w:sz w:val="16"/>
+              </w:rPr>
+            </w:r>
+          </w:p>
+        </w:tc>
+        <w:tc>
+          <w:tcPr>
+            <w:tcW w:type="dxa" w:w="459"/>
+            <w:vAlign w:val="center"/>
+          </w:tcPr>
+          <w:p>
+            <w:pPr>
+              <w:spacing w:after="0" w:line="240" w:lineRule="auto"/>
+              <w:jc w:val="center"/>
+            </w:pPr>
+            <w:r>
+              <w:rPr>
+                <w:rFonts w:ascii="Times New Roman" w:hAnsi="Times New Roman"/>
+                <w:b w:val="0"/>
+                <w:sz w:val="16"/>
+              </w:rPr>
+            </w:r>
+          </w:p>
+        </w:tc>
+        <w:tc>
+          <w:tcPr>
+            <w:tcW w:type="dxa" w:w="459"/>
+            <w:vAlign w:val="center"/>
+          </w:tcPr>
+          <w:p>
+            <w:pPr>
+              <w:spacing w:after="0" w:line="240" w:lineRule="auto"/>
+              <w:jc w:val="center"/>
+            </w:pPr>
+            <w:r>
+              <w:rPr>
+                <w:rFonts w:ascii="Times New Roman" w:hAnsi="Times New Roman"/>
+                <w:b w:val="0"/>
+                <w:sz w:val="16"/>
+              </w:rPr>
+            </w:r>
+          </w:p>
+        </w:tc>
+        <w:tc>
+          <w:tcPr>
+            <w:tcW w:type="dxa" w:w="459"/>
+            <w:vAlign w:val="center"/>
+          </w:tcPr>
+          <w:p>
+            <w:pPr>
+              <w:spacing w:after="0" w:line="240" w:lineRule="auto"/>
+              <w:jc w:val="center"/>
+            </w:pPr>
+            <w:r>
+              <w:rPr>
+                <w:rFonts w:ascii="Times New Roman" w:hAnsi="Times New Roman"/>
+                <w:b w:val="0"/>
+                <w:sz w:val="16"/>
+              </w:rPr>
+            </w:r>
+          </w:p>
+        </w:tc>
+        <w:tc>
+          <w:tcPr>
+            <w:tcW w:type="dxa" w:w="459"/>
+            <w:vAlign w:val="center"/>
+          </w:tcPr>
+          <w:p>
+            <w:pPr>
+              <w:spacing w:after="0" w:line="240" w:lineRule="auto"/>
+              <w:jc w:val="center"/>
+            </w:pPr>
+            <w:r>
+              <w:rPr>
+                <w:rFonts w:ascii="Times New Roman" w:hAnsi="Times New Roman"/>
+                <w:b w:val="0"/>
+                <w:sz w:val="16"/>
+              </w:rPr>
+              <w:t>√</w:t>
+            </w:r>
+          </w:p>
+        </w:tc>
+        <w:tc>
+          <w:tcPr>
+            <w:tcW w:type="dxa" w:w="459"/>
+            <w:vAlign w:val="center"/>
+          </w:tcPr>
+          <w:p>
+            <w:pPr>
+              <w:spacing w:after="0" w:line="240" w:lineRule="auto"/>
+              <w:jc w:val="center"/>
+            </w:pPr>
+            <w:r>
+              <w:rPr>
+                <w:rFonts w:ascii="Times New Roman" w:hAnsi="Times New Roman"/>
+                <w:b w:val="0"/>
+                <w:sz w:val="16"/>
+              </w:rPr>
+              <w:t>√</w:t>
+            </w:r>
+          </w:p>
+        </w:tc>
+        <w:tc>
+          <w:tcPr>
+            <w:tcW w:type="dxa" w:w="459"/>
+            <w:vAlign w:val="center"/>
+          </w:tcPr>
+          <w:p>
+            <w:pPr>
+              <w:spacing w:after="0" w:line="240" w:lineRule="auto"/>
+              <w:jc w:val="center"/>
+            </w:pPr>
+            <w:r>
+              <w:rPr>
+                <w:rFonts w:ascii="Times New Roman" w:hAnsi="Times New Roman"/>
+                <w:b w:val="0"/>
+                <w:sz w:val="16"/>
+              </w:rPr>
+            </w:r>
+          </w:p>
+        </w:tc>
+        <w:tc>
+          <w:tcPr>
+            <w:tcW w:type="dxa" w:w="459"/>
+            <w:vAlign w:val="center"/>
+          </w:tcPr>
+          <w:p>
+            <w:pPr>
+              <w:spacing w:after="0" w:line="240" w:lineRule="auto"/>
+              <w:jc w:val="center"/>
+            </w:pPr>
+            <w:r>
+              <w:rPr>
+                <w:rFonts w:ascii="Times New Roman" w:hAnsi="Times New Roman"/>
+                <w:b w:val="0"/>
+                <w:sz w:val="16"/>
+              </w:rPr>
+            </w:r>
+          </w:p>
+        </w:tc>
+        <w:tc>
+          <w:tcPr>
+            <w:tcW w:type="dxa" w:w="459"/>
+            <w:vAlign w:val="center"/>
+          </w:tcPr>
+          <w:p>
+            <w:pPr>
+              <w:spacing w:after="0" w:line="240" w:lineRule="auto"/>
+              <w:jc w:val="center"/>
+            </w:pPr>
+            <w:r>
+              <w:rPr>
+                <w:rFonts w:ascii="Times New Roman" w:hAnsi="Times New Roman"/>
+                <w:b w:val="0"/>
+                <w:sz w:val="16"/>
+              </w:rPr>
+            </w:r>
+          </w:p>
+        </w:tc>
+      </w:tr>
+      <w:tr>
+        <w:tc>
+          <w:tcPr>
+            <w:tcW w:type="dxa" w:w="459"/>
+            <w:vAlign w:val="center"/>
+          </w:tcPr>
+          <w:p>
+            <w:pPr>
+              <w:spacing w:after="0" w:line="240" w:lineRule="auto"/>
+              <w:jc w:val="center"/>
+            </w:pPr>
+            <w:r>
+              <w:rPr>
+                <w:rFonts w:ascii="Times New Roman" w:hAnsi="Times New Roman"/>
+                <w:b w:val="0"/>
+                <w:sz w:val="16"/>
+              </w:rPr>
+              <w:t>7.</w:t>
+            </w:r>
+          </w:p>
+        </w:tc>
+        <w:tc>
+          <w:tcPr>
+            <w:tcW w:type="dxa" w:w="459"/>
+            <w:vAlign w:val="center"/>
+          </w:tcPr>
+          <w:p>
+            <w:pPr>
+              <w:spacing w:after="0" w:line="240" w:lineRule="auto"/>
+              <w:jc w:val="left"/>
+            </w:pPr>
+            <w:r>
+              <w:rPr>
+                <w:rFonts w:ascii="Times New Roman" w:hAnsi="Times New Roman"/>
+                <w:b w:val="0"/>
+                <w:sz w:val="16"/>
+              </w:rPr>
+              <w:t>Evaluasi Sistem</w:t>
+            </w:r>
+          </w:p>
+        </w:tc>
+        <w:tc>
+          <w:tcPr>
+            <w:tcW w:type="dxa" w:w="459"/>
+            <w:vAlign w:val="center"/>
+          </w:tcPr>
+          <w:p>
+            <w:pPr>
+              <w:spacing w:after="0" w:line="240" w:lineRule="auto"/>
+              <w:jc w:val="center"/>
+            </w:pPr>
+            <w:r>
+              <w:rPr>
+                <w:rFonts w:ascii="Times New Roman" w:hAnsi="Times New Roman"/>
+                <w:b w:val="0"/>
+                <w:sz w:val="16"/>
+              </w:rPr>
+            </w:r>
+          </w:p>
+        </w:tc>
+        <w:tc>
+          <w:tcPr>
+            <w:tcW w:type="dxa" w:w="459"/>
+            <w:vAlign w:val="center"/>
+          </w:tcPr>
+          <w:p>
+            <w:pPr>
+              <w:spacing w:after="0" w:line="240" w:lineRule="auto"/>
+              <w:jc w:val="center"/>
+            </w:pPr>
+            <w:r>
+              <w:rPr>
+                <w:rFonts w:ascii="Times New Roman" w:hAnsi="Times New Roman"/>
+                <w:b w:val="0"/>
+                <w:sz w:val="16"/>
+              </w:rPr>
+            </w:r>
+          </w:p>
+        </w:tc>
+        <w:tc>
+          <w:tcPr>
+            <w:tcW w:type="dxa" w:w="459"/>
+            <w:vAlign w:val="center"/>
+          </w:tcPr>
+          <w:p>
+            <w:pPr>
+              <w:spacing w:after="0" w:line="240" w:lineRule="auto"/>
+              <w:jc w:val="center"/>
+            </w:pPr>
+            <w:r>
+              <w:rPr>
+                <w:rFonts w:ascii="Times New Roman" w:hAnsi="Times New Roman"/>
+                <w:b w:val="0"/>
+                <w:sz w:val="16"/>
+              </w:rPr>
+            </w:r>
+          </w:p>
+        </w:tc>
+        <w:tc>
+          <w:tcPr>
+            <w:tcW w:type="dxa" w:w="459"/>
+            <w:vAlign w:val="center"/>
+          </w:tcPr>
+          <w:p>
+            <w:pPr>
+              <w:spacing w:after="0" w:line="240" w:lineRule="auto"/>
+              <w:jc w:val="center"/>
+            </w:pPr>
+            <w:r>
+              <w:rPr>
+                <w:rFonts w:ascii="Times New Roman" w:hAnsi="Times New Roman"/>
+                <w:b w:val="0"/>
+                <w:sz w:val="16"/>
+              </w:rPr>
+            </w:r>
+          </w:p>
+        </w:tc>
+        <w:tc>
+          <w:tcPr>
+            <w:tcW w:type="dxa" w:w="459"/>
+            <w:vAlign w:val="center"/>
+          </w:tcPr>
+          <w:p>
+            <w:pPr>
+              <w:spacing w:after="0" w:line="240" w:lineRule="auto"/>
+              <w:jc w:val="center"/>
+            </w:pPr>
+            <w:r>
+              <w:rPr>
+                <w:rFonts w:ascii="Times New Roman" w:hAnsi="Times New Roman"/>
+                <w:b w:val="0"/>
+                <w:sz w:val="16"/>
+              </w:rPr>
+            </w:r>
+          </w:p>
+        </w:tc>
+        <w:tc>
+          <w:tcPr>
+            <w:tcW w:type="dxa" w:w="459"/>
+            <w:vAlign w:val="center"/>
+          </w:tcPr>
+          <w:p>
+            <w:pPr>
+              <w:spacing w:after="0" w:line="240" w:lineRule="auto"/>
+              <w:jc w:val="center"/>
+            </w:pPr>
+            <w:r>
+              <w:rPr>
+                <w:rFonts w:ascii="Times New Roman" w:hAnsi="Times New Roman"/>
+                <w:b w:val="0"/>
+                <w:sz w:val="16"/>
+              </w:rPr>
+            </w:r>
+          </w:p>
+        </w:tc>
+        <w:tc>
+          <w:tcPr>
+            <w:tcW w:type="dxa" w:w="459"/>
+            <w:vAlign w:val="center"/>
+          </w:tcPr>
+          <w:p>
+            <w:pPr>
+              <w:spacing w:after="0" w:line="240" w:lineRule="auto"/>
+              <w:jc w:val="center"/>
+            </w:pPr>
+            <w:r>
+              <w:rPr>
+                <w:rFonts w:ascii="Times New Roman" w:hAnsi="Times New Roman"/>
+                <w:b w:val="0"/>
+                <w:sz w:val="16"/>
+              </w:rPr>
+            </w:r>
+          </w:p>
+        </w:tc>
+        <w:tc>
+          <w:tcPr>
+            <w:tcW w:type="dxa" w:w="459"/>
+            <w:vAlign w:val="center"/>
+          </w:tcPr>
+          <w:p>
+            <w:pPr>
+              <w:spacing w:after="0" w:line="240" w:lineRule="auto"/>
+              <w:jc w:val="center"/>
+            </w:pPr>
+            <w:r>
+              <w:rPr>
+                <w:rFonts w:ascii="Times New Roman" w:hAnsi="Times New Roman"/>
+                <w:b w:val="0"/>
+                <w:sz w:val="16"/>
+              </w:rPr>
+            </w:r>
+          </w:p>
+        </w:tc>
+        <w:tc>
+          <w:tcPr>
+            <w:tcW w:type="dxa" w:w="459"/>
+            <w:vAlign w:val="center"/>
+          </w:tcPr>
+          <w:p>
+            <w:pPr>
+              <w:spacing w:after="0" w:line="240" w:lineRule="auto"/>
+              <w:jc w:val="center"/>
+            </w:pPr>
+            <w:r>
+              <w:rPr>
+                <w:rFonts w:ascii="Times New Roman" w:hAnsi="Times New Roman"/>
+                <w:b w:val="0"/>
+                <w:sz w:val="16"/>
+              </w:rPr>
+            </w:r>
+          </w:p>
+        </w:tc>
+        <w:tc>
+          <w:tcPr>
+            <w:tcW w:type="dxa" w:w="459"/>
+            <w:vAlign w:val="center"/>
+          </w:tcPr>
+          <w:p>
+            <w:pPr>
+              <w:spacing w:after="0" w:line="240" w:lineRule="auto"/>
+              <w:jc w:val="center"/>
+            </w:pPr>
+            <w:r>
+              <w:rPr>
+                <w:rFonts w:ascii="Times New Roman" w:hAnsi="Times New Roman"/>
+                <w:b w:val="0"/>
+                <w:sz w:val="16"/>
+              </w:rPr>
+            </w:r>
+          </w:p>
+        </w:tc>
+        <w:tc>
+          <w:tcPr>
+            <w:tcW w:type="dxa" w:w="459"/>
+            <w:vAlign w:val="center"/>
+          </w:tcPr>
+          <w:p>
+            <w:pPr>
+              <w:spacing w:after="0" w:line="240" w:lineRule="auto"/>
+              <w:jc w:val="center"/>
+            </w:pPr>
+            <w:r>
+              <w:rPr>
+                <w:rFonts w:ascii="Times New Roman" w:hAnsi="Times New Roman"/>
+                <w:b w:val="0"/>
+                <w:sz w:val="16"/>
+              </w:rPr>
+            </w:r>
+          </w:p>
+        </w:tc>
+        <w:tc>
+          <w:tcPr>
+            <w:tcW w:type="dxa" w:w="459"/>
+            <w:vAlign w:val="center"/>
+          </w:tcPr>
+          <w:p>
+            <w:pPr>
+              <w:spacing w:after="0" w:line="240" w:lineRule="auto"/>
+              <w:jc w:val="center"/>
+            </w:pPr>
+            <w:r>
+              <w:rPr>
+                <w:rFonts w:ascii="Times New Roman" w:hAnsi="Times New Roman"/>
+                <w:b w:val="0"/>
+                <w:sz w:val="16"/>
+              </w:rPr>
+            </w:r>
+          </w:p>
+        </w:tc>
+        <w:tc>
+          <w:tcPr>
+            <w:tcW w:type="dxa" w:w="459"/>
+            <w:vAlign w:val="center"/>
+          </w:tcPr>
+          <w:p>
+            <w:pPr>
+              <w:spacing w:after="0" w:line="240" w:lineRule="auto"/>
+              <w:jc w:val="center"/>
+            </w:pPr>
+            <w:r>
+              <w:rPr>
+                <w:rFonts w:ascii="Times New Roman" w:hAnsi="Times New Roman"/>
+                <w:b w:val="0"/>
+                <w:sz w:val="16"/>
+              </w:rPr>
+              <w:t>√</w:t>
+            </w:r>
+          </w:p>
+        </w:tc>
+        <w:tc>
+          <w:tcPr>
+            <w:tcW w:type="dxa" w:w="459"/>
+            <w:vAlign w:val="center"/>
+          </w:tcPr>
+          <w:p>
+            <w:pPr>
+              <w:spacing w:after="0" w:line="240" w:lineRule="auto"/>
+              <w:jc w:val="center"/>
+            </w:pPr>
+            <w:r>
+              <w:rPr>
+                <w:rFonts w:ascii="Times New Roman" w:hAnsi="Times New Roman"/>
+                <w:b w:val="0"/>
+                <w:sz w:val="16"/>
+              </w:rPr>
+              <w:t>√</w:t>
+            </w:r>
+          </w:p>
+        </w:tc>
+        <w:tc>
+          <w:tcPr>
+            <w:tcW w:type="dxa" w:w="459"/>
+            <w:vAlign w:val="center"/>
+          </w:tcPr>
+          <w:p>
+            <w:pPr>
+              <w:spacing w:after="0" w:line="240" w:lineRule="auto"/>
+              <w:jc w:val="center"/>
+            </w:pPr>
+            <w:r>
+              <w:rPr>
+                <w:rFonts w:ascii="Times New Roman" w:hAnsi="Times New Roman"/>
+                <w:b w:val="0"/>
+                <w:sz w:val="16"/>
+              </w:rPr>
+            </w:r>
+          </w:p>
+        </w:tc>
+        <w:tc>
+          <w:tcPr>
+            <w:tcW w:type="dxa" w:w="459"/>
+            <w:vAlign w:val="center"/>
+          </w:tcPr>
+          <w:p>
+            <w:pPr>
+              <w:spacing w:after="0" w:line="240" w:lineRule="auto"/>
+              <w:jc w:val="center"/>
+            </w:pPr>
+            <w:r>
+              <w:rPr>
+                <w:rFonts w:ascii="Times New Roman" w:hAnsi="Times New Roman"/>
+                <w:b w:val="0"/>
+                <w:sz w:val="16"/>
+              </w:rPr>
+            </w:r>
+          </w:p>
+        </w:tc>
+      </w:tr>
+      <w:tr>
+        <w:tc>
+          <w:tcPr>
+            <w:tcW w:type="dxa" w:w="459"/>
+            <w:vAlign w:val="center"/>
+          </w:tcPr>
+          <w:p>
+            <w:pPr>
+              <w:spacing w:after="0" w:line="240" w:lineRule="auto"/>
+              <w:jc w:val="center"/>
+            </w:pPr>
+            <w:r>
+              <w:rPr>
+                <w:rFonts w:ascii="Times New Roman" w:hAnsi="Times New Roman"/>
+                <w:b w:val="0"/>
+                <w:sz w:val="16"/>
+              </w:rPr>
+              <w:t>8.</w:t>
+            </w:r>
+          </w:p>
+        </w:tc>
+        <w:tc>
+          <w:tcPr>
+            <w:tcW w:type="dxa" w:w="459"/>
+            <w:vAlign w:val="center"/>
+          </w:tcPr>
+          <w:p>
+            <w:pPr>
+              <w:spacing w:after="0" w:line="240" w:lineRule="auto"/>
+              <w:jc w:val="left"/>
+            </w:pPr>
+            <w:r>
+              <w:rPr>
+                <w:rFonts w:ascii="Times New Roman" w:hAnsi="Times New Roman"/>
+                <w:b w:val="0"/>
+                <w:sz w:val="16"/>
+              </w:rPr>
+              <w:t>Pembuatan Laporan</w:t>
+            </w:r>
+          </w:p>
+        </w:tc>
+        <w:tc>
+          <w:tcPr>
+            <w:tcW w:type="dxa" w:w="459"/>
+            <w:vAlign w:val="center"/>
+          </w:tcPr>
+          <w:p>
+            <w:pPr>
+              <w:spacing w:after="0" w:line="240" w:lineRule="auto"/>
+              <w:jc w:val="center"/>
+            </w:pPr>
+            <w:r>
+              <w:rPr>
+                <w:rFonts w:ascii="Times New Roman" w:hAnsi="Times New Roman"/>
+                <w:b w:val="0"/>
+                <w:sz w:val="16"/>
+              </w:rPr>
+            </w:r>
+          </w:p>
+        </w:tc>
+        <w:tc>
+          <w:tcPr>
+            <w:tcW w:type="dxa" w:w="459"/>
+            <w:vAlign w:val="center"/>
+          </w:tcPr>
+          <w:p>
+            <w:pPr>
+              <w:spacing w:after="0" w:line="240" w:lineRule="auto"/>
+              <w:jc w:val="center"/>
+            </w:pPr>
+            <w:r>
+              <w:rPr>
+                <w:rFonts w:ascii="Times New Roman" w:hAnsi="Times New Roman"/>
+                <w:b w:val="0"/>
+                <w:sz w:val="16"/>
+              </w:rPr>
+            </w:r>
+          </w:p>
+        </w:tc>
+        <w:tc>
+          <w:tcPr>
+            <w:tcW w:type="dxa" w:w="459"/>
+            <w:vAlign w:val="center"/>
+          </w:tcPr>
+          <w:p>
+            <w:pPr>
+              <w:spacing w:after="0" w:line="240" w:lineRule="auto"/>
+              <w:jc w:val="center"/>
+            </w:pPr>
+            <w:r>
+              <w:rPr>
+                <w:rFonts w:ascii="Times New Roman" w:hAnsi="Times New Roman"/>
+                <w:b w:val="0"/>
+                <w:sz w:val="16"/>
+              </w:rPr>
+            </w:r>
+          </w:p>
+        </w:tc>
+        <w:tc>
+          <w:tcPr>
+            <w:tcW w:type="dxa" w:w="459"/>
+            <w:vAlign w:val="center"/>
+          </w:tcPr>
+          <w:p>
+            <w:pPr>
+              <w:spacing w:after="0" w:line="240" w:lineRule="auto"/>
+              <w:jc w:val="center"/>
+            </w:pPr>
+            <w:r>
+              <w:rPr>
+                <w:rFonts w:ascii="Times New Roman" w:hAnsi="Times New Roman"/>
+                <w:b w:val="0"/>
+                <w:sz w:val="16"/>
+              </w:rPr>
+            </w:r>
+          </w:p>
+        </w:tc>
+        <w:tc>
+          <w:tcPr>
+            <w:tcW w:type="dxa" w:w="459"/>
+            <w:vAlign w:val="center"/>
+          </w:tcPr>
+          <w:p>
+            <w:pPr>
+              <w:spacing w:after="0" w:line="240" w:lineRule="auto"/>
+              <w:jc w:val="center"/>
+            </w:pPr>
+            <w:r>
+              <w:rPr>
+                <w:rFonts w:ascii="Times New Roman" w:hAnsi="Times New Roman"/>
+                <w:b w:val="0"/>
+                <w:sz w:val="16"/>
+              </w:rPr>
+            </w:r>
+          </w:p>
+        </w:tc>
+        <w:tc>
+          <w:tcPr>
+            <w:tcW w:type="dxa" w:w="459"/>
+            <w:vAlign w:val="center"/>
+          </w:tcPr>
+          <w:p>
+            <w:pPr>
+              <w:spacing w:after="0" w:line="240" w:lineRule="auto"/>
+              <w:jc w:val="center"/>
+            </w:pPr>
+            <w:r>
+              <w:rPr>
+                <w:rFonts w:ascii="Times New Roman" w:hAnsi="Times New Roman"/>
+                <w:b w:val="0"/>
+                <w:sz w:val="16"/>
+              </w:rPr>
+            </w:r>
+          </w:p>
+        </w:tc>
+        <w:tc>
+          <w:tcPr>
+            <w:tcW w:type="dxa" w:w="459"/>
+            <w:vAlign w:val="center"/>
+          </w:tcPr>
+          <w:p>
+            <w:pPr>
+              <w:spacing w:after="0" w:line="240" w:lineRule="auto"/>
+              <w:jc w:val="center"/>
+            </w:pPr>
+            <w:r>
+              <w:rPr>
+                <w:rFonts w:ascii="Times New Roman" w:hAnsi="Times New Roman"/>
+                <w:b w:val="0"/>
+                <w:sz w:val="16"/>
+              </w:rPr>
+            </w:r>
+          </w:p>
+        </w:tc>
+        <w:tc>
+          <w:tcPr>
+            <w:tcW w:type="dxa" w:w="459"/>
+            <w:vAlign w:val="center"/>
+          </w:tcPr>
+          <w:p>
+            <w:pPr>
+              <w:spacing w:after="0" w:line="240" w:lineRule="auto"/>
+              <w:jc w:val="center"/>
+            </w:pPr>
+            <w:r>
+              <w:rPr>
+                <w:rFonts w:ascii="Times New Roman" w:hAnsi="Times New Roman"/>
+                <w:b w:val="0"/>
+                <w:sz w:val="16"/>
+              </w:rPr>
+            </w:r>
+          </w:p>
+        </w:tc>
+        <w:tc>
+          <w:tcPr>
+            <w:tcW w:type="dxa" w:w="459"/>
+            <w:vAlign w:val="center"/>
+          </w:tcPr>
+          <w:p>
+            <w:pPr>
+              <w:spacing w:after="0" w:line="240" w:lineRule="auto"/>
+              <w:jc w:val="center"/>
+            </w:pPr>
+            <w:r>
+              <w:rPr>
+                <w:rFonts w:ascii="Times New Roman" w:hAnsi="Times New Roman"/>
+                <w:b w:val="0"/>
+                <w:sz w:val="16"/>
+              </w:rPr>
+            </w:r>
+          </w:p>
+        </w:tc>
+        <w:tc>
+          <w:tcPr>
+            <w:tcW w:type="dxa" w:w="459"/>
+            <w:vAlign w:val="center"/>
+          </w:tcPr>
+          <w:p>
+            <w:pPr>
+              <w:spacing w:after="0" w:line="240" w:lineRule="auto"/>
+              <w:jc w:val="center"/>
+            </w:pPr>
+            <w:r>
+              <w:rPr>
+                <w:rFonts w:ascii="Times New Roman" w:hAnsi="Times New Roman"/>
+                <w:b w:val="0"/>
+                <w:sz w:val="16"/>
+              </w:rPr>
+            </w:r>
+          </w:p>
+        </w:tc>
+        <w:tc>
+          <w:tcPr>
+            <w:tcW w:type="dxa" w:w="459"/>
+            <w:vAlign w:val="center"/>
+          </w:tcPr>
+          <w:p>
+            <w:pPr>
+              <w:spacing w:after="0" w:line="240" w:lineRule="auto"/>
+              <w:jc w:val="center"/>
+            </w:pPr>
+            <w:r>
+              <w:rPr>
+                <w:rFonts w:ascii="Times New Roman" w:hAnsi="Times New Roman"/>
+                <w:b w:val="0"/>
+                <w:sz w:val="16"/>
+              </w:rPr>
+            </w:r>
+          </w:p>
+        </w:tc>
+        <w:tc>
+          <w:tcPr>
+            <w:tcW w:type="dxa" w:w="459"/>
+            <w:vAlign w:val="center"/>
+          </w:tcPr>
+          <w:p>
+            <w:pPr>
+              <w:spacing w:after="0" w:line="240" w:lineRule="auto"/>
+              <w:jc w:val="center"/>
+            </w:pPr>
+            <w:r>
+              <w:rPr>
+                <w:rFonts w:ascii="Times New Roman" w:hAnsi="Times New Roman"/>
+                <w:b w:val="0"/>
+                <w:sz w:val="16"/>
+              </w:rPr>
+            </w:r>
+          </w:p>
+        </w:tc>
+        <w:tc>
+          <w:tcPr>
+            <w:tcW w:type="dxa" w:w="459"/>
+            <w:vAlign w:val="center"/>
+          </w:tcPr>
+          <w:p>
+            <w:pPr>
+              <w:spacing w:after="0" w:line="240" w:lineRule="auto"/>
+              <w:jc w:val="center"/>
+            </w:pPr>
+            <w:r>
+              <w:rPr>
+                <w:rFonts w:ascii="Times New Roman" w:hAnsi="Times New Roman"/>
+                <w:b w:val="0"/>
+                <w:sz w:val="16"/>
+              </w:rPr>
+            </w:r>
+          </w:p>
+        </w:tc>
+        <w:tc>
+          <w:tcPr>
+            <w:tcW w:type="dxa" w:w="459"/>
+            <w:vAlign w:val="center"/>
+          </w:tcPr>
+          <w:p>
+            <w:pPr>
+              <w:spacing w:after="0" w:line="240" w:lineRule="auto"/>
+              <w:jc w:val="center"/>
+            </w:pPr>
+            <w:r>
+              <w:rPr>
+                <w:rFonts w:ascii="Times New Roman" w:hAnsi="Times New Roman"/>
+                <w:b w:val="0"/>
+                <w:sz w:val="16"/>
+              </w:rPr>
+              <w:t>√</w:t>
+            </w:r>
+          </w:p>
+        </w:tc>
+        <w:tc>
+          <w:tcPr>
+            <w:tcW w:type="dxa" w:w="459"/>
+            <w:vAlign w:val="center"/>
+          </w:tcPr>
+          <w:p>
+            <w:pPr>
+              <w:spacing w:after="0" w:line="240" w:lineRule="auto"/>
+              <w:jc w:val="center"/>
+            </w:pPr>
+            <w:r>
+              <w:rPr>
+                <w:rFonts w:ascii="Times New Roman" w:hAnsi="Times New Roman"/>
+                <w:b w:val="0"/>
+                <w:sz w:val="16"/>
+              </w:rPr>
+              <w:t>√</w:t>
+            </w:r>
+          </w:p>
+        </w:tc>
+        <w:tc>
+          <w:tcPr>
+            <w:tcW w:type="dxa" w:w="459"/>
+            <w:vAlign w:val="center"/>
+          </w:tcPr>
+          <w:p>
+            <w:pPr>
+              <w:spacing w:after="0" w:line="240" w:lineRule="auto"/>
+              <w:jc w:val="center"/>
+            </w:pPr>
+            <w:r>
+              <w:rPr>
+                <w:rFonts w:ascii="Times New Roman" w:hAnsi="Times New Roman"/>
+                <w:b w:val="0"/>
+                <w:sz w:val="16"/>
+              </w:rPr>
+              <w:t>√</w:t>
             </w:r>
           </w:p>
         </w:tc>
@@ -12609,25 +16210,47 @@
     </w:tbl>
     <w:p>
       <w:pPr>
-        <w:pStyle w:val="Heading3"/>
-        <w:spacing w:beforeLines="50" w:before="120"/>
-      </w:pPr>
-      <w:r>
-        <w:t xml:space="preserve">3.4.2. </w:t>
-      </w:r>
-      <w:r>
-        <w:t xml:space="preserve"> </w:t>
-      </w:r>
-      <w:r>
-        <w:t>Perangkat Lunak</w:t>
+        <w:spacing w:line="360" w:lineRule="auto" w:after="0"/>
+      </w:pPr>
+      <w:r>
+        <w:rPr>
+          <w:rFonts w:ascii="Times New Roman" w:hAnsi="Times New Roman"/>
+          <w:b/>
+          <w:sz w:val="24"/>
+        </w:rPr>
+        <w:t>3.5.   Gambaran Rancangan Desain Antar Muka</w:t>
       </w:r>
     </w:p>
     <w:p>
       <w:pPr>
-        <w:pStyle w:val="NoSpacing"/>
-      </w:pPr>
-      <w:r>
-        <w:t>Perangkat lunak yang digunakan dalam penelitian ini adalah sebagai berikut:</w:t>
+        <w:spacing w:line="360" w:lineRule="auto" w:after="0"/>
+        <w:ind w:firstLine="504"/>
+        <w:jc w:val="both"/>
+      </w:pPr>
+      <w:r>
+        <w:rPr>
+          <w:rFonts w:ascii="Times New Roman" w:hAnsi="Times New Roman"/>
+          <w:b w:val="0"/>
+          <w:sz w:val="24"/>
+        </w:rPr>
+        <w:t xml:space="preserve">Gambaran rancangan desain antar muka digunakan untuk memberikan gambaran awal mengenai tampilan aplikasi yang akan dibangun. Rancangan ini disesuaikan dengan kebutuhan utama aplikasi </w:t>
+      </w:r>
+      <w:r>
+        <w:rPr>
+          <w:rFonts w:ascii="Times New Roman" w:hAnsi="Times New Roman"/>
+          <w:b w:val="0"/>
+          <w:i/>
+          <w:sz w:val="24"/>
+        </w:rPr>
+        <w:t>Garden Barbershop Finance</w:t>
+      </w:r>
+      <w:r>
+        <w:rPr>
+          <w:rFonts w:ascii="Times New Roman" w:hAnsi="Times New Roman"/>
+          <w:b w:val="0"/>
+          <w:sz w:val="24"/>
+        </w:rPr>
+        <w:t>, yaitu login pengguna, dashboard, input pendapatan harian, buku kas umum, input operasional, laporan pembagian hasil, dan pengelolaan akun pengguna.</w:t>
       </w:r>
     </w:p>
     <w:p>
@@ -12635,756 +16258,158 @@
         <w:jc w:val="center"/>
       </w:pPr>
       <w:r>
-        <w:t>Tabel 3. 2 Perangkat Lunak</w:t>
-      </w:r>
-    </w:p>
-    <w:tbl>
-      <w:tblPr>
-        <w:tblStyle w:val="TableGrid"/>
-        <w:tblW w:w="7103" w:type="dxa"/>
-        <w:jc w:val="right"/>
-        <w:tblLayout w:type="fixed"/>
-        <w:tblLook w:val="04A0" w:firstRow="1" w:lastRow="0" w:firstColumn="1" w:lastColumn="0" w:noHBand="0" w:noVBand="1"/>
-      </w:tblPr>
-      <w:tblGrid>
-        <w:gridCol w:w="567"/>
-        <w:gridCol w:w="2268"/>
-        <w:gridCol w:w="4268"/>
-      </w:tblGrid>
-      <w:tr>
-        <w:trPr>
-          <w:cantSplit/>
-          <w:tblHeader/>
-          <w:jc w:val="right"/>
-        </w:trPr>
-        <w:tc>
-          <w:tcPr>
-            <w:tcW w:w="567" w:type="dxa"/>
-            <w:shd w:val="clear" w:color="auto" w:fill="EAF1DD" w:themeFill="accent3" w:themeFillTint="33"/>
-          </w:tcPr>
-          <w:p>
-            <w:pPr>
-              <w:ind w:left="-332" w:rightChars="-154" w:right="-370" w:firstLine="0"/>
-              <w:jc w:val="center"/>
-            </w:pPr>
-            <w:r>
-              <w:t>No</w:t>
-            </w:r>
-          </w:p>
-        </w:tc>
-        <w:tc>
-          <w:tcPr>
-            <w:tcW w:w="2268" w:type="dxa"/>
-            <w:shd w:val="clear" w:color="auto" w:fill="EAF1DD" w:themeFill="accent3" w:themeFillTint="33"/>
-          </w:tcPr>
-          <w:p>
-            <w:pPr>
-              <w:ind w:left="17" w:firstLineChars="7" w:firstLine="17"/>
-              <w:jc w:val="center"/>
-            </w:pPr>
-            <w:r>
-              <w:t>Perangkat Lunak</w:t>
-            </w:r>
-          </w:p>
-        </w:tc>
-        <w:tc>
-          <w:tcPr>
-            <w:tcW w:w="4268" w:type="dxa"/>
-            <w:shd w:val="clear" w:color="auto" w:fill="EAF1DD" w:themeFill="accent3" w:themeFillTint="33"/>
-          </w:tcPr>
-          <w:p>
-            <w:pPr>
-              <w:ind w:left="43" w:firstLine="0"/>
-              <w:jc w:val="center"/>
-            </w:pPr>
-            <w:r>
-              <w:t>Keterangan</w:t>
-            </w:r>
-          </w:p>
-        </w:tc>
-      </w:tr>
-      <w:tr>
-        <w:trPr>
-          <w:cantSplit/>
-          <w:jc w:val="right"/>
-        </w:trPr>
-        <w:tc>
-          <w:tcPr>
-            <w:tcW w:w="567" w:type="dxa"/>
-          </w:tcPr>
-          <w:p>
-            <w:pPr>
-              <w:ind w:left="-332" w:rightChars="-154" w:right="-370" w:firstLine="0"/>
-              <w:jc w:val="center"/>
-            </w:pPr>
-            <w:r>
-              <w:t>1</w:t>
-            </w:r>
-          </w:p>
-        </w:tc>
-        <w:tc>
-          <w:tcPr>
-            <w:tcW w:w="2268" w:type="dxa"/>
-          </w:tcPr>
-          <w:p>
-            <w:pPr>
-              <w:ind w:left="17" w:firstLineChars="7" w:firstLine="17"/>
-              <w:rPr>
-                <w:i/>
-                <w:iCs/>
-              </w:rPr>
-            </w:pPr>
-            <w:r>
-              <w:rPr>
-                <w:i/>
-                <w:iCs/>
-              </w:rPr>
-              <w:t>Flutter</w:t>
-            </w:r>
-            <w:r>
-              <w:rPr>
-                <w:i/>
-              </w:rPr>
-              <w:t xml:space="preserve"> dan </w:t>
-            </w:r>
-            <w:r>
-              <w:rPr>
-                <w:i/>
-              </w:rPr>
-              <w:t>Dart</w:t>
-            </w:r>
-          </w:p>
-        </w:tc>
-        <w:tc>
-          <w:tcPr>
-            <w:tcW w:w="4268" w:type="dxa"/>
-          </w:tcPr>
-          <w:p>
-            <w:pPr>
-              <w:ind w:left="43" w:firstLine="0"/>
-            </w:pPr>
-            <w:r>
-              <w:t xml:space="preserve">Digunakan sebagai </w:t>
-            </w:r>
-            <w:r>
-              <w:rPr>
-                <w:i/>
-              </w:rPr>
-              <w:t>framework</w:t>
-            </w:r>
-            <w:r>
-              <w:t xml:space="preserve"> dan bahasa pemrograman utama dalam pengembangan aplikasi </w:t>
-            </w:r>
-            <w:r>
-              <w:rPr>
-                <w:i/>
-              </w:rPr>
-              <w:t>Android</w:t>
-            </w:r>
-            <w:r>
-              <w:t>.</w:t>
-            </w:r>
-          </w:p>
-        </w:tc>
-      </w:tr>
-      <w:tr>
-        <w:trPr>
-          <w:cantSplit/>
-          <w:jc w:val="right"/>
-        </w:trPr>
-        <w:tc>
-          <w:tcPr>
-            <w:tcW w:w="567" w:type="dxa"/>
-          </w:tcPr>
-          <w:p>
-            <w:pPr>
-              <w:ind w:left="-332" w:rightChars="-154" w:right="-370" w:firstLine="0"/>
-              <w:jc w:val="center"/>
-            </w:pPr>
-            <w:r>
-              <w:t>2</w:t>
-            </w:r>
-          </w:p>
-        </w:tc>
-        <w:tc>
-          <w:tcPr>
-            <w:tcW w:w="2268" w:type="dxa"/>
-          </w:tcPr>
-          <w:p>
-            <w:pPr>
-              <w:ind w:left="17" w:firstLineChars="7" w:firstLine="17"/>
-            </w:pPr>
-            <w:r>
-              <w:rPr>
-                <w:i/>
-              </w:rPr>
-              <w:t>Android</w:t>
-            </w:r>
-            <w:r>
-              <w:t xml:space="preserve"> </w:t>
-            </w:r>
-            <w:r>
-              <w:rPr>
-                <w:i/>
-                <w:iCs/>
-              </w:rPr>
-              <w:t xml:space="preserve">Studio </w:t>
-            </w:r>
-            <w:r>
-              <w:t xml:space="preserve">atau </w:t>
-            </w:r>
-            <w:r>
-              <w:rPr>
-                <w:i/>
-                <w:iCs/>
-              </w:rPr>
-              <w:t>Visual Studio Code</w:t>
-            </w:r>
-          </w:p>
-        </w:tc>
-        <w:tc>
-          <w:tcPr>
-            <w:tcW w:w="4268" w:type="dxa"/>
-          </w:tcPr>
-          <w:p>
-            <w:pPr>
-              <w:ind w:left="43" w:firstLine="0"/>
-            </w:pPr>
-            <w:r>
-              <w:t>Digunakan sebagai lingkungan pengembangan dan editor kode aplikasi.</w:t>
-            </w:r>
-          </w:p>
-        </w:tc>
-      </w:tr>
-      <w:tr>
-        <w:trPr>
-          <w:cantSplit/>
-          <w:jc w:val="right"/>
-        </w:trPr>
-        <w:tc>
-          <w:tcPr>
-            <w:tcW w:w="567" w:type="dxa"/>
-          </w:tcPr>
-          <w:p>
-            <w:pPr>
-              <w:ind w:left="-332" w:rightChars="-154" w:right="-370" w:firstLine="0"/>
-              <w:jc w:val="center"/>
-            </w:pPr>
-            <w:r>
-              <w:t>3</w:t>
-            </w:r>
-          </w:p>
-        </w:tc>
-        <w:tc>
-          <w:tcPr>
-            <w:tcW w:w="2268" w:type="dxa"/>
-          </w:tcPr>
-          <w:p>
-            <w:pPr>
-              <w:ind w:left="17" w:firstLineChars="7" w:firstLine="17"/>
-            </w:pPr>
-            <w:r>
-              <w:rPr>
-                <w:i/>
-                <w:iCs/>
-              </w:rPr>
-              <w:t>Firebase</w:t>
-            </w:r>
-            <w:r>
-              <w:t xml:space="preserve"> </w:t>
-            </w:r>
-            <w:r>
-              <w:rPr>
-                <w:i/>
-                <w:iCs/>
-              </w:rPr>
-              <w:t>Console</w:t>
-            </w:r>
-          </w:p>
-        </w:tc>
-        <w:tc>
-          <w:tcPr>
-            <w:tcW w:w="4268" w:type="dxa"/>
-          </w:tcPr>
-          <w:p>
-            <w:pPr>
-              <w:ind w:left="43" w:firstLine="0"/>
-            </w:pPr>
-            <w:r>
-              <w:t xml:space="preserve">Digunakan untuk mengelola proyek </w:t>
-            </w:r>
-            <w:r>
-              <w:rPr>
-                <w:i/>
-                <w:iCs/>
-              </w:rPr>
-              <w:t>Firebase</w:t>
-            </w:r>
-            <w:r>
-              <w:t xml:space="preserve"> dan konfigurasi aplikasi.</w:t>
-            </w:r>
-          </w:p>
-        </w:tc>
-      </w:tr>
-      <w:tr>
-        <w:trPr>
-          <w:cantSplit/>
-          <w:jc w:val="right"/>
-        </w:trPr>
-        <w:tc>
-          <w:tcPr>
-            <w:tcW w:w="567" w:type="dxa"/>
-          </w:tcPr>
-          <w:p>
-            <w:pPr>
-              <w:ind w:left="-332" w:rightChars="-154" w:right="-370" w:firstLine="0"/>
-              <w:jc w:val="center"/>
-            </w:pPr>
-            <w:r>
-              <w:t>4</w:t>
-            </w:r>
-          </w:p>
-        </w:tc>
-        <w:tc>
-          <w:tcPr>
-            <w:tcW w:w="2268" w:type="dxa"/>
-          </w:tcPr>
-          <w:p>
-            <w:pPr>
-              <w:ind w:left="17" w:firstLineChars="7" w:firstLine="17"/>
-              <w:rPr>
-                <w:i/>
-                <w:iCs/>
-              </w:rPr>
-            </w:pPr>
-            <w:r>
-              <w:rPr>
-                <w:i/>
-                <w:iCs/>
-              </w:rPr>
-              <w:t>Firebase</w:t>
-            </w:r>
-            <w:r>
-              <w:rPr>
-                <w:i/>
-                <w:iCs/>
-              </w:rPr>
-              <w:t xml:space="preserve"> Authentication</w:t>
-            </w:r>
-          </w:p>
-        </w:tc>
-        <w:tc>
-          <w:tcPr>
-            <w:tcW w:w="4268" w:type="dxa"/>
-          </w:tcPr>
-          <w:p>
-            <w:pPr>
-              <w:ind w:left="43" w:firstLine="0"/>
-            </w:pPr>
-            <w:r>
-              <w:t xml:space="preserve">Digunakan untuk mengelola proses </w:t>
-            </w:r>
-            <w:r>
-              <w:rPr>
-                <w:i/>
-              </w:rPr>
-              <w:t>login</w:t>
-            </w:r>
-            <w:r>
-              <w:t xml:space="preserve"> dan autentikasi pengguna.</w:t>
-            </w:r>
-          </w:p>
-        </w:tc>
-      </w:tr>
-      <w:tr>
-        <w:trPr>
-          <w:cantSplit/>
-          <w:jc w:val="right"/>
-        </w:trPr>
-        <w:tc>
-          <w:tcPr>
-            <w:tcW w:w="567" w:type="dxa"/>
-          </w:tcPr>
-          <w:p>
-            <w:pPr>
-              <w:ind w:left="-332" w:rightChars="-154" w:right="-370" w:firstLine="0"/>
-              <w:jc w:val="center"/>
-            </w:pPr>
-            <w:r>
-              <w:t>5</w:t>
-            </w:r>
-          </w:p>
-        </w:tc>
-        <w:tc>
-          <w:tcPr>
-            <w:tcW w:w="2268" w:type="dxa"/>
-          </w:tcPr>
-          <w:p>
-            <w:pPr>
-              <w:ind w:left="17" w:firstLineChars="7" w:firstLine="17"/>
-              <w:rPr>
-                <w:i/>
-                <w:iCs/>
-              </w:rPr>
-            </w:pPr>
-            <w:r>
-              <w:rPr>
-                <w:i/>
-                <w:iCs/>
-              </w:rPr>
-              <w:t>Cloud</w:t>
-            </w:r>
-            <w:r>
-              <w:rPr>
-                <w:i/>
-                <w:iCs/>
-              </w:rPr>
-              <w:t xml:space="preserve"> </w:t>
-            </w:r>
-            <w:proofErr w:type="spellStart"/>
-            <w:r>
-              <w:rPr>
-                <w:i/>
-                <w:iCs/>
-              </w:rPr>
-              <w:t>Firestore</w:t>
-            </w:r>
-            <w:proofErr w:type="spellEnd"/>
-          </w:p>
-        </w:tc>
-        <w:tc>
-          <w:tcPr>
-            <w:tcW w:w="4268" w:type="dxa"/>
-          </w:tcPr>
-          <w:p>
-            <w:pPr>
-              <w:ind w:left="43" w:firstLine="0"/>
-            </w:pPr>
-            <w:r>
-              <w:t xml:space="preserve">Digunakan sebagai </w:t>
-            </w:r>
-            <w:r>
-              <w:rPr>
-                <w:i/>
-              </w:rPr>
-              <w:t>database</w:t>
-            </w:r>
-            <w:r>
-              <w:t xml:space="preserve"> utama untuk menyimpan data aplikasi.</w:t>
-            </w:r>
-          </w:p>
-        </w:tc>
-      </w:tr>
-      <w:tr>
-        <w:trPr>
-          <w:cantSplit/>
-          <w:jc w:val="right"/>
-        </w:trPr>
-        <w:tc>
-          <w:tcPr>
-            <w:tcW w:w="567" w:type="dxa"/>
-          </w:tcPr>
-          <w:p>
-            <w:pPr>
-              <w:ind w:left="-332" w:rightChars="-154" w:right="-370" w:firstLine="0"/>
-              <w:jc w:val="center"/>
-            </w:pPr>
-            <w:r>
-              <w:t>6</w:t>
-            </w:r>
-          </w:p>
-        </w:tc>
-        <w:tc>
-          <w:tcPr>
-            <w:tcW w:w="2268" w:type="dxa"/>
-          </w:tcPr>
-          <w:p>
-            <w:pPr>
-              <w:ind w:left="17" w:firstLineChars="7" w:firstLine="17"/>
-            </w:pPr>
-            <w:r>
-              <w:rPr>
-                <w:i/>
-              </w:rPr>
-              <w:t>Figma</w:t>
-            </w:r>
-          </w:p>
-        </w:tc>
-        <w:tc>
-          <w:tcPr>
-            <w:tcW w:w="4268" w:type="dxa"/>
-          </w:tcPr>
-          <w:p>
-            <w:pPr>
-              <w:ind w:left="43" w:firstLine="0"/>
-            </w:pPr>
-            <w:r>
-              <w:t xml:space="preserve">Digunakan untuk membuat rancangan awal </w:t>
-            </w:r>
-            <w:r>
-              <w:rPr>
-                <w:i/>
-              </w:rPr>
-              <w:t>User Interface</w:t>
-            </w:r>
-            <w:r>
-              <w:t>.</w:t>
-            </w:r>
-          </w:p>
-        </w:tc>
-      </w:tr>
-      <w:tr>
-        <w:trPr>
-          <w:cantSplit/>
-          <w:jc w:val="right"/>
-        </w:trPr>
-        <w:tc>
-          <w:tcPr>
-            <w:tcW w:w="567" w:type="dxa"/>
-          </w:tcPr>
-          <w:p>
-            <w:pPr>
-              <w:ind w:left="-332" w:rightChars="-154" w:right="-370" w:firstLine="0"/>
-              <w:jc w:val="center"/>
-            </w:pPr>
-            <w:r>
-              <w:t>7</w:t>
-            </w:r>
-          </w:p>
-        </w:tc>
-        <w:tc>
-          <w:tcPr>
-            <w:tcW w:w="2268" w:type="dxa"/>
-          </w:tcPr>
-          <w:p>
-            <w:pPr>
-              <w:ind w:left="17" w:firstLineChars="7" w:firstLine="17"/>
-            </w:pPr>
-            <w:r>
-              <w:rPr>
-                <w:i/>
-              </w:rPr>
-              <w:t>Browser</w:t>
-            </w:r>
-          </w:p>
-        </w:tc>
-        <w:tc>
-          <w:tcPr>
-            <w:tcW w:w="4268" w:type="dxa"/>
-          </w:tcPr>
-          <w:p>
-            <w:pPr>
-              <w:ind w:left="43" w:firstLine="0"/>
-            </w:pPr>
-            <w:r>
-              <w:t xml:space="preserve">Digunakan untuk mengakses dokumentasi, </w:t>
-            </w:r>
-            <w:r>
-              <w:rPr>
-                <w:i/>
-                <w:iCs/>
-              </w:rPr>
-              <w:t>Firebase</w:t>
-            </w:r>
-            <w:r>
-              <w:t xml:space="preserve"> Console, dan referensi pendukung.</w:t>
-            </w:r>
-          </w:p>
-        </w:tc>
-      </w:tr>
-    </w:tbl>
-    <w:p>
-      <w:pPr>
-        <w:pStyle w:val="Heading3"/>
-      </w:pPr>
-      <w:r>
-        <w:t xml:space="preserve">3.4.3. </w:t>
-      </w:r>
-      <w:r>
-        <w:t xml:space="preserve"> </w:t>
-      </w:r>
-      <w:r>
-        <w:t>Bahan Penelitian</w:t>
+        <w:drawing>
+          <wp:inline xmlns:a="http://schemas.openxmlformats.org/drawingml/2006/main" xmlns:pic="http://schemas.openxmlformats.org/drawingml/2006/picture">
+            <wp:extent cx="2743200" cy="4114800"/>
+            <wp:docPr id="1069574678" name="Picture 1069574678"/>
+            <wp:cNvGraphicFramePr>
+              <a:graphicFrameLocks noChangeAspect="1"/>
+            </wp:cNvGraphicFramePr>
+            <a:graphic>
+              <a:graphicData uri="http://schemas.openxmlformats.org/drawingml/2006/picture">
+                <pic:pic>
+                  <pic:nvPicPr>
+                    <pic:cNvPr id="0" name="gambar_3_3_login.png"/>
+                    <pic:cNvPicPr/>
+                  </pic:nvPicPr>
+                  <pic:blipFill>
+                    <a:blip r:embed="rId41"/>
+                    <a:stretch>
+                      <a:fillRect/>
+                    </a:stretch>
+                  </pic:blipFill>
+                  <pic:spPr>
+                    <a:xfrm>
+                      <a:off x="0" y="0"/>
+                      <a:ext cx="2743200" cy="4114800"/>
+                    </a:xfrm>
+                    <a:prstGeom prst="rect"/>
+                  </pic:spPr>
+                </pic:pic>
+              </a:graphicData>
+            </a:graphic>
+          </wp:inline>
+        </w:drawing>
       </w:r>
     </w:p>
     <w:p>
       <w:pPr>
-        <w:pStyle w:val="NoSpacing"/>
-      </w:pPr>
-      <w:r>
-        <w:t xml:space="preserve">Bahan penelitian yang digunakan meliputi data </w:t>
-      </w:r>
-      <w:proofErr w:type="spellStart"/>
-      <w:r>
-        <w:rPr>
-          <w:i/>
-          <w:iCs/>
-        </w:rPr>
-      </w:r>
-      <w:proofErr w:type="spellEnd"/>
-      <w:r/>
-      <w:r>
-        <w:rPr>
-          <w:i/>
-        </w:rPr>
-      </w:r>
-      <w:r/>
-      <w:r/>
-      <w:r>
-        <w:rPr>
-          <w:i/>
-        </w:rPr>
-        <w:t>capster</w:t>
-      </w:r>
-      <w:r/>
-      <w:r>
-        <w:t xml:space="preserve">, data layanan, data akun pengguna, data pendapatan harian, data buku kas umum, data biaya operasional, data laporan pembagian hasil, dan contoh laporan </w:t>
-      </w:r>
-      <w:r>
-        <w:rPr>
-          <w:i/>
-        </w:rPr>
-        <w:t>Google Spreadsheet</w:t>
-      </w:r>
-      <w:r>
-        <w:rPr/>
-        <w:t xml:space="preserve"> </w:t>
-      </w:r>
-      <w:r/>
-      <w:r>
-        <w:rPr>
-          <w:i/>
-        </w:rPr>
-        <w:t>Garden Barbershop</w:t>
-      </w:r>
-      <w:r/>
-      <w:r>
-        <w:t xml:space="preserve"> periode Mei 2026. Data tersebut digunakan untuk memahami kebutuhan umum sistem dan menyusun rancangan awal penelitian.</w:t>
+        <w:spacing w:line="360" w:lineRule="auto" w:after="0"/>
+        <w:jc w:val="center"/>
+      </w:pPr>
+      <w:r>
+        <w:rPr>
+          <w:rFonts w:ascii="Times New Roman" w:hAnsi="Times New Roman"/>
+          <w:b w:val="0"/>
+          <w:sz w:val="24"/>
+        </w:rPr>
+        <w:t>Gambar 3. 3 Halaman Login</w:t>
       </w:r>
     </w:p>
     <w:p>
       <w:pPr>
-        <w:pStyle w:val="Heading2"/>
-      </w:pPr>
-      <w:r>
-        <w:t xml:space="preserve">3.5. </w:t>
-      </w:r>
-      <w:r>
-        <w:t xml:space="preserve">  </w:t>
-      </w:r>
-      <w:r>
-        <w:t>Tempat dan Waktu Penelitian</w:t>
+        <w:jc w:val="center"/>
+      </w:pPr>
+      <w:r>
+        <w:drawing>
+          <wp:inline xmlns:a="http://schemas.openxmlformats.org/drawingml/2006/main" xmlns:pic="http://schemas.openxmlformats.org/drawingml/2006/picture">
+            <wp:extent cx="2743200" cy="4114800"/>
+            <wp:docPr id="1069574679" name="Picture 1069574679"/>
+            <wp:cNvGraphicFramePr>
+              <a:graphicFrameLocks noChangeAspect="1"/>
+            </wp:cNvGraphicFramePr>
+            <a:graphic>
+              <a:graphicData uri="http://schemas.openxmlformats.org/drawingml/2006/picture">
+                <pic:pic>
+                  <pic:nvPicPr>
+                    <pic:cNvPr id="0" name="gambar_3_4_dashboard.png"/>
+                    <pic:cNvPicPr/>
+                  </pic:nvPicPr>
+                  <pic:blipFill>
+                    <a:blip r:embed="rId42"/>
+                    <a:stretch>
+                      <a:fillRect/>
+                    </a:stretch>
+                  </pic:blipFill>
+                  <pic:spPr>
+                    <a:xfrm>
+                      <a:off x="0" y="0"/>
+                      <a:ext cx="2743200" cy="4114800"/>
+                    </a:xfrm>
+                    <a:prstGeom prst="rect"/>
+                  </pic:spPr>
+                </pic:pic>
+              </a:graphicData>
+            </a:graphic>
+          </wp:inline>
+        </w:drawing>
       </w:r>
     </w:p>
     <w:p>
-      <w:r>
-        <w:t xml:space="preserve">Penelitian ini dilakukan pada </w:t>
-      </w:r>
-      <w:r>
-        <w:rPr>
-          <w:i/>
-        </w:rPr>
-      </w:r>
-      <w:r/>
-      <w:proofErr w:type="spellStart"/>
-      <w:r>
-        <w:rPr>
-          <w:i/>
-          <w:iCs/>
-        </w:rPr>
-      </w:r>
-      <w:proofErr w:type="spellEnd"/>
-      <w:r/>
-      <w:r>
-        <w:rPr>
-          <w:i/>
-        </w:rPr>
-      </w:r>
-      <w:r/>
-      <w:r>
-        <w:rPr>
-          <w:i/>
-        </w:rPr>
-      </w:r>
-      <w:r/>
-      <w:r>
-        <w:rPr>
-          <w:i/>
-        </w:rPr>
-      </w:r>
-      <w:r/>
-      <w:r/>
-      <w:r>
-        <w:rPr>
-          <w:i/>
-        </w:rPr>
-        <w:t>Garden Barbershop</w:t>
-      </w:r>
-      <w:r/>
-      <w:r>
-        <w:t xml:space="preserve"> sebagai objek penelitian. Pemilihan tempat penelitian didasarkan pada kebutuhan pengelolaan pendapatan, buku kas umum, biaya operasional, dan pembagian hasil </w:t>
-      </w:r>
-      <w:r/>
-      <w:r>
-        <w:rPr>
-          <w:i/>
-        </w:rPr>
-        <w:t>capster</w:t>
-      </w:r>
-      <w:r/>
-      <w:r>
-        <w:t xml:space="preserve"> yang memerlukan sistem berbasis aplikasi </w:t>
-      </w:r>
-      <w:r/>
-      <w:r>
-        <w:rPr>
-          <w:i/>
-        </w:rPr>
-        <w:t>Android</w:t>
-      </w:r>
-      <w:r/>
-      <w:r>
-        <w:t xml:space="preserve"> dan </w:t>
-      </w:r>
-      <w:r/>
-      <w:r>
-        <w:rPr>
-          <w:i/>
-        </w:rPr>
-        <w:t>database</w:t>
-      </w:r>
-      <w:r/>
-      <w:r>
-        <w:t xml:space="preserve"> </w:t>
-      </w:r>
-      <w:r>
-        <w:rPr>
-          <w:i/>
-        </w:rPr>
-        <w:t>online</w:t>
-      </w:r>
-      <w:r>
-        <w:rPr/>
-        <w:t>. Waktu penelitian direncanakan berlangsung selama beberapa bulan, mulai dari tahap identifikasi masalah sampai penyusunan laporan skripsi.</w:t>
+      <w:pPr>
+        <w:spacing w:line="360" w:lineRule="auto" w:after="0"/>
+        <w:jc w:val="center"/>
+      </w:pPr>
+      <w:r>
+        <w:rPr>
+          <w:rFonts w:ascii="Times New Roman" w:hAnsi="Times New Roman"/>
+          <w:b w:val="0"/>
+          <w:sz w:val="24"/>
+        </w:rPr>
+        <w:t>Gambar 3. 4 Dashboard Admin</w:t>
       </w:r>
     </w:p>
     <w:p>
       <w:pPr>
-        <w:pStyle w:val="Heading2"/>
-      </w:pPr>
-      <w:r>
-        <w:t xml:space="preserve">3.6. </w:t>
-      </w:r>
-      <w:r>
-        <w:t xml:space="preserve">  </w:t>
-      </w:r>
-      <w:r>
-        <w:t>Jadwal Penelitian</w:t>
+        <w:jc w:val="center"/>
+      </w:pPr>
+      <w:r>
+        <w:drawing>
+          <wp:inline xmlns:a="http://schemas.openxmlformats.org/drawingml/2006/main" xmlns:pic="http://schemas.openxmlformats.org/drawingml/2006/picture">
+            <wp:extent cx="2743200" cy="4114800"/>
+            <wp:docPr id="1069574680" name="Picture 1069574680"/>
+            <wp:cNvGraphicFramePr>
+              <a:graphicFrameLocks noChangeAspect="1"/>
+            </wp:cNvGraphicFramePr>
+            <a:graphic>
+              <a:graphicData uri="http://schemas.openxmlformats.org/drawingml/2006/picture">
+                <pic:pic>
+                  <pic:nvPicPr>
+                    <pic:cNvPr id="0" name="gambar_3_5_pendapatan.png"/>
+                    <pic:cNvPicPr/>
+                  </pic:nvPicPr>
+                  <pic:blipFill>
+                    <a:blip r:embed="rId43"/>
+                    <a:stretch>
+                      <a:fillRect/>
+                    </a:stretch>
+                  </pic:blipFill>
+                  <pic:spPr>
+                    <a:xfrm>
+                      <a:off x="0" y="0"/>
+                      <a:ext cx="2743200" cy="4114800"/>
+                    </a:xfrm>
+                    <a:prstGeom prst="rect"/>
+                  </pic:spPr>
+                </pic:pic>
+              </a:graphicData>
+            </a:graphic>
+          </wp:inline>
+        </w:drawing>
       </w:r>
     </w:p>
     <w:p>
-      <w:r>
-        <w:t>Jadwal penelitian disusun agar setiap tahapan penelitian dapat dilaksanakan secara terarah. Jadwal penelitian dapat dilihat pada Tabel 3. 3.</w:t>
+      <w:pPr>
+        <w:spacing w:line="360" w:lineRule="auto" w:after="0"/>
+        <w:jc w:val="center"/>
+      </w:pPr>
+      <w:r>
+        <w:rPr>
+          <w:rFonts w:ascii="Times New Roman" w:hAnsi="Times New Roman"/>
+          <w:b w:val="0"/>
+          <w:sz w:val="24"/>
+        </w:rPr>
+        <w:t>Gambar 3. 5 Input Pendapatan Harian</w:t>
       </w:r>
     </w:p>
     <w:p>
@@ -13392,1505 +16417,212 @@
         <w:jc w:val="center"/>
       </w:pPr>
       <w:r>
-        <w:t>Tabel 3. 3 Jadwal Penelitian</w:t>
-      </w:r>
-    </w:p>
-    <w:tbl>
-      <w:tblPr>
-        <w:tblStyle w:val="TableGrid"/>
-        <w:tblW w:w="0" w:type="auto"/>
-        <w:jc w:val="right"/>
-        <w:tblLayout w:type="fixed"/>
-        <w:tblLook w:val="04A0" w:firstRow="1" w:lastRow="0" w:firstColumn="1" w:lastColumn="0" w:noHBand="0" w:noVBand="1"/>
-      </w:tblPr>
-      <w:tblGrid>
-        <w:gridCol w:w="510"/>
-        <w:gridCol w:w="2508"/>
-        <w:gridCol w:w="992"/>
-        <w:gridCol w:w="992"/>
-        <w:gridCol w:w="851"/>
-        <w:gridCol w:w="894"/>
-        <w:gridCol w:w="964"/>
-      </w:tblGrid>
-      <w:tr>
-        <w:trPr>
-          <w:cantSplit/>
-          <w:tblHeader/>
-          <w:jc w:val="right"/>
-        </w:trPr>
-        <w:tc>
-          <w:tcPr>
-            <w:tcW w:w="510" w:type="dxa"/>
-            <w:shd w:val="clear" w:color="auto" w:fill="EAF1DD" w:themeFill="accent3" w:themeFillTint="33"/>
-          </w:tcPr>
-          <w:p>
-            <w:pPr>
-              <w:spacing w:beforeLines="50" w:before="120"/>
-              <w:ind w:left="-332" w:rightChars="-154" w:right="-370" w:firstLine="0"/>
-              <w:jc w:val="center"/>
-            </w:pPr>
-            <w:r>
-              <w:t>No</w:t>
-            </w:r>
-          </w:p>
-        </w:tc>
-        <w:tc>
-          <w:tcPr>
-            <w:tcW w:w="2508" w:type="dxa"/>
-            <w:shd w:val="clear" w:color="auto" w:fill="EAF1DD" w:themeFill="accent3" w:themeFillTint="33"/>
-          </w:tcPr>
-          <w:p>
-            <w:pPr>
-              <w:spacing w:beforeLines="50" w:before="120"/>
-              <w:ind w:left="-15" w:rightChars="-38" w:right="-91" w:firstLine="0"/>
-              <w:jc w:val="left"/>
-            </w:pPr>
-            <w:r>
-              <w:t>Kegiatan</w:t>
-            </w:r>
-          </w:p>
-        </w:tc>
-        <w:tc>
-          <w:tcPr>
-            <w:tcW w:w="992" w:type="dxa"/>
-            <w:shd w:val="clear" w:color="auto" w:fill="EAF1DD" w:themeFill="accent3" w:themeFillTint="33"/>
-          </w:tcPr>
-          <w:p>
-            <w:pPr>
-              <w:spacing w:beforeLines="50" w:before="120"/>
-              <w:ind w:left="-332" w:rightChars="-154" w:right="-370" w:firstLine="0"/>
-              <w:jc w:val="center"/>
-            </w:pPr>
-            <w:r>
-              <w:t>Bulan 1</w:t>
-            </w:r>
-          </w:p>
-        </w:tc>
-        <w:tc>
-          <w:tcPr>
-            <w:tcW w:w="992" w:type="dxa"/>
-            <w:shd w:val="clear" w:color="auto" w:fill="EAF1DD" w:themeFill="accent3" w:themeFillTint="33"/>
-          </w:tcPr>
-          <w:p>
-            <w:pPr>
-              <w:spacing w:beforeLines="50" w:before="120"/>
-              <w:ind w:left="-332" w:rightChars="-154" w:right="-370" w:firstLine="0"/>
-              <w:jc w:val="center"/>
-            </w:pPr>
-            <w:r>
-              <w:t>Bulan 2</w:t>
-            </w:r>
-          </w:p>
-        </w:tc>
-        <w:tc>
-          <w:tcPr>
-            <w:tcW w:w="851" w:type="dxa"/>
-            <w:shd w:val="clear" w:color="auto" w:fill="EAF1DD" w:themeFill="accent3" w:themeFillTint="33"/>
-          </w:tcPr>
-          <w:p>
-            <w:pPr>
-              <w:spacing w:beforeLines="50" w:before="120"/>
-              <w:ind w:left="-332" w:rightChars="-154" w:right="-370" w:firstLine="0"/>
-              <w:jc w:val="center"/>
-            </w:pPr>
-            <w:r>
-              <w:t>Bulan 3</w:t>
-            </w:r>
-          </w:p>
-        </w:tc>
-        <w:tc>
-          <w:tcPr>
-            <w:tcW w:w="894" w:type="dxa"/>
-            <w:shd w:val="clear" w:color="auto" w:fill="EAF1DD" w:themeFill="accent3" w:themeFillTint="33"/>
-          </w:tcPr>
-          <w:p>
-            <w:pPr>
-              <w:spacing w:beforeLines="50" w:before="120"/>
-              <w:ind w:left="-332" w:rightChars="-154" w:right="-370" w:firstLine="0"/>
-              <w:jc w:val="center"/>
-            </w:pPr>
-            <w:r>
-              <w:t>Bulan 4</w:t>
-            </w:r>
-          </w:p>
-        </w:tc>
-        <w:tc>
-          <w:tcPr>
-            <w:tcW w:w="964" w:type="dxa"/>
-            <w:shd w:val="clear" w:color="auto" w:fill="EAF1DD" w:themeFill="accent3" w:themeFillTint="33"/>
-          </w:tcPr>
-          <w:p>
-            <w:pPr>
-              <w:spacing w:beforeLines="50" w:before="120"/>
-              <w:ind w:left="-332" w:rightChars="-154" w:right="-370" w:firstLine="0"/>
-              <w:jc w:val="center"/>
-            </w:pPr>
-            <w:r>
-              <w:t>Bulan 5</w:t>
-            </w:r>
-          </w:p>
-        </w:tc>
-      </w:tr>
-      <w:tr>
-        <w:trPr>
-          <w:cantSplit/>
-          <w:jc w:val="right"/>
-        </w:trPr>
-        <w:tc>
-          <w:tcPr>
-            <w:tcW w:w="510" w:type="dxa"/>
-          </w:tcPr>
-          <w:p>
-            <w:pPr>
-              <w:spacing w:beforeLines="50" w:before="120"/>
-              <w:ind w:left="-332" w:rightChars="-154" w:right="-370" w:firstLine="0"/>
-              <w:jc w:val="center"/>
-            </w:pPr>
-            <w:r>
-              <w:t>1</w:t>
-            </w:r>
-          </w:p>
-        </w:tc>
-        <w:tc>
-          <w:tcPr>
-            <w:tcW w:w="2508" w:type="dxa"/>
-          </w:tcPr>
-          <w:p>
-            <w:pPr>
-              <w:spacing w:beforeLines="50" w:before="120"/>
-              <w:ind w:left="-15" w:rightChars="-38" w:right="-91" w:firstLine="0"/>
-              <w:jc w:val="left"/>
-            </w:pPr>
-            <w:r>
-              <w:t>Identifikasi masalah</w:t>
-            </w:r>
-          </w:p>
-        </w:tc>
-        <w:tc>
-          <w:tcPr>
-            <w:tcW w:w="992" w:type="dxa"/>
-          </w:tcPr>
-          <w:p>
-            <w:pPr>
-              <w:spacing w:beforeLines="50" w:before="120"/>
-              <w:ind w:left="-332" w:rightChars="-154" w:right="-370" w:firstLine="0"/>
-              <w:jc w:val="center"/>
-            </w:pPr>
-            <w:r>
-              <w:t>√</w:t>
-            </w:r>
-          </w:p>
-        </w:tc>
-        <w:tc>
-          <w:tcPr>
-            <w:tcW w:w="992" w:type="dxa"/>
-          </w:tcPr>
-          <w:p>
-            <w:pPr>
-              <w:spacing w:beforeLines="50" w:before="120"/>
-              <w:ind w:left="-332" w:rightChars="-154" w:right="-370" w:firstLine="0"/>
-              <w:jc w:val="center"/>
-            </w:pPr>
-          </w:p>
-        </w:tc>
-        <w:tc>
-          <w:tcPr>
-            <w:tcW w:w="851" w:type="dxa"/>
-          </w:tcPr>
-          <w:p>
-            <w:pPr>
-              <w:spacing w:beforeLines="50" w:before="120"/>
-              <w:ind w:left="-332" w:rightChars="-154" w:right="-370" w:firstLine="0"/>
-              <w:jc w:val="center"/>
-            </w:pPr>
-          </w:p>
-        </w:tc>
-        <w:tc>
-          <w:tcPr>
-            <w:tcW w:w="894" w:type="dxa"/>
-          </w:tcPr>
-          <w:p>
-            <w:pPr>
-              <w:spacing w:beforeLines="50" w:before="120"/>
-              <w:ind w:left="-332" w:rightChars="-154" w:right="-370" w:firstLine="0"/>
-              <w:jc w:val="center"/>
-            </w:pPr>
-          </w:p>
-        </w:tc>
-        <w:tc>
-          <w:tcPr>
-            <w:tcW w:w="964" w:type="dxa"/>
-          </w:tcPr>
-          <w:p>
-            <w:pPr>
-              <w:spacing w:beforeLines="50" w:before="120"/>
-              <w:ind w:left="-332" w:rightChars="-154" w:right="-370" w:firstLine="0"/>
-              <w:jc w:val="center"/>
-            </w:pPr>
-          </w:p>
-        </w:tc>
-      </w:tr>
-      <w:tr>
-        <w:trPr>
-          <w:cantSplit/>
-          <w:jc w:val="right"/>
-        </w:trPr>
-        <w:tc>
-          <w:tcPr>
-            <w:tcW w:w="510" w:type="dxa"/>
-          </w:tcPr>
-          <w:p>
-            <w:pPr>
-              <w:spacing w:beforeLines="50" w:before="120"/>
-              <w:ind w:left="-332" w:rightChars="-154" w:right="-370" w:firstLine="0"/>
-              <w:jc w:val="center"/>
-            </w:pPr>
-            <w:r>
-              <w:t>2</w:t>
-            </w:r>
-          </w:p>
-        </w:tc>
-        <w:tc>
-          <w:tcPr>
-            <w:tcW w:w="2508" w:type="dxa"/>
-          </w:tcPr>
-          <w:p>
-            <w:pPr>
-              <w:spacing w:beforeLines="50" w:before="120"/>
-              <w:ind w:left="-15" w:rightChars="-38" w:right="-91" w:firstLine="0"/>
-              <w:jc w:val="left"/>
-            </w:pPr>
-            <w:r>
-              <w:t>Studi literatur</w:t>
-            </w:r>
-          </w:p>
-        </w:tc>
-        <w:tc>
-          <w:tcPr>
-            <w:tcW w:w="992" w:type="dxa"/>
-          </w:tcPr>
-          <w:p>
-            <w:pPr>
-              <w:spacing w:beforeLines="50" w:before="120"/>
-              <w:ind w:left="-332" w:rightChars="-154" w:right="-370" w:firstLine="0"/>
-              <w:jc w:val="center"/>
-            </w:pPr>
-            <w:r>
-              <w:t>√</w:t>
-            </w:r>
-          </w:p>
-        </w:tc>
-        <w:tc>
-          <w:tcPr>
-            <w:tcW w:w="992" w:type="dxa"/>
-          </w:tcPr>
-          <w:p>
-            <w:pPr>
-              <w:spacing w:beforeLines="50" w:before="120"/>
-              <w:ind w:left="-332" w:rightChars="-154" w:right="-370" w:firstLine="0"/>
-              <w:jc w:val="center"/>
-            </w:pPr>
-            <w:r>
-              <w:t>√</w:t>
-            </w:r>
-          </w:p>
-        </w:tc>
-        <w:tc>
-          <w:tcPr>
-            <w:tcW w:w="851" w:type="dxa"/>
-          </w:tcPr>
-          <w:p>
-            <w:pPr>
-              <w:spacing w:beforeLines="50" w:before="120"/>
-              <w:ind w:left="-332" w:rightChars="-154" w:right="-370" w:firstLine="0"/>
-              <w:jc w:val="center"/>
-            </w:pPr>
-          </w:p>
-        </w:tc>
-        <w:tc>
-          <w:tcPr>
-            <w:tcW w:w="894" w:type="dxa"/>
-          </w:tcPr>
-          <w:p>
-            <w:pPr>
-              <w:spacing w:beforeLines="50" w:before="120"/>
-              <w:ind w:left="-332" w:rightChars="-154" w:right="-370" w:firstLine="0"/>
-              <w:jc w:val="center"/>
-            </w:pPr>
-          </w:p>
-        </w:tc>
-        <w:tc>
-          <w:tcPr>
-            <w:tcW w:w="964" w:type="dxa"/>
-          </w:tcPr>
-          <w:p>
-            <w:pPr>
-              <w:spacing w:beforeLines="50" w:before="120"/>
-              <w:ind w:left="-332" w:rightChars="-154" w:right="-370" w:firstLine="0"/>
-              <w:jc w:val="center"/>
-            </w:pPr>
-          </w:p>
-        </w:tc>
-      </w:tr>
-      <w:tr>
-        <w:trPr>
-          <w:cantSplit/>
-          <w:jc w:val="right"/>
-        </w:trPr>
-        <w:tc>
-          <w:tcPr>
-            <w:tcW w:w="510" w:type="dxa"/>
-          </w:tcPr>
-          <w:p>
-            <w:pPr>
-              <w:spacing w:beforeLines="50" w:before="120"/>
-              <w:ind w:left="-332" w:rightChars="-154" w:right="-370" w:firstLine="0"/>
-              <w:jc w:val="center"/>
-            </w:pPr>
-            <w:r>
-              <w:t>3</w:t>
-            </w:r>
-          </w:p>
-        </w:tc>
-        <w:tc>
-          <w:tcPr>
-            <w:tcW w:w="2508" w:type="dxa"/>
-          </w:tcPr>
-          <w:p>
-            <w:pPr>
-              <w:spacing w:beforeLines="50" w:before="120"/>
-              <w:ind w:left="-15" w:rightChars="-38" w:right="-91" w:firstLine="0"/>
-              <w:jc w:val="left"/>
-            </w:pPr>
-            <w:r>
-              <w:t>Pengumpulan data</w:t>
-            </w:r>
-          </w:p>
-        </w:tc>
-        <w:tc>
-          <w:tcPr>
-            <w:tcW w:w="992" w:type="dxa"/>
-          </w:tcPr>
-          <w:p>
-            <w:pPr>
-              <w:spacing w:beforeLines="50" w:before="120"/>
-              <w:ind w:left="-332" w:rightChars="-154" w:right="-370" w:firstLine="0"/>
-              <w:jc w:val="center"/>
-            </w:pPr>
-            <w:r>
-              <w:t>√</w:t>
-            </w:r>
-          </w:p>
-        </w:tc>
-        <w:tc>
-          <w:tcPr>
-            <w:tcW w:w="992" w:type="dxa"/>
-          </w:tcPr>
-          <w:p>
-            <w:pPr>
-              <w:spacing w:beforeLines="50" w:before="120"/>
-              <w:ind w:left="-332" w:rightChars="-154" w:right="-370" w:firstLine="0"/>
-              <w:jc w:val="center"/>
-            </w:pPr>
-            <w:r>
-              <w:t>√</w:t>
-            </w:r>
-          </w:p>
-        </w:tc>
-        <w:tc>
-          <w:tcPr>
-            <w:tcW w:w="851" w:type="dxa"/>
-          </w:tcPr>
-          <w:p>
-            <w:pPr>
-              <w:spacing w:beforeLines="50" w:before="120"/>
-              <w:ind w:left="-332" w:rightChars="-154" w:right="-370" w:firstLine="0"/>
-              <w:jc w:val="center"/>
-            </w:pPr>
-          </w:p>
-        </w:tc>
-        <w:tc>
-          <w:tcPr>
-            <w:tcW w:w="894" w:type="dxa"/>
-          </w:tcPr>
-          <w:p>
-            <w:pPr>
-              <w:spacing w:beforeLines="50" w:before="120"/>
-              <w:ind w:left="-332" w:rightChars="-154" w:right="-370" w:firstLine="0"/>
-              <w:jc w:val="center"/>
-            </w:pPr>
-          </w:p>
-        </w:tc>
-        <w:tc>
-          <w:tcPr>
-            <w:tcW w:w="964" w:type="dxa"/>
-          </w:tcPr>
-          <w:p>
-            <w:pPr>
-              <w:spacing w:beforeLines="50" w:before="120"/>
-              <w:ind w:left="-332" w:rightChars="-154" w:right="-370" w:firstLine="0"/>
-              <w:jc w:val="center"/>
-            </w:pPr>
-          </w:p>
-        </w:tc>
-      </w:tr>
-      <w:tr>
-        <w:trPr>
-          <w:cantSplit/>
-          <w:jc w:val="right"/>
-        </w:trPr>
-        <w:tc>
-          <w:tcPr>
-            <w:tcW w:w="510" w:type="dxa"/>
-          </w:tcPr>
-          <w:p>
-            <w:pPr>
-              <w:spacing w:beforeLines="50" w:before="120"/>
-              <w:ind w:left="-332" w:rightChars="-154" w:right="-370" w:firstLine="0"/>
-              <w:jc w:val="center"/>
-            </w:pPr>
-            <w:r>
-              <w:t>4</w:t>
-            </w:r>
-          </w:p>
-        </w:tc>
-        <w:tc>
-          <w:tcPr>
-            <w:tcW w:w="2508" w:type="dxa"/>
-          </w:tcPr>
-          <w:p>
-            <w:pPr>
-              <w:spacing w:beforeLines="50" w:before="120"/>
-              <w:ind w:left="-15" w:rightChars="-38" w:right="-91" w:firstLine="0"/>
-              <w:jc w:val="left"/>
-            </w:pPr>
-            <w:r>
-              <w:t>Analisis kebutuhan awal</w:t>
-            </w:r>
-          </w:p>
-        </w:tc>
-        <w:tc>
-          <w:tcPr>
-            <w:tcW w:w="992" w:type="dxa"/>
-          </w:tcPr>
-          <w:p>
-            <w:pPr>
-              <w:spacing w:beforeLines="50" w:before="120"/>
-              <w:ind w:left="-332" w:rightChars="-154" w:right="-370" w:firstLine="0"/>
-              <w:jc w:val="center"/>
-            </w:pPr>
-          </w:p>
-        </w:tc>
-        <w:tc>
-          <w:tcPr>
-            <w:tcW w:w="992" w:type="dxa"/>
-          </w:tcPr>
-          <w:p>
-            <w:pPr>
-              <w:spacing w:beforeLines="50" w:before="120"/>
-              <w:ind w:left="-332" w:rightChars="-154" w:right="-370" w:firstLine="0"/>
-              <w:jc w:val="center"/>
-            </w:pPr>
-            <w:r>
-              <w:t>√</w:t>
-            </w:r>
-          </w:p>
-        </w:tc>
-        <w:tc>
-          <w:tcPr>
-            <w:tcW w:w="851" w:type="dxa"/>
-          </w:tcPr>
-          <w:p>
-            <w:pPr>
-              <w:spacing w:beforeLines="50" w:before="120"/>
-              <w:ind w:left="-332" w:rightChars="-154" w:right="-370" w:firstLine="0"/>
-              <w:jc w:val="center"/>
-            </w:pPr>
-          </w:p>
-        </w:tc>
-        <w:tc>
-          <w:tcPr>
-            <w:tcW w:w="894" w:type="dxa"/>
-          </w:tcPr>
-          <w:p>
-            <w:pPr>
-              <w:spacing w:beforeLines="50" w:before="120"/>
-              <w:ind w:left="-332" w:rightChars="-154" w:right="-370" w:firstLine="0"/>
-              <w:jc w:val="center"/>
-            </w:pPr>
-          </w:p>
-        </w:tc>
-        <w:tc>
-          <w:tcPr>
-            <w:tcW w:w="964" w:type="dxa"/>
-          </w:tcPr>
-          <w:p>
-            <w:pPr>
-              <w:spacing w:beforeLines="50" w:before="120"/>
-              <w:ind w:left="-332" w:rightChars="-154" w:right="-370" w:firstLine="0"/>
-              <w:jc w:val="center"/>
-            </w:pPr>
-          </w:p>
-        </w:tc>
-      </w:tr>
-      <w:tr>
-        <w:trPr>
-          <w:cantSplit/>
-          <w:jc w:val="right"/>
-        </w:trPr>
-        <w:tc>
-          <w:tcPr>
-            <w:tcW w:w="510" w:type="dxa"/>
-          </w:tcPr>
-          <w:p>
-            <w:pPr>
-              <w:spacing w:beforeLines="50" w:before="120"/>
-              <w:ind w:left="-332" w:rightChars="-154" w:right="-370" w:firstLine="0"/>
-              <w:jc w:val="center"/>
-            </w:pPr>
-            <w:r>
-              <w:t>5</w:t>
-            </w:r>
-          </w:p>
-        </w:tc>
-        <w:tc>
-          <w:tcPr>
-            <w:tcW w:w="2508" w:type="dxa"/>
-          </w:tcPr>
-          <w:p>
-            <w:pPr>
-              <w:spacing w:beforeLines="50" w:before="120"/>
-              <w:ind w:left="-15" w:rightChars="-38" w:right="-91" w:firstLine="0"/>
-              <w:jc w:val="left"/>
-            </w:pPr>
-            <w:r>
-              <w:t>Perancangan sistem</w:t>
-            </w:r>
-          </w:p>
-        </w:tc>
-        <w:tc>
-          <w:tcPr>
-            <w:tcW w:w="992" w:type="dxa"/>
-          </w:tcPr>
-          <w:p>
-            <w:pPr>
-              <w:spacing w:beforeLines="50" w:before="120"/>
-              <w:ind w:left="-332" w:rightChars="-154" w:right="-370" w:firstLine="0"/>
-              <w:jc w:val="center"/>
-            </w:pPr>
-          </w:p>
-        </w:tc>
-        <w:tc>
-          <w:tcPr>
-            <w:tcW w:w="992" w:type="dxa"/>
-          </w:tcPr>
-          <w:p>
-            <w:pPr>
-              <w:spacing w:beforeLines="50" w:before="120"/>
-              <w:ind w:left="-332" w:rightChars="-154" w:right="-370" w:firstLine="0"/>
-              <w:jc w:val="center"/>
-            </w:pPr>
-            <w:r>
-              <w:t>√</w:t>
-            </w:r>
-          </w:p>
-        </w:tc>
-        <w:tc>
-          <w:tcPr>
-            <w:tcW w:w="851" w:type="dxa"/>
-          </w:tcPr>
-          <w:p>
-            <w:pPr>
-              <w:spacing w:beforeLines="50" w:before="120"/>
-              <w:ind w:left="-332" w:rightChars="-154" w:right="-370" w:firstLine="0"/>
-              <w:jc w:val="center"/>
-            </w:pPr>
-            <w:r>
-              <w:t>√</w:t>
-            </w:r>
-          </w:p>
-        </w:tc>
-        <w:tc>
-          <w:tcPr>
-            <w:tcW w:w="894" w:type="dxa"/>
-          </w:tcPr>
-          <w:p>
-            <w:pPr>
-              <w:spacing w:beforeLines="50" w:before="120"/>
-              <w:ind w:left="-332" w:rightChars="-154" w:right="-370" w:firstLine="0"/>
-              <w:jc w:val="center"/>
-            </w:pPr>
-          </w:p>
-        </w:tc>
-        <w:tc>
-          <w:tcPr>
-            <w:tcW w:w="964" w:type="dxa"/>
-          </w:tcPr>
-          <w:p>
-            <w:pPr>
-              <w:spacing w:beforeLines="50" w:before="120"/>
-              <w:ind w:left="-332" w:rightChars="-154" w:right="-370" w:firstLine="0"/>
-              <w:jc w:val="center"/>
-            </w:pPr>
-          </w:p>
-        </w:tc>
-      </w:tr>
-      <w:tr>
-        <w:trPr>
-          <w:cantSplit/>
-          <w:jc w:val="right"/>
-        </w:trPr>
-        <w:tc>
-          <w:tcPr>
-            <w:tcW w:w="510" w:type="dxa"/>
-          </w:tcPr>
-          <w:p>
-            <w:pPr>
-              <w:spacing w:beforeLines="50" w:before="120"/>
-              <w:ind w:left="-332" w:rightChars="-154" w:right="-370" w:firstLine="0"/>
-              <w:jc w:val="center"/>
-            </w:pPr>
-            <w:r>
-              <w:t>6</w:t>
-            </w:r>
-          </w:p>
-        </w:tc>
-        <w:tc>
-          <w:tcPr>
-            <w:tcW w:w="2508" w:type="dxa"/>
-          </w:tcPr>
-          <w:p>
-            <w:pPr>
-              <w:spacing w:beforeLines="50" w:before="120"/>
-              <w:ind w:left="-15" w:rightChars="-38" w:right="-91" w:firstLine="0"/>
-              <w:jc w:val="left"/>
-            </w:pPr>
-            <w:r>
-              <w:t>Implementasi sistem</w:t>
-            </w:r>
-          </w:p>
-        </w:tc>
-        <w:tc>
-          <w:tcPr>
-            <w:tcW w:w="992" w:type="dxa"/>
-          </w:tcPr>
-          <w:p>
-            <w:pPr>
-              <w:spacing w:beforeLines="50" w:before="120"/>
-              <w:ind w:left="-332" w:rightChars="-154" w:right="-370" w:firstLine="0"/>
-              <w:jc w:val="center"/>
-            </w:pPr>
-          </w:p>
-        </w:tc>
-        <w:tc>
-          <w:tcPr>
-            <w:tcW w:w="992" w:type="dxa"/>
-          </w:tcPr>
-          <w:p>
-            <w:pPr>
-              <w:spacing w:beforeLines="50" w:before="120"/>
-              <w:ind w:left="-332" w:rightChars="-154" w:right="-370" w:firstLine="0"/>
-              <w:jc w:val="center"/>
-            </w:pPr>
-          </w:p>
-        </w:tc>
-        <w:tc>
-          <w:tcPr>
-            <w:tcW w:w="851" w:type="dxa"/>
-          </w:tcPr>
-          <w:p>
-            <w:pPr>
-              <w:spacing w:beforeLines="50" w:before="120"/>
-              <w:ind w:left="-332" w:rightChars="-154" w:right="-370" w:firstLine="0"/>
-              <w:jc w:val="center"/>
-            </w:pPr>
-            <w:r>
-              <w:t>√</w:t>
-            </w:r>
-          </w:p>
-        </w:tc>
-        <w:tc>
-          <w:tcPr>
-            <w:tcW w:w="894" w:type="dxa"/>
-          </w:tcPr>
-          <w:p>
-            <w:pPr>
-              <w:spacing w:beforeLines="50" w:before="120"/>
-              <w:ind w:left="-332" w:rightChars="-154" w:right="-370" w:firstLine="0"/>
-              <w:jc w:val="center"/>
-            </w:pPr>
-            <w:r>
-              <w:t>√</w:t>
-            </w:r>
-          </w:p>
-        </w:tc>
-        <w:tc>
-          <w:tcPr>
-            <w:tcW w:w="964" w:type="dxa"/>
-          </w:tcPr>
-          <w:p>
-            <w:pPr>
-              <w:spacing w:beforeLines="50" w:before="120"/>
-              <w:ind w:left="-332" w:rightChars="-154" w:right="-370" w:firstLine="0"/>
-              <w:jc w:val="center"/>
-            </w:pPr>
-          </w:p>
-        </w:tc>
-      </w:tr>
-      <w:tr>
-        <w:trPr>
-          <w:cantSplit/>
-          <w:jc w:val="right"/>
-        </w:trPr>
-        <w:tc>
-          <w:tcPr>
-            <w:tcW w:w="510" w:type="dxa"/>
-          </w:tcPr>
-          <w:p>
-            <w:pPr>
-              <w:spacing w:beforeLines="50" w:before="120"/>
-              <w:ind w:left="-332" w:rightChars="-154" w:right="-370" w:firstLine="0"/>
-              <w:jc w:val="center"/>
-            </w:pPr>
-            <w:r>
-              <w:t>7</w:t>
-            </w:r>
-          </w:p>
-        </w:tc>
-        <w:tc>
-          <w:tcPr>
-            <w:tcW w:w="2508" w:type="dxa"/>
-          </w:tcPr>
-          <w:p>
-            <w:pPr>
-              <w:spacing w:beforeLines="50" w:before="120"/>
-              <w:ind w:left="-15" w:rightChars="-38" w:right="-91" w:firstLine="0"/>
-              <w:jc w:val="left"/>
-            </w:pPr>
-            <w:r>
-              <w:t>Pengujian sistem</w:t>
-            </w:r>
-          </w:p>
-        </w:tc>
-        <w:tc>
-          <w:tcPr>
-            <w:tcW w:w="992" w:type="dxa"/>
-          </w:tcPr>
-          <w:p>
-            <w:pPr>
-              <w:spacing w:beforeLines="50" w:before="120"/>
-              <w:ind w:left="-332" w:rightChars="-154" w:right="-370" w:firstLine="0"/>
-              <w:jc w:val="center"/>
-            </w:pPr>
-          </w:p>
-        </w:tc>
-        <w:tc>
-          <w:tcPr>
-            <w:tcW w:w="992" w:type="dxa"/>
-          </w:tcPr>
-          <w:p>
-            <w:pPr>
-              <w:spacing w:beforeLines="50" w:before="120"/>
-              <w:ind w:left="-332" w:rightChars="-154" w:right="-370" w:firstLine="0"/>
-              <w:jc w:val="center"/>
-            </w:pPr>
-          </w:p>
-        </w:tc>
-        <w:tc>
-          <w:tcPr>
-            <w:tcW w:w="851" w:type="dxa"/>
-          </w:tcPr>
-          <w:p>
-            <w:pPr>
-              <w:spacing w:beforeLines="50" w:before="120"/>
-              <w:ind w:left="-332" w:rightChars="-154" w:right="-370" w:firstLine="0"/>
-              <w:jc w:val="center"/>
-            </w:pPr>
-          </w:p>
-        </w:tc>
-        <w:tc>
-          <w:tcPr>
-            <w:tcW w:w="894" w:type="dxa"/>
-          </w:tcPr>
-          <w:p>
-            <w:pPr>
-              <w:spacing w:beforeLines="50" w:before="120"/>
-              <w:ind w:left="-332" w:rightChars="-154" w:right="-370" w:firstLine="0"/>
-              <w:jc w:val="center"/>
-            </w:pPr>
-            <w:r>
-              <w:t>√</w:t>
-            </w:r>
-          </w:p>
-        </w:tc>
-        <w:tc>
-          <w:tcPr>
-            <w:tcW w:w="964" w:type="dxa"/>
-          </w:tcPr>
-          <w:p>
-            <w:pPr>
-              <w:spacing w:beforeLines="50" w:before="120"/>
-              <w:ind w:left="-332" w:rightChars="-154" w:right="-370" w:firstLine="0"/>
-              <w:jc w:val="center"/>
-            </w:pPr>
-          </w:p>
-        </w:tc>
-      </w:tr>
-      <w:tr>
-        <w:trPr>
-          <w:cantSplit/>
-          <w:jc w:val="right"/>
-        </w:trPr>
-        <w:tc>
-          <w:tcPr>
-            <w:tcW w:w="510" w:type="dxa"/>
-          </w:tcPr>
-          <w:p>
-            <w:pPr>
-              <w:spacing w:beforeLines="50" w:before="120"/>
-              <w:ind w:left="-332" w:rightChars="-154" w:right="-370" w:firstLine="0"/>
-              <w:jc w:val="center"/>
-            </w:pPr>
-            <w:r>
-              <w:t>8</w:t>
-            </w:r>
-          </w:p>
-        </w:tc>
-        <w:tc>
-          <w:tcPr>
-            <w:tcW w:w="2508" w:type="dxa"/>
-          </w:tcPr>
-          <w:p>
-            <w:pPr>
-              <w:spacing w:beforeLines="50" w:before="120"/>
-              <w:ind w:left="-15" w:rightChars="-38" w:right="-91" w:firstLine="0"/>
-              <w:jc w:val="left"/>
-            </w:pPr>
-            <w:r>
-              <w:t>Penyusunan laporan</w:t>
-            </w:r>
-          </w:p>
-        </w:tc>
-        <w:tc>
-          <w:tcPr>
-            <w:tcW w:w="992" w:type="dxa"/>
-          </w:tcPr>
-          <w:p>
-            <w:pPr>
-              <w:spacing w:beforeLines="50" w:before="120"/>
-              <w:ind w:left="-332" w:rightChars="-154" w:right="-370" w:firstLine="0"/>
-              <w:jc w:val="center"/>
-            </w:pPr>
-          </w:p>
-        </w:tc>
-        <w:tc>
-          <w:tcPr>
-            <w:tcW w:w="992" w:type="dxa"/>
-          </w:tcPr>
-          <w:p>
-            <w:pPr>
-              <w:spacing w:beforeLines="50" w:before="120"/>
-              <w:ind w:left="-332" w:rightChars="-154" w:right="-370" w:firstLine="0"/>
-              <w:jc w:val="center"/>
-            </w:pPr>
-            <w:r>
-              <w:t>√</w:t>
-            </w:r>
-          </w:p>
-        </w:tc>
-        <w:tc>
-          <w:tcPr>
-            <w:tcW w:w="851" w:type="dxa"/>
-          </w:tcPr>
-          <w:p>
-            <w:pPr>
-              <w:spacing w:beforeLines="50" w:before="120"/>
-              <w:ind w:left="-332" w:rightChars="-154" w:right="-370" w:firstLine="0"/>
-              <w:jc w:val="center"/>
-            </w:pPr>
-            <w:r>
-              <w:t>√</w:t>
-            </w:r>
-          </w:p>
-        </w:tc>
-        <w:tc>
-          <w:tcPr>
-            <w:tcW w:w="894" w:type="dxa"/>
-          </w:tcPr>
-          <w:p>
-            <w:pPr>
-              <w:spacing w:beforeLines="50" w:before="120"/>
-              <w:ind w:left="-332" w:rightChars="-154" w:right="-370" w:firstLine="0"/>
-              <w:jc w:val="center"/>
-            </w:pPr>
-            <w:r>
-              <w:t>√</w:t>
-            </w:r>
-          </w:p>
-        </w:tc>
-        <w:tc>
-          <w:tcPr>
-            <w:tcW w:w="964" w:type="dxa"/>
-          </w:tcPr>
-          <w:p>
-            <w:pPr>
-              <w:spacing w:beforeLines="50" w:before="120"/>
-              <w:ind w:left="-332" w:rightChars="-154" w:right="-370" w:firstLine="0"/>
-              <w:jc w:val="center"/>
-            </w:pPr>
-            <w:r>
-              <w:t>√</w:t>
-            </w:r>
-          </w:p>
-        </w:tc>
-      </w:tr>
-    </w:tbl>
-    <w:p>
-      <w:pPr>
-        <w:pStyle w:val="Heading2"/>
-      </w:pPr>
-      <w:r>
-        <w:t xml:space="preserve">3.7. </w:t>
-      </w:r>
-      <w:r>
-        <w:t xml:space="preserve">  </w:t>
-      </w:r>
-      <w:r>
-        <w:t>Gambaran Umum Sistem yang Diusulkan</w:t>
+        <w:drawing>
+          <wp:inline xmlns:a="http://schemas.openxmlformats.org/drawingml/2006/main" xmlns:pic="http://schemas.openxmlformats.org/drawingml/2006/picture">
+            <wp:extent cx="2743200" cy="4114800"/>
+            <wp:docPr id="1069574681" name="Picture 1069574681"/>
+            <wp:cNvGraphicFramePr>
+              <a:graphicFrameLocks noChangeAspect="1"/>
+            </wp:cNvGraphicFramePr>
+            <a:graphic>
+              <a:graphicData uri="http://schemas.openxmlformats.org/drawingml/2006/picture">
+                <pic:pic>
+                  <pic:nvPicPr>
+                    <pic:cNvPr id="0" name="gambar_3_6_buku_kas.png"/>
+                    <pic:cNvPicPr/>
+                  </pic:nvPicPr>
+                  <pic:blipFill>
+                    <a:blip r:embed="rId44"/>
+                    <a:stretch>
+                      <a:fillRect/>
+                    </a:stretch>
+                  </pic:blipFill>
+                  <pic:spPr>
+                    <a:xfrm>
+                      <a:off x="0" y="0"/>
+                      <a:ext cx="2743200" cy="4114800"/>
+                    </a:xfrm>
+                    <a:prstGeom prst="rect"/>
+                  </pic:spPr>
+                </pic:pic>
+              </a:graphicData>
+            </a:graphic>
+          </wp:inline>
+        </w:drawing>
       </w:r>
     </w:p>
     <w:p>
-      <w:r>
-        <w:t xml:space="preserve">Sistem yang diusulkan secara umum menggunakan aplikasi </w:t>
-      </w:r>
-      <w:r>
-        <w:rPr>
-          <w:i/>
-        </w:rPr>
-      </w:r>
-      <w:r/>
-      <w:r>
-        <w:rPr>
-          <w:i/>
-          <w:iCs/>
-        </w:rPr>
-      </w:r>
-      <w:r>
-        <w:rPr>
-          <w:i/>
-        </w:rPr>
-      </w:r>
-      <w:r/>
-      <w:r>
-        <w:rPr>
-          <w:i/>
-          <w:iCs/>
-        </w:rPr>
-      </w:r>
-      <w:r>
-        <w:rPr>
-          <w:i/>
-        </w:rPr>
-      </w:r>
-      <w:proofErr w:type="spellStart"/>
-      <w:r>
-        <w:rPr>
-          <w:i/>
-          <w:iCs/>
-        </w:rPr>
-      </w:r>
-      <w:proofErr w:type="spellEnd"/>
-      <w:r/>
-      <w:r>
-        <w:rPr>
-          <w:i/>
-        </w:rPr>
-      </w:r>
-      <w:r/>
-      <w:r>
-        <w:rPr>
-          <w:i/>
-        </w:rPr>
-      </w:r>
-      <w:r/>
-      <w:r>
-        <w:rPr>
-          <w:i/>
-        </w:rPr>
-      </w:r>
-      <w:r/>
-      <w:r>
-        <w:rPr>
-          <w:i/>
-        </w:rPr>
-      </w:r>
-      <w:r/>
-      <w:r>
-        <w:rPr>
-          <w:i/>
-        </w:rPr>
-      </w:r>
-      <w:r/>
-      <w:r>
-        <w:rPr>
-          <w:i/>
-          <w:iCs/>
-        </w:rPr>
-      </w:r>
-      <w:r>
-        <w:rPr>
-          <w:i/>
-        </w:rPr>
-      </w:r>
-      <w:r/>
-      <w:r>
-        <w:rPr>
-          <w:i/>
-          <w:iCs/>
-        </w:rPr>
-      </w:r>
-      <w:r>
-        <w:rPr>
-          <w:i/>
-        </w:rPr>
-      </w:r>
-      <w:proofErr w:type="spellStart"/>
-      <w:r>
-        <w:rPr>
-          <w:i/>
-          <w:iCs/>
-        </w:rPr>
-      </w:r>
-      <w:proofErr w:type="spellEnd"/>
-      <w:r/>
-      <w:r/>
-      <w:r>
-        <w:rPr>
-          <w:i/>
-        </w:rPr>
-        <w:t>Android</w:t>
-      </w:r>
-      <w:r/>
-      <w:r>
-        <w:t xml:space="preserve"> sebagai antarmuka input data, </w:t>
-      </w:r>
-      <w:r/>
-      <w:r>
-        <w:rPr>
-          <w:i/>
-        </w:rPr>
-        <w:t>Firebase Authentication</w:t>
-      </w:r>
-      <w:r/>
-      <w:r>
-        <w:t xml:space="preserve"> sebagai layanan autentikasi pengguna, dan </w:t>
-      </w:r>
-      <w:r/>
-      <w:r>
-        <w:rPr>
-          <w:i/>
-        </w:rPr>
-        <w:t>Cloud Firestore</w:t>
-      </w:r>
-      <w:r/>
-      <w:r>
-        <w:t xml:space="preserve"> sebagai </w:t>
-      </w:r>
-      <w:r/>
-      <w:r>
-        <w:rPr>
-          <w:i/>
-        </w:rPr>
-        <w:t>database</w:t>
-      </w:r>
-      <w:r/>
-      <w:r>
-        <w:t xml:space="preserve"> utama. Aplikasi diberi nama </w:t>
-      </w:r>
-      <w:r/>
-      <w:r>
-        <w:rPr>
-          <w:i/>
-        </w:rPr>
-        <w:t>Garden Barbershop Finance</w:t>
-      </w:r>
-      <w:r/>
-      <w:r>
-        <w:t xml:space="preserve"> dan dikembangkan menggunakan </w:t>
-      </w:r>
-      <w:r/>
-      <w:r>
-        <w:rPr>
-          <w:i/>
-        </w:rPr>
-        <w:t>Flutter</w:t>
-      </w:r>
-      <w:r/>
-      <w:r>
-        <w:t xml:space="preserve"> serta </w:t>
-      </w:r>
-      <w:r/>
-      <w:r>
-        <w:rPr>
-          <w:i/>
-        </w:rPr>
-        <w:t>Dart</w:t>
-      </w:r>
-      <w:r/>
-      <w:r>
-        <w:t xml:space="preserve">. Alur umum sistem adalah pengguna internal menuju aplikasi </w:t>
-      </w:r>
-      <w:r/>
-      <w:r>
-        <w:rPr>
-          <w:i/>
-        </w:rPr>
-        <w:t>Android</w:t>
-      </w:r>
-      <w:r/>
-      <w:r>
-        <w:t xml:space="preserve">, pengguna melakukan autentikasi melalui </w:t>
-      </w:r>
-      <w:r/>
-      <w:r>
-        <w:rPr>
-          <w:i/>
-        </w:rPr>
-        <w:t>Firebase Authentication</w:t>
-      </w:r>
-      <w:r/>
-      <w:r>
-        <w:t xml:space="preserve">, kemudian data operasional disimpan pada </w:t>
-      </w:r>
-      <w:r/>
-      <w:r>
-        <w:rPr>
-          <w:i/>
-        </w:rPr>
-        <w:t>Cloud Firestore</w:t>
-      </w:r>
-      <w:r/>
-      <w:r>
-        <w:t>.</w:t>
+      <w:pPr>
+        <w:spacing w:line="360" w:lineRule="auto" w:after="0"/>
+        <w:jc w:val="center"/>
+      </w:pPr>
+      <w:r>
+        <w:rPr>
+          <w:rFonts w:ascii="Times New Roman" w:hAnsi="Times New Roman"/>
+          <w:b w:val="0"/>
+          <w:sz w:val="24"/>
+        </w:rPr>
+        <w:t>Gambar 3. 6 Buku Kas Umum</w:t>
       </w:r>
     </w:p>
     <w:p>
-      <w:r>
-        <w:t xml:space="preserve">Aplikasi </w:t>
-      </w:r>
-      <w:r>
-        <w:rPr>
-          <w:i/>
-        </w:rPr>
-      </w:r>
-      <w:r/>
-      <w:proofErr w:type="spellStart"/>
-      <w:r>
-        <w:rPr>
-          <w:i/>
-          <w:iCs/>
-        </w:rPr>
-      </w:r>
-      <w:proofErr w:type="spellEnd"/>
-      <w:r/>
-      <w:r>
-        <w:rPr>
-          <w:i/>
-        </w:rPr>
-      </w:r>
-      <w:r/>
-      <w:proofErr w:type="spellStart"/>
-      <w:r>
-        <w:rPr>
-          <w:i/>
-          <w:iCs/>
-        </w:rPr>
-      </w:r>
-      <w:proofErr w:type="spellEnd"/>
-      <w:r/>
-      <w:proofErr w:type="spellStart"/>
-      <w:r>
-        <w:rPr>
-          <w:i/>
-          <w:iCs/>
-        </w:rPr>
-      </w:r>
-      <w:proofErr w:type="spellEnd"/>
-      <w:r/>
-      <w:proofErr w:type="spellStart"/>
-      <w:r>
-        <w:rPr>
-          <w:i/>
-          <w:iCs/>
-        </w:rPr>
-      </w:r>
-      <w:proofErr w:type="spellEnd"/>
-      <w:r/>
-      <w:r/>
-      <w:r>
-        <w:rPr>
-          <w:i/>
-        </w:rPr>
-        <w:t>Android</w:t>
-      </w:r>
-      <w:r/>
-      <w:r>
-        <w:t xml:space="preserve"> direncanakan membantu Admin/Pengelola dalam melakukan input data pendapatan harian, buku kas umum, biaya operasional, data </w:t>
-      </w:r>
-      <w:r/>
-      <w:r>
-        <w:rPr>
-          <w:i/>
-        </w:rPr>
-        <w:t>capster</w:t>
-      </w:r>
-      <w:r/>
-      <w:r>
-        <w:t xml:space="preserve">, data layanan, dan akun pengguna. Pada kondisi tidak terdapat admin khusus di lokasi, input pendapatan harian dapat dilakukan oleh Admin Harian, yaitu </w:t>
-      </w:r>
-      <w:r/>
-      <w:r>
-        <w:rPr>
-          <w:i/>
-        </w:rPr>
-        <w:t>capster</w:t>
-      </w:r>
-      <w:r/>
-      <w:r>
-        <w:t xml:space="preserve"> senior yang dipercaya dan diberi akun dengan hak akses pencatatan. </w:t>
-      </w:r>
-      <w:r>
-        <w:rPr>
-          <w:i/>
-        </w:rPr>
-        <w:t>Capster</w:t>
-      </w:r>
-      <w:r>
-        <w:rPr/>
-        <w:t xml:space="preserve"> biasa direncanakan hanya dapat melihat laporan miliknya sendiri berdasarkan akun yang dikaitkan dengan data </w:t>
-      </w:r>
-      <w:r/>
-      <w:r>
-        <w:rPr>
-          <w:i/>
-        </w:rPr>
-        <w:t>capster</w:t>
-      </w:r>
-      <w:r/>
-      <w:r>
-        <w:t>, sedangkan Pemilik dapat melihat laporan pendapatan, operasional, buku kas umum, dan bagian pondok. Setiap transaksi menyimpan identitas penginput dan waktu pencatatan agar dapat ditelusuri kembali.</w:t>
+      <w:pPr>
+        <w:jc w:val="center"/>
+      </w:pPr>
+      <w:r>
+        <w:drawing>
+          <wp:inline xmlns:a="http://schemas.openxmlformats.org/drawingml/2006/main" xmlns:pic="http://schemas.openxmlformats.org/drawingml/2006/picture">
+            <wp:extent cx="2743200" cy="4114800"/>
+            <wp:docPr id="1069574682" name="Picture 1069574682"/>
+            <wp:cNvGraphicFramePr>
+              <a:graphicFrameLocks noChangeAspect="1"/>
+            </wp:cNvGraphicFramePr>
+            <a:graphic>
+              <a:graphicData uri="http://schemas.openxmlformats.org/drawingml/2006/picture">
+                <pic:pic>
+                  <pic:nvPicPr>
+                    <pic:cNvPr id="0" name="gambar_3_7_operasional.png"/>
+                    <pic:cNvPicPr/>
+                  </pic:nvPicPr>
+                  <pic:blipFill>
+                    <a:blip r:embed="rId45"/>
+                    <a:stretch>
+                      <a:fillRect/>
+                    </a:stretch>
+                  </pic:blipFill>
+                  <pic:spPr>
+                    <a:xfrm>
+                      <a:off x="0" y="0"/>
+                      <a:ext cx="2743200" cy="4114800"/>
+                    </a:xfrm>
+                    <a:prstGeom prst="rect"/>
+                  </pic:spPr>
+                </pic:pic>
+              </a:graphicData>
+            </a:graphic>
+          </wp:inline>
+        </w:drawing>
       </w:r>
     </w:p>
     <w:p>
       <w:pPr>
+        <w:spacing w:line="360" w:lineRule="auto" w:after="0"/>
         <w:jc w:val="center"/>
       </w:pPr>
       <w:r>
-        <w:t xml:space="preserve">Admin/Pengelola, Admin Harian, </w:t>
-      </w:r>
-      <w:r>
-        <w:rPr>
-          <w:i/>
-        </w:rPr>
-        <w:t>Capster</w:t>
-      </w:r>
-      <w:r>
-        <w:rPr/>
-        <w:t>, Pemilik</w:t>
-        <w:br/>
-        <w:t>↓</w:t>
-        <w:br/>
-        <w:t xml:space="preserve">Aplikasi </w:t>
-      </w:r>
-      <w:proofErr w:type="spellStart"/>
-      <w:r>
-        <w:rPr>
-          <w:i/>
-          <w:iCs/>
-        </w:rPr>
-      </w:r>
-      <w:proofErr w:type="spellEnd"/>
-      <w:r/>
-      <w:r/>
-      <w:r/>
-      <w:r/>
-      <w:r/>
-      <w:r>
-        <w:rPr>
-          <w:i/>
-          <w:iCs/>
-        </w:rPr>
-      </w:r>
-      <w:r/>
-      <w:r/>
-      <w:r/>
-      <w:r/>
-      <w:r>
-        <w:rPr>
-          <w:i/>
-          <w:iCs/>
-        </w:rPr>
-      </w:r>
-      <w:r/>
-      <w:proofErr w:type="spellStart"/>
-      <w:r>
-        <w:rPr>
-          <w:i/>
-          <w:iCs/>
-        </w:rPr>
-      </w:r>
-      <w:proofErr w:type="spellEnd"/>
-      <w:r/>
-      <w:r>
-        <w:rPr>
-          <w:i/>
-        </w:rPr>
-        <w:t>Android</w:t>
-      </w:r>
-      <w:r/>
-      <w:r>
-        <w:t xml:space="preserve"> </w:t>
-      </w:r>
-      <w:r/>
-      <w:r>
-        <w:rPr>
-          <w:i/>
-        </w:rPr>
-        <w:t>Garden Barbershop Finance</w:t>
-      </w:r>
-      <w:r/>
-      <w:r>
-        <w:br/>
-        <w:t>↓</w:t>
-        <w:br/>
-      </w:r>
-      <w:r/>
-      <w:r>
-        <w:rPr>
-          <w:i/>
-        </w:rPr>
-        <w:t>Firebase Authentication</w:t>
-      </w:r>
-      <w:r/>
-      <w:r>
-        <w:br/>
-        <w:t>↓</w:t>
-        <w:br/>
-      </w:r>
-      <w:r/>
-      <w:r>
-        <w:rPr>
-          <w:i/>
-        </w:rPr>
-        <w:t>Cloud Firestore</w:t>
+        <w:rPr>
+          <w:rFonts w:ascii="Times New Roman" w:hAnsi="Times New Roman"/>
+          <w:b w:val="0"/>
+          <w:sz w:val="24"/>
+        </w:rPr>
+        <w:t>Gambar 3. 7 Input Operasional</w:t>
       </w:r>
     </w:p>
     <w:p>
       <w:pPr>
-        <w:ind w:firstLine="0"/>
-      </w:pPr>
-      <w:r>
-        <w:rPr>
-          <w:noProof/>
-        </w:rPr>
+        <w:jc w:val="center"/>
+      </w:pPr>
+      <w:r>
+        <w:drawing>
+          <wp:inline xmlns:a="http://schemas.openxmlformats.org/drawingml/2006/main" xmlns:pic="http://schemas.openxmlformats.org/drawingml/2006/picture">
+            <wp:extent cx="2743200" cy="4114800"/>
+            <wp:docPr id="1069574683" name="Picture 1069574683"/>
+            <wp:cNvGraphicFramePr>
+              <a:graphicFrameLocks noChangeAspect="1"/>
+            </wp:cNvGraphicFramePr>
+            <a:graphic>
+              <a:graphicData uri="http://schemas.openxmlformats.org/drawingml/2006/picture">
+                <pic:pic>
+                  <pic:nvPicPr>
+                    <pic:cNvPr id="0" name="gambar_3_8_laporan.png"/>
+                    <pic:cNvPicPr/>
+                  </pic:nvPicPr>
+                  <pic:blipFill>
+                    <a:blip r:embed="rId46"/>
+                    <a:stretch>
+                      <a:fillRect/>
+                    </a:stretch>
+                  </pic:blipFill>
+                  <pic:spPr>
+                    <a:xfrm>
+                      <a:off x="0" y="0"/>
+                      <a:ext cx="2743200" cy="4114800"/>
+                    </a:xfrm>
+                    <a:prstGeom prst="rect"/>
+                  </pic:spPr>
+                </pic:pic>
+              </a:graphicData>
+            </a:graphic>
+          </wp:inline>
+        </w:drawing>
       </w:r>
     </w:p>
     <w:p>
-      <w:r>
-        <w:t>Gambar 3. 2 Gambaran Umum Sistem yang Diusulkan</w:t>
+      <w:pPr>
+        <w:spacing w:line="360" w:lineRule="auto" w:after="0"/>
+        <w:jc w:val="center"/>
+      </w:pPr>
+      <w:r>
+        <w:rPr>
+          <w:rFonts w:ascii="Times New Roman" w:hAnsi="Times New Roman"/>
+          <w:b w:val="0"/>
+          <w:sz w:val="24"/>
+        </w:rPr>
+        <w:t>Gambar 3. 8 Laporan Pembagian Hasil</w:t>
       </w:r>
     </w:p>
     <w:p>
-      <w:r>
-        <w:t xml:space="preserve">Materi detail seperti analisis sistem berjalan, sistem usulan, struktur </w:t>
-      </w:r>
-      <w:r>
-        <w:rPr>
-          <w:i/>
-        </w:rPr>
-      </w:r>
-      <w:r/>
-      <w:proofErr w:type="spellStart"/>
-      <w:r>
-        <w:rPr>
-          <w:i/>
-          <w:iCs/>
-        </w:rPr>
-      </w:r>
-      <w:proofErr w:type="spellEnd"/>
-      <w:r/>
-      <w:proofErr w:type="spellStart"/>
-      <w:r/>
-      <w:proofErr w:type="spellEnd"/>
-      <w:r/>
-      <w:r>
-        <w:rPr>
-          <w:i/>
-        </w:rPr>
-      </w:r>
-      <w:r/>
-      <w:r>
-        <w:rPr>
-          <w:i/>
-        </w:rPr>
-      </w:r>
-      <w:r/>
-      <w:r>
-        <w:rPr>
-          <w:i/>
-        </w:rPr>
-      </w:r>
-      <w:r/>
-      <w:r>
-        <w:rPr>
-          <w:i/>
-          <w:iCs/>
-        </w:rPr>
-      </w:r>
-      <w:r/>
-      <w:r/>
-      <w:r>
-        <w:rPr>
-          <w:i/>
-        </w:rPr>
-        <w:t>database</w:t>
-      </w:r>
-      <w:r/>
-      <w:r>
-        <w:t xml:space="preserve"> Firestore, kebutuhan sistem, pemodelan UML, perhitungan pembagian hasil, </w:t>
-      </w:r>
-      <w:r/>
-      <w:r>
-        <w:rPr>
-          <w:i/>
-        </w:rPr>
-        <w:t>role</w:t>
-      </w:r>
-      <w:r/>
-      <w:r>
-        <w:t xml:space="preserve"> pengguna, Admin Harian, audit log transaksi, pencatatan Pendapatan Usaha dari bagian pondok, dan pengujian </w:t>
-      </w:r>
-      <w:r/>
-      <w:r>
-        <w:rPr>
-          <w:i/>
-        </w:rPr>
-        <w:t>Black Box Testing</w:t>
-      </w:r>
-      <w:r/>
-      <w:r>
-        <w:t xml:space="preserve"> tidak dimasukkan secara rinci pada BAB III. Materi tersebut disimpan sebagai bahan pengembangan BAB IV agar pembahasan metode penelitian tetap fokus dan tidak mendahului hasil pembahasan.</w:t>
+      <w:pPr>
+        <w:jc w:val="center"/>
+      </w:pPr>
+      <w:r>
+        <w:drawing>
+          <wp:inline xmlns:a="http://schemas.openxmlformats.org/drawingml/2006/main" xmlns:pic="http://schemas.openxmlformats.org/drawingml/2006/picture">
+            <wp:extent cx="2743200" cy="4114800"/>
+            <wp:docPr id="1069574684" name="Picture 1069574684"/>
+            <wp:cNvGraphicFramePr>
+              <a:graphicFrameLocks noChangeAspect="1"/>
+            </wp:cNvGraphicFramePr>
+            <a:graphic>
+              <a:graphicData uri="http://schemas.openxmlformats.org/drawingml/2006/picture">
+                <pic:pic>
+                  <pic:nvPicPr>
+                    <pic:cNvPr id="0" name="gambar_3_9_akun.png"/>
+                    <pic:cNvPicPr/>
+                  </pic:nvPicPr>
+                  <pic:blipFill>
+                    <a:blip r:embed="rId47"/>
+                    <a:stretch>
+                      <a:fillRect/>
+                    </a:stretch>
+                  </pic:blipFill>
+                  <pic:spPr>
+                    <a:xfrm>
+                      <a:off x="0" y="0"/>
+                      <a:ext cx="2743200" cy="4114800"/>
+                    </a:xfrm>
+                    <a:prstGeom prst="rect"/>
+                  </pic:spPr>
+                </pic:pic>
+              </a:graphicData>
+            </a:graphic>
+          </wp:inline>
+        </w:drawing>
       </w:r>
     </w:p>
     <w:p>
       <w:pPr>
-        <w:sectPr>
-          <w:pgSz w:w="12240" w:h="15840"/>
-          <w:pgMar w:top="2268" w:right="1701" w:bottom="1701" w:left="2268" w:header="720" w:footer="720" w:gutter="0"/>
-          <w:cols w:space="720"/>
-          <w:docGrid w:linePitch="360"/>
-        </w:sectPr>
-      </w:pPr>
+        <w:spacing w:line="360" w:lineRule="auto" w:after="0"/>
+        <w:jc w:val="center"/>
+      </w:pPr>
+      <w:r>
+        <w:rPr>
+          <w:rFonts w:ascii="Times New Roman" w:hAnsi="Times New Roman"/>
+          <w:b w:val="0"/>
+          <w:sz w:val="24"/>
+        </w:rPr>
+        <w:t>Gambar 3. 9 Kelola Akun Pengguna</w:t>
+      </w:r>
     </w:p>
     <w:p>
       <w:pPr>

--- a/docs/Proposal Skripsi v2.docx
+++ b/docs/Proposal Skripsi v2.docx
@@ -46,7 +46,6 @@
         <w:rPr>
           <w:b/>
           <w:bCs/>
-          <w:i/>
         </w:rPr>
         <w:t>ANDROID</w:t>
       </w:r>
@@ -61,8 +60,6 @@
         <w:rPr>
           <w:b/>
           <w:bCs/>
-          <w:i/>
-          <w:iCs/>
         </w:rPr>
         <w:t>CAPSTER</w:t>
       </w:r>
@@ -77,7 +74,6 @@
         <w:rPr>
           <w:b/>
           <w:bCs/>
-          <w:i/>
         </w:rPr>
         <w:t>GARDEN BARBERSHOP</w:t>
       </w:r>
@@ -92,8 +88,6 @@
         <w:rPr>
           <w:b/>
           <w:bCs/>
-          <w:i/>
-          <w:iCs/>
         </w:rPr>
         <w:t>FIREBASE</w:t>
       </w:r>
@@ -425,9 +419,7 @@
         <w:t xml:space="preserve">Perkembangan teknologi informasi yang semakin pesat telah memberikan pengaruh terhadap berbagai bidang usaha, termasuk usaha jasa potong rambut. Pemanfaatan teknologi informasi dapat membantu pelaku usaha dalam melakukan pencatatan transaksi, pengolahan data, dan penyusunan laporan secara lebih terstruktur. Pada konteks </w:t>
       </w:r>
       <w:r>
-        <w:rPr>
-          <w:i/>
-        </w:rPr>
+        <w:rPr/>
         <w:t>barbershop</w:t>
       </w:r>
       <w:r>
@@ -465,9 +457,7 @@
         <w:t xml:space="preserve"> </w:t>
       </w:r>
       <w:r>
-        <w:rPr>
-          <w:i/>
-        </w:rPr>
+        <w:rPr/>
         <w:t>barbershop</w:t>
       </w:r>
       <w:r>
@@ -485,9 +475,7 @@
         <w:t xml:space="preserve"> untuk membantu pelanggan mengatur jadwal serta mengurangi proses pendataan manual [2]. Selain itu, penelitian Bahtiar dkk. menunjukkan bahwa aplikasi </w:t>
       </w:r>
       <w:r>
-        <w:rPr>
-          <w:i/>
-        </w:rPr>
+        <w:rPr/>
         <w:t>barbershop</w:t>
       </w:r>
       <w:r>
@@ -495,9 +483,7 @@
         <w:t xml:space="preserve"> dapat membantu penyampaian informasi layanan dan pemesanan jasa [3], sedangkan penelitian Yurindra dkk. berfokus pada layanan antrean </w:t>
       </w:r>
       <w:r>
-        <w:rPr>
-          <w:i/>
-        </w:rPr>
+        <w:rPr/>
         <w:t>barbershop</w:t>
       </w:r>
       <w:r>
@@ -543,9 +529,7 @@
     </w:p>
     <w:p>
       <w:r>
-        <w:rPr>
-          <w:i/>
-        </w:rPr>
+        <w:rPr/>
         <w:t>Garden Barbershop</w:t>
       </w:r>
       <w:r/>
@@ -582,9 +566,7 @@
       </w:r>
       <w:r/>
       <w:r>
-        <w:rPr>
-          <w:i/>
-        </w:rPr>
+        <w:rPr/>
         <w:t>capster</w:t>
       </w:r>
       <w:r/>
@@ -593,9 +575,7 @@
       </w:r>
       <w:r/>
       <w:r>
-        <w:rPr>
-          <w:i/>
-        </w:rPr>
+        <w:rPr/>
         <w:t>capster</w:t>
       </w:r>
       <w:r/>
@@ -604,9 +584,7 @@
       </w:r>
       <w:r/>
       <w:r>
-        <w:rPr>
-          <w:i/>
-        </w:rPr>
+        <w:rPr/>
         <w:t>capster</w:t>
       </w:r>
       <w:r/>
@@ -635,9 +613,7 @@
       <w:r/>
       <w:r/>
       <w:r>
-        <w:rPr>
-          <w:i/>
-        </w:rPr>
+        <w:rPr/>
         <w:t>Garden Barbershop</w:t>
       </w:r>
       <w:r/>
@@ -656,9 +632,7 @@
       </w:r>
       <w:r/>
       <w:r>
-        <w:rPr>
-          <w:i/>
-        </w:rPr>
+        <w:rPr/>
         <w:t>capster</w:t>
       </w:r>
       <w:r/>
@@ -689,9 +663,7 @@
       <w:r/>
       <w:r/>
       <w:r>
-        <w:rPr>
-          <w:i/>
-        </w:rPr>
+        <w:rPr/>
         <w:t>Garden Barbershop</w:t>
       </w:r>
       <w:r/>
@@ -741,9 +713,7 @@
       <w:r/>
       <w:r/>
       <w:r>
-        <w:rPr>
-          <w:i/>
-        </w:rPr>
+        <w:rPr/>
         <w:t>Garden Barbershop</w:t>
       </w:r>
       <w:r/>
@@ -752,9 +722,7 @@
       </w:r>
       <w:r/>
       <w:r>
-        <w:rPr>
-          <w:i/>
-        </w:rPr>
+        <w:rPr/>
         <w:t>capster</w:t>
       </w:r>
       <w:r/>
@@ -763,9 +731,7 @@
       </w:r>
       <w:r/>
       <w:r>
-        <w:rPr>
-          <w:i/>
-        </w:rPr>
+        <w:rPr/>
         <w:t>capster</w:t>
       </w:r>
       <w:r/>
@@ -850,9 +816,7 @@
       </w:r>
       <w:r/>
       <w:r>
-        <w:rPr>
-          <w:i/>
-        </w:rPr>
+        <w:rPr/>
         <w:t>Garden Barbershop Finance</w:t>
       </w:r>
       <w:r/>
@@ -893,9 +857,7 @@
       </w:r>
       <w:r/>
       <w:r>
-        <w:rPr>
-          <w:i/>
-        </w:rPr>
+        <w:rPr/>
         <w:t>capster</w:t>
       </w:r>
       <w:r/>
@@ -904,9 +866,7 @@
       </w:r>
       <w:r/>
       <w:r>
-        <w:rPr>
-          <w:i/>
-        </w:rPr>
+        <w:rPr/>
         <w:t>capster</w:t>
       </w:r>
       <w:r/>
@@ -1080,9 +1040,7 @@
       </w:r>
       <w:r/>
       <w:r>
-        <w:rPr>
-          <w:i/>
-        </w:rPr>
+        <w:rPr/>
         <w:t>capster</w:t>
       </w:r>
       <w:r/>
@@ -1176,9 +1134,7 @@
         <w:t xml:space="preserve"> Pengelolaan Pendapatan dan Pembagian Hasil </w:t>
       </w:r>
       <w:r>
-        <w:rPr>
-          <w:i/>
-        </w:rPr>
+        <w:rPr/>
         <w:t>Capster</w:t>
       </w:r>
       <w:r>
@@ -1187,9 +1143,7 @@
       </w:r>
       <w:r/>
       <w:r>
-        <w:rPr>
-          <w:i/>
-        </w:rPr>
+        <w:rPr/>
         <w:t>Garden Barbershop</w:t>
       </w:r>
       <w:r/>
@@ -1209,9 +1163,7 @@
       </w:r>
       <w:r/>
       <w:r>
-        <w:rPr>
-          <w:i/>
-        </w:rPr>
+        <w:rPr/>
         <w:t>capster</w:t>
       </w:r>
       <w:r/>
@@ -1287,9 +1239,7 @@
       </w:r>
       <w:r/>
       <w:r>
-        <w:rPr>
-          <w:i/>
-        </w:rPr>
+        <w:rPr/>
         <w:t>capster</w:t>
       </w:r>
       <w:r/>
@@ -1298,9 +1248,7 @@
       </w:r>
       <w:r/>
       <w:r>
-        <w:rPr>
-          <w:i/>
-        </w:rPr>
+        <w:rPr/>
         <w:t>Garden Barbershop</w:t>
       </w:r>
       <w:r/>
@@ -1320,9 +1268,7 @@
       </w:r>
       <w:r/>
       <w:r>
-        <w:rPr>
-          <w:i/>
-        </w:rPr>
+        <w:rPr/>
         <w:t>capster</w:t>
       </w:r>
       <w:r/>
@@ -1382,9 +1328,7 @@
         <w:t xml:space="preserve"> digunakan oleh pengguna internal yang terdiri atas Admin/Pengelola, Admin Harian, </w:t>
       </w:r>
       <w:r>
-        <w:rPr>
-          <w:i/>
-        </w:rPr>
+        <w:rPr/>
         <w:t>Capster</w:t>
       </w:r>
       <w:r>
@@ -1415,9 +1359,7 @@
       <w:r/>
       <w:r/>
       <w:r>
-        <w:rPr>
-          <w:i/>
-        </w:rPr>
+        <w:rPr/>
         <w:t>capster</w:t>
       </w:r>
       <w:r/>
@@ -1436,10 +1378,7 @@
       </w:pPr>
       <w:proofErr w:type="spellStart"/>
       <w:r>
-        <w:rPr>
-          <w:i/>
-          <w:iCs/>
-        </w:rPr>
+        <w:rPr/>
         <w:t>Capster</w:t>
       </w:r>
       <w:proofErr w:type="spellEnd"/>
@@ -1649,9 +1588,7 @@
       </w:r>
       <w:r/>
       <w:r>
-        <w:rPr>
-          <w:i/>
-        </w:rPr>
+        <w:rPr/>
         <w:t>capster</w:t>
       </w:r>
       <w:r/>
@@ -1660,9 +1597,7 @@
       </w:r>
       <w:r/>
       <w:r>
-        <w:rPr>
-          <w:i/>
-        </w:rPr>
+        <w:rPr/>
         <w:t>Garden Barbershop</w:t>
       </w:r>
       <w:r/>
@@ -1693,9 +1628,7 @@
       </w:r>
       <w:r/>
       <w:r>
-        <w:rPr>
-          <w:i/>
-        </w:rPr>
+        <w:rPr/>
         <w:t>capster</w:t>
       </w:r>
       <w:r/>
@@ -1907,9 +1840,7 @@
       </w:r>
       <w:r/>
       <w:r>
-        <w:rPr>
-          <w:i/>
-        </w:rPr>
+        <w:rPr/>
         <w:t>Garden Barbershop</w:t>
       </w:r>
     </w:p>
@@ -1949,9 +1880,7 @@
       </w:r>
       <w:r/>
       <w:r>
-        <w:rPr>
-          <w:i/>
-        </w:rPr>
+        <w:rPr/>
         <w:t>capster</w:t>
       </w:r>
       <w:r/>
@@ -1995,9 +1924,7 @@
       <w:r/>
       <w:r/>
       <w:r>
-        <w:rPr>
-          <w:i/>
-        </w:rPr>
+        <w:rPr/>
         <w:t>capster</w:t>
       </w:r>
       <w:r/>
@@ -2028,9 +1955,7 @@
       <w:r/>
       <w:r/>
       <w:r>
-        <w:rPr>
-          <w:i/>
-        </w:rPr>
+        <w:rPr/>
         <w:t>capster</w:t>
       </w:r>
       <w:r/>
@@ -2317,9 +2242,7 @@
       <w:r/>
       <w:r/>
       <w:r>
-        <w:rPr>
-          <w:i/>
-        </w:rPr>
+        <w:rPr/>
         <w:t>role</w:t>
       </w:r>
       <w:r/>
@@ -2603,9 +2526,7 @@
               <w:t xml:space="preserve">Pengembangan Sistem Aplikasi </w:t>
             </w:r>
             <w:r>
-              <w:rPr>
-                <w:i/>
-              </w:rPr>
+              <w:rPr/>
               <w:t>Barbershop</w:t>
             </w:r>
             <w:r>
@@ -2623,9 +2544,7 @@
               <w:t xml:space="preserve"> untuk Meningkatkan Efisiensi dan Efektivitas Pelayanan di </w:t>
             </w:r>
             <w:r>
-              <w:rPr>
-                <w:i/>
-              </w:rPr>
+              <w:rPr/>
               <w:t>Barbershop</w:t>
             </w:r>
             <w:r>
@@ -2668,132 +2587,117 @@
               <w:ind w:left="0" w:firstLineChars="12" w:firstLine="29"/>
             </w:pPr>
             <w:r>
+              <w:rPr/>
+              <w:t xml:space="preserve">Pengembangan aplikasi </w:t>
+            </w:r>
+            <w:r>
+              <w:rPr>
+                <w:i/>
+              </w:rPr>
+              <w:t>Android</w:t>
+            </w:r>
+            <w:r>
+              <w:rPr/>
+              <w:t xml:space="preserve"> menggunakan </w:t>
+            </w:r>
+            <w:r>
+              <w:rPr>
+                <w:i/>
+              </w:rPr>
+              <w:t>Flutter</w:t>
+            </w:r>
+            <w:r>
+              <w:rPr/>
+              <w:t xml:space="preserve">, </w:t>
+            </w:r>
+            <w:r>
+              <w:rPr>
+                <w:i/>
+              </w:rPr>
+              <w:t>PHP</w:t>
+            </w:r>
+            <w:r>
+              <w:rPr/>
+              <w:t xml:space="preserve">, </w:t>
+            </w:r>
+            <w:r>
+              <w:rPr>
+                <w:i/>
+              </w:rPr>
+              <w:t>Laravel</w:t>
+            </w:r>
+            <w:r>
+              <w:rPr/>
+              <w:t xml:space="preserve">, dan </w:t>
+            </w:r>
+            <w:r>
+              <w:rPr>
+                <w:i/>
+              </w:rPr>
+              <w:t>MySQL</w:t>
+            </w:r>
+          </w:p>
+        </w:tc>
+        <w:tc>
+          <w:tcPr>
+            <w:tcW w:w="1569" w:type="dxa"/>
+          </w:tcPr>
+          <w:p>
+            <w:pPr>
+              <w:ind w:left="0" w:firstLine="0"/>
+            </w:pPr>
+            <w:r>
+              <w:t xml:space="preserve">Penelitian menghasilkan aplikasi </w:t>
+            </w:r>
+            <w:r>
+              <w:rPr/>
+              <w:t>barbershop</w:t>
+            </w:r>
+            <w:r>
+              <w:rPr/>
+              <w:t xml:space="preserve"> yang menyediakan fitur </w:t>
+            </w:r>
+            <w:r>
+              <w:rPr>
+                <w:i/>
+              </w:rPr>
+              <w:t>booking</w:t>
+            </w:r>
+            <w:r>
+              <w:rPr/>
+              <w:t xml:space="preserve"> layanan, pemilihan </w:t>
+            </w:r>
+            <w:r>
+              <w:rPr>
+                <w:i/>
+              </w:rPr>
+              <w:t>barberman</w:t>
+            </w:r>
+            <w:r>
+              <w:rPr/>
+              <w:t xml:space="preserve">, dan pemilihan waktu layanan sehingga pelayanan </w:t>
+            </w:r>
+            <w:r>
+              <w:rPr/>
+              <w:t>barbershop</w:t>
+            </w:r>
+            <w:r>
+              <w:rPr/>
+              <w:t xml:space="preserve"> menjadi lebih efektif dan efisien.</w:t>
+            </w:r>
+            <w:r>
+              <w:rPr>
+                <w:i/>
+              </w:rPr>
+            </w:r>
+            <w:r>
+              <w:rPr/>
+            </w:r>
+            <w:r>
               <w:rPr>
                 <w:i/>
                 <w:iCs/>
               </w:rPr>
-              <w:t xml:space="preserve">Pengembangan aplikasi </w:t>
-            </w:r>
-            <w:r>
-              <w:rPr>
-                <w:i/>
-              </w:rPr>
-              <w:t>Android</w:t>
-            </w:r>
-            <w:r>
-              <w:rPr>
-                <w:i/>
-              </w:rPr>
-              <w:t xml:space="preserve"> menggunakan </w:t>
-            </w:r>
-            <w:r>
-              <w:rPr>
-                <w:i/>
-              </w:rPr>
-              <w:t>Flutter</w:t>
-            </w:r>
-            <w:r>
-              <w:rPr>
-                <w:i/>
-              </w:rPr>
-              <w:t xml:space="preserve">, </w:t>
-            </w:r>
-            <w:r>
-              <w:rPr>
-                <w:i/>
-              </w:rPr>
-              <w:t>PHP</w:t>
-            </w:r>
-            <w:r>
-              <w:rPr>
-                <w:i/>
-              </w:rPr>
-              <w:t xml:space="preserve">, </w:t>
-            </w:r>
-            <w:r>
-              <w:rPr>
-                <w:i/>
-              </w:rPr>
-              <w:t>Laravel</w:t>
-            </w:r>
-            <w:r>
-              <w:rPr>
-                <w:i/>
-              </w:rPr>
-              <w:t xml:space="preserve">, dan </w:t>
-            </w:r>
-            <w:r>
-              <w:rPr>
-                <w:i/>
-              </w:rPr>
-              <w:t>MySQL</w:t>
-            </w:r>
-          </w:p>
-        </w:tc>
-        <w:tc>
-          <w:tcPr>
-            <w:tcW w:w="1569" w:type="dxa"/>
-          </w:tcPr>
-          <w:p>
-            <w:pPr>
-              <w:ind w:left="0" w:firstLine="0"/>
-            </w:pPr>
-            <w:r>
-              <w:t xml:space="preserve">Penelitian menghasilkan aplikasi </w:t>
-            </w:r>
-            <w:r>
-              <w:rPr>
-                <w:i/>
-              </w:rPr>
-              <w:t>barbershop</w:t>
-            </w:r>
-            <w:r>
-              <w:rPr/>
-              <w:t xml:space="preserve"> yang menyediakan fitur </w:t>
-            </w:r>
-            <w:r>
-              <w:rPr>
-                <w:i/>
-              </w:rPr>
-              <w:t>booking</w:t>
-            </w:r>
-            <w:r>
-              <w:rPr/>
-              <w:t xml:space="preserve"> layanan, pemilihan </w:t>
-            </w:r>
-            <w:r>
-              <w:rPr>
-                <w:i/>
-              </w:rPr>
-              <w:t>barberman</w:t>
-            </w:r>
-            <w:r>
-              <w:rPr/>
-              <w:t xml:space="preserve">, dan pemilihan waktu layanan sehingga pelayanan </w:t>
-            </w:r>
-            <w:r>
-              <w:rPr>
-                <w:i/>
-              </w:rPr>
-              <w:t>barbershop</w:t>
-            </w:r>
-            <w:r>
-              <w:rPr/>
-              <w:t xml:space="preserve"> menjadi lebih efektif dan efisien.</w:t>
-            </w:r>
-            <w:r>
-              <w:rPr>
-                <w:i/>
-              </w:rPr>
-            </w:r>
-            <w:r>
-              <w:rPr/>
-            </w:r>
-            <w:r>
-              <w:rPr>
-                <w:i/>
-                <w:iCs/>
-              </w:rPr>
             </w:r>
             <w:r/>
             <w:r>
@@ -2826,9 +2730,7 @@
               <w:t xml:space="preserve"> layanan pelanggan, sedangkan penelitian ini berfokus pada pengelolaan pendapatan harian </w:t>
             </w:r>
             <w:r>
-              <w:rPr>
-                <w:i/>
-              </w:rPr>
+              <w:rPr/>
               <w:t>capster</w:t>
             </w:r>
             <w:r>
@@ -2913,9 +2815,7 @@
               <w:t xml:space="preserve">Aplikasi Pemesanan Online </w:t>
             </w:r>
             <w:r>
-              <w:rPr>
-                <w:i/>
-              </w:rPr>
+              <w:rPr/>
               <w:t>Barbershop</w:t>
             </w:r>
             <w:r>
@@ -2974,21 +2874,17 @@
               <w:t>Waterfall</w:t>
             </w:r>
             <w:r>
+              <w:rPr/>
+              <w:t xml:space="preserve">, </w:t>
+            </w:r>
+            <w:r>
               <w:rPr>
                 <w:i/>
               </w:rPr>
-              <w:t xml:space="preserve">, </w:t>
-            </w:r>
-            <w:r>
-              <w:rPr>
-                <w:i/>
-              </w:rPr>
               <w:t>White Box Testing</w:t>
             </w:r>
             <w:r>
-              <w:rPr>
-                <w:i/>
-              </w:rPr>
+              <w:rPr/>
               <w:t xml:space="preserve">, dan </w:t>
             </w:r>
             <w:r>
@@ -3036,9 +2932,7 @@
               <w:t xml:space="preserve"> </w:t>
             </w:r>
             <w:r>
-              <w:rPr>
-                <w:i/>
-              </w:rPr>
+              <w:rPr/>
               <w:t>barbershop</w:t>
             </w:r>
             <w:r>
@@ -3056,9 +2950,7 @@
               <w:t xml:space="preserve"> yang membantu pelanggan mengatur jadwal layanan, mengurangi antrean, dan mengurangi pendataan manual oleh pihak </w:t>
             </w:r>
             <w:r>
-              <w:rPr>
-                <w:i/>
-              </w:rPr>
+              <w:rPr/>
               <w:t>barbershop</w:t>
             </w:r>
             <w:r>
@@ -3117,9 +3009,7 @@
               <w:t xml:space="preserve"> pelanggan, sedangkan penelitian ini menitikberatkan pada sistem internal untuk pencatatan pendapatan, pengendalian input oleh admin harian, dan laporan pembagian hasil </w:t>
             </w:r>
             <w:r>
-              <w:rPr>
-                <w:i/>
-              </w:rPr>
+              <w:rPr/>
               <w:t>capster</w:t>
             </w:r>
             <w:r>
@@ -3202,9 +3092,7 @@
               <w:t xml:space="preserve">Pengembangan Sistem Aplikasi </w:t>
             </w:r>
             <w:r>
-              <w:rPr>
-                <w:i/>
-              </w:rPr>
+              <w:rPr/>
               <w:t>Barbershop</w:t>
             </w:r>
             <w:r>
@@ -3222,9 +3110,7 @@
               <w:t xml:space="preserve"> Untuk Menumbuh Kembangkan Usaha </w:t>
             </w:r>
             <w:r>
-              <w:rPr>
-                <w:i/>
-              </w:rPr>
+              <w:rPr/>
               <w:t>Barbershop</w:t>
             </w:r>
             <w:r>
@@ -3258,112 +3144,90 @@
               <w:ind w:left="0" w:firstLineChars="12" w:firstLine="29"/>
             </w:pPr>
             <w:r>
+              <w:rPr/>
+              <w:t xml:space="preserve">Pengembangan aplikasi </w:t>
+            </w:r>
+            <w:r>
               <w:rPr>
                 <w:i/>
-                <w:iCs/>
-              </w:rPr>
-              <w:t xml:space="preserve">Pengembangan aplikasi </w:t>
+              </w:rPr>
+              <w:t>Android</w:t>
+            </w:r>
+          </w:p>
+        </w:tc>
+        <w:tc>
+          <w:tcPr>
+            <w:tcW w:w="1569" w:type="dxa"/>
+          </w:tcPr>
+          <w:p>
+            <w:pPr>
+              <w:ind w:left="0" w:firstLine="0"/>
+            </w:pPr>
+            <w:r>
+              <w:rPr/>
+              <w:t xml:space="preserve">Penelitian menghasilkan aplikasi </w:t>
+            </w:r>
+            <w:r>
+              <w:rPr/>
+              <w:t>barbershop</w:t>
+            </w:r>
+            <w:r>
+              <w:rPr/>
+              <w:t xml:space="preserve"> yang membantu pengguna mempe</w:t>
+            </w:r>
+            <w:r>
+              <w:rPr/>
+              <w:t>role</w:t>
+            </w:r>
+            <w:r>
+              <w:rPr/>
+              <w:t xml:space="preserve">h informasi, memilih layanan atau gaya rambut, menentukan lokasi </w:t>
+            </w:r>
+            <w:r>
+              <w:rPr/>
+              <w:t>barbershop</w:t>
+            </w:r>
+            <w:r>
+              <w:rPr/>
+              <w:t xml:space="preserve">, dan melakukan pemesanan jasa </w:t>
+            </w:r>
+            <w:r>
+              <w:rPr/>
+              <w:t>barbershop</w:t>
+            </w:r>
+            <w:r>
+              <w:rPr/>
+              <w:t>.</w:t>
             </w:r>
             <w:r>
               <w:rPr>
                 <w:i/>
               </w:rPr>
-              <w:t>Android</w:t>
-            </w:r>
-          </w:p>
-        </w:tc>
-        <w:tc>
-          <w:tcPr>
-            <w:tcW w:w="1569" w:type="dxa"/>
-          </w:tcPr>
-          <w:p>
-            <w:pPr>
-              <w:ind w:left="0" w:firstLine="0"/>
-            </w:pPr>
+            </w:r>
             <w:r>
               <w:rPr>
                 <w:i/>
-                <w:iCs/>
-              </w:rPr>
-              <w:t xml:space="preserve">Penelitian menghasilkan aplikasi </w:t>
+              </w:rPr>
             </w:r>
             <w:r>
               <w:rPr>
                 <w:i/>
               </w:rPr>
-              <w:t>barbershop</w:t>
             </w:r>
             <w:r>
               <w:rPr>
                 <w:i/>
               </w:rPr>
-              <w:t xml:space="preserve"> yang membantu pengguna mempe</w:t>
             </w:r>
             <w:r>
               <w:rPr>
                 <w:i/>
               </w:rPr>
-              <w:t>role</w:t>
             </w:r>
             <w:r>
               <w:rPr>
                 <w:i/>
               </w:rPr>
-              <w:t xml:space="preserve">h informasi, memilih layanan atau gaya rambut, menentukan lokasi </w:t>
-            </w:r>
-            <w:r>
-              <w:rPr>
-                <w:i/>
-              </w:rPr>
-              <w:t>barbershop</w:t>
-            </w:r>
-            <w:r>
-              <w:rPr>
-                <w:i/>
-              </w:rPr>
-              <w:t xml:space="preserve">, dan melakukan pemesanan jasa </w:t>
-            </w:r>
-            <w:r>
-              <w:rPr>
-                <w:i/>
-              </w:rPr>
-              <w:t>barbershop</w:t>
-            </w:r>
-            <w:r>
-              <w:rPr>
-                <w:i/>
-              </w:rPr>
-              <w:t>.</w:t>
-            </w:r>
-            <w:r>
-              <w:rPr>
-                <w:i/>
-              </w:rPr>
-            </w:r>
-            <w:r>
-              <w:rPr>
-                <w:i/>
-              </w:rPr>
-            </w:r>
-            <w:r>
-              <w:rPr>
-                <w:i/>
-              </w:rPr>
-            </w:r>
-            <w:r>
-              <w:rPr>
-                <w:i/>
-              </w:rPr>
-            </w:r>
-            <w:r>
-              <w:rPr>
-                <w:i/>
-              </w:rPr>
-            </w:r>
-            <w:r>
-              <w:rPr>
-                <w:i/>
-              </w:rPr>
             </w:r>
             <w:r/>
           </w:p>
@@ -3380,9 +3244,7 @@
               <w:t xml:space="preserve">Penelitian terdahulu berorientasi pada informasi dan pemesanan layanan, sedangkan penelitian ini mengembangkan aplikasi pengelolaan keuangan internal dengan perhitungan pendapatan bersih, bagian </w:t>
             </w:r>
             <w:r>
-              <w:rPr>
-                <w:i/>
-              </w:rPr>
+              <w:rPr/>
               <w:t>capster</w:t>
             </w:r>
             <w:r>
@@ -3478,9 +3340,7 @@
               <w:t xml:space="preserve"> pada </w:t>
             </w:r>
             <w:r>
-              <w:rPr>
-                <w:i/>
-              </w:rPr>
+              <w:rPr/>
               <w:t>Barbershop</w:t>
             </w:r>
             <w:r>
@@ -3526,10 +3386,7 @@
               <w:ind w:left="0" w:firstLineChars="12" w:firstLine="29"/>
             </w:pPr>
             <w:r>
-              <w:rPr>
-                <w:i/>
-                <w:iCs/>
-              </w:rPr>
+              <w:rPr/>
               <w:t>Client server dan model antrian Multi Channel - Single Phase</w:t>
             </w:r>
             <w:r>
@@ -3571,9 +3428,7 @@
               <w:t xml:space="preserve"> untuk membantu pelanggan melihat dan memesan antrean </w:t>
             </w:r>
             <w:r>
-              <w:rPr>
-                <w:i/>
-              </w:rPr>
+              <w:rPr/>
               <w:t>barbershop</w:t>
             </w:r>
             <w:r>
@@ -3628,9 +3483,7 @@
               <w:t xml:space="preserve">Penelitian terdahulu berfokus pada manajemen antrean pelanggan, sedangkan penelitian ini berfokus pada pencatatan pendapatan harian, buku kas umum, biaya operasional, </w:t>
             </w:r>
             <w:r>
-              <w:rPr>
-                <w:i/>
-              </w:rPr>
+              <w:rPr/>
               <w:t>role</w:t>
             </w:r>
             <w:r>
@@ -3638,9 +3491,7 @@
               <w:t xml:space="preserve"> pengguna, dan laporan pembagian hasil </w:t>
             </w:r>
             <w:r>
-              <w:rPr>
-                <w:i/>
-              </w:rPr>
+              <w:rPr/>
               <w:t>capster</w:t>
             </w:r>
             <w:r>
@@ -3688,9 +3539,7 @@
         <w:t xml:space="preserve">Berdasarkan rujukan penelitian yang telah disajikan, aplikasi </w:t>
       </w:r>
       <w:r>
-        <w:rPr>
-          <w:i/>
-        </w:rPr>
+        <w:rPr/>
         <w:t>barbershop</w:t>
       </w:r>
       <w:r>
@@ -3728,9 +3577,7 @@
         <w:t xml:space="preserve"> </w:t>
       </w:r>
       <w:r>
-        <w:rPr>
-          <w:i/>
-        </w:rPr>
+        <w:rPr/>
         <w:t>barbershop</w:t>
       </w:r>
       <w:r>
@@ -3758,9 +3605,7 @@
         <w:t xml:space="preserve"> [2]. Bahtiar dkk. membahas aplikasi </w:t>
       </w:r>
       <w:r>
-        <w:rPr>
-          <w:i/>
-        </w:rPr>
+        <w:rPr/>
         <w:t>barbershop</w:t>
       </w:r>
       <w:r>
@@ -3768,9 +3613,7 @@
         <w:t xml:space="preserve"> untuk membantu pengguna mempe</w:t>
       </w:r>
       <w:r>
-        <w:rPr>
-          <w:i/>
-        </w:rPr>
+        <w:rPr/>
         <w:t>role</w:t>
       </w:r>
       <w:r>
@@ -3778,9 +3621,7 @@
         <w:t xml:space="preserve">h informasi, memilih layanan, serta melakukan pemesanan jasa </w:t>
       </w:r>
       <w:r>
-        <w:rPr>
-          <w:i/>
-        </w:rPr>
+        <w:rPr/>
         <w:t>barbershop</w:t>
       </w:r>
       <w:r>
@@ -3808,9 +3649,7 @@
         <w:t xml:space="preserve"> untuk membantu pelanggan melihat dan memesan antrean </w:t>
       </w:r>
       <w:r>
-        <w:rPr>
-          <w:i/>
-        </w:rPr>
+        <w:rPr/>
         <w:t>barbershop</w:t>
       </w:r>
       <w:r>
@@ -3838,9 +3677,7 @@
         <w:t xml:space="preserve"> pelanggan atau antrean, melainkan pada pengelolaan internal </w:t>
       </w:r>
       <w:r>
-        <w:rPr>
-          <w:i/>
-        </w:rPr>
+        <w:rPr/>
         <w:t>Garden Barbershop</w:t>
       </w:r>
       <w:r>
@@ -3848,9 +3685,7 @@
         <w:t xml:space="preserve"> yang meliputi pencatatan pendapatan harian </w:t>
       </w:r>
       <w:r>
-        <w:rPr>
-          <w:i/>
-        </w:rPr>
+        <w:rPr/>
         <w:t>capster</w:t>
       </w:r>
       <w:r>
@@ -3858,9 +3693,7 @@
         <w:t xml:space="preserve">, buku kas umum, biaya operasional, pembagian hasil, </w:t>
       </w:r>
       <w:r>
-        <w:rPr>
-          <w:i/>
-        </w:rPr>
+        <w:rPr/>
         <w:t>role</w:t>
       </w:r>
       <w:r>
@@ -3868,9 +3701,7 @@
         <w:t xml:space="preserve"> pengguna, dan pembatasan akses agar </w:t>
       </w:r>
       <w:r>
-        <w:rPr>
-          <w:i/>
-        </w:rPr>
+        <w:rPr/>
         <w:t>capster</w:t>
       </w:r>
       <w:r>
@@ -4139,9 +3970,7 @@
       </w:r>
       <w:r/>
       <w:r>
-        <w:rPr>
-          <w:i/>
-        </w:rPr>
+        <w:rPr/>
         <w:t>capster</w:t>
       </w:r>
       <w:r/>
@@ -4210,9 +4039,7 @@
         <w:t xml:space="preserve">Rancang bangun merupakan proses merencanakan, merancang, membuat, dan menguji suatu sistem berdasarkan kebutuhan yang telah dianalisis. Pada penelitian aplikasi </w:t>
       </w:r>
       <w:r>
-        <w:rPr>
-          <w:i/>
-        </w:rPr>
+        <w:rPr/>
         <w:t>barbershop</w:t>
       </w:r>
       <w:r>
@@ -4240,9 +4067,7 @@
         <w:t xml:space="preserve"> [2], penyampaian informasi dan pemesanan jasa </w:t>
       </w:r>
       <w:r>
-        <w:rPr>
-          <w:i/>
-        </w:rPr>
+        <w:rPr/>
         <w:t>barbershop</w:t>
       </w:r>
       <w:r>
@@ -4260,9 +4085,7 @@
         <w:t xml:space="preserve"> [4]. Pada penelitian ini, rancang bangun dilakukan untuk menghasilkan aplikasi </w:t>
       </w:r>
       <w:r>
-        <w:rPr>
-          <w:i/>
-        </w:rPr>
+        <w:rPr/>
         <w:t>Garden Barbershop Finance</w:t>
       </w:r>
       <w:r>
@@ -4280,9 +4103,7 @@
         <w:t xml:space="preserve"> yang digunakan dalam pengelolaan pendapatan, buku kas umum, operasional, dan laporan pembagian hasil </w:t>
       </w:r>
       <w:r>
-        <w:rPr>
-          <w:i/>
-        </w:rPr>
+        <w:rPr/>
         <w:t>capster</w:t>
       </w:r>
       <w:r>
@@ -4381,9 +4202,7 @@
         <w:t xml:space="preserve">Sistem informasi merupakan kumpulan komponen yang saling berhubungan untuk mengumpulkan data, mengolah data, menyimpan data, dan menghasilkan informasi yang bermanfaat bagi proses bisnis. Dalam penelitian terdahulu pada bidang </w:t>
       </w:r>
       <w:r>
-        <w:rPr>
-          <w:i/>
-        </w:rPr>
+        <w:rPr/>
         <w:t>barbershop</w:t>
       </w:r>
       <w:r>
@@ -4411,9 +4230,7 @@
         <w:t xml:space="preserve"> [2], informasi layanan </w:t>
       </w:r>
       <w:r>
-        <w:rPr>
-          <w:i/>
-        </w:rPr>
+        <w:rPr/>
         <w:t>barbershop</w:t>
       </w:r>
       <w:r>
@@ -4431,9 +4248,7 @@
         <w:t xml:space="preserve"> [4]. Pada penelitian ini, sistem informasi digunakan untuk mengelola data pendapatan, buku kas umum, biaya operasional, akun pengguna, serta laporan pembagian hasil </w:t>
       </w:r>
       <w:r>
-        <w:rPr>
-          <w:i/>
-        </w:rPr>
+        <w:rPr/>
         <w:t>capster</w:t>
       </w:r>
       <w:r>
@@ -4559,9 +4374,7 @@
         <w:t xml:space="preserve"> digunakan untuk membantu pemesanan layanan </w:t>
       </w:r>
       <w:r>
-        <w:rPr>
-          <w:i/>
-        </w:rPr>
+        <w:rPr/>
         <w:t>barbershop</w:t>
       </w:r>
       <w:r>
@@ -4579,9 +4392,7 @@
         <w:t xml:space="preserve"> untuk mengurangi antrean dan pendataan manual [2], penyampaian informasi serta pemesanan jasa </w:t>
       </w:r>
       <w:r>
-        <w:rPr>
-          <w:i/>
-        </w:rPr>
+        <w:rPr/>
         <w:t>barbershop</w:t>
       </w:r>
       <w:r>
@@ -4717,9 +4528,7 @@
         <w:t xml:space="preserve">Pengelolaan pendapatan pada usaha jasa merupakan proses pencatatan penerimaan dari layanan yang diberikan kepada pelanggan. Pada </w:t>
       </w:r>
       <w:r>
-        <w:rPr>
-          <w:i/>
-        </w:rPr>
+        <w:rPr/>
         <w:t>Garden Barbershop</w:t>
       </w:r>
       <w:r>
@@ -4727,9 +4536,7 @@
         <w:t xml:space="preserve">, pendapatan dicatat berdasarkan </w:t>
       </w:r>
       <w:r>
-        <w:rPr>
-          <w:i/>
-        </w:rPr>
+        <w:rPr/>
         <w:t>capster</w:t>
       </w:r>
       <w:r>
@@ -4747,9 +4554,7 @@
         <w:t xml:space="preserve">, dan total pendapatan harian. Data pendapatan harian tersebut menjadi dasar untuk menghitung pendapatan kotor bulanan setiap </w:t>
       </w:r>
       <w:r>
-        <w:rPr>
-          <w:i/>
-        </w:rPr>
+        <w:rPr/>
         <w:t>capster</w:t>
       </w:r>
       <w:r>
@@ -4757,9 +4562,7 @@
         <w:t xml:space="preserve">. Berbeda dari penelitian aplikasi </w:t>
       </w:r>
       <w:r>
-        <w:rPr>
-          <w:i/>
-        </w:rPr>
+        <w:rPr/>
         <w:t>barbershop</w:t>
       </w:r>
       <w:r>
@@ -4767,9 +4570,7 @@
         <w:t xml:space="preserve"> terdahulu yang lebih banyak membahas pemesanan layanan [1], [2], informasi dan pemesanan jasa [3], serta antrean pelanggan [4], penelitian ini menempatkan pengelolaan pendapatan dan pembagian hasil </w:t>
       </w:r>
       <w:r>
-        <w:rPr>
-          <w:i/>
-        </w:rPr>
+        <w:rPr/>
         <w:t>capster</w:t>
       </w:r>
       <w:r>
@@ -4876,9 +4677,7 @@
       <w:r/>
       <w:r/>
       <w:r>
-        <w:rPr>
-          <w:i/>
-        </w:rPr>
+        <w:rPr/>
         <w:t>Garden Barbershop</w:t>
       </w:r>
       <w:r/>
@@ -4896,10 +4695,7 @@
       </w:r>
       <w:proofErr w:type="spellStart"/>
       <w:r>
-        <w:rPr>
-          <w:i/>
-          <w:iCs/>
-        </w:rPr>
+        <w:rPr/>
         <w:t>Capster</w:t>
       </w:r>
       <w:proofErr w:type="spellEnd"/>
@@ -4983,9 +4779,7 @@
       <w:r/>
       <w:r/>
       <w:r>
-        <w:rPr>
-          <w:i/>
-        </w:rPr>
+        <w:rPr/>
         <w:t>capster</w:t>
       </w:r>
       <w:r/>
@@ -4994,9 +4788,7 @@
       </w:r>
       <w:r/>
       <w:r>
-        <w:rPr>
-          <w:i/>
-        </w:rPr>
+        <w:rPr/>
         <w:t>capster</w:t>
       </w:r>
       <w:r/>
@@ -5005,9 +4797,7 @@
       </w:r>
       <w:r/>
       <w:r>
-        <w:rPr>
-          <w:i/>
-        </w:rPr>
+        <w:rPr/>
         <w:t>Garden Barbershop</w:t>
       </w:r>
       <w:r/>
@@ -5016,9 +4806,7 @@
       </w:r>
       <w:r/>
       <w:r>
-        <w:rPr>
-          <w:i/>
-        </w:rPr>
+        <w:rPr/>
         <w:t>capster</w:t>
       </w:r>
       <w:r/>
@@ -5027,9 +4815,7 @@
       </w:r>
       <w:r/>
       <w:r>
-        <w:rPr>
-          <w:i/>
-        </w:rPr>
+        <w:rPr/>
         <w:t>capster</w:t>
       </w:r>
       <w:r/>
@@ -5038,9 +4824,7 @@
       </w:r>
       <w:r/>
       <w:r>
-        <w:rPr>
-          <w:i/>
-        </w:rPr>
+        <w:rPr/>
         <w:t>capster</w:t>
       </w:r>
       <w:r/>
@@ -5049,9 +4833,7 @@
       </w:r>
       <w:r/>
       <w:r>
-        <w:rPr>
-          <w:i/>
-        </w:rPr>
+        <w:rPr/>
         <w:t>capster</w:t>
       </w:r>
       <w:r/>
@@ -5060,9 +4842,7 @@
       </w:r>
       <w:r/>
       <w:r>
-        <w:rPr>
-          <w:i/>
-        </w:rPr>
+        <w:rPr/>
         <w:t>capster</w:t>
       </w:r>
       <w:r/>
@@ -5080,10 +4860,7 @@
       </w:r>
       <w:proofErr w:type="spellStart"/>
       <w:r>
-        <w:rPr>
-          <w:i/>
-          <w:iCs/>
-        </w:rPr>
+        <w:rPr/>
         <w:t>Capster</w:t>
       </w:r>
       <w:proofErr w:type="spellEnd"/>
@@ -5092,10 +4869,7 @@
       </w:r>
       <w:proofErr w:type="spellStart"/>
       <w:r>
-        <w:rPr>
-          <w:i/>
-          <w:iCs/>
-        </w:rPr>
+        <w:rPr/>
         <w:t>Capster</w:t>
       </w:r>
       <w:proofErr w:type="spellEnd"/>
@@ -5113,10 +4887,7 @@
       </w:r>
       <w:proofErr w:type="spellStart"/>
       <w:r>
-        <w:rPr>
-          <w:i/>
-          <w:iCs/>
-        </w:rPr>
+        <w:rPr/>
         <w:t>Capster</w:t>
       </w:r>
       <w:proofErr w:type="spellEnd"/>
@@ -5125,10 +4896,7 @@
       </w:r>
       <w:proofErr w:type="spellStart"/>
       <w:r>
-        <w:rPr>
-          <w:i/>
-          <w:iCs/>
-        </w:rPr>
+        <w:rPr/>
         <w:t>Capster</w:t>
       </w:r>
       <w:proofErr w:type="spellEnd"/>
@@ -5137,10 +4905,7 @@
       </w:r>
       <w:proofErr w:type="spellStart"/>
       <w:r>
-        <w:rPr>
-          <w:i/>
-          <w:iCs/>
-        </w:rPr>
+        <w:rPr/>
         <w:t>Capster</w:t>
       </w:r>
       <w:proofErr w:type="spellEnd"/>
@@ -5155,10 +4920,7 @@
       </w:r>
       <w:proofErr w:type="spellStart"/>
       <w:r>
-        <w:rPr>
-          <w:i/>
-          <w:iCs/>
-        </w:rPr>
+        <w:rPr/>
         <w:t>Capster</w:t>
       </w:r>
       <w:proofErr w:type="spellEnd"/>
@@ -5167,10 +4929,7 @@
       </w:r>
       <w:proofErr w:type="spellStart"/>
       <w:r>
-        <w:rPr>
-          <w:i/>
-          <w:iCs/>
-        </w:rPr>
+        <w:rPr/>
         <w:t>Capster</w:t>
       </w:r>
       <w:proofErr w:type="spellEnd"/>
@@ -5188,10 +4947,7 @@
       </w:r>
       <w:proofErr w:type="spellStart"/>
       <w:r>
-        <w:rPr>
-          <w:i/>
-          <w:iCs/>
-        </w:rPr>
+        <w:rPr/>
         <w:t>Capster</w:t>
       </w:r>
       <w:proofErr w:type="spellEnd"/>
@@ -5218,9 +4974,7 @@
       <w:r/>
       <w:r/>
       <w:r>
-        <w:rPr>
-          <w:i/>
-        </w:rPr>
+        <w:rPr/>
         <w:t>capster</w:t>
       </w:r>
       <w:r/>
@@ -5269,9 +5023,7 @@
       <w:r/>
       <w:r/>
       <w:r>
-        <w:rPr>
-          <w:i/>
-        </w:rPr>
+        <w:rPr/>
         <w:t>capster</w:t>
       </w:r>
       <w:r/>
@@ -5279,9 +5031,7 @@
         <w:t xml:space="preserve"> senior yang dipercaya dapat membantu proses input pendapatan harian. </w:t>
       </w:r>
       <w:r>
-        <w:rPr>
-          <w:i/>
-        </w:rPr>
+        <w:rPr/>
         <w:t>Capster</w:t>
       </w:r>
       <w:r>
@@ -5406,9 +5156,7 @@
       </w:r>
       <w:r/>
       <w:r>
-        <w:rPr>
-          <w:i/>
-        </w:rPr>
+        <w:rPr/>
         <w:t>Garden Barbershop Finance</w:t>
       </w:r>
       <w:r/>
@@ -5531,9 +5279,7 @@
       </w:r>
       <w:r/>
       <w:r>
-        <w:rPr>
-          <w:i/>
-        </w:rPr>
+        <w:rPr/>
         <w:t>role</w:t>
       </w:r>
       <w:r/>
@@ -5541,9 +5287,7 @@
         <w:t xml:space="preserve"> Admin/Pengelola, Admin Harian, </w:t>
       </w:r>
       <w:r>
-        <w:rPr>
-          <w:i/>
-        </w:rPr>
+        <w:rPr/>
         <w:t>Capster</w:t>
       </w:r>
       <w:r>
@@ -5552,9 +5296,7 @@
       </w:r>
       <w:r/>
       <w:r>
-        <w:rPr>
-          <w:i/>
-        </w:rPr>
+        <w:rPr/>
         <w:t>role</w:t>
       </w:r>
       <w:r/>
@@ -5720,9 +5462,7 @@
         <w:t xml:space="preserve"> berbasis </w:t>
       </w:r>
       <w:r>
-        <w:rPr>
-          <w:i/>
-        </w:rPr>
+        <w:rPr/>
         <w:t>Cloud</w:t>
       </w:r>
       <w:r>
@@ -5763,9 +5503,7 @@
       </w:r>
       <w:r/>
       <w:r>
-        <w:rPr>
-          <w:i/>
-        </w:rPr>
+        <w:rPr/>
         <w:t>capster</w:t>
       </w:r>
       <w:r/>
@@ -5822,9 +5560,7 @@
         <w:t>NoSQL Database</w:t>
       </w:r>
       <w:r>
-        <w:rPr>
-          <w:i/>
-        </w:rPr>
+        <w:rPr/>
         <w:t xml:space="preserve"> merupakan model basis data yang tidak selalu menggunakan struktur tabel relasional. </w:t>
       </w:r>
       <w:r/>
@@ -5876,9 +5612,7 @@
       </w:r>
       <w:r/>
       <w:r>
-        <w:rPr>
-          <w:i/>
-        </w:rPr>
+        <w:rPr/>
         <w:t>Garden Barbershop</w:t>
       </w:r>
       <w:r/>
@@ -5887,9 +5621,7 @@
       </w:r>
       <w:r/>
       <w:r>
-        <w:rPr>
-          <w:i/>
-        </w:rPr>
+        <w:rPr/>
         <w:t>capster</w:t>
       </w:r>
       <w:r/>
@@ -6057,9 +5789,7 @@
         <w:t>Flutter</w:t>
       </w:r>
       <w:r>
-        <w:rPr>
-          <w:i/>
-        </w:rPr>
+        <w:rPr/>
         <w:t xml:space="preserve"> merupakan </w:t>
       </w:r>
       <w:r>
@@ -6069,9 +5799,7 @@
         <w:t>framework</w:t>
       </w:r>
       <w:r>
-        <w:rPr>
-          <w:i/>
-        </w:rPr>
+        <w:rPr/>
         <w:t xml:space="preserve"> yang digunakan untuk membangun aplikasi </w:t>
       </w:r>
       <w:r>
@@ -6081,9 +5809,7 @@
         <w:t>mobile</w:t>
       </w:r>
       <w:r>
-        <w:rPr>
-          <w:i/>
-        </w:rPr>
+        <w:rPr/>
         <w:t xml:space="preserve"> dengan tampilan antarmuka yang konsisten dan responsif. Rujukan penelitian Refwahajan dan Waluyo menunjukkan bahwa </w:t>
       </w:r>
       <w:r>
@@ -6093,21 +5819,15 @@
         <w:t>Flutter</w:t>
       </w:r>
       <w:r>
-        <w:rPr>
-          <w:i/>
-        </w:rPr>
+        <w:rPr/>
         <w:t xml:space="preserve"> digunakan dalam pengembangan aplikasi </w:t>
       </w:r>
       <w:r>
-        <w:rPr>
-          <w:i/>
-        </w:rPr>
+        <w:rPr/>
         <w:t>barbershop</w:t>
       </w:r>
       <w:r>
-        <w:rPr>
-          <w:i/>
-        </w:rPr>
+        <w:rPr/>
         <w:t xml:space="preserve"> berbasis </w:t>
       </w:r>
       <w:r>
@@ -6117,9 +5837,7 @@
         <w:t>Android</w:t>
       </w:r>
       <w:r>
-        <w:rPr>
-          <w:i/>
-        </w:rPr>
+        <w:rPr/>
         <w:t xml:space="preserve"> bersama teknologi pendukung lain seperti </w:t>
       </w:r>
       <w:r>
@@ -6129,9 +5847,7 @@
         <w:t>PHP</w:t>
       </w:r>
       <w:r>
-        <w:rPr>
-          <w:i/>
-        </w:rPr>
+        <w:rPr/>
         <w:t xml:space="preserve">, </w:t>
       </w:r>
       <w:r>
@@ -6141,9 +5857,7 @@
         <w:t>Laravel</w:t>
       </w:r>
       <w:r>
-        <w:rPr>
-          <w:i/>
-        </w:rPr>
+        <w:rPr/>
         <w:t xml:space="preserve">, dan </w:t>
       </w:r>
       <w:r>
@@ -6153,9 +5867,7 @@
         <w:t>MySQL</w:t>
       </w:r>
       <w:r>
-        <w:rPr>
-          <w:i/>
-        </w:rPr>
+        <w:rPr/>
         <w:t xml:space="preserve"> [1]. Pada penelitian ini, </w:t>
       </w:r>
       <w:r>
@@ -6165,9 +5877,7 @@
         <w:t>Flutter</w:t>
       </w:r>
       <w:r>
-        <w:rPr>
-          <w:i/>
-        </w:rPr>
+        <w:rPr/>
         <w:t xml:space="preserve"> digunakan sebagai </w:t>
       </w:r>
       <w:r>
@@ -6177,21 +5887,15 @@
         <w:t>framework</w:t>
       </w:r>
       <w:r>
-        <w:rPr>
-          <w:i/>
-        </w:rPr>
+        <w:rPr/>
         <w:t xml:space="preserve"> utama dalam pengembangan aplikasi </w:t>
       </w:r>
       <w:r>
-        <w:rPr>
-          <w:i/>
-        </w:rPr>
+        <w:rPr/>
         <w:t>Garden Barbershop Finance</w:t>
       </w:r>
       <w:r>
-        <w:rPr>
-          <w:i/>
-        </w:rPr>
+        <w:rPr/>
         <w:t>.</w:t>
       </w:r>
       <w:r/>
@@ -6435,9 +6139,7 @@
         <w:t>SharedPreferences</w:t>
       </w:r>
       <w:r>
-        <w:rPr>
-          <w:i/>
-        </w:rPr>
+        <w:rPr/>
         <w:t xml:space="preserve"> merupakan penyimpanan lokal sederhana yang digunakan untuk menyimpan data ringan pada aplikasi </w:t>
       </w:r>
       <w:r/>
@@ -6502,9 +6204,7 @@
         <w:t>Figma</w:t>
       </w:r>
       <w:r>
-        <w:rPr>
-          <w:i/>
-        </w:rPr>
+        <w:rPr/>
         <w:t xml:space="preserve"> merupakan perangkat lunak yang digunakan untuk membuat rancangan antarmuka aplikasi. Dengan </w:t>
       </w:r>
       <w:r>
@@ -6514,9 +6214,7 @@
         <w:t>Figma</w:t>
       </w:r>
       <w:r>
-        <w:rPr>
-          <w:i/>
-        </w:rPr>
+        <w:rPr/>
         <w:t xml:space="preserve">, perancangan </w:t>
       </w:r>
       <w:r/>
@@ -6571,9 +6269,7 @@
         <w:t>Visual Studio Code</w:t>
       </w:r>
       <w:r>
-        <w:rPr>
-          <w:i/>
-        </w:rPr>
+        <w:rPr/>
         <w:t xml:space="preserve"> merupakan perangkat lunak editor kode yang dapat digunakan untuk menulis, mengelola, dan menjalankan kode program. Dalam penelitian ini, </w:t>
       </w:r>
       <w:r>
@@ -6583,9 +6279,7 @@
         <w:t>Visual Studio Code</w:t>
       </w:r>
       <w:r>
-        <w:rPr>
-          <w:i/>
-        </w:rPr>
+        <w:rPr/>
         <w:t xml:space="preserve"> digunakan sebagai alat bantu pengembangan aplikasi </w:t>
       </w:r>
       <w:r/>
@@ -6640,21 +6334,15 @@
         <w:t>Browser</w:t>
       </w:r>
       <w:r>
-        <w:rPr>
-          <w:i/>
-        </w:rPr>
+        <w:rPr/>
         <w:t xml:space="preserve"> merupakan perangkat lunak yang digunakan untuk mengakses layanan berbasis internet. Pada penelitian ini, </w:t>
       </w:r>
       <w:r>
-        <w:rPr>
-          <w:i/>
-        </w:rPr>
+        <w:rPr/>
         <w:t>browser</w:t>
       </w:r>
       <w:r>
-        <w:rPr>
-          <w:i/>
-        </w:rPr>
+        <w:rPr/>
         <w:t xml:space="preserve"> digunakan untuk mengakses </w:t>
       </w:r>
       <w:r/>
@@ -6823,9 +6511,7 @@
         <w:t>Use Case</w:t>
       </w:r>
       <w:r>
-        <w:rPr>
-          <w:i/>
-        </w:rPr>
+        <w:rPr/>
         <w:t xml:space="preserve"> Diagram</w:t>
       </w:r>
     </w:p>
@@ -6842,9 +6528,7 @@
         <w:t>Use Case</w:t>
       </w:r>
       <w:r>
-        <w:rPr>
-          <w:i/>
-        </w:rPr>
+        <w:rPr/>
         <w:t xml:space="preserve"> Diagram</w:t>
       </w:r>
       <w:r>
@@ -6858,9 +6542,7 @@
         <w:t>Use Case</w:t>
       </w:r>
       <w:r>
-        <w:rPr>
-          <w:i/>
-        </w:rPr>
+        <w:rPr/>
         <w:t xml:space="preserve"> Diagram</w:t>
       </w:r>
       <w:r>
@@ -7148,10 +6830,7 @@
               <w:t xml:space="preserve">Elemen </w:t>
             </w:r>
             <w:r>
-              <w:rPr>
-                <w:i/>
-                <w:iCs/>
-              </w:rPr>
+              <w:rPr/>
               <w:t xml:space="preserve">boundary </w:t>
             </w:r>
             <w:r>
@@ -7325,10 +7004,7 @@
               <w:t>Use Case</w:t>
             </w:r>
             <w:r>
-              <w:rPr>
-                <w:i/>
-                <w:iCs/>
-              </w:rPr>
+              <w:rPr/>
               <w:t>.</w:t>
             </w:r>
           </w:p>
@@ -9102,10 +8778,7 @@
               </w:rPr>
             </w:pPr>
             <w:r>
-              <w:rPr>
-                <w:i/>
-                <w:iCs/>
-              </w:rPr>
+              <w:rPr/>
               <w:t>Generalisasi</w:t>
             </w:r>
           </w:p>
@@ -9837,9 +9510,7 @@
         <w:t xml:space="preserve"> meliputi analisis kebutuhan, perancangan sistem, implementasi, pengujian, serta pemeliharaan atau pengoperasian sistem [5]. Metode ini dipilih karena kebutuhan aplikasi </w:t>
       </w:r>
       <w:r>
-        <w:rPr>
-          <w:i/>
-        </w:rPr>
+        <w:rPr/>
         <w:t>Garden Barbershop Finance</w:t>
       </w:r>
       <w:r>
@@ -9857,9 +9528,7 @@
         <w:t xml:space="preserve"> dengan penelitian aplikasi </w:t>
       </w:r>
       <w:r>
-        <w:rPr>
-          <w:i/>
-        </w:rPr>
+        <w:rPr/>
         <w:t>barbershop</w:t>
       </w:r>
       <w:r>
@@ -9887,9 +9556,7 @@
         <w:t xml:space="preserve"> </w:t>
       </w:r>
       <w:r>
-        <w:rPr>
-          <w:i/>
-        </w:rPr>
+        <w:rPr/>
         <w:t>barbershop</w:t>
       </w:r>
       <w:r>
@@ -10207,9 +9874,7 @@
       <w:r/>
       <w:r/>
       <w:r>
-        <w:rPr>
-          <w:i/>
-        </w:rPr>
+        <w:rPr/>
         <w:t>capster</w:t>
       </w:r>
       <w:r/>
@@ -10218,9 +9883,7 @@
       </w:r>
       <w:r/>
       <w:r>
-        <w:rPr>
-          <w:i/>
-        </w:rPr>
+        <w:rPr/>
         <w:t>Garden Barbershop</w:t>
       </w:r>
       <w:r/>
@@ -10415,9 +10078,7 @@
       <w:r/>
       <w:r/>
       <w:r>
-        <w:rPr>
-          <w:i/>
-        </w:rPr>
+        <w:rPr/>
         <w:t>Garden Barbershop</w:t>
       </w:r>
       <w:r/>
@@ -10473,21 +10134,15 @@
         <w:t>Black Box Testing</w:t>
       </w:r>
       <w:r>
-        <w:rPr>
-          <w:i/>
-        </w:rPr>
+        <w:rPr/>
         <w:t xml:space="preserve"> merupakan pengujian fungsional yang dilakukan berdasarkan input dan output tanpa melihat kode program. Pengujian ini berfokus pada kesesuaian fungsi sistem terhadap kebutuhan pengguna. Pada rujukan penelitian </w:t>
       </w:r>
       <w:r>
-        <w:rPr>
-          <w:i/>
-        </w:rPr>
+        <w:rPr/>
         <w:t>barbershop</w:t>
       </w:r>
       <w:r>
-        <w:rPr>
-          <w:i/>
-        </w:rPr>
+        <w:rPr/>
         <w:t xml:space="preserve">, Rohmat dkk. menerapkan </w:t>
       </w:r>
       <w:r>
@@ -10497,9 +10152,7 @@
         <w:t>Black Box Testing</w:t>
       </w:r>
       <w:r>
-        <w:rPr>
-          <w:i/>
-        </w:rPr>
+        <w:rPr/>
         <w:t xml:space="preserve"> untuk memastikan komponen aplikasi pemesanan </w:t>
       </w:r>
       <w:r>
@@ -10515,15 +10168,11 @@
         <w:t xml:space="preserve"> </w:t>
       </w:r>
       <w:r>
-        <w:rPr>
-          <w:i/>
-        </w:rPr>
+        <w:rPr/>
         <w:t>barbershop</w:t>
       </w:r>
       <w:r>
-        <w:rPr>
-          <w:i/>
-        </w:rPr>
+        <w:rPr/>
         <w:t xml:space="preserve"> berjalan sesuai dengan hasil yang diharapkan [2]. Konsep pengujian </w:t>
       </w:r>
       <w:r>
@@ -10533,9 +10182,7 @@
         <w:t>Black Box Testing</w:t>
       </w:r>
       <w:r>
-        <w:rPr>
-          <w:i/>
-        </w:rPr>
+        <w:rPr/>
         <w:t xml:space="preserve"> dapat dilihat pada Gambar 2.2 berikut:</w:t>
       </w:r>
       <w:r/>
@@ -10698,9 +10345,7 @@
       </w:r>
       <w:r/>
       <w:r>
-        <w:rPr>
-          <w:i/>
-        </w:rPr>
+        <w:rPr/>
         <w:t>capster</w:t>
       </w:r>
       <w:r/>
@@ -10708,9 +10353,7 @@
         <w:t xml:space="preserve">, kelola layanan, input pendapatan harian oleh Admin/Pengelola atau Admin Harian, pembatasan akses input bagi </w:t>
       </w:r>
       <w:r>
-        <w:rPr>
-          <w:i/>
-        </w:rPr>
+        <w:rPr/>
         <w:t>Capster</w:t>
       </w:r>
       <w:r>
@@ -10719,9 +10362,7 @@
       </w:r>
       <w:r/>
       <w:r>
-        <w:rPr>
-          <w:i/>
-        </w:rPr>
+        <w:rPr/>
         <w:t>role</w:t>
       </w:r>
       <w:r/>
@@ -10794,9 +10435,7 @@
       <w:r/>
       <w:r/>
       <w:r>
-        <w:rPr>
-          <w:i/>
-        </w:rPr>
+        <w:rPr/>
         <w:t>capster</w:t>
       </w:r>
       <w:r/>
@@ -10805,9 +10444,7 @@
       </w:r>
       <w:r/>
       <w:r>
-        <w:rPr>
-          <w:i/>
-        </w:rPr>
+        <w:rPr/>
         <w:t>Garden Barbershop</w:t>
       </w:r>
       <w:r/>
@@ -10870,9 +10507,7 @@
       <w:r/>
       <w:r/>
       <w:r>
-        <w:rPr>
-          <w:i/>
-        </w:rPr>
+        <w:rPr/>
         <w:t>Garden Barbershop Finance</w:t>
       </w:r>
       <w:r/>
@@ -10914,9 +10549,7 @@
       </w:r>
       <w:r/>
       <w:r>
-        <w:rPr>
-          <w:i/>
-        </w:rPr>
+        <w:rPr/>
         <w:t>role</w:t>
       </w:r>
       <w:r/>
@@ -10925,9 +10558,7 @@
       </w:r>
       <w:r/>
       <w:r>
-        <w:rPr>
-          <w:i/>
-        </w:rPr>
+        <w:rPr/>
         <w:t>capster</w:t>
       </w:r>
       <w:r/>
@@ -10935,9 +10566,7 @@
         <w:t xml:space="preserve"> senior dapat membantu input pendapatan, </w:t>
       </w:r>
       <w:r>
-        <w:rPr>
-          <w:i/>
-        </w:rPr>
+        <w:rPr/>
         <w:t>Capster</w:t>
       </w:r>
       <w:r>
@@ -11100,7 +10729,6 @@
         <w:rPr>
           <w:rFonts w:ascii="Times New Roman" w:hAnsi="Times New Roman"/>
           <w:b w:val="0"/>
-          <w:i/>
           <w:sz w:val="24"/>
         </w:rPr>
         <w:t>Garden Barbershop</w:t>
@@ -11117,7 +10745,6 @@
         <w:rPr>
           <w:rFonts w:ascii="Times New Roman" w:hAnsi="Times New Roman"/>
           <w:b w:val="0"/>
-          <w:i/>
           <w:sz w:val="24"/>
         </w:rPr>
         <w:t>capster</w:t>
@@ -11134,7 +10761,6 @@
         <w:rPr>
           <w:rFonts w:ascii="Times New Roman" w:hAnsi="Times New Roman"/>
           <w:b w:val="0"/>
-          <w:i/>
           <w:sz w:val="24"/>
         </w:rPr>
         <w:t>capster</w:t>
@@ -11211,7 +10837,6 @@
         <w:rPr>
           <w:rFonts w:ascii="Times New Roman" w:hAnsi="Times New Roman"/>
           <w:b w:val="0"/>
-          <w:i/>
           <w:sz w:val="24"/>
         </w:rPr>
         <w:t>Garden Barbershop</w:t>
@@ -11228,7 +10853,6 @@
         <w:rPr>
           <w:rFonts w:ascii="Times New Roman" w:hAnsi="Times New Roman"/>
           <w:b w:val="0"/>
-          <w:i/>
           <w:sz w:val="24"/>
         </w:rPr>
         <w:t>role</w:t>
@@ -11245,7 +10869,6 @@
         <w:rPr>
           <w:rFonts w:ascii="Times New Roman" w:hAnsi="Times New Roman"/>
           <w:b w:val="0"/>
-          <w:i/>
           <w:sz w:val="24"/>
         </w:rPr>
         <w:t>capster</w:t>
@@ -11292,7 +10915,6 @@
         <w:rPr>
           <w:rFonts w:ascii="Times New Roman" w:hAnsi="Times New Roman"/>
           <w:b w:val="0"/>
-          <w:i/>
           <w:sz w:val="24"/>
         </w:rPr>
         <w:t>Garden Barbershop</w:t>
@@ -11454,7 +11076,6 @@
         <w:rPr>
           <w:rFonts w:ascii="Times New Roman" w:hAnsi="Times New Roman"/>
           <w:b w:val="0"/>
-          <w:i/>
           <w:sz w:val="24"/>
         </w:rPr>
         <w:t>Garden Barbershop</w:t>
@@ -11471,7 +11092,6 @@
         <w:rPr>
           <w:rFonts w:ascii="Times New Roman" w:hAnsi="Times New Roman"/>
           <w:b w:val="0"/>
-          <w:i/>
           <w:sz w:val="24"/>
         </w:rPr>
         <w:t>capster</w:t>
@@ -11518,7 +11138,6 @@
         <w:rPr>
           <w:rFonts w:ascii="Times New Roman" w:hAnsi="Times New Roman"/>
           <w:b w:val="0"/>
-          <w:i/>
           <w:sz w:val="24"/>
         </w:rPr>
         <w:t>capster</w:t>
@@ -11535,7 +11154,6 @@
         <w:rPr>
           <w:rFonts w:ascii="Times New Roman" w:hAnsi="Times New Roman"/>
           <w:b w:val="0"/>
-          <w:i/>
           <w:sz w:val="24"/>
         </w:rPr>
         <w:t>capster</w:t>
@@ -11552,7 +11170,6 @@
         <w:rPr>
           <w:rFonts w:ascii="Times New Roman" w:hAnsi="Times New Roman"/>
           <w:b w:val="0"/>
-          <w:i/>
           <w:sz w:val="24"/>
         </w:rPr>
         <w:t>Garden Barbershop</w:t>
@@ -11799,7 +11416,6 @@
         <w:rPr>
           <w:rFonts w:ascii="Times New Roman" w:hAnsi="Times New Roman"/>
           <w:b w:val="0"/>
-          <w:i/>
           <w:sz w:val="24"/>
         </w:rPr>
         <w:t>capster</w:t>
@@ -11970,7 +11586,6 @@
         <w:rPr>
           <w:rFonts w:ascii="Times New Roman" w:hAnsi="Times New Roman"/>
           <w:b w:val="0"/>
-          <w:i/>
           <w:sz w:val="24"/>
         </w:rPr>
         <w:t>Garden Barbershop</w:t>
@@ -12017,7 +11632,6 @@
         <w:rPr>
           <w:rFonts w:ascii="Times New Roman" w:hAnsi="Times New Roman"/>
           <w:b w:val="0"/>
-          <w:i/>
           <w:sz w:val="24"/>
         </w:rPr>
         <w:t>capster</w:t>
@@ -12064,7 +11678,6 @@
         <w:rPr>
           <w:rFonts w:ascii="Times New Roman" w:hAnsi="Times New Roman"/>
           <w:b w:val="0"/>
-          <w:i/>
           <w:sz w:val="24"/>
         </w:rPr>
         <w:t>role</w:t>
@@ -12109,7 +11722,6 @@
         <w:rPr>
           <w:rFonts w:ascii="Times New Roman" w:hAnsi="Times New Roman"/>
           <w:b w:val="0"/>
-          <w:i/>
           <w:sz w:val="24"/>
         </w:rPr>
         <w:t>Garden Barbershop Finance</w:t>
@@ -12220,7 +11832,6 @@
         <w:rPr>
           <w:rFonts w:ascii="Times New Roman" w:hAnsi="Times New Roman"/>
           <w:b w:val="0"/>
-          <w:i/>
           <w:sz w:val="24"/>
         </w:rPr>
         <w:t>Garden Barbershop Finance</w:t>
@@ -12285,7 +11896,6 @@
         <w:rPr>
           <w:rFonts w:ascii="Times New Roman" w:hAnsi="Times New Roman"/>
           <w:b w:val="0"/>
-          <w:i/>
           <w:sz w:val="24"/>
         </w:rPr>
         <w:t xml:space="preserve"> yang digunakan dalam merancang dan membangun aplikasi </w:t>
@@ -12294,7 +11904,6 @@
         <w:rPr>
           <w:rFonts w:ascii="Times New Roman" w:hAnsi="Times New Roman"/>
           <w:b w:val="0"/>
-          <w:i/>
           <w:sz w:val="24"/>
         </w:rPr>
         <w:t>Garden Barbershop Finance</w:t>
@@ -12303,7 +11912,6 @@
         <w:rPr>
           <w:rFonts w:ascii="Times New Roman" w:hAnsi="Times New Roman"/>
           <w:b w:val="0"/>
-          <w:i/>
           <w:sz w:val="24"/>
         </w:rPr>
         <w:t xml:space="preserve"> meliputi:</w:t>
@@ -12592,7 +12200,6 @@
         <w:rPr>
           <w:rFonts w:ascii="Times New Roman" w:hAnsi="Times New Roman"/>
           <w:b w:val="0"/>
-          <w:i/>
           <w:sz w:val="24"/>
         </w:rPr>
         <w:t>capster</w:t>
@@ -12626,7 +12233,6 @@
         <w:rPr>
           <w:rFonts w:ascii="Times New Roman" w:hAnsi="Times New Roman"/>
           <w:b w:val="0"/>
-          <w:i/>
           <w:sz w:val="24"/>
         </w:rPr>
         <w:t>Garden Barbershop</w:t>
@@ -12699,7 +12305,6 @@
         <w:rPr>
           <w:rFonts w:ascii="Times New Roman" w:hAnsi="Times New Roman"/>
           <w:b w:val="0"/>
-          <w:i/>
           <w:sz w:val="24"/>
         </w:rPr>
         <w:t>role</w:t>
@@ -12716,7 +12321,6 @@
         <w:rPr>
           <w:rFonts w:ascii="Times New Roman" w:hAnsi="Times New Roman"/>
           <w:b w:val="0"/>
-          <w:i/>
           <w:sz w:val="24"/>
         </w:rPr>
         <w:t>Garden Barbershop</w:t>
@@ -16239,7 +15843,6 @@
         <w:rPr>
           <w:rFonts w:ascii="Times New Roman" w:hAnsi="Times New Roman"/>
           <w:b w:val="0"/>
-          <w:i/>
           <w:sz w:val="24"/>
         </w:rPr>
         <w:t>Garden Barbershop Finance</w:t>

--- a/docs/Proposal Skripsi v2.docx
+++ b/docs/Proposal Skripsi v2.docx
@@ -15858,41 +15858,22 @@
     </w:p>
     <w:p>
       <w:pPr>
-        <w:jc w:val="center"/>
-      </w:pPr>
-      <w:r>
-        <w:drawing>
-          <wp:inline xmlns:a="http://schemas.openxmlformats.org/drawingml/2006/main" xmlns:pic="http://schemas.openxmlformats.org/drawingml/2006/picture">
-            <wp:extent cx="2743200" cy="4114800"/>
-            <wp:docPr id="1069574678" name="Picture 1069574678"/>
-            <wp:cNvGraphicFramePr>
-              <a:graphicFrameLocks noChangeAspect="1"/>
-            </wp:cNvGraphicFramePr>
-            <a:graphic>
-              <a:graphicData uri="http://schemas.openxmlformats.org/drawingml/2006/picture">
-                <pic:pic>
-                  <pic:nvPicPr>
-                    <pic:cNvPr id="0" name="gambar_3_3_login.png"/>
-                    <pic:cNvPicPr/>
-                  </pic:nvPicPr>
-                  <pic:blipFill>
-                    <a:blip r:embed="rId41"/>
-                    <a:stretch>
-                      <a:fillRect/>
-                    </a:stretch>
-                  </pic:blipFill>
-                  <pic:spPr>
-                    <a:xfrm>
-                      <a:off x="0" y="0"/>
-                      <a:ext cx="2743200" cy="4114800"/>
-                    </a:xfrm>
-                    <a:prstGeom prst="rect"/>
-                  </pic:spPr>
-                </pic:pic>
-              </a:graphicData>
-            </a:graphic>
-          </wp:inline>
-        </w:drawing>
+        <w:jc w:val="both"/>
+      </w:pPr>
+      <w:r>
+        <w:rPr>
+          <w:rFonts w:ascii="Times New Roman" w:hAnsi="Times New Roman"/>
+          <w:color w:val="FF0000"/>
+          <w:sz w:val="24"/>
+        </w:rPr>
+      </w:r>
+      <w:r>
+        <w:rPr>
+          <w:rFonts w:ascii="Times New Roman" w:hAnsi="Times New Roman"/>
+          <w:color w:val="FF0000"/>
+          <w:sz w:val="24"/>
+        </w:rPr>
+        <w:t>Prompt Figma: Buat rancangan halaman login aplikasi mobile Garden Barbershop Finance dengan gaya profesional, compact, dan mudah digunakan. Gunakan frame Android 360 x 800 px, warna utama hijau tua dengan aksen emas, latar belakang terang, ikon gunting atau barbershop secara sederhana, field Username, field Password, tombol Masuk, serta tampilan bersih tanpa teks penjelasan berlebihan.</w:t>
       </w:r>
     </w:p>
     <w:p>
@@ -15911,41 +15892,22 @@
     </w:p>
     <w:p>
       <w:pPr>
-        <w:jc w:val="center"/>
-      </w:pPr>
-      <w:r>
-        <w:drawing>
-          <wp:inline xmlns:a="http://schemas.openxmlformats.org/drawingml/2006/main" xmlns:pic="http://schemas.openxmlformats.org/drawingml/2006/picture">
-            <wp:extent cx="2743200" cy="4114800"/>
-            <wp:docPr id="1069574679" name="Picture 1069574679"/>
-            <wp:cNvGraphicFramePr>
-              <a:graphicFrameLocks noChangeAspect="1"/>
-            </wp:cNvGraphicFramePr>
-            <a:graphic>
-              <a:graphicData uri="http://schemas.openxmlformats.org/drawingml/2006/picture">
-                <pic:pic>
-                  <pic:nvPicPr>
-                    <pic:cNvPr id="0" name="gambar_3_4_dashboard.png"/>
-                    <pic:cNvPicPr/>
-                  </pic:nvPicPr>
-                  <pic:blipFill>
-                    <a:blip r:embed="rId42"/>
-                    <a:stretch>
-                      <a:fillRect/>
-                    </a:stretch>
-                  </pic:blipFill>
-                  <pic:spPr>
-                    <a:xfrm>
-                      <a:off x="0" y="0"/>
-                      <a:ext cx="2743200" cy="4114800"/>
-                    </a:xfrm>
-                    <a:prstGeom prst="rect"/>
-                  </pic:spPr>
-                </pic:pic>
-              </a:graphicData>
-            </a:graphic>
-          </wp:inline>
-        </w:drawing>
+        <w:jc w:val="both"/>
+      </w:pPr>
+      <w:r>
+        <w:rPr>
+          <w:rFonts w:ascii="Times New Roman" w:hAnsi="Times New Roman"/>
+          <w:color w:val="FF0000"/>
+          <w:sz w:val="24"/>
+        </w:rPr>
+      </w:r>
+      <w:r>
+        <w:rPr>
+          <w:rFonts w:ascii="Times New Roman" w:hAnsi="Times New Roman"/>
+          <w:color w:val="FF0000"/>
+          <w:sz w:val="24"/>
+        </w:rPr>
+        <w:t>Prompt Figma: Buat rancangan dashboard admin aplikasi Garden Barbershop Finance pada frame Android 360 x 800 px. Tampilkan ringkasan Total Pendapatan Bulan Ini, Total Operasional, Jumlah Capster Aktif, Bagian Capster, dan Bagian Pondok dalam kartu metrik yang compact. Tambahkan menu utama Data Capster, Data Layanan, Pendapatan Harian, Buku Kas Umum, Operasional, Laporan, dan Sinkronisasi dengan ikon yang jelas.</w:t>
       </w:r>
     </w:p>
     <w:p>
@@ -15964,41 +15926,22 @@
     </w:p>
     <w:p>
       <w:pPr>
-        <w:jc w:val="center"/>
-      </w:pPr>
-      <w:r>
-        <w:drawing>
-          <wp:inline xmlns:a="http://schemas.openxmlformats.org/drawingml/2006/main" xmlns:pic="http://schemas.openxmlformats.org/drawingml/2006/picture">
-            <wp:extent cx="2743200" cy="4114800"/>
-            <wp:docPr id="1069574680" name="Picture 1069574680"/>
-            <wp:cNvGraphicFramePr>
-              <a:graphicFrameLocks noChangeAspect="1"/>
-            </wp:cNvGraphicFramePr>
-            <a:graphic>
-              <a:graphicData uri="http://schemas.openxmlformats.org/drawingml/2006/picture">
-                <pic:pic>
-                  <pic:nvPicPr>
-                    <pic:cNvPr id="0" name="gambar_3_5_pendapatan.png"/>
-                    <pic:cNvPicPr/>
-                  </pic:nvPicPr>
-                  <pic:blipFill>
-                    <a:blip r:embed="rId43"/>
-                    <a:stretch>
-                      <a:fillRect/>
-                    </a:stretch>
-                  </pic:blipFill>
-                  <pic:spPr>
-                    <a:xfrm>
-                      <a:off x="0" y="0"/>
-                      <a:ext cx="2743200" cy="4114800"/>
-                    </a:xfrm>
-                    <a:prstGeom prst="rect"/>
-                  </pic:spPr>
-                </pic:pic>
-              </a:graphicData>
-            </a:graphic>
-          </wp:inline>
-        </w:drawing>
+        <w:jc w:val="both"/>
+      </w:pPr>
+      <w:r>
+        <w:rPr>
+          <w:rFonts w:ascii="Times New Roman" w:hAnsi="Times New Roman"/>
+          <w:color w:val="FF0000"/>
+          <w:sz w:val="24"/>
+        </w:rPr>
+      </w:r>
+      <w:r>
+        <w:rPr>
+          <w:rFonts w:ascii="Times New Roman" w:hAnsi="Times New Roman"/>
+          <w:color w:val="FF0000"/>
+          <w:sz w:val="24"/>
+        </w:rPr>
+        <w:t>Prompt Figma: Buat rancangan halaman input pendapatan harian untuk admin atau capster senior. Gunakan layout mobile yang rapi dan mudah diisi, terdapat pilihan tanggal, pilihan nama capster, daftar layanan dengan nama lengkap seperti Santri, Reguler Haircut, Premium Cut, Garden Cut, Cukur Jenggot/Kumis, Keramas, Coloring Hair, Home Service, Perming, dan Kartu Member. Tambahkan ringkasan otomatis total customer santri, customer umum, total customer, total pendapatan, dan tombol Simpan.</w:t>
       </w:r>
     </w:p>
     <w:p>
@@ -16017,41 +15960,22 @@
     </w:p>
     <w:p>
       <w:pPr>
-        <w:jc w:val="center"/>
-      </w:pPr>
-      <w:r>
-        <w:drawing>
-          <wp:inline xmlns:a="http://schemas.openxmlformats.org/drawingml/2006/main" xmlns:pic="http://schemas.openxmlformats.org/drawingml/2006/picture">
-            <wp:extent cx="2743200" cy="4114800"/>
-            <wp:docPr id="1069574681" name="Picture 1069574681"/>
-            <wp:cNvGraphicFramePr>
-              <a:graphicFrameLocks noChangeAspect="1"/>
-            </wp:cNvGraphicFramePr>
-            <a:graphic>
-              <a:graphicData uri="http://schemas.openxmlformats.org/drawingml/2006/picture">
-                <pic:pic>
-                  <pic:nvPicPr>
-                    <pic:cNvPr id="0" name="gambar_3_6_buku_kas.png"/>
-                    <pic:cNvPicPr/>
-                  </pic:nvPicPr>
-                  <pic:blipFill>
-                    <a:blip r:embed="rId44"/>
-                    <a:stretch>
-                      <a:fillRect/>
-                    </a:stretch>
-                  </pic:blipFill>
-                  <pic:spPr>
-                    <a:xfrm>
-                      <a:off x="0" y="0"/>
-                      <a:ext cx="2743200" cy="4114800"/>
-                    </a:xfrm>
-                    <a:prstGeom prst="rect"/>
-                  </pic:spPr>
-                </pic:pic>
-              </a:graphicData>
-            </a:graphic>
-          </wp:inline>
-        </w:drawing>
+        <w:jc w:val="both"/>
+      </w:pPr>
+      <w:r>
+        <w:rPr>
+          <w:rFonts w:ascii="Times New Roman" w:hAnsi="Times New Roman"/>
+          <w:color w:val="FF0000"/>
+          <w:sz w:val="24"/>
+        </w:rPr>
+      </w:r>
+      <w:r>
+        <w:rPr>
+          <w:rFonts w:ascii="Times New Roman" w:hAnsi="Times New Roman"/>
+          <w:color w:val="FF0000"/>
+          <w:sz w:val="24"/>
+        </w:rPr>
+        <w:t>Prompt Figma: Buat rancangan halaman Buku Kas Umum aplikasi Garden Barbershop Finance dengan gaya modern dan compact. Tampilkan form tanggal, uraian, pilihan akun, penerimaan, pengeluaran, saldo otomatis, keterangan, dan tombol Simpan. Sertakan daftar riwayat transaksi kas dalam kartu kecil dengan pembeda warna untuk penerimaan dan pengeluaran.</w:t>
       </w:r>
     </w:p>
     <w:p>
@@ -16070,41 +15994,22 @@
     </w:p>
     <w:p>
       <w:pPr>
-        <w:jc w:val="center"/>
-      </w:pPr>
-      <w:r>
-        <w:drawing>
-          <wp:inline xmlns:a="http://schemas.openxmlformats.org/drawingml/2006/main" xmlns:pic="http://schemas.openxmlformats.org/drawingml/2006/picture">
-            <wp:extent cx="2743200" cy="4114800"/>
-            <wp:docPr id="1069574682" name="Picture 1069574682"/>
-            <wp:cNvGraphicFramePr>
-              <a:graphicFrameLocks noChangeAspect="1"/>
-            </wp:cNvGraphicFramePr>
-            <a:graphic>
-              <a:graphicData uri="http://schemas.openxmlformats.org/drawingml/2006/picture">
-                <pic:pic>
-                  <pic:nvPicPr>
-                    <pic:cNvPr id="0" name="gambar_3_7_operasional.png"/>
-                    <pic:cNvPicPr/>
-                  </pic:nvPicPr>
-                  <pic:blipFill>
-                    <a:blip r:embed="rId45"/>
-                    <a:stretch>
-                      <a:fillRect/>
-                    </a:stretch>
-                  </pic:blipFill>
-                  <pic:spPr>
-                    <a:xfrm>
-                      <a:off x="0" y="0"/>
-                      <a:ext cx="2743200" cy="4114800"/>
-                    </a:xfrm>
-                    <a:prstGeom prst="rect"/>
-                  </pic:spPr>
-                </pic:pic>
-              </a:graphicData>
-            </a:graphic>
-          </wp:inline>
-        </w:drawing>
+        <w:jc w:val="both"/>
+      </w:pPr>
+      <w:r>
+        <w:rPr>
+          <w:rFonts w:ascii="Times New Roman" w:hAnsi="Times New Roman"/>
+          <w:color w:val="FF0000"/>
+          <w:sz w:val="24"/>
+        </w:rPr>
+      </w:r>
+      <w:r>
+        <w:rPr>
+          <w:rFonts w:ascii="Times New Roman" w:hAnsi="Times New Roman"/>
+          <w:color w:val="FF0000"/>
+          <w:sz w:val="24"/>
+        </w:rPr>
+        <w:t>Prompt Figma: Buat rancangan halaman input biaya operasional bulanan pada frame Android 360 x 800 px. Tampilkan pilihan bulan, nama biaya, pilihan akun seperti Listrik, Wifi, Kebersihan, Air, Sewa Toko, dan Harga Pokok Penjualan, field nominal rupiah, keterangan, total operasional bulan terpilih, tombol Simpan, serta daftar biaya yang sudah dicatat.</w:t>
       </w:r>
     </w:p>
     <w:p>
@@ -16123,41 +16028,22 @@
     </w:p>
     <w:p>
       <w:pPr>
-        <w:jc w:val="center"/>
-      </w:pPr>
-      <w:r>
-        <w:drawing>
-          <wp:inline xmlns:a="http://schemas.openxmlformats.org/drawingml/2006/main" xmlns:pic="http://schemas.openxmlformats.org/drawingml/2006/picture">
-            <wp:extent cx="2743200" cy="4114800"/>
-            <wp:docPr id="1069574683" name="Picture 1069574683"/>
-            <wp:cNvGraphicFramePr>
-              <a:graphicFrameLocks noChangeAspect="1"/>
-            </wp:cNvGraphicFramePr>
-            <a:graphic>
-              <a:graphicData uri="http://schemas.openxmlformats.org/drawingml/2006/picture">
-                <pic:pic>
-                  <pic:nvPicPr>
-                    <pic:cNvPr id="0" name="gambar_3_8_laporan.png"/>
-                    <pic:cNvPicPr/>
-                  </pic:nvPicPr>
-                  <pic:blipFill>
-                    <a:blip r:embed="rId46"/>
-                    <a:stretch>
-                      <a:fillRect/>
-                    </a:stretch>
-                  </pic:blipFill>
-                  <pic:spPr>
-                    <a:xfrm>
-                      <a:off x="0" y="0"/>
-                      <a:ext cx="2743200" cy="4114800"/>
-                    </a:xfrm>
-                    <a:prstGeom prst="rect"/>
-                  </pic:spPr>
-                </pic:pic>
-              </a:graphicData>
-            </a:graphic>
-          </wp:inline>
-        </w:drawing>
+        <w:jc w:val="both"/>
+      </w:pPr>
+      <w:r>
+        <w:rPr>
+          <w:rFonts w:ascii="Times New Roman" w:hAnsi="Times New Roman"/>
+          <w:color w:val="FF0000"/>
+          <w:sz w:val="24"/>
+        </w:rPr>
+      </w:r>
+      <w:r>
+        <w:rPr>
+          <w:rFonts w:ascii="Times New Roman" w:hAnsi="Times New Roman"/>
+          <w:color w:val="FF0000"/>
+          <w:sz w:val="24"/>
+        </w:rPr>
+        <w:t>Prompt Figma: Buat rancangan halaman laporan pembagian hasil capster dengan tampilan mobile profesional. Tampilkan filter bulan, tombol Hitung Laporan, tombol Simpan Laporan, tabel atau daftar laporan berisi Nama Capster, Pendapatan Kotor, Operasional per Capster, Pendapatan Bersih, Bagian Capster, dan Bagian Pondok. Tambahkan kartu ringkasan Total Pendapatan, Total Bagian Capster, dan Total Bagian Pondok.</w:t>
       </w:r>
     </w:p>
     <w:p>
@@ -16176,41 +16062,22 @@
     </w:p>
     <w:p>
       <w:pPr>
-        <w:jc w:val="center"/>
-      </w:pPr>
-      <w:r>
-        <w:drawing>
-          <wp:inline xmlns:a="http://schemas.openxmlformats.org/drawingml/2006/main" xmlns:pic="http://schemas.openxmlformats.org/drawingml/2006/picture">
-            <wp:extent cx="2743200" cy="4114800"/>
-            <wp:docPr id="1069574684" name="Picture 1069574684"/>
-            <wp:cNvGraphicFramePr>
-              <a:graphicFrameLocks noChangeAspect="1"/>
-            </wp:cNvGraphicFramePr>
-            <a:graphic>
-              <a:graphicData uri="http://schemas.openxmlformats.org/drawingml/2006/picture">
-                <pic:pic>
-                  <pic:nvPicPr>
-                    <pic:cNvPr id="0" name="gambar_3_9_akun.png"/>
-                    <pic:cNvPicPr/>
-                  </pic:nvPicPr>
-                  <pic:blipFill>
-                    <a:blip r:embed="rId47"/>
-                    <a:stretch>
-                      <a:fillRect/>
-                    </a:stretch>
-                  </pic:blipFill>
-                  <pic:spPr>
-                    <a:xfrm>
-                      <a:off x="0" y="0"/>
-                      <a:ext cx="2743200" cy="4114800"/>
-                    </a:xfrm>
-                    <a:prstGeom prst="rect"/>
-                  </pic:spPr>
-                </pic:pic>
-              </a:graphicData>
-            </a:graphic>
-          </wp:inline>
-        </w:drawing>
+        <w:jc w:val="both"/>
+      </w:pPr>
+      <w:r>
+        <w:rPr>
+          <w:rFonts w:ascii="Times New Roman" w:hAnsi="Times New Roman"/>
+          <w:color w:val="FF0000"/>
+          <w:sz w:val="24"/>
+        </w:rPr>
+      </w:r>
+      <w:r>
+        <w:rPr>
+          <w:rFonts w:ascii="Times New Roman" w:hAnsi="Times New Roman"/>
+          <w:color w:val="FF0000"/>
+          <w:sz w:val="24"/>
+        </w:rPr>
+        <w:t>Prompt Figma: Buat rancangan halaman kelola akun pengguna untuk admin. Tampilkan daftar akun dengan informasi nama, username, role admin, capster, capster senior, atau pemilik, status aktif, dan tombol aksi ubah password atau nonaktifkan akun. Tambahkan tombol tambah akun dan form ringkas untuk membuat akun baru yang dapat dikaitkan dengan data capster.</w:t>
       </w:r>
     </w:p>
     <w:p>

--- a/docs/Proposal Skripsi v2.docx
+++ b/docs/Proposal Skripsi v2.docx
@@ -9771,872 +9771,13 @@
     </w:p>
     <w:p>
       <w:pPr>
-        <w:ind w:firstLine="0"/>
-      </w:pPr>
-      <w:r>
-        <w:rPr>
-          <w:noProof/>
-        </w:rPr>
-      </w:r>
-    </w:p>
-    <w:p>
-      <w:pPr>
-        <w:jc w:val="center"/>
-      </w:pPr>
-      <w:r>
-        <w:t xml:space="preserve">Gambar 2. 1 Metode </w:t>
-      </w:r>
-      <w:r>
-        <w:rPr>
-          <w:i/>
-          <w:iCs/>
-        </w:rPr>
-      </w:r>
-      <w:r/>
-      <w:r>
-        <w:rPr>
-          <w:i/>
-        </w:rPr>
-        <w:t>Waterfall</w:t>
-      </w:r>
-    </w:p>
-    <w:p>
-      <w:r>
-        <w:t xml:space="preserve">Adapun tahapan dalam metode </w:t>
-      </w:r>
-      <w:r>
-        <w:rPr>
-          <w:i/>
-        </w:rPr>
-        <w:t>Waterfall</w:t>
-      </w:r>
-      <w:r>
-        <w:rPr/>
-        <w:t xml:space="preserve"> menurut </w:t>
-      </w:r>
-      <w:r>
-        <w:rPr>
-          <w:i/>
-        </w:rPr>
-        <w:t>Sommerville</w:t>
-      </w:r>
-      <w:r>
-        <w:rPr/>
-        <w:t xml:space="preserve"> yang digunakan pada penelitian ini adalah sebagai berikut:</w:t>
-      </w:r>
-      <w:r>
-        <w:rPr>
-          <w:i/>
-          <w:iCs/>
-        </w:rPr>
-      </w:r>
-      <w:r/>
-      <w:r/>
-      <w:r>
-        <w:rPr>
-          <w:i/>
-        </w:rPr>
-      </w:r>
-      <w:r/>
-      <w:r/>
-    </w:p>
-    <w:p>
-      <w:pPr>
-        <w:ind w:firstLine="0"/>
-        <w:jc w:val="left"/>
-      </w:pPr>
-      <w:r>
-        <w:t>1. Analisis Kebutuhan</w:t>
-      </w:r>
-    </w:p>
-    <w:p>
-      <w:pPr>
-        <w:pStyle w:val="NoSpacing"/>
-        <w:ind w:left="851" w:firstLine="567"/>
-      </w:pPr>
-      <w:r>
-        <w:t xml:space="preserve">Tahap analisis kebutuhan dilakukan untuk mengidentifikasi permasalahan dan kebutuhan sistem berdasarkan proses pencatatan pendapatan, buku kas umum, operasional, serta pembagian hasil </w:t>
-      </w:r>
-      <w:proofErr w:type="spellStart"/>
-      <w:r>
-        <w:rPr>
-          <w:i/>
-          <w:iCs/>
-        </w:rPr>
-      </w:r>
-      <w:proofErr w:type="spellEnd"/>
-      <w:r/>
-      <w:r>
-        <w:rPr>
-          <w:i/>
-        </w:rPr>
-      </w:r>
-      <w:r/>
-      <w:r/>
-      <w:r>
-        <w:rPr/>
-        <w:t>capster</w:t>
-      </w:r>
-      <w:r/>
-      <w:r>
-        <w:t xml:space="preserve"> pada </w:t>
-      </w:r>
-      <w:r/>
-      <w:r>
-        <w:rPr/>
-        <w:t>Garden Barbershop</w:t>
-      </w:r>
-      <w:r/>
-      <w:r>
-        <w:t>.</w:t>
-      </w:r>
-    </w:p>
-    <w:p>
-      <w:pPr>
-        <w:ind w:firstLine="0"/>
-        <w:jc w:val="left"/>
-      </w:pPr>
-      <w:r>
-        <w:t>2. Perancangan Sistem</w:t>
-      </w:r>
-    </w:p>
-    <w:p>
-      <w:pPr>
-        <w:pStyle w:val="NoSpacing"/>
-        <w:ind w:left="851" w:firstLine="567"/>
-      </w:pPr>
-      <w:r>
-        <w:t xml:space="preserve">Tahap perancangan sistem dilakukan dengan menyusun rancangan alur proses, pemodelan UML, rancangan basis data </w:t>
-      </w:r>
-      <w:r/>
-      <w:r/>
-      <w:r>
-        <w:rPr>
-          <w:i/>
-          <w:iCs/>
-        </w:rPr>
-      </w:r>
-      <w:r/>
-      <w:r/>
-      <w:r>
-        <w:rPr>
-          <w:i/>
-        </w:rPr>
-        <w:t>Firebase</w:t>
-      </w:r>
-      <w:r/>
-      <w:r>
-        <w:t>, dan rancangan antarmuka aplikasi agar sistem memiliki gambaran yang jelas sebelum diimplementasikan.</w:t>
-      </w:r>
-    </w:p>
-    <w:p>
-      <w:pPr>
-        <w:ind w:firstLine="0"/>
-        <w:jc w:val="left"/>
-      </w:pPr>
-      <w:r>
-        <w:t>3. Implementasi Sistem</w:t>
-      </w:r>
-    </w:p>
-    <w:p>
-      <w:pPr>
-        <w:pStyle w:val="NoSpacing"/>
-        <w:ind w:left="851" w:firstLine="567"/>
-      </w:pPr>
-      <w:r>
-        <w:t xml:space="preserve">Tahap implementasi sistem dilakukan dengan membangun aplikasi menggunakan </w:t>
-      </w:r>
-      <w:r>
-        <w:rPr>
-          <w:i/>
-        </w:rPr>
-      </w:r>
-      <w:r/>
-      <w:r>
-        <w:rPr>
-          <w:i/>
-        </w:rPr>
-      </w:r>
-      <w:r/>
-      <w:r>
-        <w:rPr>
-          <w:i/>
-          <w:iCs/>
-        </w:rPr>
-      </w:r>
-      <w:r>
-        <w:rPr>
-          <w:i/>
-        </w:rPr>
-      </w:r>
-      <w:r/>
-      <w:r>
-        <w:rPr>
-          <w:i/>
-          <w:iCs/>
-        </w:rPr>
-      </w:r>
-      <w:r>
-        <w:rPr>
-          <w:i/>
-        </w:rPr>
-      </w:r>
-      <w:proofErr w:type="spellStart"/>
-      <w:r>
-        <w:rPr>
-          <w:i/>
-          <w:iCs/>
-        </w:rPr>
-      </w:r>
-      <w:proofErr w:type="spellEnd"/>
-      <w:r/>
-      <w:r/>
-      <w:r>
-        <w:rPr>
-          <w:i/>
-        </w:rPr>
-        <w:t>Flutter</w:t>
-      </w:r>
-      <w:r/>
-      <w:r>
-        <w:t xml:space="preserve"> dan </w:t>
-      </w:r>
-      <w:r/>
-      <w:r>
-        <w:rPr>
-          <w:i/>
-        </w:rPr>
-        <w:t>Dart</w:t>
-      </w:r>
-      <w:r/>
-      <w:r>
-        <w:t xml:space="preserve"> serta menghubungkannya dengan </w:t>
-      </w:r>
-      <w:r/>
-      <w:r>
-        <w:rPr>
-          <w:i/>
-        </w:rPr>
-        <w:t>Firebase Authentication</w:t>
-      </w:r>
-      <w:r/>
-      <w:r>
-        <w:t xml:space="preserve"> dan </w:t>
-      </w:r>
-      <w:r/>
-      <w:r>
-        <w:rPr>
-          <w:i/>
-        </w:rPr>
-        <w:t>Cloud Firestore</w:t>
-      </w:r>
-      <w:r/>
-      <w:r>
-        <w:t xml:space="preserve"> sebagai layanan autentikasi dan penyimpanan data.</w:t>
-      </w:r>
-    </w:p>
-    <w:p>
-      <w:pPr>
-        <w:ind w:firstLine="0"/>
-        <w:jc w:val="left"/>
-      </w:pPr>
-      <w:r>
-        <w:t>4. Pengujian Sistem</w:t>
-      </w:r>
-    </w:p>
-    <w:p>
-      <w:pPr>
-        <w:pStyle w:val="NoSpacing"/>
-        <w:ind w:left="851" w:firstLine="567"/>
-      </w:pPr>
-      <w:r>
-        <w:t>Tahap pengujian sistem dilakukan untuk memastikan setiap fungsi utama aplikasi berjalan sesuai kebutuhan. Pengujian difokuskan pada login, pengelolaan data, input pendapatan, input buku kas umum, input operasional, pembagian hasil, pembatasan akses pengguna, dan tampilan laporan.</w:t>
-      </w:r>
-    </w:p>
-    <w:p>
-      <w:pPr>
-        <w:ind w:firstLine="0"/>
-        <w:jc w:val="left"/>
-      </w:pPr>
-      <w:r>
-        <w:t>5. Pemeliharaan Sistem</w:t>
-      </w:r>
-    </w:p>
-    <w:p>
-      <w:pPr>
-        <w:pStyle w:val="NoSpacing"/>
-        <w:ind w:left="851" w:firstLine="567"/>
-      </w:pPr>
-      <w:r>
-        <w:t xml:space="preserve">Tahap pemeliharaan dilakukan setelah sistem selesai dibuat untuk memperbaiki kesalahan yang ditemukan, menyesuaikan kebutuhan pengguna, dan menjaga agar aplikasi tetap dapat digunakan sesuai proses operasional </w:t>
-      </w:r>
-      <w:r>
-        <w:rPr>
-          <w:i/>
-        </w:rPr>
-      </w:r>
-      <w:r/>
-      <w:r/>
-      <w:r>
-        <w:rPr/>
-        <w:t>Garden Barbershop</w:t>
-      </w:r>
-      <w:r/>
-      <w:r>
-        <w:t>.</w:t>
-      </w:r>
-    </w:p>
-    <w:p>
-      <w:pPr>
-        <w:pStyle w:val="Heading2"/>
-      </w:pPr>
-      <w:r>
-        <w:t>2.6.   Metode Pengujian Sistem</w:t>
-      </w:r>
-    </w:p>
-    <w:p>
-      <w:r>
-        <w:t>Metode pengujian sistem merupakan tahapan yang dilakukan untuk memastikan bahwa sistem yang telah dikembangkan dapat berjalan sesuai dengan kebutuhan dan fungsi yang telah ditentukan. Pengujian dilakukan untuk menemukan kesalahan pada sistem serta memastikan bahwa setiap fitur dapat berfungsi dengan baik sebelum digunakan oleh pengguna.</w:t>
-      </w:r>
-    </w:p>
-    <w:p>
-      <w:pPr>
-        <w:pStyle w:val="Heading3"/>
-        <w:jc w:val="left"/>
-      </w:pPr>
-      <w:r>
-        <w:t xml:space="preserve">2.6.1.  </w:t>
-      </w:r>
-      <w:r>
-        <w:rPr>
-          <w:i/>
-          <w:iCs/>
-        </w:rPr>
-      </w:r>
-      <w:r/>
-      <w:r>
-        <w:rPr>
-          <w:i/>
-        </w:rPr>
-        <w:t>Black Box Testing</w:t>
-      </w:r>
-    </w:p>
-    <w:p>
-      <w:pPr>
-        <w:pStyle w:val="NoSpacing"/>
-        <w:ind w:firstLine="720"/>
-      </w:pPr>
-      <w:r>
-        <w:rPr>
-          <w:i/>
-          <w:iCs/>
-        </w:rPr>
-        <w:t>Black Box Testing</w:t>
-      </w:r>
-      <w:r>
-        <w:rPr/>
-        <w:t xml:space="preserve"> merupakan pengujian fungsional yang dilakukan berdasarkan input dan output tanpa melihat kode program. Pengujian ini berfokus pada kesesuaian fungsi sistem terhadap kebutuhan pengguna. Pada rujukan penelitian </w:t>
-      </w:r>
-      <w:r>
-        <w:rPr/>
-        <w:t>barbershop</w:t>
-      </w:r>
-      <w:r>
-        <w:rPr/>
-        <w:t xml:space="preserve">, Rohmat dkk. menerapkan </w:t>
-      </w:r>
-      <w:r>
-        <w:rPr>
-          <w:i/>
-        </w:rPr>
-        <w:t>Black Box Testing</w:t>
-      </w:r>
-      <w:r>
-        <w:rPr/>
-        <w:t xml:space="preserve"> untuk memastikan komponen aplikasi pemesanan </w:t>
-      </w:r>
-      <w:r>
-        <w:rPr>
-          <w:i/>
-        </w:rPr>
-        <w:t>online</w:t>
-      </w:r>
-      <w:r>
-        <w:rPr>
-          <w:i/>
-        </w:rPr>
-        <w:t xml:space="preserve"> </w:t>
-      </w:r>
-      <w:r>
-        <w:rPr/>
-        <w:t>barbershop</w:t>
-      </w:r>
-      <w:r>
-        <w:rPr/>
-        <w:t xml:space="preserve"> berjalan sesuai dengan hasil yang diharapkan [2]. Konsep pengujian </w:t>
-      </w:r>
-      <w:r>
-        <w:rPr>
-          <w:i/>
-        </w:rPr>
-        <w:t>Black Box Testing</w:t>
-      </w:r>
-      <w:r>
-        <w:rPr/>
-        <w:t xml:space="preserve"> dapat dilihat pada Gambar 2.2 berikut:</w:t>
-      </w:r>
-      <w:r/>
-      <w:r>
-        <w:rPr>
-          <w:i/>
-          <w:iCs/>
-        </w:rPr>
-      </w:r>
-      <w:r/>
-      <w:r/>
-      <w:r/>
-      <w:r>
-        <w:rPr>
-          <w:i/>
-        </w:rPr>
-      </w:r>
-      <w:r>
-        <w:rPr/>
-      </w:r>
-      <w:r>
-        <w:rPr>
-          <w:i/>
-        </w:rPr>
-      </w:r>
-      <w:r>
-        <w:rPr/>
-      </w:r>
-      <w:r/>
-      <w:r>
-        <w:rPr>
-          <w:i/>
-        </w:rPr>
-      </w:r>
-      <w:r/>
-      <w:r/>
-      <w:r/>
-      <w:r>
-        <w:rPr>
-          <w:i/>
-        </w:rPr>
-      </w:r>
-      <w:r/>
-      <w:r/>
-      <w:r/>
-      <w:r>
-        <w:rPr>
-          <w:i/>
-        </w:rPr>
-      </w:r>
-      <w:r/>
-      <w:r/>
-    </w:p>
-    <w:p>
-      <w:r>
-        <w:rPr>
-          <w:noProof/>
-        </w:rPr>
-      </w:r>
-    </w:p>
-    <w:p>
-      <w:pPr>
-        <w:jc w:val="center"/>
-      </w:pPr>
-      <w:r>
-        <w:t xml:space="preserve">Gambar 2. 2 </w:t>
-      </w:r>
-      <w:r>
-        <w:rPr>
-          <w:i/>
-          <w:iCs/>
-        </w:rPr>
-      </w:r>
-      <w:r/>
-      <w:r>
-        <w:rPr>
-          <w:i/>
-        </w:rPr>
-        <w:t>Black Box Testing</w:t>
-      </w:r>
-    </w:p>
-    <w:p>
-      <w:pPr>
-        <w:pStyle w:val="NoSpacing"/>
-        <w:ind w:firstLine="720"/>
-      </w:pPr>
-      <w:r>
-        <w:rPr>
-          <w:i/>
-          <w:iCs/>
-        </w:rPr>
-        <w:t>Black Box Testing</w:t>
-      </w:r>
-      <w:r/>
-      <w:r>
-        <w:rPr>
-          <w:i/>
-          <w:iCs/>
-        </w:rPr>
-      </w:r>
-      <w:r/>
-      <w:proofErr w:type="spellStart"/>
-      <w:r>
-        <w:rPr>
-          <w:i/>
-          <w:iCs/>
-        </w:rPr>
-      </w:r>
-      <w:proofErr w:type="spellEnd"/>
-      <w:r/>
-      <w:proofErr w:type="spellStart"/>
-      <w:r>
-        <w:rPr>
-          <w:i/>
-          <w:iCs/>
-        </w:rPr>
-      </w:r>
-      <w:proofErr w:type="spellEnd"/>
-      <w:r/>
-      <w:r>
-        <w:rPr>
-          <w:i/>
-        </w:rPr>
-      </w:r>
-      <w:r/>
-      <w:r>
-        <w:rPr>
-          <w:i/>
-          <w:iCs/>
-        </w:rPr>
-      </w:r>
-      <w:r>
-        <w:rPr>
-          <w:i/>
-        </w:rPr>
-      </w:r>
-      <w:proofErr w:type="spellStart"/>
-      <w:r>
-        <w:rPr>
-          <w:i/>
-          <w:iCs/>
-        </w:rPr>
-      </w:r>
-      <w:proofErr w:type="spellEnd"/>
-      <w:r/>
-      <w:r/>
-      <w:r>
-        <w:t xml:space="preserve"> bertujuan untuk menemukan kesalahan pada fungsi sistem, seperti kesalahan validasi input, proses pengolahan data, serta output yang dihasilkan. Pada penelitian ini, </w:t>
-      </w:r>
-      <w:r/>
-      <w:r>
-        <w:rPr>
-          <w:i/>
-        </w:rPr>
-        <w:t>Black Box Testing</w:t>
-      </w:r>
-      <w:r/>
-      <w:r>
-        <w:t xml:space="preserve"> diterapkan pada fungsi login, pengelolaan akun pengguna, kelola </w:t>
-      </w:r>
-      <w:r/>
-      <w:r>
-        <w:rPr/>
-        <w:t>capster</w:t>
-      </w:r>
-      <w:r/>
-      <w:r>
-        <w:t xml:space="preserve">, kelola layanan, input pendapatan harian oleh Admin/Pengelola atau Admin Harian, pembatasan akses input bagi </w:t>
-      </w:r>
-      <w:r>
-        <w:rPr/>
-        <w:t>Capster</w:t>
-      </w:r>
-      <w:r>
-        <w:rPr/>
-        <w:t xml:space="preserve"> biasa, input buku kas umum, input operasional, perhitungan pembagian hasil, pembatasan laporan berdasarkan </w:t>
-      </w:r>
-      <w:r/>
-      <w:r>
-        <w:rPr/>
-        <w:t>role</w:t>
-      </w:r>
-      <w:r/>
-      <w:r>
-        <w:t xml:space="preserve">, tampilan laporan, pencatatan Pendapatan Usaha dari bagian pondok, dan penyimpanan data ke </w:t>
-      </w:r>
-      <w:r/>
-      <w:r>
-        <w:rPr>
-          <w:i/>
-        </w:rPr>
-        <w:t>Cloud Firestore</w:t>
-      </w:r>
-      <w:r/>
-      <w:r>
-        <w:t>.</w:t>
-      </w:r>
-    </w:p>
-    <w:p>
-      <w:pPr>
-        <w:pStyle w:val="Heading2"/>
-        <w:jc w:val="left"/>
-      </w:pPr>
-      <w:r>
-        <w:t>2.7.   Kerangka Berpikir</w:t>
-      </w:r>
-    </w:p>
-    <w:p>
-      <w:r>
-        <w:t>Kerangka berpikir merupakan dasar dalam keseluruhan proses penelitian yang menggambarkan hubungan antara permasalahan, teori, metode, teknologi, dan hasil yang ingin dicapai. Kerangka berpikir digunakan untuk memperjelas arah penelitian agar proses pengembangan sistem sesuai dengan kebutuhan objek penelitian. Kerangka berpikir pada penelitian ini dapat dilihat pada Gambar 2.3 berikut:</w:t>
-      </w:r>
-    </w:p>
-    <w:p>
-      <w:pPr>
-        <w:jc w:val="center"/>
-      </w:pPr>
-      <w:r>
-        <w:rPr>
-          <w:noProof/>
-        </w:rPr>
-      </w:r>
-    </w:p>
-    <w:p>
-      <w:pPr>
-        <w:jc w:val="center"/>
-      </w:pPr>
-      <w:r>
-        <w:t>Gambar 2. 3 Kerangka Berpikir</w:t>
-      </w:r>
-    </w:p>
-    <w:p>
-      <w:r>
-        <w:t xml:space="preserve">Penelitian ini diawali dari adanya permasalahan pada proses pencatatan pendapatan harian, buku kas umum, biaya operasional, dan pembagian hasil </w:t>
-      </w:r>
-      <w:proofErr w:type="spellStart"/>
-      <w:r>
-        <w:rPr>
-          <w:i/>
-          <w:iCs/>
-        </w:rPr>
-      </w:r>
-      <w:proofErr w:type="spellEnd"/>
-      <w:r/>
-      <w:r>
-        <w:rPr>
-          <w:i/>
-        </w:rPr>
-      </w:r>
-      <w:r/>
-      <w:r/>
-      <w:r/>
-      <w:r>
-        <w:rPr/>
-        <w:t>capster</w:t>
-      </w:r>
-      <w:r/>
-      <w:r>
-        <w:t xml:space="preserve"> pada </w:t>
-      </w:r>
-      <w:r/>
-      <w:r>
-        <w:rPr/>
-        <w:t>Garden Barbershop</w:t>
-      </w:r>
-      <w:r/>
-      <w:r>
-        <w:t>. Proses pencatatan yang belum didukung aplikasi khusus berisiko menyebabkan kesalahan input, keterlambatan laporan, serta potensi ketidaksesuaian pencatatan transaksi.</w:t>
-      </w:r>
-    </w:p>
-    <w:p>
-      <w:r>
-        <w:t xml:space="preserve">Untuk mengatasi permasalahan tersebut, penelitian ini merancang dan membangun aplikasi </w:t>
-      </w:r>
-      <w:r>
-        <w:rPr>
-          <w:i/>
-        </w:rPr>
-      </w:r>
-      <w:r/>
-      <w:r>
-        <w:rPr>
-          <w:i/>
-        </w:rPr>
-      </w:r>
-      <w:r/>
-      <w:r>
-        <w:rPr>
-          <w:i/>
-        </w:rPr>
-      </w:r>
-      <w:r/>
-      <w:r>
-        <w:rPr>
-          <w:i/>
-          <w:iCs/>
-        </w:rPr>
-      </w:r>
-      <w:r/>
-      <w:r>
-        <w:rPr>
-          <w:i/>
-        </w:rPr>
-      </w:r>
-      <w:r/>
-      <w:proofErr w:type="spellStart"/>
-      <w:r>
-        <w:rPr>
-          <w:i/>
-          <w:iCs/>
-        </w:rPr>
-      </w:r>
-      <w:proofErr w:type="spellEnd"/>
-      <w:r/>
-      <w:proofErr w:type="spellStart"/>
-      <w:r>
-        <w:rPr>
-          <w:i/>
-          <w:iCs/>
-        </w:rPr>
-      </w:r>
-      <w:proofErr w:type="spellEnd"/>
-      <w:r/>
-      <w:r/>
-      <w:r>
-        <w:rPr/>
-        <w:t>Garden Barbershop Finance</w:t>
-      </w:r>
-      <w:r/>
-      <w:r>
-        <w:t xml:space="preserve"> berbasis </w:t>
-      </w:r>
-      <w:r/>
-      <w:r>
-        <w:rPr>
-          <w:i/>
-        </w:rPr>
-        <w:t>Android</w:t>
-      </w:r>
-      <w:r/>
-      <w:r>
-        <w:t xml:space="preserve"> menggunakan </w:t>
-      </w:r>
-      <w:r/>
-      <w:r>
-        <w:rPr>
-          <w:i/>
-        </w:rPr>
-        <w:t>Flutter</w:t>
-      </w:r>
-      <w:r/>
-      <w:r>
-        <w:t xml:space="preserve"> dan </w:t>
-      </w:r>
-      <w:r/>
-      <w:r>
-        <w:rPr>
-          <w:i/>
-        </w:rPr>
-        <w:t>Firebase</w:t>
-      </w:r>
-      <w:r/>
-      <w:r>
-        <w:t xml:space="preserve">. Sistem dilengkapi pembagian </w:t>
-      </w:r>
-      <w:r/>
-      <w:r>
-        <w:rPr/>
-        <w:t>role</w:t>
-      </w:r>
-      <w:r/>
-      <w:r>
-        <w:t xml:space="preserve"> pengguna agar Admin/Pengelola dapat mengelola seluruh data, Admin Harian atau </w:t>
-      </w:r>
-      <w:r/>
-      <w:r>
-        <w:rPr/>
-        <w:t>capster</w:t>
-      </w:r>
-      <w:r/>
-      <w:r>
-        <w:t xml:space="preserve"> senior dapat membantu input pendapatan, </w:t>
-      </w:r>
-      <w:r>
-        <w:rPr/>
-        <w:t>Capster</w:t>
-      </w:r>
-      <w:r>
-        <w:rPr/>
-        <w:t xml:space="preserve"> biasa hanya dapat melihat laporan miliknya sendiri, dan Pemilik dapat memantau laporan usaha. Sistem yang dikembangkan diharapkan dapat membantu pencatatan pendapatan, pengelolaan buku kas umum, penghitungan pembagian hasil, serta penyajian laporan secara lebih terstruktur.</w:t>
-      </w:r>
-    </w:p>
-    <w:p>
-      <w:pPr>
-        <w:sectPr>
-          <w:pgSz w:w="12240" w:h="15840"/>
-          <w:pgMar w:top="2268" w:right="1701" w:bottom="1701" w:left="2268" w:header="720" w:footer="720" w:gutter="0"/>
-          <w:cols w:space="720"/>
-          <w:docGrid w:linePitch="360"/>
-        </w:sectPr>
-      </w:pPr>
-    </w:p>
-    <w:p>
-      <w:pPr>
-        <w:spacing w:line="360" w:lineRule="auto" w:after="0"/>
-        <w:jc w:val="center"/>
-      </w:pPr>
-      <w:r>
-        <w:rPr>
-          <w:rFonts w:ascii="Times New Roman" w:hAnsi="Times New Roman"/>
-          <w:b/>
-          <w:sz w:val="24"/>
-        </w:rPr>
-        <w:t>BAB III</w:t>
-        <w:br/>
-        <w:t>METODE PENELITIAN</w:t>
-      </w:r>
-    </w:p>
-    <w:p>
-      <w:pPr>
-        <w:spacing w:line="360" w:lineRule="auto" w:after="0"/>
-      </w:pPr>
-      <w:r>
-        <w:rPr>
-          <w:rFonts w:ascii="Times New Roman" w:hAnsi="Times New Roman"/>
-          <w:b/>
-          <w:sz w:val="24"/>
-        </w:rPr>
-        <w:t>3.1.   Tahapan Penelitian</w:t>
-      </w:r>
-    </w:p>
-    <w:p>
-      <w:pPr>
-        <w:spacing w:line="360" w:lineRule="auto" w:after="0"/>
-        <w:ind w:firstLine="504"/>
-        <w:jc w:val="both"/>
-      </w:pPr>
-      <w:r>
-        <w:rPr>
-          <w:rFonts w:ascii="Times New Roman" w:hAnsi="Times New Roman"/>
-          <w:b w:val="0"/>
-          <w:sz w:val="24"/>
-        </w:rPr>
-        <w:t>Tahapan penelitian yang akan dilaksanakan pada penelitian ini agar hasil yang dicapai sesuai dengan tujuan yang telah ditentukan, beberapa tahapan penelitian tersebut dapat dilihat pada Gambar 3.1 berikut:</w:t>
-      </w:r>
-    </w:p>
-    <w:p>
-      <w:pPr>
         <w:jc w:val="center"/>
       </w:pPr>
       <w:r>
         <w:drawing>
           <wp:inline xmlns:a="http://schemas.openxmlformats.org/drawingml/2006/main" xmlns:pic="http://schemas.openxmlformats.org/drawingml/2006/picture">
-            <wp:extent cx="5303520" cy="3873875"/>
-            <wp:docPr id="1069574685" name="Picture 1069574685"/>
+            <wp:extent cx="5212080" cy="3164477"/>
+            <wp:docPr id="1069574686" name="Picture 1069574686"/>
             <wp:cNvGraphicFramePr>
               <a:graphicFrameLocks noChangeAspect="1"/>
             </wp:cNvGraphicFramePr>
@@ -10644,11 +9785,11 @@
               <a:graphicData uri="http://schemas.openxmlformats.org/drawingml/2006/picture">
                 <pic:pic>
                   <pic:nvPicPr>
-                    <pic:cNvPr id="0" name="gambar_3_1_tahapan_penelitian.png"/>
+                    <pic:cNvPr id="0" name="gambar_2_1_waterfall.png"/>
                     <pic:cNvPicPr/>
                   </pic:nvPicPr>
                   <pic:blipFill>
-                    <a:blip r:embed="rId48"/>
+                    <a:blip r:embed="rId49"/>
                     <a:stretch>
                       <a:fillRect/>
                     </a:stretch>
@@ -10656,7 +9797,7 @@
                   <pic:spPr>
                     <a:xfrm>
                       <a:off x="0" y="0"/>
-                      <a:ext cx="5303520" cy="3873875"/>
+                      <a:ext cx="5212080" cy="3164477"/>
                     </a:xfrm>
                     <a:prstGeom prst="rect"/>
                   </pic:spPr>
@@ -10669,1680 +9810,470 @@
     </w:p>
     <w:p>
       <w:pPr>
-        <w:spacing w:line="360" w:lineRule="auto" w:after="0"/>
         <w:jc w:val="center"/>
       </w:pPr>
       <w:r>
-        <w:rPr>
-          <w:rFonts w:ascii="Times New Roman" w:hAnsi="Times New Roman"/>
-          <w:b w:val="0"/>
-          <w:sz w:val="24"/>
-        </w:rPr>
-        <w:t>Gambar 3. 1 Tahapan Penelitian</w:t>
+        <w:t xml:space="preserve">Gambar 2. 1 Metode </w:t>
+      </w:r>
+      <w:r>
+        <w:rPr>
+          <w:i/>
+          <w:iCs/>
+        </w:rPr>
+      </w:r>
+      <w:r/>
+      <w:r>
+        <w:rPr>
+          <w:i/>
+        </w:rPr>
+        <w:t>Waterfall</w:t>
       </w:r>
     </w:p>
     <w:p>
-      <w:pPr>
-        <w:spacing w:line="360" w:lineRule="auto" w:after="0"/>
-        <w:ind w:firstLine="504"/>
-        <w:jc w:val="both"/>
-      </w:pPr>
-      <w:r>
-        <w:rPr>
-          <w:rFonts w:ascii="Times New Roman" w:hAnsi="Times New Roman"/>
-          <w:b w:val="0"/>
-          <w:sz w:val="24"/>
-        </w:rPr>
-        <w:t>Berdasarkan diagram alur penelitian yang telah disajikan, berikut merupakan penjelasan dari setiap tahapan dalam penelitian ini:</w:t>
-      </w:r>
+      <w:r>
+        <w:t xml:space="preserve">Adapun tahapan dalam metode </w:t>
+      </w:r>
+      <w:r>
+        <w:rPr>
+          <w:i/>
+        </w:rPr>
+        <w:t>Waterfall</w:t>
+      </w:r>
+      <w:r>
+        <w:rPr/>
+        <w:t xml:space="preserve"> menurut </w:t>
+      </w:r>
+      <w:r>
+        <w:rPr>
+          <w:i/>
+        </w:rPr>
+        <w:t>Sommerville</w:t>
+      </w:r>
+      <w:r>
+        <w:rPr/>
+        <w:t xml:space="preserve"> yang digunakan pada penelitian ini adalah sebagai berikut:</w:t>
+      </w:r>
+      <w:r>
+        <w:rPr>
+          <w:i/>
+          <w:iCs/>
+        </w:rPr>
+      </w:r>
+      <w:r/>
+      <w:r/>
+      <w:r>
+        <w:rPr>
+          <w:i/>
+        </w:rPr>
+      </w:r>
+      <w:r/>
+      <w:r/>
     </w:p>
     <w:p>
       <w:pPr>
-        <w:spacing w:line="360" w:lineRule="auto" w:after="0"/>
-        <w:ind w:left="0"/>
-        <w:jc w:val="both"/>
-      </w:pPr>
-      <w:r>
-        <w:rPr>
-          <w:rFonts w:ascii="Times New Roman" w:hAnsi="Times New Roman"/>
-          <w:b w:val="0"/>
-          <w:sz w:val="24"/>
-        </w:rPr>
-        <w:t>1. Identifikasi Masalah</w:t>
+        <w:ind w:firstLine="0"/>
+        <w:jc w:val="left"/>
+      </w:pPr>
+      <w:r>
+        <w:t>1. Analisis Kebutuhan</w:t>
       </w:r>
     </w:p>
     <w:p>
       <w:pPr>
-        <w:spacing w:line="360" w:lineRule="auto" w:after="0"/>
-        <w:ind w:firstLine="504"/>
-        <w:jc w:val="both"/>
-      </w:pPr>
-      <w:r>
-        <w:rPr>
-          <w:rFonts w:ascii="Times New Roman" w:hAnsi="Times New Roman"/>
-          <w:b w:val="0"/>
-          <w:sz w:val="24"/>
-        </w:rPr>
-        <w:t xml:space="preserve">Tahap pertama dalam penelitian ini adalah melakukan identifikasi masalah yang terjadi pada </w:t>
-      </w:r>
-      <w:r>
-        <w:rPr>
-          <w:rFonts w:ascii="Times New Roman" w:hAnsi="Times New Roman"/>
-          <w:b w:val="0"/>
-          <w:sz w:val="24"/>
-        </w:rPr>
+        <w:pStyle w:val="NoSpacing"/>
+        <w:ind w:left="851" w:firstLine="567"/>
+      </w:pPr>
+      <w:r>
+        <w:t xml:space="preserve">Tahap analisis kebutuhan dilakukan untuk mengidentifikasi permasalahan dan kebutuhan sistem berdasarkan proses pencatatan pendapatan, buku kas umum, operasional, serta pembagian hasil </w:t>
+      </w:r>
+      <w:proofErr w:type="spellStart"/>
+      <w:r>
+        <w:rPr>
+          <w:i/>
+          <w:iCs/>
+        </w:rPr>
+      </w:r>
+      <w:proofErr w:type="spellEnd"/>
+      <w:r/>
+      <w:r>
+        <w:rPr>
+          <w:i/>
+        </w:rPr>
+      </w:r>
+      <w:r/>
+      <w:r/>
+      <w:r>
+        <w:rPr/>
+        <w:t>capster</w:t>
+      </w:r>
+      <w:r/>
+      <w:r>
+        <w:t xml:space="preserve"> pada </w:t>
+      </w:r>
+      <w:r/>
+      <w:r>
+        <w:rPr/>
         <w:t>Garden Barbershop</w:t>
       </w:r>
-      <w:r>
-        <w:rPr>
-          <w:rFonts w:ascii="Times New Roman" w:hAnsi="Times New Roman"/>
-          <w:b w:val="0"/>
-          <w:sz w:val="24"/>
-        </w:rPr>
-        <w:t xml:space="preserve">, khususnya pada proses pencatatan pendapatan harian </w:t>
-      </w:r>
-      <w:r>
-        <w:rPr>
-          <w:rFonts w:ascii="Times New Roman" w:hAnsi="Times New Roman"/>
-          <w:b w:val="0"/>
-          <w:sz w:val="24"/>
-        </w:rPr>
-        <w:t>capster</w:t>
-      </w:r>
-      <w:r>
-        <w:rPr>
-          <w:rFonts w:ascii="Times New Roman" w:hAnsi="Times New Roman"/>
-          <w:b w:val="0"/>
-          <w:sz w:val="24"/>
-        </w:rPr>
-        <w:t xml:space="preserve">, buku kas umum, biaya operasional, serta pembagian hasil </w:t>
-      </w:r>
-      <w:r>
-        <w:rPr>
-          <w:rFonts w:ascii="Times New Roman" w:hAnsi="Times New Roman"/>
-          <w:b w:val="0"/>
-          <w:sz w:val="24"/>
-        </w:rPr>
-        <w:t>capster</w:t>
-      </w:r>
-      <w:r>
-        <w:rPr>
-          <w:rFonts w:ascii="Times New Roman" w:hAnsi="Times New Roman"/>
-          <w:b w:val="0"/>
-          <w:sz w:val="24"/>
-        </w:rPr>
-        <w:t>. Tahap ini bertujuan agar peneliti memahami permasalahan secara jelas sehingga dapat menentukan solusi yang tepat.</w:t>
+      <w:r/>
+      <w:r>
+        <w:t>.</w:t>
       </w:r>
     </w:p>
     <w:p>
       <w:pPr>
-        <w:spacing w:line="360" w:lineRule="auto" w:after="0"/>
-        <w:ind w:left="0"/>
-        <w:jc w:val="both"/>
-      </w:pPr>
-      <w:r>
-        <w:rPr>
-          <w:rFonts w:ascii="Times New Roman" w:hAnsi="Times New Roman"/>
-          <w:b w:val="0"/>
-          <w:sz w:val="24"/>
-        </w:rPr>
-        <w:t>2. Pengumpulan Data</w:t>
+        <w:ind w:firstLine="0"/>
+        <w:jc w:val="left"/>
+      </w:pPr>
+      <w:r>
+        <w:t>2. Perancangan Sistem</w:t>
       </w:r>
     </w:p>
     <w:p>
       <w:pPr>
-        <w:spacing w:line="360" w:lineRule="auto" w:after="0"/>
-        <w:ind w:firstLine="504"/>
-        <w:jc w:val="both"/>
-      </w:pPr>
-      <w:r>
-        <w:rPr>
-          <w:rFonts w:ascii="Times New Roman" w:hAnsi="Times New Roman"/>
-          <w:b w:val="0"/>
-          <w:sz w:val="24"/>
-        </w:rPr>
-        <w:t>Proses pengumpulan data dalam penelitian ini dilakukan melalui beberapa metode yaitu:</w:t>
+        <w:pStyle w:val="NoSpacing"/>
+        <w:ind w:left="851" w:firstLine="567"/>
+      </w:pPr>
+      <w:r>
+        <w:t xml:space="preserve">Tahap perancangan sistem dilakukan dengan menyusun rancangan alur proses, pemodelan UML, rancangan basis data </w:t>
+      </w:r>
+      <w:r/>
+      <w:r/>
+      <w:r>
+        <w:rPr>
+          <w:i/>
+          <w:iCs/>
+        </w:rPr>
+      </w:r>
+      <w:r/>
+      <w:r/>
+      <w:r>
+        <w:rPr>
+          <w:i/>
+        </w:rPr>
+        <w:t>Firebase</w:t>
+      </w:r>
+      <w:r/>
+      <w:r>
+        <w:t>, dan rancangan antarmuka aplikasi agar sistem memiliki gambaran yang jelas sebelum diimplementasikan.</w:t>
       </w:r>
     </w:p>
     <w:p>
       <w:pPr>
-        <w:spacing w:line="360" w:lineRule="auto" w:after="0"/>
-        <w:ind w:left="504"/>
-        <w:jc w:val="both"/>
-      </w:pPr>
-      <w:r>
-        <w:rPr>
-          <w:rFonts w:ascii="Times New Roman" w:hAnsi="Times New Roman"/>
-          <w:b w:val="0"/>
-          <w:sz w:val="24"/>
-        </w:rPr>
-        <w:t>a. Wawancara</w:t>
+        <w:ind w:firstLine="0"/>
+        <w:jc w:val="left"/>
+      </w:pPr>
+      <w:r>
+        <w:t>3. Implementasi Sistem</w:t>
       </w:r>
     </w:p>
     <w:p>
       <w:pPr>
-        <w:spacing w:line="360" w:lineRule="auto" w:after="0"/>
-        <w:ind w:firstLine="504"/>
-        <w:jc w:val="both"/>
-      </w:pPr>
-      <w:r>
-        <w:rPr>
-          <w:rFonts w:ascii="Times New Roman" w:hAnsi="Times New Roman"/>
-          <w:b w:val="0"/>
-          <w:sz w:val="24"/>
-        </w:rPr>
-        <w:t xml:space="preserve">Metode pengumpulan data yang digunakan adalah wawancara langsung, yaitu dengan melakukan tanya jawab dengan pengelola </w:t>
-      </w:r>
-      <w:r>
-        <w:rPr>
-          <w:rFonts w:ascii="Times New Roman" w:hAnsi="Times New Roman"/>
-          <w:b w:val="0"/>
-          <w:sz w:val="24"/>
-        </w:rPr>
-        <w:t>Garden Barbershop</w:t>
-      </w:r>
-      <w:r>
-        <w:rPr>
-          <w:rFonts w:ascii="Times New Roman" w:hAnsi="Times New Roman"/>
-          <w:b w:val="0"/>
-          <w:sz w:val="24"/>
-        </w:rPr>
-        <w:t xml:space="preserve"> untuk mempe</w:t>
-      </w:r>
-      <w:r>
-        <w:rPr>
-          <w:rFonts w:ascii="Times New Roman" w:hAnsi="Times New Roman"/>
-          <w:b w:val="0"/>
-          <w:sz w:val="24"/>
-        </w:rPr>
-        <w:t>role</w:t>
-      </w:r>
-      <w:r>
-        <w:rPr>
-          <w:rFonts w:ascii="Times New Roman" w:hAnsi="Times New Roman"/>
-          <w:b w:val="0"/>
-          <w:sz w:val="24"/>
-        </w:rPr>
-        <w:t xml:space="preserve">h informasi terkait proses pencatatan pendapatan, pembagian hasil </w:t>
-      </w:r>
-      <w:r>
-        <w:rPr>
-          <w:rFonts w:ascii="Times New Roman" w:hAnsi="Times New Roman"/>
-          <w:b w:val="0"/>
-          <w:sz w:val="24"/>
-        </w:rPr>
-        <w:t>capster</w:t>
-      </w:r>
-      <w:r>
-        <w:rPr>
-          <w:rFonts w:ascii="Times New Roman" w:hAnsi="Times New Roman"/>
-          <w:b w:val="0"/>
-          <w:sz w:val="24"/>
-        </w:rPr>
-        <w:t>, kendala pencatatan manual, serta kebutuhan sistem yang diinginkan.</w:t>
+        <w:pStyle w:val="NoSpacing"/>
+        <w:ind w:left="851" w:firstLine="567"/>
+      </w:pPr>
+      <w:r>
+        <w:t xml:space="preserve">Tahap implementasi sistem dilakukan dengan membangun aplikasi menggunakan </w:t>
+      </w:r>
+      <w:r>
+        <w:rPr>
+          <w:i/>
+        </w:rPr>
+      </w:r>
+      <w:r/>
+      <w:r>
+        <w:rPr>
+          <w:i/>
+        </w:rPr>
+      </w:r>
+      <w:r/>
+      <w:r>
+        <w:rPr>
+          <w:i/>
+          <w:iCs/>
+        </w:rPr>
+      </w:r>
+      <w:r>
+        <w:rPr>
+          <w:i/>
+        </w:rPr>
+      </w:r>
+      <w:r/>
+      <w:r>
+        <w:rPr>
+          <w:i/>
+          <w:iCs/>
+        </w:rPr>
+      </w:r>
+      <w:r>
+        <w:rPr>
+          <w:i/>
+        </w:rPr>
+      </w:r>
+      <w:proofErr w:type="spellStart"/>
+      <w:r>
+        <w:rPr>
+          <w:i/>
+          <w:iCs/>
+        </w:rPr>
+      </w:r>
+      <w:proofErr w:type="spellEnd"/>
+      <w:r/>
+      <w:r/>
+      <w:r>
+        <w:rPr>
+          <w:i/>
+        </w:rPr>
+        <w:t>Flutter</w:t>
+      </w:r>
+      <w:r/>
+      <w:r>
+        <w:t xml:space="preserve"> dan </w:t>
+      </w:r>
+      <w:r/>
+      <w:r>
+        <w:rPr>
+          <w:i/>
+        </w:rPr>
+        <w:t>Dart</w:t>
+      </w:r>
+      <w:r/>
+      <w:r>
+        <w:t xml:space="preserve"> serta menghubungkannya dengan </w:t>
+      </w:r>
+      <w:r/>
+      <w:r>
+        <w:rPr>
+          <w:i/>
+        </w:rPr>
+        <w:t>Firebase Authentication</w:t>
+      </w:r>
+      <w:r/>
+      <w:r>
+        <w:t xml:space="preserve"> dan </w:t>
+      </w:r>
+      <w:r/>
+      <w:r>
+        <w:rPr>
+          <w:i/>
+        </w:rPr>
+        <w:t>Cloud Firestore</w:t>
+      </w:r>
+      <w:r/>
+      <w:r>
+        <w:t xml:space="preserve"> sebagai layanan autentikasi dan penyimpanan data.</w:t>
       </w:r>
     </w:p>
     <w:p>
       <w:pPr>
-        <w:spacing w:line="360" w:lineRule="auto" w:after="0"/>
-        <w:ind w:left="504"/>
-        <w:jc w:val="both"/>
-      </w:pPr>
-      <w:r>
-        <w:rPr>
-          <w:rFonts w:ascii="Times New Roman" w:hAnsi="Times New Roman"/>
-          <w:b w:val="0"/>
-          <w:sz w:val="24"/>
-        </w:rPr>
-        <w:t>b. Observasi</w:t>
+        <w:ind w:firstLine="0"/>
+        <w:jc w:val="left"/>
+      </w:pPr>
+      <w:r>
+        <w:t>4. Pengujian Sistem</w:t>
       </w:r>
     </w:p>
     <w:p>
       <w:pPr>
-        <w:spacing w:line="360" w:lineRule="auto" w:after="0"/>
-        <w:ind w:firstLine="504"/>
-        <w:jc w:val="both"/>
-      </w:pPr>
-      <w:r>
-        <w:rPr>
-          <w:rFonts w:ascii="Times New Roman" w:hAnsi="Times New Roman"/>
-          <w:b w:val="0"/>
-          <w:sz w:val="24"/>
-        </w:rPr>
-        <w:t xml:space="preserve">Observasi dilakukan dengan mengamati proses pencatatan dan pengelolaan laporan yang digunakan pada </w:t>
-      </w:r>
-      <w:r>
-        <w:rPr>
-          <w:rFonts w:ascii="Times New Roman" w:hAnsi="Times New Roman"/>
-          <w:b w:val="0"/>
-          <w:sz w:val="24"/>
-        </w:rPr>
-        <w:t>Garden Barbershop</w:t>
-      </w:r>
-      <w:r>
-        <w:rPr>
-          <w:rFonts w:ascii="Times New Roman" w:hAnsi="Times New Roman"/>
-          <w:b w:val="0"/>
-          <w:sz w:val="24"/>
-        </w:rPr>
-        <w:t>. Kegiatan observasi diarahkan pada alur input pendapatan harian, buku kas umum, biaya operasional, dan penyusunan laporan pembagian hasil.</w:t>
+        <w:pStyle w:val="NoSpacing"/>
+        <w:ind w:left="851" w:firstLine="567"/>
+      </w:pPr>
+      <w:r>
+        <w:t>Tahap pengujian sistem dilakukan untuk memastikan setiap fungsi utama aplikasi berjalan sesuai kebutuhan. Pengujian difokuskan pada login, pengelolaan data, input pendapatan, input buku kas umum, input operasional, pembagian hasil, pembatasan akses pengguna, dan tampilan laporan.</w:t>
       </w:r>
     </w:p>
     <w:p>
       <w:pPr>
-        <w:spacing w:line="360" w:lineRule="auto" w:after="0"/>
-        <w:ind w:left="504"/>
-        <w:jc w:val="both"/>
-      </w:pPr>
-      <w:r>
-        <w:rPr>
-          <w:rFonts w:ascii="Times New Roman" w:hAnsi="Times New Roman"/>
-          <w:b w:val="0"/>
-          <w:sz w:val="24"/>
-        </w:rPr>
-        <w:t>c. Studi Pustaka</w:t>
+        <w:ind w:firstLine="0"/>
+        <w:jc w:val="left"/>
+      </w:pPr>
+      <w:r>
+        <w:t>5. Pemeliharaan Sistem</w:t>
       </w:r>
     </w:p>
     <w:p>
       <w:pPr>
-        <w:spacing w:line="360" w:lineRule="auto" w:after="0"/>
-        <w:ind w:firstLine="504"/>
-        <w:jc w:val="both"/>
-      </w:pPr>
-      <w:r>
-        <w:rPr>
-          <w:rFonts w:ascii="Times New Roman" w:hAnsi="Times New Roman"/>
-          <w:b w:val="0"/>
-          <w:sz w:val="24"/>
-        </w:rPr>
-        <w:t xml:space="preserve">Studi pustaka merupakan metode pengumpulan data yang dilakukan dengan cara mencari dan mempelajari berbagai sumber yang relevan, seperti buku, artikel, jurnal, dan referensi yang berkaitan dengan aplikasi </w:t>
-      </w:r>
-      <w:r>
-        <w:rPr>
-          <w:rFonts w:ascii="Times New Roman" w:hAnsi="Times New Roman"/>
-          <w:b w:val="0"/>
-          <w:i/>
-          <w:sz w:val="24"/>
-        </w:rPr>
-        <w:t>Android</w:t>
-      </w:r>
-      <w:r>
-        <w:rPr>
-          <w:rFonts w:ascii="Times New Roman" w:hAnsi="Times New Roman"/>
-          <w:b w:val="0"/>
-          <w:sz w:val="24"/>
-        </w:rPr>
-        <w:t xml:space="preserve">, sistem informasi, </w:t>
-      </w:r>
-      <w:r>
-        <w:rPr>
-          <w:rFonts w:ascii="Times New Roman" w:hAnsi="Times New Roman"/>
-          <w:b w:val="0"/>
-          <w:i/>
-          <w:sz w:val="24"/>
-        </w:rPr>
-        <w:t>Firebase</w:t>
-      </w:r>
-      <w:r>
-        <w:rPr>
-          <w:rFonts w:ascii="Times New Roman" w:hAnsi="Times New Roman"/>
-          <w:b w:val="0"/>
-          <w:sz w:val="24"/>
-        </w:rPr>
-        <w:t xml:space="preserve">, metode </w:t>
-      </w:r>
-      <w:r>
-        <w:rPr>
-          <w:rFonts w:ascii="Times New Roman" w:hAnsi="Times New Roman"/>
-          <w:b w:val="0"/>
-          <w:i/>
-          <w:sz w:val="24"/>
-        </w:rPr>
-        <w:t>Waterfall</w:t>
-      </w:r>
-      <w:r>
-        <w:rPr>
-          <w:rFonts w:ascii="Times New Roman" w:hAnsi="Times New Roman"/>
-          <w:b w:val="0"/>
-          <w:sz w:val="24"/>
-        </w:rPr>
-        <w:t xml:space="preserve">, serta </w:t>
-      </w:r>
-      <w:r>
-        <w:rPr>
-          <w:rFonts w:ascii="Times New Roman" w:hAnsi="Times New Roman"/>
-          <w:b w:val="0"/>
-          <w:i/>
-          <w:sz w:val="24"/>
-        </w:rPr>
-        <w:t>Black Box Testing</w:t>
-      </w:r>
-      <w:r>
-        <w:rPr>
-          <w:rFonts w:ascii="Times New Roman" w:hAnsi="Times New Roman"/>
-          <w:b w:val="0"/>
-          <w:sz w:val="24"/>
-        </w:rPr>
-        <w:t>. Tujuan dari studi pustaka ini adalah untuk membangun dasar teori yang kuat sehingga dapat mendukung penelitian yang dilakukan.</w:t>
+        <w:pStyle w:val="NoSpacing"/>
+        <w:ind w:left="851" w:firstLine="567"/>
+      </w:pPr>
+      <w:r>
+        <w:t xml:space="preserve">Tahap pemeliharaan dilakukan setelah sistem selesai dibuat untuk memperbaiki kesalahan yang ditemukan, menyesuaikan kebutuhan pengguna, dan menjaga agar aplikasi tetap dapat digunakan sesuai proses operasional </w:t>
+      </w:r>
+      <w:r>
+        <w:rPr>
+          <w:i/>
+        </w:rPr>
+      </w:r>
+      <w:r/>
+      <w:r/>
+      <w:r>
+        <w:rPr/>
+        <w:t>Garden Barbershop</w:t>
+      </w:r>
+      <w:r/>
+      <w:r>
+        <w:t>.</w:t>
       </w:r>
     </w:p>
     <w:p>
       <w:pPr>
-        <w:spacing w:line="360" w:lineRule="auto" w:after="0"/>
-        <w:ind w:left="504"/>
-        <w:jc w:val="both"/>
-      </w:pPr>
-      <w:r>
-        <w:rPr>
-          <w:rFonts w:ascii="Times New Roman" w:hAnsi="Times New Roman"/>
-          <w:b w:val="0"/>
-          <w:sz w:val="24"/>
-        </w:rPr>
-        <w:t>d. Dokumentasi</w:t>
+        <w:pStyle w:val="Heading2"/>
+      </w:pPr>
+      <w:r>
+        <w:t>2.6.   Metode Pengujian Sistem</w:t>
       </w:r>
     </w:p>
     <w:p>
-      <w:pPr>
-        <w:spacing w:line="360" w:lineRule="auto" w:after="0"/>
-        <w:ind w:firstLine="504"/>
-        <w:jc w:val="both"/>
-      </w:pPr>
-      <w:r>
-        <w:rPr>
-          <w:rFonts w:ascii="Times New Roman" w:hAnsi="Times New Roman"/>
-          <w:b w:val="0"/>
-          <w:sz w:val="24"/>
-        </w:rPr>
-        <w:t xml:space="preserve">Dokumentasi dilakukan dengan mempelajari contoh laporan </w:t>
-      </w:r>
-      <w:r>
-        <w:rPr>
-          <w:rFonts w:ascii="Times New Roman" w:hAnsi="Times New Roman"/>
-          <w:b w:val="0"/>
-          <w:i/>
-          <w:sz w:val="24"/>
-        </w:rPr>
-        <w:t>Google Spreadsheet</w:t>
-      </w:r>
-      <w:r>
-        <w:rPr>
-          <w:rFonts w:ascii="Times New Roman" w:hAnsi="Times New Roman"/>
-          <w:b w:val="0"/>
-          <w:sz w:val="24"/>
-        </w:rPr>
-        <w:t xml:space="preserve"> </w:t>
-      </w:r>
-      <w:r>
-        <w:rPr>
-          <w:rFonts w:ascii="Times New Roman" w:hAnsi="Times New Roman"/>
-          <w:b w:val="0"/>
-          <w:sz w:val="24"/>
-        </w:rPr>
-        <w:t>Garden Barbershop</w:t>
-      </w:r>
-      <w:r>
-        <w:rPr>
-          <w:rFonts w:ascii="Times New Roman" w:hAnsi="Times New Roman"/>
-          <w:b w:val="0"/>
-          <w:sz w:val="24"/>
-        </w:rPr>
-        <w:t xml:space="preserve"> periode Mei 2026. Dokumen tersebut digunakan untuk memahami format laporan berjalan, jenis data yang dicatat, dan pola perhitungan pembagian hasil </w:t>
-      </w:r>
-      <w:r>
-        <w:rPr>
-          <w:rFonts w:ascii="Times New Roman" w:hAnsi="Times New Roman"/>
-          <w:b w:val="0"/>
-          <w:sz w:val="24"/>
-        </w:rPr>
-        <w:t>capster</w:t>
-      </w:r>
-      <w:r>
-        <w:rPr>
-          <w:rFonts w:ascii="Times New Roman" w:hAnsi="Times New Roman"/>
-          <w:b w:val="0"/>
-          <w:sz w:val="24"/>
-        </w:rPr>
-        <w:t>.</w:t>
+      <w:r>
+        <w:t>Metode pengujian sistem merupakan tahapan yang dilakukan untuk memastikan bahwa sistem yang telah dikembangkan dapat berjalan sesuai dengan kebutuhan dan fungsi yang telah ditentukan. Pengujian dilakukan untuk menemukan kesalahan pada sistem serta memastikan bahwa setiap fitur dapat berfungsi dengan baik sebelum digunakan oleh pengguna.</w:t>
       </w:r>
     </w:p>
     <w:p>
       <w:pPr>
-        <w:spacing w:line="360" w:lineRule="auto" w:after="0"/>
-        <w:ind w:left="0"/>
-        <w:jc w:val="both"/>
-      </w:pPr>
-      <w:r>
-        <w:rPr>
-          <w:rFonts w:ascii="Times New Roman" w:hAnsi="Times New Roman"/>
-          <w:b w:val="0"/>
-          <w:sz w:val="24"/>
-        </w:rPr>
-        <w:t>3. Analisis Kebutuhan Sistem</w:t>
+        <w:pStyle w:val="Heading3"/>
+        <w:jc w:val="left"/>
+      </w:pPr>
+      <w:r>
+        <w:t xml:space="preserve">2.6.1.  </w:t>
+      </w:r>
+      <w:r>
+        <w:rPr>
+          <w:i/>
+          <w:iCs/>
+        </w:rPr>
+      </w:r>
+      <w:r/>
+      <w:r>
+        <w:rPr>
+          <w:i/>
+        </w:rPr>
+        <w:t>Black Box Testing</w:t>
       </w:r>
     </w:p>
     <w:p>
       <w:pPr>
-        <w:spacing w:line="360" w:lineRule="auto" w:after="0"/>
-        <w:ind w:firstLine="504"/>
-        <w:jc w:val="both"/>
-      </w:pPr>
-      <w:r>
-        <w:rPr>
-          <w:rFonts w:ascii="Times New Roman" w:hAnsi="Times New Roman"/>
-          <w:b w:val="0"/>
-          <w:sz w:val="24"/>
-        </w:rPr>
-        <w:t xml:space="preserve">Pada tahap ini dilakukan analisis terhadap data yang telah dikumpulkan untuk menentukan kebutuhan sistem. Kebutuhan tersebut meliputi pengelolaan data </w:t>
-      </w:r>
-      <w:r>
-        <w:rPr>
-          <w:rFonts w:ascii="Times New Roman" w:hAnsi="Times New Roman"/>
-          <w:b w:val="0"/>
-          <w:sz w:val="24"/>
-        </w:rPr>
-        <w:t>capster</w:t>
-      </w:r>
-      <w:r>
-        <w:rPr>
-          <w:rFonts w:ascii="Times New Roman" w:hAnsi="Times New Roman"/>
-          <w:b w:val="0"/>
-          <w:sz w:val="24"/>
-        </w:rPr>
-        <w:t xml:space="preserve">, data layanan, akun pengguna, pendapatan harian, buku kas umum, biaya operasional, pembagian hasil </w:t>
-      </w:r>
-      <w:r>
-        <w:rPr>
-          <w:rFonts w:ascii="Times New Roman" w:hAnsi="Times New Roman"/>
-          <w:b w:val="0"/>
-          <w:sz w:val="24"/>
-        </w:rPr>
-        <w:t>capster</w:t>
-      </w:r>
-      <w:r>
-        <w:rPr>
-          <w:rFonts w:ascii="Times New Roman" w:hAnsi="Times New Roman"/>
-          <w:b w:val="0"/>
-          <w:sz w:val="24"/>
-        </w:rPr>
-        <w:t xml:space="preserve">, serta pembatasan hak akses pengguna. Analisis ini bertujuan agar sistem yang dibangun sesuai dengan kebutuhan pengguna internal </w:t>
-      </w:r>
-      <w:r>
-        <w:rPr>
-          <w:rFonts w:ascii="Times New Roman" w:hAnsi="Times New Roman"/>
-          <w:b w:val="0"/>
-          <w:sz w:val="24"/>
-        </w:rPr>
-        <w:t>Garden Barbershop</w:t>
-      </w:r>
-      <w:r>
-        <w:rPr>
-          <w:rFonts w:ascii="Times New Roman" w:hAnsi="Times New Roman"/>
-          <w:b w:val="0"/>
-          <w:sz w:val="24"/>
-        </w:rPr>
-        <w:t>.</w:t>
-      </w:r>
+        <w:pStyle w:val="NoSpacing"/>
+        <w:ind w:firstLine="720"/>
+      </w:pPr>
+      <w:r>
+        <w:rPr>
+          <w:i/>
+          <w:iCs/>
+        </w:rPr>
+        <w:t>Black Box Testing</w:t>
+      </w:r>
+      <w:r>
+        <w:rPr/>
+        <w:t xml:space="preserve"> merupakan pengujian fungsional yang dilakukan berdasarkan input dan output tanpa melihat kode program. Pengujian ini berfokus pada kesesuaian fungsi sistem terhadap kebutuhan pengguna. Pada rujukan penelitian </w:t>
+      </w:r>
+      <w:r>
+        <w:rPr/>
+        <w:t>barbershop</w:t>
+      </w:r>
+      <w:r>
+        <w:rPr/>
+        <w:t xml:space="preserve">, Rohmat dkk. menerapkan </w:t>
+      </w:r>
+      <w:r>
+        <w:rPr>
+          <w:i/>
+        </w:rPr>
+        <w:t>Black Box Testing</w:t>
+      </w:r>
+      <w:r>
+        <w:rPr/>
+        <w:t xml:space="preserve"> untuk memastikan komponen aplikasi pemesanan </w:t>
+      </w:r>
+      <w:r>
+        <w:rPr>
+          <w:i/>
+        </w:rPr>
+        <w:t>online</w:t>
+      </w:r>
+      <w:r>
+        <w:rPr>
+          <w:i/>
+        </w:rPr>
+        <w:t xml:space="preserve"> </w:t>
+      </w:r>
+      <w:r>
+        <w:rPr/>
+        <w:t>barbershop</w:t>
+      </w:r>
+      <w:r>
+        <w:rPr/>
+        <w:t xml:space="preserve"> berjalan sesuai dengan hasil yang diharapkan [2]. Konsep pengujian </w:t>
+      </w:r>
+      <w:r>
+        <w:rPr>
+          <w:i/>
+        </w:rPr>
+        <w:t>Black Box Testing</w:t>
+      </w:r>
+      <w:r>
+        <w:rPr/>
+        <w:t xml:space="preserve"> dapat dilihat pada Gambar 2.2 berikut:</w:t>
+      </w:r>
+      <w:r/>
+      <w:r>
+        <w:rPr>
+          <w:i/>
+          <w:iCs/>
+        </w:rPr>
+      </w:r>
+      <w:r/>
+      <w:r/>
+      <w:r/>
+      <w:r>
+        <w:rPr>
+          <w:i/>
+        </w:rPr>
+      </w:r>
+      <w:r>
+        <w:rPr/>
+      </w:r>
+      <w:r>
+        <w:rPr>
+          <w:i/>
+        </w:rPr>
+      </w:r>
+      <w:r>
+        <w:rPr/>
+      </w:r>
+      <w:r/>
+      <w:r>
+        <w:rPr>
+          <w:i/>
+        </w:rPr>
+      </w:r>
+      <w:r/>
+      <w:r/>
+      <w:r/>
+      <w:r>
+        <w:rPr>
+          <w:i/>
+        </w:rPr>
+      </w:r>
+      <w:r/>
+      <w:r/>
+      <w:r/>
+      <w:r>
+        <w:rPr>
+          <w:i/>
+        </w:rPr>
+      </w:r>
+      <w:r/>
+      <w:r/>
     </w:p>
     <w:p>
       <w:pPr>
-        <w:spacing w:line="360" w:lineRule="auto" w:after="0"/>
-        <w:ind w:left="0"/>
-        <w:jc w:val="both"/>
-      </w:pPr>
-      <w:r>
-        <w:rPr>
-          <w:rFonts w:ascii="Times New Roman" w:hAnsi="Times New Roman"/>
-          <w:b w:val="0"/>
-          <w:sz w:val="24"/>
-        </w:rPr>
-        <w:t>4. Perancangan Sistem</w:t>
-      </w:r>
-    </w:p>
-    <w:p>
-      <w:pPr>
-        <w:spacing w:line="360" w:lineRule="auto" w:after="0"/>
-        <w:ind w:firstLine="504"/>
-        <w:jc w:val="both"/>
-      </w:pPr>
-      <w:r>
-        <w:rPr>
-          <w:rFonts w:ascii="Times New Roman" w:hAnsi="Times New Roman"/>
-          <w:b w:val="0"/>
-          <w:sz w:val="24"/>
-        </w:rPr>
-        <w:t xml:space="preserve">Perancangan sistem dilakukan untuk memberikan gambaran mengenai sistem yang akan dibangun. Tahap ini meliputi perancangan alur sistem, pemodelan UML, rancangan </w:t>
-      </w:r>
-      <w:r>
-        <w:rPr>
-          <w:rFonts w:ascii="Times New Roman" w:hAnsi="Times New Roman"/>
-          <w:b w:val="0"/>
-          <w:i/>
-          <w:sz w:val="24"/>
-        </w:rPr>
-        <w:t>database</w:t>
-      </w:r>
-      <w:r>
-        <w:rPr>
-          <w:rFonts w:ascii="Times New Roman" w:hAnsi="Times New Roman"/>
-          <w:b w:val="0"/>
-          <w:sz w:val="24"/>
-        </w:rPr>
-        <w:t xml:space="preserve"> </w:t>
-      </w:r>
-      <w:r>
-        <w:rPr>
-          <w:rFonts w:ascii="Times New Roman" w:hAnsi="Times New Roman"/>
-          <w:b w:val="0"/>
-          <w:i/>
-          <w:sz w:val="24"/>
-        </w:rPr>
-        <w:t>Firebase</w:t>
-      </w:r>
-      <w:r>
-        <w:rPr>
-          <w:rFonts w:ascii="Times New Roman" w:hAnsi="Times New Roman"/>
-          <w:b w:val="0"/>
-          <w:sz w:val="24"/>
-        </w:rPr>
-        <w:t xml:space="preserve">, dan rancangan antarmuka pengguna. Sistem dirancang berbasis aplikasi </w:t>
-      </w:r>
-      <w:r>
-        <w:rPr>
-          <w:rFonts w:ascii="Times New Roman" w:hAnsi="Times New Roman"/>
-          <w:b w:val="0"/>
-          <w:i/>
-          <w:sz w:val="24"/>
-        </w:rPr>
-        <w:t>Android</w:t>
-      </w:r>
-      <w:r>
-        <w:rPr>
-          <w:rFonts w:ascii="Times New Roman" w:hAnsi="Times New Roman"/>
-          <w:b w:val="0"/>
-          <w:sz w:val="24"/>
-        </w:rPr>
-        <w:t xml:space="preserve"> menggunakan </w:t>
-      </w:r>
-      <w:r>
-        <w:rPr>
-          <w:rFonts w:ascii="Times New Roman" w:hAnsi="Times New Roman"/>
-          <w:b w:val="0"/>
-          <w:i/>
-          <w:sz w:val="24"/>
-        </w:rPr>
-        <w:t>Flutter</w:t>
-      </w:r>
-      <w:r>
-        <w:rPr>
-          <w:rFonts w:ascii="Times New Roman" w:hAnsi="Times New Roman"/>
-          <w:b w:val="0"/>
-          <w:sz w:val="24"/>
-        </w:rPr>
-        <w:t xml:space="preserve"> dengan </w:t>
-      </w:r>
-      <w:r>
-        <w:rPr>
-          <w:rFonts w:ascii="Times New Roman" w:hAnsi="Times New Roman"/>
-          <w:b w:val="0"/>
-          <w:i/>
-          <w:sz w:val="24"/>
-        </w:rPr>
-        <w:t>Firebase Authentication</w:t>
-      </w:r>
-      <w:r>
-        <w:rPr>
-          <w:rFonts w:ascii="Times New Roman" w:hAnsi="Times New Roman"/>
-          <w:b w:val="0"/>
-          <w:sz w:val="24"/>
-        </w:rPr>
-        <w:t xml:space="preserve"> dan </w:t>
-      </w:r>
-      <w:r>
-        <w:rPr>
-          <w:rFonts w:ascii="Times New Roman" w:hAnsi="Times New Roman"/>
-          <w:b w:val="0"/>
-          <w:i/>
-          <w:sz w:val="24"/>
-        </w:rPr>
-        <w:t>Cloud Firestore</w:t>
-      </w:r>
-      <w:r>
-        <w:rPr>
-          <w:rFonts w:ascii="Times New Roman" w:hAnsi="Times New Roman"/>
-          <w:b w:val="0"/>
-          <w:sz w:val="24"/>
-        </w:rPr>
-        <w:t xml:space="preserve"> sebagai layanan </w:t>
-      </w:r>
-      <w:r>
-        <w:rPr>
-          <w:rFonts w:ascii="Times New Roman" w:hAnsi="Times New Roman"/>
-          <w:b w:val="0"/>
-          <w:i/>
-          <w:sz w:val="24"/>
-        </w:rPr>
-        <w:t>backend</w:t>
-      </w:r>
-      <w:r>
-        <w:rPr>
-          <w:rFonts w:ascii="Times New Roman" w:hAnsi="Times New Roman"/>
-          <w:b w:val="0"/>
-          <w:sz w:val="24"/>
-        </w:rPr>
-        <w:t>.</w:t>
-      </w:r>
-    </w:p>
-    <w:p>
-      <w:pPr>
-        <w:spacing w:line="360" w:lineRule="auto" w:after="0"/>
-        <w:ind w:left="0"/>
-        <w:jc w:val="both"/>
-      </w:pPr>
-      <w:r>
-        <w:rPr>
-          <w:rFonts w:ascii="Times New Roman" w:hAnsi="Times New Roman"/>
-          <w:b w:val="0"/>
-          <w:sz w:val="24"/>
-        </w:rPr>
-        <w:t>5. Pengembangan Sistem</w:t>
-      </w:r>
-    </w:p>
-    <w:p>
-      <w:pPr>
-        <w:spacing w:line="360" w:lineRule="auto" w:after="0"/>
-        <w:ind w:firstLine="504"/>
-        <w:jc w:val="both"/>
-      </w:pPr>
-      <w:r>
-        <w:rPr>
-          <w:rFonts w:ascii="Times New Roman" w:hAnsi="Times New Roman"/>
-          <w:b w:val="0"/>
-          <w:sz w:val="24"/>
-        </w:rPr>
-        <w:t xml:space="preserve">Tahap pengembangan sistem merupakan proses implementasi dari hasil perancangan ke dalam bentuk kode program. Aplikasi dibangun menggunakan bahasa pemrograman </w:t>
-      </w:r>
-      <w:r>
-        <w:rPr>
-          <w:rFonts w:ascii="Times New Roman" w:hAnsi="Times New Roman"/>
-          <w:b w:val="0"/>
-          <w:i/>
-          <w:sz w:val="24"/>
-        </w:rPr>
-        <w:t>Dart</w:t>
-      </w:r>
-      <w:r>
-        <w:rPr>
-          <w:rFonts w:ascii="Times New Roman" w:hAnsi="Times New Roman"/>
-          <w:b w:val="0"/>
-          <w:sz w:val="24"/>
-        </w:rPr>
-        <w:t xml:space="preserve"> dengan </w:t>
-      </w:r>
-      <w:r>
-        <w:rPr>
-          <w:rFonts w:ascii="Times New Roman" w:hAnsi="Times New Roman"/>
-          <w:b w:val="0"/>
-          <w:i/>
-          <w:sz w:val="24"/>
-        </w:rPr>
-        <w:t>framework</w:t>
-      </w:r>
-      <w:r>
-        <w:rPr>
-          <w:rFonts w:ascii="Times New Roman" w:hAnsi="Times New Roman"/>
-          <w:b w:val="0"/>
-          <w:sz w:val="24"/>
-        </w:rPr>
-        <w:t xml:space="preserve"> </w:t>
-      </w:r>
-      <w:r>
-        <w:rPr>
-          <w:rFonts w:ascii="Times New Roman" w:hAnsi="Times New Roman"/>
-          <w:b w:val="0"/>
-          <w:i/>
-          <w:sz w:val="24"/>
-        </w:rPr>
-        <w:t>Flutter</w:t>
-      </w:r>
-      <w:r>
-        <w:rPr>
-          <w:rFonts w:ascii="Times New Roman" w:hAnsi="Times New Roman"/>
-          <w:b w:val="0"/>
-          <w:sz w:val="24"/>
-        </w:rPr>
-        <w:t xml:space="preserve">. Fitur yang dikembangkan meliputi login pengguna, pengelolaan </w:t>
-      </w:r>
-      <w:r>
-        <w:rPr>
-          <w:rFonts w:ascii="Times New Roman" w:hAnsi="Times New Roman"/>
-          <w:b w:val="0"/>
-          <w:sz w:val="24"/>
-        </w:rPr>
-        <w:t>capster</w:t>
-      </w:r>
-      <w:r>
-        <w:rPr>
-          <w:rFonts w:ascii="Times New Roman" w:hAnsi="Times New Roman"/>
-          <w:b w:val="0"/>
-          <w:sz w:val="24"/>
-        </w:rPr>
-        <w:t>, pengelolaan layanan, input pendapatan harian, buku kas umum, biaya operasional, laporan pembagian hasil, dan pengelolaan akun pengguna.</w:t>
-      </w:r>
-    </w:p>
-    <w:p>
-      <w:pPr>
-        <w:spacing w:line="360" w:lineRule="auto" w:after="0"/>
-        <w:ind w:left="0"/>
-        <w:jc w:val="both"/>
-      </w:pPr>
-      <w:r>
-        <w:rPr>
-          <w:rFonts w:ascii="Times New Roman" w:hAnsi="Times New Roman"/>
-          <w:b w:val="0"/>
-          <w:sz w:val="24"/>
-        </w:rPr>
-        <w:t>6. Pengujian Sistem</w:t>
-      </w:r>
-    </w:p>
-    <w:p>
-      <w:pPr>
-        <w:spacing w:line="360" w:lineRule="auto" w:after="0"/>
-        <w:ind w:firstLine="504"/>
-        <w:jc w:val="both"/>
-      </w:pPr>
-      <w:r>
-        <w:rPr>
-          <w:rFonts w:ascii="Times New Roman" w:hAnsi="Times New Roman"/>
-          <w:b w:val="0"/>
-          <w:sz w:val="24"/>
-        </w:rPr>
-        <w:t xml:space="preserve">Tahap pengujian dilakukan untuk memastikan bahwa sistem berjalan dengan baik dan sesuai dengan kebutuhan pengguna. Pengujian dilakukan menggunakan metode </w:t>
-      </w:r>
-      <w:r>
-        <w:rPr>
-          <w:rFonts w:ascii="Times New Roman" w:hAnsi="Times New Roman"/>
-          <w:b w:val="0"/>
-          <w:i/>
-          <w:sz w:val="24"/>
-        </w:rPr>
-        <w:t>Black Box Testing</w:t>
-      </w:r>
-      <w:r>
-        <w:rPr>
-          <w:rFonts w:ascii="Times New Roman" w:hAnsi="Times New Roman"/>
-          <w:b w:val="0"/>
-          <w:sz w:val="24"/>
-        </w:rPr>
-        <w:t xml:space="preserve"> untuk menguji fungsi utama aplikasi berdasarkan input dan output yang dihasilkan.</w:t>
-      </w:r>
-    </w:p>
-    <w:p>
-      <w:pPr>
-        <w:spacing w:line="360" w:lineRule="auto" w:after="0"/>
-        <w:ind w:left="0"/>
-        <w:jc w:val="both"/>
-      </w:pPr>
-      <w:r>
-        <w:rPr>
-          <w:rFonts w:ascii="Times New Roman" w:hAnsi="Times New Roman"/>
-          <w:b w:val="0"/>
-          <w:sz w:val="24"/>
-        </w:rPr>
-        <w:t xml:space="preserve">7. Implementasi / </w:t>
-      </w:r>
-      <w:r>
-        <w:rPr>
-          <w:rFonts w:ascii="Times New Roman" w:hAnsi="Times New Roman"/>
-          <w:b w:val="0"/>
-          <w:i/>
-          <w:sz w:val="24"/>
-        </w:rPr>
-        <w:t>Deployment</w:t>
-      </w:r>
-    </w:p>
-    <w:p>
-      <w:pPr>
-        <w:spacing w:line="360" w:lineRule="auto" w:after="0"/>
-        <w:ind w:firstLine="504"/>
-        <w:jc w:val="both"/>
-      </w:pPr>
-      <w:r>
-        <w:rPr>
-          <w:rFonts w:ascii="Times New Roman" w:hAnsi="Times New Roman"/>
-          <w:b w:val="0"/>
-          <w:sz w:val="24"/>
-        </w:rPr>
-        <w:t xml:space="preserve">Pada tahap ini, aplikasi yang telah selesai dikembangkan disiapkan dalam bentuk aplikasi </w:t>
-      </w:r>
-      <w:r>
-        <w:rPr>
-          <w:rFonts w:ascii="Times New Roman" w:hAnsi="Times New Roman"/>
-          <w:b w:val="0"/>
-          <w:i/>
-          <w:sz w:val="24"/>
-        </w:rPr>
-        <w:t>Android</w:t>
-      </w:r>
-      <w:r>
-        <w:rPr>
-          <w:rFonts w:ascii="Times New Roman" w:hAnsi="Times New Roman"/>
-          <w:b w:val="0"/>
-          <w:sz w:val="24"/>
-        </w:rPr>
-        <w:t xml:space="preserve"> yang dapat dijalankan pada perangkat </w:t>
-      </w:r>
-      <w:r>
-        <w:rPr>
-          <w:rFonts w:ascii="Times New Roman" w:hAnsi="Times New Roman"/>
-          <w:b w:val="0"/>
-          <w:i/>
-          <w:sz w:val="24"/>
-        </w:rPr>
-        <w:t>smartphone</w:t>
-      </w:r>
-      <w:r>
-        <w:rPr>
-          <w:rFonts w:ascii="Times New Roman" w:hAnsi="Times New Roman"/>
-          <w:b w:val="0"/>
-          <w:sz w:val="24"/>
-        </w:rPr>
-        <w:t xml:space="preserve">. Selain itu, dilakukan konfigurasi </w:t>
-      </w:r>
-      <w:r>
-        <w:rPr>
-          <w:rFonts w:ascii="Times New Roman" w:hAnsi="Times New Roman"/>
-          <w:b w:val="0"/>
-          <w:i/>
-          <w:sz w:val="24"/>
-        </w:rPr>
-        <w:t>Firebase Authentication</w:t>
-      </w:r>
-      <w:r>
-        <w:rPr>
-          <w:rFonts w:ascii="Times New Roman" w:hAnsi="Times New Roman"/>
-          <w:b w:val="0"/>
-          <w:sz w:val="24"/>
-        </w:rPr>
-        <w:t xml:space="preserve"> dan </w:t>
-      </w:r>
-      <w:r>
-        <w:rPr>
-          <w:rFonts w:ascii="Times New Roman" w:hAnsi="Times New Roman"/>
-          <w:b w:val="0"/>
-          <w:i/>
-          <w:sz w:val="24"/>
-        </w:rPr>
-        <w:t>Cloud Firestore</w:t>
-      </w:r>
-      <w:r>
-        <w:rPr>
-          <w:rFonts w:ascii="Times New Roman" w:hAnsi="Times New Roman"/>
-          <w:b w:val="0"/>
-          <w:sz w:val="24"/>
-        </w:rPr>
-        <w:t xml:space="preserve"> agar aplikasi dapat digunakan sesuai kebutuhan pengelolaan data </w:t>
-      </w:r>
-      <w:r>
-        <w:rPr>
-          <w:rFonts w:ascii="Times New Roman" w:hAnsi="Times New Roman"/>
-          <w:b w:val="0"/>
-          <w:sz w:val="24"/>
-        </w:rPr>
-        <w:t>Garden Barbershop</w:t>
-      </w:r>
-      <w:r>
-        <w:rPr>
-          <w:rFonts w:ascii="Times New Roman" w:hAnsi="Times New Roman"/>
-          <w:b w:val="0"/>
-          <w:sz w:val="24"/>
-        </w:rPr>
-        <w:t>.</w:t>
-      </w:r>
-    </w:p>
-    <w:p>
-      <w:pPr>
-        <w:spacing w:line="360" w:lineRule="auto" w:after="0"/>
-        <w:ind w:left="0"/>
-        <w:jc w:val="both"/>
-      </w:pPr>
-      <w:r>
-        <w:rPr>
-          <w:rFonts w:ascii="Times New Roman" w:hAnsi="Times New Roman"/>
-          <w:b w:val="0"/>
-          <w:sz w:val="24"/>
-        </w:rPr>
-        <w:t>8. Evaluasi Sistem</w:t>
-      </w:r>
-    </w:p>
-    <w:p>
-      <w:pPr>
-        <w:spacing w:line="360" w:lineRule="auto" w:after="0"/>
-        <w:ind w:firstLine="504"/>
-        <w:jc w:val="both"/>
-      </w:pPr>
-      <w:r>
-        <w:rPr>
-          <w:rFonts w:ascii="Times New Roman" w:hAnsi="Times New Roman"/>
-          <w:b w:val="0"/>
-          <w:sz w:val="24"/>
-        </w:rPr>
-        <w:t xml:space="preserve">Tahap evaluasi dilakukan untuk menilai kinerja sistem setelah diuji dan digunakan. Jika ditemukan kekurangan atau kesalahan, maka dilakukan perbaikan untuk meningkatkan kualitas sistem agar dapat mendukung proses pengelolaan pendapatan dan pembagian hasil </w:t>
-      </w:r>
-      <w:r>
-        <w:rPr>
-          <w:rFonts w:ascii="Times New Roman" w:hAnsi="Times New Roman"/>
-          <w:b w:val="0"/>
-          <w:sz w:val="24"/>
-        </w:rPr>
-        <w:t>capster</w:t>
-      </w:r>
-      <w:r>
-        <w:rPr>
-          <w:rFonts w:ascii="Times New Roman" w:hAnsi="Times New Roman"/>
-          <w:b w:val="0"/>
-          <w:sz w:val="24"/>
-        </w:rPr>
-        <w:t>.</w:t>
-      </w:r>
-    </w:p>
-    <w:p>
-      <w:pPr>
-        <w:spacing w:line="360" w:lineRule="auto" w:after="0"/>
-        <w:ind w:left="0"/>
-        <w:jc w:val="both"/>
-      </w:pPr>
-      <w:r>
-        <w:rPr>
-          <w:rFonts w:ascii="Times New Roman" w:hAnsi="Times New Roman"/>
-          <w:b w:val="0"/>
-          <w:sz w:val="24"/>
-        </w:rPr>
-        <w:t>9. Laporan Hasil Penelitian</w:t>
-      </w:r>
-    </w:p>
-    <w:p>
-      <w:pPr>
-        <w:spacing w:line="360" w:lineRule="auto" w:after="0"/>
-        <w:ind w:firstLine="504"/>
-        <w:jc w:val="both"/>
-      </w:pPr>
-      <w:r>
-        <w:rPr>
-          <w:rFonts w:ascii="Times New Roman" w:hAnsi="Times New Roman"/>
-          <w:b w:val="0"/>
-          <w:sz w:val="24"/>
-        </w:rPr>
-        <w:t>Pada tahap ini penulis melakukan penyusunan laporan penelitian yang berisi seluruh proses penelitian, solusi yang diterapkan, hasil yang dipe</w:t>
-      </w:r>
-      <w:r>
-        <w:rPr>
-          <w:rFonts w:ascii="Times New Roman" w:hAnsi="Times New Roman"/>
-          <w:b w:val="0"/>
-          <w:sz w:val="24"/>
-        </w:rPr>
-        <w:t>role</w:t>
-      </w:r>
-      <w:r>
-        <w:rPr>
-          <w:rFonts w:ascii="Times New Roman" w:hAnsi="Times New Roman"/>
-          <w:b w:val="0"/>
-          <w:sz w:val="24"/>
-        </w:rPr>
-        <w:t>h, serta kesimpulan dan saran untuk pengembangan sistem ke depan.</w:t>
-      </w:r>
-    </w:p>
-    <w:p>
-      <w:pPr>
-        <w:spacing w:line="360" w:lineRule="auto" w:after="0"/>
-      </w:pPr>
-      <w:r>
-        <w:rPr>
-          <w:rFonts w:ascii="Times New Roman" w:hAnsi="Times New Roman"/>
-          <w:b/>
-          <w:sz w:val="24"/>
-        </w:rPr>
-        <w:t>3.2.   Alat dan Bahan Penelitian</w:t>
-      </w:r>
-    </w:p>
-    <w:p>
-      <w:pPr>
-        <w:spacing w:line="360" w:lineRule="auto" w:after="0"/>
-        <w:ind w:firstLine="504"/>
-        <w:jc w:val="both"/>
-      </w:pPr>
-      <w:r>
-        <w:rPr>
-          <w:rFonts w:ascii="Times New Roman" w:hAnsi="Times New Roman"/>
-          <w:b w:val="0"/>
-          <w:sz w:val="24"/>
-        </w:rPr>
-        <w:t xml:space="preserve">Pada tahap ini memaparkan terkait alat dan bahan yang digunakan peneliti untuk mendukung proses perancangan, pengembangan, dan pengujian sistem. Alat dan bahan penelitian meliputi perangkat keras, perangkat lunak, dan bahan penelitian yang digunakan dalam penyusunan aplikasi </w:t>
-      </w:r>
-      <w:r>
-        <w:rPr>
-          <w:rFonts w:ascii="Times New Roman" w:hAnsi="Times New Roman"/>
-          <w:b w:val="0"/>
-          <w:sz w:val="24"/>
-        </w:rPr>
-        <w:t>Garden Barbershop Finance</w:t>
-      </w:r>
-      <w:r>
-        <w:rPr>
-          <w:rFonts w:ascii="Times New Roman" w:hAnsi="Times New Roman"/>
-          <w:b w:val="0"/>
-          <w:sz w:val="24"/>
-        </w:rPr>
-        <w:t>.</w:t>
-      </w:r>
-    </w:p>
-    <w:p>
-      <w:pPr>
-        <w:spacing w:line="360" w:lineRule="auto" w:after="0"/>
-        <w:ind w:left="0"/>
-        <w:jc w:val="both"/>
-      </w:pPr>
-      <w:r>
-        <w:rPr>
-          <w:rFonts w:ascii="Times New Roman" w:hAnsi="Times New Roman"/>
-          <w:b w:val="0"/>
-          <w:sz w:val="24"/>
-        </w:rPr>
-        <w:t>1. Perangkat Keras (</w:t>
-      </w:r>
-      <w:r>
-        <w:rPr>
-          <w:rFonts w:ascii="Times New Roman" w:hAnsi="Times New Roman"/>
-          <w:b w:val="0"/>
-          <w:i/>
-          <w:sz w:val="24"/>
-        </w:rPr>
-        <w:t>Hardware</w:t>
-      </w:r>
-      <w:r>
-        <w:rPr>
-          <w:rFonts w:ascii="Times New Roman" w:hAnsi="Times New Roman"/>
-          <w:b w:val="0"/>
-          <w:sz w:val="24"/>
-        </w:rPr>
-        <w:t>)</w:t>
-      </w:r>
-    </w:p>
-    <w:p>
-      <w:pPr>
-        <w:spacing w:line="360" w:lineRule="auto" w:after="0"/>
-        <w:ind w:firstLine="504"/>
-        <w:jc w:val="both"/>
-      </w:pPr>
-      <w:r>
-        <w:rPr>
-          <w:rFonts w:ascii="Times New Roman" w:hAnsi="Times New Roman"/>
-          <w:b w:val="0"/>
-          <w:sz w:val="24"/>
-        </w:rPr>
-        <w:t>Perangkat keras yang digunakan sebagai media pengembangan dan pengujian sistem adalah sebagai berikut:</w:t>
-      </w:r>
-    </w:p>
-    <w:p>
-      <w:pPr>
-        <w:spacing w:line="360" w:lineRule="auto" w:after="0"/>
-        <w:ind w:left="504"/>
-        <w:jc w:val="both"/>
-      </w:pPr>
-      <w:r>
-        <w:rPr>
-          <w:rFonts w:ascii="Times New Roman" w:hAnsi="Times New Roman"/>
-          <w:b w:val="0"/>
-          <w:sz w:val="24"/>
-        </w:rPr>
-        <w:t>a) Laptop atau komputer yang digunakan untuk penulisan laporan, perancangan sistem, dan pengembangan aplikasi.</w:t>
-      </w:r>
-    </w:p>
-    <w:p>
-      <w:pPr>
-        <w:spacing w:line="360" w:lineRule="auto" w:after="0"/>
-        <w:ind w:left="504"/>
-        <w:jc w:val="both"/>
-      </w:pPr>
-      <w:r>
-        <w:rPr>
-          <w:rFonts w:ascii="Times New Roman" w:hAnsi="Times New Roman"/>
-          <w:b w:val="0"/>
-          <w:sz w:val="24"/>
-        </w:rPr>
-        <w:t xml:space="preserve">b) Smartphone </w:t>
-      </w:r>
-      <w:r>
-        <w:rPr>
-          <w:rFonts w:ascii="Times New Roman" w:hAnsi="Times New Roman"/>
-          <w:b w:val="0"/>
-          <w:i/>
-          <w:sz w:val="24"/>
-        </w:rPr>
-        <w:t>Android</w:t>
-      </w:r>
-      <w:r>
-        <w:rPr>
-          <w:rFonts w:ascii="Times New Roman" w:hAnsi="Times New Roman"/>
-          <w:b w:val="0"/>
-          <w:sz w:val="24"/>
-        </w:rPr>
-        <w:t xml:space="preserve"> yang digunakan untuk menjalankan dan menguji aplikasi </w:t>
-      </w:r>
-      <w:r>
-        <w:rPr>
-          <w:rFonts w:ascii="Times New Roman" w:hAnsi="Times New Roman"/>
-          <w:b w:val="0"/>
-          <w:sz w:val="24"/>
-        </w:rPr>
-        <w:t>Garden Barbershop Finance</w:t>
-      </w:r>
-      <w:r>
-        <w:rPr>
-          <w:rFonts w:ascii="Times New Roman" w:hAnsi="Times New Roman"/>
-          <w:b w:val="0"/>
-          <w:sz w:val="24"/>
-        </w:rPr>
-        <w:t>.</w:t>
-      </w:r>
-    </w:p>
-    <w:p>
-      <w:pPr>
-        <w:spacing w:line="360" w:lineRule="auto" w:after="0"/>
-        <w:ind w:left="0"/>
-        <w:jc w:val="both"/>
-      </w:pPr>
-      <w:r>
-        <w:rPr>
-          <w:rFonts w:ascii="Times New Roman" w:hAnsi="Times New Roman"/>
-          <w:b w:val="0"/>
-          <w:sz w:val="24"/>
-        </w:rPr>
-        <w:t>2. Perangkat Lunak (</w:t>
-      </w:r>
-      <w:r>
-        <w:rPr>
-          <w:rFonts w:ascii="Times New Roman" w:hAnsi="Times New Roman"/>
-          <w:b w:val="0"/>
-          <w:i/>
-          <w:sz w:val="24"/>
-        </w:rPr>
-        <w:t>Software</w:t>
-      </w:r>
-      <w:r>
-        <w:rPr>
-          <w:rFonts w:ascii="Times New Roman" w:hAnsi="Times New Roman"/>
-          <w:b w:val="0"/>
-          <w:sz w:val="24"/>
-        </w:rPr>
-        <w:t>)</w:t>
-      </w:r>
-    </w:p>
-    <w:p>
-      <w:pPr>
-        <w:spacing w:line="360" w:lineRule="auto" w:after="0"/>
-        <w:ind w:firstLine="504"/>
-        <w:jc w:val="both"/>
-      </w:pPr>
-      <w:r>
-        <w:rPr>
-          <w:rFonts w:ascii="Times New Roman" w:hAnsi="Times New Roman"/>
-          <w:b w:val="0"/>
-          <w:i/>
-          <w:sz w:val="24"/>
-        </w:rPr>
-        <w:t>Software</w:t>
-      </w:r>
-      <w:r>
-        <w:rPr>
-          <w:rFonts w:ascii="Times New Roman" w:hAnsi="Times New Roman"/>
-          <w:b w:val="0"/>
-          <w:sz w:val="24"/>
-        </w:rPr>
-        <w:t xml:space="preserve"> yang digunakan dalam merancang dan membangun aplikasi </w:t>
-      </w:r>
-      <w:r>
-        <w:rPr>
-          <w:rFonts w:ascii="Times New Roman" w:hAnsi="Times New Roman"/>
-          <w:b w:val="0"/>
-          <w:sz w:val="24"/>
-        </w:rPr>
-        <w:t>Garden Barbershop Finance</w:t>
-      </w:r>
-      <w:r>
-        <w:rPr>
-          <w:rFonts w:ascii="Times New Roman" w:hAnsi="Times New Roman"/>
-          <w:b w:val="0"/>
-          <w:sz w:val="24"/>
-        </w:rPr>
-        <w:t xml:space="preserve"> meliputi:</w:t>
-      </w:r>
-    </w:p>
-    <w:p>
-      <w:pPr>
-        <w:spacing w:line="360" w:lineRule="auto" w:after="0"/>
-        <w:ind w:left="504"/>
-        <w:jc w:val="both"/>
-      </w:pPr>
-      <w:r>
-        <w:rPr>
-          <w:rFonts w:ascii="Times New Roman" w:hAnsi="Times New Roman"/>
-          <w:b w:val="0"/>
-          <w:sz w:val="24"/>
-        </w:rPr>
-        <w:t xml:space="preserve">a) </w:t>
-      </w:r>
-      <w:r>
-        <w:rPr>
-          <w:rFonts w:ascii="Times New Roman" w:hAnsi="Times New Roman"/>
-          <w:b w:val="0"/>
-          <w:i/>
-          <w:sz w:val="24"/>
-        </w:rPr>
-        <w:t>Microsoft Windows 11</w:t>
-      </w:r>
-    </w:p>
-    <w:p>
-      <w:pPr>
-        <w:spacing w:line="360" w:lineRule="auto" w:after="0"/>
-        <w:ind w:left="504"/>
-        <w:jc w:val="both"/>
-      </w:pPr>
-      <w:r>
-        <w:rPr>
-          <w:rFonts w:ascii="Times New Roman" w:hAnsi="Times New Roman"/>
-          <w:b w:val="0"/>
-          <w:sz w:val="24"/>
-        </w:rPr>
-        <w:t xml:space="preserve">b) </w:t>
-      </w:r>
-      <w:r>
-        <w:rPr>
-          <w:rFonts w:ascii="Times New Roman" w:hAnsi="Times New Roman"/>
-          <w:b w:val="0"/>
-          <w:i/>
-          <w:sz w:val="24"/>
-        </w:rPr>
-        <w:t>Flutter</w:t>
-      </w:r>
-      <w:r>
-        <w:rPr>
-          <w:rFonts w:ascii="Times New Roman" w:hAnsi="Times New Roman"/>
-          <w:b w:val="0"/>
-          <w:sz w:val="24"/>
-        </w:rPr>
-        <w:t xml:space="preserve"> dan </w:t>
-      </w:r>
-      <w:r>
-        <w:rPr>
-          <w:rFonts w:ascii="Times New Roman" w:hAnsi="Times New Roman"/>
-          <w:b w:val="0"/>
-          <w:i/>
-          <w:sz w:val="24"/>
-        </w:rPr>
-        <w:t>Dart</w:t>
-      </w:r>
-    </w:p>
-    <w:p>
-      <w:pPr>
-        <w:spacing w:line="360" w:lineRule="auto" w:after="0"/>
-        <w:ind w:left="504"/>
-        <w:jc w:val="both"/>
-      </w:pPr>
-      <w:r>
-        <w:rPr>
-          <w:rFonts w:ascii="Times New Roman" w:hAnsi="Times New Roman"/>
-          <w:b w:val="0"/>
-          <w:sz w:val="24"/>
-        </w:rPr>
-        <w:t xml:space="preserve">c) </w:t>
-      </w:r>
-      <w:r>
-        <w:rPr>
-          <w:rFonts w:ascii="Times New Roman" w:hAnsi="Times New Roman"/>
-          <w:b w:val="0"/>
-          <w:i/>
-          <w:sz w:val="24"/>
-        </w:rPr>
-        <w:t>Android Studio</w:t>
-      </w:r>
-      <w:r>
-        <w:rPr>
-          <w:rFonts w:ascii="Times New Roman" w:hAnsi="Times New Roman"/>
-          <w:b w:val="0"/>
-          <w:sz w:val="24"/>
-        </w:rPr>
-        <w:t xml:space="preserve"> atau </w:t>
-      </w:r>
-      <w:r>
-        <w:rPr>
-          <w:rFonts w:ascii="Times New Roman" w:hAnsi="Times New Roman"/>
-          <w:b w:val="0"/>
-          <w:i/>
-          <w:sz w:val="24"/>
-        </w:rPr>
-        <w:t>Visual Studio Code</w:t>
-      </w:r>
-    </w:p>
-    <w:p>
-      <w:pPr>
-        <w:spacing w:line="360" w:lineRule="auto" w:after="0"/>
-        <w:ind w:left="504"/>
-        <w:jc w:val="both"/>
-      </w:pPr>
-      <w:r>
-        <w:rPr>
-          <w:rFonts w:ascii="Times New Roman" w:hAnsi="Times New Roman"/>
-          <w:b w:val="0"/>
-          <w:sz w:val="24"/>
-        </w:rPr>
-        <w:t xml:space="preserve">d) </w:t>
-      </w:r>
-      <w:r>
-        <w:rPr>
-          <w:rFonts w:ascii="Times New Roman" w:hAnsi="Times New Roman"/>
-          <w:b w:val="0"/>
-          <w:i/>
-          <w:sz w:val="24"/>
-        </w:rPr>
-        <w:t>Firebase Console</w:t>
-      </w:r>
-    </w:p>
-    <w:p>
-      <w:pPr>
-        <w:spacing w:line="360" w:lineRule="auto" w:after="0"/>
-        <w:ind w:left="504"/>
-        <w:jc w:val="both"/>
-      </w:pPr>
-      <w:r>
-        <w:rPr>
-          <w:rFonts w:ascii="Times New Roman" w:hAnsi="Times New Roman"/>
-          <w:b w:val="0"/>
-          <w:sz w:val="24"/>
-        </w:rPr>
-        <w:t xml:space="preserve">e) </w:t>
-      </w:r>
-      <w:r>
-        <w:rPr>
-          <w:rFonts w:ascii="Times New Roman" w:hAnsi="Times New Roman"/>
-          <w:b w:val="0"/>
-          <w:i/>
-          <w:sz w:val="24"/>
-        </w:rPr>
-        <w:t>Firebase Authentication</w:t>
-      </w:r>
-    </w:p>
-    <w:p>
-      <w:pPr>
-        <w:spacing w:line="360" w:lineRule="auto" w:after="0"/>
-        <w:ind w:left="504"/>
-        <w:jc w:val="both"/>
-      </w:pPr>
-      <w:r>
-        <w:rPr>
-          <w:rFonts w:ascii="Times New Roman" w:hAnsi="Times New Roman"/>
-          <w:b w:val="0"/>
-          <w:sz w:val="24"/>
-        </w:rPr>
-        <w:t xml:space="preserve">f) </w:t>
-      </w:r>
-      <w:r>
-        <w:rPr>
-          <w:rFonts w:ascii="Times New Roman" w:hAnsi="Times New Roman"/>
-          <w:b w:val="0"/>
-          <w:i/>
-          <w:sz w:val="24"/>
-        </w:rPr>
-        <w:t>Cloud Firestore</w:t>
-      </w:r>
-    </w:p>
-    <w:p>
-      <w:pPr>
-        <w:spacing w:line="360" w:lineRule="auto" w:after="0"/>
-        <w:ind w:left="504"/>
-        <w:jc w:val="both"/>
-      </w:pPr>
-      <w:r>
-        <w:rPr>
-          <w:rFonts w:ascii="Times New Roman" w:hAnsi="Times New Roman"/>
-          <w:b w:val="0"/>
-          <w:sz w:val="24"/>
-        </w:rPr>
-        <w:t xml:space="preserve">g) </w:t>
-      </w:r>
-      <w:r>
-        <w:rPr>
-          <w:rFonts w:ascii="Times New Roman" w:hAnsi="Times New Roman"/>
-          <w:b w:val="0"/>
-          <w:i/>
-          <w:sz w:val="24"/>
-        </w:rPr>
-        <w:t>Figma</w:t>
-      </w:r>
-    </w:p>
-    <w:p>
-      <w:pPr>
-        <w:spacing w:line="360" w:lineRule="auto" w:after="0"/>
-        <w:ind w:left="504"/>
-        <w:jc w:val="both"/>
-      </w:pPr>
-      <w:r>
-        <w:rPr>
-          <w:rFonts w:ascii="Times New Roman" w:hAnsi="Times New Roman"/>
-          <w:b w:val="0"/>
-          <w:sz w:val="24"/>
-        </w:rPr>
-        <w:t xml:space="preserve">h) </w:t>
-      </w:r>
-      <w:r>
-        <w:rPr>
-          <w:rFonts w:ascii="Times New Roman" w:hAnsi="Times New Roman"/>
-          <w:b w:val="0"/>
-          <w:i/>
-          <w:sz w:val="24"/>
-        </w:rPr>
-        <w:t>Draw.io</w:t>
-      </w:r>
-    </w:p>
-    <w:p>
-      <w:pPr>
-        <w:spacing w:line="360" w:lineRule="auto" w:after="0"/>
-        <w:ind w:left="504"/>
-        <w:jc w:val="both"/>
-      </w:pPr>
-      <w:r>
-        <w:rPr>
-          <w:rFonts w:ascii="Times New Roman" w:hAnsi="Times New Roman"/>
-          <w:b w:val="0"/>
-          <w:sz w:val="24"/>
-        </w:rPr>
-        <w:t xml:space="preserve">i) </w:t>
-      </w:r>
-      <w:r>
-        <w:rPr>
-          <w:rFonts w:ascii="Times New Roman" w:hAnsi="Times New Roman"/>
-          <w:b w:val="0"/>
-          <w:i/>
-          <w:sz w:val="24"/>
-        </w:rPr>
-        <w:t>Google Chrome</w:t>
-      </w:r>
-    </w:p>
-    <w:p>
-      <w:pPr>
-        <w:spacing w:line="360" w:lineRule="auto" w:after="0"/>
-        <w:ind w:left="0"/>
-        <w:jc w:val="both"/>
-      </w:pPr>
-      <w:r>
-        <w:rPr>
-          <w:rFonts w:ascii="Times New Roman" w:hAnsi="Times New Roman"/>
-          <w:b w:val="0"/>
-          <w:sz w:val="24"/>
-        </w:rPr>
-        <w:t>3. Bahan Penelitian</w:t>
-      </w:r>
-    </w:p>
-    <w:p>
-      <w:pPr>
-        <w:spacing w:line="360" w:lineRule="auto" w:after="0"/>
-        <w:ind w:firstLine="504"/>
-        <w:jc w:val="both"/>
-      </w:pPr>
-      <w:r>
-        <w:rPr>
-          <w:rFonts w:ascii="Times New Roman" w:hAnsi="Times New Roman"/>
-          <w:b w:val="0"/>
-          <w:sz w:val="24"/>
-        </w:rPr>
-        <w:t xml:space="preserve">Bahan penelitian yang digunakan meliputi data </w:t>
-      </w:r>
-      <w:r>
-        <w:rPr>
-          <w:rFonts w:ascii="Times New Roman" w:hAnsi="Times New Roman"/>
-          <w:b w:val="0"/>
-          <w:sz w:val="24"/>
-        </w:rPr>
-        <w:t>capster</w:t>
-      </w:r>
-      <w:r>
-        <w:rPr>
-          <w:rFonts w:ascii="Times New Roman" w:hAnsi="Times New Roman"/>
-          <w:b w:val="0"/>
-          <w:sz w:val="24"/>
-        </w:rPr>
-        <w:t xml:space="preserve">, data layanan, data akun pengguna, data pendapatan harian, data buku kas umum, data biaya operasional, data laporan pembagian hasil, serta contoh laporan </w:t>
-      </w:r>
-      <w:r>
-        <w:rPr>
-          <w:rFonts w:ascii="Times New Roman" w:hAnsi="Times New Roman"/>
-          <w:b w:val="0"/>
-          <w:i/>
-          <w:sz w:val="24"/>
-        </w:rPr>
-        <w:t>Google Spreadsheet</w:t>
-      </w:r>
-      <w:r>
-        <w:rPr>
-          <w:rFonts w:ascii="Times New Roman" w:hAnsi="Times New Roman"/>
-          <w:b w:val="0"/>
-          <w:sz w:val="24"/>
-        </w:rPr>
-        <w:t xml:space="preserve"> </w:t>
-      </w:r>
-      <w:r>
-        <w:rPr>
-          <w:rFonts w:ascii="Times New Roman" w:hAnsi="Times New Roman"/>
-          <w:b w:val="0"/>
-          <w:sz w:val="24"/>
-        </w:rPr>
-        <w:t>Garden Barbershop</w:t>
-      </w:r>
-      <w:r>
-        <w:rPr>
-          <w:rFonts w:ascii="Times New Roman" w:hAnsi="Times New Roman"/>
-          <w:b w:val="0"/>
-          <w:sz w:val="24"/>
-        </w:rPr>
-        <w:t xml:space="preserve"> periode Mei 2026.</w:t>
-      </w:r>
-    </w:p>
-    <w:p>
-      <w:pPr>
-        <w:spacing w:line="360" w:lineRule="auto" w:after="0"/>
-      </w:pPr>
-      <w:r>
-        <w:rPr>
-          <w:rFonts w:ascii="Times New Roman" w:hAnsi="Times New Roman"/>
-          <w:b/>
-          <w:sz w:val="24"/>
-        </w:rPr>
-        <w:t>3.3.   Tempat dan Waktu Penelitian</w:t>
-      </w:r>
-    </w:p>
-    <w:p>
-      <w:pPr>
-        <w:spacing w:line="360" w:lineRule="auto" w:after="0"/>
-        <w:ind w:firstLine="504"/>
-        <w:jc w:val="both"/>
-      </w:pPr>
-      <w:r>
-        <w:rPr>
-          <w:rFonts w:ascii="Times New Roman" w:hAnsi="Times New Roman"/>
-          <w:b w:val="0"/>
-          <w:sz w:val="24"/>
-        </w:rPr>
-        <w:t>Tempat dan waktu pada penelitian yang akan dilaksanakan adalah sebagai berikut:</w:t>
-      </w:r>
-    </w:p>
-    <w:p>
-      <w:pPr>
-        <w:spacing w:line="360" w:lineRule="auto" w:after="0"/>
-      </w:pPr>
-      <w:r>
-        <w:rPr>
-          <w:rFonts w:ascii="Times New Roman" w:hAnsi="Times New Roman"/>
-          <w:b/>
-          <w:sz w:val="24"/>
-        </w:rPr>
-        <w:t>3.3.1.  Tempat Penelitian</w:t>
-      </w:r>
-    </w:p>
-    <w:p>
-      <w:pPr>
-        <w:spacing w:line="360" w:lineRule="auto" w:after="0"/>
-        <w:ind w:firstLine="504"/>
-        <w:jc w:val="both"/>
-      </w:pPr>
-      <w:r>
-        <w:rPr>
-          <w:rFonts w:ascii="Times New Roman" w:hAnsi="Times New Roman"/>
-          <w:b w:val="0"/>
-          <w:sz w:val="24"/>
-        </w:rPr>
-        <w:t>Tempat yang dilaksanakan untuk mempe</w:t>
-      </w:r>
-      <w:r>
-        <w:rPr>
-          <w:rFonts w:ascii="Times New Roman" w:hAnsi="Times New Roman"/>
-          <w:b w:val="0"/>
-          <w:sz w:val="24"/>
-        </w:rPr>
-        <w:t>role</w:t>
-      </w:r>
-      <w:r>
-        <w:rPr>
-          <w:rFonts w:ascii="Times New Roman" w:hAnsi="Times New Roman"/>
-          <w:b w:val="0"/>
-          <w:sz w:val="24"/>
-        </w:rPr>
-        <w:t xml:space="preserve">h data pada penelitian ini, penulis mengadakan penelitian pada </w:t>
-      </w:r>
-      <w:r>
-        <w:rPr>
-          <w:rFonts w:ascii="Times New Roman" w:hAnsi="Times New Roman"/>
-          <w:b w:val="0"/>
-          <w:sz w:val="24"/>
-        </w:rPr>
-        <w:t>Garden Barbershop</w:t>
-      </w:r>
-      <w:r>
-        <w:rPr>
-          <w:rFonts w:ascii="Times New Roman" w:hAnsi="Times New Roman"/>
-          <w:b w:val="0"/>
-          <w:sz w:val="24"/>
-        </w:rPr>
-        <w:t xml:space="preserve"> yang berlokasi di Desa Bangbayang, Kecamatan Bantarkawung, Kabupaten Brebes, Jawa Tengah. Gambaran lokasi penelitian dapat dilihat pada Gambar 3.2 berikut:</w:t>
-      </w:r>
-    </w:p>
-    <w:p>
-      <w:pPr>
         <w:jc w:val="center"/>
       </w:pPr>
       <w:r>
         <w:drawing>
           <wp:inline xmlns:a="http://schemas.openxmlformats.org/drawingml/2006/main" xmlns:pic="http://schemas.openxmlformats.org/drawingml/2006/picture">
-            <wp:extent cx="5303520" cy="3504935"/>
-            <wp:docPr id="1069574677" name="Picture 1069574677"/>
+            <wp:extent cx="5212080" cy="3164477"/>
+            <wp:docPr id="1069574687" name="Picture 1069574687"/>
             <wp:cNvGraphicFramePr>
               <a:graphicFrameLocks noChangeAspect="1"/>
             </wp:cNvGraphicFramePr>
@@ -12350,11 +10281,11 @@
               <a:graphicData uri="http://schemas.openxmlformats.org/drawingml/2006/picture">
                 <pic:pic>
                   <pic:nvPicPr>
-                    <pic:cNvPr id="0" name="gambar_3_2_tempat_penelitian.png"/>
+                    <pic:cNvPr id="0" name="gambar_2_2_blackbox.png"/>
                     <pic:cNvPicPr/>
                   </pic:nvPicPr>
                   <pic:blipFill>
-                    <a:blip r:embed="rId40"/>
+                    <a:blip r:embed="rId50"/>
                     <a:stretch>
                       <a:fillRect/>
                     </a:stretch>
@@ -12362,7 +10293,2166 @@
                   <pic:spPr>
                     <a:xfrm>
                       <a:off x="0" y="0"/>
-                      <a:ext cx="5303520" cy="3504935"/>
+                      <a:ext cx="5212080" cy="3164477"/>
+                    </a:xfrm>
+                    <a:prstGeom prst="rect"/>
+                  </pic:spPr>
+                </pic:pic>
+              </a:graphicData>
+            </a:graphic>
+          </wp:inline>
+        </w:drawing>
+      </w:r>
+    </w:p>
+    <w:p>
+      <w:pPr>
+        <w:jc w:val="center"/>
+      </w:pPr>
+      <w:r>
+        <w:t xml:space="preserve">Gambar 2. 2 </w:t>
+      </w:r>
+      <w:r>
+        <w:rPr>
+          <w:i/>
+          <w:iCs/>
+        </w:rPr>
+      </w:r>
+      <w:r/>
+      <w:r>
+        <w:rPr>
+          <w:i/>
+        </w:rPr>
+        <w:t>Black Box Testing</w:t>
+      </w:r>
+    </w:p>
+    <w:p>
+      <w:pPr>
+        <w:pStyle w:val="NoSpacing"/>
+        <w:ind w:firstLine="720"/>
+      </w:pPr>
+      <w:r>
+        <w:rPr>
+          <w:i/>
+          <w:iCs/>
+        </w:rPr>
+        <w:t>Black Box Testing</w:t>
+      </w:r>
+      <w:r/>
+      <w:r>
+        <w:rPr>
+          <w:i/>
+          <w:iCs/>
+        </w:rPr>
+      </w:r>
+      <w:r/>
+      <w:proofErr w:type="spellStart"/>
+      <w:r>
+        <w:rPr>
+          <w:i/>
+          <w:iCs/>
+        </w:rPr>
+      </w:r>
+      <w:proofErr w:type="spellEnd"/>
+      <w:r/>
+      <w:proofErr w:type="spellStart"/>
+      <w:r>
+        <w:rPr>
+          <w:i/>
+          <w:iCs/>
+        </w:rPr>
+      </w:r>
+      <w:proofErr w:type="spellEnd"/>
+      <w:r/>
+      <w:r>
+        <w:rPr>
+          <w:i/>
+        </w:rPr>
+      </w:r>
+      <w:r/>
+      <w:r>
+        <w:rPr>
+          <w:i/>
+          <w:iCs/>
+        </w:rPr>
+      </w:r>
+      <w:r>
+        <w:rPr>
+          <w:i/>
+        </w:rPr>
+      </w:r>
+      <w:proofErr w:type="spellStart"/>
+      <w:r>
+        <w:rPr>
+          <w:i/>
+          <w:iCs/>
+        </w:rPr>
+      </w:r>
+      <w:proofErr w:type="spellEnd"/>
+      <w:r/>
+      <w:r/>
+      <w:r>
+        <w:t xml:space="preserve"> bertujuan untuk menemukan kesalahan pada fungsi sistem, seperti kesalahan validasi input, proses pengolahan data, serta output yang dihasilkan. Pada penelitian ini, </w:t>
+      </w:r>
+      <w:r/>
+      <w:r>
+        <w:rPr>
+          <w:i/>
+        </w:rPr>
+        <w:t>Black Box Testing</w:t>
+      </w:r>
+      <w:r/>
+      <w:r>
+        <w:t xml:space="preserve"> diterapkan pada fungsi login, pengelolaan akun pengguna, kelola </w:t>
+      </w:r>
+      <w:r/>
+      <w:r>
+        <w:rPr/>
+        <w:t>capster</w:t>
+      </w:r>
+      <w:r/>
+      <w:r>
+        <w:t xml:space="preserve">, kelola layanan, input pendapatan harian oleh Admin/Pengelola atau Admin Harian, pembatasan akses input bagi </w:t>
+      </w:r>
+      <w:r>
+        <w:rPr/>
+        <w:t>Capster</w:t>
+      </w:r>
+      <w:r>
+        <w:rPr/>
+        <w:t xml:space="preserve"> biasa, input buku kas umum, input operasional, perhitungan pembagian hasil, pembatasan laporan berdasarkan </w:t>
+      </w:r>
+      <w:r/>
+      <w:r>
+        <w:rPr/>
+        <w:t>role</w:t>
+      </w:r>
+      <w:r/>
+      <w:r>
+        <w:t xml:space="preserve">, tampilan laporan, pencatatan Pendapatan Usaha dari bagian pondok, dan penyimpanan data ke </w:t>
+      </w:r>
+      <w:r/>
+      <w:r>
+        <w:rPr>
+          <w:i/>
+        </w:rPr>
+        <w:t>Cloud Firestore</w:t>
+      </w:r>
+      <w:r/>
+      <w:r>
+        <w:t>.</w:t>
+      </w:r>
+    </w:p>
+    <w:p>
+      <w:pPr>
+        <w:pStyle w:val="Heading2"/>
+        <w:jc w:val="left"/>
+      </w:pPr>
+      <w:r>
+        <w:t>2.7.   Kerangka Berpikir</w:t>
+      </w:r>
+    </w:p>
+    <w:p>
+      <w:r>
+        <w:t>Kerangka berpikir merupakan dasar dalam keseluruhan proses penelitian yang menggambarkan hubungan antara permasalahan, teori, metode, teknologi, dan hasil yang ingin dicapai. Kerangka berpikir digunakan untuk memperjelas arah penelitian agar proses pengembangan sistem sesuai dengan kebutuhan objek penelitian. Kerangka berpikir pada penelitian ini dapat dilihat pada Gambar 2.3 berikut:</w:t>
+      </w:r>
+    </w:p>
+    <w:p>
+      <w:pPr>
+        <w:jc w:val="center"/>
+      </w:pPr>
+      <w:r>
+        <w:drawing>
+          <wp:inline xmlns:a="http://schemas.openxmlformats.org/drawingml/2006/main" xmlns:pic="http://schemas.openxmlformats.org/drawingml/2006/picture">
+            <wp:extent cx="5212080" cy="3164477"/>
+            <wp:docPr id="1069574688" name="Picture 1069574688"/>
+            <wp:cNvGraphicFramePr>
+              <a:graphicFrameLocks noChangeAspect="1"/>
+            </wp:cNvGraphicFramePr>
+            <a:graphic>
+              <a:graphicData uri="http://schemas.openxmlformats.org/drawingml/2006/picture">
+                <pic:pic>
+                  <pic:nvPicPr>
+                    <pic:cNvPr id="0" name="gambar_2_3_kerangka.png"/>
+                    <pic:cNvPicPr/>
+                  </pic:nvPicPr>
+                  <pic:blipFill>
+                    <a:blip r:embed="rId51"/>
+                    <a:stretch>
+                      <a:fillRect/>
+                    </a:stretch>
+                  </pic:blipFill>
+                  <pic:spPr>
+                    <a:xfrm>
+                      <a:off x="0" y="0"/>
+                      <a:ext cx="5212080" cy="3164477"/>
+                    </a:xfrm>
+                    <a:prstGeom prst="rect"/>
+                  </pic:spPr>
+                </pic:pic>
+              </a:graphicData>
+            </a:graphic>
+          </wp:inline>
+        </w:drawing>
+      </w:r>
+    </w:p>
+    <w:p>
+      <w:pPr>
+        <w:jc w:val="center"/>
+      </w:pPr>
+      <w:r>
+        <w:t>Gambar 2. 3 Kerangka Berpikir</w:t>
+      </w:r>
+    </w:p>
+    <w:p>
+      <w:r>
+        <w:t xml:space="preserve">Penelitian ini diawali dari adanya permasalahan pada proses pencatatan pendapatan harian, buku kas umum, biaya operasional, dan pembagian hasil </w:t>
+      </w:r>
+      <w:proofErr w:type="spellStart"/>
+      <w:r>
+        <w:rPr>
+          <w:i/>
+          <w:iCs/>
+        </w:rPr>
+      </w:r>
+      <w:proofErr w:type="spellEnd"/>
+      <w:r/>
+      <w:r>
+        <w:rPr>
+          <w:i/>
+        </w:rPr>
+      </w:r>
+      <w:r/>
+      <w:r/>
+      <w:r/>
+      <w:r>
+        <w:rPr/>
+        <w:t>capster</w:t>
+      </w:r>
+      <w:r/>
+      <w:r>
+        <w:t xml:space="preserve"> pada </w:t>
+      </w:r>
+      <w:r/>
+      <w:r>
+        <w:rPr/>
+        <w:t>Garden Barbershop</w:t>
+      </w:r>
+      <w:r/>
+      <w:r>
+        <w:t>. Proses pencatatan yang belum didukung aplikasi khusus berisiko menyebabkan kesalahan input, keterlambatan laporan, serta potensi ketidaksesuaian pencatatan transaksi.</w:t>
+      </w:r>
+    </w:p>
+    <w:p>
+      <w:r>
+        <w:t xml:space="preserve">Untuk mengatasi permasalahan tersebut, penelitian ini merancang dan membangun aplikasi </w:t>
+      </w:r>
+      <w:r>
+        <w:rPr>
+          <w:i/>
+        </w:rPr>
+      </w:r>
+      <w:r/>
+      <w:r>
+        <w:rPr>
+          <w:i/>
+        </w:rPr>
+      </w:r>
+      <w:r/>
+      <w:r>
+        <w:rPr>
+          <w:i/>
+        </w:rPr>
+      </w:r>
+      <w:r/>
+      <w:r>
+        <w:rPr>
+          <w:i/>
+          <w:iCs/>
+        </w:rPr>
+      </w:r>
+      <w:r/>
+      <w:r>
+        <w:rPr>
+          <w:i/>
+        </w:rPr>
+      </w:r>
+      <w:r/>
+      <w:proofErr w:type="spellStart"/>
+      <w:r>
+        <w:rPr>
+          <w:i/>
+          <w:iCs/>
+        </w:rPr>
+      </w:r>
+      <w:proofErr w:type="spellEnd"/>
+      <w:r/>
+      <w:proofErr w:type="spellStart"/>
+      <w:r>
+        <w:rPr>
+          <w:i/>
+          <w:iCs/>
+        </w:rPr>
+      </w:r>
+      <w:proofErr w:type="spellEnd"/>
+      <w:r/>
+      <w:r/>
+      <w:r>
+        <w:rPr/>
+        <w:t>Garden Barbershop Finance</w:t>
+      </w:r>
+      <w:r/>
+      <w:r>
+        <w:t xml:space="preserve"> berbasis </w:t>
+      </w:r>
+      <w:r/>
+      <w:r>
+        <w:rPr>
+          <w:i/>
+        </w:rPr>
+        <w:t>Android</w:t>
+      </w:r>
+      <w:r/>
+      <w:r>
+        <w:t xml:space="preserve"> menggunakan </w:t>
+      </w:r>
+      <w:r/>
+      <w:r>
+        <w:rPr>
+          <w:i/>
+        </w:rPr>
+        <w:t>Flutter</w:t>
+      </w:r>
+      <w:r/>
+      <w:r>
+        <w:t xml:space="preserve"> dan </w:t>
+      </w:r>
+      <w:r/>
+      <w:r>
+        <w:rPr>
+          <w:i/>
+        </w:rPr>
+        <w:t>Firebase</w:t>
+      </w:r>
+      <w:r/>
+      <w:r>
+        <w:t xml:space="preserve">. Sistem dilengkapi pembagian </w:t>
+      </w:r>
+      <w:r/>
+      <w:r>
+        <w:rPr/>
+        <w:t>role</w:t>
+      </w:r>
+      <w:r/>
+      <w:r>
+        <w:t xml:space="preserve"> pengguna agar Admin/Pengelola dapat mengelola seluruh data, Admin Harian atau </w:t>
+      </w:r>
+      <w:r/>
+      <w:r>
+        <w:rPr/>
+        <w:t>capster</w:t>
+      </w:r>
+      <w:r/>
+      <w:r>
+        <w:t xml:space="preserve"> senior dapat membantu input pendapatan, </w:t>
+      </w:r>
+      <w:r>
+        <w:rPr/>
+        <w:t>Capster</w:t>
+      </w:r>
+      <w:r>
+        <w:rPr/>
+        <w:t xml:space="preserve"> biasa hanya dapat melihat laporan miliknya sendiri, dan Pemilik dapat memantau laporan usaha. Sistem yang dikembangkan diharapkan dapat membantu pencatatan pendapatan, pengelolaan buku kas umum, penghitungan pembagian hasil, serta penyajian laporan secara lebih terstruktur.</w:t>
+      </w:r>
+    </w:p>
+    <w:p>
+      <w:pPr>
+        <w:sectPr>
+          <w:pgSz w:w="12240" w:h="15840"/>
+          <w:pgMar w:top="2268" w:right="1701" w:bottom="1701" w:left="2268" w:header="720" w:footer="720" w:gutter="0"/>
+          <w:cols w:space="720"/>
+          <w:docGrid w:linePitch="360"/>
+        </w:sectPr>
+      </w:pPr>
+    </w:p>
+    <w:p>
+      <w:pPr>
+        <w:spacing w:line="360" w:lineRule="auto" w:after="0"/>
+        <w:jc w:val="center"/>
+      </w:pPr>
+      <w:r>
+        <w:rPr>
+          <w:rFonts w:ascii="Times New Roman" w:hAnsi="Times New Roman"/>
+          <w:b/>
+          <w:sz w:val="24"/>
+        </w:rPr>
+        <w:t>BAB III</w:t>
+        <w:br/>
+        <w:t>METODE PENELITIAN</w:t>
+      </w:r>
+    </w:p>
+    <w:p>
+      <w:pPr>
+        <w:spacing w:line="360" w:lineRule="auto" w:after="0"/>
+      </w:pPr>
+      <w:r>
+        <w:rPr>
+          <w:rFonts w:ascii="Times New Roman" w:hAnsi="Times New Roman"/>
+          <w:b/>
+          <w:sz w:val="24"/>
+        </w:rPr>
+        <w:t>3.1.   Tahapan Penelitian</w:t>
+      </w:r>
+    </w:p>
+    <w:p>
+      <w:pPr>
+        <w:spacing w:line="360" w:lineRule="auto" w:after="0"/>
+        <w:ind w:firstLine="504"/>
+        <w:jc w:val="both"/>
+      </w:pPr>
+      <w:r>
+        <w:rPr>
+          <w:rFonts w:ascii="Times New Roman" w:hAnsi="Times New Roman"/>
+          <w:b w:val="0"/>
+          <w:sz w:val="24"/>
+        </w:rPr>
+        <w:t>Tahapan penelitian yang akan dilaksanakan pada penelitian ini agar hasil yang dicapai sesuai dengan tujuan yang telah ditentukan, beberapa tahapan penelitian tersebut dapat dilihat pada Gambar 3.1 berikut:</w:t>
+      </w:r>
+    </w:p>
+    <w:p>
+      <w:pPr>
+        <w:jc w:val="center"/>
+      </w:pPr>
+      <w:r>
+        <w:drawing>
+          <wp:inline xmlns:a="http://schemas.openxmlformats.org/drawingml/2006/main" xmlns:pic="http://schemas.openxmlformats.org/drawingml/2006/picture">
+            <wp:extent cx="5212080" cy="3164477"/>
+            <wp:docPr id="1069574689" name="Picture 1069574689"/>
+            <wp:cNvGraphicFramePr>
+              <a:graphicFrameLocks noChangeAspect="1"/>
+            </wp:cNvGraphicFramePr>
+            <a:graphic>
+              <a:graphicData uri="http://schemas.openxmlformats.org/drawingml/2006/picture">
+                <pic:pic>
+                  <pic:nvPicPr>
+                    <pic:cNvPr id="0" name="gambar_3_1_tahapan.png"/>
+                    <pic:cNvPicPr/>
+                  </pic:nvPicPr>
+                  <pic:blipFill>
+                    <a:blip r:embed="rId52"/>
+                    <a:stretch>
+                      <a:fillRect/>
+                    </a:stretch>
+                  </pic:blipFill>
+                  <pic:spPr>
+                    <a:xfrm>
+                      <a:off x="0" y="0"/>
+                      <a:ext cx="5212080" cy="3164477"/>
+                    </a:xfrm>
+                    <a:prstGeom prst="rect"/>
+                  </pic:spPr>
+                </pic:pic>
+              </a:graphicData>
+            </a:graphic>
+          </wp:inline>
+        </w:drawing>
+      </w:r>
+    </w:p>
+    <w:p>
+      <w:pPr>
+        <w:spacing w:line="360" w:lineRule="auto" w:after="0"/>
+        <w:jc w:val="center"/>
+      </w:pPr>
+      <w:r>
+        <w:rPr>
+          <w:rFonts w:ascii="Times New Roman" w:hAnsi="Times New Roman"/>
+          <w:b w:val="0"/>
+          <w:sz w:val="24"/>
+        </w:rPr>
+        <w:t>Gambar 3. 1 Tahapan Penelitian</w:t>
+      </w:r>
+    </w:p>
+    <w:p>
+      <w:pPr>
+        <w:spacing w:line="360" w:lineRule="auto" w:after="0"/>
+        <w:ind w:firstLine="504"/>
+        <w:jc w:val="both"/>
+      </w:pPr>
+      <w:r>
+        <w:rPr>
+          <w:rFonts w:ascii="Times New Roman" w:hAnsi="Times New Roman"/>
+          <w:b w:val="0"/>
+          <w:sz w:val="24"/>
+        </w:rPr>
+        <w:t>Berdasarkan diagram alur penelitian yang telah disajikan, berikut merupakan penjelasan dari setiap tahapan dalam penelitian ini:</w:t>
+      </w:r>
+    </w:p>
+    <w:p>
+      <w:pPr>
+        <w:spacing w:line="360" w:lineRule="auto" w:after="0"/>
+        <w:ind w:left="0"/>
+        <w:jc w:val="both"/>
+      </w:pPr>
+      <w:r>
+        <w:rPr>
+          <w:rFonts w:ascii="Times New Roman" w:hAnsi="Times New Roman"/>
+          <w:b w:val="0"/>
+          <w:sz w:val="24"/>
+        </w:rPr>
+        <w:t>1. Identifikasi Masalah</w:t>
+      </w:r>
+    </w:p>
+    <w:p>
+      <w:pPr>
+        <w:spacing w:line="360" w:lineRule="auto" w:after="0"/>
+        <w:ind w:firstLine="504"/>
+        <w:jc w:val="both"/>
+      </w:pPr>
+      <w:r>
+        <w:rPr>
+          <w:rFonts w:ascii="Times New Roman" w:hAnsi="Times New Roman"/>
+          <w:b w:val="0"/>
+          <w:sz w:val="24"/>
+        </w:rPr>
+        <w:t xml:space="preserve">Tahap pertama dalam penelitian ini adalah melakukan identifikasi masalah yang terjadi pada </w:t>
+      </w:r>
+      <w:r>
+        <w:rPr>
+          <w:rFonts w:ascii="Times New Roman" w:hAnsi="Times New Roman"/>
+          <w:b w:val="0"/>
+          <w:sz w:val="24"/>
+        </w:rPr>
+        <w:t>Garden Barbershop</w:t>
+      </w:r>
+      <w:r>
+        <w:rPr>
+          <w:rFonts w:ascii="Times New Roman" w:hAnsi="Times New Roman"/>
+          <w:b w:val="0"/>
+          <w:sz w:val="24"/>
+        </w:rPr>
+        <w:t xml:space="preserve">, khususnya pada proses pencatatan pendapatan harian </w:t>
+      </w:r>
+      <w:r>
+        <w:rPr>
+          <w:rFonts w:ascii="Times New Roman" w:hAnsi="Times New Roman"/>
+          <w:b w:val="0"/>
+          <w:sz w:val="24"/>
+        </w:rPr>
+        <w:t>capster</w:t>
+      </w:r>
+      <w:r>
+        <w:rPr>
+          <w:rFonts w:ascii="Times New Roman" w:hAnsi="Times New Roman"/>
+          <w:b w:val="0"/>
+          <w:sz w:val="24"/>
+        </w:rPr>
+        <w:t xml:space="preserve">, buku kas umum, biaya operasional, serta pembagian hasil </w:t>
+      </w:r>
+      <w:r>
+        <w:rPr>
+          <w:rFonts w:ascii="Times New Roman" w:hAnsi="Times New Roman"/>
+          <w:b w:val="0"/>
+          <w:sz w:val="24"/>
+        </w:rPr>
+        <w:t>capster</w:t>
+      </w:r>
+      <w:r>
+        <w:rPr>
+          <w:rFonts w:ascii="Times New Roman" w:hAnsi="Times New Roman"/>
+          <w:b w:val="0"/>
+          <w:sz w:val="24"/>
+        </w:rPr>
+        <w:t>. Tahap ini bertujuan agar peneliti memahami permasalahan secara jelas sehingga dapat menentukan solusi yang tepat.</w:t>
+      </w:r>
+    </w:p>
+    <w:p>
+      <w:pPr>
+        <w:spacing w:line="360" w:lineRule="auto" w:after="0"/>
+        <w:ind w:left="0"/>
+        <w:jc w:val="both"/>
+      </w:pPr>
+      <w:r>
+        <w:rPr>
+          <w:rFonts w:ascii="Times New Roman" w:hAnsi="Times New Roman"/>
+          <w:b w:val="0"/>
+          <w:sz w:val="24"/>
+        </w:rPr>
+        <w:t>2. Pengumpulan Data</w:t>
+      </w:r>
+    </w:p>
+    <w:p>
+      <w:pPr>
+        <w:spacing w:line="360" w:lineRule="auto" w:after="0"/>
+        <w:ind w:firstLine="504"/>
+        <w:jc w:val="both"/>
+      </w:pPr>
+      <w:r>
+        <w:rPr>
+          <w:rFonts w:ascii="Times New Roman" w:hAnsi="Times New Roman"/>
+          <w:b w:val="0"/>
+          <w:sz w:val="24"/>
+        </w:rPr>
+        <w:t>Proses pengumpulan data dalam penelitian ini dilakukan melalui beberapa metode yaitu:</w:t>
+      </w:r>
+    </w:p>
+    <w:p>
+      <w:pPr>
+        <w:spacing w:line="360" w:lineRule="auto" w:after="0"/>
+        <w:ind w:left="504"/>
+        <w:jc w:val="both"/>
+      </w:pPr>
+      <w:r>
+        <w:rPr>
+          <w:rFonts w:ascii="Times New Roman" w:hAnsi="Times New Roman"/>
+          <w:b w:val="0"/>
+          <w:sz w:val="24"/>
+        </w:rPr>
+        <w:t>a. Wawancara</w:t>
+      </w:r>
+    </w:p>
+    <w:p>
+      <w:pPr>
+        <w:spacing w:line="360" w:lineRule="auto" w:after="0"/>
+        <w:ind w:firstLine="504"/>
+        <w:jc w:val="both"/>
+      </w:pPr>
+      <w:r>
+        <w:rPr>
+          <w:rFonts w:ascii="Times New Roman" w:hAnsi="Times New Roman"/>
+          <w:b w:val="0"/>
+          <w:sz w:val="24"/>
+        </w:rPr>
+        <w:t xml:space="preserve">Metode pengumpulan data yang digunakan adalah wawancara langsung, yaitu dengan melakukan tanya jawab dengan pengelola </w:t>
+      </w:r>
+      <w:r>
+        <w:rPr>
+          <w:rFonts w:ascii="Times New Roman" w:hAnsi="Times New Roman"/>
+          <w:b w:val="0"/>
+          <w:sz w:val="24"/>
+        </w:rPr>
+        <w:t>Garden Barbershop</w:t>
+      </w:r>
+      <w:r>
+        <w:rPr>
+          <w:rFonts w:ascii="Times New Roman" w:hAnsi="Times New Roman"/>
+          <w:b w:val="0"/>
+          <w:sz w:val="24"/>
+        </w:rPr>
+        <w:t xml:space="preserve"> untuk mempe</w:t>
+      </w:r>
+      <w:r>
+        <w:rPr>
+          <w:rFonts w:ascii="Times New Roman" w:hAnsi="Times New Roman"/>
+          <w:b w:val="0"/>
+          <w:sz w:val="24"/>
+        </w:rPr>
+        <w:t>role</w:t>
+      </w:r>
+      <w:r>
+        <w:rPr>
+          <w:rFonts w:ascii="Times New Roman" w:hAnsi="Times New Roman"/>
+          <w:b w:val="0"/>
+          <w:sz w:val="24"/>
+        </w:rPr>
+        <w:t xml:space="preserve">h informasi terkait proses pencatatan pendapatan, pembagian hasil </w:t>
+      </w:r>
+      <w:r>
+        <w:rPr>
+          <w:rFonts w:ascii="Times New Roman" w:hAnsi="Times New Roman"/>
+          <w:b w:val="0"/>
+          <w:sz w:val="24"/>
+        </w:rPr>
+        <w:t>capster</w:t>
+      </w:r>
+      <w:r>
+        <w:rPr>
+          <w:rFonts w:ascii="Times New Roman" w:hAnsi="Times New Roman"/>
+          <w:b w:val="0"/>
+          <w:sz w:val="24"/>
+        </w:rPr>
+        <w:t>, kendala pencatatan manual, serta kebutuhan sistem yang diinginkan.</w:t>
+      </w:r>
+    </w:p>
+    <w:p>
+      <w:pPr>
+        <w:spacing w:line="360" w:lineRule="auto" w:after="0"/>
+        <w:ind w:left="504"/>
+        <w:jc w:val="both"/>
+      </w:pPr>
+      <w:r>
+        <w:rPr>
+          <w:rFonts w:ascii="Times New Roman" w:hAnsi="Times New Roman"/>
+          <w:b w:val="0"/>
+          <w:sz w:val="24"/>
+        </w:rPr>
+        <w:t>b. Observasi</w:t>
+      </w:r>
+    </w:p>
+    <w:p>
+      <w:pPr>
+        <w:spacing w:line="360" w:lineRule="auto" w:after="0"/>
+        <w:ind w:firstLine="504"/>
+        <w:jc w:val="both"/>
+      </w:pPr>
+      <w:r>
+        <w:rPr>
+          <w:rFonts w:ascii="Times New Roman" w:hAnsi="Times New Roman"/>
+          <w:b w:val="0"/>
+          <w:sz w:val="24"/>
+        </w:rPr>
+        <w:t xml:space="preserve">Observasi dilakukan dengan mengamati proses pencatatan dan pengelolaan laporan yang digunakan pada </w:t>
+      </w:r>
+      <w:r>
+        <w:rPr>
+          <w:rFonts w:ascii="Times New Roman" w:hAnsi="Times New Roman"/>
+          <w:b w:val="0"/>
+          <w:sz w:val="24"/>
+        </w:rPr>
+        <w:t>Garden Barbershop</w:t>
+      </w:r>
+      <w:r>
+        <w:rPr>
+          <w:rFonts w:ascii="Times New Roman" w:hAnsi="Times New Roman"/>
+          <w:b w:val="0"/>
+          <w:sz w:val="24"/>
+        </w:rPr>
+        <w:t>. Kegiatan observasi diarahkan pada alur input pendapatan harian, buku kas umum, biaya operasional, dan penyusunan laporan pembagian hasil.</w:t>
+      </w:r>
+    </w:p>
+    <w:p>
+      <w:pPr>
+        <w:spacing w:line="360" w:lineRule="auto" w:after="0"/>
+        <w:ind w:left="504"/>
+        <w:jc w:val="both"/>
+      </w:pPr>
+      <w:r>
+        <w:rPr>
+          <w:rFonts w:ascii="Times New Roman" w:hAnsi="Times New Roman"/>
+          <w:b w:val="0"/>
+          <w:sz w:val="24"/>
+        </w:rPr>
+        <w:t>c. Studi Pustaka</w:t>
+      </w:r>
+    </w:p>
+    <w:p>
+      <w:pPr>
+        <w:spacing w:line="360" w:lineRule="auto" w:after="0"/>
+        <w:ind w:firstLine="504"/>
+        <w:jc w:val="both"/>
+      </w:pPr>
+      <w:r>
+        <w:rPr>
+          <w:rFonts w:ascii="Times New Roman" w:hAnsi="Times New Roman"/>
+          <w:b w:val="0"/>
+          <w:sz w:val="24"/>
+        </w:rPr>
+        <w:t xml:space="preserve">Studi pustaka merupakan metode pengumpulan data yang dilakukan dengan cara mencari dan mempelajari berbagai sumber yang relevan, seperti buku, artikel, jurnal, dan referensi yang berkaitan dengan aplikasi </w:t>
+      </w:r>
+      <w:r>
+        <w:rPr>
+          <w:rFonts w:ascii="Times New Roman" w:hAnsi="Times New Roman"/>
+          <w:b w:val="0"/>
+          <w:i/>
+          <w:sz w:val="24"/>
+        </w:rPr>
+        <w:t>Android</w:t>
+      </w:r>
+      <w:r>
+        <w:rPr>
+          <w:rFonts w:ascii="Times New Roman" w:hAnsi="Times New Roman"/>
+          <w:b w:val="0"/>
+          <w:sz w:val="24"/>
+        </w:rPr>
+        <w:t xml:space="preserve">, sistem informasi, </w:t>
+      </w:r>
+      <w:r>
+        <w:rPr>
+          <w:rFonts w:ascii="Times New Roman" w:hAnsi="Times New Roman"/>
+          <w:b w:val="0"/>
+          <w:i/>
+          <w:sz w:val="24"/>
+        </w:rPr>
+        <w:t>Firebase</w:t>
+      </w:r>
+      <w:r>
+        <w:rPr>
+          <w:rFonts w:ascii="Times New Roman" w:hAnsi="Times New Roman"/>
+          <w:b w:val="0"/>
+          <w:sz w:val="24"/>
+        </w:rPr>
+        <w:t xml:space="preserve">, metode </w:t>
+      </w:r>
+      <w:r>
+        <w:rPr>
+          <w:rFonts w:ascii="Times New Roman" w:hAnsi="Times New Roman"/>
+          <w:b w:val="0"/>
+          <w:i/>
+          <w:sz w:val="24"/>
+        </w:rPr>
+        <w:t>Waterfall</w:t>
+      </w:r>
+      <w:r>
+        <w:rPr>
+          <w:rFonts w:ascii="Times New Roman" w:hAnsi="Times New Roman"/>
+          <w:b w:val="0"/>
+          <w:sz w:val="24"/>
+        </w:rPr>
+        <w:t xml:space="preserve">, serta </w:t>
+      </w:r>
+      <w:r>
+        <w:rPr>
+          <w:rFonts w:ascii="Times New Roman" w:hAnsi="Times New Roman"/>
+          <w:b w:val="0"/>
+          <w:i/>
+          <w:sz w:val="24"/>
+        </w:rPr>
+        <w:t>Black Box Testing</w:t>
+      </w:r>
+      <w:r>
+        <w:rPr>
+          <w:rFonts w:ascii="Times New Roman" w:hAnsi="Times New Roman"/>
+          <w:b w:val="0"/>
+          <w:sz w:val="24"/>
+        </w:rPr>
+        <w:t>. Tujuan dari studi pustaka ini adalah untuk membangun dasar teori yang kuat sehingga dapat mendukung penelitian yang dilakukan.</w:t>
+      </w:r>
+    </w:p>
+    <w:p>
+      <w:pPr>
+        <w:spacing w:line="360" w:lineRule="auto" w:after="0"/>
+        <w:ind w:left="504"/>
+        <w:jc w:val="both"/>
+      </w:pPr>
+      <w:r>
+        <w:rPr>
+          <w:rFonts w:ascii="Times New Roman" w:hAnsi="Times New Roman"/>
+          <w:b w:val="0"/>
+          <w:sz w:val="24"/>
+        </w:rPr>
+        <w:t>d. Dokumentasi</w:t>
+      </w:r>
+    </w:p>
+    <w:p>
+      <w:pPr>
+        <w:spacing w:line="360" w:lineRule="auto" w:after="0"/>
+        <w:ind w:firstLine="504"/>
+        <w:jc w:val="both"/>
+      </w:pPr>
+      <w:r>
+        <w:rPr>
+          <w:rFonts w:ascii="Times New Roman" w:hAnsi="Times New Roman"/>
+          <w:b w:val="0"/>
+          <w:sz w:val="24"/>
+        </w:rPr>
+        <w:t xml:space="preserve">Dokumentasi dilakukan dengan mempelajari contoh laporan </w:t>
+      </w:r>
+      <w:r>
+        <w:rPr>
+          <w:rFonts w:ascii="Times New Roman" w:hAnsi="Times New Roman"/>
+          <w:b w:val="0"/>
+          <w:i/>
+          <w:sz w:val="24"/>
+        </w:rPr>
+        <w:t>Google Spreadsheet</w:t>
+      </w:r>
+      <w:r>
+        <w:rPr>
+          <w:rFonts w:ascii="Times New Roman" w:hAnsi="Times New Roman"/>
+          <w:b w:val="0"/>
+          <w:sz w:val="24"/>
+        </w:rPr>
+        <w:t xml:space="preserve"> </w:t>
+      </w:r>
+      <w:r>
+        <w:rPr>
+          <w:rFonts w:ascii="Times New Roman" w:hAnsi="Times New Roman"/>
+          <w:b w:val="0"/>
+          <w:sz w:val="24"/>
+        </w:rPr>
+        <w:t>Garden Barbershop</w:t>
+      </w:r>
+      <w:r>
+        <w:rPr>
+          <w:rFonts w:ascii="Times New Roman" w:hAnsi="Times New Roman"/>
+          <w:b w:val="0"/>
+          <w:sz w:val="24"/>
+        </w:rPr>
+        <w:t xml:space="preserve"> periode Mei 2026. Dokumen tersebut digunakan untuk memahami format laporan berjalan, jenis data yang dicatat, dan pola perhitungan pembagian hasil </w:t>
+      </w:r>
+      <w:r>
+        <w:rPr>
+          <w:rFonts w:ascii="Times New Roman" w:hAnsi="Times New Roman"/>
+          <w:b w:val="0"/>
+          <w:sz w:val="24"/>
+        </w:rPr>
+        <w:t>capster</w:t>
+      </w:r>
+      <w:r>
+        <w:rPr>
+          <w:rFonts w:ascii="Times New Roman" w:hAnsi="Times New Roman"/>
+          <w:b w:val="0"/>
+          <w:sz w:val="24"/>
+        </w:rPr>
+        <w:t>.</w:t>
+      </w:r>
+    </w:p>
+    <w:p>
+      <w:pPr>
+        <w:spacing w:line="360" w:lineRule="auto" w:after="0"/>
+        <w:ind w:left="0"/>
+        <w:jc w:val="both"/>
+      </w:pPr>
+      <w:r>
+        <w:rPr>
+          <w:rFonts w:ascii="Times New Roman" w:hAnsi="Times New Roman"/>
+          <w:b w:val="0"/>
+          <w:sz w:val="24"/>
+        </w:rPr>
+        <w:t>3. Analisis Kebutuhan Sistem</w:t>
+      </w:r>
+    </w:p>
+    <w:p>
+      <w:pPr>
+        <w:spacing w:line="360" w:lineRule="auto" w:after="0"/>
+        <w:ind w:firstLine="504"/>
+        <w:jc w:val="both"/>
+      </w:pPr>
+      <w:r>
+        <w:rPr>
+          <w:rFonts w:ascii="Times New Roman" w:hAnsi="Times New Roman"/>
+          <w:b w:val="0"/>
+          <w:sz w:val="24"/>
+        </w:rPr>
+        <w:t xml:space="preserve">Pada tahap ini dilakukan analisis terhadap data yang telah dikumpulkan untuk menentukan kebutuhan sistem. Kebutuhan tersebut meliputi pengelolaan data </w:t>
+      </w:r>
+      <w:r>
+        <w:rPr>
+          <w:rFonts w:ascii="Times New Roman" w:hAnsi="Times New Roman"/>
+          <w:b w:val="0"/>
+          <w:sz w:val="24"/>
+        </w:rPr>
+        <w:t>capster</w:t>
+      </w:r>
+      <w:r>
+        <w:rPr>
+          <w:rFonts w:ascii="Times New Roman" w:hAnsi="Times New Roman"/>
+          <w:b w:val="0"/>
+          <w:sz w:val="24"/>
+        </w:rPr>
+        <w:t xml:space="preserve">, data layanan, akun pengguna, pendapatan harian, buku kas umum, biaya operasional, pembagian hasil </w:t>
+      </w:r>
+      <w:r>
+        <w:rPr>
+          <w:rFonts w:ascii="Times New Roman" w:hAnsi="Times New Roman"/>
+          <w:b w:val="0"/>
+          <w:sz w:val="24"/>
+        </w:rPr>
+        <w:t>capster</w:t>
+      </w:r>
+      <w:r>
+        <w:rPr>
+          <w:rFonts w:ascii="Times New Roman" w:hAnsi="Times New Roman"/>
+          <w:b w:val="0"/>
+          <w:sz w:val="24"/>
+        </w:rPr>
+        <w:t xml:space="preserve">, serta pembatasan hak akses pengguna. Analisis ini bertujuan agar sistem yang dibangun sesuai dengan kebutuhan pengguna internal </w:t>
+      </w:r>
+      <w:r>
+        <w:rPr>
+          <w:rFonts w:ascii="Times New Roman" w:hAnsi="Times New Roman"/>
+          <w:b w:val="0"/>
+          <w:sz w:val="24"/>
+        </w:rPr>
+        <w:t>Garden Barbershop</w:t>
+      </w:r>
+      <w:r>
+        <w:rPr>
+          <w:rFonts w:ascii="Times New Roman" w:hAnsi="Times New Roman"/>
+          <w:b w:val="0"/>
+          <w:sz w:val="24"/>
+        </w:rPr>
+        <w:t>.</w:t>
+      </w:r>
+    </w:p>
+    <w:p>
+      <w:pPr>
+        <w:spacing w:line="360" w:lineRule="auto" w:after="0"/>
+        <w:ind w:left="0"/>
+        <w:jc w:val="both"/>
+      </w:pPr>
+      <w:r>
+        <w:rPr>
+          <w:rFonts w:ascii="Times New Roman" w:hAnsi="Times New Roman"/>
+          <w:b w:val="0"/>
+          <w:sz w:val="24"/>
+        </w:rPr>
+        <w:t>4. Perancangan Sistem</w:t>
+      </w:r>
+    </w:p>
+    <w:p>
+      <w:pPr>
+        <w:spacing w:line="360" w:lineRule="auto" w:after="0"/>
+        <w:ind w:firstLine="504"/>
+        <w:jc w:val="both"/>
+      </w:pPr>
+      <w:r>
+        <w:rPr>
+          <w:rFonts w:ascii="Times New Roman" w:hAnsi="Times New Roman"/>
+          <w:b w:val="0"/>
+          <w:sz w:val="24"/>
+        </w:rPr>
+        <w:t xml:space="preserve">Perancangan sistem dilakukan untuk memberikan gambaran mengenai sistem yang akan dibangun. Tahap ini meliputi perancangan alur sistem, pemodelan UML, rancangan </w:t>
+      </w:r>
+      <w:r>
+        <w:rPr>
+          <w:rFonts w:ascii="Times New Roman" w:hAnsi="Times New Roman"/>
+          <w:b w:val="0"/>
+          <w:i/>
+          <w:sz w:val="24"/>
+        </w:rPr>
+        <w:t>database</w:t>
+      </w:r>
+      <w:r>
+        <w:rPr>
+          <w:rFonts w:ascii="Times New Roman" w:hAnsi="Times New Roman"/>
+          <w:b w:val="0"/>
+          <w:sz w:val="24"/>
+        </w:rPr>
+        <w:t xml:space="preserve"> </w:t>
+      </w:r>
+      <w:r>
+        <w:rPr>
+          <w:rFonts w:ascii="Times New Roman" w:hAnsi="Times New Roman"/>
+          <w:b w:val="0"/>
+          <w:i/>
+          <w:sz w:val="24"/>
+        </w:rPr>
+        <w:t>Firebase</w:t>
+      </w:r>
+      <w:r>
+        <w:rPr>
+          <w:rFonts w:ascii="Times New Roman" w:hAnsi="Times New Roman"/>
+          <w:b w:val="0"/>
+          <w:sz w:val="24"/>
+        </w:rPr>
+        <w:t xml:space="preserve">, dan rancangan antarmuka pengguna. Sistem dirancang berbasis aplikasi </w:t>
+      </w:r>
+      <w:r>
+        <w:rPr>
+          <w:rFonts w:ascii="Times New Roman" w:hAnsi="Times New Roman"/>
+          <w:b w:val="0"/>
+          <w:i/>
+          <w:sz w:val="24"/>
+        </w:rPr>
+        <w:t>Android</w:t>
+      </w:r>
+      <w:r>
+        <w:rPr>
+          <w:rFonts w:ascii="Times New Roman" w:hAnsi="Times New Roman"/>
+          <w:b w:val="0"/>
+          <w:sz w:val="24"/>
+        </w:rPr>
+        <w:t xml:space="preserve"> menggunakan </w:t>
+      </w:r>
+      <w:r>
+        <w:rPr>
+          <w:rFonts w:ascii="Times New Roman" w:hAnsi="Times New Roman"/>
+          <w:b w:val="0"/>
+          <w:i/>
+          <w:sz w:val="24"/>
+        </w:rPr>
+        <w:t>Flutter</w:t>
+      </w:r>
+      <w:r>
+        <w:rPr>
+          <w:rFonts w:ascii="Times New Roman" w:hAnsi="Times New Roman"/>
+          <w:b w:val="0"/>
+          <w:sz w:val="24"/>
+        </w:rPr>
+        <w:t xml:space="preserve"> dengan </w:t>
+      </w:r>
+      <w:r>
+        <w:rPr>
+          <w:rFonts w:ascii="Times New Roman" w:hAnsi="Times New Roman"/>
+          <w:b w:val="0"/>
+          <w:i/>
+          <w:sz w:val="24"/>
+        </w:rPr>
+        <w:t>Firebase Authentication</w:t>
+      </w:r>
+      <w:r>
+        <w:rPr>
+          <w:rFonts w:ascii="Times New Roman" w:hAnsi="Times New Roman"/>
+          <w:b w:val="0"/>
+          <w:sz w:val="24"/>
+        </w:rPr>
+        <w:t xml:space="preserve"> dan </w:t>
+      </w:r>
+      <w:r>
+        <w:rPr>
+          <w:rFonts w:ascii="Times New Roman" w:hAnsi="Times New Roman"/>
+          <w:b w:val="0"/>
+          <w:i/>
+          <w:sz w:val="24"/>
+        </w:rPr>
+        <w:t>Cloud Firestore</w:t>
+      </w:r>
+      <w:r>
+        <w:rPr>
+          <w:rFonts w:ascii="Times New Roman" w:hAnsi="Times New Roman"/>
+          <w:b w:val="0"/>
+          <w:sz w:val="24"/>
+        </w:rPr>
+        <w:t xml:space="preserve"> sebagai layanan </w:t>
+      </w:r>
+      <w:r>
+        <w:rPr>
+          <w:rFonts w:ascii="Times New Roman" w:hAnsi="Times New Roman"/>
+          <w:b w:val="0"/>
+          <w:i/>
+          <w:sz w:val="24"/>
+        </w:rPr>
+        <w:t>backend</w:t>
+      </w:r>
+      <w:r>
+        <w:rPr>
+          <w:rFonts w:ascii="Times New Roman" w:hAnsi="Times New Roman"/>
+          <w:b w:val="0"/>
+          <w:sz w:val="24"/>
+        </w:rPr>
+        <w:t>.</w:t>
+      </w:r>
+    </w:p>
+    <w:p>
+      <w:pPr>
+        <w:spacing w:line="360" w:lineRule="auto" w:after="0"/>
+        <w:ind w:left="0"/>
+        <w:jc w:val="both"/>
+      </w:pPr>
+      <w:r>
+        <w:rPr>
+          <w:rFonts w:ascii="Times New Roman" w:hAnsi="Times New Roman"/>
+          <w:b w:val="0"/>
+          <w:sz w:val="24"/>
+        </w:rPr>
+        <w:t>5. Pengembangan Sistem</w:t>
+      </w:r>
+    </w:p>
+    <w:p>
+      <w:pPr>
+        <w:spacing w:line="360" w:lineRule="auto" w:after="0"/>
+        <w:ind w:firstLine="504"/>
+        <w:jc w:val="both"/>
+      </w:pPr>
+      <w:r>
+        <w:rPr>
+          <w:rFonts w:ascii="Times New Roman" w:hAnsi="Times New Roman"/>
+          <w:b w:val="0"/>
+          <w:sz w:val="24"/>
+        </w:rPr>
+        <w:t xml:space="preserve">Tahap pengembangan sistem merupakan proses implementasi dari hasil perancangan ke dalam bentuk kode program. Aplikasi dibangun menggunakan bahasa pemrograman </w:t>
+      </w:r>
+      <w:r>
+        <w:rPr>
+          <w:rFonts w:ascii="Times New Roman" w:hAnsi="Times New Roman"/>
+          <w:b w:val="0"/>
+          <w:i/>
+          <w:sz w:val="24"/>
+        </w:rPr>
+        <w:t>Dart</w:t>
+      </w:r>
+      <w:r>
+        <w:rPr>
+          <w:rFonts w:ascii="Times New Roman" w:hAnsi="Times New Roman"/>
+          <w:b w:val="0"/>
+          <w:sz w:val="24"/>
+        </w:rPr>
+        <w:t xml:space="preserve"> dengan </w:t>
+      </w:r>
+      <w:r>
+        <w:rPr>
+          <w:rFonts w:ascii="Times New Roman" w:hAnsi="Times New Roman"/>
+          <w:b w:val="0"/>
+          <w:i/>
+          <w:sz w:val="24"/>
+        </w:rPr>
+        <w:t>framework</w:t>
+      </w:r>
+      <w:r>
+        <w:rPr>
+          <w:rFonts w:ascii="Times New Roman" w:hAnsi="Times New Roman"/>
+          <w:b w:val="0"/>
+          <w:sz w:val="24"/>
+        </w:rPr>
+        <w:t xml:space="preserve"> </w:t>
+      </w:r>
+      <w:r>
+        <w:rPr>
+          <w:rFonts w:ascii="Times New Roman" w:hAnsi="Times New Roman"/>
+          <w:b w:val="0"/>
+          <w:i/>
+          <w:sz w:val="24"/>
+        </w:rPr>
+        <w:t>Flutter</w:t>
+      </w:r>
+      <w:r>
+        <w:rPr>
+          <w:rFonts w:ascii="Times New Roman" w:hAnsi="Times New Roman"/>
+          <w:b w:val="0"/>
+          <w:sz w:val="24"/>
+        </w:rPr>
+        <w:t xml:space="preserve">. Fitur yang dikembangkan meliputi login pengguna, pengelolaan </w:t>
+      </w:r>
+      <w:r>
+        <w:rPr>
+          <w:rFonts w:ascii="Times New Roman" w:hAnsi="Times New Roman"/>
+          <w:b w:val="0"/>
+          <w:sz w:val="24"/>
+        </w:rPr>
+        <w:t>capster</w:t>
+      </w:r>
+      <w:r>
+        <w:rPr>
+          <w:rFonts w:ascii="Times New Roman" w:hAnsi="Times New Roman"/>
+          <w:b w:val="0"/>
+          <w:sz w:val="24"/>
+        </w:rPr>
+        <w:t>, pengelolaan layanan, input pendapatan harian, buku kas umum, biaya operasional, laporan pembagian hasil, dan pengelolaan akun pengguna.</w:t>
+      </w:r>
+    </w:p>
+    <w:p>
+      <w:pPr>
+        <w:spacing w:line="360" w:lineRule="auto" w:after="0"/>
+        <w:ind w:left="0"/>
+        <w:jc w:val="both"/>
+      </w:pPr>
+      <w:r>
+        <w:rPr>
+          <w:rFonts w:ascii="Times New Roman" w:hAnsi="Times New Roman"/>
+          <w:b w:val="0"/>
+          <w:sz w:val="24"/>
+        </w:rPr>
+        <w:t>6. Pengujian Sistem</w:t>
+      </w:r>
+    </w:p>
+    <w:p>
+      <w:pPr>
+        <w:spacing w:line="360" w:lineRule="auto" w:after="0"/>
+        <w:ind w:firstLine="504"/>
+        <w:jc w:val="both"/>
+      </w:pPr>
+      <w:r>
+        <w:rPr>
+          <w:rFonts w:ascii="Times New Roman" w:hAnsi="Times New Roman"/>
+          <w:b w:val="0"/>
+          <w:sz w:val="24"/>
+        </w:rPr>
+        <w:t xml:space="preserve">Tahap pengujian dilakukan untuk memastikan bahwa sistem berjalan dengan baik dan sesuai dengan kebutuhan pengguna. Pengujian dilakukan menggunakan metode </w:t>
+      </w:r>
+      <w:r>
+        <w:rPr>
+          <w:rFonts w:ascii="Times New Roman" w:hAnsi="Times New Roman"/>
+          <w:b w:val="0"/>
+          <w:i/>
+          <w:sz w:val="24"/>
+        </w:rPr>
+        <w:t>Black Box Testing</w:t>
+      </w:r>
+      <w:r>
+        <w:rPr>
+          <w:rFonts w:ascii="Times New Roman" w:hAnsi="Times New Roman"/>
+          <w:b w:val="0"/>
+          <w:sz w:val="24"/>
+        </w:rPr>
+        <w:t xml:space="preserve"> untuk menguji fungsi utama aplikasi berdasarkan input dan output yang dihasilkan.</w:t>
+      </w:r>
+    </w:p>
+    <w:p>
+      <w:pPr>
+        <w:spacing w:line="360" w:lineRule="auto" w:after="0"/>
+        <w:ind w:left="0"/>
+        <w:jc w:val="both"/>
+      </w:pPr>
+      <w:r>
+        <w:rPr>
+          <w:rFonts w:ascii="Times New Roman" w:hAnsi="Times New Roman"/>
+          <w:b w:val="0"/>
+          <w:sz w:val="24"/>
+        </w:rPr>
+        <w:t xml:space="preserve">7. Implementasi / </w:t>
+      </w:r>
+      <w:r>
+        <w:rPr>
+          <w:rFonts w:ascii="Times New Roman" w:hAnsi="Times New Roman"/>
+          <w:b w:val="0"/>
+          <w:i/>
+          <w:sz w:val="24"/>
+        </w:rPr>
+        <w:t>Deployment</w:t>
+      </w:r>
+    </w:p>
+    <w:p>
+      <w:pPr>
+        <w:spacing w:line="360" w:lineRule="auto" w:after="0"/>
+        <w:ind w:firstLine="504"/>
+        <w:jc w:val="both"/>
+      </w:pPr>
+      <w:r>
+        <w:rPr>
+          <w:rFonts w:ascii="Times New Roman" w:hAnsi="Times New Roman"/>
+          <w:b w:val="0"/>
+          <w:sz w:val="24"/>
+        </w:rPr>
+        <w:t xml:space="preserve">Pada tahap ini, aplikasi yang telah selesai dikembangkan disiapkan dalam bentuk aplikasi </w:t>
+      </w:r>
+      <w:r>
+        <w:rPr>
+          <w:rFonts w:ascii="Times New Roman" w:hAnsi="Times New Roman"/>
+          <w:b w:val="0"/>
+          <w:i/>
+          <w:sz w:val="24"/>
+        </w:rPr>
+        <w:t>Android</w:t>
+      </w:r>
+      <w:r>
+        <w:rPr>
+          <w:rFonts w:ascii="Times New Roman" w:hAnsi="Times New Roman"/>
+          <w:b w:val="0"/>
+          <w:sz w:val="24"/>
+        </w:rPr>
+        <w:t xml:space="preserve"> yang dapat dijalankan pada perangkat </w:t>
+      </w:r>
+      <w:r>
+        <w:rPr>
+          <w:rFonts w:ascii="Times New Roman" w:hAnsi="Times New Roman"/>
+          <w:b w:val="0"/>
+          <w:i/>
+          <w:sz w:val="24"/>
+        </w:rPr>
+        <w:t>smartphone</w:t>
+      </w:r>
+      <w:r>
+        <w:rPr>
+          <w:rFonts w:ascii="Times New Roman" w:hAnsi="Times New Roman"/>
+          <w:b w:val="0"/>
+          <w:sz w:val="24"/>
+        </w:rPr>
+        <w:t xml:space="preserve">. Selain itu, dilakukan konfigurasi </w:t>
+      </w:r>
+      <w:r>
+        <w:rPr>
+          <w:rFonts w:ascii="Times New Roman" w:hAnsi="Times New Roman"/>
+          <w:b w:val="0"/>
+          <w:i/>
+          <w:sz w:val="24"/>
+        </w:rPr>
+        <w:t>Firebase Authentication</w:t>
+      </w:r>
+      <w:r>
+        <w:rPr>
+          <w:rFonts w:ascii="Times New Roman" w:hAnsi="Times New Roman"/>
+          <w:b w:val="0"/>
+          <w:sz w:val="24"/>
+        </w:rPr>
+        <w:t xml:space="preserve"> dan </w:t>
+      </w:r>
+      <w:r>
+        <w:rPr>
+          <w:rFonts w:ascii="Times New Roman" w:hAnsi="Times New Roman"/>
+          <w:b w:val="0"/>
+          <w:i/>
+          <w:sz w:val="24"/>
+        </w:rPr>
+        <w:t>Cloud Firestore</w:t>
+      </w:r>
+      <w:r>
+        <w:rPr>
+          <w:rFonts w:ascii="Times New Roman" w:hAnsi="Times New Roman"/>
+          <w:b w:val="0"/>
+          <w:sz w:val="24"/>
+        </w:rPr>
+        <w:t xml:space="preserve"> agar aplikasi dapat digunakan sesuai kebutuhan pengelolaan data </w:t>
+      </w:r>
+      <w:r>
+        <w:rPr>
+          <w:rFonts w:ascii="Times New Roman" w:hAnsi="Times New Roman"/>
+          <w:b w:val="0"/>
+          <w:sz w:val="24"/>
+        </w:rPr>
+        <w:t>Garden Barbershop</w:t>
+      </w:r>
+      <w:r>
+        <w:rPr>
+          <w:rFonts w:ascii="Times New Roman" w:hAnsi="Times New Roman"/>
+          <w:b w:val="0"/>
+          <w:sz w:val="24"/>
+        </w:rPr>
+        <w:t>.</w:t>
+      </w:r>
+    </w:p>
+    <w:p>
+      <w:pPr>
+        <w:spacing w:line="360" w:lineRule="auto" w:after="0"/>
+        <w:ind w:left="0"/>
+        <w:jc w:val="both"/>
+      </w:pPr>
+      <w:r>
+        <w:rPr>
+          <w:rFonts w:ascii="Times New Roman" w:hAnsi="Times New Roman"/>
+          <w:b w:val="0"/>
+          <w:sz w:val="24"/>
+        </w:rPr>
+        <w:t>8. Evaluasi Sistem</w:t>
+      </w:r>
+    </w:p>
+    <w:p>
+      <w:pPr>
+        <w:spacing w:line="360" w:lineRule="auto" w:after="0"/>
+        <w:ind w:firstLine="504"/>
+        <w:jc w:val="both"/>
+      </w:pPr>
+      <w:r>
+        <w:rPr>
+          <w:rFonts w:ascii="Times New Roman" w:hAnsi="Times New Roman"/>
+          <w:b w:val="0"/>
+          <w:sz w:val="24"/>
+        </w:rPr>
+        <w:t xml:space="preserve">Tahap evaluasi dilakukan untuk menilai kinerja sistem setelah diuji dan digunakan. Jika ditemukan kekurangan atau kesalahan, maka dilakukan perbaikan untuk meningkatkan kualitas sistem agar dapat mendukung proses pengelolaan pendapatan dan pembagian hasil </w:t>
+      </w:r>
+      <w:r>
+        <w:rPr>
+          <w:rFonts w:ascii="Times New Roman" w:hAnsi="Times New Roman"/>
+          <w:b w:val="0"/>
+          <w:sz w:val="24"/>
+        </w:rPr>
+        <w:t>capster</w:t>
+      </w:r>
+      <w:r>
+        <w:rPr>
+          <w:rFonts w:ascii="Times New Roman" w:hAnsi="Times New Roman"/>
+          <w:b w:val="0"/>
+          <w:sz w:val="24"/>
+        </w:rPr>
+        <w:t>.</w:t>
+      </w:r>
+    </w:p>
+    <w:p>
+      <w:pPr>
+        <w:spacing w:line="360" w:lineRule="auto" w:after="0"/>
+        <w:ind w:left="0"/>
+        <w:jc w:val="both"/>
+      </w:pPr>
+      <w:r>
+        <w:rPr>
+          <w:rFonts w:ascii="Times New Roman" w:hAnsi="Times New Roman"/>
+          <w:b w:val="0"/>
+          <w:sz w:val="24"/>
+        </w:rPr>
+        <w:t>9. Laporan Hasil Penelitian</w:t>
+      </w:r>
+    </w:p>
+    <w:p>
+      <w:pPr>
+        <w:spacing w:line="360" w:lineRule="auto" w:after="0"/>
+        <w:ind w:firstLine="504"/>
+        <w:jc w:val="both"/>
+      </w:pPr>
+      <w:r>
+        <w:rPr>
+          <w:rFonts w:ascii="Times New Roman" w:hAnsi="Times New Roman"/>
+          <w:b w:val="0"/>
+          <w:sz w:val="24"/>
+        </w:rPr>
+        <w:t>Pada tahap ini penulis melakukan penyusunan laporan penelitian yang berisi seluruh proses penelitian, solusi yang diterapkan, hasil yang dipe</w:t>
+      </w:r>
+      <w:r>
+        <w:rPr>
+          <w:rFonts w:ascii="Times New Roman" w:hAnsi="Times New Roman"/>
+          <w:b w:val="0"/>
+          <w:sz w:val="24"/>
+        </w:rPr>
+        <w:t>role</w:t>
+      </w:r>
+      <w:r>
+        <w:rPr>
+          <w:rFonts w:ascii="Times New Roman" w:hAnsi="Times New Roman"/>
+          <w:b w:val="0"/>
+          <w:sz w:val="24"/>
+        </w:rPr>
+        <w:t>h, serta kesimpulan dan saran untuk pengembangan sistem ke depan.</w:t>
+      </w:r>
+    </w:p>
+    <w:p>
+      <w:pPr>
+        <w:spacing w:line="360" w:lineRule="auto" w:after="0"/>
+      </w:pPr>
+      <w:r>
+        <w:rPr>
+          <w:rFonts w:ascii="Times New Roman" w:hAnsi="Times New Roman"/>
+          <w:b/>
+          <w:sz w:val="24"/>
+        </w:rPr>
+        <w:t>3.2.   Alat dan Bahan Penelitian</w:t>
+      </w:r>
+    </w:p>
+    <w:p>
+      <w:pPr>
+        <w:spacing w:line="360" w:lineRule="auto" w:after="0"/>
+        <w:ind w:firstLine="504"/>
+        <w:jc w:val="both"/>
+      </w:pPr>
+      <w:r>
+        <w:rPr>
+          <w:rFonts w:ascii="Times New Roman" w:hAnsi="Times New Roman"/>
+          <w:b w:val="0"/>
+          <w:sz w:val="24"/>
+        </w:rPr>
+        <w:t xml:space="preserve">Pada tahap ini memaparkan terkait alat dan bahan yang digunakan peneliti untuk mendukung proses perancangan, pengembangan, dan pengujian sistem. Alat dan bahan penelitian meliputi perangkat keras, perangkat lunak, dan bahan penelitian yang digunakan dalam penyusunan aplikasi </w:t>
+      </w:r>
+      <w:r>
+        <w:rPr>
+          <w:rFonts w:ascii="Times New Roman" w:hAnsi="Times New Roman"/>
+          <w:b w:val="0"/>
+          <w:sz w:val="24"/>
+        </w:rPr>
+        <w:t>Garden Barbershop Finance</w:t>
+      </w:r>
+      <w:r>
+        <w:rPr>
+          <w:rFonts w:ascii="Times New Roman" w:hAnsi="Times New Roman"/>
+          <w:b w:val="0"/>
+          <w:sz w:val="24"/>
+        </w:rPr>
+        <w:t>.</w:t>
+      </w:r>
+    </w:p>
+    <w:p>
+      <w:pPr>
+        <w:spacing w:line="360" w:lineRule="auto" w:after="0"/>
+        <w:ind w:left="0"/>
+        <w:jc w:val="both"/>
+      </w:pPr>
+      <w:r>
+        <w:rPr>
+          <w:rFonts w:ascii="Times New Roman" w:hAnsi="Times New Roman"/>
+          <w:b w:val="0"/>
+          <w:sz w:val="24"/>
+        </w:rPr>
+        <w:t>1. Perangkat Keras (</w:t>
+      </w:r>
+      <w:r>
+        <w:rPr>
+          <w:rFonts w:ascii="Times New Roman" w:hAnsi="Times New Roman"/>
+          <w:b w:val="0"/>
+          <w:i/>
+          <w:sz w:val="24"/>
+        </w:rPr>
+        <w:t>Hardware</w:t>
+      </w:r>
+      <w:r>
+        <w:rPr>
+          <w:rFonts w:ascii="Times New Roman" w:hAnsi="Times New Roman"/>
+          <w:b w:val="0"/>
+          <w:sz w:val="24"/>
+        </w:rPr>
+        <w:t>)</w:t>
+      </w:r>
+    </w:p>
+    <w:p>
+      <w:pPr>
+        <w:spacing w:line="360" w:lineRule="auto" w:after="0"/>
+        <w:ind w:firstLine="504"/>
+        <w:jc w:val="both"/>
+      </w:pPr>
+      <w:r>
+        <w:rPr>
+          <w:rFonts w:ascii="Times New Roman" w:hAnsi="Times New Roman"/>
+          <w:b w:val="0"/>
+          <w:sz w:val="24"/>
+        </w:rPr>
+        <w:t>Perangkat keras yang digunakan sebagai media pengembangan dan pengujian sistem adalah sebagai berikut:</w:t>
+      </w:r>
+    </w:p>
+    <w:p>
+      <w:pPr>
+        <w:spacing w:line="360" w:lineRule="auto" w:after="0"/>
+        <w:ind w:left="504"/>
+        <w:jc w:val="both"/>
+      </w:pPr>
+      <w:r>
+        <w:rPr>
+          <w:rFonts w:ascii="Times New Roman" w:hAnsi="Times New Roman"/>
+          <w:b w:val="0"/>
+          <w:sz w:val="24"/>
+        </w:rPr>
+        <w:t>a) Laptop atau komputer yang digunakan untuk penulisan laporan, perancangan sistem, dan pengembangan aplikasi.</w:t>
+      </w:r>
+    </w:p>
+    <w:p>
+      <w:pPr>
+        <w:spacing w:line="360" w:lineRule="auto" w:after="0"/>
+        <w:ind w:left="504"/>
+        <w:jc w:val="both"/>
+      </w:pPr>
+      <w:r>
+        <w:rPr>
+          <w:rFonts w:ascii="Times New Roman" w:hAnsi="Times New Roman"/>
+          <w:b w:val="0"/>
+          <w:sz w:val="24"/>
+        </w:rPr>
+        <w:t xml:space="preserve">b) Smartphone </w:t>
+      </w:r>
+      <w:r>
+        <w:rPr>
+          <w:rFonts w:ascii="Times New Roman" w:hAnsi="Times New Roman"/>
+          <w:b w:val="0"/>
+          <w:i/>
+          <w:sz w:val="24"/>
+        </w:rPr>
+        <w:t>Android</w:t>
+      </w:r>
+      <w:r>
+        <w:rPr>
+          <w:rFonts w:ascii="Times New Roman" w:hAnsi="Times New Roman"/>
+          <w:b w:val="0"/>
+          <w:sz w:val="24"/>
+        </w:rPr>
+        <w:t xml:space="preserve"> yang digunakan untuk menjalankan dan menguji aplikasi </w:t>
+      </w:r>
+      <w:r>
+        <w:rPr>
+          <w:rFonts w:ascii="Times New Roman" w:hAnsi="Times New Roman"/>
+          <w:b w:val="0"/>
+          <w:sz w:val="24"/>
+        </w:rPr>
+        <w:t>Garden Barbershop Finance</w:t>
+      </w:r>
+      <w:r>
+        <w:rPr>
+          <w:rFonts w:ascii="Times New Roman" w:hAnsi="Times New Roman"/>
+          <w:b w:val="0"/>
+          <w:sz w:val="24"/>
+        </w:rPr>
+        <w:t>.</w:t>
+      </w:r>
+    </w:p>
+    <w:p>
+      <w:pPr>
+        <w:spacing w:line="360" w:lineRule="auto" w:after="0"/>
+        <w:ind w:left="0"/>
+        <w:jc w:val="both"/>
+      </w:pPr>
+      <w:r>
+        <w:rPr>
+          <w:rFonts w:ascii="Times New Roman" w:hAnsi="Times New Roman"/>
+          <w:b w:val="0"/>
+          <w:sz w:val="24"/>
+        </w:rPr>
+        <w:t>2. Perangkat Lunak (</w:t>
+      </w:r>
+      <w:r>
+        <w:rPr>
+          <w:rFonts w:ascii="Times New Roman" w:hAnsi="Times New Roman"/>
+          <w:b w:val="0"/>
+          <w:i/>
+          <w:sz w:val="24"/>
+        </w:rPr>
+        <w:t>Software</w:t>
+      </w:r>
+      <w:r>
+        <w:rPr>
+          <w:rFonts w:ascii="Times New Roman" w:hAnsi="Times New Roman"/>
+          <w:b w:val="0"/>
+          <w:sz w:val="24"/>
+        </w:rPr>
+        <w:t>)</w:t>
+      </w:r>
+    </w:p>
+    <w:p>
+      <w:pPr>
+        <w:spacing w:line="360" w:lineRule="auto" w:after="0"/>
+        <w:ind w:firstLine="504"/>
+        <w:jc w:val="both"/>
+      </w:pPr>
+      <w:r>
+        <w:rPr>
+          <w:rFonts w:ascii="Times New Roman" w:hAnsi="Times New Roman"/>
+          <w:b w:val="0"/>
+          <w:i/>
+          <w:sz w:val="24"/>
+        </w:rPr>
+        <w:t>Software</w:t>
+      </w:r>
+      <w:r>
+        <w:rPr>
+          <w:rFonts w:ascii="Times New Roman" w:hAnsi="Times New Roman"/>
+          <w:b w:val="0"/>
+          <w:sz w:val="24"/>
+        </w:rPr>
+        <w:t xml:space="preserve"> yang digunakan dalam merancang dan membangun aplikasi </w:t>
+      </w:r>
+      <w:r>
+        <w:rPr>
+          <w:rFonts w:ascii="Times New Roman" w:hAnsi="Times New Roman"/>
+          <w:b w:val="0"/>
+          <w:sz w:val="24"/>
+        </w:rPr>
+        <w:t>Garden Barbershop Finance</w:t>
+      </w:r>
+      <w:r>
+        <w:rPr>
+          <w:rFonts w:ascii="Times New Roman" w:hAnsi="Times New Roman"/>
+          <w:b w:val="0"/>
+          <w:sz w:val="24"/>
+        </w:rPr>
+        <w:t xml:space="preserve"> meliputi:</w:t>
+      </w:r>
+    </w:p>
+    <w:p>
+      <w:pPr>
+        <w:spacing w:line="360" w:lineRule="auto" w:after="0"/>
+        <w:ind w:left="504"/>
+        <w:jc w:val="both"/>
+      </w:pPr>
+      <w:r>
+        <w:rPr>
+          <w:rFonts w:ascii="Times New Roman" w:hAnsi="Times New Roman"/>
+          <w:b w:val="0"/>
+          <w:sz w:val="24"/>
+        </w:rPr>
+        <w:t xml:space="preserve">a) </w:t>
+      </w:r>
+      <w:r>
+        <w:rPr>
+          <w:rFonts w:ascii="Times New Roman" w:hAnsi="Times New Roman"/>
+          <w:b w:val="0"/>
+          <w:i/>
+          <w:sz w:val="24"/>
+        </w:rPr>
+        <w:t>Microsoft Windows 11</w:t>
+      </w:r>
+    </w:p>
+    <w:p>
+      <w:pPr>
+        <w:spacing w:line="360" w:lineRule="auto" w:after="0"/>
+        <w:ind w:left="504"/>
+        <w:jc w:val="both"/>
+      </w:pPr>
+      <w:r>
+        <w:rPr>
+          <w:rFonts w:ascii="Times New Roman" w:hAnsi="Times New Roman"/>
+          <w:b w:val="0"/>
+          <w:sz w:val="24"/>
+        </w:rPr>
+        <w:t xml:space="preserve">b) </w:t>
+      </w:r>
+      <w:r>
+        <w:rPr>
+          <w:rFonts w:ascii="Times New Roman" w:hAnsi="Times New Roman"/>
+          <w:b w:val="0"/>
+          <w:i/>
+          <w:sz w:val="24"/>
+        </w:rPr>
+        <w:t>Flutter</w:t>
+      </w:r>
+      <w:r>
+        <w:rPr>
+          <w:rFonts w:ascii="Times New Roman" w:hAnsi="Times New Roman"/>
+          <w:b w:val="0"/>
+          <w:sz w:val="24"/>
+        </w:rPr>
+        <w:t xml:space="preserve"> dan </w:t>
+      </w:r>
+      <w:r>
+        <w:rPr>
+          <w:rFonts w:ascii="Times New Roman" w:hAnsi="Times New Roman"/>
+          <w:b w:val="0"/>
+          <w:i/>
+          <w:sz w:val="24"/>
+        </w:rPr>
+        <w:t>Dart</w:t>
+      </w:r>
+    </w:p>
+    <w:p>
+      <w:pPr>
+        <w:spacing w:line="360" w:lineRule="auto" w:after="0"/>
+        <w:ind w:left="504"/>
+        <w:jc w:val="both"/>
+      </w:pPr>
+      <w:r>
+        <w:rPr>
+          <w:rFonts w:ascii="Times New Roman" w:hAnsi="Times New Roman"/>
+          <w:b w:val="0"/>
+          <w:sz w:val="24"/>
+        </w:rPr>
+        <w:t xml:space="preserve">c) </w:t>
+      </w:r>
+      <w:r>
+        <w:rPr>
+          <w:rFonts w:ascii="Times New Roman" w:hAnsi="Times New Roman"/>
+          <w:b w:val="0"/>
+          <w:i/>
+          <w:sz w:val="24"/>
+        </w:rPr>
+        <w:t>Android Studio</w:t>
+      </w:r>
+      <w:r>
+        <w:rPr>
+          <w:rFonts w:ascii="Times New Roman" w:hAnsi="Times New Roman"/>
+          <w:b w:val="0"/>
+          <w:sz w:val="24"/>
+        </w:rPr>
+        <w:t xml:space="preserve"> atau </w:t>
+      </w:r>
+      <w:r>
+        <w:rPr>
+          <w:rFonts w:ascii="Times New Roman" w:hAnsi="Times New Roman"/>
+          <w:b w:val="0"/>
+          <w:i/>
+          <w:sz w:val="24"/>
+        </w:rPr>
+        <w:t>Visual Studio Code</w:t>
+      </w:r>
+    </w:p>
+    <w:p>
+      <w:pPr>
+        <w:spacing w:line="360" w:lineRule="auto" w:after="0"/>
+        <w:ind w:left="504"/>
+        <w:jc w:val="both"/>
+      </w:pPr>
+      <w:r>
+        <w:rPr>
+          <w:rFonts w:ascii="Times New Roman" w:hAnsi="Times New Roman"/>
+          <w:b w:val="0"/>
+          <w:sz w:val="24"/>
+        </w:rPr>
+        <w:t xml:space="preserve">d) </w:t>
+      </w:r>
+      <w:r>
+        <w:rPr>
+          <w:rFonts w:ascii="Times New Roman" w:hAnsi="Times New Roman"/>
+          <w:b w:val="0"/>
+          <w:i/>
+          <w:sz w:val="24"/>
+        </w:rPr>
+        <w:t>Firebase Console</w:t>
+      </w:r>
+    </w:p>
+    <w:p>
+      <w:pPr>
+        <w:spacing w:line="360" w:lineRule="auto" w:after="0"/>
+        <w:ind w:left="504"/>
+        <w:jc w:val="both"/>
+      </w:pPr>
+      <w:r>
+        <w:rPr>
+          <w:rFonts w:ascii="Times New Roman" w:hAnsi="Times New Roman"/>
+          <w:b w:val="0"/>
+          <w:sz w:val="24"/>
+        </w:rPr>
+        <w:t xml:space="preserve">e) </w:t>
+      </w:r>
+      <w:r>
+        <w:rPr>
+          <w:rFonts w:ascii="Times New Roman" w:hAnsi="Times New Roman"/>
+          <w:b w:val="0"/>
+          <w:i/>
+          <w:sz w:val="24"/>
+        </w:rPr>
+        <w:t>Firebase Authentication</w:t>
+      </w:r>
+    </w:p>
+    <w:p>
+      <w:pPr>
+        <w:spacing w:line="360" w:lineRule="auto" w:after="0"/>
+        <w:ind w:left="504"/>
+        <w:jc w:val="both"/>
+      </w:pPr>
+      <w:r>
+        <w:rPr>
+          <w:rFonts w:ascii="Times New Roman" w:hAnsi="Times New Roman"/>
+          <w:b w:val="0"/>
+          <w:sz w:val="24"/>
+        </w:rPr>
+        <w:t xml:space="preserve">f) </w:t>
+      </w:r>
+      <w:r>
+        <w:rPr>
+          <w:rFonts w:ascii="Times New Roman" w:hAnsi="Times New Roman"/>
+          <w:b w:val="0"/>
+          <w:i/>
+          <w:sz w:val="24"/>
+        </w:rPr>
+        <w:t>Cloud Firestore</w:t>
+      </w:r>
+    </w:p>
+    <w:p>
+      <w:pPr>
+        <w:spacing w:line="360" w:lineRule="auto" w:after="0"/>
+        <w:ind w:left="504"/>
+        <w:jc w:val="both"/>
+      </w:pPr>
+      <w:r>
+        <w:rPr>
+          <w:rFonts w:ascii="Times New Roman" w:hAnsi="Times New Roman"/>
+          <w:b w:val="0"/>
+          <w:sz w:val="24"/>
+        </w:rPr>
+        <w:t xml:space="preserve">g) </w:t>
+      </w:r>
+      <w:r>
+        <w:rPr>
+          <w:rFonts w:ascii="Times New Roman" w:hAnsi="Times New Roman"/>
+          <w:b w:val="0"/>
+          <w:i/>
+          <w:sz w:val="24"/>
+        </w:rPr>
+        <w:t>Figma</w:t>
+      </w:r>
+    </w:p>
+    <w:p>
+      <w:pPr>
+        <w:spacing w:line="360" w:lineRule="auto" w:after="0"/>
+        <w:ind w:left="504"/>
+        <w:jc w:val="both"/>
+      </w:pPr>
+      <w:r>
+        <w:rPr>
+          <w:rFonts w:ascii="Times New Roman" w:hAnsi="Times New Roman"/>
+          <w:b w:val="0"/>
+          <w:sz w:val="24"/>
+        </w:rPr>
+        <w:t xml:space="preserve">h) </w:t>
+      </w:r>
+      <w:r>
+        <w:rPr>
+          <w:rFonts w:ascii="Times New Roman" w:hAnsi="Times New Roman"/>
+          <w:b w:val="0"/>
+          <w:i/>
+          <w:sz w:val="24"/>
+        </w:rPr>
+        <w:t>Draw.io</w:t>
+      </w:r>
+    </w:p>
+    <w:p>
+      <w:pPr>
+        <w:spacing w:line="360" w:lineRule="auto" w:after="0"/>
+        <w:ind w:left="504"/>
+        <w:jc w:val="both"/>
+      </w:pPr>
+      <w:r>
+        <w:rPr>
+          <w:rFonts w:ascii="Times New Roman" w:hAnsi="Times New Roman"/>
+          <w:b w:val="0"/>
+          <w:sz w:val="24"/>
+        </w:rPr>
+        <w:t xml:space="preserve">i) </w:t>
+      </w:r>
+      <w:r>
+        <w:rPr>
+          <w:rFonts w:ascii="Times New Roman" w:hAnsi="Times New Roman"/>
+          <w:b w:val="0"/>
+          <w:i/>
+          <w:sz w:val="24"/>
+        </w:rPr>
+        <w:t>Google Chrome</w:t>
+      </w:r>
+    </w:p>
+    <w:p>
+      <w:pPr>
+        <w:spacing w:line="360" w:lineRule="auto" w:after="0"/>
+        <w:ind w:left="0"/>
+        <w:jc w:val="both"/>
+      </w:pPr>
+      <w:r>
+        <w:rPr>
+          <w:rFonts w:ascii="Times New Roman" w:hAnsi="Times New Roman"/>
+          <w:b w:val="0"/>
+          <w:sz w:val="24"/>
+        </w:rPr>
+        <w:t>3. Bahan Penelitian</w:t>
+      </w:r>
+    </w:p>
+    <w:p>
+      <w:pPr>
+        <w:spacing w:line="360" w:lineRule="auto" w:after="0"/>
+        <w:ind w:firstLine="504"/>
+        <w:jc w:val="both"/>
+      </w:pPr>
+      <w:r>
+        <w:rPr>
+          <w:rFonts w:ascii="Times New Roman" w:hAnsi="Times New Roman"/>
+          <w:b w:val="0"/>
+          <w:sz w:val="24"/>
+        </w:rPr>
+        <w:t xml:space="preserve">Bahan penelitian yang digunakan meliputi data </w:t>
+      </w:r>
+      <w:r>
+        <w:rPr>
+          <w:rFonts w:ascii="Times New Roman" w:hAnsi="Times New Roman"/>
+          <w:b w:val="0"/>
+          <w:sz w:val="24"/>
+        </w:rPr>
+        <w:t>capster</w:t>
+      </w:r>
+      <w:r>
+        <w:rPr>
+          <w:rFonts w:ascii="Times New Roman" w:hAnsi="Times New Roman"/>
+          <w:b w:val="0"/>
+          <w:sz w:val="24"/>
+        </w:rPr>
+        <w:t xml:space="preserve">, data layanan, data akun pengguna, data pendapatan harian, data buku kas umum, data biaya operasional, data laporan pembagian hasil, serta contoh laporan </w:t>
+      </w:r>
+      <w:r>
+        <w:rPr>
+          <w:rFonts w:ascii="Times New Roman" w:hAnsi="Times New Roman"/>
+          <w:b w:val="0"/>
+          <w:i/>
+          <w:sz w:val="24"/>
+        </w:rPr>
+        <w:t>Google Spreadsheet</w:t>
+      </w:r>
+      <w:r>
+        <w:rPr>
+          <w:rFonts w:ascii="Times New Roman" w:hAnsi="Times New Roman"/>
+          <w:b w:val="0"/>
+          <w:sz w:val="24"/>
+        </w:rPr>
+        <w:t xml:space="preserve"> </w:t>
+      </w:r>
+      <w:r>
+        <w:rPr>
+          <w:rFonts w:ascii="Times New Roman" w:hAnsi="Times New Roman"/>
+          <w:b w:val="0"/>
+          <w:sz w:val="24"/>
+        </w:rPr>
+        <w:t>Garden Barbershop</w:t>
+      </w:r>
+      <w:r>
+        <w:rPr>
+          <w:rFonts w:ascii="Times New Roman" w:hAnsi="Times New Roman"/>
+          <w:b w:val="0"/>
+          <w:sz w:val="24"/>
+        </w:rPr>
+        <w:t xml:space="preserve"> periode Mei 2026.</w:t>
+      </w:r>
+    </w:p>
+    <w:p>
+      <w:pPr>
+        <w:spacing w:line="360" w:lineRule="auto" w:after="0"/>
+      </w:pPr>
+      <w:r>
+        <w:rPr>
+          <w:rFonts w:ascii="Times New Roman" w:hAnsi="Times New Roman"/>
+          <w:b/>
+          <w:sz w:val="24"/>
+        </w:rPr>
+        <w:t>3.3.   Tempat dan Waktu Penelitian</w:t>
+      </w:r>
+    </w:p>
+    <w:p>
+      <w:pPr>
+        <w:spacing w:line="360" w:lineRule="auto" w:after="0"/>
+        <w:ind w:firstLine="504"/>
+        <w:jc w:val="both"/>
+      </w:pPr>
+      <w:r>
+        <w:rPr>
+          <w:rFonts w:ascii="Times New Roman" w:hAnsi="Times New Roman"/>
+          <w:b w:val="0"/>
+          <w:sz w:val="24"/>
+        </w:rPr>
+        <w:t>Tempat dan waktu pada penelitian yang akan dilaksanakan adalah sebagai berikut:</w:t>
+      </w:r>
+    </w:p>
+    <w:p>
+      <w:pPr>
+        <w:spacing w:line="360" w:lineRule="auto" w:after="0"/>
+      </w:pPr>
+      <w:r>
+        <w:rPr>
+          <w:rFonts w:ascii="Times New Roman" w:hAnsi="Times New Roman"/>
+          <w:b/>
+          <w:sz w:val="24"/>
+        </w:rPr>
+        <w:t>3.3.1.  Tempat Penelitian</w:t>
+      </w:r>
+    </w:p>
+    <w:p>
+      <w:pPr>
+        <w:spacing w:line="360" w:lineRule="auto" w:after="0"/>
+        <w:ind w:firstLine="504"/>
+        <w:jc w:val="both"/>
+      </w:pPr>
+      <w:r>
+        <w:rPr>
+          <w:rFonts w:ascii="Times New Roman" w:hAnsi="Times New Roman"/>
+          <w:b w:val="0"/>
+          <w:sz w:val="24"/>
+        </w:rPr>
+        <w:t>Tempat yang dilaksanakan untuk mempe</w:t>
+      </w:r>
+      <w:r>
+        <w:rPr>
+          <w:rFonts w:ascii="Times New Roman" w:hAnsi="Times New Roman"/>
+          <w:b w:val="0"/>
+          <w:sz w:val="24"/>
+        </w:rPr>
+        <w:t>role</w:t>
+      </w:r>
+      <w:r>
+        <w:rPr>
+          <w:rFonts w:ascii="Times New Roman" w:hAnsi="Times New Roman"/>
+          <w:b w:val="0"/>
+          <w:sz w:val="24"/>
+        </w:rPr>
+        <w:t xml:space="preserve">h data pada penelitian ini, penulis mengadakan penelitian pada </w:t>
+      </w:r>
+      <w:r>
+        <w:rPr>
+          <w:rFonts w:ascii="Times New Roman" w:hAnsi="Times New Roman"/>
+          <w:b w:val="0"/>
+          <w:sz w:val="24"/>
+        </w:rPr>
+        <w:t>Garden Barbershop</w:t>
+      </w:r>
+      <w:r>
+        <w:rPr>
+          <w:rFonts w:ascii="Times New Roman" w:hAnsi="Times New Roman"/>
+          <w:b w:val="0"/>
+          <w:sz w:val="24"/>
+        </w:rPr>
+        <w:t xml:space="preserve"> yang berlokasi di Desa Bangbayang, Kecamatan Bantarkawung, Kabupaten Brebes, Jawa Tengah. Gambaran lokasi penelitian dapat dilihat pada Gambar 3.2 berikut:</w:t>
+      </w:r>
+    </w:p>
+    <w:p>
+      <w:pPr>
+        <w:jc w:val="center"/>
+      </w:pPr>
+      <w:r>
+        <w:drawing>
+          <wp:inline xmlns:a="http://schemas.openxmlformats.org/drawingml/2006/main" xmlns:pic="http://schemas.openxmlformats.org/drawingml/2006/picture">
+            <wp:extent cx="5212080" cy="3164477"/>
+            <wp:docPr id="1069574690" name="Picture 1069574690"/>
+            <wp:cNvGraphicFramePr>
+              <a:graphicFrameLocks noChangeAspect="1"/>
+            </wp:cNvGraphicFramePr>
+            <a:graphic>
+              <a:graphicData uri="http://schemas.openxmlformats.org/drawingml/2006/picture">
+                <pic:pic>
+                  <pic:nvPicPr>
+                    <pic:cNvPr id="0" name="gambar_3_2_tempat.png"/>
+                    <pic:cNvPicPr/>
+                  </pic:nvPicPr>
+                  <pic:blipFill>
+                    <a:blip r:embed="rId53"/>
+                    <a:stretch>
+                      <a:fillRect/>
+                    </a:stretch>
+                  </pic:blipFill>
+                  <pic:spPr>
+                    <a:xfrm>
+                      <a:off x="0" y="0"/>
+                      <a:ext cx="5212080" cy="3164477"/>
                     </a:xfrm>
                     <a:prstGeom prst="rect"/>
                   </pic:spPr>
@@ -15858,22 +15948,41 @@
     </w:p>
     <w:p>
       <w:pPr>
-        <w:jc w:val="both"/>
-      </w:pPr>
-      <w:r>
-        <w:rPr>
-          <w:rFonts w:ascii="Times New Roman" w:hAnsi="Times New Roman"/>
-          <w:color w:val="FF0000"/>
-          <w:sz w:val="24"/>
-        </w:rPr>
-      </w:r>
-      <w:r>
-        <w:rPr>
-          <w:rFonts w:ascii="Times New Roman" w:hAnsi="Times New Roman"/>
-          <w:color w:val="FF0000"/>
-          <w:sz w:val="24"/>
-        </w:rPr>
-        <w:t>Prompt Figma: Buat rancangan halaman login aplikasi mobile Garden Barbershop Finance dengan gaya profesional, compact, dan mudah digunakan. Gunakan frame Android 360 x 800 px, warna utama hijau tua dengan aksen emas, latar belakang terang, ikon gunting atau barbershop secara sederhana, field Username, field Password, tombol Masuk, serta tampilan bersih tanpa teks penjelasan berlebihan.</w:t>
+        <w:jc w:val="center"/>
+      </w:pPr>
+      <w:r>
+        <w:drawing>
+          <wp:inline xmlns:a="http://schemas.openxmlformats.org/drawingml/2006/main" xmlns:pic="http://schemas.openxmlformats.org/drawingml/2006/picture">
+            <wp:extent cx="2743200" cy="4866968"/>
+            <wp:docPr id="1069574691" name="Picture 1069574691"/>
+            <wp:cNvGraphicFramePr>
+              <a:graphicFrameLocks noChangeAspect="1"/>
+            </wp:cNvGraphicFramePr>
+            <a:graphic>
+              <a:graphicData uri="http://schemas.openxmlformats.org/drawingml/2006/picture">
+                <pic:pic>
+                  <pic:nvPicPr>
+                    <pic:cNvPr id="0" name="gambar_3_3_login.png"/>
+                    <pic:cNvPicPr/>
+                  </pic:nvPicPr>
+                  <pic:blipFill>
+                    <a:blip r:embed="rId54"/>
+                    <a:stretch>
+                      <a:fillRect/>
+                    </a:stretch>
+                  </pic:blipFill>
+                  <pic:spPr>
+                    <a:xfrm>
+                      <a:off x="0" y="0"/>
+                      <a:ext cx="2743200" cy="4866968"/>
+                    </a:xfrm>
+                    <a:prstGeom prst="rect"/>
+                  </pic:spPr>
+                </pic:pic>
+              </a:graphicData>
+            </a:graphic>
+          </wp:inline>
+        </w:drawing>
       </w:r>
     </w:p>
     <w:p>
@@ -15892,22 +16001,41 @@
     </w:p>
     <w:p>
       <w:pPr>
-        <w:jc w:val="both"/>
-      </w:pPr>
-      <w:r>
-        <w:rPr>
-          <w:rFonts w:ascii="Times New Roman" w:hAnsi="Times New Roman"/>
-          <w:color w:val="FF0000"/>
-          <w:sz w:val="24"/>
-        </w:rPr>
-      </w:r>
-      <w:r>
-        <w:rPr>
-          <w:rFonts w:ascii="Times New Roman" w:hAnsi="Times New Roman"/>
-          <w:color w:val="FF0000"/>
-          <w:sz w:val="24"/>
-        </w:rPr>
-        <w:t>Prompt Figma: Buat rancangan dashboard admin aplikasi Garden Barbershop Finance pada frame Android 360 x 800 px. Tampilkan ringkasan Total Pendapatan Bulan Ini, Total Operasional, Jumlah Capster Aktif, Bagian Capster, dan Bagian Pondok dalam kartu metrik yang compact. Tambahkan menu utama Data Capster, Data Layanan, Pendapatan Harian, Buku Kas Umum, Operasional, Laporan, dan Sinkronisasi dengan ikon yang jelas.</w:t>
+        <w:jc w:val="center"/>
+      </w:pPr>
+      <w:r>
+        <w:drawing>
+          <wp:inline xmlns:a="http://schemas.openxmlformats.org/drawingml/2006/main" xmlns:pic="http://schemas.openxmlformats.org/drawingml/2006/picture">
+            <wp:extent cx="2743200" cy="4866968"/>
+            <wp:docPr id="1069574692" name="Picture 1069574692"/>
+            <wp:cNvGraphicFramePr>
+              <a:graphicFrameLocks noChangeAspect="1"/>
+            </wp:cNvGraphicFramePr>
+            <a:graphic>
+              <a:graphicData uri="http://schemas.openxmlformats.org/drawingml/2006/picture">
+                <pic:pic>
+                  <pic:nvPicPr>
+                    <pic:cNvPr id="0" name="gambar_3_4_dashboard.png"/>
+                    <pic:cNvPicPr/>
+                  </pic:nvPicPr>
+                  <pic:blipFill>
+                    <a:blip r:embed="rId55"/>
+                    <a:stretch>
+                      <a:fillRect/>
+                    </a:stretch>
+                  </pic:blipFill>
+                  <pic:spPr>
+                    <a:xfrm>
+                      <a:off x="0" y="0"/>
+                      <a:ext cx="2743200" cy="4866968"/>
+                    </a:xfrm>
+                    <a:prstGeom prst="rect"/>
+                  </pic:spPr>
+                </pic:pic>
+              </a:graphicData>
+            </a:graphic>
+          </wp:inline>
+        </w:drawing>
       </w:r>
     </w:p>
     <w:p>
@@ -15926,22 +16054,41 @@
     </w:p>
     <w:p>
       <w:pPr>
-        <w:jc w:val="both"/>
-      </w:pPr>
-      <w:r>
-        <w:rPr>
-          <w:rFonts w:ascii="Times New Roman" w:hAnsi="Times New Roman"/>
-          <w:color w:val="FF0000"/>
-          <w:sz w:val="24"/>
-        </w:rPr>
-      </w:r>
-      <w:r>
-        <w:rPr>
-          <w:rFonts w:ascii="Times New Roman" w:hAnsi="Times New Roman"/>
-          <w:color w:val="FF0000"/>
-          <w:sz w:val="24"/>
-        </w:rPr>
-        <w:t>Prompt Figma: Buat rancangan halaman input pendapatan harian untuk admin atau capster senior. Gunakan layout mobile yang rapi dan mudah diisi, terdapat pilihan tanggal, pilihan nama capster, daftar layanan dengan nama lengkap seperti Santri, Reguler Haircut, Premium Cut, Garden Cut, Cukur Jenggot/Kumis, Keramas, Coloring Hair, Home Service, Perming, dan Kartu Member. Tambahkan ringkasan otomatis total customer santri, customer umum, total customer, total pendapatan, dan tombol Simpan.</w:t>
+        <w:jc w:val="center"/>
+      </w:pPr>
+      <w:r>
+        <w:drawing>
+          <wp:inline xmlns:a="http://schemas.openxmlformats.org/drawingml/2006/main" xmlns:pic="http://schemas.openxmlformats.org/drawingml/2006/picture">
+            <wp:extent cx="2743200" cy="4866968"/>
+            <wp:docPr id="1069574693" name="Picture 1069574693"/>
+            <wp:cNvGraphicFramePr>
+              <a:graphicFrameLocks noChangeAspect="1"/>
+            </wp:cNvGraphicFramePr>
+            <a:graphic>
+              <a:graphicData uri="http://schemas.openxmlformats.org/drawingml/2006/picture">
+                <pic:pic>
+                  <pic:nvPicPr>
+                    <pic:cNvPr id="0" name="gambar_3_5_pendapatan.png"/>
+                    <pic:cNvPicPr/>
+                  </pic:nvPicPr>
+                  <pic:blipFill>
+                    <a:blip r:embed="rId56"/>
+                    <a:stretch>
+                      <a:fillRect/>
+                    </a:stretch>
+                  </pic:blipFill>
+                  <pic:spPr>
+                    <a:xfrm>
+                      <a:off x="0" y="0"/>
+                      <a:ext cx="2743200" cy="4866968"/>
+                    </a:xfrm>
+                    <a:prstGeom prst="rect"/>
+                  </pic:spPr>
+                </pic:pic>
+              </a:graphicData>
+            </a:graphic>
+          </wp:inline>
+        </w:drawing>
       </w:r>
     </w:p>
     <w:p>
@@ -15960,22 +16107,41 @@
     </w:p>
     <w:p>
       <w:pPr>
-        <w:jc w:val="both"/>
-      </w:pPr>
-      <w:r>
-        <w:rPr>
-          <w:rFonts w:ascii="Times New Roman" w:hAnsi="Times New Roman"/>
-          <w:color w:val="FF0000"/>
-          <w:sz w:val="24"/>
-        </w:rPr>
-      </w:r>
-      <w:r>
-        <w:rPr>
-          <w:rFonts w:ascii="Times New Roman" w:hAnsi="Times New Roman"/>
-          <w:color w:val="FF0000"/>
-          <w:sz w:val="24"/>
-        </w:rPr>
-        <w:t>Prompt Figma: Buat rancangan halaman Buku Kas Umum aplikasi Garden Barbershop Finance dengan gaya modern dan compact. Tampilkan form tanggal, uraian, pilihan akun, penerimaan, pengeluaran, saldo otomatis, keterangan, dan tombol Simpan. Sertakan daftar riwayat transaksi kas dalam kartu kecil dengan pembeda warna untuk penerimaan dan pengeluaran.</w:t>
+        <w:jc w:val="center"/>
+      </w:pPr>
+      <w:r>
+        <w:drawing>
+          <wp:inline xmlns:a="http://schemas.openxmlformats.org/drawingml/2006/main" xmlns:pic="http://schemas.openxmlformats.org/drawingml/2006/picture">
+            <wp:extent cx="2743200" cy="4866968"/>
+            <wp:docPr id="1069574694" name="Picture 1069574694"/>
+            <wp:cNvGraphicFramePr>
+              <a:graphicFrameLocks noChangeAspect="1"/>
+            </wp:cNvGraphicFramePr>
+            <a:graphic>
+              <a:graphicData uri="http://schemas.openxmlformats.org/drawingml/2006/picture">
+                <pic:pic>
+                  <pic:nvPicPr>
+                    <pic:cNvPr id="0" name="gambar_3_6_kas.png"/>
+                    <pic:cNvPicPr/>
+                  </pic:nvPicPr>
+                  <pic:blipFill>
+                    <a:blip r:embed="rId57"/>
+                    <a:stretch>
+                      <a:fillRect/>
+                    </a:stretch>
+                  </pic:blipFill>
+                  <pic:spPr>
+                    <a:xfrm>
+                      <a:off x="0" y="0"/>
+                      <a:ext cx="2743200" cy="4866968"/>
+                    </a:xfrm>
+                    <a:prstGeom prst="rect"/>
+                  </pic:spPr>
+                </pic:pic>
+              </a:graphicData>
+            </a:graphic>
+          </wp:inline>
+        </w:drawing>
       </w:r>
     </w:p>
     <w:p>
@@ -15994,22 +16160,41 @@
     </w:p>
     <w:p>
       <w:pPr>
-        <w:jc w:val="both"/>
-      </w:pPr>
-      <w:r>
-        <w:rPr>
-          <w:rFonts w:ascii="Times New Roman" w:hAnsi="Times New Roman"/>
-          <w:color w:val="FF0000"/>
-          <w:sz w:val="24"/>
-        </w:rPr>
-      </w:r>
-      <w:r>
-        <w:rPr>
-          <w:rFonts w:ascii="Times New Roman" w:hAnsi="Times New Roman"/>
-          <w:color w:val="FF0000"/>
-          <w:sz w:val="24"/>
-        </w:rPr>
-        <w:t>Prompt Figma: Buat rancangan halaman input biaya operasional bulanan pada frame Android 360 x 800 px. Tampilkan pilihan bulan, nama biaya, pilihan akun seperti Listrik, Wifi, Kebersihan, Air, Sewa Toko, dan Harga Pokok Penjualan, field nominal rupiah, keterangan, total operasional bulan terpilih, tombol Simpan, serta daftar biaya yang sudah dicatat.</w:t>
+        <w:jc w:val="center"/>
+      </w:pPr>
+      <w:r>
+        <w:drawing>
+          <wp:inline xmlns:a="http://schemas.openxmlformats.org/drawingml/2006/main" xmlns:pic="http://schemas.openxmlformats.org/drawingml/2006/picture">
+            <wp:extent cx="2743200" cy="4866968"/>
+            <wp:docPr id="1069574695" name="Picture 1069574695"/>
+            <wp:cNvGraphicFramePr>
+              <a:graphicFrameLocks noChangeAspect="1"/>
+            </wp:cNvGraphicFramePr>
+            <a:graphic>
+              <a:graphicData uri="http://schemas.openxmlformats.org/drawingml/2006/picture">
+                <pic:pic>
+                  <pic:nvPicPr>
+                    <pic:cNvPr id="0" name="gambar_3_7_operasional.png"/>
+                    <pic:cNvPicPr/>
+                  </pic:nvPicPr>
+                  <pic:blipFill>
+                    <a:blip r:embed="rId58"/>
+                    <a:stretch>
+                      <a:fillRect/>
+                    </a:stretch>
+                  </pic:blipFill>
+                  <pic:spPr>
+                    <a:xfrm>
+                      <a:off x="0" y="0"/>
+                      <a:ext cx="2743200" cy="4866968"/>
+                    </a:xfrm>
+                    <a:prstGeom prst="rect"/>
+                  </pic:spPr>
+                </pic:pic>
+              </a:graphicData>
+            </a:graphic>
+          </wp:inline>
+        </w:drawing>
       </w:r>
     </w:p>
     <w:p>
@@ -16028,22 +16213,41 @@
     </w:p>
     <w:p>
       <w:pPr>
-        <w:jc w:val="both"/>
-      </w:pPr>
-      <w:r>
-        <w:rPr>
-          <w:rFonts w:ascii="Times New Roman" w:hAnsi="Times New Roman"/>
-          <w:color w:val="FF0000"/>
-          <w:sz w:val="24"/>
-        </w:rPr>
-      </w:r>
-      <w:r>
-        <w:rPr>
-          <w:rFonts w:ascii="Times New Roman" w:hAnsi="Times New Roman"/>
-          <w:color w:val="FF0000"/>
-          <w:sz w:val="24"/>
-        </w:rPr>
-        <w:t>Prompt Figma: Buat rancangan halaman laporan pembagian hasil capster dengan tampilan mobile profesional. Tampilkan filter bulan, tombol Hitung Laporan, tombol Simpan Laporan, tabel atau daftar laporan berisi Nama Capster, Pendapatan Kotor, Operasional per Capster, Pendapatan Bersih, Bagian Capster, dan Bagian Pondok. Tambahkan kartu ringkasan Total Pendapatan, Total Bagian Capster, dan Total Bagian Pondok.</w:t>
+        <w:jc w:val="center"/>
+      </w:pPr>
+      <w:r>
+        <w:drawing>
+          <wp:inline xmlns:a="http://schemas.openxmlformats.org/drawingml/2006/main" xmlns:pic="http://schemas.openxmlformats.org/drawingml/2006/picture">
+            <wp:extent cx="2743200" cy="4866968"/>
+            <wp:docPr id="1069574696" name="Picture 1069574696"/>
+            <wp:cNvGraphicFramePr>
+              <a:graphicFrameLocks noChangeAspect="1"/>
+            </wp:cNvGraphicFramePr>
+            <a:graphic>
+              <a:graphicData uri="http://schemas.openxmlformats.org/drawingml/2006/picture">
+                <pic:pic>
+                  <pic:nvPicPr>
+                    <pic:cNvPr id="0" name="gambar_3_8_laporan.png"/>
+                    <pic:cNvPicPr/>
+                  </pic:nvPicPr>
+                  <pic:blipFill>
+                    <a:blip r:embed="rId59"/>
+                    <a:stretch>
+                      <a:fillRect/>
+                    </a:stretch>
+                  </pic:blipFill>
+                  <pic:spPr>
+                    <a:xfrm>
+                      <a:off x="0" y="0"/>
+                      <a:ext cx="2743200" cy="4866968"/>
+                    </a:xfrm>
+                    <a:prstGeom prst="rect"/>
+                  </pic:spPr>
+                </pic:pic>
+              </a:graphicData>
+            </a:graphic>
+          </wp:inline>
+        </w:drawing>
       </w:r>
     </w:p>
     <w:p>
@@ -16062,22 +16266,41 @@
     </w:p>
     <w:p>
       <w:pPr>
-        <w:jc w:val="both"/>
-      </w:pPr>
-      <w:r>
-        <w:rPr>
-          <w:rFonts w:ascii="Times New Roman" w:hAnsi="Times New Roman"/>
-          <w:color w:val="FF0000"/>
-          <w:sz w:val="24"/>
-        </w:rPr>
-      </w:r>
-      <w:r>
-        <w:rPr>
-          <w:rFonts w:ascii="Times New Roman" w:hAnsi="Times New Roman"/>
-          <w:color w:val="FF0000"/>
-          <w:sz w:val="24"/>
-        </w:rPr>
-        <w:t>Prompt Figma: Buat rancangan halaman kelola akun pengguna untuk admin. Tampilkan daftar akun dengan informasi nama, username, role admin, capster, capster senior, atau pemilik, status aktif, dan tombol aksi ubah password atau nonaktifkan akun. Tambahkan tombol tambah akun dan form ringkas untuk membuat akun baru yang dapat dikaitkan dengan data capster.</w:t>
+        <w:jc w:val="center"/>
+      </w:pPr>
+      <w:r>
+        <w:drawing>
+          <wp:inline xmlns:a="http://schemas.openxmlformats.org/drawingml/2006/main" xmlns:pic="http://schemas.openxmlformats.org/drawingml/2006/picture">
+            <wp:extent cx="2743200" cy="4866968"/>
+            <wp:docPr id="1069574697" name="Picture 1069574697"/>
+            <wp:cNvGraphicFramePr>
+              <a:graphicFrameLocks noChangeAspect="1"/>
+            </wp:cNvGraphicFramePr>
+            <a:graphic>
+              <a:graphicData uri="http://schemas.openxmlformats.org/drawingml/2006/picture">
+                <pic:pic>
+                  <pic:nvPicPr>
+                    <pic:cNvPr id="0" name="gambar_3_9_akun.png"/>
+                    <pic:cNvPicPr/>
+                  </pic:nvPicPr>
+                  <pic:blipFill>
+                    <a:blip r:embed="rId60"/>
+                    <a:stretch>
+                      <a:fillRect/>
+                    </a:stretch>
+                  </pic:blipFill>
+                  <pic:spPr>
+                    <a:xfrm>
+                      <a:off x="0" y="0"/>
+                      <a:ext cx="2743200" cy="4866968"/>
+                    </a:xfrm>
+                    <a:prstGeom prst="rect"/>
+                  </pic:spPr>
+                </pic:pic>
+              </a:graphicData>
+            </a:graphic>
+          </wp:inline>
+        </w:drawing>
       </w:r>
     </w:p>
     <w:p>

--- a/docs/Proposal Skripsi v2.docx
+++ b/docs/Proposal Skripsi v2.docx
@@ -15948,41 +15948,16 @@
     </w:p>
     <w:p>
       <w:pPr>
-        <w:jc w:val="center"/>
-      </w:pPr>
-      <w:r>
-        <w:drawing>
-          <wp:inline xmlns:a="http://schemas.openxmlformats.org/drawingml/2006/main" xmlns:pic="http://schemas.openxmlformats.org/drawingml/2006/picture">
-            <wp:extent cx="2743200" cy="4866968"/>
-            <wp:docPr id="1069574691" name="Picture 1069574691"/>
-            <wp:cNvGraphicFramePr>
-              <a:graphicFrameLocks noChangeAspect="1"/>
-            </wp:cNvGraphicFramePr>
-            <a:graphic>
-              <a:graphicData uri="http://schemas.openxmlformats.org/drawingml/2006/picture">
-                <pic:pic>
-                  <pic:nvPicPr>
-                    <pic:cNvPr id="0" name="gambar_3_3_login.png"/>
-                    <pic:cNvPicPr/>
-                  </pic:nvPicPr>
-                  <pic:blipFill>
-                    <a:blip r:embed="rId54"/>
-                    <a:stretch>
-                      <a:fillRect/>
-                    </a:stretch>
-                  </pic:blipFill>
-                  <pic:spPr>
-                    <a:xfrm>
-                      <a:off x="0" y="0"/>
-                      <a:ext cx="2743200" cy="4866968"/>
-                    </a:xfrm>
-                    <a:prstGeom prst="rect"/>
-                  </pic:spPr>
-                </pic:pic>
-              </a:graphicData>
-            </a:graphic>
-          </wp:inline>
-        </w:drawing>
+        <w:jc w:val="both"/>
+      </w:pPr>
+      <w:r/>
+      <w:r>
+        <w:rPr>
+          <w:rFonts w:ascii="Times New Roman" w:hAnsi="Times New Roman"/>
+          <w:color w:val="FF0000"/>
+          <w:sz w:val="24"/>
+        </w:rPr>
+        <w:t>Prompt Figma: Buat rancangan halaman login aplikasi mobile Garden Barbershop Finance dengan gaya profesional, compact, dan mudah digunakan. Gunakan frame Android 360 x 800 px, warna utama hijau tua dengan aksen emas, latar belakang terang, ikon gunting atau barbershop secara sederhana, field Username, field Password, tombol Masuk, serta tampilan bersih tanpa teks penjelasan berlebihan.</w:t>
       </w:r>
     </w:p>
     <w:p>
@@ -16001,41 +15976,16 @@
     </w:p>
     <w:p>
       <w:pPr>
-        <w:jc w:val="center"/>
-      </w:pPr>
-      <w:r>
-        <w:drawing>
-          <wp:inline xmlns:a="http://schemas.openxmlformats.org/drawingml/2006/main" xmlns:pic="http://schemas.openxmlformats.org/drawingml/2006/picture">
-            <wp:extent cx="2743200" cy="4866968"/>
-            <wp:docPr id="1069574692" name="Picture 1069574692"/>
-            <wp:cNvGraphicFramePr>
-              <a:graphicFrameLocks noChangeAspect="1"/>
-            </wp:cNvGraphicFramePr>
-            <a:graphic>
-              <a:graphicData uri="http://schemas.openxmlformats.org/drawingml/2006/picture">
-                <pic:pic>
-                  <pic:nvPicPr>
-                    <pic:cNvPr id="0" name="gambar_3_4_dashboard.png"/>
-                    <pic:cNvPicPr/>
-                  </pic:nvPicPr>
-                  <pic:blipFill>
-                    <a:blip r:embed="rId55"/>
-                    <a:stretch>
-                      <a:fillRect/>
-                    </a:stretch>
-                  </pic:blipFill>
-                  <pic:spPr>
-                    <a:xfrm>
-                      <a:off x="0" y="0"/>
-                      <a:ext cx="2743200" cy="4866968"/>
-                    </a:xfrm>
-                    <a:prstGeom prst="rect"/>
-                  </pic:spPr>
-                </pic:pic>
-              </a:graphicData>
-            </a:graphic>
-          </wp:inline>
-        </w:drawing>
+        <w:jc w:val="both"/>
+      </w:pPr>
+      <w:r/>
+      <w:r>
+        <w:rPr>
+          <w:rFonts w:ascii="Times New Roman" w:hAnsi="Times New Roman"/>
+          <w:color w:val="FF0000"/>
+          <w:sz w:val="24"/>
+        </w:rPr>
+        <w:t>Prompt Figma: Buat rancangan dashboard admin aplikasi Garden Barbershop Finance pada frame Android 360 x 800 px. Tampilkan ringkasan Total Pendapatan Bulan Ini, Total Operasional, Jumlah Capster Aktif, Bagian Capster, dan Bagian Pondok dalam kartu metrik yang compact. Tambahkan menu utama Data Capster, Data Layanan, Pendapatan Harian, Buku Kas Umum, Operasional, Laporan, dan Kelola Akun Pengguna dengan ikon yang jelas.</w:t>
       </w:r>
     </w:p>
     <w:p>
@@ -16054,41 +16004,16 @@
     </w:p>
     <w:p>
       <w:pPr>
-        <w:jc w:val="center"/>
-      </w:pPr>
-      <w:r>
-        <w:drawing>
-          <wp:inline xmlns:a="http://schemas.openxmlformats.org/drawingml/2006/main" xmlns:pic="http://schemas.openxmlformats.org/drawingml/2006/picture">
-            <wp:extent cx="2743200" cy="4866968"/>
-            <wp:docPr id="1069574693" name="Picture 1069574693"/>
-            <wp:cNvGraphicFramePr>
-              <a:graphicFrameLocks noChangeAspect="1"/>
-            </wp:cNvGraphicFramePr>
-            <a:graphic>
-              <a:graphicData uri="http://schemas.openxmlformats.org/drawingml/2006/picture">
-                <pic:pic>
-                  <pic:nvPicPr>
-                    <pic:cNvPr id="0" name="gambar_3_5_pendapatan.png"/>
-                    <pic:cNvPicPr/>
-                  </pic:nvPicPr>
-                  <pic:blipFill>
-                    <a:blip r:embed="rId56"/>
-                    <a:stretch>
-                      <a:fillRect/>
-                    </a:stretch>
-                  </pic:blipFill>
-                  <pic:spPr>
-                    <a:xfrm>
-                      <a:off x="0" y="0"/>
-                      <a:ext cx="2743200" cy="4866968"/>
-                    </a:xfrm>
-                    <a:prstGeom prst="rect"/>
-                  </pic:spPr>
-                </pic:pic>
-              </a:graphicData>
-            </a:graphic>
-          </wp:inline>
-        </w:drawing>
+        <w:jc w:val="both"/>
+      </w:pPr>
+      <w:r/>
+      <w:r>
+        <w:rPr>
+          <w:rFonts w:ascii="Times New Roman" w:hAnsi="Times New Roman"/>
+          <w:color w:val="FF0000"/>
+          <w:sz w:val="24"/>
+        </w:rPr>
+        <w:t>Prompt Figma: Buat rancangan halaman input pendapatan harian untuk admin atau capster senior. Gunakan layout mobile yang rapi dan mudah diisi, terdapat pilihan tanggal, pilihan nama capster, daftar layanan dengan nama lengkap seperti Santri, Reguler Haircut, Premium Cut, Garden Cut, Cukur Jenggot/Kumis, Keramas, Coloring Hair, Home Service, Perming, dan Kartu Member. Tambahkan ringkasan otomatis total customer santri, customer umum, total customer, total pendapatan, dan tombol Simpan.</w:t>
       </w:r>
     </w:p>
     <w:p>
@@ -16107,41 +16032,16 @@
     </w:p>
     <w:p>
       <w:pPr>
-        <w:jc w:val="center"/>
-      </w:pPr>
-      <w:r>
-        <w:drawing>
-          <wp:inline xmlns:a="http://schemas.openxmlformats.org/drawingml/2006/main" xmlns:pic="http://schemas.openxmlformats.org/drawingml/2006/picture">
-            <wp:extent cx="2743200" cy="4866968"/>
-            <wp:docPr id="1069574694" name="Picture 1069574694"/>
-            <wp:cNvGraphicFramePr>
-              <a:graphicFrameLocks noChangeAspect="1"/>
-            </wp:cNvGraphicFramePr>
-            <a:graphic>
-              <a:graphicData uri="http://schemas.openxmlformats.org/drawingml/2006/picture">
-                <pic:pic>
-                  <pic:nvPicPr>
-                    <pic:cNvPr id="0" name="gambar_3_6_kas.png"/>
-                    <pic:cNvPicPr/>
-                  </pic:nvPicPr>
-                  <pic:blipFill>
-                    <a:blip r:embed="rId57"/>
-                    <a:stretch>
-                      <a:fillRect/>
-                    </a:stretch>
-                  </pic:blipFill>
-                  <pic:spPr>
-                    <a:xfrm>
-                      <a:off x="0" y="0"/>
-                      <a:ext cx="2743200" cy="4866968"/>
-                    </a:xfrm>
-                    <a:prstGeom prst="rect"/>
-                  </pic:spPr>
-                </pic:pic>
-              </a:graphicData>
-            </a:graphic>
-          </wp:inline>
-        </w:drawing>
+        <w:jc w:val="both"/>
+      </w:pPr>
+      <w:r/>
+      <w:r>
+        <w:rPr>
+          <w:rFonts w:ascii="Times New Roman" w:hAnsi="Times New Roman"/>
+          <w:color w:val="FF0000"/>
+          <w:sz w:val="24"/>
+        </w:rPr>
+        <w:t>Prompt Figma: Buat rancangan halaman Buku Kas Umum aplikasi Garden Barbershop Finance dengan gaya modern dan compact. Tampilkan form tanggal, uraian, pilihan akun, penerimaan, pengeluaran, saldo otomatis, keterangan, dan tombol Simpan. Sertakan daftar riwayat transaksi kas dalam kartu kecil dengan pembeda warna untuk penerimaan dan pengeluaran.</w:t>
       </w:r>
     </w:p>
     <w:p>
@@ -16160,41 +16060,16 @@
     </w:p>
     <w:p>
       <w:pPr>
-        <w:jc w:val="center"/>
-      </w:pPr>
-      <w:r>
-        <w:drawing>
-          <wp:inline xmlns:a="http://schemas.openxmlformats.org/drawingml/2006/main" xmlns:pic="http://schemas.openxmlformats.org/drawingml/2006/picture">
-            <wp:extent cx="2743200" cy="4866968"/>
-            <wp:docPr id="1069574695" name="Picture 1069574695"/>
-            <wp:cNvGraphicFramePr>
-              <a:graphicFrameLocks noChangeAspect="1"/>
-            </wp:cNvGraphicFramePr>
-            <a:graphic>
-              <a:graphicData uri="http://schemas.openxmlformats.org/drawingml/2006/picture">
-                <pic:pic>
-                  <pic:nvPicPr>
-                    <pic:cNvPr id="0" name="gambar_3_7_operasional.png"/>
-                    <pic:cNvPicPr/>
-                  </pic:nvPicPr>
-                  <pic:blipFill>
-                    <a:blip r:embed="rId58"/>
-                    <a:stretch>
-                      <a:fillRect/>
-                    </a:stretch>
-                  </pic:blipFill>
-                  <pic:spPr>
-                    <a:xfrm>
-                      <a:off x="0" y="0"/>
-                      <a:ext cx="2743200" cy="4866968"/>
-                    </a:xfrm>
-                    <a:prstGeom prst="rect"/>
-                  </pic:spPr>
-                </pic:pic>
-              </a:graphicData>
-            </a:graphic>
-          </wp:inline>
-        </w:drawing>
+        <w:jc w:val="both"/>
+      </w:pPr>
+      <w:r/>
+      <w:r>
+        <w:rPr>
+          <w:rFonts w:ascii="Times New Roman" w:hAnsi="Times New Roman"/>
+          <w:color w:val="FF0000"/>
+          <w:sz w:val="24"/>
+        </w:rPr>
+        <w:t>Prompt Figma: Buat rancangan halaman input biaya operasional bulanan pada frame Android 360 x 800 px. Tampilkan pilihan bulan, nama biaya, pilihan akun seperti Listrik, Wifi, Kebersihan, Air, Sewa Toko, dan Harga Pokok Penjualan, field nominal rupiah, keterangan, total operasional bulan terpilih, tombol Simpan, serta daftar biaya yang sudah dicatat.</w:t>
       </w:r>
     </w:p>
     <w:p>
@@ -16213,41 +16088,16 @@
     </w:p>
     <w:p>
       <w:pPr>
-        <w:jc w:val="center"/>
-      </w:pPr>
-      <w:r>
-        <w:drawing>
-          <wp:inline xmlns:a="http://schemas.openxmlformats.org/drawingml/2006/main" xmlns:pic="http://schemas.openxmlformats.org/drawingml/2006/picture">
-            <wp:extent cx="2743200" cy="4866968"/>
-            <wp:docPr id="1069574696" name="Picture 1069574696"/>
-            <wp:cNvGraphicFramePr>
-              <a:graphicFrameLocks noChangeAspect="1"/>
-            </wp:cNvGraphicFramePr>
-            <a:graphic>
-              <a:graphicData uri="http://schemas.openxmlformats.org/drawingml/2006/picture">
-                <pic:pic>
-                  <pic:nvPicPr>
-                    <pic:cNvPr id="0" name="gambar_3_8_laporan.png"/>
-                    <pic:cNvPicPr/>
-                  </pic:nvPicPr>
-                  <pic:blipFill>
-                    <a:blip r:embed="rId59"/>
-                    <a:stretch>
-                      <a:fillRect/>
-                    </a:stretch>
-                  </pic:blipFill>
-                  <pic:spPr>
-                    <a:xfrm>
-                      <a:off x="0" y="0"/>
-                      <a:ext cx="2743200" cy="4866968"/>
-                    </a:xfrm>
-                    <a:prstGeom prst="rect"/>
-                  </pic:spPr>
-                </pic:pic>
-              </a:graphicData>
-            </a:graphic>
-          </wp:inline>
-        </w:drawing>
+        <w:jc w:val="both"/>
+      </w:pPr>
+      <w:r/>
+      <w:r>
+        <w:rPr>
+          <w:rFonts w:ascii="Times New Roman" w:hAnsi="Times New Roman"/>
+          <w:color w:val="FF0000"/>
+          <w:sz w:val="24"/>
+        </w:rPr>
+        <w:t>Prompt Figma: Buat rancangan halaman laporan pembagian hasil capster dengan tampilan mobile profesional. Tampilkan filter bulan, tombol Hitung Laporan, tombol Simpan Laporan, tabel atau daftar laporan berisi Nama Capster, Pendapatan Kotor, Operasional per Capster, Pendapatan Bersih, Bagian Capster, dan Bagian Pondok. Tambahkan kartu ringkasan Total Pendapatan, Total Bagian Capster, dan Total Bagian Pondok.</w:t>
       </w:r>
     </w:p>
     <w:p>
@@ -16266,41 +16116,16 @@
     </w:p>
     <w:p>
       <w:pPr>
-        <w:jc w:val="center"/>
-      </w:pPr>
-      <w:r>
-        <w:drawing>
-          <wp:inline xmlns:a="http://schemas.openxmlformats.org/drawingml/2006/main" xmlns:pic="http://schemas.openxmlformats.org/drawingml/2006/picture">
-            <wp:extent cx="2743200" cy="4866968"/>
-            <wp:docPr id="1069574697" name="Picture 1069574697"/>
-            <wp:cNvGraphicFramePr>
-              <a:graphicFrameLocks noChangeAspect="1"/>
-            </wp:cNvGraphicFramePr>
-            <a:graphic>
-              <a:graphicData uri="http://schemas.openxmlformats.org/drawingml/2006/picture">
-                <pic:pic>
-                  <pic:nvPicPr>
-                    <pic:cNvPr id="0" name="gambar_3_9_akun.png"/>
-                    <pic:cNvPicPr/>
-                  </pic:nvPicPr>
-                  <pic:blipFill>
-                    <a:blip r:embed="rId60"/>
-                    <a:stretch>
-                      <a:fillRect/>
-                    </a:stretch>
-                  </pic:blipFill>
-                  <pic:spPr>
-                    <a:xfrm>
-                      <a:off x="0" y="0"/>
-                      <a:ext cx="2743200" cy="4866968"/>
-                    </a:xfrm>
-                    <a:prstGeom prst="rect"/>
-                  </pic:spPr>
-                </pic:pic>
-              </a:graphicData>
-            </a:graphic>
-          </wp:inline>
-        </w:drawing>
+        <w:jc w:val="both"/>
+      </w:pPr>
+      <w:r/>
+      <w:r>
+        <w:rPr>
+          <w:rFonts w:ascii="Times New Roman" w:hAnsi="Times New Roman"/>
+          <w:color w:val="FF0000"/>
+          <w:sz w:val="24"/>
+        </w:rPr>
+        <w:t>Prompt Figma: Buat rancangan halaman kelola akun pengguna untuk admin. Tampilkan daftar akun dengan informasi nama, username, role admin, capster, capster senior, atau pemilik, status aktif, dan tombol aksi ubah password atau nonaktifkan akun. Tambahkan tombol tambah akun dan form ringkas untuk membuat akun baru yang dapat dikaitkan dengan data capster.</w:t>
       </w:r>
     </w:p>
     <w:p>

--- a/docs/Proposal Skripsi v2.docx
+++ b/docs/Proposal Skripsi v2.docx
@@ -12507,7 +12507,18 @@
     </w:p>
     <w:p>
       <w:pPr>
-        <w:spacing w:line="360" w:lineRule="auto" w:after="0"/>
+        <w:sectPr>
+          <w:type w:val="nextPage"/>
+          <w:pgSz w:w="12240" w:h="15840"/>
+          <w:pgMar w:top="2268" w:right="1701" w:bottom="1701" w:left="2268" w:header="720" w:footer="720" w:gutter="0"/>
+          <w:cols w:space="720"/>
+          <w:docGrid w:linePitch="360"/>
+        </w:sectPr>
+      </w:pPr>
+    </w:p>
+    <w:p>
+      <w:pPr>
+        <w:spacing w:line="360" w:lineRule="auto" w:after="120" w:before="0"/>
       </w:pPr>
       <w:r>
         <w:rPr>
@@ -12520,7 +12531,7 @@
     </w:p>
     <w:p>
       <w:pPr>
-        <w:spacing w:line="360" w:lineRule="auto" w:after="0"/>
+        <w:spacing w:line="360" w:lineRule="auto" w:after="60" w:before="0"/>
         <w:ind w:firstLine="504"/>
         <w:jc w:val="both"/>
       </w:pPr>
@@ -12535,7 +12546,7 @@
     </w:p>
     <w:p>
       <w:pPr>
-        <w:spacing w:line="360" w:lineRule="auto" w:after="0"/>
+        <w:spacing w:line="360" w:lineRule="auto" w:after="60" w:before="0"/>
         <w:jc w:val="center"/>
       </w:pPr>
       <w:r>
@@ -12550,9 +12561,16 @@
     <w:tbl>
       <w:tblPr>
         <w:tblStyle w:val="TableGrid"/>
-        <w:tblW w:type="auto" w:w="0"/>
+        <w:tblW w:type="dxa" w:w="11880"/>
         <w:jc w:val="center"/>
+        <w:tblLayout w:type="fixed"/>
         <w:tblLook w:firstColumn="1" w:firstRow="1" w:lastColumn="0" w:lastRow="0" w:noHBand="0" w:noVBand="1" w:val="04A0"/>
+        <w:tblCellMar>
+          <w:top w:w="35" w:type="dxa"/>
+          <w:start w:w="35" w:type="dxa"/>
+          <w:bottom w:w="35" w:type="dxa"/>
+          <w:end w:w="35" w:type="dxa"/>
+        </w:tblCellMar>
       </w:tblPr>
       <w:tblGrid>
         <w:gridCol w:w="459"/>
@@ -12575,22 +12593,25 @@
         <w:gridCol w:w="459"/>
       </w:tblGrid>
       <w:tr>
-        <w:tc>
-          <w:tcPr>
-            <w:tcW w:type="dxa" w:w="459"/>
+        <w:trPr>
+          <w:cantSplit/>
+        </w:trPr>
+        <w:tc>
+          <w:tcPr>
+            <w:tcW w:type="dxa" w:w="520"/>
             <w:vMerge w:val="restart"/>
             <w:vAlign w:val="center"/>
           </w:tcPr>
           <w:p>
             <w:pPr>
-              <w:spacing w:after="0" w:line="240" w:lineRule="auto"/>
+              <w:spacing w:after="0" w:line="240" w:lineRule="auto" w:before="0"/>
               <w:jc w:val="center"/>
             </w:pPr>
             <w:r>
               <w:rPr>
                 <w:rFonts w:ascii="Times New Roman" w:hAnsi="Times New Roman"/>
                 <w:b/>
-                <w:sz w:val="16"/>
+                <w:sz w:val="14"/>
               </w:rPr>
               <w:t>NO</w:t>
             </w:r>
@@ -12598,20 +12619,20 @@
         </w:tc>
         <w:tc>
           <w:tcPr>
-            <w:tcW w:type="dxa" w:w="459"/>
+            <w:tcW w:type="dxa" w:w="1850"/>
             <w:vMerge w:val="restart"/>
             <w:vAlign w:val="center"/>
           </w:tcPr>
           <w:p>
             <w:pPr>
-              <w:spacing w:after="0" w:line="240" w:lineRule="auto"/>
+              <w:spacing w:after="0" w:line="240" w:lineRule="auto" w:before="0"/>
               <w:jc w:val="center"/>
             </w:pPr>
             <w:r>
               <w:rPr>
                 <w:rFonts w:ascii="Times New Roman" w:hAnsi="Times New Roman"/>
                 <w:b/>
-                <w:sz w:val="16"/>
+                <w:sz w:val="14"/>
               </w:rPr>
               <w:t>JENIS KEGIATAN</w:t>
             </w:r>
@@ -12619,20 +12640,20 @@
         </w:tc>
         <w:tc>
           <w:tcPr>
-            <w:tcW w:type="dxa" w:w="7344"/>
+            <w:tcW w:type="dxa" w:w="595"/>
             <w:gridSpan w:val="16"/>
             <w:vAlign w:val="center"/>
           </w:tcPr>
           <w:p>
             <w:pPr>
-              <w:spacing w:after="0" w:line="240" w:lineRule="auto"/>
+              <w:spacing w:after="0" w:line="240" w:lineRule="auto" w:before="0"/>
               <w:jc w:val="center"/>
             </w:pPr>
             <w:r>
               <w:rPr>
                 <w:rFonts w:ascii="Times New Roman" w:hAnsi="Times New Roman"/>
                 <w:b/>
-                <w:sz w:val="16"/>
+                <w:sz w:val="14"/>
               </w:rPr>
               <w:t>2026</w:t>
             </w:r>
@@ -12640,6 +12661,9 @@
         </w:tc>
       </w:tr>
       <w:tr>
+        <w:trPr>
+          <w:cantSplit/>
+        </w:trPr>
         <w:tc>
           <w:tcPr>
             <w:tcW w:type="dxa" w:w="459"/>
@@ -12656,20 +12680,20 @@
         </w:tc>
         <w:tc>
           <w:tcPr>
-            <w:tcW w:type="dxa" w:w="1836"/>
+            <w:tcW w:type="dxa" w:w="595"/>
             <w:gridSpan w:val="4"/>
             <w:vAlign w:val="center"/>
           </w:tcPr>
           <w:p>
             <w:pPr>
-              <w:spacing w:after="0" w:line="240" w:lineRule="auto"/>
+              <w:spacing w:after="0" w:line="240" w:lineRule="auto" w:before="0"/>
               <w:jc w:val="center"/>
             </w:pPr>
             <w:r>
               <w:rPr>
                 <w:rFonts w:ascii="Times New Roman" w:hAnsi="Times New Roman"/>
                 <w:b/>
-                <w:sz w:val="16"/>
+                <w:sz w:val="14"/>
               </w:rPr>
               <w:t>APRIL</w:t>
             </w:r>
@@ -12677,20 +12701,20 @@
         </w:tc>
         <w:tc>
           <w:tcPr>
-            <w:tcW w:type="dxa" w:w="1836"/>
+            <w:tcW w:type="dxa" w:w="595"/>
             <w:gridSpan w:val="4"/>
             <w:vAlign w:val="center"/>
           </w:tcPr>
           <w:p>
             <w:pPr>
-              <w:spacing w:after="0" w:line="240" w:lineRule="auto"/>
+              <w:spacing w:after="0" w:line="240" w:lineRule="auto" w:before="0"/>
               <w:jc w:val="center"/>
             </w:pPr>
             <w:r>
               <w:rPr>
                 <w:rFonts w:ascii="Times New Roman" w:hAnsi="Times New Roman"/>
                 <w:b/>
-                <w:sz w:val="16"/>
+                <w:sz w:val="14"/>
               </w:rPr>
               <w:t>MEI</w:t>
             </w:r>
@@ -12698,20 +12722,20 @@
         </w:tc>
         <w:tc>
           <w:tcPr>
-            <w:tcW w:type="dxa" w:w="1836"/>
+            <w:tcW w:type="dxa" w:w="595"/>
             <w:gridSpan w:val="4"/>
             <w:vAlign w:val="center"/>
           </w:tcPr>
           <w:p>
             <w:pPr>
-              <w:spacing w:after="0" w:line="240" w:lineRule="auto"/>
+              <w:spacing w:after="0" w:line="240" w:lineRule="auto" w:before="0"/>
               <w:jc w:val="center"/>
             </w:pPr>
             <w:r>
               <w:rPr>
                 <w:rFonts w:ascii="Times New Roman" w:hAnsi="Times New Roman"/>
                 <w:b/>
-                <w:sz w:val="16"/>
+                <w:sz w:val="14"/>
               </w:rPr>
               <w:t>JUNI</w:t>
             </w:r>
@@ -12719,20 +12743,20 @@
         </w:tc>
         <w:tc>
           <w:tcPr>
-            <w:tcW w:type="dxa" w:w="1836"/>
+            <w:tcW w:type="dxa" w:w="595"/>
             <w:gridSpan w:val="4"/>
             <w:vAlign w:val="center"/>
           </w:tcPr>
           <w:p>
             <w:pPr>
-              <w:spacing w:after="0" w:line="240" w:lineRule="auto"/>
+              <w:spacing w:after="0" w:line="240" w:lineRule="auto" w:before="0"/>
               <w:jc w:val="center"/>
             </w:pPr>
             <w:r>
               <w:rPr>
                 <w:rFonts w:ascii="Times New Roman" w:hAnsi="Times New Roman"/>
                 <w:b/>
-                <w:sz w:val="16"/>
+                <w:sz w:val="14"/>
               </w:rPr>
               <w:t>JULI</w:t>
             </w:r>
@@ -12740,59 +12764,62 @@
         </w:tc>
       </w:tr>
       <w:tr>
-        <w:tc>
-          <w:tcPr>
-            <w:tcW w:type="dxa" w:w="459"/>
+        <w:trPr>
+          <w:cantSplit/>
+        </w:trPr>
+        <w:tc>
+          <w:tcPr>
+            <w:tcW w:type="dxa" w:w="520"/>
             <w:vAlign w:val="center"/>
           </w:tcPr>
           <w:p>
             <w:pPr>
-              <w:spacing w:after="0" w:line="240" w:lineRule="auto"/>
+              <w:spacing w:after="0" w:line="240" w:lineRule="auto" w:before="0"/>
               <w:jc w:val="center"/>
             </w:pPr>
             <w:r>
               <w:rPr>
                 <w:rFonts w:ascii="Times New Roman" w:hAnsi="Times New Roman"/>
                 <w:b/>
-                <w:sz w:val="16"/>
-              </w:rPr>
-            </w:r>
-          </w:p>
-        </w:tc>
-        <w:tc>
-          <w:tcPr>
-            <w:tcW w:type="dxa" w:w="459"/>
+                <w:sz w:val="14"/>
+              </w:rPr>
+            </w:r>
+          </w:p>
+        </w:tc>
+        <w:tc>
+          <w:tcPr>
+            <w:tcW w:type="dxa" w:w="1850"/>
             <w:vAlign w:val="center"/>
           </w:tcPr>
           <w:p>
             <w:pPr>
-              <w:spacing w:after="0" w:line="240" w:lineRule="auto"/>
+              <w:spacing w:after="0" w:line="240" w:lineRule="auto" w:before="0"/>
               <w:jc w:val="center"/>
             </w:pPr>
             <w:r>
               <w:rPr>
                 <w:rFonts w:ascii="Times New Roman" w:hAnsi="Times New Roman"/>
                 <w:b/>
-                <w:sz w:val="16"/>
-              </w:rPr>
-            </w:r>
-          </w:p>
-        </w:tc>
-        <w:tc>
-          <w:tcPr>
-            <w:tcW w:type="dxa" w:w="459"/>
+                <w:sz w:val="14"/>
+              </w:rPr>
+            </w:r>
+          </w:p>
+        </w:tc>
+        <w:tc>
+          <w:tcPr>
+            <w:tcW w:type="dxa" w:w="595"/>
             <w:vAlign w:val="center"/>
           </w:tcPr>
           <w:p>
             <w:pPr>
-              <w:spacing w:after="0" w:line="240" w:lineRule="auto"/>
+              <w:spacing w:after="0" w:line="240" w:lineRule="auto" w:before="0"/>
               <w:jc w:val="center"/>
             </w:pPr>
             <w:r>
               <w:rPr>
                 <w:rFonts w:ascii="Times New Roman" w:hAnsi="Times New Roman"/>
                 <w:b/>
-                <w:sz w:val="16"/>
+                <w:sz w:val="14"/>
               </w:rPr>
               <w:t>1</w:t>
             </w:r>
@@ -12800,19 +12827,19 @@
         </w:tc>
         <w:tc>
           <w:tcPr>
-            <w:tcW w:type="dxa" w:w="459"/>
+            <w:tcW w:type="dxa" w:w="595"/>
             <w:vAlign w:val="center"/>
           </w:tcPr>
           <w:p>
             <w:pPr>
-              <w:spacing w:after="0" w:line="240" w:lineRule="auto"/>
+              <w:spacing w:after="0" w:line="240" w:lineRule="auto" w:before="0"/>
               <w:jc w:val="center"/>
             </w:pPr>
             <w:r>
               <w:rPr>
                 <w:rFonts w:ascii="Times New Roman" w:hAnsi="Times New Roman"/>
                 <w:b/>
-                <w:sz w:val="16"/>
+                <w:sz w:val="14"/>
               </w:rPr>
               <w:t>2</w:t>
             </w:r>
@@ -12820,19 +12847,19 @@
         </w:tc>
         <w:tc>
           <w:tcPr>
-            <w:tcW w:type="dxa" w:w="459"/>
+            <w:tcW w:type="dxa" w:w="595"/>
             <w:vAlign w:val="center"/>
           </w:tcPr>
           <w:p>
             <w:pPr>
-              <w:spacing w:after="0" w:line="240" w:lineRule="auto"/>
+              <w:spacing w:after="0" w:line="240" w:lineRule="auto" w:before="0"/>
               <w:jc w:val="center"/>
             </w:pPr>
             <w:r>
               <w:rPr>
                 <w:rFonts w:ascii="Times New Roman" w:hAnsi="Times New Roman"/>
                 <w:b/>
-                <w:sz w:val="16"/>
+                <w:sz w:val="14"/>
               </w:rPr>
               <w:t>3</w:t>
             </w:r>
@@ -12840,19 +12867,19 @@
         </w:tc>
         <w:tc>
           <w:tcPr>
-            <w:tcW w:type="dxa" w:w="459"/>
+            <w:tcW w:type="dxa" w:w="595"/>
             <w:vAlign w:val="center"/>
           </w:tcPr>
           <w:p>
             <w:pPr>
-              <w:spacing w:after="0" w:line="240" w:lineRule="auto"/>
+              <w:spacing w:after="0" w:line="240" w:lineRule="auto" w:before="0"/>
               <w:jc w:val="center"/>
             </w:pPr>
             <w:r>
               <w:rPr>
                 <w:rFonts w:ascii="Times New Roman" w:hAnsi="Times New Roman"/>
                 <w:b/>
-                <w:sz w:val="16"/>
+                <w:sz w:val="14"/>
               </w:rPr>
               <w:t>4</w:t>
             </w:r>
@@ -12860,19 +12887,19 @@
         </w:tc>
         <w:tc>
           <w:tcPr>
-            <w:tcW w:type="dxa" w:w="459"/>
+            <w:tcW w:type="dxa" w:w="595"/>
             <w:vAlign w:val="center"/>
           </w:tcPr>
           <w:p>
             <w:pPr>
-              <w:spacing w:after="0" w:line="240" w:lineRule="auto"/>
+              <w:spacing w:after="0" w:line="240" w:lineRule="auto" w:before="0"/>
               <w:jc w:val="center"/>
             </w:pPr>
             <w:r>
               <w:rPr>
                 <w:rFonts w:ascii="Times New Roman" w:hAnsi="Times New Roman"/>
                 <w:b/>
-                <w:sz w:val="16"/>
+                <w:sz w:val="14"/>
               </w:rPr>
               <w:t>1</w:t>
             </w:r>
@@ -12880,19 +12907,19 @@
         </w:tc>
         <w:tc>
           <w:tcPr>
-            <w:tcW w:type="dxa" w:w="459"/>
+            <w:tcW w:type="dxa" w:w="595"/>
             <w:vAlign w:val="center"/>
           </w:tcPr>
           <w:p>
             <w:pPr>
-              <w:spacing w:after="0" w:line="240" w:lineRule="auto"/>
+              <w:spacing w:after="0" w:line="240" w:lineRule="auto" w:before="0"/>
               <w:jc w:val="center"/>
             </w:pPr>
             <w:r>
               <w:rPr>
                 <w:rFonts w:ascii="Times New Roman" w:hAnsi="Times New Roman"/>
                 <w:b/>
-                <w:sz w:val="16"/>
+                <w:sz w:val="14"/>
               </w:rPr>
               <w:t>2</w:t>
             </w:r>
@@ -12900,19 +12927,19 @@
         </w:tc>
         <w:tc>
           <w:tcPr>
-            <w:tcW w:type="dxa" w:w="459"/>
+            <w:tcW w:type="dxa" w:w="595"/>
             <w:vAlign w:val="center"/>
           </w:tcPr>
           <w:p>
             <w:pPr>
-              <w:spacing w:after="0" w:line="240" w:lineRule="auto"/>
+              <w:spacing w:after="0" w:line="240" w:lineRule="auto" w:before="0"/>
               <w:jc w:val="center"/>
             </w:pPr>
             <w:r>
               <w:rPr>
                 <w:rFonts w:ascii="Times New Roman" w:hAnsi="Times New Roman"/>
                 <w:b/>
-                <w:sz w:val="16"/>
+                <w:sz w:val="14"/>
               </w:rPr>
               <w:t>3</w:t>
             </w:r>
@@ -12920,19 +12947,19 @@
         </w:tc>
         <w:tc>
           <w:tcPr>
-            <w:tcW w:type="dxa" w:w="459"/>
+            <w:tcW w:type="dxa" w:w="595"/>
             <w:vAlign w:val="center"/>
           </w:tcPr>
           <w:p>
             <w:pPr>
-              <w:spacing w:after="0" w:line="240" w:lineRule="auto"/>
+              <w:spacing w:after="0" w:line="240" w:lineRule="auto" w:before="0"/>
               <w:jc w:val="center"/>
             </w:pPr>
             <w:r>
               <w:rPr>
                 <w:rFonts w:ascii="Times New Roman" w:hAnsi="Times New Roman"/>
                 <w:b/>
-                <w:sz w:val="16"/>
+                <w:sz w:val="14"/>
               </w:rPr>
               <w:t>4</w:t>
             </w:r>
@@ -12940,19 +12967,19 @@
         </w:tc>
         <w:tc>
           <w:tcPr>
-            <w:tcW w:type="dxa" w:w="459"/>
+            <w:tcW w:type="dxa" w:w="595"/>
             <w:vAlign w:val="center"/>
           </w:tcPr>
           <w:p>
             <w:pPr>
-              <w:spacing w:after="0" w:line="240" w:lineRule="auto"/>
+              <w:spacing w:after="0" w:line="240" w:lineRule="auto" w:before="0"/>
               <w:jc w:val="center"/>
             </w:pPr>
             <w:r>
               <w:rPr>
                 <w:rFonts w:ascii="Times New Roman" w:hAnsi="Times New Roman"/>
                 <w:b/>
-                <w:sz w:val="16"/>
+                <w:sz w:val="14"/>
               </w:rPr>
               <w:t>1</w:t>
             </w:r>
@@ -12960,19 +12987,19 @@
         </w:tc>
         <w:tc>
           <w:tcPr>
-            <w:tcW w:type="dxa" w:w="459"/>
+            <w:tcW w:type="dxa" w:w="595"/>
             <w:vAlign w:val="center"/>
           </w:tcPr>
           <w:p>
             <w:pPr>
-              <w:spacing w:after="0" w:line="240" w:lineRule="auto"/>
+              <w:spacing w:after="0" w:line="240" w:lineRule="auto" w:before="0"/>
               <w:jc w:val="center"/>
             </w:pPr>
             <w:r>
               <w:rPr>
                 <w:rFonts w:ascii="Times New Roman" w:hAnsi="Times New Roman"/>
                 <w:b/>
-                <w:sz w:val="16"/>
+                <w:sz w:val="14"/>
               </w:rPr>
               <w:t>2</w:t>
             </w:r>
@@ -12980,19 +13007,19 @@
         </w:tc>
         <w:tc>
           <w:tcPr>
-            <w:tcW w:type="dxa" w:w="459"/>
+            <w:tcW w:type="dxa" w:w="595"/>
             <w:vAlign w:val="center"/>
           </w:tcPr>
           <w:p>
             <w:pPr>
-              <w:spacing w:after="0" w:line="240" w:lineRule="auto"/>
+              <w:spacing w:after="0" w:line="240" w:lineRule="auto" w:before="0"/>
               <w:jc w:val="center"/>
             </w:pPr>
             <w:r>
               <w:rPr>
                 <w:rFonts w:ascii="Times New Roman" w:hAnsi="Times New Roman"/>
                 <w:b/>
-                <w:sz w:val="16"/>
+                <w:sz w:val="14"/>
               </w:rPr>
               <w:t>3</w:t>
             </w:r>
@@ -13000,19 +13027,19 @@
         </w:tc>
         <w:tc>
           <w:tcPr>
-            <w:tcW w:type="dxa" w:w="459"/>
+            <w:tcW w:type="dxa" w:w="595"/>
             <w:vAlign w:val="center"/>
           </w:tcPr>
           <w:p>
             <w:pPr>
-              <w:spacing w:after="0" w:line="240" w:lineRule="auto"/>
+              <w:spacing w:after="0" w:line="240" w:lineRule="auto" w:before="0"/>
               <w:jc w:val="center"/>
             </w:pPr>
             <w:r>
               <w:rPr>
                 <w:rFonts w:ascii="Times New Roman" w:hAnsi="Times New Roman"/>
                 <w:b/>
-                <w:sz w:val="16"/>
+                <w:sz w:val="14"/>
               </w:rPr>
               <w:t>4</w:t>
             </w:r>
@@ -13020,19 +13047,19 @@
         </w:tc>
         <w:tc>
           <w:tcPr>
-            <w:tcW w:type="dxa" w:w="459"/>
+            <w:tcW w:type="dxa" w:w="595"/>
             <w:vAlign w:val="center"/>
           </w:tcPr>
           <w:p>
             <w:pPr>
-              <w:spacing w:after="0" w:line="240" w:lineRule="auto"/>
+              <w:spacing w:after="0" w:line="240" w:lineRule="auto" w:before="0"/>
               <w:jc w:val="center"/>
             </w:pPr>
             <w:r>
               <w:rPr>
                 <w:rFonts w:ascii="Times New Roman" w:hAnsi="Times New Roman"/>
                 <w:b/>
-                <w:sz w:val="16"/>
+                <w:sz w:val="14"/>
               </w:rPr>
               <w:t>1</w:t>
             </w:r>
@@ -13040,19 +13067,19 @@
         </w:tc>
         <w:tc>
           <w:tcPr>
-            <w:tcW w:type="dxa" w:w="459"/>
+            <w:tcW w:type="dxa" w:w="595"/>
             <w:vAlign w:val="center"/>
           </w:tcPr>
           <w:p>
             <w:pPr>
-              <w:spacing w:after="0" w:line="240" w:lineRule="auto"/>
+              <w:spacing w:after="0" w:line="240" w:lineRule="auto" w:before="0"/>
               <w:jc w:val="center"/>
             </w:pPr>
             <w:r>
               <w:rPr>
                 <w:rFonts w:ascii="Times New Roman" w:hAnsi="Times New Roman"/>
                 <w:b/>
-                <w:sz w:val="16"/>
+                <w:sz w:val="14"/>
               </w:rPr>
               <w:t>2</w:t>
             </w:r>
@@ -13060,19 +13087,19 @@
         </w:tc>
         <w:tc>
           <w:tcPr>
-            <w:tcW w:type="dxa" w:w="459"/>
+            <w:tcW w:type="dxa" w:w="595"/>
             <w:vAlign w:val="center"/>
           </w:tcPr>
           <w:p>
             <w:pPr>
-              <w:spacing w:after="0" w:line="240" w:lineRule="auto"/>
+              <w:spacing w:after="0" w:line="240" w:lineRule="auto" w:before="0"/>
               <w:jc w:val="center"/>
             </w:pPr>
             <w:r>
               <w:rPr>
                 <w:rFonts w:ascii="Times New Roman" w:hAnsi="Times New Roman"/>
                 <w:b/>
-                <w:sz w:val="16"/>
+                <w:sz w:val="14"/>
               </w:rPr>
               <w:t>3</w:t>
             </w:r>
@@ -13080,19 +13107,19 @@
         </w:tc>
         <w:tc>
           <w:tcPr>
-            <w:tcW w:type="dxa" w:w="459"/>
+            <w:tcW w:type="dxa" w:w="595"/>
             <w:vAlign w:val="center"/>
           </w:tcPr>
           <w:p>
             <w:pPr>
-              <w:spacing w:after="0" w:line="240" w:lineRule="auto"/>
+              <w:spacing w:after="0" w:line="240" w:lineRule="auto" w:before="0"/>
               <w:jc w:val="center"/>
             </w:pPr>
             <w:r>
               <w:rPr>
                 <w:rFonts w:ascii="Times New Roman" w:hAnsi="Times New Roman"/>
                 <w:b/>
-                <w:sz w:val="16"/>
+                <w:sz w:val="14"/>
               </w:rPr>
               <w:t>4</w:t>
             </w:r>
@@ -13100,21 +13127,24 @@
         </w:tc>
       </w:tr>
       <w:tr>
-        <w:tc>
-          <w:tcPr>
-            <w:tcW w:type="dxa" w:w="459"/>
+        <w:trPr>
+          <w:cantSplit/>
+        </w:trPr>
+        <w:tc>
+          <w:tcPr>
+            <w:tcW w:type="dxa" w:w="520"/>
             <w:vAlign w:val="center"/>
           </w:tcPr>
           <w:p>
             <w:pPr>
-              <w:spacing w:after="0" w:line="240" w:lineRule="auto"/>
+              <w:spacing w:after="0" w:line="240" w:lineRule="auto" w:before="0"/>
               <w:jc w:val="center"/>
             </w:pPr>
             <w:r>
               <w:rPr>
                 <w:rFonts w:ascii="Times New Roman" w:hAnsi="Times New Roman"/>
                 <w:b w:val="0"/>
-                <w:sz w:val="16"/>
+                <w:sz w:val="14"/>
               </w:rPr>
               <w:t>1.</w:t>
             </w:r>
@@ -13122,19 +13152,19 @@
         </w:tc>
         <w:tc>
           <w:tcPr>
-            <w:tcW w:type="dxa" w:w="459"/>
+            <w:tcW w:type="dxa" w:w="1850"/>
             <w:vAlign w:val="center"/>
           </w:tcPr>
           <w:p>
             <w:pPr>
-              <w:spacing w:after="0" w:line="240" w:lineRule="auto"/>
-              <w:jc w:val="left"/>
+              <w:spacing w:after="0" w:line="240" w:lineRule="auto" w:before="0"/>
+              <w:jc w:val="center"/>
             </w:pPr>
             <w:r>
               <w:rPr>
                 <w:rFonts w:ascii="Times New Roman" w:hAnsi="Times New Roman"/>
                 <w:b w:val="0"/>
-                <w:sz w:val="16"/>
+                <w:sz w:val="14"/>
               </w:rPr>
               <w:t>Studi Literatur</w:t>
             </w:r>
@@ -13142,19 +13172,19 @@
         </w:tc>
         <w:tc>
           <w:tcPr>
-            <w:tcW w:type="dxa" w:w="459"/>
+            <w:tcW w:type="dxa" w:w="595"/>
             <w:vAlign w:val="center"/>
           </w:tcPr>
           <w:p>
             <w:pPr>
-              <w:spacing w:after="0" w:line="240" w:lineRule="auto"/>
+              <w:spacing w:after="0" w:line="240" w:lineRule="auto" w:before="0"/>
               <w:jc w:val="center"/>
             </w:pPr>
             <w:r>
               <w:rPr>
                 <w:rFonts w:ascii="Times New Roman" w:hAnsi="Times New Roman"/>
                 <w:b w:val="0"/>
-                <w:sz w:val="16"/>
+                <w:sz w:val="14"/>
               </w:rPr>
               <w:t>√</w:t>
             </w:r>
@@ -13162,19 +13192,19 @@
         </w:tc>
         <w:tc>
           <w:tcPr>
-            <w:tcW w:type="dxa" w:w="459"/>
+            <w:tcW w:type="dxa" w:w="595"/>
             <w:vAlign w:val="center"/>
           </w:tcPr>
           <w:p>
             <w:pPr>
-              <w:spacing w:after="0" w:line="240" w:lineRule="auto"/>
+              <w:spacing w:after="0" w:line="240" w:lineRule="auto" w:before="0"/>
               <w:jc w:val="center"/>
             </w:pPr>
             <w:r>
               <w:rPr>
                 <w:rFonts w:ascii="Times New Roman" w:hAnsi="Times New Roman"/>
                 <w:b w:val="0"/>
-                <w:sz w:val="16"/>
+                <w:sz w:val="14"/>
               </w:rPr>
               <w:t>√</w:t>
             </w:r>
@@ -13182,19 +13212,19 @@
         </w:tc>
         <w:tc>
           <w:tcPr>
-            <w:tcW w:type="dxa" w:w="459"/>
+            <w:tcW w:type="dxa" w:w="595"/>
             <w:vAlign w:val="center"/>
           </w:tcPr>
           <w:p>
             <w:pPr>
-              <w:spacing w:after="0" w:line="240" w:lineRule="auto"/>
+              <w:spacing w:after="0" w:line="240" w:lineRule="auto" w:before="0"/>
               <w:jc w:val="center"/>
             </w:pPr>
             <w:r>
               <w:rPr>
                 <w:rFonts w:ascii="Times New Roman" w:hAnsi="Times New Roman"/>
                 <w:b w:val="0"/>
-                <w:sz w:val="16"/>
+                <w:sz w:val="14"/>
               </w:rPr>
               <w:t>√</w:t>
             </w:r>
@@ -13202,19 +13232,19 @@
         </w:tc>
         <w:tc>
           <w:tcPr>
-            <w:tcW w:type="dxa" w:w="459"/>
+            <w:tcW w:type="dxa" w:w="595"/>
             <w:vAlign w:val="center"/>
           </w:tcPr>
           <w:p>
             <w:pPr>
-              <w:spacing w:after="0" w:line="240" w:lineRule="auto"/>
+              <w:spacing w:after="0" w:line="240" w:lineRule="auto" w:before="0"/>
               <w:jc w:val="center"/>
             </w:pPr>
             <w:r>
               <w:rPr>
                 <w:rFonts w:ascii="Times New Roman" w:hAnsi="Times New Roman"/>
                 <w:b w:val="0"/>
-                <w:sz w:val="16"/>
+                <w:sz w:val="14"/>
               </w:rPr>
               <w:t>√</w:t>
             </w:r>
@@ -13222,249 +13252,252 @@
         </w:tc>
         <w:tc>
           <w:tcPr>
-            <w:tcW w:type="dxa" w:w="459"/>
+            <w:tcW w:type="dxa" w:w="595"/>
             <w:vAlign w:val="center"/>
           </w:tcPr>
           <w:p>
             <w:pPr>
-              <w:spacing w:after="0" w:line="240" w:lineRule="auto"/>
+              <w:spacing w:after="0" w:line="240" w:lineRule="auto" w:before="0"/>
               <w:jc w:val="center"/>
             </w:pPr>
             <w:r>
               <w:rPr>
                 <w:rFonts w:ascii="Times New Roman" w:hAnsi="Times New Roman"/>
                 <w:b w:val="0"/>
-                <w:sz w:val="16"/>
-              </w:rPr>
-            </w:r>
-          </w:p>
-        </w:tc>
-        <w:tc>
-          <w:tcPr>
-            <w:tcW w:type="dxa" w:w="459"/>
+                <w:sz w:val="14"/>
+              </w:rPr>
+            </w:r>
+          </w:p>
+        </w:tc>
+        <w:tc>
+          <w:tcPr>
+            <w:tcW w:type="dxa" w:w="595"/>
             <w:vAlign w:val="center"/>
           </w:tcPr>
           <w:p>
             <w:pPr>
-              <w:spacing w:after="0" w:line="240" w:lineRule="auto"/>
+              <w:spacing w:after="0" w:line="240" w:lineRule="auto" w:before="0"/>
               <w:jc w:val="center"/>
             </w:pPr>
             <w:r>
               <w:rPr>
                 <w:rFonts w:ascii="Times New Roman" w:hAnsi="Times New Roman"/>
                 <w:b w:val="0"/>
-                <w:sz w:val="16"/>
-              </w:rPr>
-            </w:r>
-          </w:p>
-        </w:tc>
-        <w:tc>
-          <w:tcPr>
-            <w:tcW w:type="dxa" w:w="459"/>
+                <w:sz w:val="14"/>
+              </w:rPr>
+            </w:r>
+          </w:p>
+        </w:tc>
+        <w:tc>
+          <w:tcPr>
+            <w:tcW w:type="dxa" w:w="595"/>
             <w:vAlign w:val="center"/>
           </w:tcPr>
           <w:p>
             <w:pPr>
-              <w:spacing w:after="0" w:line="240" w:lineRule="auto"/>
+              <w:spacing w:after="0" w:line="240" w:lineRule="auto" w:before="0"/>
               <w:jc w:val="center"/>
             </w:pPr>
             <w:r>
               <w:rPr>
                 <w:rFonts w:ascii="Times New Roman" w:hAnsi="Times New Roman"/>
                 <w:b w:val="0"/>
-                <w:sz w:val="16"/>
-              </w:rPr>
-            </w:r>
-          </w:p>
-        </w:tc>
-        <w:tc>
-          <w:tcPr>
-            <w:tcW w:type="dxa" w:w="459"/>
+                <w:sz w:val="14"/>
+              </w:rPr>
+            </w:r>
+          </w:p>
+        </w:tc>
+        <w:tc>
+          <w:tcPr>
+            <w:tcW w:type="dxa" w:w="595"/>
             <w:vAlign w:val="center"/>
           </w:tcPr>
           <w:p>
             <w:pPr>
-              <w:spacing w:after="0" w:line="240" w:lineRule="auto"/>
+              <w:spacing w:after="0" w:line="240" w:lineRule="auto" w:before="0"/>
               <w:jc w:val="center"/>
             </w:pPr>
             <w:r>
               <w:rPr>
                 <w:rFonts w:ascii="Times New Roman" w:hAnsi="Times New Roman"/>
                 <w:b w:val="0"/>
-                <w:sz w:val="16"/>
-              </w:rPr>
-            </w:r>
-          </w:p>
-        </w:tc>
-        <w:tc>
-          <w:tcPr>
-            <w:tcW w:type="dxa" w:w="459"/>
+                <w:sz w:val="14"/>
+              </w:rPr>
+            </w:r>
+          </w:p>
+        </w:tc>
+        <w:tc>
+          <w:tcPr>
+            <w:tcW w:type="dxa" w:w="595"/>
             <w:vAlign w:val="center"/>
           </w:tcPr>
           <w:p>
             <w:pPr>
-              <w:spacing w:after="0" w:line="240" w:lineRule="auto"/>
+              <w:spacing w:after="0" w:line="240" w:lineRule="auto" w:before="0"/>
               <w:jc w:val="center"/>
             </w:pPr>
             <w:r>
               <w:rPr>
                 <w:rFonts w:ascii="Times New Roman" w:hAnsi="Times New Roman"/>
                 <w:b w:val="0"/>
-                <w:sz w:val="16"/>
-              </w:rPr>
-            </w:r>
-          </w:p>
-        </w:tc>
-        <w:tc>
-          <w:tcPr>
-            <w:tcW w:type="dxa" w:w="459"/>
+                <w:sz w:val="14"/>
+              </w:rPr>
+            </w:r>
+          </w:p>
+        </w:tc>
+        <w:tc>
+          <w:tcPr>
+            <w:tcW w:type="dxa" w:w="595"/>
             <w:vAlign w:val="center"/>
           </w:tcPr>
           <w:p>
             <w:pPr>
-              <w:spacing w:after="0" w:line="240" w:lineRule="auto"/>
+              <w:spacing w:after="0" w:line="240" w:lineRule="auto" w:before="0"/>
               <w:jc w:val="center"/>
             </w:pPr>
             <w:r>
               <w:rPr>
                 <w:rFonts w:ascii="Times New Roman" w:hAnsi="Times New Roman"/>
                 <w:b w:val="0"/>
-                <w:sz w:val="16"/>
-              </w:rPr>
-            </w:r>
-          </w:p>
-        </w:tc>
-        <w:tc>
-          <w:tcPr>
-            <w:tcW w:type="dxa" w:w="459"/>
+                <w:sz w:val="14"/>
+              </w:rPr>
+            </w:r>
+          </w:p>
+        </w:tc>
+        <w:tc>
+          <w:tcPr>
+            <w:tcW w:type="dxa" w:w="595"/>
             <w:vAlign w:val="center"/>
           </w:tcPr>
           <w:p>
             <w:pPr>
-              <w:spacing w:after="0" w:line="240" w:lineRule="auto"/>
+              <w:spacing w:after="0" w:line="240" w:lineRule="auto" w:before="0"/>
               <w:jc w:val="center"/>
             </w:pPr>
             <w:r>
               <w:rPr>
                 <w:rFonts w:ascii="Times New Roman" w:hAnsi="Times New Roman"/>
                 <w:b w:val="0"/>
-                <w:sz w:val="16"/>
-              </w:rPr>
-            </w:r>
-          </w:p>
-        </w:tc>
-        <w:tc>
-          <w:tcPr>
-            <w:tcW w:type="dxa" w:w="459"/>
+                <w:sz w:val="14"/>
+              </w:rPr>
+            </w:r>
+          </w:p>
+        </w:tc>
+        <w:tc>
+          <w:tcPr>
+            <w:tcW w:type="dxa" w:w="595"/>
             <w:vAlign w:val="center"/>
           </w:tcPr>
           <w:p>
             <w:pPr>
-              <w:spacing w:after="0" w:line="240" w:lineRule="auto"/>
+              <w:spacing w:after="0" w:line="240" w:lineRule="auto" w:before="0"/>
               <w:jc w:val="center"/>
             </w:pPr>
             <w:r>
               <w:rPr>
                 <w:rFonts w:ascii="Times New Roman" w:hAnsi="Times New Roman"/>
                 <w:b w:val="0"/>
-                <w:sz w:val="16"/>
-              </w:rPr>
-            </w:r>
-          </w:p>
-        </w:tc>
-        <w:tc>
-          <w:tcPr>
-            <w:tcW w:type="dxa" w:w="459"/>
+                <w:sz w:val="14"/>
+              </w:rPr>
+            </w:r>
+          </w:p>
+        </w:tc>
+        <w:tc>
+          <w:tcPr>
+            <w:tcW w:type="dxa" w:w="595"/>
             <w:vAlign w:val="center"/>
           </w:tcPr>
           <w:p>
             <w:pPr>
-              <w:spacing w:after="0" w:line="240" w:lineRule="auto"/>
+              <w:spacing w:after="0" w:line="240" w:lineRule="auto" w:before="0"/>
               <w:jc w:val="center"/>
             </w:pPr>
             <w:r>
               <w:rPr>
                 <w:rFonts w:ascii="Times New Roman" w:hAnsi="Times New Roman"/>
                 <w:b w:val="0"/>
-                <w:sz w:val="16"/>
-              </w:rPr>
-            </w:r>
-          </w:p>
-        </w:tc>
-        <w:tc>
-          <w:tcPr>
-            <w:tcW w:type="dxa" w:w="459"/>
+                <w:sz w:val="14"/>
+              </w:rPr>
+            </w:r>
+          </w:p>
+        </w:tc>
+        <w:tc>
+          <w:tcPr>
+            <w:tcW w:type="dxa" w:w="595"/>
             <w:vAlign w:val="center"/>
           </w:tcPr>
           <w:p>
             <w:pPr>
-              <w:spacing w:after="0" w:line="240" w:lineRule="auto"/>
+              <w:spacing w:after="0" w:line="240" w:lineRule="auto" w:before="0"/>
               <w:jc w:val="center"/>
             </w:pPr>
             <w:r>
               <w:rPr>
                 <w:rFonts w:ascii="Times New Roman" w:hAnsi="Times New Roman"/>
                 <w:b w:val="0"/>
-                <w:sz w:val="16"/>
-              </w:rPr>
-            </w:r>
-          </w:p>
-        </w:tc>
-        <w:tc>
-          <w:tcPr>
-            <w:tcW w:type="dxa" w:w="459"/>
+                <w:sz w:val="14"/>
+              </w:rPr>
+            </w:r>
+          </w:p>
+        </w:tc>
+        <w:tc>
+          <w:tcPr>
+            <w:tcW w:type="dxa" w:w="595"/>
             <w:vAlign w:val="center"/>
           </w:tcPr>
           <w:p>
             <w:pPr>
-              <w:spacing w:after="0" w:line="240" w:lineRule="auto"/>
+              <w:spacing w:after="0" w:line="240" w:lineRule="auto" w:before="0"/>
               <w:jc w:val="center"/>
             </w:pPr>
             <w:r>
               <w:rPr>
                 <w:rFonts w:ascii="Times New Roman" w:hAnsi="Times New Roman"/>
                 <w:b w:val="0"/>
-                <w:sz w:val="16"/>
-              </w:rPr>
-            </w:r>
-          </w:p>
-        </w:tc>
-        <w:tc>
-          <w:tcPr>
-            <w:tcW w:type="dxa" w:w="459"/>
+                <w:sz w:val="14"/>
+              </w:rPr>
+            </w:r>
+          </w:p>
+        </w:tc>
+        <w:tc>
+          <w:tcPr>
+            <w:tcW w:type="dxa" w:w="595"/>
             <w:vAlign w:val="center"/>
           </w:tcPr>
           <w:p>
             <w:pPr>
-              <w:spacing w:after="0" w:line="240" w:lineRule="auto"/>
+              <w:spacing w:after="0" w:line="240" w:lineRule="auto" w:before="0"/>
               <w:jc w:val="center"/>
             </w:pPr>
             <w:r>
               <w:rPr>
                 <w:rFonts w:ascii="Times New Roman" w:hAnsi="Times New Roman"/>
                 <w:b w:val="0"/>
-                <w:sz w:val="16"/>
+                <w:sz w:val="14"/>
               </w:rPr>
             </w:r>
           </w:p>
         </w:tc>
       </w:tr>
       <w:tr>
-        <w:tc>
-          <w:tcPr>
-            <w:tcW w:type="dxa" w:w="459"/>
+        <w:trPr>
+          <w:cantSplit/>
+        </w:trPr>
+        <w:tc>
+          <w:tcPr>
+            <w:tcW w:type="dxa" w:w="520"/>
             <w:vAlign w:val="center"/>
           </w:tcPr>
           <w:p>
             <w:pPr>
-              <w:spacing w:after="0" w:line="240" w:lineRule="auto"/>
+              <w:spacing w:after="0" w:line="240" w:lineRule="auto" w:before="0"/>
               <w:jc w:val="center"/>
             </w:pPr>
             <w:r>
               <w:rPr>
                 <w:rFonts w:ascii="Times New Roman" w:hAnsi="Times New Roman"/>
                 <w:b w:val="0"/>
-                <w:sz w:val="16"/>
+                <w:sz w:val="14"/>
               </w:rPr>
               <w:t>2.</w:t>
             </w:r>
@@ -13472,19 +13505,19 @@
         </w:tc>
         <w:tc>
           <w:tcPr>
-            <w:tcW w:type="dxa" w:w="459"/>
+            <w:tcW w:type="dxa" w:w="1850"/>
             <w:vAlign w:val="center"/>
           </w:tcPr>
           <w:p>
             <w:pPr>
-              <w:spacing w:after="0" w:line="240" w:lineRule="auto"/>
-              <w:jc w:val="left"/>
+              <w:spacing w:after="0" w:line="240" w:lineRule="auto" w:before="0"/>
+              <w:jc w:val="center"/>
             </w:pPr>
             <w:r>
               <w:rPr>
                 <w:rFonts w:ascii="Times New Roman" w:hAnsi="Times New Roman"/>
                 <w:b w:val="0"/>
-                <w:sz w:val="16"/>
+                <w:sz w:val="14"/>
               </w:rPr>
               <w:t>Pengumpulan Data</w:t>
             </w:r>
@@ -13492,57 +13525,57 @@
         </w:tc>
         <w:tc>
           <w:tcPr>
-            <w:tcW w:type="dxa" w:w="459"/>
+            <w:tcW w:type="dxa" w:w="595"/>
             <w:vAlign w:val="center"/>
           </w:tcPr>
           <w:p>
             <w:pPr>
-              <w:spacing w:after="0" w:line="240" w:lineRule="auto"/>
+              <w:spacing w:after="0" w:line="240" w:lineRule="auto" w:before="0"/>
               <w:jc w:val="center"/>
             </w:pPr>
             <w:r>
               <w:rPr>
                 <w:rFonts w:ascii="Times New Roman" w:hAnsi="Times New Roman"/>
                 <w:b w:val="0"/>
-                <w:sz w:val="16"/>
-              </w:rPr>
-            </w:r>
-          </w:p>
-        </w:tc>
-        <w:tc>
-          <w:tcPr>
-            <w:tcW w:type="dxa" w:w="459"/>
+                <w:sz w:val="14"/>
+              </w:rPr>
+            </w:r>
+          </w:p>
+        </w:tc>
+        <w:tc>
+          <w:tcPr>
+            <w:tcW w:type="dxa" w:w="595"/>
             <w:vAlign w:val="center"/>
           </w:tcPr>
           <w:p>
             <w:pPr>
-              <w:spacing w:after="0" w:line="240" w:lineRule="auto"/>
+              <w:spacing w:after="0" w:line="240" w:lineRule="auto" w:before="0"/>
               <w:jc w:val="center"/>
             </w:pPr>
             <w:r>
               <w:rPr>
                 <w:rFonts w:ascii="Times New Roman" w:hAnsi="Times New Roman"/>
                 <w:b w:val="0"/>
-                <w:sz w:val="16"/>
-              </w:rPr>
-            </w:r>
-          </w:p>
-        </w:tc>
-        <w:tc>
-          <w:tcPr>
-            <w:tcW w:type="dxa" w:w="459"/>
+                <w:sz w:val="14"/>
+              </w:rPr>
+            </w:r>
+          </w:p>
+        </w:tc>
+        <w:tc>
+          <w:tcPr>
+            <w:tcW w:type="dxa" w:w="595"/>
             <w:vAlign w:val="center"/>
           </w:tcPr>
           <w:p>
             <w:pPr>
-              <w:spacing w:after="0" w:line="240" w:lineRule="auto"/>
+              <w:spacing w:after="0" w:line="240" w:lineRule="auto" w:before="0"/>
               <w:jc w:val="center"/>
             </w:pPr>
             <w:r>
               <w:rPr>
                 <w:rFonts w:ascii="Times New Roman" w:hAnsi="Times New Roman"/>
                 <w:b w:val="0"/>
-                <w:sz w:val="16"/>
+                <w:sz w:val="14"/>
               </w:rPr>
               <w:t>√</w:t>
             </w:r>
@@ -13550,19 +13583,19 @@
         </w:tc>
         <w:tc>
           <w:tcPr>
-            <w:tcW w:type="dxa" w:w="459"/>
+            <w:tcW w:type="dxa" w:w="595"/>
             <w:vAlign w:val="center"/>
           </w:tcPr>
           <w:p>
             <w:pPr>
-              <w:spacing w:after="0" w:line="240" w:lineRule="auto"/>
+              <w:spacing w:after="0" w:line="240" w:lineRule="auto" w:before="0"/>
               <w:jc w:val="center"/>
             </w:pPr>
             <w:r>
               <w:rPr>
                 <w:rFonts w:ascii="Times New Roman" w:hAnsi="Times New Roman"/>
                 <w:b w:val="0"/>
-                <w:sz w:val="16"/>
+                <w:sz w:val="14"/>
               </w:rPr>
               <w:t>√</w:t>
             </w:r>
@@ -13570,19 +13603,19 @@
         </w:tc>
         <w:tc>
           <w:tcPr>
-            <w:tcW w:type="dxa" w:w="459"/>
+            <w:tcW w:type="dxa" w:w="595"/>
             <w:vAlign w:val="center"/>
           </w:tcPr>
           <w:p>
             <w:pPr>
-              <w:spacing w:after="0" w:line="240" w:lineRule="auto"/>
+              <w:spacing w:after="0" w:line="240" w:lineRule="auto" w:before="0"/>
               <w:jc w:val="center"/>
             </w:pPr>
             <w:r>
               <w:rPr>
                 <w:rFonts w:ascii="Times New Roman" w:hAnsi="Times New Roman"/>
                 <w:b w:val="0"/>
-                <w:sz w:val="16"/>
+                <w:sz w:val="14"/>
               </w:rPr>
               <w:t>√</w:t>
             </w:r>
@@ -13590,19 +13623,19 @@
         </w:tc>
         <w:tc>
           <w:tcPr>
-            <w:tcW w:type="dxa" w:w="459"/>
+            <w:tcW w:type="dxa" w:w="595"/>
             <w:vAlign w:val="center"/>
           </w:tcPr>
           <w:p>
             <w:pPr>
-              <w:spacing w:after="0" w:line="240" w:lineRule="auto"/>
+              <w:spacing w:after="0" w:line="240" w:lineRule="auto" w:before="0"/>
               <w:jc w:val="center"/>
             </w:pPr>
             <w:r>
               <w:rPr>
                 <w:rFonts w:ascii="Times New Roman" w:hAnsi="Times New Roman"/>
                 <w:b w:val="0"/>
-                <w:sz w:val="16"/>
+                <w:sz w:val="14"/>
               </w:rPr>
               <w:t>√</w:t>
             </w:r>
@@ -13610,211 +13643,214 @@
         </w:tc>
         <w:tc>
           <w:tcPr>
-            <w:tcW w:type="dxa" w:w="459"/>
+            <w:tcW w:type="dxa" w:w="595"/>
             <w:vAlign w:val="center"/>
           </w:tcPr>
           <w:p>
             <w:pPr>
-              <w:spacing w:after="0" w:line="240" w:lineRule="auto"/>
+              <w:spacing w:after="0" w:line="240" w:lineRule="auto" w:before="0"/>
               <w:jc w:val="center"/>
             </w:pPr>
             <w:r>
               <w:rPr>
                 <w:rFonts w:ascii="Times New Roman" w:hAnsi="Times New Roman"/>
                 <w:b w:val="0"/>
-                <w:sz w:val="16"/>
-              </w:rPr>
-            </w:r>
-          </w:p>
-        </w:tc>
-        <w:tc>
-          <w:tcPr>
-            <w:tcW w:type="dxa" w:w="459"/>
+                <w:sz w:val="14"/>
+              </w:rPr>
+            </w:r>
+          </w:p>
+        </w:tc>
+        <w:tc>
+          <w:tcPr>
+            <w:tcW w:type="dxa" w:w="595"/>
             <w:vAlign w:val="center"/>
           </w:tcPr>
           <w:p>
             <w:pPr>
-              <w:spacing w:after="0" w:line="240" w:lineRule="auto"/>
+              <w:spacing w:after="0" w:line="240" w:lineRule="auto" w:before="0"/>
               <w:jc w:val="center"/>
             </w:pPr>
             <w:r>
               <w:rPr>
                 <w:rFonts w:ascii="Times New Roman" w:hAnsi="Times New Roman"/>
                 <w:b w:val="0"/>
-                <w:sz w:val="16"/>
-              </w:rPr>
-            </w:r>
-          </w:p>
-        </w:tc>
-        <w:tc>
-          <w:tcPr>
-            <w:tcW w:type="dxa" w:w="459"/>
+                <w:sz w:val="14"/>
+              </w:rPr>
+            </w:r>
+          </w:p>
+        </w:tc>
+        <w:tc>
+          <w:tcPr>
+            <w:tcW w:type="dxa" w:w="595"/>
             <w:vAlign w:val="center"/>
           </w:tcPr>
           <w:p>
             <w:pPr>
-              <w:spacing w:after="0" w:line="240" w:lineRule="auto"/>
+              <w:spacing w:after="0" w:line="240" w:lineRule="auto" w:before="0"/>
               <w:jc w:val="center"/>
             </w:pPr>
             <w:r>
               <w:rPr>
                 <w:rFonts w:ascii="Times New Roman" w:hAnsi="Times New Roman"/>
                 <w:b w:val="0"/>
-                <w:sz w:val="16"/>
-              </w:rPr>
-            </w:r>
-          </w:p>
-        </w:tc>
-        <w:tc>
-          <w:tcPr>
-            <w:tcW w:type="dxa" w:w="459"/>
+                <w:sz w:val="14"/>
+              </w:rPr>
+            </w:r>
+          </w:p>
+        </w:tc>
+        <w:tc>
+          <w:tcPr>
+            <w:tcW w:type="dxa" w:w="595"/>
             <w:vAlign w:val="center"/>
           </w:tcPr>
           <w:p>
             <w:pPr>
-              <w:spacing w:after="0" w:line="240" w:lineRule="auto"/>
+              <w:spacing w:after="0" w:line="240" w:lineRule="auto" w:before="0"/>
               <w:jc w:val="center"/>
             </w:pPr>
             <w:r>
               <w:rPr>
                 <w:rFonts w:ascii="Times New Roman" w:hAnsi="Times New Roman"/>
                 <w:b w:val="0"/>
-                <w:sz w:val="16"/>
-              </w:rPr>
-            </w:r>
-          </w:p>
-        </w:tc>
-        <w:tc>
-          <w:tcPr>
-            <w:tcW w:type="dxa" w:w="459"/>
+                <w:sz w:val="14"/>
+              </w:rPr>
+            </w:r>
+          </w:p>
+        </w:tc>
+        <w:tc>
+          <w:tcPr>
+            <w:tcW w:type="dxa" w:w="595"/>
             <w:vAlign w:val="center"/>
           </w:tcPr>
           <w:p>
             <w:pPr>
-              <w:spacing w:after="0" w:line="240" w:lineRule="auto"/>
+              <w:spacing w:after="0" w:line="240" w:lineRule="auto" w:before="0"/>
               <w:jc w:val="center"/>
             </w:pPr>
             <w:r>
               <w:rPr>
                 <w:rFonts w:ascii="Times New Roman" w:hAnsi="Times New Roman"/>
                 <w:b w:val="0"/>
-                <w:sz w:val="16"/>
-              </w:rPr>
-            </w:r>
-          </w:p>
-        </w:tc>
-        <w:tc>
-          <w:tcPr>
-            <w:tcW w:type="dxa" w:w="459"/>
+                <w:sz w:val="14"/>
+              </w:rPr>
+            </w:r>
+          </w:p>
+        </w:tc>
+        <w:tc>
+          <w:tcPr>
+            <w:tcW w:type="dxa" w:w="595"/>
             <w:vAlign w:val="center"/>
           </w:tcPr>
           <w:p>
             <w:pPr>
-              <w:spacing w:after="0" w:line="240" w:lineRule="auto"/>
+              <w:spacing w:after="0" w:line="240" w:lineRule="auto" w:before="0"/>
               <w:jc w:val="center"/>
             </w:pPr>
             <w:r>
               <w:rPr>
                 <w:rFonts w:ascii="Times New Roman" w:hAnsi="Times New Roman"/>
                 <w:b w:val="0"/>
-                <w:sz w:val="16"/>
-              </w:rPr>
-            </w:r>
-          </w:p>
-        </w:tc>
-        <w:tc>
-          <w:tcPr>
-            <w:tcW w:type="dxa" w:w="459"/>
+                <w:sz w:val="14"/>
+              </w:rPr>
+            </w:r>
+          </w:p>
+        </w:tc>
+        <w:tc>
+          <w:tcPr>
+            <w:tcW w:type="dxa" w:w="595"/>
             <w:vAlign w:val="center"/>
           </w:tcPr>
           <w:p>
             <w:pPr>
-              <w:spacing w:after="0" w:line="240" w:lineRule="auto"/>
+              <w:spacing w:after="0" w:line="240" w:lineRule="auto" w:before="0"/>
               <w:jc w:val="center"/>
             </w:pPr>
             <w:r>
               <w:rPr>
                 <w:rFonts w:ascii="Times New Roman" w:hAnsi="Times New Roman"/>
                 <w:b w:val="0"/>
-                <w:sz w:val="16"/>
-              </w:rPr>
-            </w:r>
-          </w:p>
-        </w:tc>
-        <w:tc>
-          <w:tcPr>
-            <w:tcW w:type="dxa" w:w="459"/>
+                <w:sz w:val="14"/>
+              </w:rPr>
+            </w:r>
+          </w:p>
+        </w:tc>
+        <w:tc>
+          <w:tcPr>
+            <w:tcW w:type="dxa" w:w="595"/>
             <w:vAlign w:val="center"/>
           </w:tcPr>
           <w:p>
             <w:pPr>
-              <w:spacing w:after="0" w:line="240" w:lineRule="auto"/>
+              <w:spacing w:after="0" w:line="240" w:lineRule="auto" w:before="0"/>
               <w:jc w:val="center"/>
             </w:pPr>
             <w:r>
               <w:rPr>
                 <w:rFonts w:ascii="Times New Roman" w:hAnsi="Times New Roman"/>
                 <w:b w:val="0"/>
-                <w:sz w:val="16"/>
-              </w:rPr>
-            </w:r>
-          </w:p>
-        </w:tc>
-        <w:tc>
-          <w:tcPr>
-            <w:tcW w:type="dxa" w:w="459"/>
+                <w:sz w:val="14"/>
+              </w:rPr>
+            </w:r>
+          </w:p>
+        </w:tc>
+        <w:tc>
+          <w:tcPr>
+            <w:tcW w:type="dxa" w:w="595"/>
             <w:vAlign w:val="center"/>
           </w:tcPr>
           <w:p>
             <w:pPr>
-              <w:spacing w:after="0" w:line="240" w:lineRule="auto"/>
+              <w:spacing w:after="0" w:line="240" w:lineRule="auto" w:before="0"/>
               <w:jc w:val="center"/>
             </w:pPr>
             <w:r>
               <w:rPr>
                 <w:rFonts w:ascii="Times New Roman" w:hAnsi="Times New Roman"/>
                 <w:b w:val="0"/>
-                <w:sz w:val="16"/>
-              </w:rPr>
-            </w:r>
-          </w:p>
-        </w:tc>
-        <w:tc>
-          <w:tcPr>
-            <w:tcW w:type="dxa" w:w="459"/>
+                <w:sz w:val="14"/>
+              </w:rPr>
+            </w:r>
+          </w:p>
+        </w:tc>
+        <w:tc>
+          <w:tcPr>
+            <w:tcW w:type="dxa" w:w="595"/>
             <w:vAlign w:val="center"/>
           </w:tcPr>
           <w:p>
             <w:pPr>
-              <w:spacing w:after="0" w:line="240" w:lineRule="auto"/>
+              <w:spacing w:after="0" w:line="240" w:lineRule="auto" w:before="0"/>
               <w:jc w:val="center"/>
             </w:pPr>
             <w:r>
               <w:rPr>
                 <w:rFonts w:ascii="Times New Roman" w:hAnsi="Times New Roman"/>
                 <w:b w:val="0"/>
-                <w:sz w:val="16"/>
+                <w:sz w:val="14"/>
               </w:rPr>
             </w:r>
           </w:p>
         </w:tc>
       </w:tr>
       <w:tr>
-        <w:tc>
-          <w:tcPr>
-            <w:tcW w:type="dxa" w:w="459"/>
+        <w:trPr>
+          <w:cantSplit/>
+        </w:trPr>
+        <w:tc>
+          <w:tcPr>
+            <w:tcW w:type="dxa" w:w="520"/>
             <w:vAlign w:val="center"/>
           </w:tcPr>
           <w:p>
             <w:pPr>
-              <w:spacing w:after="0" w:line="240" w:lineRule="auto"/>
+              <w:spacing w:after="0" w:line="240" w:lineRule="auto" w:before="0"/>
               <w:jc w:val="center"/>
             </w:pPr>
             <w:r>
               <w:rPr>
                 <w:rFonts w:ascii="Times New Roman" w:hAnsi="Times New Roman"/>
                 <w:b w:val="0"/>
-                <w:sz w:val="16"/>
+                <w:sz w:val="14"/>
               </w:rPr>
               <w:t>3.</w:t>
             </w:r>
@@ -13822,19 +13858,19 @@
         </w:tc>
         <w:tc>
           <w:tcPr>
-            <w:tcW w:type="dxa" w:w="459"/>
+            <w:tcW w:type="dxa" w:w="1850"/>
             <w:vAlign w:val="center"/>
           </w:tcPr>
           <w:p>
             <w:pPr>
-              <w:spacing w:after="0" w:line="240" w:lineRule="auto"/>
-              <w:jc w:val="left"/>
+              <w:spacing w:after="0" w:line="240" w:lineRule="auto" w:before="0"/>
+              <w:jc w:val="center"/>
             </w:pPr>
             <w:r>
               <w:rPr>
                 <w:rFonts w:ascii="Times New Roman" w:hAnsi="Times New Roman"/>
                 <w:b w:val="0"/>
-                <w:sz w:val="16"/>
+                <w:sz w:val="14"/>
               </w:rPr>
               <w:t>Analisis Kebutuhan Sistem</w:t>
             </w:r>
@@ -13842,95 +13878,95 @@
         </w:tc>
         <w:tc>
           <w:tcPr>
-            <w:tcW w:type="dxa" w:w="459"/>
+            <w:tcW w:type="dxa" w:w="595"/>
             <w:vAlign w:val="center"/>
           </w:tcPr>
           <w:p>
             <w:pPr>
-              <w:spacing w:after="0" w:line="240" w:lineRule="auto"/>
+              <w:spacing w:after="0" w:line="240" w:lineRule="auto" w:before="0"/>
               <w:jc w:val="center"/>
             </w:pPr>
             <w:r>
               <w:rPr>
                 <w:rFonts w:ascii="Times New Roman" w:hAnsi="Times New Roman"/>
                 <w:b w:val="0"/>
-                <w:sz w:val="16"/>
-              </w:rPr>
-            </w:r>
-          </w:p>
-        </w:tc>
-        <w:tc>
-          <w:tcPr>
-            <w:tcW w:type="dxa" w:w="459"/>
+                <w:sz w:val="14"/>
+              </w:rPr>
+            </w:r>
+          </w:p>
+        </w:tc>
+        <w:tc>
+          <w:tcPr>
+            <w:tcW w:type="dxa" w:w="595"/>
             <w:vAlign w:val="center"/>
           </w:tcPr>
           <w:p>
             <w:pPr>
-              <w:spacing w:after="0" w:line="240" w:lineRule="auto"/>
+              <w:spacing w:after="0" w:line="240" w:lineRule="auto" w:before="0"/>
               <w:jc w:val="center"/>
             </w:pPr>
             <w:r>
               <w:rPr>
                 <w:rFonts w:ascii="Times New Roman" w:hAnsi="Times New Roman"/>
                 <w:b w:val="0"/>
-                <w:sz w:val="16"/>
-              </w:rPr>
-            </w:r>
-          </w:p>
-        </w:tc>
-        <w:tc>
-          <w:tcPr>
-            <w:tcW w:type="dxa" w:w="459"/>
+                <w:sz w:val="14"/>
+              </w:rPr>
+            </w:r>
+          </w:p>
+        </w:tc>
+        <w:tc>
+          <w:tcPr>
+            <w:tcW w:type="dxa" w:w="595"/>
             <w:vAlign w:val="center"/>
           </w:tcPr>
           <w:p>
             <w:pPr>
-              <w:spacing w:after="0" w:line="240" w:lineRule="auto"/>
+              <w:spacing w:after="0" w:line="240" w:lineRule="auto" w:before="0"/>
               <w:jc w:val="center"/>
             </w:pPr>
             <w:r>
               <w:rPr>
                 <w:rFonts w:ascii="Times New Roman" w:hAnsi="Times New Roman"/>
                 <w:b w:val="0"/>
-                <w:sz w:val="16"/>
-              </w:rPr>
-            </w:r>
-          </w:p>
-        </w:tc>
-        <w:tc>
-          <w:tcPr>
-            <w:tcW w:type="dxa" w:w="459"/>
+                <w:sz w:val="14"/>
+              </w:rPr>
+            </w:r>
+          </w:p>
+        </w:tc>
+        <w:tc>
+          <w:tcPr>
+            <w:tcW w:type="dxa" w:w="595"/>
             <w:vAlign w:val="center"/>
           </w:tcPr>
           <w:p>
             <w:pPr>
-              <w:spacing w:after="0" w:line="240" w:lineRule="auto"/>
+              <w:spacing w:after="0" w:line="240" w:lineRule="auto" w:before="0"/>
               <w:jc w:val="center"/>
             </w:pPr>
             <w:r>
               <w:rPr>
                 <w:rFonts w:ascii="Times New Roman" w:hAnsi="Times New Roman"/>
                 <w:b w:val="0"/>
-                <w:sz w:val="16"/>
-              </w:rPr>
-            </w:r>
-          </w:p>
-        </w:tc>
-        <w:tc>
-          <w:tcPr>
-            <w:tcW w:type="dxa" w:w="459"/>
+                <w:sz w:val="14"/>
+              </w:rPr>
+            </w:r>
+          </w:p>
+        </w:tc>
+        <w:tc>
+          <w:tcPr>
+            <w:tcW w:type="dxa" w:w="595"/>
             <w:vAlign w:val="center"/>
           </w:tcPr>
           <w:p>
             <w:pPr>
-              <w:spacing w:after="0" w:line="240" w:lineRule="auto"/>
+              <w:spacing w:after="0" w:line="240" w:lineRule="auto" w:before="0"/>
               <w:jc w:val="center"/>
             </w:pPr>
             <w:r>
               <w:rPr>
                 <w:rFonts w:ascii="Times New Roman" w:hAnsi="Times New Roman"/>
                 <w:b w:val="0"/>
-                <w:sz w:val="16"/>
+                <w:sz w:val="14"/>
               </w:rPr>
               <w:t>√</w:t>
             </w:r>
@@ -13938,19 +13974,19 @@
         </w:tc>
         <w:tc>
           <w:tcPr>
-            <w:tcW w:type="dxa" w:w="459"/>
+            <w:tcW w:type="dxa" w:w="595"/>
             <w:vAlign w:val="center"/>
           </w:tcPr>
           <w:p>
             <w:pPr>
-              <w:spacing w:after="0" w:line="240" w:lineRule="auto"/>
+              <w:spacing w:after="0" w:line="240" w:lineRule="auto" w:before="0"/>
               <w:jc w:val="center"/>
             </w:pPr>
             <w:r>
               <w:rPr>
                 <w:rFonts w:ascii="Times New Roman" w:hAnsi="Times New Roman"/>
                 <w:b w:val="0"/>
-                <w:sz w:val="16"/>
+                <w:sz w:val="14"/>
               </w:rPr>
               <w:t>√</w:t>
             </w:r>
@@ -13958,19 +13994,19 @@
         </w:tc>
         <w:tc>
           <w:tcPr>
-            <w:tcW w:type="dxa" w:w="459"/>
+            <w:tcW w:type="dxa" w:w="595"/>
             <w:vAlign w:val="center"/>
           </w:tcPr>
           <w:p>
             <w:pPr>
-              <w:spacing w:after="0" w:line="240" w:lineRule="auto"/>
+              <w:spacing w:after="0" w:line="240" w:lineRule="auto" w:before="0"/>
               <w:jc w:val="center"/>
             </w:pPr>
             <w:r>
               <w:rPr>
                 <w:rFonts w:ascii="Times New Roman" w:hAnsi="Times New Roman"/>
                 <w:b w:val="0"/>
-                <w:sz w:val="16"/>
+                <w:sz w:val="14"/>
               </w:rPr>
               <w:t>√</w:t>
             </w:r>
@@ -13978,192 +14014,195 @@
         </w:tc>
         <w:tc>
           <w:tcPr>
-            <w:tcW w:type="dxa" w:w="459"/>
+            <w:tcW w:type="dxa" w:w="595"/>
             <w:vAlign w:val="center"/>
           </w:tcPr>
           <w:p>
             <w:pPr>
-              <w:spacing w:after="0" w:line="240" w:lineRule="auto"/>
+              <w:spacing w:after="0" w:line="240" w:lineRule="auto" w:before="0"/>
               <w:jc w:val="center"/>
             </w:pPr>
             <w:r>
               <w:rPr>
                 <w:rFonts w:ascii="Times New Roman" w:hAnsi="Times New Roman"/>
                 <w:b w:val="0"/>
-                <w:sz w:val="16"/>
-              </w:rPr>
-            </w:r>
-          </w:p>
-        </w:tc>
-        <w:tc>
-          <w:tcPr>
-            <w:tcW w:type="dxa" w:w="459"/>
+                <w:sz w:val="14"/>
+              </w:rPr>
+            </w:r>
+          </w:p>
+        </w:tc>
+        <w:tc>
+          <w:tcPr>
+            <w:tcW w:type="dxa" w:w="595"/>
             <w:vAlign w:val="center"/>
           </w:tcPr>
           <w:p>
             <w:pPr>
-              <w:spacing w:after="0" w:line="240" w:lineRule="auto"/>
+              <w:spacing w:after="0" w:line="240" w:lineRule="auto" w:before="0"/>
               <w:jc w:val="center"/>
             </w:pPr>
             <w:r>
               <w:rPr>
                 <w:rFonts w:ascii="Times New Roman" w:hAnsi="Times New Roman"/>
                 <w:b w:val="0"/>
-                <w:sz w:val="16"/>
-              </w:rPr>
-            </w:r>
-          </w:p>
-        </w:tc>
-        <w:tc>
-          <w:tcPr>
-            <w:tcW w:type="dxa" w:w="459"/>
+                <w:sz w:val="14"/>
+              </w:rPr>
+            </w:r>
+          </w:p>
+        </w:tc>
+        <w:tc>
+          <w:tcPr>
+            <w:tcW w:type="dxa" w:w="595"/>
             <w:vAlign w:val="center"/>
           </w:tcPr>
           <w:p>
             <w:pPr>
-              <w:spacing w:after="0" w:line="240" w:lineRule="auto"/>
+              <w:spacing w:after="0" w:line="240" w:lineRule="auto" w:before="0"/>
               <w:jc w:val="center"/>
             </w:pPr>
             <w:r>
               <w:rPr>
                 <w:rFonts w:ascii="Times New Roman" w:hAnsi="Times New Roman"/>
                 <w:b w:val="0"/>
-                <w:sz w:val="16"/>
-              </w:rPr>
-            </w:r>
-          </w:p>
-        </w:tc>
-        <w:tc>
-          <w:tcPr>
-            <w:tcW w:type="dxa" w:w="459"/>
+                <w:sz w:val="14"/>
+              </w:rPr>
+            </w:r>
+          </w:p>
+        </w:tc>
+        <w:tc>
+          <w:tcPr>
+            <w:tcW w:type="dxa" w:w="595"/>
             <w:vAlign w:val="center"/>
           </w:tcPr>
           <w:p>
             <w:pPr>
-              <w:spacing w:after="0" w:line="240" w:lineRule="auto"/>
+              <w:spacing w:after="0" w:line="240" w:lineRule="auto" w:before="0"/>
               <w:jc w:val="center"/>
             </w:pPr>
             <w:r>
               <w:rPr>
                 <w:rFonts w:ascii="Times New Roman" w:hAnsi="Times New Roman"/>
                 <w:b w:val="0"/>
-                <w:sz w:val="16"/>
-              </w:rPr>
-            </w:r>
-          </w:p>
-        </w:tc>
-        <w:tc>
-          <w:tcPr>
-            <w:tcW w:type="dxa" w:w="459"/>
+                <w:sz w:val="14"/>
+              </w:rPr>
+            </w:r>
+          </w:p>
+        </w:tc>
+        <w:tc>
+          <w:tcPr>
+            <w:tcW w:type="dxa" w:w="595"/>
             <w:vAlign w:val="center"/>
           </w:tcPr>
           <w:p>
             <w:pPr>
-              <w:spacing w:after="0" w:line="240" w:lineRule="auto"/>
+              <w:spacing w:after="0" w:line="240" w:lineRule="auto" w:before="0"/>
               <w:jc w:val="center"/>
             </w:pPr>
             <w:r>
               <w:rPr>
                 <w:rFonts w:ascii="Times New Roman" w:hAnsi="Times New Roman"/>
                 <w:b w:val="0"/>
-                <w:sz w:val="16"/>
-              </w:rPr>
-            </w:r>
-          </w:p>
-        </w:tc>
-        <w:tc>
-          <w:tcPr>
-            <w:tcW w:type="dxa" w:w="459"/>
+                <w:sz w:val="14"/>
+              </w:rPr>
+            </w:r>
+          </w:p>
+        </w:tc>
+        <w:tc>
+          <w:tcPr>
+            <w:tcW w:type="dxa" w:w="595"/>
             <w:vAlign w:val="center"/>
           </w:tcPr>
           <w:p>
             <w:pPr>
-              <w:spacing w:after="0" w:line="240" w:lineRule="auto"/>
+              <w:spacing w:after="0" w:line="240" w:lineRule="auto" w:before="0"/>
               <w:jc w:val="center"/>
             </w:pPr>
             <w:r>
               <w:rPr>
                 <w:rFonts w:ascii="Times New Roman" w:hAnsi="Times New Roman"/>
                 <w:b w:val="0"/>
-                <w:sz w:val="16"/>
-              </w:rPr>
-            </w:r>
-          </w:p>
-        </w:tc>
-        <w:tc>
-          <w:tcPr>
-            <w:tcW w:type="dxa" w:w="459"/>
+                <w:sz w:val="14"/>
+              </w:rPr>
+            </w:r>
+          </w:p>
+        </w:tc>
+        <w:tc>
+          <w:tcPr>
+            <w:tcW w:type="dxa" w:w="595"/>
             <w:vAlign w:val="center"/>
           </w:tcPr>
           <w:p>
             <w:pPr>
-              <w:spacing w:after="0" w:line="240" w:lineRule="auto"/>
+              <w:spacing w:after="0" w:line="240" w:lineRule="auto" w:before="0"/>
               <w:jc w:val="center"/>
             </w:pPr>
             <w:r>
               <w:rPr>
                 <w:rFonts w:ascii="Times New Roman" w:hAnsi="Times New Roman"/>
                 <w:b w:val="0"/>
-                <w:sz w:val="16"/>
-              </w:rPr>
-            </w:r>
-          </w:p>
-        </w:tc>
-        <w:tc>
-          <w:tcPr>
-            <w:tcW w:type="dxa" w:w="459"/>
+                <w:sz w:val="14"/>
+              </w:rPr>
+            </w:r>
+          </w:p>
+        </w:tc>
+        <w:tc>
+          <w:tcPr>
+            <w:tcW w:type="dxa" w:w="595"/>
             <w:vAlign w:val="center"/>
           </w:tcPr>
           <w:p>
             <w:pPr>
-              <w:spacing w:after="0" w:line="240" w:lineRule="auto"/>
+              <w:spacing w:after="0" w:line="240" w:lineRule="auto" w:before="0"/>
               <w:jc w:val="center"/>
             </w:pPr>
             <w:r>
               <w:rPr>
                 <w:rFonts w:ascii="Times New Roman" w:hAnsi="Times New Roman"/>
                 <w:b w:val="0"/>
-                <w:sz w:val="16"/>
-              </w:rPr>
-            </w:r>
-          </w:p>
-        </w:tc>
-        <w:tc>
-          <w:tcPr>
-            <w:tcW w:type="dxa" w:w="459"/>
+                <w:sz w:val="14"/>
+              </w:rPr>
+            </w:r>
+          </w:p>
+        </w:tc>
+        <w:tc>
+          <w:tcPr>
+            <w:tcW w:type="dxa" w:w="595"/>
             <w:vAlign w:val="center"/>
           </w:tcPr>
           <w:p>
             <w:pPr>
-              <w:spacing w:after="0" w:line="240" w:lineRule="auto"/>
+              <w:spacing w:after="0" w:line="240" w:lineRule="auto" w:before="0"/>
               <w:jc w:val="center"/>
             </w:pPr>
             <w:r>
               <w:rPr>
                 <w:rFonts w:ascii="Times New Roman" w:hAnsi="Times New Roman"/>
                 <w:b w:val="0"/>
-                <w:sz w:val="16"/>
+                <w:sz w:val="14"/>
               </w:rPr>
             </w:r>
           </w:p>
         </w:tc>
       </w:tr>
       <w:tr>
-        <w:tc>
-          <w:tcPr>
-            <w:tcW w:type="dxa" w:w="459"/>
+        <w:trPr>
+          <w:cantSplit/>
+        </w:trPr>
+        <w:tc>
+          <w:tcPr>
+            <w:tcW w:type="dxa" w:w="520"/>
             <w:vAlign w:val="center"/>
           </w:tcPr>
           <w:p>
             <w:pPr>
-              <w:spacing w:after="0" w:line="240" w:lineRule="auto"/>
+              <w:spacing w:after="0" w:line="240" w:lineRule="auto" w:before="0"/>
               <w:jc w:val="center"/>
             </w:pPr>
             <w:r>
               <w:rPr>
                 <w:rFonts w:ascii="Times New Roman" w:hAnsi="Times New Roman"/>
                 <w:b w:val="0"/>
-                <w:sz w:val="16"/>
+                <w:sz w:val="14"/>
               </w:rPr>
               <w:t>4.</w:t>
             </w:r>
@@ -14171,19 +14210,19 @@
         </w:tc>
         <w:tc>
           <w:tcPr>
-            <w:tcW w:type="dxa" w:w="459"/>
+            <w:tcW w:type="dxa" w:w="1850"/>
             <w:vAlign w:val="center"/>
           </w:tcPr>
           <w:p>
             <w:pPr>
-              <w:spacing w:after="0" w:line="240" w:lineRule="auto"/>
-              <w:jc w:val="left"/>
+              <w:spacing w:after="0" w:line="240" w:lineRule="auto" w:before="0"/>
+              <w:jc w:val="center"/>
             </w:pPr>
             <w:r>
               <w:rPr>
                 <w:rFonts w:ascii="Times New Roman" w:hAnsi="Times New Roman"/>
                 <w:b w:val="0"/>
-                <w:sz w:val="16"/>
+                <w:sz w:val="14"/>
               </w:rPr>
               <w:t>Perancangan Sistem</w:t>
             </w:r>
@@ -14191,133 +14230,133 @@
         </w:tc>
         <w:tc>
           <w:tcPr>
-            <w:tcW w:type="dxa" w:w="459"/>
+            <w:tcW w:type="dxa" w:w="595"/>
             <w:vAlign w:val="center"/>
           </w:tcPr>
           <w:p>
             <w:pPr>
-              <w:spacing w:after="0" w:line="240" w:lineRule="auto"/>
+              <w:spacing w:after="0" w:line="240" w:lineRule="auto" w:before="0"/>
               <w:jc w:val="center"/>
             </w:pPr>
             <w:r>
               <w:rPr>
                 <w:rFonts w:ascii="Times New Roman" w:hAnsi="Times New Roman"/>
                 <w:b w:val="0"/>
-                <w:sz w:val="16"/>
-              </w:rPr>
-            </w:r>
-          </w:p>
-        </w:tc>
-        <w:tc>
-          <w:tcPr>
-            <w:tcW w:type="dxa" w:w="459"/>
+                <w:sz w:val="14"/>
+              </w:rPr>
+            </w:r>
+          </w:p>
+        </w:tc>
+        <w:tc>
+          <w:tcPr>
+            <w:tcW w:type="dxa" w:w="595"/>
             <w:vAlign w:val="center"/>
           </w:tcPr>
           <w:p>
             <w:pPr>
-              <w:spacing w:after="0" w:line="240" w:lineRule="auto"/>
+              <w:spacing w:after="0" w:line="240" w:lineRule="auto" w:before="0"/>
               <w:jc w:val="center"/>
             </w:pPr>
             <w:r>
               <w:rPr>
                 <w:rFonts w:ascii="Times New Roman" w:hAnsi="Times New Roman"/>
                 <w:b w:val="0"/>
-                <w:sz w:val="16"/>
-              </w:rPr>
-            </w:r>
-          </w:p>
-        </w:tc>
-        <w:tc>
-          <w:tcPr>
-            <w:tcW w:type="dxa" w:w="459"/>
+                <w:sz w:val="14"/>
+              </w:rPr>
+            </w:r>
+          </w:p>
+        </w:tc>
+        <w:tc>
+          <w:tcPr>
+            <w:tcW w:type="dxa" w:w="595"/>
             <w:vAlign w:val="center"/>
           </w:tcPr>
           <w:p>
             <w:pPr>
-              <w:spacing w:after="0" w:line="240" w:lineRule="auto"/>
+              <w:spacing w:after="0" w:line="240" w:lineRule="auto" w:before="0"/>
               <w:jc w:val="center"/>
             </w:pPr>
             <w:r>
               <w:rPr>
                 <w:rFonts w:ascii="Times New Roman" w:hAnsi="Times New Roman"/>
                 <w:b w:val="0"/>
-                <w:sz w:val="16"/>
-              </w:rPr>
-            </w:r>
-          </w:p>
-        </w:tc>
-        <w:tc>
-          <w:tcPr>
-            <w:tcW w:type="dxa" w:w="459"/>
+                <w:sz w:val="14"/>
+              </w:rPr>
+            </w:r>
+          </w:p>
+        </w:tc>
+        <w:tc>
+          <w:tcPr>
+            <w:tcW w:type="dxa" w:w="595"/>
             <w:vAlign w:val="center"/>
           </w:tcPr>
           <w:p>
             <w:pPr>
-              <w:spacing w:after="0" w:line="240" w:lineRule="auto"/>
+              <w:spacing w:after="0" w:line="240" w:lineRule="auto" w:before="0"/>
               <w:jc w:val="center"/>
             </w:pPr>
             <w:r>
               <w:rPr>
                 <w:rFonts w:ascii="Times New Roman" w:hAnsi="Times New Roman"/>
                 <w:b w:val="0"/>
-                <w:sz w:val="16"/>
-              </w:rPr>
-            </w:r>
-          </w:p>
-        </w:tc>
-        <w:tc>
-          <w:tcPr>
-            <w:tcW w:type="dxa" w:w="459"/>
+                <w:sz w:val="14"/>
+              </w:rPr>
+            </w:r>
+          </w:p>
+        </w:tc>
+        <w:tc>
+          <w:tcPr>
+            <w:tcW w:type="dxa" w:w="595"/>
             <w:vAlign w:val="center"/>
           </w:tcPr>
           <w:p>
             <w:pPr>
-              <w:spacing w:after="0" w:line="240" w:lineRule="auto"/>
+              <w:spacing w:after="0" w:line="240" w:lineRule="auto" w:before="0"/>
               <w:jc w:val="center"/>
             </w:pPr>
             <w:r>
               <w:rPr>
                 <w:rFonts w:ascii="Times New Roman" w:hAnsi="Times New Roman"/>
                 <w:b w:val="0"/>
-                <w:sz w:val="16"/>
-              </w:rPr>
-            </w:r>
-          </w:p>
-        </w:tc>
-        <w:tc>
-          <w:tcPr>
-            <w:tcW w:type="dxa" w:w="459"/>
+                <w:sz w:val="14"/>
+              </w:rPr>
+            </w:r>
+          </w:p>
+        </w:tc>
+        <w:tc>
+          <w:tcPr>
+            <w:tcW w:type="dxa" w:w="595"/>
             <w:vAlign w:val="center"/>
           </w:tcPr>
           <w:p>
             <w:pPr>
-              <w:spacing w:after="0" w:line="240" w:lineRule="auto"/>
+              <w:spacing w:after="0" w:line="240" w:lineRule="auto" w:before="0"/>
               <w:jc w:val="center"/>
             </w:pPr>
             <w:r>
               <w:rPr>
                 <w:rFonts w:ascii="Times New Roman" w:hAnsi="Times New Roman"/>
                 <w:b w:val="0"/>
-                <w:sz w:val="16"/>
-              </w:rPr>
-            </w:r>
-          </w:p>
-        </w:tc>
-        <w:tc>
-          <w:tcPr>
-            <w:tcW w:type="dxa" w:w="459"/>
+                <w:sz w:val="14"/>
+              </w:rPr>
+            </w:r>
+          </w:p>
+        </w:tc>
+        <w:tc>
+          <w:tcPr>
+            <w:tcW w:type="dxa" w:w="595"/>
             <w:vAlign w:val="center"/>
           </w:tcPr>
           <w:p>
             <w:pPr>
-              <w:spacing w:after="0" w:line="240" w:lineRule="auto"/>
+              <w:spacing w:after="0" w:line="240" w:lineRule="auto" w:before="0"/>
               <w:jc w:val="center"/>
             </w:pPr>
             <w:r>
               <w:rPr>
                 <w:rFonts w:ascii="Times New Roman" w:hAnsi="Times New Roman"/>
                 <w:b w:val="0"/>
-                <w:sz w:val="16"/>
+                <w:sz w:val="14"/>
               </w:rPr>
               <w:t>√</w:t>
             </w:r>
@@ -14325,19 +14364,19 @@
         </w:tc>
         <w:tc>
           <w:tcPr>
-            <w:tcW w:type="dxa" w:w="459"/>
+            <w:tcW w:type="dxa" w:w="595"/>
             <w:vAlign w:val="center"/>
           </w:tcPr>
           <w:p>
             <w:pPr>
-              <w:spacing w:after="0" w:line="240" w:lineRule="auto"/>
+              <w:spacing w:after="0" w:line="240" w:lineRule="auto" w:before="0"/>
               <w:jc w:val="center"/>
             </w:pPr>
             <w:r>
               <w:rPr>
                 <w:rFonts w:ascii="Times New Roman" w:hAnsi="Times New Roman"/>
                 <w:b w:val="0"/>
-                <w:sz w:val="16"/>
+                <w:sz w:val="14"/>
               </w:rPr>
               <w:t>√</w:t>
             </w:r>
@@ -14345,19 +14384,19 @@
         </w:tc>
         <w:tc>
           <w:tcPr>
-            <w:tcW w:type="dxa" w:w="459"/>
+            <w:tcW w:type="dxa" w:w="595"/>
             <w:vAlign w:val="center"/>
           </w:tcPr>
           <w:p>
             <w:pPr>
-              <w:spacing w:after="0" w:line="240" w:lineRule="auto"/>
+              <w:spacing w:after="0" w:line="240" w:lineRule="auto" w:before="0"/>
               <w:jc w:val="center"/>
             </w:pPr>
             <w:r>
               <w:rPr>
                 <w:rFonts w:ascii="Times New Roman" w:hAnsi="Times New Roman"/>
                 <w:b w:val="0"/>
-                <w:sz w:val="16"/>
+                <w:sz w:val="14"/>
               </w:rPr>
               <w:t>√</w:t>
             </w:r>
@@ -14365,154 +14404,157 @@
         </w:tc>
         <w:tc>
           <w:tcPr>
-            <w:tcW w:type="dxa" w:w="459"/>
+            <w:tcW w:type="dxa" w:w="595"/>
             <w:vAlign w:val="center"/>
           </w:tcPr>
           <w:p>
             <w:pPr>
-              <w:spacing w:after="0" w:line="240" w:lineRule="auto"/>
+              <w:spacing w:after="0" w:line="240" w:lineRule="auto" w:before="0"/>
               <w:jc w:val="center"/>
             </w:pPr>
             <w:r>
               <w:rPr>
                 <w:rFonts w:ascii="Times New Roman" w:hAnsi="Times New Roman"/>
                 <w:b w:val="0"/>
-                <w:sz w:val="16"/>
-              </w:rPr>
-            </w:r>
-          </w:p>
-        </w:tc>
-        <w:tc>
-          <w:tcPr>
-            <w:tcW w:type="dxa" w:w="459"/>
+                <w:sz w:val="14"/>
+              </w:rPr>
+            </w:r>
+          </w:p>
+        </w:tc>
+        <w:tc>
+          <w:tcPr>
+            <w:tcW w:type="dxa" w:w="595"/>
             <w:vAlign w:val="center"/>
           </w:tcPr>
           <w:p>
             <w:pPr>
-              <w:spacing w:after="0" w:line="240" w:lineRule="auto"/>
+              <w:spacing w:after="0" w:line="240" w:lineRule="auto" w:before="0"/>
               <w:jc w:val="center"/>
             </w:pPr>
             <w:r>
               <w:rPr>
                 <w:rFonts w:ascii="Times New Roman" w:hAnsi="Times New Roman"/>
                 <w:b w:val="0"/>
-                <w:sz w:val="16"/>
-              </w:rPr>
-            </w:r>
-          </w:p>
-        </w:tc>
-        <w:tc>
-          <w:tcPr>
-            <w:tcW w:type="dxa" w:w="459"/>
+                <w:sz w:val="14"/>
+              </w:rPr>
+            </w:r>
+          </w:p>
+        </w:tc>
+        <w:tc>
+          <w:tcPr>
+            <w:tcW w:type="dxa" w:w="595"/>
             <w:vAlign w:val="center"/>
           </w:tcPr>
           <w:p>
             <w:pPr>
-              <w:spacing w:after="0" w:line="240" w:lineRule="auto"/>
+              <w:spacing w:after="0" w:line="240" w:lineRule="auto" w:before="0"/>
               <w:jc w:val="center"/>
             </w:pPr>
             <w:r>
               <w:rPr>
                 <w:rFonts w:ascii="Times New Roman" w:hAnsi="Times New Roman"/>
                 <w:b w:val="0"/>
-                <w:sz w:val="16"/>
-              </w:rPr>
-            </w:r>
-          </w:p>
-        </w:tc>
-        <w:tc>
-          <w:tcPr>
-            <w:tcW w:type="dxa" w:w="459"/>
+                <w:sz w:val="14"/>
+              </w:rPr>
+            </w:r>
+          </w:p>
+        </w:tc>
+        <w:tc>
+          <w:tcPr>
+            <w:tcW w:type="dxa" w:w="595"/>
             <w:vAlign w:val="center"/>
           </w:tcPr>
           <w:p>
             <w:pPr>
-              <w:spacing w:after="0" w:line="240" w:lineRule="auto"/>
+              <w:spacing w:after="0" w:line="240" w:lineRule="auto" w:before="0"/>
               <w:jc w:val="center"/>
             </w:pPr>
             <w:r>
               <w:rPr>
                 <w:rFonts w:ascii="Times New Roman" w:hAnsi="Times New Roman"/>
                 <w:b w:val="0"/>
-                <w:sz w:val="16"/>
-              </w:rPr>
-            </w:r>
-          </w:p>
-        </w:tc>
-        <w:tc>
-          <w:tcPr>
-            <w:tcW w:type="dxa" w:w="459"/>
+                <w:sz w:val="14"/>
+              </w:rPr>
+            </w:r>
+          </w:p>
+        </w:tc>
+        <w:tc>
+          <w:tcPr>
+            <w:tcW w:type="dxa" w:w="595"/>
             <w:vAlign w:val="center"/>
           </w:tcPr>
           <w:p>
             <w:pPr>
-              <w:spacing w:after="0" w:line="240" w:lineRule="auto"/>
+              <w:spacing w:after="0" w:line="240" w:lineRule="auto" w:before="0"/>
               <w:jc w:val="center"/>
             </w:pPr>
             <w:r>
               <w:rPr>
                 <w:rFonts w:ascii="Times New Roman" w:hAnsi="Times New Roman"/>
                 <w:b w:val="0"/>
-                <w:sz w:val="16"/>
-              </w:rPr>
-            </w:r>
-          </w:p>
-        </w:tc>
-        <w:tc>
-          <w:tcPr>
-            <w:tcW w:type="dxa" w:w="459"/>
+                <w:sz w:val="14"/>
+              </w:rPr>
+            </w:r>
+          </w:p>
+        </w:tc>
+        <w:tc>
+          <w:tcPr>
+            <w:tcW w:type="dxa" w:w="595"/>
             <w:vAlign w:val="center"/>
           </w:tcPr>
           <w:p>
             <w:pPr>
-              <w:spacing w:after="0" w:line="240" w:lineRule="auto"/>
+              <w:spacing w:after="0" w:line="240" w:lineRule="auto" w:before="0"/>
               <w:jc w:val="center"/>
             </w:pPr>
             <w:r>
               <w:rPr>
                 <w:rFonts w:ascii="Times New Roman" w:hAnsi="Times New Roman"/>
                 <w:b w:val="0"/>
-                <w:sz w:val="16"/>
-              </w:rPr>
-            </w:r>
-          </w:p>
-        </w:tc>
-        <w:tc>
-          <w:tcPr>
-            <w:tcW w:type="dxa" w:w="459"/>
+                <w:sz w:val="14"/>
+              </w:rPr>
+            </w:r>
+          </w:p>
+        </w:tc>
+        <w:tc>
+          <w:tcPr>
+            <w:tcW w:type="dxa" w:w="595"/>
             <w:vAlign w:val="center"/>
           </w:tcPr>
           <w:p>
             <w:pPr>
-              <w:spacing w:after="0" w:line="240" w:lineRule="auto"/>
+              <w:spacing w:after="0" w:line="240" w:lineRule="auto" w:before="0"/>
               <w:jc w:val="center"/>
             </w:pPr>
             <w:r>
               <w:rPr>
                 <w:rFonts w:ascii="Times New Roman" w:hAnsi="Times New Roman"/>
                 <w:b w:val="0"/>
-                <w:sz w:val="16"/>
+                <w:sz w:val="14"/>
               </w:rPr>
             </w:r>
           </w:p>
         </w:tc>
       </w:tr>
       <w:tr>
-        <w:tc>
-          <w:tcPr>
-            <w:tcW w:type="dxa" w:w="459"/>
+        <w:trPr>
+          <w:cantSplit/>
+        </w:trPr>
+        <w:tc>
+          <w:tcPr>
+            <w:tcW w:type="dxa" w:w="520"/>
             <w:vAlign w:val="center"/>
           </w:tcPr>
           <w:p>
             <w:pPr>
-              <w:spacing w:after="0" w:line="240" w:lineRule="auto"/>
+              <w:spacing w:after="0" w:line="240" w:lineRule="auto" w:before="0"/>
               <w:jc w:val="center"/>
             </w:pPr>
             <w:r>
               <w:rPr>
                 <w:rFonts w:ascii="Times New Roman" w:hAnsi="Times New Roman"/>
                 <w:b w:val="0"/>
-                <w:sz w:val="16"/>
+                <w:sz w:val="14"/>
               </w:rPr>
               <w:t>5.</w:t>
             </w:r>
@@ -14520,19 +14562,19 @@
         </w:tc>
         <w:tc>
           <w:tcPr>
-            <w:tcW w:type="dxa" w:w="459"/>
+            <w:tcW w:type="dxa" w:w="1850"/>
             <w:vAlign w:val="center"/>
           </w:tcPr>
           <w:p>
             <w:pPr>
-              <w:spacing w:after="0" w:line="240" w:lineRule="auto"/>
-              <w:jc w:val="left"/>
+              <w:spacing w:after="0" w:line="240" w:lineRule="auto" w:before="0"/>
+              <w:jc w:val="center"/>
             </w:pPr>
             <w:r>
               <w:rPr>
                 <w:rFonts w:ascii="Times New Roman" w:hAnsi="Times New Roman"/>
                 <w:b w:val="0"/>
-                <w:sz w:val="16"/>
+                <w:sz w:val="14"/>
               </w:rPr>
               <w:t>Pengembangan Sistem</w:t>
             </w:r>
@@ -14540,171 +14582,171 @@
         </w:tc>
         <w:tc>
           <w:tcPr>
-            <w:tcW w:type="dxa" w:w="459"/>
+            <w:tcW w:type="dxa" w:w="595"/>
             <w:vAlign w:val="center"/>
           </w:tcPr>
           <w:p>
             <w:pPr>
-              <w:spacing w:after="0" w:line="240" w:lineRule="auto"/>
+              <w:spacing w:after="0" w:line="240" w:lineRule="auto" w:before="0"/>
               <w:jc w:val="center"/>
             </w:pPr>
             <w:r>
               <w:rPr>
                 <w:rFonts w:ascii="Times New Roman" w:hAnsi="Times New Roman"/>
                 <w:b w:val="0"/>
-                <w:sz w:val="16"/>
-              </w:rPr>
-            </w:r>
-          </w:p>
-        </w:tc>
-        <w:tc>
-          <w:tcPr>
-            <w:tcW w:type="dxa" w:w="459"/>
+                <w:sz w:val="14"/>
+              </w:rPr>
+            </w:r>
+          </w:p>
+        </w:tc>
+        <w:tc>
+          <w:tcPr>
+            <w:tcW w:type="dxa" w:w="595"/>
             <w:vAlign w:val="center"/>
           </w:tcPr>
           <w:p>
             <w:pPr>
-              <w:spacing w:after="0" w:line="240" w:lineRule="auto"/>
+              <w:spacing w:after="0" w:line="240" w:lineRule="auto" w:before="0"/>
               <w:jc w:val="center"/>
             </w:pPr>
             <w:r>
               <w:rPr>
                 <w:rFonts w:ascii="Times New Roman" w:hAnsi="Times New Roman"/>
                 <w:b w:val="0"/>
-                <w:sz w:val="16"/>
-              </w:rPr>
-            </w:r>
-          </w:p>
-        </w:tc>
-        <w:tc>
-          <w:tcPr>
-            <w:tcW w:type="dxa" w:w="459"/>
+                <w:sz w:val="14"/>
+              </w:rPr>
+            </w:r>
+          </w:p>
+        </w:tc>
+        <w:tc>
+          <w:tcPr>
+            <w:tcW w:type="dxa" w:w="595"/>
             <w:vAlign w:val="center"/>
           </w:tcPr>
           <w:p>
             <w:pPr>
-              <w:spacing w:after="0" w:line="240" w:lineRule="auto"/>
+              <w:spacing w:after="0" w:line="240" w:lineRule="auto" w:before="0"/>
               <w:jc w:val="center"/>
             </w:pPr>
             <w:r>
               <w:rPr>
                 <w:rFonts w:ascii="Times New Roman" w:hAnsi="Times New Roman"/>
                 <w:b w:val="0"/>
-                <w:sz w:val="16"/>
-              </w:rPr>
-            </w:r>
-          </w:p>
-        </w:tc>
-        <w:tc>
-          <w:tcPr>
-            <w:tcW w:type="dxa" w:w="459"/>
+                <w:sz w:val="14"/>
+              </w:rPr>
+            </w:r>
+          </w:p>
+        </w:tc>
+        <w:tc>
+          <w:tcPr>
+            <w:tcW w:type="dxa" w:w="595"/>
             <w:vAlign w:val="center"/>
           </w:tcPr>
           <w:p>
             <w:pPr>
-              <w:spacing w:after="0" w:line="240" w:lineRule="auto"/>
+              <w:spacing w:after="0" w:line="240" w:lineRule="auto" w:before="0"/>
               <w:jc w:val="center"/>
             </w:pPr>
             <w:r>
               <w:rPr>
                 <w:rFonts w:ascii="Times New Roman" w:hAnsi="Times New Roman"/>
                 <w:b w:val="0"/>
-                <w:sz w:val="16"/>
-              </w:rPr>
-            </w:r>
-          </w:p>
-        </w:tc>
-        <w:tc>
-          <w:tcPr>
-            <w:tcW w:type="dxa" w:w="459"/>
+                <w:sz w:val="14"/>
+              </w:rPr>
+            </w:r>
+          </w:p>
+        </w:tc>
+        <w:tc>
+          <w:tcPr>
+            <w:tcW w:type="dxa" w:w="595"/>
             <w:vAlign w:val="center"/>
           </w:tcPr>
           <w:p>
             <w:pPr>
-              <w:spacing w:after="0" w:line="240" w:lineRule="auto"/>
+              <w:spacing w:after="0" w:line="240" w:lineRule="auto" w:before="0"/>
               <w:jc w:val="center"/>
             </w:pPr>
             <w:r>
               <w:rPr>
                 <w:rFonts w:ascii="Times New Roman" w:hAnsi="Times New Roman"/>
                 <w:b w:val="0"/>
-                <w:sz w:val="16"/>
-              </w:rPr>
-            </w:r>
-          </w:p>
-        </w:tc>
-        <w:tc>
-          <w:tcPr>
-            <w:tcW w:type="dxa" w:w="459"/>
+                <w:sz w:val="14"/>
+              </w:rPr>
+            </w:r>
+          </w:p>
+        </w:tc>
+        <w:tc>
+          <w:tcPr>
+            <w:tcW w:type="dxa" w:w="595"/>
             <w:vAlign w:val="center"/>
           </w:tcPr>
           <w:p>
             <w:pPr>
-              <w:spacing w:after="0" w:line="240" w:lineRule="auto"/>
+              <w:spacing w:after="0" w:line="240" w:lineRule="auto" w:before="0"/>
               <w:jc w:val="center"/>
             </w:pPr>
             <w:r>
               <w:rPr>
                 <w:rFonts w:ascii="Times New Roman" w:hAnsi="Times New Roman"/>
                 <w:b w:val="0"/>
-                <w:sz w:val="16"/>
-              </w:rPr>
-            </w:r>
-          </w:p>
-        </w:tc>
-        <w:tc>
-          <w:tcPr>
-            <w:tcW w:type="dxa" w:w="459"/>
+                <w:sz w:val="14"/>
+              </w:rPr>
+            </w:r>
+          </w:p>
+        </w:tc>
+        <w:tc>
+          <w:tcPr>
+            <w:tcW w:type="dxa" w:w="595"/>
             <w:vAlign w:val="center"/>
           </w:tcPr>
           <w:p>
             <w:pPr>
-              <w:spacing w:after="0" w:line="240" w:lineRule="auto"/>
+              <w:spacing w:after="0" w:line="240" w:lineRule="auto" w:before="0"/>
               <w:jc w:val="center"/>
             </w:pPr>
             <w:r>
               <w:rPr>
                 <w:rFonts w:ascii="Times New Roman" w:hAnsi="Times New Roman"/>
                 <w:b w:val="0"/>
-                <w:sz w:val="16"/>
-              </w:rPr>
-            </w:r>
-          </w:p>
-        </w:tc>
-        <w:tc>
-          <w:tcPr>
-            <w:tcW w:type="dxa" w:w="459"/>
+                <w:sz w:val="14"/>
+              </w:rPr>
+            </w:r>
+          </w:p>
+        </w:tc>
+        <w:tc>
+          <w:tcPr>
+            <w:tcW w:type="dxa" w:w="595"/>
             <w:vAlign w:val="center"/>
           </w:tcPr>
           <w:p>
             <w:pPr>
-              <w:spacing w:after="0" w:line="240" w:lineRule="auto"/>
+              <w:spacing w:after="0" w:line="240" w:lineRule="auto" w:before="0"/>
               <w:jc w:val="center"/>
             </w:pPr>
             <w:r>
               <w:rPr>
                 <w:rFonts w:ascii="Times New Roman" w:hAnsi="Times New Roman"/>
                 <w:b w:val="0"/>
-                <w:sz w:val="16"/>
-              </w:rPr>
-            </w:r>
-          </w:p>
-        </w:tc>
-        <w:tc>
-          <w:tcPr>
-            <w:tcW w:type="dxa" w:w="459"/>
+                <w:sz w:val="14"/>
+              </w:rPr>
+            </w:r>
+          </w:p>
+        </w:tc>
+        <w:tc>
+          <w:tcPr>
+            <w:tcW w:type="dxa" w:w="595"/>
             <w:vAlign w:val="center"/>
           </w:tcPr>
           <w:p>
             <w:pPr>
-              <w:spacing w:after="0" w:line="240" w:lineRule="auto"/>
+              <w:spacing w:after="0" w:line="240" w:lineRule="auto" w:before="0"/>
               <w:jc w:val="center"/>
             </w:pPr>
             <w:r>
               <w:rPr>
                 <w:rFonts w:ascii="Times New Roman" w:hAnsi="Times New Roman"/>
                 <w:b w:val="0"/>
-                <w:sz w:val="16"/>
+                <w:sz w:val="14"/>
               </w:rPr>
               <w:t>√</w:t>
             </w:r>
@@ -14712,19 +14754,19 @@
         </w:tc>
         <w:tc>
           <w:tcPr>
-            <w:tcW w:type="dxa" w:w="459"/>
+            <w:tcW w:type="dxa" w:w="595"/>
             <w:vAlign w:val="center"/>
           </w:tcPr>
           <w:p>
             <w:pPr>
-              <w:spacing w:after="0" w:line="240" w:lineRule="auto"/>
+              <w:spacing w:after="0" w:line="240" w:lineRule="auto" w:before="0"/>
               <w:jc w:val="center"/>
             </w:pPr>
             <w:r>
               <w:rPr>
                 <w:rFonts w:ascii="Times New Roman" w:hAnsi="Times New Roman"/>
                 <w:b w:val="0"/>
-                <w:sz w:val="16"/>
+                <w:sz w:val="14"/>
               </w:rPr>
               <w:t>√</w:t>
             </w:r>
@@ -14732,19 +14774,19 @@
         </w:tc>
         <w:tc>
           <w:tcPr>
-            <w:tcW w:type="dxa" w:w="459"/>
+            <w:tcW w:type="dxa" w:w="595"/>
             <w:vAlign w:val="center"/>
           </w:tcPr>
           <w:p>
             <w:pPr>
-              <w:spacing w:after="0" w:line="240" w:lineRule="auto"/>
+              <w:spacing w:after="0" w:line="240" w:lineRule="auto" w:before="0"/>
               <w:jc w:val="center"/>
             </w:pPr>
             <w:r>
               <w:rPr>
                 <w:rFonts w:ascii="Times New Roman" w:hAnsi="Times New Roman"/>
                 <w:b w:val="0"/>
-                <w:sz w:val="16"/>
+                <w:sz w:val="14"/>
               </w:rPr>
               <w:t>√</w:t>
             </w:r>
@@ -14752,19 +14794,19 @@
         </w:tc>
         <w:tc>
           <w:tcPr>
-            <w:tcW w:type="dxa" w:w="459"/>
+            <w:tcW w:type="dxa" w:w="595"/>
             <w:vAlign w:val="center"/>
           </w:tcPr>
           <w:p>
             <w:pPr>
-              <w:spacing w:after="0" w:line="240" w:lineRule="auto"/>
+              <w:spacing w:after="0" w:line="240" w:lineRule="auto" w:before="0"/>
               <w:jc w:val="center"/>
             </w:pPr>
             <w:r>
               <w:rPr>
                 <w:rFonts w:ascii="Times New Roman" w:hAnsi="Times New Roman"/>
                 <w:b w:val="0"/>
-                <w:sz w:val="16"/>
+                <w:sz w:val="14"/>
               </w:rPr>
               <w:t>√</w:t>
             </w:r>
@@ -14772,97 +14814,100 @@
         </w:tc>
         <w:tc>
           <w:tcPr>
-            <w:tcW w:type="dxa" w:w="459"/>
+            <w:tcW w:type="dxa" w:w="595"/>
             <w:vAlign w:val="center"/>
           </w:tcPr>
           <w:p>
             <w:pPr>
-              <w:spacing w:after="0" w:line="240" w:lineRule="auto"/>
+              <w:spacing w:after="0" w:line="240" w:lineRule="auto" w:before="0"/>
               <w:jc w:val="center"/>
             </w:pPr>
             <w:r>
               <w:rPr>
                 <w:rFonts w:ascii="Times New Roman" w:hAnsi="Times New Roman"/>
                 <w:b w:val="0"/>
-                <w:sz w:val="16"/>
-              </w:rPr>
-            </w:r>
-          </w:p>
-        </w:tc>
-        <w:tc>
-          <w:tcPr>
-            <w:tcW w:type="dxa" w:w="459"/>
+                <w:sz w:val="14"/>
+              </w:rPr>
+            </w:r>
+          </w:p>
+        </w:tc>
+        <w:tc>
+          <w:tcPr>
+            <w:tcW w:type="dxa" w:w="595"/>
             <w:vAlign w:val="center"/>
           </w:tcPr>
           <w:p>
             <w:pPr>
-              <w:spacing w:after="0" w:line="240" w:lineRule="auto"/>
+              <w:spacing w:after="0" w:line="240" w:lineRule="auto" w:before="0"/>
               <w:jc w:val="center"/>
             </w:pPr>
             <w:r>
               <w:rPr>
                 <w:rFonts w:ascii="Times New Roman" w:hAnsi="Times New Roman"/>
                 <w:b w:val="0"/>
-                <w:sz w:val="16"/>
-              </w:rPr>
-            </w:r>
-          </w:p>
-        </w:tc>
-        <w:tc>
-          <w:tcPr>
-            <w:tcW w:type="dxa" w:w="459"/>
+                <w:sz w:val="14"/>
+              </w:rPr>
+            </w:r>
+          </w:p>
+        </w:tc>
+        <w:tc>
+          <w:tcPr>
+            <w:tcW w:type="dxa" w:w="595"/>
             <w:vAlign w:val="center"/>
           </w:tcPr>
           <w:p>
             <w:pPr>
-              <w:spacing w:after="0" w:line="240" w:lineRule="auto"/>
+              <w:spacing w:after="0" w:line="240" w:lineRule="auto" w:before="0"/>
               <w:jc w:val="center"/>
             </w:pPr>
             <w:r>
               <w:rPr>
                 <w:rFonts w:ascii="Times New Roman" w:hAnsi="Times New Roman"/>
                 <w:b w:val="0"/>
-                <w:sz w:val="16"/>
-              </w:rPr>
-            </w:r>
-          </w:p>
-        </w:tc>
-        <w:tc>
-          <w:tcPr>
-            <w:tcW w:type="dxa" w:w="459"/>
+                <w:sz w:val="14"/>
+              </w:rPr>
+            </w:r>
+          </w:p>
+        </w:tc>
+        <w:tc>
+          <w:tcPr>
+            <w:tcW w:type="dxa" w:w="595"/>
             <w:vAlign w:val="center"/>
           </w:tcPr>
           <w:p>
             <w:pPr>
-              <w:spacing w:after="0" w:line="240" w:lineRule="auto"/>
+              <w:spacing w:after="0" w:line="240" w:lineRule="auto" w:before="0"/>
               <w:jc w:val="center"/>
             </w:pPr>
             <w:r>
               <w:rPr>
                 <w:rFonts w:ascii="Times New Roman" w:hAnsi="Times New Roman"/>
                 <w:b w:val="0"/>
-                <w:sz w:val="16"/>
+                <w:sz w:val="14"/>
               </w:rPr>
             </w:r>
           </w:p>
         </w:tc>
       </w:tr>
       <w:tr>
-        <w:tc>
-          <w:tcPr>
-            <w:tcW w:type="dxa" w:w="459"/>
+        <w:trPr>
+          <w:cantSplit/>
+        </w:trPr>
+        <w:tc>
+          <w:tcPr>
+            <w:tcW w:type="dxa" w:w="520"/>
             <w:vAlign w:val="center"/>
           </w:tcPr>
           <w:p>
             <w:pPr>
-              <w:spacing w:after="0" w:line="240" w:lineRule="auto"/>
+              <w:spacing w:after="0" w:line="240" w:lineRule="auto" w:before="0"/>
               <w:jc w:val="center"/>
             </w:pPr>
             <w:r>
               <w:rPr>
                 <w:rFonts w:ascii="Times New Roman" w:hAnsi="Times New Roman"/>
                 <w:b w:val="0"/>
-                <w:sz w:val="16"/>
+                <w:sz w:val="14"/>
               </w:rPr>
               <w:t>6.</w:t>
             </w:r>
@@ -14870,19 +14915,19 @@
         </w:tc>
         <w:tc>
           <w:tcPr>
-            <w:tcW w:type="dxa" w:w="459"/>
+            <w:tcW w:type="dxa" w:w="1850"/>
             <w:vAlign w:val="center"/>
           </w:tcPr>
           <w:p>
             <w:pPr>
-              <w:spacing w:after="0" w:line="240" w:lineRule="auto"/>
-              <w:jc w:val="left"/>
+              <w:spacing w:after="0" w:line="240" w:lineRule="auto" w:before="0"/>
+              <w:jc w:val="center"/>
             </w:pPr>
             <w:r>
               <w:rPr>
                 <w:rFonts w:ascii="Times New Roman" w:hAnsi="Times New Roman"/>
                 <w:b w:val="0"/>
-                <w:sz w:val="16"/>
+                <w:sz w:val="14"/>
               </w:rPr>
               <w:t xml:space="preserve">Pengujian Sistem </w:t>
             </w:r>
@@ -14891,7 +14936,7 @@
                 <w:rFonts w:ascii="Times New Roman" w:hAnsi="Times New Roman"/>
                 <w:b w:val="0"/>
                 <w:i/>
-                <w:sz w:val="16"/>
+                <w:sz w:val="14"/>
               </w:rPr>
               <w:t>Black Box Testing</w:t>
             </w:r>
@@ -14899,228 +14944,228 @@
         </w:tc>
         <w:tc>
           <w:tcPr>
-            <w:tcW w:type="dxa" w:w="459"/>
+            <w:tcW w:type="dxa" w:w="595"/>
             <w:vAlign w:val="center"/>
           </w:tcPr>
           <w:p>
             <w:pPr>
-              <w:spacing w:after="0" w:line="240" w:lineRule="auto"/>
+              <w:spacing w:after="0" w:line="240" w:lineRule="auto" w:before="0"/>
               <w:jc w:val="center"/>
             </w:pPr>
             <w:r>
               <w:rPr>
                 <w:rFonts w:ascii="Times New Roman" w:hAnsi="Times New Roman"/>
                 <w:b w:val="0"/>
-                <w:sz w:val="16"/>
-              </w:rPr>
-            </w:r>
-          </w:p>
-        </w:tc>
-        <w:tc>
-          <w:tcPr>
-            <w:tcW w:type="dxa" w:w="459"/>
+                <w:sz w:val="14"/>
+              </w:rPr>
+            </w:r>
+          </w:p>
+        </w:tc>
+        <w:tc>
+          <w:tcPr>
+            <w:tcW w:type="dxa" w:w="595"/>
             <w:vAlign w:val="center"/>
           </w:tcPr>
           <w:p>
             <w:pPr>
-              <w:spacing w:after="0" w:line="240" w:lineRule="auto"/>
+              <w:spacing w:after="0" w:line="240" w:lineRule="auto" w:before="0"/>
               <w:jc w:val="center"/>
             </w:pPr>
             <w:r>
               <w:rPr>
                 <w:rFonts w:ascii="Times New Roman" w:hAnsi="Times New Roman"/>
                 <w:b w:val="0"/>
-                <w:sz w:val="16"/>
-              </w:rPr>
-            </w:r>
-          </w:p>
-        </w:tc>
-        <w:tc>
-          <w:tcPr>
-            <w:tcW w:type="dxa" w:w="459"/>
+                <w:sz w:val="14"/>
+              </w:rPr>
+            </w:r>
+          </w:p>
+        </w:tc>
+        <w:tc>
+          <w:tcPr>
+            <w:tcW w:type="dxa" w:w="595"/>
             <w:vAlign w:val="center"/>
           </w:tcPr>
           <w:p>
             <w:pPr>
-              <w:spacing w:after="0" w:line="240" w:lineRule="auto"/>
+              <w:spacing w:after="0" w:line="240" w:lineRule="auto" w:before="0"/>
               <w:jc w:val="center"/>
             </w:pPr>
             <w:r>
               <w:rPr>
                 <w:rFonts w:ascii="Times New Roman" w:hAnsi="Times New Roman"/>
                 <w:b w:val="0"/>
-                <w:sz w:val="16"/>
-              </w:rPr>
-            </w:r>
-          </w:p>
-        </w:tc>
-        <w:tc>
-          <w:tcPr>
-            <w:tcW w:type="dxa" w:w="459"/>
+                <w:sz w:val="14"/>
+              </w:rPr>
+            </w:r>
+          </w:p>
+        </w:tc>
+        <w:tc>
+          <w:tcPr>
+            <w:tcW w:type="dxa" w:w="595"/>
             <w:vAlign w:val="center"/>
           </w:tcPr>
           <w:p>
             <w:pPr>
-              <w:spacing w:after="0" w:line="240" w:lineRule="auto"/>
+              <w:spacing w:after="0" w:line="240" w:lineRule="auto" w:before="0"/>
               <w:jc w:val="center"/>
             </w:pPr>
             <w:r>
               <w:rPr>
                 <w:rFonts w:ascii="Times New Roman" w:hAnsi="Times New Roman"/>
                 <w:b w:val="0"/>
-                <w:sz w:val="16"/>
-              </w:rPr>
-            </w:r>
-          </w:p>
-        </w:tc>
-        <w:tc>
-          <w:tcPr>
-            <w:tcW w:type="dxa" w:w="459"/>
+                <w:sz w:val="14"/>
+              </w:rPr>
+            </w:r>
+          </w:p>
+        </w:tc>
+        <w:tc>
+          <w:tcPr>
+            <w:tcW w:type="dxa" w:w="595"/>
             <w:vAlign w:val="center"/>
           </w:tcPr>
           <w:p>
             <w:pPr>
-              <w:spacing w:after="0" w:line="240" w:lineRule="auto"/>
+              <w:spacing w:after="0" w:line="240" w:lineRule="auto" w:before="0"/>
               <w:jc w:val="center"/>
             </w:pPr>
             <w:r>
               <w:rPr>
                 <w:rFonts w:ascii="Times New Roman" w:hAnsi="Times New Roman"/>
                 <w:b w:val="0"/>
-                <w:sz w:val="16"/>
-              </w:rPr>
-            </w:r>
-          </w:p>
-        </w:tc>
-        <w:tc>
-          <w:tcPr>
-            <w:tcW w:type="dxa" w:w="459"/>
+                <w:sz w:val="14"/>
+              </w:rPr>
+            </w:r>
+          </w:p>
+        </w:tc>
+        <w:tc>
+          <w:tcPr>
+            <w:tcW w:type="dxa" w:w="595"/>
             <w:vAlign w:val="center"/>
           </w:tcPr>
           <w:p>
             <w:pPr>
-              <w:spacing w:after="0" w:line="240" w:lineRule="auto"/>
+              <w:spacing w:after="0" w:line="240" w:lineRule="auto" w:before="0"/>
               <w:jc w:val="center"/>
             </w:pPr>
             <w:r>
               <w:rPr>
                 <w:rFonts w:ascii="Times New Roman" w:hAnsi="Times New Roman"/>
                 <w:b w:val="0"/>
-                <w:sz w:val="16"/>
-              </w:rPr>
-            </w:r>
-          </w:p>
-        </w:tc>
-        <w:tc>
-          <w:tcPr>
-            <w:tcW w:type="dxa" w:w="459"/>
+                <w:sz w:val="14"/>
+              </w:rPr>
+            </w:r>
+          </w:p>
+        </w:tc>
+        <w:tc>
+          <w:tcPr>
+            <w:tcW w:type="dxa" w:w="595"/>
             <w:vAlign w:val="center"/>
           </w:tcPr>
           <w:p>
             <w:pPr>
-              <w:spacing w:after="0" w:line="240" w:lineRule="auto"/>
+              <w:spacing w:after="0" w:line="240" w:lineRule="auto" w:before="0"/>
               <w:jc w:val="center"/>
             </w:pPr>
             <w:r>
               <w:rPr>
                 <w:rFonts w:ascii="Times New Roman" w:hAnsi="Times New Roman"/>
                 <w:b w:val="0"/>
-                <w:sz w:val="16"/>
-              </w:rPr>
-            </w:r>
-          </w:p>
-        </w:tc>
-        <w:tc>
-          <w:tcPr>
-            <w:tcW w:type="dxa" w:w="459"/>
+                <w:sz w:val="14"/>
+              </w:rPr>
+            </w:r>
+          </w:p>
+        </w:tc>
+        <w:tc>
+          <w:tcPr>
+            <w:tcW w:type="dxa" w:w="595"/>
             <w:vAlign w:val="center"/>
           </w:tcPr>
           <w:p>
             <w:pPr>
-              <w:spacing w:after="0" w:line="240" w:lineRule="auto"/>
+              <w:spacing w:after="0" w:line="240" w:lineRule="auto" w:before="0"/>
               <w:jc w:val="center"/>
             </w:pPr>
             <w:r>
               <w:rPr>
                 <w:rFonts w:ascii="Times New Roman" w:hAnsi="Times New Roman"/>
                 <w:b w:val="0"/>
-                <w:sz w:val="16"/>
-              </w:rPr>
-            </w:r>
-          </w:p>
-        </w:tc>
-        <w:tc>
-          <w:tcPr>
-            <w:tcW w:type="dxa" w:w="459"/>
+                <w:sz w:val="14"/>
+              </w:rPr>
+            </w:r>
+          </w:p>
+        </w:tc>
+        <w:tc>
+          <w:tcPr>
+            <w:tcW w:type="dxa" w:w="595"/>
             <w:vAlign w:val="center"/>
           </w:tcPr>
           <w:p>
             <w:pPr>
-              <w:spacing w:after="0" w:line="240" w:lineRule="auto"/>
+              <w:spacing w:after="0" w:line="240" w:lineRule="auto" w:before="0"/>
               <w:jc w:val="center"/>
             </w:pPr>
             <w:r>
               <w:rPr>
                 <w:rFonts w:ascii="Times New Roman" w:hAnsi="Times New Roman"/>
                 <w:b w:val="0"/>
-                <w:sz w:val="16"/>
-              </w:rPr>
-            </w:r>
-          </w:p>
-        </w:tc>
-        <w:tc>
-          <w:tcPr>
-            <w:tcW w:type="dxa" w:w="459"/>
+                <w:sz w:val="14"/>
+              </w:rPr>
+            </w:r>
+          </w:p>
+        </w:tc>
+        <w:tc>
+          <w:tcPr>
+            <w:tcW w:type="dxa" w:w="595"/>
             <w:vAlign w:val="center"/>
           </w:tcPr>
           <w:p>
             <w:pPr>
-              <w:spacing w:after="0" w:line="240" w:lineRule="auto"/>
+              <w:spacing w:after="0" w:line="240" w:lineRule="auto" w:before="0"/>
               <w:jc w:val="center"/>
             </w:pPr>
             <w:r>
               <w:rPr>
                 <w:rFonts w:ascii="Times New Roman" w:hAnsi="Times New Roman"/>
                 <w:b w:val="0"/>
-                <w:sz w:val="16"/>
-              </w:rPr>
-            </w:r>
-          </w:p>
-        </w:tc>
-        <w:tc>
-          <w:tcPr>
-            <w:tcW w:type="dxa" w:w="459"/>
+                <w:sz w:val="14"/>
+              </w:rPr>
+            </w:r>
+          </w:p>
+        </w:tc>
+        <w:tc>
+          <w:tcPr>
+            <w:tcW w:type="dxa" w:w="595"/>
             <w:vAlign w:val="center"/>
           </w:tcPr>
           <w:p>
             <w:pPr>
-              <w:spacing w:after="0" w:line="240" w:lineRule="auto"/>
+              <w:spacing w:after="0" w:line="240" w:lineRule="auto" w:before="0"/>
               <w:jc w:val="center"/>
             </w:pPr>
             <w:r>
               <w:rPr>
                 <w:rFonts w:ascii="Times New Roman" w:hAnsi="Times New Roman"/>
                 <w:b w:val="0"/>
-                <w:sz w:val="16"/>
-              </w:rPr>
-            </w:r>
-          </w:p>
-        </w:tc>
-        <w:tc>
-          <w:tcPr>
-            <w:tcW w:type="dxa" w:w="459"/>
+                <w:sz w:val="14"/>
+              </w:rPr>
+            </w:r>
+          </w:p>
+        </w:tc>
+        <w:tc>
+          <w:tcPr>
+            <w:tcW w:type="dxa" w:w="595"/>
             <w:vAlign w:val="center"/>
           </w:tcPr>
           <w:p>
             <w:pPr>
-              <w:spacing w:after="0" w:line="240" w:lineRule="auto"/>
+              <w:spacing w:after="0" w:line="240" w:lineRule="auto" w:before="0"/>
               <w:jc w:val="center"/>
             </w:pPr>
             <w:r>
               <w:rPr>
                 <w:rFonts w:ascii="Times New Roman" w:hAnsi="Times New Roman"/>
                 <w:b w:val="0"/>
-                <w:sz w:val="16"/>
+                <w:sz w:val="14"/>
               </w:rPr>
               <w:t>√</w:t>
             </w:r>
@@ -15128,19 +15173,19 @@
         </w:tc>
         <w:tc>
           <w:tcPr>
-            <w:tcW w:type="dxa" w:w="459"/>
+            <w:tcW w:type="dxa" w:w="595"/>
             <w:vAlign w:val="center"/>
           </w:tcPr>
           <w:p>
             <w:pPr>
-              <w:spacing w:after="0" w:line="240" w:lineRule="auto"/>
+              <w:spacing w:after="0" w:line="240" w:lineRule="auto" w:before="0"/>
               <w:jc w:val="center"/>
             </w:pPr>
             <w:r>
               <w:rPr>
                 <w:rFonts w:ascii="Times New Roman" w:hAnsi="Times New Roman"/>
                 <w:b w:val="0"/>
-                <w:sz w:val="16"/>
+                <w:sz w:val="14"/>
               </w:rPr>
               <w:t>√</w:t>
             </w:r>
@@ -15148,78 +15193,81 @@
         </w:tc>
         <w:tc>
           <w:tcPr>
-            <w:tcW w:type="dxa" w:w="459"/>
+            <w:tcW w:type="dxa" w:w="595"/>
             <w:vAlign w:val="center"/>
           </w:tcPr>
           <w:p>
             <w:pPr>
-              <w:spacing w:after="0" w:line="240" w:lineRule="auto"/>
+              <w:spacing w:after="0" w:line="240" w:lineRule="auto" w:before="0"/>
               <w:jc w:val="center"/>
             </w:pPr>
             <w:r>
               <w:rPr>
                 <w:rFonts w:ascii="Times New Roman" w:hAnsi="Times New Roman"/>
                 <w:b w:val="0"/>
-                <w:sz w:val="16"/>
-              </w:rPr>
-            </w:r>
-          </w:p>
-        </w:tc>
-        <w:tc>
-          <w:tcPr>
-            <w:tcW w:type="dxa" w:w="459"/>
+                <w:sz w:val="14"/>
+              </w:rPr>
+            </w:r>
+          </w:p>
+        </w:tc>
+        <w:tc>
+          <w:tcPr>
+            <w:tcW w:type="dxa" w:w="595"/>
             <w:vAlign w:val="center"/>
           </w:tcPr>
           <w:p>
             <w:pPr>
-              <w:spacing w:after="0" w:line="240" w:lineRule="auto"/>
+              <w:spacing w:after="0" w:line="240" w:lineRule="auto" w:before="0"/>
               <w:jc w:val="center"/>
             </w:pPr>
             <w:r>
               <w:rPr>
                 <w:rFonts w:ascii="Times New Roman" w:hAnsi="Times New Roman"/>
                 <w:b w:val="0"/>
-                <w:sz w:val="16"/>
-              </w:rPr>
-            </w:r>
-          </w:p>
-        </w:tc>
-        <w:tc>
-          <w:tcPr>
-            <w:tcW w:type="dxa" w:w="459"/>
+                <w:sz w:val="14"/>
+              </w:rPr>
+            </w:r>
+          </w:p>
+        </w:tc>
+        <w:tc>
+          <w:tcPr>
+            <w:tcW w:type="dxa" w:w="595"/>
             <w:vAlign w:val="center"/>
           </w:tcPr>
           <w:p>
             <w:pPr>
-              <w:spacing w:after="0" w:line="240" w:lineRule="auto"/>
+              <w:spacing w:after="0" w:line="240" w:lineRule="auto" w:before="0"/>
               <w:jc w:val="center"/>
             </w:pPr>
             <w:r>
               <w:rPr>
                 <w:rFonts w:ascii="Times New Roman" w:hAnsi="Times New Roman"/>
                 <w:b w:val="0"/>
-                <w:sz w:val="16"/>
+                <w:sz w:val="14"/>
               </w:rPr>
             </w:r>
           </w:p>
         </w:tc>
       </w:tr>
       <w:tr>
-        <w:tc>
-          <w:tcPr>
-            <w:tcW w:type="dxa" w:w="459"/>
+        <w:trPr>
+          <w:cantSplit/>
+        </w:trPr>
+        <w:tc>
+          <w:tcPr>
+            <w:tcW w:type="dxa" w:w="520"/>
             <w:vAlign w:val="center"/>
           </w:tcPr>
           <w:p>
             <w:pPr>
-              <w:spacing w:after="0" w:line="240" w:lineRule="auto"/>
+              <w:spacing w:after="0" w:line="240" w:lineRule="auto" w:before="0"/>
               <w:jc w:val="center"/>
             </w:pPr>
             <w:r>
               <w:rPr>
                 <w:rFonts w:ascii="Times New Roman" w:hAnsi="Times New Roman"/>
                 <w:b w:val="0"/>
-                <w:sz w:val="16"/>
+                <w:sz w:val="14"/>
               </w:rPr>
               <w:t>7.</w:t>
             </w:r>
@@ -15227,19 +15275,19 @@
         </w:tc>
         <w:tc>
           <w:tcPr>
-            <w:tcW w:type="dxa" w:w="459"/>
+            <w:tcW w:type="dxa" w:w="1850"/>
             <w:vAlign w:val="center"/>
           </w:tcPr>
           <w:p>
             <w:pPr>
-              <w:spacing w:after="0" w:line="240" w:lineRule="auto"/>
-              <w:jc w:val="left"/>
+              <w:spacing w:after="0" w:line="240" w:lineRule="auto" w:before="0"/>
+              <w:jc w:val="center"/>
             </w:pPr>
             <w:r>
               <w:rPr>
                 <w:rFonts w:ascii="Times New Roman" w:hAnsi="Times New Roman"/>
                 <w:b w:val="0"/>
-                <w:sz w:val="16"/>
+                <w:sz w:val="14"/>
               </w:rPr>
               <w:t>Evaluasi Sistem</w:t>
             </w:r>
@@ -15247,247 +15295,247 @@
         </w:tc>
         <w:tc>
           <w:tcPr>
-            <w:tcW w:type="dxa" w:w="459"/>
+            <w:tcW w:type="dxa" w:w="595"/>
             <w:vAlign w:val="center"/>
           </w:tcPr>
           <w:p>
             <w:pPr>
-              <w:spacing w:after="0" w:line="240" w:lineRule="auto"/>
+              <w:spacing w:after="0" w:line="240" w:lineRule="auto" w:before="0"/>
               <w:jc w:val="center"/>
             </w:pPr>
             <w:r>
               <w:rPr>
                 <w:rFonts w:ascii="Times New Roman" w:hAnsi="Times New Roman"/>
                 <w:b w:val="0"/>
-                <w:sz w:val="16"/>
-              </w:rPr>
-            </w:r>
-          </w:p>
-        </w:tc>
-        <w:tc>
-          <w:tcPr>
-            <w:tcW w:type="dxa" w:w="459"/>
+                <w:sz w:val="14"/>
+              </w:rPr>
+            </w:r>
+          </w:p>
+        </w:tc>
+        <w:tc>
+          <w:tcPr>
+            <w:tcW w:type="dxa" w:w="595"/>
             <w:vAlign w:val="center"/>
           </w:tcPr>
           <w:p>
             <w:pPr>
-              <w:spacing w:after="0" w:line="240" w:lineRule="auto"/>
+              <w:spacing w:after="0" w:line="240" w:lineRule="auto" w:before="0"/>
               <w:jc w:val="center"/>
             </w:pPr>
             <w:r>
               <w:rPr>
                 <w:rFonts w:ascii="Times New Roman" w:hAnsi="Times New Roman"/>
                 <w:b w:val="0"/>
-                <w:sz w:val="16"/>
-              </w:rPr>
-            </w:r>
-          </w:p>
-        </w:tc>
-        <w:tc>
-          <w:tcPr>
-            <w:tcW w:type="dxa" w:w="459"/>
+                <w:sz w:val="14"/>
+              </w:rPr>
+            </w:r>
+          </w:p>
+        </w:tc>
+        <w:tc>
+          <w:tcPr>
+            <w:tcW w:type="dxa" w:w="595"/>
             <w:vAlign w:val="center"/>
           </w:tcPr>
           <w:p>
             <w:pPr>
-              <w:spacing w:after="0" w:line="240" w:lineRule="auto"/>
+              <w:spacing w:after="0" w:line="240" w:lineRule="auto" w:before="0"/>
               <w:jc w:val="center"/>
             </w:pPr>
             <w:r>
               <w:rPr>
                 <w:rFonts w:ascii="Times New Roman" w:hAnsi="Times New Roman"/>
                 <w:b w:val="0"/>
-                <w:sz w:val="16"/>
-              </w:rPr>
-            </w:r>
-          </w:p>
-        </w:tc>
-        <w:tc>
-          <w:tcPr>
-            <w:tcW w:type="dxa" w:w="459"/>
+                <w:sz w:val="14"/>
+              </w:rPr>
+            </w:r>
+          </w:p>
+        </w:tc>
+        <w:tc>
+          <w:tcPr>
+            <w:tcW w:type="dxa" w:w="595"/>
             <w:vAlign w:val="center"/>
           </w:tcPr>
           <w:p>
             <w:pPr>
-              <w:spacing w:after="0" w:line="240" w:lineRule="auto"/>
+              <w:spacing w:after="0" w:line="240" w:lineRule="auto" w:before="0"/>
               <w:jc w:val="center"/>
             </w:pPr>
             <w:r>
               <w:rPr>
                 <w:rFonts w:ascii="Times New Roman" w:hAnsi="Times New Roman"/>
                 <w:b w:val="0"/>
-                <w:sz w:val="16"/>
-              </w:rPr>
-            </w:r>
-          </w:p>
-        </w:tc>
-        <w:tc>
-          <w:tcPr>
-            <w:tcW w:type="dxa" w:w="459"/>
+                <w:sz w:val="14"/>
+              </w:rPr>
+            </w:r>
+          </w:p>
+        </w:tc>
+        <w:tc>
+          <w:tcPr>
+            <w:tcW w:type="dxa" w:w="595"/>
             <w:vAlign w:val="center"/>
           </w:tcPr>
           <w:p>
             <w:pPr>
-              <w:spacing w:after="0" w:line="240" w:lineRule="auto"/>
+              <w:spacing w:after="0" w:line="240" w:lineRule="auto" w:before="0"/>
               <w:jc w:val="center"/>
             </w:pPr>
             <w:r>
               <w:rPr>
                 <w:rFonts w:ascii="Times New Roman" w:hAnsi="Times New Roman"/>
                 <w:b w:val="0"/>
-                <w:sz w:val="16"/>
-              </w:rPr>
-            </w:r>
-          </w:p>
-        </w:tc>
-        <w:tc>
-          <w:tcPr>
-            <w:tcW w:type="dxa" w:w="459"/>
+                <w:sz w:val="14"/>
+              </w:rPr>
+            </w:r>
+          </w:p>
+        </w:tc>
+        <w:tc>
+          <w:tcPr>
+            <w:tcW w:type="dxa" w:w="595"/>
             <w:vAlign w:val="center"/>
           </w:tcPr>
           <w:p>
             <w:pPr>
-              <w:spacing w:after="0" w:line="240" w:lineRule="auto"/>
+              <w:spacing w:after="0" w:line="240" w:lineRule="auto" w:before="0"/>
               <w:jc w:val="center"/>
             </w:pPr>
             <w:r>
               <w:rPr>
                 <w:rFonts w:ascii="Times New Roman" w:hAnsi="Times New Roman"/>
                 <w:b w:val="0"/>
-                <w:sz w:val="16"/>
-              </w:rPr>
-            </w:r>
-          </w:p>
-        </w:tc>
-        <w:tc>
-          <w:tcPr>
-            <w:tcW w:type="dxa" w:w="459"/>
+                <w:sz w:val="14"/>
+              </w:rPr>
+            </w:r>
+          </w:p>
+        </w:tc>
+        <w:tc>
+          <w:tcPr>
+            <w:tcW w:type="dxa" w:w="595"/>
             <w:vAlign w:val="center"/>
           </w:tcPr>
           <w:p>
             <w:pPr>
-              <w:spacing w:after="0" w:line="240" w:lineRule="auto"/>
+              <w:spacing w:after="0" w:line="240" w:lineRule="auto" w:before="0"/>
               <w:jc w:val="center"/>
             </w:pPr>
             <w:r>
               <w:rPr>
                 <w:rFonts w:ascii="Times New Roman" w:hAnsi="Times New Roman"/>
                 <w:b w:val="0"/>
-                <w:sz w:val="16"/>
-              </w:rPr>
-            </w:r>
-          </w:p>
-        </w:tc>
-        <w:tc>
-          <w:tcPr>
-            <w:tcW w:type="dxa" w:w="459"/>
+                <w:sz w:val="14"/>
+              </w:rPr>
+            </w:r>
+          </w:p>
+        </w:tc>
+        <w:tc>
+          <w:tcPr>
+            <w:tcW w:type="dxa" w:w="595"/>
             <w:vAlign w:val="center"/>
           </w:tcPr>
           <w:p>
             <w:pPr>
-              <w:spacing w:after="0" w:line="240" w:lineRule="auto"/>
+              <w:spacing w:after="0" w:line="240" w:lineRule="auto" w:before="0"/>
               <w:jc w:val="center"/>
             </w:pPr>
             <w:r>
               <w:rPr>
                 <w:rFonts w:ascii="Times New Roman" w:hAnsi="Times New Roman"/>
                 <w:b w:val="0"/>
-                <w:sz w:val="16"/>
-              </w:rPr>
-            </w:r>
-          </w:p>
-        </w:tc>
-        <w:tc>
-          <w:tcPr>
-            <w:tcW w:type="dxa" w:w="459"/>
+                <w:sz w:val="14"/>
+              </w:rPr>
+            </w:r>
+          </w:p>
+        </w:tc>
+        <w:tc>
+          <w:tcPr>
+            <w:tcW w:type="dxa" w:w="595"/>
             <w:vAlign w:val="center"/>
           </w:tcPr>
           <w:p>
             <w:pPr>
-              <w:spacing w:after="0" w:line="240" w:lineRule="auto"/>
+              <w:spacing w:after="0" w:line="240" w:lineRule="auto" w:before="0"/>
               <w:jc w:val="center"/>
             </w:pPr>
             <w:r>
               <w:rPr>
                 <w:rFonts w:ascii="Times New Roman" w:hAnsi="Times New Roman"/>
                 <w:b w:val="0"/>
-                <w:sz w:val="16"/>
-              </w:rPr>
-            </w:r>
-          </w:p>
-        </w:tc>
-        <w:tc>
-          <w:tcPr>
-            <w:tcW w:type="dxa" w:w="459"/>
+                <w:sz w:val="14"/>
+              </w:rPr>
+            </w:r>
+          </w:p>
+        </w:tc>
+        <w:tc>
+          <w:tcPr>
+            <w:tcW w:type="dxa" w:w="595"/>
             <w:vAlign w:val="center"/>
           </w:tcPr>
           <w:p>
             <w:pPr>
-              <w:spacing w:after="0" w:line="240" w:lineRule="auto"/>
+              <w:spacing w:after="0" w:line="240" w:lineRule="auto" w:before="0"/>
               <w:jc w:val="center"/>
             </w:pPr>
             <w:r>
               <w:rPr>
                 <w:rFonts w:ascii="Times New Roman" w:hAnsi="Times New Roman"/>
                 <w:b w:val="0"/>
-                <w:sz w:val="16"/>
-              </w:rPr>
-            </w:r>
-          </w:p>
-        </w:tc>
-        <w:tc>
-          <w:tcPr>
-            <w:tcW w:type="dxa" w:w="459"/>
+                <w:sz w:val="14"/>
+              </w:rPr>
+            </w:r>
+          </w:p>
+        </w:tc>
+        <w:tc>
+          <w:tcPr>
+            <w:tcW w:type="dxa" w:w="595"/>
             <w:vAlign w:val="center"/>
           </w:tcPr>
           <w:p>
             <w:pPr>
-              <w:spacing w:after="0" w:line="240" w:lineRule="auto"/>
+              <w:spacing w:after="0" w:line="240" w:lineRule="auto" w:before="0"/>
               <w:jc w:val="center"/>
             </w:pPr>
             <w:r>
               <w:rPr>
                 <w:rFonts w:ascii="Times New Roman" w:hAnsi="Times New Roman"/>
                 <w:b w:val="0"/>
-                <w:sz w:val="16"/>
-              </w:rPr>
-            </w:r>
-          </w:p>
-        </w:tc>
-        <w:tc>
-          <w:tcPr>
-            <w:tcW w:type="dxa" w:w="459"/>
+                <w:sz w:val="14"/>
+              </w:rPr>
+            </w:r>
+          </w:p>
+        </w:tc>
+        <w:tc>
+          <w:tcPr>
+            <w:tcW w:type="dxa" w:w="595"/>
             <w:vAlign w:val="center"/>
           </w:tcPr>
           <w:p>
             <w:pPr>
-              <w:spacing w:after="0" w:line="240" w:lineRule="auto"/>
+              <w:spacing w:after="0" w:line="240" w:lineRule="auto" w:before="0"/>
               <w:jc w:val="center"/>
             </w:pPr>
             <w:r>
               <w:rPr>
                 <w:rFonts w:ascii="Times New Roman" w:hAnsi="Times New Roman"/>
                 <w:b w:val="0"/>
-                <w:sz w:val="16"/>
-              </w:rPr>
-            </w:r>
-          </w:p>
-        </w:tc>
-        <w:tc>
-          <w:tcPr>
-            <w:tcW w:type="dxa" w:w="459"/>
+                <w:sz w:val="14"/>
+              </w:rPr>
+            </w:r>
+          </w:p>
+        </w:tc>
+        <w:tc>
+          <w:tcPr>
+            <w:tcW w:type="dxa" w:w="595"/>
             <w:vAlign w:val="center"/>
           </w:tcPr>
           <w:p>
             <w:pPr>
-              <w:spacing w:after="0" w:line="240" w:lineRule="auto"/>
+              <w:spacing w:after="0" w:line="240" w:lineRule="auto" w:before="0"/>
               <w:jc w:val="center"/>
             </w:pPr>
             <w:r>
               <w:rPr>
                 <w:rFonts w:ascii="Times New Roman" w:hAnsi="Times New Roman"/>
                 <w:b w:val="0"/>
-                <w:sz w:val="16"/>
+                <w:sz w:val="14"/>
               </w:rPr>
               <w:t>√</w:t>
             </w:r>
@@ -15495,19 +15543,19 @@
         </w:tc>
         <w:tc>
           <w:tcPr>
-            <w:tcW w:type="dxa" w:w="459"/>
+            <w:tcW w:type="dxa" w:w="595"/>
             <w:vAlign w:val="center"/>
           </w:tcPr>
           <w:p>
             <w:pPr>
-              <w:spacing w:after="0" w:line="240" w:lineRule="auto"/>
+              <w:spacing w:after="0" w:line="240" w:lineRule="auto" w:before="0"/>
               <w:jc w:val="center"/>
             </w:pPr>
             <w:r>
               <w:rPr>
                 <w:rFonts w:ascii="Times New Roman" w:hAnsi="Times New Roman"/>
                 <w:b w:val="0"/>
-                <w:sz w:val="16"/>
+                <w:sz w:val="14"/>
               </w:rPr>
               <w:t>√</w:t>
             </w:r>
@@ -15515,59 +15563,62 @@
         </w:tc>
         <w:tc>
           <w:tcPr>
-            <w:tcW w:type="dxa" w:w="459"/>
+            <w:tcW w:type="dxa" w:w="595"/>
             <w:vAlign w:val="center"/>
           </w:tcPr>
           <w:p>
             <w:pPr>
-              <w:spacing w:after="0" w:line="240" w:lineRule="auto"/>
+              <w:spacing w:after="0" w:line="240" w:lineRule="auto" w:before="0"/>
               <w:jc w:val="center"/>
             </w:pPr>
             <w:r>
               <w:rPr>
                 <w:rFonts w:ascii="Times New Roman" w:hAnsi="Times New Roman"/>
                 <w:b w:val="0"/>
-                <w:sz w:val="16"/>
-              </w:rPr>
-            </w:r>
-          </w:p>
-        </w:tc>
-        <w:tc>
-          <w:tcPr>
-            <w:tcW w:type="dxa" w:w="459"/>
+                <w:sz w:val="14"/>
+              </w:rPr>
+            </w:r>
+          </w:p>
+        </w:tc>
+        <w:tc>
+          <w:tcPr>
+            <w:tcW w:type="dxa" w:w="595"/>
             <w:vAlign w:val="center"/>
           </w:tcPr>
           <w:p>
             <w:pPr>
-              <w:spacing w:after="0" w:line="240" w:lineRule="auto"/>
+              <w:spacing w:after="0" w:line="240" w:lineRule="auto" w:before="0"/>
               <w:jc w:val="center"/>
             </w:pPr>
             <w:r>
               <w:rPr>
                 <w:rFonts w:ascii="Times New Roman" w:hAnsi="Times New Roman"/>
                 <w:b w:val="0"/>
-                <w:sz w:val="16"/>
+                <w:sz w:val="14"/>
               </w:rPr>
             </w:r>
           </w:p>
         </w:tc>
       </w:tr>
       <w:tr>
-        <w:tc>
-          <w:tcPr>
-            <w:tcW w:type="dxa" w:w="459"/>
+        <w:trPr>
+          <w:cantSplit/>
+        </w:trPr>
+        <w:tc>
+          <w:tcPr>
+            <w:tcW w:type="dxa" w:w="520"/>
             <w:vAlign w:val="center"/>
           </w:tcPr>
           <w:p>
             <w:pPr>
-              <w:spacing w:after="0" w:line="240" w:lineRule="auto"/>
+              <w:spacing w:after="0" w:line="240" w:lineRule="auto" w:before="0"/>
               <w:jc w:val="center"/>
             </w:pPr>
             <w:r>
               <w:rPr>
                 <w:rFonts w:ascii="Times New Roman" w:hAnsi="Times New Roman"/>
                 <w:b w:val="0"/>
-                <w:sz w:val="16"/>
+                <w:sz w:val="14"/>
               </w:rPr>
               <w:t>8.</w:t>
             </w:r>
@@ -15575,19 +15626,19 @@
         </w:tc>
         <w:tc>
           <w:tcPr>
-            <w:tcW w:type="dxa" w:w="459"/>
+            <w:tcW w:type="dxa" w:w="1850"/>
             <w:vAlign w:val="center"/>
           </w:tcPr>
           <w:p>
             <w:pPr>
-              <w:spacing w:after="0" w:line="240" w:lineRule="auto"/>
-              <w:jc w:val="left"/>
+              <w:spacing w:after="0" w:line="240" w:lineRule="auto" w:before="0"/>
+              <w:jc w:val="center"/>
             </w:pPr>
             <w:r>
               <w:rPr>
                 <w:rFonts w:ascii="Times New Roman" w:hAnsi="Times New Roman"/>
                 <w:b w:val="0"/>
-                <w:sz w:val="16"/>
+                <w:sz w:val="14"/>
               </w:rPr>
               <w:t>Pembuatan Laporan</w:t>
             </w:r>
@@ -15595,266 +15646,266 @@
         </w:tc>
         <w:tc>
           <w:tcPr>
-            <w:tcW w:type="dxa" w:w="459"/>
+            <w:tcW w:type="dxa" w:w="595"/>
             <w:vAlign w:val="center"/>
           </w:tcPr>
           <w:p>
             <w:pPr>
-              <w:spacing w:after="0" w:line="240" w:lineRule="auto"/>
+              <w:spacing w:after="0" w:line="240" w:lineRule="auto" w:before="0"/>
               <w:jc w:val="center"/>
             </w:pPr>
             <w:r>
               <w:rPr>
                 <w:rFonts w:ascii="Times New Roman" w:hAnsi="Times New Roman"/>
                 <w:b w:val="0"/>
-                <w:sz w:val="16"/>
-              </w:rPr>
-            </w:r>
-          </w:p>
-        </w:tc>
-        <w:tc>
-          <w:tcPr>
-            <w:tcW w:type="dxa" w:w="459"/>
+                <w:sz w:val="14"/>
+              </w:rPr>
+            </w:r>
+          </w:p>
+        </w:tc>
+        <w:tc>
+          <w:tcPr>
+            <w:tcW w:type="dxa" w:w="595"/>
             <w:vAlign w:val="center"/>
           </w:tcPr>
           <w:p>
             <w:pPr>
-              <w:spacing w:after="0" w:line="240" w:lineRule="auto"/>
+              <w:spacing w:after="0" w:line="240" w:lineRule="auto" w:before="0"/>
               <w:jc w:val="center"/>
             </w:pPr>
             <w:r>
               <w:rPr>
                 <w:rFonts w:ascii="Times New Roman" w:hAnsi="Times New Roman"/>
                 <w:b w:val="0"/>
-                <w:sz w:val="16"/>
-              </w:rPr>
-            </w:r>
-          </w:p>
-        </w:tc>
-        <w:tc>
-          <w:tcPr>
-            <w:tcW w:type="dxa" w:w="459"/>
+                <w:sz w:val="14"/>
+              </w:rPr>
+            </w:r>
+          </w:p>
+        </w:tc>
+        <w:tc>
+          <w:tcPr>
+            <w:tcW w:type="dxa" w:w="595"/>
             <w:vAlign w:val="center"/>
           </w:tcPr>
           <w:p>
             <w:pPr>
-              <w:spacing w:after="0" w:line="240" w:lineRule="auto"/>
+              <w:spacing w:after="0" w:line="240" w:lineRule="auto" w:before="0"/>
               <w:jc w:val="center"/>
             </w:pPr>
             <w:r>
               <w:rPr>
                 <w:rFonts w:ascii="Times New Roman" w:hAnsi="Times New Roman"/>
                 <w:b w:val="0"/>
-                <w:sz w:val="16"/>
-              </w:rPr>
-            </w:r>
-          </w:p>
-        </w:tc>
-        <w:tc>
-          <w:tcPr>
-            <w:tcW w:type="dxa" w:w="459"/>
+                <w:sz w:val="14"/>
+              </w:rPr>
+            </w:r>
+          </w:p>
+        </w:tc>
+        <w:tc>
+          <w:tcPr>
+            <w:tcW w:type="dxa" w:w="595"/>
             <w:vAlign w:val="center"/>
           </w:tcPr>
           <w:p>
             <w:pPr>
-              <w:spacing w:after="0" w:line="240" w:lineRule="auto"/>
+              <w:spacing w:after="0" w:line="240" w:lineRule="auto" w:before="0"/>
               <w:jc w:val="center"/>
             </w:pPr>
             <w:r>
               <w:rPr>
                 <w:rFonts w:ascii="Times New Roman" w:hAnsi="Times New Roman"/>
                 <w:b w:val="0"/>
-                <w:sz w:val="16"/>
-              </w:rPr>
-            </w:r>
-          </w:p>
-        </w:tc>
-        <w:tc>
-          <w:tcPr>
-            <w:tcW w:type="dxa" w:w="459"/>
+                <w:sz w:val="14"/>
+              </w:rPr>
+            </w:r>
+          </w:p>
+        </w:tc>
+        <w:tc>
+          <w:tcPr>
+            <w:tcW w:type="dxa" w:w="595"/>
             <w:vAlign w:val="center"/>
           </w:tcPr>
           <w:p>
             <w:pPr>
-              <w:spacing w:after="0" w:line="240" w:lineRule="auto"/>
+              <w:spacing w:after="0" w:line="240" w:lineRule="auto" w:before="0"/>
               <w:jc w:val="center"/>
             </w:pPr>
             <w:r>
               <w:rPr>
                 <w:rFonts w:ascii="Times New Roman" w:hAnsi="Times New Roman"/>
                 <w:b w:val="0"/>
-                <w:sz w:val="16"/>
-              </w:rPr>
-            </w:r>
-          </w:p>
-        </w:tc>
-        <w:tc>
-          <w:tcPr>
-            <w:tcW w:type="dxa" w:w="459"/>
+                <w:sz w:val="14"/>
+              </w:rPr>
+            </w:r>
+          </w:p>
+        </w:tc>
+        <w:tc>
+          <w:tcPr>
+            <w:tcW w:type="dxa" w:w="595"/>
             <w:vAlign w:val="center"/>
           </w:tcPr>
           <w:p>
             <w:pPr>
-              <w:spacing w:after="0" w:line="240" w:lineRule="auto"/>
+              <w:spacing w:after="0" w:line="240" w:lineRule="auto" w:before="0"/>
               <w:jc w:val="center"/>
             </w:pPr>
             <w:r>
               <w:rPr>
                 <w:rFonts w:ascii="Times New Roman" w:hAnsi="Times New Roman"/>
                 <w:b w:val="0"/>
-                <w:sz w:val="16"/>
-              </w:rPr>
-            </w:r>
-          </w:p>
-        </w:tc>
-        <w:tc>
-          <w:tcPr>
-            <w:tcW w:type="dxa" w:w="459"/>
+                <w:sz w:val="14"/>
+              </w:rPr>
+            </w:r>
+          </w:p>
+        </w:tc>
+        <w:tc>
+          <w:tcPr>
+            <w:tcW w:type="dxa" w:w="595"/>
             <w:vAlign w:val="center"/>
           </w:tcPr>
           <w:p>
             <w:pPr>
-              <w:spacing w:after="0" w:line="240" w:lineRule="auto"/>
+              <w:spacing w:after="0" w:line="240" w:lineRule="auto" w:before="0"/>
               <w:jc w:val="center"/>
             </w:pPr>
             <w:r>
               <w:rPr>
                 <w:rFonts w:ascii="Times New Roman" w:hAnsi="Times New Roman"/>
                 <w:b w:val="0"/>
-                <w:sz w:val="16"/>
-              </w:rPr>
-            </w:r>
-          </w:p>
-        </w:tc>
-        <w:tc>
-          <w:tcPr>
-            <w:tcW w:type="dxa" w:w="459"/>
+                <w:sz w:val="14"/>
+              </w:rPr>
+            </w:r>
+          </w:p>
+        </w:tc>
+        <w:tc>
+          <w:tcPr>
+            <w:tcW w:type="dxa" w:w="595"/>
             <w:vAlign w:val="center"/>
           </w:tcPr>
           <w:p>
             <w:pPr>
-              <w:spacing w:after="0" w:line="240" w:lineRule="auto"/>
+              <w:spacing w:after="0" w:line="240" w:lineRule="auto" w:before="0"/>
               <w:jc w:val="center"/>
             </w:pPr>
             <w:r>
               <w:rPr>
                 <w:rFonts w:ascii="Times New Roman" w:hAnsi="Times New Roman"/>
                 <w:b w:val="0"/>
-                <w:sz w:val="16"/>
-              </w:rPr>
-            </w:r>
-          </w:p>
-        </w:tc>
-        <w:tc>
-          <w:tcPr>
-            <w:tcW w:type="dxa" w:w="459"/>
+                <w:sz w:val="14"/>
+              </w:rPr>
+            </w:r>
+          </w:p>
+        </w:tc>
+        <w:tc>
+          <w:tcPr>
+            <w:tcW w:type="dxa" w:w="595"/>
             <w:vAlign w:val="center"/>
           </w:tcPr>
           <w:p>
             <w:pPr>
-              <w:spacing w:after="0" w:line="240" w:lineRule="auto"/>
+              <w:spacing w:after="0" w:line="240" w:lineRule="auto" w:before="0"/>
               <w:jc w:val="center"/>
             </w:pPr>
             <w:r>
               <w:rPr>
                 <w:rFonts w:ascii="Times New Roman" w:hAnsi="Times New Roman"/>
                 <w:b w:val="0"/>
-                <w:sz w:val="16"/>
-              </w:rPr>
-            </w:r>
-          </w:p>
-        </w:tc>
-        <w:tc>
-          <w:tcPr>
-            <w:tcW w:type="dxa" w:w="459"/>
+                <w:sz w:val="14"/>
+              </w:rPr>
+            </w:r>
+          </w:p>
+        </w:tc>
+        <w:tc>
+          <w:tcPr>
+            <w:tcW w:type="dxa" w:w="595"/>
             <w:vAlign w:val="center"/>
           </w:tcPr>
           <w:p>
             <w:pPr>
-              <w:spacing w:after="0" w:line="240" w:lineRule="auto"/>
+              <w:spacing w:after="0" w:line="240" w:lineRule="auto" w:before="0"/>
               <w:jc w:val="center"/>
             </w:pPr>
             <w:r>
               <w:rPr>
                 <w:rFonts w:ascii="Times New Roman" w:hAnsi="Times New Roman"/>
                 <w:b w:val="0"/>
-                <w:sz w:val="16"/>
-              </w:rPr>
-            </w:r>
-          </w:p>
-        </w:tc>
-        <w:tc>
-          <w:tcPr>
-            <w:tcW w:type="dxa" w:w="459"/>
+                <w:sz w:val="14"/>
+              </w:rPr>
+            </w:r>
+          </w:p>
+        </w:tc>
+        <w:tc>
+          <w:tcPr>
+            <w:tcW w:type="dxa" w:w="595"/>
             <w:vAlign w:val="center"/>
           </w:tcPr>
           <w:p>
             <w:pPr>
-              <w:spacing w:after="0" w:line="240" w:lineRule="auto"/>
+              <w:spacing w:after="0" w:line="240" w:lineRule="auto" w:before="0"/>
               <w:jc w:val="center"/>
             </w:pPr>
             <w:r>
               <w:rPr>
                 <w:rFonts w:ascii="Times New Roman" w:hAnsi="Times New Roman"/>
                 <w:b w:val="0"/>
-                <w:sz w:val="16"/>
-              </w:rPr>
-            </w:r>
-          </w:p>
-        </w:tc>
-        <w:tc>
-          <w:tcPr>
-            <w:tcW w:type="dxa" w:w="459"/>
+                <w:sz w:val="14"/>
+              </w:rPr>
+            </w:r>
+          </w:p>
+        </w:tc>
+        <w:tc>
+          <w:tcPr>
+            <w:tcW w:type="dxa" w:w="595"/>
             <w:vAlign w:val="center"/>
           </w:tcPr>
           <w:p>
             <w:pPr>
-              <w:spacing w:after="0" w:line="240" w:lineRule="auto"/>
+              <w:spacing w:after="0" w:line="240" w:lineRule="auto" w:before="0"/>
               <w:jc w:val="center"/>
             </w:pPr>
             <w:r>
               <w:rPr>
                 <w:rFonts w:ascii="Times New Roman" w:hAnsi="Times New Roman"/>
                 <w:b w:val="0"/>
-                <w:sz w:val="16"/>
-              </w:rPr>
-            </w:r>
-          </w:p>
-        </w:tc>
-        <w:tc>
-          <w:tcPr>
-            <w:tcW w:type="dxa" w:w="459"/>
+                <w:sz w:val="14"/>
+              </w:rPr>
+            </w:r>
+          </w:p>
+        </w:tc>
+        <w:tc>
+          <w:tcPr>
+            <w:tcW w:type="dxa" w:w="595"/>
             <w:vAlign w:val="center"/>
           </w:tcPr>
           <w:p>
             <w:pPr>
-              <w:spacing w:after="0" w:line="240" w:lineRule="auto"/>
+              <w:spacing w:after="0" w:line="240" w:lineRule="auto" w:before="0"/>
               <w:jc w:val="center"/>
             </w:pPr>
             <w:r>
               <w:rPr>
                 <w:rFonts w:ascii="Times New Roman" w:hAnsi="Times New Roman"/>
                 <w:b w:val="0"/>
-                <w:sz w:val="16"/>
-              </w:rPr>
-            </w:r>
-          </w:p>
-        </w:tc>
-        <w:tc>
-          <w:tcPr>
-            <w:tcW w:type="dxa" w:w="459"/>
+                <w:sz w:val="14"/>
+              </w:rPr>
+            </w:r>
+          </w:p>
+        </w:tc>
+        <w:tc>
+          <w:tcPr>
+            <w:tcW w:type="dxa" w:w="595"/>
             <w:vAlign w:val="center"/>
           </w:tcPr>
           <w:p>
             <w:pPr>
-              <w:spacing w:after="0" w:line="240" w:lineRule="auto"/>
+              <w:spacing w:after="0" w:line="240" w:lineRule="auto" w:before="0"/>
               <w:jc w:val="center"/>
             </w:pPr>
             <w:r>
               <w:rPr>
                 <w:rFonts w:ascii="Times New Roman" w:hAnsi="Times New Roman"/>
                 <w:b w:val="0"/>
-                <w:sz w:val="16"/>
+                <w:sz w:val="14"/>
               </w:rPr>
               <w:t>√</w:t>
             </w:r>
@@ -15862,19 +15913,19 @@
         </w:tc>
         <w:tc>
           <w:tcPr>
-            <w:tcW w:type="dxa" w:w="459"/>
+            <w:tcW w:type="dxa" w:w="595"/>
             <w:vAlign w:val="center"/>
           </w:tcPr>
           <w:p>
             <w:pPr>
-              <w:spacing w:after="0" w:line="240" w:lineRule="auto"/>
+              <w:spacing w:after="0" w:line="240" w:lineRule="auto" w:before="0"/>
               <w:jc w:val="center"/>
             </w:pPr>
             <w:r>
               <w:rPr>
                 <w:rFonts w:ascii="Times New Roman" w:hAnsi="Times New Roman"/>
                 <w:b w:val="0"/>
-                <w:sz w:val="16"/>
+                <w:sz w:val="14"/>
               </w:rPr>
               <w:t>√</w:t>
             </w:r>
@@ -15882,19 +15933,19 @@
         </w:tc>
         <w:tc>
           <w:tcPr>
-            <w:tcW w:type="dxa" w:w="459"/>
+            <w:tcW w:type="dxa" w:w="595"/>
             <w:vAlign w:val="center"/>
           </w:tcPr>
           <w:p>
             <w:pPr>
-              <w:spacing w:after="0" w:line="240" w:lineRule="auto"/>
+              <w:spacing w:after="0" w:line="240" w:lineRule="auto" w:before="0"/>
               <w:jc w:val="center"/>
             </w:pPr>
             <w:r>
               <w:rPr>
                 <w:rFonts w:ascii="Times New Roman" w:hAnsi="Times New Roman"/>
                 <w:b w:val="0"/>
-                <w:sz w:val="16"/>
+                <w:sz w:val="14"/>
               </w:rPr>
               <w:t>√</w:t>
             </w:r>
@@ -15902,6 +15953,17 @@
         </w:tc>
       </w:tr>
     </w:tbl>
+    <w:p>
+      <w:pPr>
+        <w:sectPr>
+          <w:type w:val="nextPage"/>
+          <w:pgSz w:w="15840" w:h="12240" w:orient="landscape"/>
+          <w:pgMar w:top="2268" w:right="1701" w:bottom="1701" w:left="2268" w:header="720" w:footer="720" w:gutter="0"/>
+          <w:cols w:space="720"/>
+          <w:docGrid w:linePitch="360"/>
+        </w:sectPr>
+      </w:pPr>
+    </w:p>
     <w:p>
       <w:pPr>
         <w:spacing w:line="360" w:lineRule="auto" w:after="0"/>
